--- a/word-drafts/OPC-UA-WoT-Binding.docx
+++ b/word-drafts/OPC-UA-WoT-Binding.docx
@@ -4180,7 +4180,7 @@
       <w:r>
         <w:fldChar w:fldCharType="separate"/>
       </w:r>
-      <w:hyperlink w:anchor="_Toc236256559" w:history="1">
+      <w:hyperlink w:anchor="_Toc236289394" w:history="1">
         <w:r>
           <w:rPr>
             <w:rStyle w:val="Hyperlink"/>
@@ -4221,7 +4221,7 @@
           <w:rPr>
             <w:webHidden/>
           </w:rPr>
-          <w:instrText xml:space="preserve"> PAGEREF _Toc236256559 \h </w:instrText>
+          <w:instrText xml:space="preserve"> PAGEREF _Toc236289394 \h </w:instrText>
         </w:r>
         <w:r>
           <w:rPr>
@@ -4261,7 +4261,7 @@
           <w14:ligatures w14:val="standardContextual"/>
         </w:rPr>
       </w:pPr>
-      <w:hyperlink w:anchor="_Toc236256560" w:history="1">
+      <w:hyperlink w:anchor="_Toc236289395" w:history="1">
         <w:r>
           <w:rPr>
             <w:rStyle w:val="Hyperlink"/>
@@ -4302,7 +4302,7 @@
           <w:rPr>
             <w:webHidden/>
           </w:rPr>
-          <w:instrText xml:space="preserve"> PAGEREF _Toc236256560 \h </w:instrText>
+          <w:instrText xml:space="preserve"> PAGEREF _Toc236289395 \h </w:instrText>
         </w:r>
         <w:r>
           <w:rPr>
@@ -4342,7 +4342,7 @@
           <w14:ligatures w14:val="standardContextual"/>
         </w:rPr>
       </w:pPr>
-      <w:hyperlink w:anchor="_Toc236256561" w:history="1">
+      <w:hyperlink w:anchor="_Toc236289396" w:history="1">
         <w:r>
           <w:rPr>
             <w:rStyle w:val="Hyperlink"/>
@@ -4383,7 +4383,7 @@
           <w:rPr>
             <w:webHidden/>
           </w:rPr>
-          <w:instrText xml:space="preserve"> PAGEREF _Toc236256561 \h </w:instrText>
+          <w:instrText xml:space="preserve"> PAGEREF _Toc236289396 \h </w:instrText>
         </w:r>
         <w:r>
           <w:rPr>
@@ -4423,7 +4423,7 @@
           <w14:ligatures w14:val="standardContextual"/>
         </w:rPr>
       </w:pPr>
-      <w:hyperlink w:anchor="_Toc236256562" w:history="1">
+      <w:hyperlink w:anchor="_Toc236289397" w:history="1">
         <w:r>
           <w:rPr>
             <w:rStyle w:val="Hyperlink"/>
@@ -4464,7 +4464,7 @@
           <w:rPr>
             <w:webHidden/>
           </w:rPr>
-          <w:instrText xml:space="preserve"> PAGEREF _Toc236256562 \h </w:instrText>
+          <w:instrText xml:space="preserve"> PAGEREF _Toc236289397 \h </w:instrText>
         </w:r>
         <w:r>
           <w:rPr>
@@ -4504,7 +4504,7 @@
           <w14:ligatures w14:val="standardContextual"/>
         </w:rPr>
       </w:pPr>
-      <w:hyperlink w:anchor="_Toc236256563" w:history="1">
+      <w:hyperlink w:anchor="_Toc236289398" w:history="1">
         <w:r>
           <w:rPr>
             <w:rStyle w:val="Hyperlink"/>
@@ -4545,7 +4545,7 @@
           <w:rPr>
             <w:webHidden/>
           </w:rPr>
-          <w:instrText xml:space="preserve"> PAGEREF _Toc236256563 \h </w:instrText>
+          <w:instrText xml:space="preserve"> PAGEREF _Toc236289398 \h </w:instrText>
         </w:r>
         <w:r>
           <w:rPr>
@@ -4585,7 +4585,7 @@
           <w14:ligatures w14:val="standardContextual"/>
         </w:rPr>
       </w:pPr>
-      <w:hyperlink w:anchor="_Toc236256564" w:history="1">
+      <w:hyperlink w:anchor="_Toc236289399" w:history="1">
         <w:r>
           <w:rPr>
             <w:rStyle w:val="Hyperlink"/>
@@ -4626,7 +4626,7 @@
           <w:rPr>
             <w:webHidden/>
           </w:rPr>
-          <w:instrText xml:space="preserve"> PAGEREF _Toc236256564 \h </w:instrText>
+          <w:instrText xml:space="preserve"> PAGEREF _Toc236289399 \h </w:instrText>
         </w:r>
         <w:r>
           <w:rPr>
@@ -4666,7 +4666,7 @@
           <w14:ligatures w14:val="standardContextual"/>
         </w:rPr>
       </w:pPr>
-      <w:hyperlink w:anchor="_Toc236256565" w:history="1">
+      <w:hyperlink w:anchor="_Toc236289400" w:history="1">
         <w:r>
           <w:rPr>
             <w:rStyle w:val="Hyperlink"/>
@@ -4707,7 +4707,7 @@
           <w:rPr>
             <w:webHidden/>
           </w:rPr>
-          <w:instrText xml:space="preserve"> PAGEREF _Toc236256565 \h </w:instrText>
+          <w:instrText xml:space="preserve"> PAGEREF _Toc236289400 \h </w:instrText>
         </w:r>
         <w:r>
           <w:rPr>
@@ -4747,7 +4747,7 @@
           <w14:ligatures w14:val="standardContextual"/>
         </w:rPr>
       </w:pPr>
-      <w:hyperlink w:anchor="_Toc236256566" w:history="1">
+      <w:hyperlink w:anchor="_Toc236289401" w:history="1">
         <w:r>
           <w:rPr>
             <w:rStyle w:val="Hyperlink"/>
@@ -4788,7 +4788,7 @@
           <w:rPr>
             <w:webHidden/>
           </w:rPr>
-          <w:instrText xml:space="preserve"> PAGEREF _Toc236256566 \h </w:instrText>
+          <w:instrText xml:space="preserve"> PAGEREF _Toc236289401 \h </w:instrText>
         </w:r>
         <w:r>
           <w:rPr>
@@ -4828,7 +4828,7 @@
           <w14:ligatures w14:val="standardContextual"/>
         </w:rPr>
       </w:pPr>
-      <w:hyperlink w:anchor="_Toc236256567" w:history="1">
+      <w:hyperlink w:anchor="_Toc236289402" w:history="1">
         <w:r>
           <w:rPr>
             <w:rStyle w:val="Hyperlink"/>
@@ -4869,7 +4869,7 @@
           <w:rPr>
             <w:webHidden/>
           </w:rPr>
-          <w:instrText xml:space="preserve"> PAGEREF _Toc236256567 \h </w:instrText>
+          <w:instrText xml:space="preserve"> PAGEREF _Toc236289402 \h </w:instrText>
         </w:r>
         <w:r>
           <w:rPr>
@@ -4909,7 +4909,7 @@
           <w14:ligatures w14:val="standardContextual"/>
         </w:rPr>
       </w:pPr>
-      <w:hyperlink w:anchor="_Toc236256568" w:history="1">
+      <w:hyperlink w:anchor="_Toc236289403" w:history="1">
         <w:r>
           <w:rPr>
             <w:rStyle w:val="Hyperlink"/>
@@ -4950,7 +4950,7 @@
           <w:rPr>
             <w:webHidden/>
           </w:rPr>
-          <w:instrText xml:space="preserve"> PAGEREF _Toc236256568 \h </w:instrText>
+          <w:instrText xml:space="preserve"> PAGEREF _Toc236289403 \h </w:instrText>
         </w:r>
         <w:r>
           <w:rPr>
@@ -4990,7 +4990,7 @@
           <w14:ligatures w14:val="standardContextual"/>
         </w:rPr>
       </w:pPr>
-      <w:hyperlink w:anchor="_Toc236256569" w:history="1">
+      <w:hyperlink w:anchor="_Toc236289404" w:history="1">
         <w:r>
           <w:rPr>
             <w:rStyle w:val="Hyperlink"/>
@@ -5031,7 +5031,7 @@
           <w:rPr>
             <w:webHidden/>
           </w:rPr>
-          <w:instrText xml:space="preserve"> PAGEREF _Toc236256569 \h </w:instrText>
+          <w:instrText xml:space="preserve"> PAGEREF _Toc236289404 \h </w:instrText>
         </w:r>
         <w:r>
           <w:rPr>
@@ -5071,7 +5071,7 @@
           <w14:ligatures w14:val="standardContextual"/>
         </w:rPr>
       </w:pPr>
-      <w:hyperlink w:anchor="_Toc236256570" w:history="1">
+      <w:hyperlink w:anchor="_Toc236289405" w:history="1">
         <w:r>
           <w:rPr>
             <w:rStyle w:val="Hyperlink"/>
@@ -5112,7 +5112,7 @@
           <w:rPr>
             <w:webHidden/>
           </w:rPr>
-          <w:instrText xml:space="preserve"> PAGEREF _Toc236256570 \h </w:instrText>
+          <w:instrText xml:space="preserve"> PAGEREF _Toc236289405 \h </w:instrText>
         </w:r>
         <w:r>
           <w:rPr>
@@ -5152,7 +5152,7 @@
           <w14:ligatures w14:val="standardContextual"/>
         </w:rPr>
       </w:pPr>
-      <w:hyperlink w:anchor="_Toc236256571" w:history="1">
+      <w:hyperlink w:anchor="_Toc236289406" w:history="1">
         <w:r>
           <w:rPr>
             <w:rStyle w:val="Hyperlink"/>
@@ -5193,7 +5193,7 @@
           <w:rPr>
             <w:webHidden/>
           </w:rPr>
-          <w:instrText xml:space="preserve"> PAGEREF _Toc236256571 \h </w:instrText>
+          <w:instrText xml:space="preserve"> PAGEREF _Toc236289406 \h </w:instrText>
         </w:r>
         <w:r>
           <w:rPr>
@@ -5233,7 +5233,7 @@
           <w14:ligatures w14:val="standardContextual"/>
         </w:rPr>
       </w:pPr>
-      <w:hyperlink w:anchor="_Toc236256572" w:history="1">
+      <w:hyperlink w:anchor="_Toc236289407" w:history="1">
         <w:r>
           <w:rPr>
             <w:rStyle w:val="Hyperlink"/>
@@ -5274,7 +5274,7 @@
           <w:rPr>
             <w:webHidden/>
           </w:rPr>
-          <w:instrText xml:space="preserve"> PAGEREF _Toc236256572 \h </w:instrText>
+          <w:instrText xml:space="preserve"> PAGEREF _Toc236289407 \h </w:instrText>
         </w:r>
         <w:r>
           <w:rPr>
@@ -5314,7 +5314,7 @@
           <w14:ligatures w14:val="standardContextual"/>
         </w:rPr>
       </w:pPr>
-      <w:hyperlink w:anchor="_Toc236256573" w:history="1">
+      <w:hyperlink w:anchor="_Toc236289408" w:history="1">
         <w:r>
           <w:rPr>
             <w:rStyle w:val="Hyperlink"/>
@@ -5355,7 +5355,7 @@
           <w:rPr>
             <w:webHidden/>
           </w:rPr>
-          <w:instrText xml:space="preserve"> PAGEREF _Toc236256573 \h </w:instrText>
+          <w:instrText xml:space="preserve"> PAGEREF _Toc236289408 \h </w:instrText>
         </w:r>
         <w:r>
           <w:rPr>
@@ -5395,7 +5395,7 @@
           <w14:ligatures w14:val="standardContextual"/>
         </w:rPr>
       </w:pPr>
-      <w:hyperlink w:anchor="_Toc236256574" w:history="1">
+      <w:hyperlink w:anchor="_Toc236289409" w:history="1">
         <w:r>
           <w:rPr>
             <w:rStyle w:val="Hyperlink"/>
@@ -5436,7 +5436,7 @@
           <w:rPr>
             <w:webHidden/>
           </w:rPr>
-          <w:instrText xml:space="preserve"> PAGEREF _Toc236256574 \h </w:instrText>
+          <w:instrText xml:space="preserve"> PAGEREF _Toc236289409 \h </w:instrText>
         </w:r>
         <w:r>
           <w:rPr>
@@ -5476,7 +5476,7 @@
           <w14:ligatures w14:val="standardContextual"/>
         </w:rPr>
       </w:pPr>
-      <w:hyperlink w:anchor="_Toc236256575" w:history="1">
+      <w:hyperlink w:anchor="_Toc236289410" w:history="1">
         <w:r>
           <w:rPr>
             <w:rStyle w:val="Hyperlink"/>
@@ -5517,7 +5517,7 @@
           <w:rPr>
             <w:webHidden/>
           </w:rPr>
-          <w:instrText xml:space="preserve"> PAGEREF _Toc236256575 \h </w:instrText>
+          <w:instrText xml:space="preserve"> PAGEREF _Toc236289410 \h </w:instrText>
         </w:r>
         <w:r>
           <w:rPr>
@@ -5557,7 +5557,7 @@
           <w14:ligatures w14:val="standardContextual"/>
         </w:rPr>
       </w:pPr>
-      <w:hyperlink w:anchor="_Toc236256576" w:history="1">
+      <w:hyperlink w:anchor="_Toc236289411" w:history="1">
         <w:r>
           <w:rPr>
             <w:rStyle w:val="Hyperlink"/>
@@ -5598,7 +5598,7 @@
           <w:rPr>
             <w:webHidden/>
           </w:rPr>
-          <w:instrText xml:space="preserve"> PAGEREF _Toc236256576 \h </w:instrText>
+          <w:instrText xml:space="preserve"> PAGEREF _Toc236289411 \h </w:instrText>
         </w:r>
         <w:r>
           <w:rPr>
@@ -5638,7 +5638,7 @@
           <w14:ligatures w14:val="standardContextual"/>
         </w:rPr>
       </w:pPr>
-      <w:hyperlink w:anchor="_Toc236256577" w:history="1">
+      <w:hyperlink w:anchor="_Toc236289412" w:history="1">
         <w:r>
           <w:rPr>
             <w:rStyle w:val="Hyperlink"/>
@@ -5679,7 +5679,7 @@
           <w:rPr>
             <w:webHidden/>
           </w:rPr>
-          <w:instrText xml:space="preserve"> PAGEREF _Toc236256577 \h </w:instrText>
+          <w:instrText xml:space="preserve"> PAGEREF _Toc236289412 \h </w:instrText>
         </w:r>
         <w:r>
           <w:rPr>
@@ -5719,7 +5719,7 @@
           <w14:ligatures w14:val="standardContextual"/>
         </w:rPr>
       </w:pPr>
-      <w:hyperlink w:anchor="_Toc236256578" w:history="1">
+      <w:hyperlink w:anchor="_Toc236289413" w:history="1">
         <w:r>
           <w:rPr>
             <w:rStyle w:val="Hyperlink"/>
@@ -5760,7 +5760,7 @@
           <w:rPr>
             <w:webHidden/>
           </w:rPr>
-          <w:instrText xml:space="preserve"> PAGEREF _Toc236256578 \h </w:instrText>
+          <w:instrText xml:space="preserve"> PAGEREF _Toc236289413 \h </w:instrText>
         </w:r>
         <w:r>
           <w:rPr>
@@ -5800,7 +5800,7 @@
           <w14:ligatures w14:val="standardContextual"/>
         </w:rPr>
       </w:pPr>
-      <w:hyperlink w:anchor="_Toc236256579" w:history="1">
+      <w:hyperlink w:anchor="_Toc236289414" w:history="1">
         <w:r>
           <w:rPr>
             <w:rStyle w:val="Hyperlink"/>
@@ -5841,7 +5841,7 @@
           <w:rPr>
             <w:webHidden/>
           </w:rPr>
-          <w:instrText xml:space="preserve"> PAGEREF _Toc236256579 \h </w:instrText>
+          <w:instrText xml:space="preserve"> PAGEREF _Toc236289414 \h </w:instrText>
         </w:r>
         <w:r>
           <w:rPr>
@@ -5881,7 +5881,7 @@
           <w14:ligatures w14:val="standardContextual"/>
         </w:rPr>
       </w:pPr>
-      <w:hyperlink w:anchor="_Toc236256580" w:history="1">
+      <w:hyperlink w:anchor="_Toc236289415" w:history="1">
         <w:r>
           <w:rPr>
             <w:rStyle w:val="Hyperlink"/>
@@ -5922,7 +5922,7 @@
           <w:rPr>
             <w:webHidden/>
           </w:rPr>
-          <w:instrText xml:space="preserve"> PAGEREF _Toc236256580 \h </w:instrText>
+          <w:instrText xml:space="preserve"> PAGEREF _Toc236289415 \h </w:instrText>
         </w:r>
         <w:r>
           <w:rPr>
@@ -5962,7 +5962,7 @@
           <w14:ligatures w14:val="standardContextual"/>
         </w:rPr>
       </w:pPr>
-      <w:hyperlink w:anchor="_Toc236256581" w:history="1">
+      <w:hyperlink w:anchor="_Toc236289416" w:history="1">
         <w:r>
           <w:rPr>
             <w:rStyle w:val="Hyperlink"/>
@@ -6003,7 +6003,7 @@
           <w:rPr>
             <w:webHidden/>
           </w:rPr>
-          <w:instrText xml:space="preserve"> PAGEREF _Toc236256581 \h </w:instrText>
+          <w:instrText xml:space="preserve"> PAGEREF _Toc236289416 \h </w:instrText>
         </w:r>
         <w:r>
           <w:rPr>
@@ -6043,7 +6043,7 @@
           <w14:ligatures w14:val="standardContextual"/>
         </w:rPr>
       </w:pPr>
-      <w:hyperlink w:anchor="_Toc236256582" w:history="1">
+      <w:hyperlink w:anchor="_Toc236289417" w:history="1">
         <w:r>
           <w:rPr>
             <w:rStyle w:val="Hyperlink"/>
@@ -6084,7 +6084,7 @@
           <w:rPr>
             <w:webHidden/>
           </w:rPr>
-          <w:instrText xml:space="preserve"> PAGEREF _Toc236256582 \h </w:instrText>
+          <w:instrText xml:space="preserve"> PAGEREF _Toc236289417 \h </w:instrText>
         </w:r>
         <w:r>
           <w:rPr>
@@ -6124,7 +6124,7 @@
           <w14:ligatures w14:val="standardContextual"/>
         </w:rPr>
       </w:pPr>
-      <w:hyperlink w:anchor="_Toc236256583" w:history="1">
+      <w:hyperlink w:anchor="_Toc236289418" w:history="1">
         <w:r>
           <w:rPr>
             <w:rStyle w:val="Hyperlink"/>
@@ -6165,7 +6165,7 @@
           <w:rPr>
             <w:webHidden/>
           </w:rPr>
-          <w:instrText xml:space="preserve"> PAGEREF _Toc236256583 \h </w:instrText>
+          <w:instrText xml:space="preserve"> PAGEREF _Toc236289418 \h </w:instrText>
         </w:r>
         <w:r>
           <w:rPr>
@@ -6205,7 +6205,7 @@
           <w14:ligatures w14:val="standardContextual"/>
         </w:rPr>
       </w:pPr>
-      <w:hyperlink w:anchor="_Toc236256584" w:history="1">
+      <w:hyperlink w:anchor="_Toc236289419" w:history="1">
         <w:r>
           <w:rPr>
             <w:rStyle w:val="Hyperlink"/>
@@ -6246,7 +6246,7 @@
           <w:rPr>
             <w:webHidden/>
           </w:rPr>
-          <w:instrText xml:space="preserve"> PAGEREF _Toc236256584 \h </w:instrText>
+          <w:instrText xml:space="preserve"> PAGEREF _Toc236289419 \h </w:instrText>
         </w:r>
         <w:r>
           <w:rPr>
@@ -6286,7 +6286,7 @@
           <w14:ligatures w14:val="standardContextual"/>
         </w:rPr>
       </w:pPr>
-      <w:hyperlink w:anchor="_Toc236256585" w:history="1">
+      <w:hyperlink w:anchor="_Toc236289420" w:history="1">
         <w:r>
           <w:rPr>
             <w:rStyle w:val="Hyperlink"/>
@@ -6327,7 +6327,7 @@
           <w:rPr>
             <w:webHidden/>
           </w:rPr>
-          <w:instrText xml:space="preserve"> PAGEREF _Toc236256585 \h </w:instrText>
+          <w:instrText xml:space="preserve"> PAGEREF _Toc236289420 \h </w:instrText>
         </w:r>
         <w:r>
           <w:rPr>
@@ -6367,7 +6367,7 @@
           <w14:ligatures w14:val="standardContextual"/>
         </w:rPr>
       </w:pPr>
-      <w:hyperlink w:anchor="_Toc236256586" w:history="1">
+      <w:hyperlink w:anchor="_Toc236289421" w:history="1">
         <w:r>
           <w:rPr>
             <w:rStyle w:val="Hyperlink"/>
@@ -6408,7 +6408,7 @@
           <w:rPr>
             <w:webHidden/>
           </w:rPr>
-          <w:instrText xml:space="preserve"> PAGEREF _Toc236256586 \h </w:instrText>
+          <w:instrText xml:space="preserve"> PAGEREF _Toc236289421 \h </w:instrText>
         </w:r>
         <w:r>
           <w:rPr>
@@ -6448,7 +6448,7 @@
           <w14:ligatures w14:val="standardContextual"/>
         </w:rPr>
       </w:pPr>
-      <w:hyperlink w:anchor="_Toc236256587" w:history="1">
+      <w:hyperlink w:anchor="_Toc236289422" w:history="1">
         <w:r>
           <w:rPr>
             <w:rStyle w:val="Hyperlink"/>
@@ -6489,7 +6489,7 @@
           <w:rPr>
             <w:webHidden/>
           </w:rPr>
-          <w:instrText xml:space="preserve"> PAGEREF _Toc236256587 \h </w:instrText>
+          <w:instrText xml:space="preserve"> PAGEREF _Toc236289422 \h </w:instrText>
         </w:r>
         <w:r>
           <w:rPr>
@@ -6529,7 +6529,7 @@
           <w14:ligatures w14:val="standardContextual"/>
         </w:rPr>
       </w:pPr>
-      <w:hyperlink w:anchor="_Toc236256588" w:history="1">
+      <w:hyperlink w:anchor="_Toc236289423" w:history="1">
         <w:r>
           <w:rPr>
             <w:rStyle w:val="Hyperlink"/>
@@ -6570,7 +6570,7 @@
           <w:rPr>
             <w:webHidden/>
           </w:rPr>
-          <w:instrText xml:space="preserve"> PAGEREF _Toc236256588 \h </w:instrText>
+          <w:instrText xml:space="preserve"> PAGEREF _Toc236289423 \h </w:instrText>
         </w:r>
         <w:r>
           <w:rPr>
@@ -6610,7 +6610,7 @@
           <w14:ligatures w14:val="standardContextual"/>
         </w:rPr>
       </w:pPr>
-      <w:hyperlink w:anchor="_Toc236256589" w:history="1">
+      <w:hyperlink w:anchor="_Toc236289424" w:history="1">
         <w:r>
           <w:rPr>
             <w:rStyle w:val="Hyperlink"/>
@@ -6651,7 +6651,7 @@
           <w:rPr>
             <w:webHidden/>
           </w:rPr>
-          <w:instrText xml:space="preserve"> PAGEREF _Toc236256589 \h </w:instrText>
+          <w:instrText xml:space="preserve"> PAGEREF _Toc236289424 \h </w:instrText>
         </w:r>
         <w:r>
           <w:rPr>
@@ -6691,7 +6691,7 @@
           <w14:ligatures w14:val="standardContextual"/>
         </w:rPr>
       </w:pPr>
-      <w:hyperlink w:anchor="_Toc236256590" w:history="1">
+      <w:hyperlink w:anchor="_Toc236289425" w:history="1">
         <w:r>
           <w:rPr>
             <w:rStyle w:val="Hyperlink"/>
@@ -6732,7 +6732,7 @@
           <w:rPr>
             <w:webHidden/>
           </w:rPr>
-          <w:instrText xml:space="preserve"> PAGEREF _Toc236256590 \h </w:instrText>
+          <w:instrText xml:space="preserve"> PAGEREF _Toc236289425 \h </w:instrText>
         </w:r>
         <w:r>
           <w:rPr>
@@ -6772,7 +6772,7 @@
           <w14:ligatures w14:val="standardContextual"/>
         </w:rPr>
       </w:pPr>
-      <w:hyperlink w:anchor="_Toc236256591" w:history="1">
+      <w:hyperlink w:anchor="_Toc236289426" w:history="1">
         <w:r>
           <w:rPr>
             <w:rStyle w:val="Hyperlink"/>
@@ -6813,7 +6813,7 @@
           <w:rPr>
             <w:webHidden/>
           </w:rPr>
-          <w:instrText xml:space="preserve"> PAGEREF _Toc236256591 \h </w:instrText>
+          <w:instrText xml:space="preserve"> PAGEREF _Toc236289426 \h </w:instrText>
         </w:r>
         <w:r>
           <w:rPr>
@@ -6853,7 +6853,7 @@
           <w14:ligatures w14:val="standardContextual"/>
         </w:rPr>
       </w:pPr>
-      <w:hyperlink w:anchor="_Toc236256592" w:history="1">
+      <w:hyperlink w:anchor="_Toc236289427" w:history="1">
         <w:r>
           <w:rPr>
             <w:rStyle w:val="Hyperlink"/>
@@ -6894,7 +6894,7 @@
           <w:rPr>
             <w:webHidden/>
           </w:rPr>
-          <w:instrText xml:space="preserve"> PAGEREF _Toc236256592 \h </w:instrText>
+          <w:instrText xml:space="preserve"> PAGEREF _Toc236289427 \h </w:instrText>
         </w:r>
         <w:r>
           <w:rPr>
@@ -6934,7 +6934,7 @@
           <w14:ligatures w14:val="standardContextual"/>
         </w:rPr>
       </w:pPr>
-      <w:hyperlink w:anchor="_Toc236256593" w:history="1">
+      <w:hyperlink w:anchor="_Toc236289428" w:history="1">
         <w:r>
           <w:rPr>
             <w:rStyle w:val="Hyperlink"/>
@@ -6975,7 +6975,7 @@
           <w:rPr>
             <w:webHidden/>
           </w:rPr>
-          <w:instrText xml:space="preserve"> PAGEREF _Toc236256593 \h </w:instrText>
+          <w:instrText xml:space="preserve"> PAGEREF _Toc236289428 \h </w:instrText>
         </w:r>
         <w:r>
           <w:rPr>
@@ -7015,7 +7015,7 @@
           <w14:ligatures w14:val="standardContextual"/>
         </w:rPr>
       </w:pPr>
-      <w:hyperlink w:anchor="_Toc236256594" w:history="1">
+      <w:hyperlink w:anchor="_Toc236289429" w:history="1">
         <w:r>
           <w:rPr>
             <w:rStyle w:val="Hyperlink"/>
@@ -7056,7 +7056,7 @@
           <w:rPr>
             <w:webHidden/>
           </w:rPr>
-          <w:instrText xml:space="preserve"> PAGEREF _Toc236256594 \h </w:instrText>
+          <w:instrText xml:space="preserve"> PAGEREF _Toc236289429 \h </w:instrText>
         </w:r>
         <w:r>
           <w:rPr>
@@ -7096,7 +7096,7 @@
           <w14:ligatures w14:val="standardContextual"/>
         </w:rPr>
       </w:pPr>
-      <w:hyperlink w:anchor="_Toc236256595" w:history="1">
+      <w:hyperlink w:anchor="_Toc236289430" w:history="1">
         <w:r>
           <w:rPr>
             <w:rStyle w:val="Hyperlink"/>
@@ -7137,7 +7137,7 @@
           <w:rPr>
             <w:webHidden/>
           </w:rPr>
-          <w:instrText xml:space="preserve"> PAGEREF _Toc236256595 \h </w:instrText>
+          <w:instrText xml:space="preserve"> PAGEREF _Toc236289430 \h </w:instrText>
         </w:r>
         <w:r>
           <w:rPr>
@@ -7177,7 +7177,7 @@
           <w14:ligatures w14:val="standardContextual"/>
         </w:rPr>
       </w:pPr>
-      <w:hyperlink w:anchor="_Toc236256596" w:history="1">
+      <w:hyperlink w:anchor="_Toc236289431" w:history="1">
         <w:r>
           <w:rPr>
             <w:rStyle w:val="Hyperlink"/>
@@ -7218,7 +7218,7 @@
           <w:rPr>
             <w:webHidden/>
           </w:rPr>
-          <w:instrText xml:space="preserve"> PAGEREF _Toc236256596 \h </w:instrText>
+          <w:instrText xml:space="preserve"> PAGEREF _Toc236289431 \h </w:instrText>
         </w:r>
         <w:r>
           <w:rPr>
@@ -7258,7 +7258,7 @@
           <w14:ligatures w14:val="standardContextual"/>
         </w:rPr>
       </w:pPr>
-      <w:hyperlink w:anchor="_Toc236256597" w:history="1">
+      <w:hyperlink w:anchor="_Toc236289432" w:history="1">
         <w:r>
           <w:rPr>
             <w:rStyle w:val="Hyperlink"/>
@@ -7299,7 +7299,7 @@
           <w:rPr>
             <w:webHidden/>
           </w:rPr>
-          <w:instrText xml:space="preserve"> PAGEREF _Toc236256597 \h </w:instrText>
+          <w:instrText xml:space="preserve"> PAGEREF _Toc236289432 \h </w:instrText>
         </w:r>
         <w:r>
           <w:rPr>
@@ -7339,7 +7339,7 @@
           <w14:ligatures w14:val="standardContextual"/>
         </w:rPr>
       </w:pPr>
-      <w:hyperlink w:anchor="_Toc236256598" w:history="1">
+      <w:hyperlink w:anchor="_Toc236289433" w:history="1">
         <w:r>
           <w:rPr>
             <w:rStyle w:val="Hyperlink"/>
@@ -7380,7 +7380,7 @@
           <w:rPr>
             <w:webHidden/>
           </w:rPr>
-          <w:instrText xml:space="preserve"> PAGEREF _Toc236256598 \h </w:instrText>
+          <w:instrText xml:space="preserve"> PAGEREF _Toc236289433 \h </w:instrText>
         </w:r>
         <w:r>
           <w:rPr>
@@ -7420,7 +7420,7 @@
           <w14:ligatures w14:val="standardContextual"/>
         </w:rPr>
       </w:pPr>
-      <w:hyperlink w:anchor="_Toc236256599" w:history="1">
+      <w:hyperlink w:anchor="_Toc236289434" w:history="1">
         <w:r>
           <w:rPr>
             <w:rStyle w:val="Hyperlink"/>
@@ -7461,7 +7461,7 @@
           <w:rPr>
             <w:webHidden/>
           </w:rPr>
-          <w:instrText xml:space="preserve"> PAGEREF _Toc236256599 \h </w:instrText>
+          <w:instrText xml:space="preserve"> PAGEREF _Toc236289434 \h </w:instrText>
         </w:r>
         <w:r>
           <w:rPr>
@@ -7501,7 +7501,7 @@
           <w14:ligatures w14:val="standardContextual"/>
         </w:rPr>
       </w:pPr>
-      <w:hyperlink w:anchor="_Toc236256600" w:history="1">
+      <w:hyperlink w:anchor="_Toc236289435" w:history="1">
         <w:r>
           <w:rPr>
             <w:rStyle w:val="Hyperlink"/>
@@ -7542,7 +7542,7 @@
           <w:rPr>
             <w:webHidden/>
           </w:rPr>
-          <w:instrText xml:space="preserve"> PAGEREF _Toc236256600 \h </w:instrText>
+          <w:instrText xml:space="preserve"> PAGEREF _Toc236289435 \h </w:instrText>
         </w:r>
         <w:r>
           <w:rPr>
@@ -7582,7 +7582,7 @@
           <w14:ligatures w14:val="standardContextual"/>
         </w:rPr>
       </w:pPr>
-      <w:hyperlink w:anchor="_Toc236256601" w:history="1">
+      <w:hyperlink w:anchor="_Toc236289436" w:history="1">
         <w:r>
           <w:rPr>
             <w:rStyle w:val="Hyperlink"/>
@@ -7623,7 +7623,7 @@
           <w:rPr>
             <w:webHidden/>
           </w:rPr>
-          <w:instrText xml:space="preserve"> PAGEREF _Toc236256601 \h </w:instrText>
+          <w:instrText xml:space="preserve"> PAGEREF _Toc236289436 \h </w:instrText>
         </w:r>
         <w:r>
           <w:rPr>
@@ -7663,7 +7663,7 @@
           <w14:ligatures w14:val="standardContextual"/>
         </w:rPr>
       </w:pPr>
-      <w:hyperlink w:anchor="_Toc236256602" w:history="1">
+      <w:hyperlink w:anchor="_Toc236289437" w:history="1">
         <w:r>
           <w:rPr>
             <w:rStyle w:val="Hyperlink"/>
@@ -7704,7 +7704,7 @@
           <w:rPr>
             <w:webHidden/>
           </w:rPr>
-          <w:instrText xml:space="preserve"> PAGEREF _Toc236256602 \h </w:instrText>
+          <w:instrText xml:space="preserve"> PAGEREF _Toc236289437 \h </w:instrText>
         </w:r>
         <w:r>
           <w:rPr>
@@ -7744,7 +7744,7 @@
           <w14:ligatures w14:val="standardContextual"/>
         </w:rPr>
       </w:pPr>
-      <w:hyperlink w:anchor="_Toc236256603" w:history="1">
+      <w:hyperlink w:anchor="_Toc236289438" w:history="1">
         <w:r>
           <w:rPr>
             <w:rStyle w:val="Hyperlink"/>
@@ -7785,7 +7785,7 @@
           <w:rPr>
             <w:webHidden/>
           </w:rPr>
-          <w:instrText xml:space="preserve"> PAGEREF _Toc236256603 \h </w:instrText>
+          <w:instrText xml:space="preserve"> PAGEREF _Toc236289438 \h </w:instrText>
         </w:r>
         <w:r>
           <w:rPr>
@@ -7825,7 +7825,7 @@
           <w14:ligatures w14:val="standardContextual"/>
         </w:rPr>
       </w:pPr>
-      <w:hyperlink w:anchor="_Toc236256604" w:history="1">
+      <w:hyperlink w:anchor="_Toc236289439" w:history="1">
         <w:r>
           <w:rPr>
             <w:rStyle w:val="Hyperlink"/>
@@ -7866,7 +7866,7 @@
           <w:rPr>
             <w:webHidden/>
           </w:rPr>
-          <w:instrText xml:space="preserve"> PAGEREF _Toc236256604 \h </w:instrText>
+          <w:instrText xml:space="preserve"> PAGEREF _Toc236289439 \h </w:instrText>
         </w:r>
         <w:r>
           <w:rPr>
@@ -7906,7 +7906,7 @@
           <w14:ligatures w14:val="standardContextual"/>
         </w:rPr>
       </w:pPr>
-      <w:hyperlink w:anchor="_Toc236256605" w:history="1">
+      <w:hyperlink w:anchor="_Toc236289440" w:history="1">
         <w:r>
           <w:rPr>
             <w:rStyle w:val="Hyperlink"/>
@@ -7947,7 +7947,7 @@
           <w:rPr>
             <w:webHidden/>
           </w:rPr>
-          <w:instrText xml:space="preserve"> PAGEREF _Toc236256605 \h </w:instrText>
+          <w:instrText xml:space="preserve"> PAGEREF _Toc236289440 \h </w:instrText>
         </w:r>
         <w:r>
           <w:rPr>
@@ -7987,7 +7987,7 @@
           <w14:ligatures w14:val="standardContextual"/>
         </w:rPr>
       </w:pPr>
-      <w:hyperlink w:anchor="_Toc236256606" w:history="1">
+      <w:hyperlink w:anchor="_Toc236289441" w:history="1">
         <w:r>
           <w:rPr>
             <w:rStyle w:val="Hyperlink"/>
@@ -8028,7 +8028,7 @@
           <w:rPr>
             <w:webHidden/>
           </w:rPr>
-          <w:instrText xml:space="preserve"> PAGEREF _Toc236256606 \h </w:instrText>
+          <w:instrText xml:space="preserve"> PAGEREF _Toc236289441 \h </w:instrText>
         </w:r>
         <w:r>
           <w:rPr>
@@ -8045,7 +8045,7 @@
           <w:rPr>
             <w:webHidden/>
           </w:rPr>
-          <w:t>39</w:t>
+          <w:t>38</w:t>
         </w:r>
         <w:r>
           <w:rPr>
@@ -8068,7 +8068,7 @@
           <w14:ligatures w14:val="standardContextual"/>
         </w:rPr>
       </w:pPr>
-      <w:hyperlink w:anchor="_Toc236256607" w:history="1">
+      <w:hyperlink w:anchor="_Toc236289442" w:history="1">
         <w:r>
           <w:rPr>
             <w:rStyle w:val="Hyperlink"/>
@@ -8109,7 +8109,7 @@
           <w:rPr>
             <w:webHidden/>
           </w:rPr>
-          <w:instrText xml:space="preserve"> PAGEREF _Toc236256607 \h </w:instrText>
+          <w:instrText xml:space="preserve"> PAGEREF _Toc236289442 \h </w:instrText>
         </w:r>
         <w:r>
           <w:rPr>
@@ -8149,7 +8149,7 @@
           <w14:ligatures w14:val="standardContextual"/>
         </w:rPr>
       </w:pPr>
-      <w:hyperlink w:anchor="_Toc236256608" w:history="1">
+      <w:hyperlink w:anchor="_Toc236289443" w:history="1">
         <w:r>
           <w:rPr>
             <w:rStyle w:val="Hyperlink"/>
@@ -8190,7 +8190,7 @@
           <w:rPr>
             <w:webHidden/>
           </w:rPr>
-          <w:instrText xml:space="preserve"> PAGEREF _Toc236256608 \h </w:instrText>
+          <w:instrText xml:space="preserve"> PAGEREF _Toc236289443 \h </w:instrText>
         </w:r>
         <w:r>
           <w:rPr>
@@ -8230,7 +8230,7 @@
           <w14:ligatures w14:val="standardContextual"/>
         </w:rPr>
       </w:pPr>
-      <w:hyperlink w:anchor="_Toc236256609" w:history="1">
+      <w:hyperlink w:anchor="_Toc236289444" w:history="1">
         <w:r>
           <w:rPr>
             <w:rStyle w:val="Hyperlink"/>
@@ -8271,7 +8271,7 @@
           <w:rPr>
             <w:webHidden/>
           </w:rPr>
-          <w:instrText xml:space="preserve"> PAGEREF _Toc236256609 \h </w:instrText>
+          <w:instrText xml:space="preserve"> PAGEREF _Toc236289444 \h </w:instrText>
         </w:r>
         <w:r>
           <w:rPr>
@@ -8311,7 +8311,7 @@
           <w14:ligatures w14:val="standardContextual"/>
         </w:rPr>
       </w:pPr>
-      <w:hyperlink w:anchor="_Toc236256610" w:history="1">
+      <w:hyperlink w:anchor="_Toc236289445" w:history="1">
         <w:r>
           <w:rPr>
             <w:rStyle w:val="Hyperlink"/>
@@ -8352,7 +8352,7 @@
           <w:rPr>
             <w:webHidden/>
           </w:rPr>
-          <w:instrText xml:space="preserve"> PAGEREF _Toc236256610 \h </w:instrText>
+          <w:instrText xml:space="preserve"> PAGEREF _Toc236289445 \h </w:instrText>
         </w:r>
         <w:r>
           <w:rPr>
@@ -8392,7 +8392,7 @@
           <w14:ligatures w14:val="standardContextual"/>
         </w:rPr>
       </w:pPr>
-      <w:hyperlink w:anchor="_Toc236256611" w:history="1">
+      <w:hyperlink w:anchor="_Toc236289446" w:history="1">
         <w:r>
           <w:rPr>
             <w:rStyle w:val="Hyperlink"/>
@@ -8433,7 +8433,7 @@
           <w:rPr>
             <w:webHidden/>
           </w:rPr>
-          <w:instrText xml:space="preserve"> PAGEREF _Toc236256611 \h </w:instrText>
+          <w:instrText xml:space="preserve"> PAGEREF _Toc236289446 \h </w:instrText>
         </w:r>
         <w:r>
           <w:rPr>
@@ -8473,7 +8473,7 @@
           <w14:ligatures w14:val="standardContextual"/>
         </w:rPr>
       </w:pPr>
-      <w:hyperlink w:anchor="_Toc236256612" w:history="1">
+      <w:hyperlink w:anchor="_Toc236289447" w:history="1">
         <w:r>
           <w:rPr>
             <w:rStyle w:val="Hyperlink"/>
@@ -8514,7 +8514,7 @@
           <w:rPr>
             <w:webHidden/>
           </w:rPr>
-          <w:instrText xml:space="preserve"> PAGEREF _Toc236256612 \h </w:instrText>
+          <w:instrText xml:space="preserve"> PAGEREF _Toc236289447 \h </w:instrText>
         </w:r>
         <w:r>
           <w:rPr>
@@ -8554,7 +8554,7 @@
           <w14:ligatures w14:val="standardContextual"/>
         </w:rPr>
       </w:pPr>
-      <w:hyperlink w:anchor="_Toc236256613" w:history="1">
+      <w:hyperlink w:anchor="_Toc236289448" w:history="1">
         <w:r>
           <w:rPr>
             <w:rStyle w:val="Hyperlink"/>
@@ -8595,7 +8595,7 @@
           <w:rPr>
             <w:webHidden/>
           </w:rPr>
-          <w:instrText xml:space="preserve"> PAGEREF _Toc236256613 \h </w:instrText>
+          <w:instrText xml:space="preserve"> PAGEREF _Toc236289448 \h </w:instrText>
         </w:r>
         <w:r>
           <w:rPr>
@@ -8635,7 +8635,7 @@
           <w14:ligatures w14:val="standardContextual"/>
         </w:rPr>
       </w:pPr>
-      <w:hyperlink w:anchor="_Toc236256614" w:history="1">
+      <w:hyperlink w:anchor="_Toc236289449" w:history="1">
         <w:r>
           <w:rPr>
             <w:rStyle w:val="Hyperlink"/>
@@ -8676,7 +8676,7 @@
           <w:rPr>
             <w:webHidden/>
           </w:rPr>
-          <w:instrText xml:space="preserve"> PAGEREF _Toc236256614 \h </w:instrText>
+          <w:instrText xml:space="preserve"> PAGEREF _Toc236289449 \h </w:instrText>
         </w:r>
         <w:r>
           <w:rPr>
@@ -8716,7 +8716,7 @@
           <w14:ligatures w14:val="standardContextual"/>
         </w:rPr>
       </w:pPr>
-      <w:hyperlink w:anchor="_Toc236256615" w:history="1">
+      <w:hyperlink w:anchor="_Toc236289450" w:history="1">
         <w:r>
           <w:rPr>
             <w:rStyle w:val="Hyperlink"/>
@@ -8757,7 +8757,7 @@
           <w:rPr>
             <w:webHidden/>
           </w:rPr>
-          <w:instrText xml:space="preserve"> PAGEREF _Toc236256615 \h </w:instrText>
+          <w:instrText xml:space="preserve"> PAGEREF _Toc236289450 \h </w:instrText>
         </w:r>
         <w:r>
           <w:rPr>
@@ -8797,7 +8797,7 @@
           <w14:ligatures w14:val="standardContextual"/>
         </w:rPr>
       </w:pPr>
-      <w:hyperlink w:anchor="_Toc236256616" w:history="1">
+      <w:hyperlink w:anchor="_Toc236289451" w:history="1">
         <w:r>
           <w:rPr>
             <w:rStyle w:val="Hyperlink"/>
@@ -8838,7 +8838,7 @@
           <w:rPr>
             <w:webHidden/>
           </w:rPr>
-          <w:instrText xml:space="preserve"> PAGEREF _Toc236256616 \h </w:instrText>
+          <w:instrText xml:space="preserve"> PAGEREF _Toc236289451 \h </w:instrText>
         </w:r>
         <w:r>
           <w:rPr>
@@ -8878,7 +8878,7 @@
           <w14:ligatures w14:val="standardContextual"/>
         </w:rPr>
       </w:pPr>
-      <w:hyperlink w:anchor="_Toc236256617" w:history="1">
+      <w:hyperlink w:anchor="_Toc236289452" w:history="1">
         <w:r>
           <w:rPr>
             <w:rStyle w:val="Hyperlink"/>
@@ -8919,7 +8919,7 @@
           <w:rPr>
             <w:webHidden/>
           </w:rPr>
-          <w:instrText xml:space="preserve"> PAGEREF _Toc236256617 \h </w:instrText>
+          <w:instrText xml:space="preserve"> PAGEREF _Toc236289452 \h </w:instrText>
         </w:r>
         <w:r>
           <w:rPr>
@@ -8959,7 +8959,7 @@
           <w14:ligatures w14:val="standardContextual"/>
         </w:rPr>
       </w:pPr>
-      <w:hyperlink w:anchor="_Toc236256618" w:history="1">
+      <w:hyperlink w:anchor="_Toc236289453" w:history="1">
         <w:r>
           <w:rPr>
             <w:rStyle w:val="Hyperlink"/>
@@ -9000,7 +9000,7 @@
           <w:rPr>
             <w:webHidden/>
           </w:rPr>
-          <w:instrText xml:space="preserve"> PAGEREF _Toc236256618 \h </w:instrText>
+          <w:instrText xml:space="preserve"> PAGEREF _Toc236289453 \h </w:instrText>
         </w:r>
         <w:r>
           <w:rPr>
@@ -9040,7 +9040,7 @@
           <w14:ligatures w14:val="standardContextual"/>
         </w:rPr>
       </w:pPr>
-      <w:hyperlink w:anchor="_Toc236256619" w:history="1">
+      <w:hyperlink w:anchor="_Toc236289454" w:history="1">
         <w:r>
           <w:rPr>
             <w:rStyle w:val="Hyperlink"/>
@@ -9081,7 +9081,7 @@
           <w:rPr>
             <w:webHidden/>
           </w:rPr>
-          <w:instrText xml:space="preserve"> PAGEREF _Toc236256619 \h </w:instrText>
+          <w:instrText xml:space="preserve"> PAGEREF _Toc236289454 \h </w:instrText>
         </w:r>
         <w:r>
           <w:rPr>
@@ -9121,7 +9121,7 @@
           <w14:ligatures w14:val="standardContextual"/>
         </w:rPr>
       </w:pPr>
-      <w:hyperlink w:anchor="_Toc236256620" w:history="1">
+      <w:hyperlink w:anchor="_Toc236289455" w:history="1">
         <w:r>
           <w:rPr>
             <w:rStyle w:val="Hyperlink"/>
@@ -9162,7 +9162,7 @@
           <w:rPr>
             <w:webHidden/>
           </w:rPr>
-          <w:instrText xml:space="preserve"> PAGEREF _Toc236256620 \h </w:instrText>
+          <w:instrText xml:space="preserve"> PAGEREF _Toc236289455 \h </w:instrText>
         </w:r>
         <w:r>
           <w:rPr>
@@ -9202,7 +9202,7 @@
           <w14:ligatures w14:val="standardContextual"/>
         </w:rPr>
       </w:pPr>
-      <w:hyperlink w:anchor="_Toc236256621" w:history="1">
+      <w:hyperlink w:anchor="_Toc236289456" w:history="1">
         <w:r>
           <w:rPr>
             <w:rStyle w:val="Hyperlink"/>
@@ -9225,7 +9225,7 @@
           <w:rPr>
             <w:webHidden/>
           </w:rPr>
-          <w:instrText xml:space="preserve"> PAGEREF _Toc236256621 \h </w:instrText>
+          <w:instrText xml:space="preserve"> PAGEREF _Toc236289456 \h </w:instrText>
         </w:r>
         <w:r>
           <w:rPr>
@@ -9265,7 +9265,7 @@
           <w14:ligatures w14:val="standardContextual"/>
         </w:rPr>
       </w:pPr>
-      <w:hyperlink w:anchor="_Toc236256622" w:history="1">
+      <w:hyperlink w:anchor="_Toc236289457" w:history="1">
         <w:r>
           <w:rPr>
             <w:rStyle w:val="Hyperlink"/>
@@ -9306,7 +9306,7 @@
           <w:rPr>
             <w:webHidden/>
           </w:rPr>
-          <w:instrText xml:space="preserve"> PAGEREF _Toc236256622 \h </w:instrText>
+          <w:instrText xml:space="preserve"> PAGEREF _Toc236289457 \h </w:instrText>
         </w:r>
         <w:r>
           <w:rPr>
@@ -9346,7 +9346,7 @@
           <w14:ligatures w14:val="standardContextual"/>
         </w:rPr>
       </w:pPr>
-      <w:hyperlink w:anchor="_Toc236256623" w:history="1">
+      <w:hyperlink w:anchor="_Toc236289458" w:history="1">
         <w:r>
           <w:rPr>
             <w:rStyle w:val="Hyperlink"/>
@@ -9387,7 +9387,7 @@
           <w:rPr>
             <w:webHidden/>
           </w:rPr>
-          <w:instrText xml:space="preserve"> PAGEREF _Toc236256623 \h </w:instrText>
+          <w:instrText xml:space="preserve"> PAGEREF _Toc236289458 \h </w:instrText>
         </w:r>
         <w:r>
           <w:rPr>
@@ -9427,7 +9427,7 @@
           <w14:ligatures w14:val="standardContextual"/>
         </w:rPr>
       </w:pPr>
-      <w:hyperlink w:anchor="_Toc236256624" w:history="1">
+      <w:hyperlink w:anchor="_Toc236289459" w:history="1">
         <w:r>
           <w:rPr>
             <w:rStyle w:val="Hyperlink"/>
@@ -9450,7 +9450,7 @@
           <w:rPr>
             <w:webHidden/>
           </w:rPr>
-          <w:instrText xml:space="preserve"> PAGEREF _Toc236256624 \h </w:instrText>
+          <w:instrText xml:space="preserve"> PAGEREF _Toc236289459 \h </w:instrText>
         </w:r>
         <w:r>
           <w:rPr>
@@ -9490,7 +9490,7 @@
           <w14:ligatures w14:val="standardContextual"/>
         </w:rPr>
       </w:pPr>
-      <w:hyperlink w:anchor="_Toc236256625" w:history="1">
+      <w:hyperlink w:anchor="_Toc236289460" w:history="1">
         <w:r>
           <w:rPr>
             <w:rStyle w:val="Hyperlink"/>
@@ -9513,7 +9513,7 @@
           <w:rPr>
             <w:webHidden/>
           </w:rPr>
-          <w:instrText xml:space="preserve"> PAGEREF _Toc236256625 \h </w:instrText>
+          <w:instrText xml:space="preserve"> PAGEREF _Toc236289460 \h </w:instrText>
         </w:r>
         <w:r>
           <w:rPr>
@@ -9592,7 +9592,7 @@
       <w:r>
         <w:fldChar w:fldCharType="separate"/>
       </w:r>
-      <w:hyperlink w:anchor="_Toc236256626" w:history="1">
+      <w:hyperlink w:anchor="_Toc236289461" w:history="1">
         <w:r>
           <w:rPr>
             <w:rStyle w:val="Hyperlink"/>
@@ -9606,7 +9606,7 @@
           <w:fldChar w:fldCharType="begin"/>
         </w:r>
         <w:r>
-          <w:instrText xml:space="preserve"> PAGEREF _Toc236256626 \h </w:instrText>
+          <w:instrText xml:space="preserve"> PAGEREF _Toc236289461 \h </w:instrText>
         </w:r>
         <w:r>
           <w:fldChar w:fldCharType="separate"/>
@@ -9632,7 +9632,7 @@
           <w14:ligatures w14:val="standardContextual"/>
         </w:rPr>
       </w:pPr>
-      <w:hyperlink w:anchor="_Toc236256627" w:history="1">
+      <w:hyperlink w:anchor="_Toc236289462" w:history="1">
         <w:r>
           <w:rPr>
             <w:rStyle w:val="Hyperlink"/>
@@ -9646,7 +9646,7 @@
           <w:fldChar w:fldCharType="begin"/>
         </w:r>
         <w:r>
-          <w:instrText xml:space="preserve"> PAGEREF _Toc236256627 \h </w:instrText>
+          <w:instrText xml:space="preserve"> PAGEREF _Toc236289462 \h </w:instrText>
         </w:r>
         <w:r>
           <w:fldChar w:fldCharType="separate"/>
@@ -9672,7 +9672,7 @@
           <w14:ligatures w14:val="standardContextual"/>
         </w:rPr>
       </w:pPr>
-      <w:hyperlink w:anchor="_Toc236256628" w:history="1">
+      <w:hyperlink w:anchor="_Toc236289463" w:history="1">
         <w:r>
           <w:rPr>
             <w:rStyle w:val="Hyperlink"/>
@@ -9686,7 +9686,7 @@
           <w:fldChar w:fldCharType="begin"/>
         </w:r>
         <w:r>
-          <w:instrText xml:space="preserve"> PAGEREF _Toc236256628 \h </w:instrText>
+          <w:instrText xml:space="preserve"> PAGEREF _Toc236289463 \h </w:instrText>
         </w:r>
         <w:r>
           <w:fldChar w:fldCharType="separate"/>
@@ -9712,7 +9712,7 @@
           <w14:ligatures w14:val="standardContextual"/>
         </w:rPr>
       </w:pPr>
-      <w:hyperlink w:anchor="_Toc236256629" w:history="1">
+      <w:hyperlink w:anchor="_Toc236289464" w:history="1">
         <w:r>
           <w:rPr>
             <w:rStyle w:val="Hyperlink"/>
@@ -9726,7 +9726,7 @@
           <w:fldChar w:fldCharType="begin"/>
         </w:r>
         <w:r>
-          <w:instrText xml:space="preserve"> PAGEREF _Toc236256629 \h </w:instrText>
+          <w:instrText xml:space="preserve"> PAGEREF _Toc236289464 \h </w:instrText>
         </w:r>
         <w:r>
           <w:fldChar w:fldCharType="separate"/>
@@ -9752,7 +9752,7 @@
           <w14:ligatures w14:val="standardContextual"/>
         </w:rPr>
       </w:pPr>
-      <w:hyperlink w:anchor="_Toc236256630" w:history="1">
+      <w:hyperlink w:anchor="_Toc236289465" w:history="1">
         <w:r>
           <w:rPr>
             <w:rStyle w:val="Hyperlink"/>
@@ -9766,7 +9766,7 @@
           <w:fldChar w:fldCharType="begin"/>
         </w:r>
         <w:r>
-          <w:instrText xml:space="preserve"> PAGEREF _Toc236256630 \h </w:instrText>
+          <w:instrText xml:space="preserve"> PAGEREF _Toc236289465 \h </w:instrText>
         </w:r>
         <w:r>
           <w:fldChar w:fldCharType="separate"/>
@@ -9792,7 +9792,7 @@
           <w14:ligatures w14:val="standardContextual"/>
         </w:rPr>
       </w:pPr>
-      <w:hyperlink w:anchor="_Toc236256631" w:history="1">
+      <w:hyperlink w:anchor="_Toc236289466" w:history="1">
         <w:r>
           <w:rPr>
             <w:rStyle w:val="Hyperlink"/>
@@ -9806,7 +9806,7 @@
           <w:fldChar w:fldCharType="begin"/>
         </w:r>
         <w:r>
-          <w:instrText xml:space="preserve"> PAGEREF _Toc236256631 \h </w:instrText>
+          <w:instrText xml:space="preserve"> PAGEREF _Toc236289466 \h </w:instrText>
         </w:r>
         <w:r>
           <w:fldChar w:fldCharType="separate"/>
@@ -9881,7 +9881,7 @@
       <w:r>
         <w:fldChar w:fldCharType="separate"/>
       </w:r>
-      <w:hyperlink w:anchor="_Toc236256632" w:history="1">
+      <w:hyperlink w:anchor="_Toc236289467" w:history="1">
         <w:r>
           <w:rPr>
             <w:rStyle w:val="Hyperlink"/>
@@ -9895,7 +9895,7 @@
           <w:fldChar w:fldCharType="begin"/>
         </w:r>
         <w:r>
-          <w:instrText xml:space="preserve"> PAGEREF _Toc236256632 \h </w:instrText>
+          <w:instrText xml:space="preserve"> PAGEREF _Toc236289467 \h </w:instrText>
         </w:r>
         <w:r>
           <w:fldChar w:fldCharType="separate"/>
@@ -9921,7 +9921,7 @@
           <w14:ligatures w14:val="standardContextual"/>
         </w:rPr>
       </w:pPr>
-      <w:hyperlink w:anchor="_Toc236256633" w:history="1">
+      <w:hyperlink w:anchor="_Toc236289468" w:history="1">
         <w:r>
           <w:rPr>
             <w:rStyle w:val="Hyperlink"/>
@@ -9935,7 +9935,7 @@
           <w:fldChar w:fldCharType="begin"/>
         </w:r>
         <w:r>
-          <w:instrText xml:space="preserve"> PAGEREF _Toc236256633 \h </w:instrText>
+          <w:instrText xml:space="preserve"> PAGEREF _Toc236289468 \h </w:instrText>
         </w:r>
         <w:r>
           <w:fldChar w:fldCharType="separate"/>
@@ -9961,7 +9961,7 @@
           <w14:ligatures w14:val="standardContextual"/>
         </w:rPr>
       </w:pPr>
-      <w:hyperlink w:anchor="_Toc236256634" w:history="1">
+      <w:hyperlink w:anchor="_Toc236289469" w:history="1">
         <w:r>
           <w:rPr>
             <w:rStyle w:val="Hyperlink"/>
@@ -9975,7 +9975,7 @@
           <w:fldChar w:fldCharType="begin"/>
         </w:r>
         <w:r>
-          <w:instrText xml:space="preserve"> PAGEREF _Toc236256634 \h </w:instrText>
+          <w:instrText xml:space="preserve"> PAGEREF _Toc236289469 \h </w:instrText>
         </w:r>
         <w:r>
           <w:fldChar w:fldCharType="separate"/>
@@ -10001,7 +10001,7 @@
           <w14:ligatures w14:val="standardContextual"/>
         </w:rPr>
       </w:pPr>
-      <w:hyperlink w:anchor="_Toc236256635" w:history="1">
+      <w:hyperlink w:anchor="_Toc236289470" w:history="1">
         <w:r>
           <w:rPr>
             <w:rStyle w:val="Hyperlink"/>
@@ -10015,7 +10015,7 @@
           <w:fldChar w:fldCharType="begin"/>
         </w:r>
         <w:r>
-          <w:instrText xml:space="preserve"> PAGEREF _Toc236256635 \h </w:instrText>
+          <w:instrText xml:space="preserve"> PAGEREF _Toc236289470 \h </w:instrText>
         </w:r>
         <w:r>
           <w:fldChar w:fldCharType="separate"/>
@@ -10041,7 +10041,7 @@
           <w14:ligatures w14:val="standardContextual"/>
         </w:rPr>
       </w:pPr>
-      <w:hyperlink w:anchor="_Toc236256636" w:history="1">
+      <w:hyperlink w:anchor="_Toc236289471" w:history="1">
         <w:r>
           <w:rPr>
             <w:rStyle w:val="Hyperlink"/>
@@ -10055,7 +10055,7 @@
           <w:fldChar w:fldCharType="begin"/>
         </w:r>
         <w:r>
-          <w:instrText xml:space="preserve"> PAGEREF _Toc236256636 \h </w:instrText>
+          <w:instrText xml:space="preserve"> PAGEREF _Toc236289471 \h </w:instrText>
         </w:r>
         <w:r>
           <w:fldChar w:fldCharType="separate"/>
@@ -10081,7 +10081,7 @@
           <w14:ligatures w14:val="standardContextual"/>
         </w:rPr>
       </w:pPr>
-      <w:hyperlink w:anchor="_Toc236256637" w:history="1">
+      <w:hyperlink w:anchor="_Toc236289472" w:history="1">
         <w:r>
           <w:rPr>
             <w:rStyle w:val="Hyperlink"/>
@@ -10095,7 +10095,7 @@
           <w:fldChar w:fldCharType="begin"/>
         </w:r>
         <w:r>
-          <w:instrText xml:space="preserve"> PAGEREF _Toc236256637 \h </w:instrText>
+          <w:instrText xml:space="preserve"> PAGEREF _Toc236289472 \h </w:instrText>
         </w:r>
         <w:r>
           <w:fldChar w:fldCharType="separate"/>
@@ -10121,7 +10121,7 @@
           <w14:ligatures w14:val="standardContextual"/>
         </w:rPr>
       </w:pPr>
-      <w:hyperlink w:anchor="_Toc236256638" w:history="1">
+      <w:hyperlink w:anchor="_Toc236289473" w:history="1">
         <w:r>
           <w:rPr>
             <w:rStyle w:val="Hyperlink"/>
@@ -10135,7 +10135,7 @@
           <w:fldChar w:fldCharType="begin"/>
         </w:r>
         <w:r>
-          <w:instrText xml:space="preserve"> PAGEREF _Toc236256638 \h </w:instrText>
+          <w:instrText xml:space="preserve"> PAGEREF _Toc236289473 \h </w:instrText>
         </w:r>
         <w:r>
           <w:fldChar w:fldCharType="separate"/>
@@ -10161,7 +10161,7 @@
           <w14:ligatures w14:val="standardContextual"/>
         </w:rPr>
       </w:pPr>
-      <w:hyperlink w:anchor="_Toc236256639" w:history="1">
+      <w:hyperlink w:anchor="_Toc236289474" w:history="1">
         <w:r>
           <w:rPr>
             <w:rStyle w:val="Hyperlink"/>
@@ -10175,7 +10175,7 @@
           <w:fldChar w:fldCharType="begin"/>
         </w:r>
         <w:r>
-          <w:instrText xml:space="preserve"> PAGEREF _Toc236256639 \h </w:instrText>
+          <w:instrText xml:space="preserve"> PAGEREF _Toc236289474 \h </w:instrText>
         </w:r>
         <w:r>
           <w:fldChar w:fldCharType="separate"/>
@@ -10201,7 +10201,7 @@
           <w14:ligatures w14:val="standardContextual"/>
         </w:rPr>
       </w:pPr>
-      <w:hyperlink w:anchor="_Toc236256640" w:history="1">
+      <w:hyperlink w:anchor="_Toc236289475" w:history="1">
         <w:r>
           <w:rPr>
             <w:rStyle w:val="Hyperlink"/>
@@ -10215,7 +10215,7 @@
           <w:fldChar w:fldCharType="begin"/>
         </w:r>
         <w:r>
-          <w:instrText xml:space="preserve"> PAGEREF _Toc236256640 \h </w:instrText>
+          <w:instrText xml:space="preserve"> PAGEREF _Toc236289475 \h </w:instrText>
         </w:r>
         <w:r>
           <w:fldChar w:fldCharType="separate"/>
@@ -10241,7 +10241,7 @@
           <w14:ligatures w14:val="standardContextual"/>
         </w:rPr>
       </w:pPr>
-      <w:hyperlink w:anchor="_Toc236256641" w:history="1">
+      <w:hyperlink w:anchor="_Toc236289476" w:history="1">
         <w:r>
           <w:rPr>
             <w:rStyle w:val="Hyperlink"/>
@@ -10255,7 +10255,7 @@
           <w:fldChar w:fldCharType="begin"/>
         </w:r>
         <w:r>
-          <w:instrText xml:space="preserve"> PAGEREF _Toc236256641 \h </w:instrText>
+          <w:instrText xml:space="preserve"> PAGEREF _Toc236289476 \h </w:instrText>
         </w:r>
         <w:r>
           <w:fldChar w:fldCharType="separate"/>
@@ -10281,7 +10281,7 @@
           <w14:ligatures w14:val="standardContextual"/>
         </w:rPr>
       </w:pPr>
-      <w:hyperlink w:anchor="_Toc236256642" w:history="1">
+      <w:hyperlink w:anchor="_Toc236289477" w:history="1">
         <w:r>
           <w:rPr>
             <w:rStyle w:val="Hyperlink"/>
@@ -10295,7 +10295,7 @@
           <w:fldChar w:fldCharType="begin"/>
         </w:r>
         <w:r>
-          <w:instrText xml:space="preserve"> PAGEREF _Toc236256642 \h </w:instrText>
+          <w:instrText xml:space="preserve"> PAGEREF _Toc236289477 \h </w:instrText>
         </w:r>
         <w:r>
           <w:fldChar w:fldCharType="separate"/>
@@ -10321,7 +10321,7 @@
           <w14:ligatures w14:val="standardContextual"/>
         </w:rPr>
       </w:pPr>
-      <w:hyperlink w:anchor="_Toc236256643" w:history="1">
+      <w:hyperlink w:anchor="_Toc236289478" w:history="1">
         <w:r>
           <w:rPr>
             <w:rStyle w:val="Hyperlink"/>
@@ -10335,7 +10335,7 @@
           <w:fldChar w:fldCharType="begin"/>
         </w:r>
         <w:r>
-          <w:instrText xml:space="preserve"> PAGEREF _Toc236256643 \h </w:instrText>
+          <w:instrText xml:space="preserve"> PAGEREF _Toc236289478 \h </w:instrText>
         </w:r>
         <w:r>
           <w:fldChar w:fldCharType="separate"/>
@@ -10361,7 +10361,7 @@
           <w14:ligatures w14:val="standardContextual"/>
         </w:rPr>
       </w:pPr>
-      <w:hyperlink w:anchor="_Toc236256644" w:history="1">
+      <w:hyperlink w:anchor="_Toc236289479" w:history="1">
         <w:r>
           <w:rPr>
             <w:rStyle w:val="Hyperlink"/>
@@ -10375,7 +10375,7 @@
           <w:fldChar w:fldCharType="begin"/>
         </w:r>
         <w:r>
-          <w:instrText xml:space="preserve"> PAGEREF _Toc236256644 \h </w:instrText>
+          <w:instrText xml:space="preserve"> PAGEREF _Toc236289479 \h </w:instrText>
         </w:r>
         <w:r>
           <w:fldChar w:fldCharType="separate"/>
@@ -10401,7 +10401,7 @@
           <w14:ligatures w14:val="standardContextual"/>
         </w:rPr>
       </w:pPr>
-      <w:hyperlink w:anchor="_Toc236256645" w:history="1">
+      <w:hyperlink w:anchor="_Toc236289480" w:history="1">
         <w:r>
           <w:rPr>
             <w:rStyle w:val="Hyperlink"/>
@@ -10415,7 +10415,7 @@
           <w:fldChar w:fldCharType="begin"/>
         </w:r>
         <w:r>
-          <w:instrText xml:space="preserve"> PAGEREF _Toc236256645 \h </w:instrText>
+          <w:instrText xml:space="preserve"> PAGEREF _Toc236289480 \h </w:instrText>
         </w:r>
         <w:r>
           <w:fldChar w:fldCharType="separate"/>
@@ -10441,7 +10441,7 @@
           <w14:ligatures w14:val="standardContextual"/>
         </w:rPr>
       </w:pPr>
-      <w:hyperlink w:anchor="_Toc236256646" w:history="1">
+      <w:hyperlink w:anchor="_Toc236289481" w:history="1">
         <w:r>
           <w:rPr>
             <w:rStyle w:val="Hyperlink"/>
@@ -10455,7 +10455,7 @@
           <w:fldChar w:fldCharType="begin"/>
         </w:r>
         <w:r>
-          <w:instrText xml:space="preserve"> PAGEREF _Toc236256646 \h </w:instrText>
+          <w:instrText xml:space="preserve"> PAGEREF _Toc236289481 \h </w:instrText>
         </w:r>
         <w:r>
           <w:fldChar w:fldCharType="separate"/>
@@ -10481,7 +10481,7 @@
           <w14:ligatures w14:val="standardContextual"/>
         </w:rPr>
       </w:pPr>
-      <w:hyperlink w:anchor="_Toc236256647" w:history="1">
+      <w:hyperlink w:anchor="_Toc236289482" w:history="1">
         <w:r>
           <w:rPr>
             <w:rStyle w:val="Hyperlink"/>
@@ -10495,7 +10495,7 @@
           <w:fldChar w:fldCharType="begin"/>
         </w:r>
         <w:r>
-          <w:instrText xml:space="preserve"> PAGEREF _Toc236256647 \h </w:instrText>
+          <w:instrText xml:space="preserve"> PAGEREF _Toc236289482 \h </w:instrText>
         </w:r>
         <w:r>
           <w:fldChar w:fldCharType="separate"/>
@@ -10521,7 +10521,7 @@
           <w14:ligatures w14:val="standardContextual"/>
         </w:rPr>
       </w:pPr>
-      <w:hyperlink w:anchor="_Toc236256648" w:history="1">
+      <w:hyperlink w:anchor="_Toc236289483" w:history="1">
         <w:r>
           <w:rPr>
             <w:rStyle w:val="Hyperlink"/>
@@ -10535,7 +10535,7 @@
           <w:fldChar w:fldCharType="begin"/>
         </w:r>
         <w:r>
-          <w:instrText xml:space="preserve"> PAGEREF _Toc236256648 \h </w:instrText>
+          <w:instrText xml:space="preserve"> PAGEREF _Toc236289483 \h </w:instrText>
         </w:r>
         <w:r>
           <w:fldChar w:fldCharType="separate"/>
@@ -10561,7 +10561,7 @@
           <w14:ligatures w14:val="standardContextual"/>
         </w:rPr>
       </w:pPr>
-      <w:hyperlink w:anchor="_Toc236256649" w:history="1">
+      <w:hyperlink w:anchor="_Toc236289484" w:history="1">
         <w:r>
           <w:rPr>
             <w:rStyle w:val="Hyperlink"/>
@@ -10575,7 +10575,7 @@
           <w:fldChar w:fldCharType="begin"/>
         </w:r>
         <w:r>
-          <w:instrText xml:space="preserve"> PAGEREF _Toc236256649 \h </w:instrText>
+          <w:instrText xml:space="preserve"> PAGEREF _Toc236289484 \h </w:instrText>
         </w:r>
         <w:r>
           <w:fldChar w:fldCharType="separate"/>
@@ -10601,7 +10601,7 @@
           <w14:ligatures w14:val="standardContextual"/>
         </w:rPr>
       </w:pPr>
-      <w:hyperlink w:anchor="_Toc236256650" w:history="1">
+      <w:hyperlink w:anchor="_Toc236289485" w:history="1">
         <w:r>
           <w:rPr>
             <w:rStyle w:val="Hyperlink"/>
@@ -10615,7 +10615,7 @@
           <w:fldChar w:fldCharType="begin"/>
         </w:r>
         <w:r>
-          <w:instrText xml:space="preserve"> PAGEREF _Toc236256650 \h </w:instrText>
+          <w:instrText xml:space="preserve"> PAGEREF _Toc236289485 \h </w:instrText>
         </w:r>
         <w:r>
           <w:fldChar w:fldCharType="separate"/>
@@ -10641,7 +10641,7 @@
           <w14:ligatures w14:val="standardContextual"/>
         </w:rPr>
       </w:pPr>
-      <w:hyperlink w:anchor="_Toc236256651" w:history="1">
+      <w:hyperlink w:anchor="_Toc236289486" w:history="1">
         <w:r>
           <w:rPr>
             <w:rStyle w:val="Hyperlink"/>
@@ -10655,7 +10655,7 @@
           <w:fldChar w:fldCharType="begin"/>
         </w:r>
         <w:r>
-          <w:instrText xml:space="preserve"> PAGEREF _Toc236256651 \h </w:instrText>
+          <w:instrText xml:space="preserve"> PAGEREF _Toc236289486 \h </w:instrText>
         </w:r>
         <w:r>
           <w:fldChar w:fldCharType="separate"/>
@@ -10681,7 +10681,7 @@
           <w14:ligatures w14:val="standardContextual"/>
         </w:rPr>
       </w:pPr>
-      <w:hyperlink w:anchor="_Toc236256652" w:history="1">
+      <w:hyperlink w:anchor="_Toc236289487" w:history="1">
         <w:r>
           <w:rPr>
             <w:rStyle w:val="Hyperlink"/>
@@ -10695,7 +10695,7 @@
           <w:fldChar w:fldCharType="begin"/>
         </w:r>
         <w:r>
-          <w:instrText xml:space="preserve"> PAGEREF _Toc236256652 \h </w:instrText>
+          <w:instrText xml:space="preserve"> PAGEREF _Toc236289487 \h </w:instrText>
         </w:r>
         <w:r>
           <w:fldChar w:fldCharType="separate"/>
@@ -10721,7 +10721,7 @@
           <w14:ligatures w14:val="standardContextual"/>
         </w:rPr>
       </w:pPr>
-      <w:hyperlink w:anchor="_Toc236256653" w:history="1">
+      <w:hyperlink w:anchor="_Toc236289488" w:history="1">
         <w:r>
           <w:rPr>
             <w:rStyle w:val="Hyperlink"/>
@@ -10735,7 +10735,7 @@
           <w:fldChar w:fldCharType="begin"/>
         </w:r>
         <w:r>
-          <w:instrText xml:space="preserve"> PAGEREF _Toc236256653 \h </w:instrText>
+          <w:instrText xml:space="preserve"> PAGEREF _Toc236289488 \h </w:instrText>
         </w:r>
         <w:r>
           <w:fldChar w:fldCharType="separate"/>
@@ -10761,7 +10761,7 @@
           <w14:ligatures w14:val="standardContextual"/>
         </w:rPr>
       </w:pPr>
-      <w:hyperlink w:anchor="_Toc236256654" w:history="1">
+      <w:hyperlink w:anchor="_Toc236289489" w:history="1">
         <w:r>
           <w:rPr>
             <w:rStyle w:val="Hyperlink"/>
@@ -10775,7 +10775,7 @@
           <w:fldChar w:fldCharType="begin"/>
         </w:r>
         <w:r>
-          <w:instrText xml:space="preserve"> PAGEREF _Toc236256654 \h </w:instrText>
+          <w:instrText xml:space="preserve"> PAGEREF _Toc236289489 \h </w:instrText>
         </w:r>
         <w:r>
           <w:fldChar w:fldCharType="separate"/>
@@ -10801,7 +10801,7 @@
           <w14:ligatures w14:val="standardContextual"/>
         </w:rPr>
       </w:pPr>
-      <w:hyperlink w:anchor="_Toc236256655" w:history="1">
+      <w:hyperlink w:anchor="_Toc236289490" w:history="1">
         <w:r>
           <w:rPr>
             <w:rStyle w:val="Hyperlink"/>
@@ -10815,7 +10815,7 @@
           <w:fldChar w:fldCharType="begin"/>
         </w:r>
         <w:r>
-          <w:instrText xml:space="preserve"> PAGEREF _Toc236256655 \h </w:instrText>
+          <w:instrText xml:space="preserve"> PAGEREF _Toc236289490 \h </w:instrText>
         </w:r>
         <w:r>
           <w:fldChar w:fldCharType="separate"/>
@@ -10841,7 +10841,7 @@
           <w14:ligatures w14:val="standardContextual"/>
         </w:rPr>
       </w:pPr>
-      <w:hyperlink w:anchor="_Toc236256656" w:history="1">
+      <w:hyperlink w:anchor="_Toc236289491" w:history="1">
         <w:r>
           <w:rPr>
             <w:rStyle w:val="Hyperlink"/>
@@ -10855,7 +10855,7 @@
           <w:fldChar w:fldCharType="begin"/>
         </w:r>
         <w:r>
-          <w:instrText xml:space="preserve"> PAGEREF _Toc236256656 \h </w:instrText>
+          <w:instrText xml:space="preserve"> PAGEREF _Toc236289491 \h </w:instrText>
         </w:r>
         <w:r>
           <w:fldChar w:fldCharType="separate"/>
@@ -10881,7 +10881,7 @@
           <w14:ligatures w14:val="standardContextual"/>
         </w:rPr>
       </w:pPr>
-      <w:hyperlink w:anchor="_Toc236256657" w:history="1">
+      <w:hyperlink w:anchor="_Toc236289492" w:history="1">
         <w:r>
           <w:rPr>
             <w:rStyle w:val="Hyperlink"/>
@@ -10895,7 +10895,7 @@
           <w:fldChar w:fldCharType="begin"/>
         </w:r>
         <w:r>
-          <w:instrText xml:space="preserve"> PAGEREF _Toc236256657 \h </w:instrText>
+          <w:instrText xml:space="preserve"> PAGEREF _Toc236289492 \h </w:instrText>
         </w:r>
         <w:r>
           <w:fldChar w:fldCharType="separate"/>
@@ -10921,7 +10921,7 @@
           <w14:ligatures w14:val="standardContextual"/>
         </w:rPr>
       </w:pPr>
-      <w:hyperlink w:anchor="_Toc236256658" w:history="1">
+      <w:hyperlink w:anchor="_Toc236289493" w:history="1">
         <w:r>
           <w:rPr>
             <w:rStyle w:val="Hyperlink"/>
@@ -10935,7 +10935,7 @@
           <w:fldChar w:fldCharType="begin"/>
         </w:r>
         <w:r>
-          <w:instrText xml:space="preserve"> PAGEREF _Toc236256658 \h </w:instrText>
+          <w:instrText xml:space="preserve"> PAGEREF _Toc236289493 \h </w:instrText>
         </w:r>
         <w:r>
           <w:fldChar w:fldCharType="separate"/>
@@ -13528,7 +13528,7 @@
       <w:bookmarkStart w:id="19" w:name="_Toc359335757"/>
       <w:bookmarkStart w:id="20" w:name="_Toc184116961"/>
       <w:bookmarkStart w:id="21" w:name="_Clause_c1"/>
-      <w:bookmarkStart w:id="22" w:name="_Toc236256559"/>
+      <w:bookmarkStart w:id="22" w:name="_Toc236289394"/>
       <w:r>
         <w:t>Scope</w:t>
       </w:r>
@@ -13654,7 +13654,7 @@
         <w:pStyle w:val="Heading2"/>
       </w:pPr>
       <w:bookmarkStart w:id="23" w:name="_Clause_c1_1"/>
-      <w:bookmarkStart w:id="24" w:name="_Toc236256560"/>
+      <w:bookmarkStart w:id="24" w:name="_Toc236289395"/>
       <w:r>
         <w:t>Differences from the published OPC 10101 version 1.00</w:t>
       </w:r>
@@ -13938,7 +13938,7 @@
         <w:pStyle w:val="Heading2"/>
       </w:pPr>
       <w:bookmarkStart w:id="25" w:name="_Clause_c1_2"/>
-      <w:bookmarkStart w:id="26" w:name="_Toc236256561"/>
+      <w:bookmarkStart w:id="26" w:name="_Toc236289396"/>
       <w:r>
         <w:lastRenderedPageBreak/>
         <w:t>Conformance to the OPC 20020 template</w:t>
@@ -14123,7 +14123,7 @@
       <w:bookmarkStart w:id="31" w:name="_Toc359335758"/>
       <w:bookmarkStart w:id="32" w:name="_Toc184116962"/>
       <w:bookmarkStart w:id="33" w:name="_Clause_c2"/>
-      <w:bookmarkStart w:id="34" w:name="_Toc236256562"/>
+      <w:bookmarkStart w:id="34" w:name="_Toc236289397"/>
       <w:r>
         <w:t>Normative references</w:t>
       </w:r>
@@ -14434,7 +14434,7 @@
       <w:bookmarkStart w:id="54" w:name="_Toc359335759"/>
       <w:bookmarkStart w:id="55" w:name="_Toc184116963"/>
       <w:bookmarkStart w:id="56" w:name="_Clause_c3"/>
-      <w:bookmarkStart w:id="57" w:name="_Toc236256563"/>
+      <w:bookmarkStart w:id="57" w:name="_Toc236289398"/>
       <w:r>
         <w:lastRenderedPageBreak/>
         <w:t>Terms</w:t>
@@ -14464,7 +14464,7 @@
       </w:pPr>
       <w:bookmarkStart w:id="58" w:name="_Toc184116964"/>
       <w:bookmarkStart w:id="59" w:name="_Clause_c3_1"/>
-      <w:bookmarkStart w:id="60" w:name="_Toc236256564"/>
+      <w:bookmarkStart w:id="60" w:name="_Toc236289399"/>
       <w:r>
         <w:t>Overview</w:t>
       </w:r>
@@ -14485,7 +14485,7 @@
       <w:bookmarkStart w:id="66" w:name="_Toc29911961"/>
       <w:bookmarkStart w:id="67" w:name="_Toc184116965"/>
       <w:bookmarkStart w:id="68" w:name="_Clause_c3_2"/>
-      <w:bookmarkStart w:id="69" w:name="_Toc236256565"/>
+      <w:bookmarkStart w:id="69" w:name="_Toc236289400"/>
       <w:r>
         <w:t>WoT Binding terms</w:t>
       </w:r>
@@ -14522,7 +14522,7 @@
       </w:pPr>
       <w:bookmarkStart w:id="70" w:name="_Toc184116966"/>
       <w:bookmarkStart w:id="71" w:name="_Clause_c3_3"/>
-      <w:bookmarkStart w:id="72" w:name="_Toc236256566"/>
+      <w:bookmarkStart w:id="72" w:name="_Toc236289401"/>
       <w:r>
         <w:t>Abbreviated terms</w:t>
       </w:r>
@@ -14600,7 +14600,7 @@
       </w:pPr>
       <w:bookmarkStart w:id="73" w:name="_Toc184116967"/>
       <w:bookmarkStart w:id="74" w:name="_Clause_c3_4"/>
-      <w:bookmarkStart w:id="75" w:name="_Toc236256567"/>
+      <w:bookmarkStart w:id="75" w:name="_Toc236289402"/>
       <w:r>
         <w:t>Conventions used in this document</w:t>
       </w:r>
@@ -14644,7 +14644,7 @@
       <w:bookmarkStart w:id="78" w:name="_Ref55124069"/>
       <w:bookmarkStart w:id="79" w:name="_Ref55124139"/>
       <w:bookmarkStart w:id="80" w:name="_Toc184116968"/>
-      <w:bookmarkStart w:id="81" w:name="_Toc236256568"/>
+      <w:bookmarkStart w:id="81" w:name="_Toc236289403"/>
       <w:r>
         <w:t>Conventions for Node descriptions</w:t>
       </w:r>
@@ -15030,7 +15030,7 @@
       <w:bookmarkStart w:id="86" w:name="_Toc499116097"/>
       <w:bookmarkStart w:id="87" w:name="_Toc34394280"/>
       <w:bookmarkStart w:id="88" w:name="_Toc184117019"/>
-      <w:bookmarkStart w:id="89" w:name="_Toc236256632"/>
+      <w:bookmarkStart w:id="89" w:name="_Toc236289467"/>
       <w:r>
         <w:lastRenderedPageBreak/>
         <w:t xml:space="preserve">Table </w:t>
@@ -17619,7 +17619,7 @@
       <w:bookmarkStart w:id="100" w:name="_Toc499116098"/>
       <w:bookmarkStart w:id="101" w:name="_Toc34394281"/>
       <w:bookmarkStart w:id="102" w:name="_Toc184117020"/>
-      <w:bookmarkStart w:id="103" w:name="_Toc236256633"/>
+      <w:bookmarkStart w:id="103" w:name="_Toc236289468"/>
       <w:r>
         <w:t xml:space="preserve">Table </w:t>
       </w:r>
@@ -18652,7 +18652,7 @@
       <w:bookmarkStart w:id="104" w:name="_Ref16778333"/>
       <w:bookmarkStart w:id="105" w:name="_Toc34394282"/>
       <w:bookmarkStart w:id="106" w:name="_Toc184117021"/>
-      <w:bookmarkStart w:id="107" w:name="_Toc236256634"/>
+      <w:bookmarkStart w:id="107" w:name="_Toc236289469"/>
       <w:r>
         <w:t xml:space="preserve">Table </w:t>
       </w:r>
@@ -19772,7 +19772,7 @@
       </w:pPr>
       <w:bookmarkStart w:id="109" w:name="_Ref55118538"/>
       <w:bookmarkStart w:id="110" w:name="_Toc184117022"/>
-      <w:bookmarkStart w:id="111" w:name="_Toc236256635"/>
+      <w:bookmarkStart w:id="111" w:name="_Toc236289470"/>
       <w:r>
         <w:t xml:space="preserve">Table </w:t>
       </w:r>
@@ -20411,7 +20411,7 @@
       </w:pPr>
       <w:bookmarkStart w:id="113" w:name="_Ref55125045"/>
       <w:bookmarkStart w:id="114" w:name="_Toc184117023"/>
-      <w:bookmarkStart w:id="115" w:name="_Toc236256636"/>
+      <w:bookmarkStart w:id="115" w:name="_Toc236289471"/>
       <w:r>
         <w:t xml:space="preserve">Table </w:t>
       </w:r>
@@ -21067,7 +21067,7 @@
       </w:pPr>
       <w:bookmarkStart w:id="117" w:name="_Ref55119200"/>
       <w:bookmarkStart w:id="118" w:name="_Toc184117024"/>
-      <w:bookmarkStart w:id="119" w:name="_Toc236256637"/>
+      <w:bookmarkStart w:id="119" w:name="_Toc236289472"/>
       <w:r>
         <w:t xml:space="preserve">Table </w:t>
       </w:r>
@@ -21431,7 +21431,7 @@
       <w:bookmarkStart w:id="123" w:name="_Toc499115805"/>
       <w:bookmarkStart w:id="124" w:name="_Toc29911965"/>
       <w:bookmarkStart w:id="125" w:name="_Toc184116969"/>
-      <w:bookmarkStart w:id="126" w:name="_Toc236256569"/>
+      <w:bookmarkStart w:id="126" w:name="_Toc236289404"/>
       <w:r>
         <w:t>NodeIds and BrowseNames</w:t>
       </w:r>
@@ -22087,7 +22087,7 @@
         <w:ind w:left="0" w:firstLine="0"/>
       </w:pPr>
       <w:bookmarkStart w:id="135" w:name="_Toc184116970"/>
-      <w:bookmarkStart w:id="136" w:name="_Toc236256570"/>
+      <w:bookmarkStart w:id="136" w:name="_Toc236289405"/>
       <w:r>
         <w:t>Common Attributes</w:t>
       </w:r>
@@ -22245,7 +22245,7 @@
       <w:bookmarkStart w:id="141" w:name="_Toc499116099"/>
       <w:bookmarkStart w:id="142" w:name="_Toc34394283"/>
       <w:bookmarkStart w:id="143" w:name="_Toc184117025"/>
-      <w:bookmarkStart w:id="144" w:name="_Toc236256638"/>
+      <w:bookmarkStart w:id="144" w:name="_Toc236289473"/>
       <w:r>
         <w:t xml:space="preserve">Table </w:t>
       </w:r>
@@ -23493,7 +23493,7 @@
       <w:bookmarkStart w:id="148" w:name="_Toc499116100"/>
       <w:bookmarkStart w:id="149" w:name="_Toc34394284"/>
       <w:bookmarkStart w:id="150" w:name="_Toc184117026"/>
-      <w:bookmarkStart w:id="151" w:name="_Toc236256639"/>
+      <w:bookmarkStart w:id="151" w:name="_Toc236289474"/>
       <w:r>
         <w:lastRenderedPageBreak/>
         <w:t xml:space="preserve">Table </w:t>
@@ -23798,7 +23798,7 @@
       <w:bookmarkStart w:id="155" w:name="_Toc499116101"/>
       <w:bookmarkStart w:id="156" w:name="_Toc34394285"/>
       <w:bookmarkStart w:id="157" w:name="_Toc184117027"/>
-      <w:bookmarkStart w:id="158" w:name="_Toc236256640"/>
+      <w:bookmarkStart w:id="158" w:name="_Toc236289475"/>
       <w:r>
         <w:t xml:space="preserve">Table </w:t>
       </w:r>
@@ -24729,7 +24729,7 @@
       <w:bookmarkStart w:id="162" w:name="_Toc499116102"/>
       <w:bookmarkStart w:id="163" w:name="_Toc34394286"/>
       <w:bookmarkStart w:id="164" w:name="_Toc184117028"/>
-      <w:bookmarkStart w:id="165" w:name="_Toc236256641"/>
+      <w:bookmarkStart w:id="165" w:name="_Toc236289476"/>
       <w:r>
         <w:t xml:space="preserve">Table </w:t>
       </w:r>
@@ -25215,7 +25215,7 @@
       <w:bookmarkStart w:id="167" w:name="_Toc499116103"/>
       <w:bookmarkStart w:id="168" w:name="_Toc34394287"/>
       <w:bookmarkStart w:id="169" w:name="_Toc184117029"/>
-      <w:bookmarkStart w:id="170" w:name="_Toc236256642"/>
+      <w:bookmarkStart w:id="170" w:name="_Toc236289477"/>
       <w:r>
         <w:t xml:space="preserve">Table </w:t>
       </w:r>
@@ -25541,7 +25541,7 @@
       </w:pPr>
       <w:bookmarkStart w:id="171" w:name="_Ref108692395"/>
       <w:bookmarkStart w:id="172" w:name="_Toc184116971"/>
-      <w:bookmarkStart w:id="173" w:name="_Toc236256571"/>
+      <w:bookmarkStart w:id="173" w:name="_Toc236289406"/>
       <w:r>
         <w:lastRenderedPageBreak/>
         <w:t>Structures</w:t>
@@ -25711,7 +25711,7 @@
       <w:bookmarkStart w:id="175" w:name="_Ref108519484"/>
       <w:bookmarkStart w:id="176" w:name="_Ref108518673"/>
       <w:bookmarkStart w:id="177" w:name="_Toc184117030"/>
-      <w:bookmarkStart w:id="178" w:name="_Toc236256643"/>
+      <w:bookmarkStart w:id="178" w:name="_Toc236289478"/>
       <w:r>
         <w:t xml:space="preserve">Table </w:t>
       </w:r>
@@ -26232,7 +26232,7 @@
       </w:pPr>
       <w:bookmarkStart w:id="179" w:name="_Ref108519581"/>
       <w:bookmarkStart w:id="180" w:name="_Toc184117031"/>
-      <w:bookmarkStart w:id="181" w:name="_Toc236256644"/>
+      <w:bookmarkStart w:id="181" w:name="_Toc236289479"/>
       <w:r>
         <w:t xml:space="preserve">Table </w:t>
       </w:r>
@@ -26887,7 +26887,7 @@
       </w:pPr>
       <w:bookmarkStart w:id="182" w:name="_Ref108519635"/>
       <w:bookmarkStart w:id="183" w:name="_Toc184117032"/>
-      <w:bookmarkStart w:id="184" w:name="_Toc236256645"/>
+      <w:bookmarkStart w:id="184" w:name="_Toc236289480"/>
       <w:r>
         <w:t xml:space="preserve">Table </w:t>
       </w:r>
@@ -27570,7 +27570,7 @@
       <w:bookmarkStart w:id="186" w:name="_Toc29911974"/>
       <w:bookmarkStart w:id="187" w:name="_Toc184116978"/>
       <w:bookmarkStart w:id="188" w:name="_Clause_c4"/>
-      <w:bookmarkStart w:id="189" w:name="_Toc236256572"/>
+      <w:bookmarkStart w:id="189" w:name="_Toc236289407"/>
       <w:r>
         <w:t>General information to WoT Binding and OPC UA</w:t>
       </w:r>
@@ -27589,7 +27589,7 @@
       <w:bookmarkStart w:id="191" w:name="_Toc29911975"/>
       <w:bookmarkStart w:id="192" w:name="_Toc184116979"/>
       <w:bookmarkStart w:id="193" w:name="_Clause_c4_1"/>
-      <w:bookmarkStart w:id="194" w:name="_Toc236256573"/>
+      <w:bookmarkStart w:id="194" w:name="_Toc236289408"/>
       <w:r>
         <w:t>Introduction to WoT Binding</w:t>
       </w:r>
@@ -27635,7 +27635,7 @@
       <w:bookmarkStart w:id="196" w:name="_Toc29911976"/>
       <w:bookmarkStart w:id="197" w:name="_Toc184116980"/>
       <w:bookmarkStart w:id="198" w:name="_Clause_c4_2"/>
-      <w:bookmarkStart w:id="199" w:name="_Toc236256574"/>
+      <w:bookmarkStart w:id="199" w:name="_Toc236289409"/>
       <w:r>
         <w:t>Introduction to OPC Unified Architecture</w:t>
       </w:r>
@@ -27699,7 +27699,7 @@
       </w:pPr>
       <w:bookmarkStart w:id="200" w:name="_Toc29911977"/>
       <w:bookmarkStart w:id="201" w:name="_Toc184116981"/>
-      <w:bookmarkStart w:id="202" w:name="_Toc236256575"/>
+      <w:bookmarkStart w:id="202" w:name="_Toc236289410"/>
       <w:r>
         <w:t>What is OPC UA?</w:t>
       </w:r>
@@ -27832,7 +27832,7 @@
         <w:pStyle w:val="Heading3"/>
       </w:pPr>
       <w:bookmarkStart w:id="203" w:name="_Toc184116982"/>
-      <w:bookmarkStart w:id="204" w:name="_Toc236256576"/>
+      <w:bookmarkStart w:id="204" w:name="_Toc236289411"/>
       <w:r>
         <w:t>Basics of OPC UA</w:t>
       </w:r>
@@ -27989,7 +27989,7 @@
           <v:shape id="_x0000_i1032" type="#_x0000_t75" style="width:319.3pt;height:234pt" o:ole="">
             <v:imagedata r:id="rId57" o:title=""/>
           </v:shape>
-          <o:OLEObject Type="Embed" ProgID="PowerPoint.Slide.12" ShapeID="_x0000_i1032" DrawAspect="Content" ObjectID="_1846869164" r:id="rId58"/>
+          <o:OLEObject Type="Embed" ProgID="PowerPoint.Slide.12" ShapeID="_x0000_i1032" DrawAspect="Content" ObjectID="_1846901997" r:id="rId58"/>
         </w:object>
       </w:r>
     </w:p>
@@ -28000,7 +28000,7 @@
       <w:bookmarkStart w:id="205" w:name="_Ref531777624"/>
       <w:bookmarkStart w:id="206" w:name="_Toc34394275"/>
       <w:bookmarkStart w:id="207" w:name="_Toc184117014"/>
-      <w:bookmarkStart w:id="208" w:name="_Toc236256626"/>
+      <w:bookmarkStart w:id="208" w:name="_Toc236289461"/>
       <w:r>
         <w:t xml:space="preserve">Figure </w:t>
       </w:r>
@@ -28056,7 +28056,7 @@
       </w:pPr>
       <w:bookmarkStart w:id="209" w:name="_Toc29911979"/>
       <w:bookmarkStart w:id="210" w:name="_Toc184116983"/>
-      <w:bookmarkStart w:id="211" w:name="_Toc236256577"/>
+      <w:bookmarkStart w:id="211" w:name="_Toc236289412"/>
       <w:r>
         <w:t>Information modelling in OPC UA</w:t>
       </w:r>
@@ -28264,7 +28264,7 @@
           <v:shape id="_x0000_i1026" type="#_x0000_t75" style="width:378.45pt;height:270.45pt" o:ole="">
             <v:imagedata r:id="rId59" o:title=""/>
           </v:shape>
-          <o:OLEObject Type="Embed" ProgID="VisioViewer.Viewer.1" ShapeID="_x0000_i1026" DrawAspect="Content" ObjectID="_1846869165" r:id="rId60"/>
+          <o:OLEObject Type="Embed" ProgID="VisioViewer.Viewer.1" ShapeID="_x0000_i1026" DrawAspect="Content" ObjectID="_1846901998" r:id="rId60"/>
         </w:object>
       </w:r>
       <w:commentRangeEnd w:id="212"/>
@@ -28285,7 +28285,7 @@
       <w:bookmarkStart w:id="213" w:name="_Ref495481497"/>
       <w:bookmarkStart w:id="214" w:name="_Toc34394276"/>
       <w:bookmarkStart w:id="215" w:name="_Toc184117015"/>
-      <w:bookmarkStart w:id="216" w:name="_Toc236256627"/>
+      <w:bookmarkStart w:id="216" w:name="_Toc236289462"/>
       <w:r>
         <w:t xml:space="preserve">Figure </w:t>
       </w:r>
@@ -28648,7 +28648,7 @@
           <v:shape id="_x0000_i1027" type="#_x0000_t75" style="width:342.45pt;height:354pt" o:ole="">
             <v:imagedata r:id="rId65" o:title=""/>
           </v:shape>
-          <o:OLEObject Type="Embed" ProgID="VisioViewer.Viewer.1" ShapeID="_x0000_i1027" DrawAspect="Content" ObjectID="_1846869166" r:id="rId66"/>
+          <o:OLEObject Type="Embed" ProgID="VisioViewer.Viewer.1" ShapeID="_x0000_i1027" DrawAspect="Content" ObjectID="_1846901999" r:id="rId66"/>
         </w:object>
       </w:r>
     </w:p>
@@ -28659,7 +28659,7 @@
       <w:bookmarkStart w:id="217" w:name="_Ref495481599"/>
       <w:bookmarkStart w:id="218" w:name="_Toc34394277"/>
       <w:bookmarkStart w:id="219" w:name="_Toc184117016"/>
-      <w:bookmarkStart w:id="220" w:name="_Toc236256628"/>
+      <w:bookmarkStart w:id="220" w:name="_Toc236289463"/>
       <w:r>
         <w:t xml:space="preserve">Figure </w:t>
       </w:r>
@@ -28853,7 +28853,7 @@
           <v:shape id="_x0000_i1028" type="#_x0000_t75" style="width:413.55pt;height:330pt" o:ole="">
             <v:imagedata r:id="rId67" o:title=""/>
           </v:shape>
-          <o:OLEObject Type="Embed" ProgID="VisioViewer.Viewer.1" ShapeID="_x0000_i1028" DrawAspect="Content" ObjectID="_1846869167" r:id="rId68"/>
+          <o:OLEObject Type="Embed" ProgID="VisioViewer.Viewer.1" ShapeID="_x0000_i1028" DrawAspect="Content" ObjectID="_1846902000" r:id="rId68"/>
         </w:object>
       </w:r>
     </w:p>
@@ -28864,7 +28864,7 @@
       <w:bookmarkStart w:id="221" w:name="_Ref495482128"/>
       <w:bookmarkStart w:id="222" w:name="_Toc34394278"/>
       <w:bookmarkStart w:id="223" w:name="_Toc184117017"/>
-      <w:bookmarkStart w:id="224" w:name="_Toc236256629"/>
+      <w:bookmarkStart w:id="224" w:name="_Toc236289464"/>
       <w:r>
         <w:t xml:space="preserve">Figure </w:t>
       </w:r>
@@ -28971,7 +28971,7 @@
           <v:shape id="_x0000_i1029" type="#_x0000_t75" style="width:468pt;height:233.55pt" o:ole="">
             <v:imagedata r:id="rId69" o:title=""/>
           </v:shape>
-          <o:OLEObject Type="Embed" ProgID="VisioViewer.Viewer.1" ShapeID="_x0000_i1029" DrawAspect="Content" ObjectID="_1846869168" r:id="rId70"/>
+          <o:OLEObject Type="Embed" ProgID="VisioViewer.Viewer.1" ShapeID="_x0000_i1029" DrawAspect="Content" ObjectID="_1846902001" r:id="rId70"/>
         </w:object>
       </w:r>
     </w:p>
@@ -28982,7 +28982,7 @@
       <w:bookmarkStart w:id="225" w:name="_Ref495482154"/>
       <w:bookmarkStart w:id="226" w:name="_Toc34394279"/>
       <w:bookmarkStart w:id="227" w:name="_Toc184117018"/>
-      <w:bookmarkStart w:id="228" w:name="_Toc236256630"/>
+      <w:bookmarkStart w:id="228" w:name="_Toc236289465"/>
       <w:r>
         <w:t xml:space="preserve">Figure </w:t>
       </w:r>
@@ -29548,7 +29548,7 @@
       </w:pPr>
       <w:bookmarkStart w:id="229" w:name="_Toc184116984"/>
       <w:bookmarkStart w:id="230" w:name="_Clause_c5"/>
-      <w:bookmarkStart w:id="231" w:name="_Toc236256578"/>
+      <w:bookmarkStart w:id="231" w:name="_Toc236289413"/>
       <w:r>
         <w:t xml:space="preserve">Use </w:t>
       </w:r>
@@ -29567,7 +29567,16 @@
         <w:pStyle w:val="PARAGRAPH"/>
       </w:pPr>
       <w:r>
-        <w:t xml:space="preserve">This annex walks an implementer through both conversion directions for the pump example, step by step, using concise snippets rather than full files. The source files are `examples/02-thing-model-pump.jsonld` (the </w:t>
+        <w:t xml:space="preserve">This annex walks an implementer through both conversion directions for the pump example, step by step, using concise snippets rather than full files. The source files are </w:t>
+      </w:r>
+      <w:r>
+        <w:rPr>
+          <w:rStyle w:val="VARIABLE"/>
+        </w:rPr>
+        <w:t>examples/02-thing-model-pump.jsonld</w:t>
+      </w:r>
+      <w:r>
+        <w:t xml:space="preserve"> (the </w:t>
       </w:r>
       <w:r>
         <w:rPr>
@@ -29576,7 +29585,16 @@
         <w:t>PumpType</w:t>
       </w:r>
       <w:r>
-        <w:t xml:space="preserve"> Thing Model) and `examples/01-opcua-td-pump.jsonld` (a </w:t>
+        <w:t xml:space="preserve"> Thing Model) and </w:t>
+      </w:r>
+      <w:r>
+        <w:rPr>
+          <w:rStyle w:val="VARIABLE"/>
+        </w:rPr>
+        <w:t>examples/01-opcua-td-pump.jsonld</w:t>
+      </w:r>
+      <w:r>
+        <w:t xml:space="preserve"> (a </w:t>
       </w:r>
       <w:r>
         <w:rPr>
@@ -29593,7 +29611,7 @@
         <w:pStyle w:val="Heading2"/>
       </w:pPr>
       <w:bookmarkStart w:id="232" w:name="_Clause_c5_1"/>
-      <w:bookmarkStart w:id="233" w:name="_Toc236256579"/>
+      <w:bookmarkStart w:id="233" w:name="_Toc236289414"/>
       <w:r>
         <w:t>Projecting a Thing Model to OPC UA types</w:t>
       </w:r>
@@ -30350,7 +30368,7 @@
         <w:pStyle w:val="Heading2"/>
       </w:pPr>
       <w:bookmarkStart w:id="234" w:name="_Clause_c5_2"/>
-      <w:bookmarkStart w:id="235" w:name="_Toc236256580"/>
+      <w:bookmarkStart w:id="235" w:name="_Toc236289415"/>
       <w:r>
         <w:t>Projecting a Thing Description to an OPC UA instance</w:t>
       </w:r>
@@ -30799,7 +30817,7 @@
         <w:pStyle w:val="Heading2"/>
       </w:pPr>
       <w:bookmarkStart w:id="236" w:name="_Clause_c5_3"/>
-      <w:bookmarkStart w:id="237" w:name="_Toc236256581"/>
+      <w:bookmarkStart w:id="237" w:name="_Toc236289416"/>
       <w:r>
         <w:t>Recovering a Thing Model or Thing Description from an address space</w:t>
       </w:r>
@@ -31561,7 +31579,7 @@
       <w:bookmarkStart w:id="239" w:name="_Toc29911984"/>
       <w:bookmarkStart w:id="240" w:name="_Toc184116985"/>
       <w:bookmarkStart w:id="241" w:name="_Clause_c6"/>
-      <w:bookmarkStart w:id="242" w:name="_Toc236256582"/>
+      <w:bookmarkStart w:id="242" w:name="_Toc236289417"/>
       <w:r>
         <w:rPr>
           <w:color w:val="FF0000"/>
@@ -31639,7 +31657,7 @@
         <w:pStyle w:val="Heading2"/>
       </w:pPr>
       <w:bookmarkStart w:id="243" w:name="_Clause_c6_1"/>
-      <w:bookmarkStart w:id="244" w:name="_Toc236256583"/>
+      <w:bookmarkStart w:id="244" w:name="_Toc236289418"/>
       <w:r>
         <w:t>JSON-LD conventions</w:t>
       </w:r>
@@ -31651,7 +31669,7 @@
         <w:pStyle w:val="Heading2"/>
       </w:pPr>
       <w:bookmarkStart w:id="245" w:name="_Clause_c6_2"/>
-      <w:bookmarkStart w:id="246" w:name="_Toc236256584"/>
+      <w:bookmarkStart w:id="246" w:name="_Toc236289419"/>
       <w:r>
         <w:t>Preserved OPC 10101 vocabulary and service mappings</w:t>
       </w:r>
@@ -31671,7 +31689,7 @@
         <w:pStyle w:val="Heading3"/>
       </w:pPr>
       <w:bookmarkStart w:id="247" w:name="_Clause_c6_2_1"/>
-      <w:bookmarkStart w:id="248" w:name="_Toc236256585"/>
+      <w:bookmarkStart w:id="248" w:name="_Toc236289420"/>
       <w:r>
         <w:t>Node and path terms</w:t>
       </w:r>
@@ -31683,7 +31701,7 @@
         <w:pStyle w:val="TABLE-title"/>
       </w:pPr>
       <w:bookmarkStart w:id="249" w:name="_Tab_node_and_path_terms_tab1"/>
-      <w:bookmarkStart w:id="250" w:name="_Toc236256646"/>
+      <w:bookmarkStart w:id="250" w:name="_Toc236289481"/>
       <w:r>
         <w:t xml:space="preserve">Table </w:t>
       </w:r>
@@ -33030,7 +33048,7 @@
         <w:pStyle w:val="Heading3"/>
       </w:pPr>
       <w:bookmarkStart w:id="254" w:name="_Clause_c6_2_2"/>
-      <w:bookmarkStart w:id="255" w:name="_Toc236256586"/>
+      <w:bookmarkStart w:id="255" w:name="_Toc236289421"/>
       <w:r>
         <w:t>Type-annotation terms</w:t>
       </w:r>
@@ -33059,7 +33077,7 @@
         <w:pStyle w:val="TABLE-title"/>
       </w:pPr>
       <w:bookmarkStart w:id="256" w:name="_Tab_type_annotation_terms_tab1"/>
-      <w:bookmarkStart w:id="257" w:name="_Toc236256647"/>
+      <w:bookmarkStart w:id="257" w:name="_Toc236289482"/>
       <w:r>
         <w:lastRenderedPageBreak/>
         <w:t xml:space="preserve">Table </w:t>
@@ -33811,7 +33829,7 @@
         <w:pStyle w:val="Heading3"/>
       </w:pPr>
       <w:bookmarkStart w:id="258" w:name="_Clause_c6_2_3"/>
-      <w:bookmarkStart w:id="259" w:name="_Toc236256587"/>
+      <w:bookmarkStart w:id="259" w:name="_Toc236289422"/>
       <w:r>
         <w:t>Component reference terms</w:t>
       </w:r>
@@ -33823,7 +33841,7 @@
         <w:pStyle w:val="TABLE-title"/>
       </w:pPr>
       <w:bookmarkStart w:id="260" w:name="_Tab_component_reference_terms_tab1"/>
-      <w:bookmarkStart w:id="261" w:name="_Toc236256648"/>
+      <w:bookmarkStart w:id="261" w:name="_Toc236289483"/>
       <w:r>
         <w:t xml:space="preserve">Table </w:t>
       </w:r>
@@ -34497,7 +34515,7 @@
         <w:pStyle w:val="Heading3"/>
       </w:pPr>
       <w:bookmarkStart w:id="262" w:name="_Clause_c6_2_4"/>
-      <w:bookmarkStart w:id="263" w:name="_Toc236256588"/>
+      <w:bookmarkStart w:id="263" w:name="_Toc236289423"/>
       <w:r>
         <w:t>Runtime Node and DataType mapping terms</w:t>
       </w:r>
@@ -34526,7 +34544,7 @@
         <w:pStyle w:val="TABLE-title"/>
       </w:pPr>
       <w:bookmarkStart w:id="264" w:name="_Tab_runtime_node_and_datatype_mapping_t"/>
-      <w:bookmarkStart w:id="265" w:name="_Toc236256649"/>
+      <w:bookmarkStart w:id="265" w:name="_Toc236289484"/>
       <w:r>
         <w:t xml:space="preserve">Table </w:t>
       </w:r>
@@ -35054,7 +35072,7 @@
         <w:pStyle w:val="Heading3"/>
       </w:pPr>
       <w:bookmarkStart w:id="266" w:name="_Clause_c6_2_5"/>
-      <w:bookmarkStart w:id="267" w:name="_Toc236256589"/>
+      <w:bookmarkStart w:id="267" w:name="_Toc236289424"/>
       <w:r>
         <w:t>URI, base and href rules</w:t>
       </w:r>
@@ -35425,7 +35443,7 @@
         <w:pStyle w:val="Heading3"/>
       </w:pPr>
       <w:bookmarkStart w:id="268" w:name="_Clause_c6_2_6"/>
-      <w:bookmarkStart w:id="269" w:name="_Toc236256590"/>
+      <w:bookmarkStart w:id="269" w:name="_Toc236289425"/>
       <w:r>
         <w:t>Service mappings</w:t>
       </w:r>
@@ -35454,7 +35472,7 @@
         <w:pStyle w:val="TABLE-title"/>
       </w:pPr>
       <w:bookmarkStart w:id="270" w:name="_Tab_service_mappings_tab1"/>
-      <w:bookmarkStart w:id="271" w:name="_Toc236256650"/>
+      <w:bookmarkStart w:id="271" w:name="_Toc236289485"/>
       <w:r>
         <w:t xml:space="preserve">Table </w:t>
       </w:r>
@@ -35843,7 +35861,7 @@
         <w:pStyle w:val="Heading3"/>
       </w:pPr>
       <w:bookmarkStart w:id="272" w:name="_Clause_c6_2_7"/>
-      <w:bookmarkStart w:id="273" w:name="_Toc236256591"/>
+      <w:bookmarkStart w:id="273" w:name="_Toc236289426"/>
       <w:r>
         <w:t>Security schemes</w:t>
       </w:r>
@@ -36169,7 +36187,16 @@
         <w:t>allOf</w:t>
       </w:r>
       <w:r>
-        <w:t>. Credentials such as passwords and certificates are never carried in a Thing Description; they are supplied out of band. A worked example is `examples/01-opcua-td-pump.jsonld`.</w:t>
+        <w:t xml:space="preserve">. Credentials such as passwords and certificates are never carried in a Thing Description; they are supplied out of band. A worked example is </w:t>
+      </w:r>
+      <w:r>
+        <w:rPr>
+          <w:rStyle w:val="VARIABLE"/>
+        </w:rPr>
+        <w:t>examples/01-opcua-td-pump.jsonld</w:t>
+      </w:r>
+      <w:r>
+        <w:t>.</w:t>
       </w:r>
     </w:p>
     <w:p>
@@ -36177,7 +36204,7 @@
         <w:pStyle w:val="Heading3"/>
       </w:pPr>
       <w:bookmarkStart w:id="274" w:name="_Clause_c6_2_8"/>
-      <w:bookmarkStart w:id="275" w:name="_Toc236256592"/>
+      <w:bookmarkStart w:id="275" w:name="_Toc236289427"/>
       <w:r>
         <w:lastRenderedPageBreak/>
         <w:t>Namespaces in the context</w:t>
@@ -36323,7 +36350,7 @@
         <w:pStyle w:val="Heading3"/>
       </w:pPr>
       <w:bookmarkStart w:id="276" w:name="_Clause_c6_2_9"/>
-      <w:bookmarkStart w:id="277" w:name="_Toc236256593"/>
+      <w:bookmarkStart w:id="277" w:name="_Toc236289428"/>
       <w:r>
         <w:t>Address-space example</w:t>
       </w:r>
@@ -36487,11 +36514,11 @@
         <w:pStyle w:val="FIGURE"/>
       </w:pPr>
       <w:r>
-        <w:object w:dxaOrig="4414" w:dyaOrig="3821" w14:anchorId="07BDAFEA">
+        <w:object w:dxaOrig="4414" w:dyaOrig="3821" w14:anchorId="2A9D0913">
           <v:shape id="_x0000_i1031" type="#_x0000_t75" style="width:215.15pt;height:186.45pt" o:ole="">
             <v:imagedata r:id="rId71" o:title=""/>
           </v:shape>
-          <o:OLEObject Type="Embed" ProgID="PowerPoint.Show.12" ShapeID="_x0000_i1031" DrawAspect="Content" ObjectID="_1846869169" r:id="rId72"/>
+          <o:OLEObject Type="Embed" ProgID="PowerPoint.Show.12" ShapeID="_x0000_i1031" DrawAspect="Content" ObjectID="_1846902002" r:id="rId72"/>
         </w:object>
       </w:r>
     </w:p>
@@ -36500,7 +36527,7 @@
         <w:pStyle w:val="FIGURE-title"/>
       </w:pPr>
       <w:bookmarkStart w:id="278" w:name="_Fig_fig_wotb_mapping"/>
-      <w:bookmarkStart w:id="279" w:name="_Toc236256631"/>
+      <w:bookmarkStart w:id="279" w:name="_Toc236289466"/>
       <w:r>
         <w:t xml:space="preserve">Figure </w:t>
       </w:r>
@@ -36701,7 +36728,16 @@
         <w:fldChar w:fldCharType="end"/>
       </w:r>
       <w:r>
-        <w:t>, and a complete worked instance is `examples/01-opcua-td-pump.jsonld`.</w:t>
+        <w:t xml:space="preserve">, and a complete worked instance is </w:t>
+      </w:r>
+      <w:r>
+        <w:rPr>
+          <w:rStyle w:val="VARIABLE"/>
+        </w:rPr>
+        <w:t>examples/01-opcua-td-pump.jsonld</w:t>
+      </w:r>
+      <w:r>
+        <w:t>.</w:t>
       </w:r>
     </w:p>
     <w:p>
@@ -36709,7 +36745,7 @@
         <w:pStyle w:val="Heading2"/>
       </w:pPr>
       <w:bookmarkStart w:id="280" w:name="_Clause_c6_3"/>
-      <w:bookmarkStart w:id="281" w:name="_Toc236256594"/>
+      <w:bookmarkStart w:id="281" w:name="_Toc236289429"/>
       <w:r>
         <w:t>Model and platform vocabulary</w:t>
       </w:r>
@@ -36756,7 +36792,7 @@
         <w:pStyle w:val="Heading3"/>
       </w:pPr>
       <w:bookmarkStart w:id="282" w:name="_Clause_c6_3_1"/>
-      <w:bookmarkStart w:id="283" w:name="_Toc236256595"/>
+      <w:bookmarkStart w:id="283" w:name="_Toc236289430"/>
       <w:r>
         <w:lastRenderedPageBreak/>
         <w:t>Composition and events</w:t>
@@ -36770,93 +36806,228 @@
       </w:pPr>
       <w:r>
         <w:rPr>
+          <w:rStyle w:val="VARIABLE"/>
+        </w:rPr>
+        <w:t>uav:isComposite</w:t>
+      </w:r>
+      <w:r>
+        <w:t xml:space="preserve"> (boolean) — declares that a type is </w:t>
+      </w:r>
+      <w:r>
+        <w:rPr>
+          <w:i/>
+        </w:rPr>
+        <w:t>composite</w:t>
+      </w:r>
+      <w:r>
+        <w:t xml:space="preserve">: an OPC UA ObjectType that is meaningfully decomposed into named sub-components rather than being a single leaf. It is an OPC UA model fact because a composite type owns child Objects/Variables through </w:t>
+      </w:r>
+      <w:r>
+        <w:rPr>
+          <w:rStyle w:val="VARIABLE"/>
+        </w:rPr>
+        <w:t>HasComponent</w:t>
+      </w:r>
+      <w:r>
+        <w:t xml:space="preserve"> References; a converter uses the flag to decide whether to walk and materialize the parts (Section </w:t>
+      </w:r>
+      <w:r>
+        <w:fldChar w:fldCharType="begin"/>
+      </w:r>
+      <w:r>
+        <w:instrText xml:space="preserve"> REF _Clause_c6_3_3 \r \h </w:instrText>
+      </w:r>
+      <w:r>
+        <w:fldChar w:fldCharType="separate"/>
+      </w:r>
+      <w:r>
+        <w:t>6.3.3</w:t>
+      </w:r>
+      <w:r>
+        <w:fldChar w:fldCharType="end"/>
+      </w:r>
+      <w:r>
+        <w:t xml:space="preserve">) or treat the type as atomic. A composite type </w:t>
+      </w:r>
+      <w:r>
+        <w:rPr>
           <w:b/>
         </w:rPr>
-        <w:t>`uav:isComposite`</w:t>
-      </w:r>
-      <w:r>
-        <w:t xml:space="preserve"> (boolean) — declares that a type is </w:t>
-      </w:r>
+        <w:t>shall</w:t>
+      </w:r>
+      <w:r>
+        <w:t xml:space="preserve"> declare its parts through the containment terms of Section </w:t>
+      </w:r>
+      <w:r>
+        <w:fldChar w:fldCharType="begin"/>
+      </w:r>
+      <w:r>
+        <w:instrText xml:space="preserve"> REF _Clause_c6_3_3 \r \h </w:instrText>
+      </w:r>
+      <w:r>
+        <w:fldChar w:fldCharType="separate"/>
+      </w:r>
+      <w:r>
+        <w:t>6.3.3</w:t>
+      </w:r>
+      <w:r>
+        <w:fldChar w:fldCharType="end"/>
+      </w:r>
+      <w:r>
+        <w:t xml:space="preserve"> and the link terms of Section </w:t>
+      </w:r>
+      <w:r>
+        <w:fldChar w:fldCharType="begin"/>
+      </w:r>
+      <w:r>
+        <w:instrText xml:space="preserve"> REF _Clause_c6_3_2 \r \h </w:instrText>
+      </w:r>
+      <w:r>
+        <w:fldChar w:fldCharType="separate"/>
+      </w:r>
+      <w:r>
+        <w:t>6.3.2</w:t>
+      </w:r>
+      <w:r>
+        <w:fldChar w:fldCharType="end"/>
+      </w:r>
+      <w:r>
+        <w:t>.</w:t>
+      </w:r>
+    </w:p>
+    <w:p>
+      <w:pPr>
+        <w:pStyle w:val="CODE"/>
+      </w:pPr>
+      <w:r>
+        <w:t>"@type": ["tm:ThingModel", "uav:objectType"], "uav:isComposite": true, "uav:contains": ["Impeller"]</w:t>
+      </w:r>
+    </w:p>
+    <w:p>
+      <w:pPr>
+        <w:pStyle w:val="PARAGRAPH"/>
+      </w:pPr>
       <w:r>
         <w:rPr>
           <w:i/>
         </w:rPr>
-        <w:t>composite</w:t>
-      </w:r>
-      <w:r>
-        <w:t xml:space="preserve">: an OPC UA ObjectType that is meaningfully decomposed into named sub-components rather than being a single leaf. It is an OPC UA model fact because a composite type owns child Objects/Variables through </w:t>
-      </w:r>
-      <w:r>
-        <w:rPr>
-          <w:rStyle w:val="VARIABLE"/>
-        </w:rPr>
-        <w:t>HasComponent</w:t>
-      </w:r>
-      <w:r>
-        <w:t xml:space="preserve"> References; a converter uses the flag to decide whether to walk and materialize the parts (Section </w:t>
+        <w:t>Explanation.</w:t>
+      </w:r>
+      <w:r>
+        <w:t xml:space="preserve"> The Thing Model is a composite ObjectType with one directly contained part named </w:t>
+      </w:r>
+      <w:r>
+        <w:rPr>
+          <w:rStyle w:val="VARIABLE"/>
+        </w:rPr>
+        <w:t>Impeller</w:t>
+      </w:r>
+      <w:r>
+        <w:t>; a converter expands that part into a component sub-node rather than a scalar value.</w:t>
+      </w:r>
+    </w:p>
+    <w:p>
+      <w:pPr>
+        <w:pStyle w:val="PARAGRAPH"/>
+      </w:pPr>
+      <w:r>
+        <w:rPr>
+          <w:rStyle w:val="VARIABLE"/>
+        </w:rPr>
+        <w:t>uav:isEvent</w:t>
+      </w:r>
+      <w:r>
+        <w:t xml:space="preserve"> (boolean) — on a WoT event affordance, declares that the affordance projects an OPC UA event (a type derived from </w:t>
+      </w:r>
+      <w:r>
+        <w:rPr>
+          <w:rStyle w:val="VARIABLE"/>
+        </w:rPr>
+        <w:t>BaseEventType</w:t>
+      </w:r>
+      <w:r>
+        <w:t xml:space="preserve">, OPC 10000-5) rather than an ad-hoc notification. This is an OPC UA model fact whenever the source model defines an EventType; the flag is the anchor of the event mapping of Section </w:t>
       </w:r>
       <w:r>
         <w:fldChar w:fldCharType="begin"/>
       </w:r>
       <w:r>
-        <w:instrText xml:space="preserve"> REF _Clause_c6_3_3 \r \h </w:instrText>
+        <w:instrText xml:space="preserve"> REF _Clause_c6_5 \r \h </w:instrText>
       </w:r>
       <w:r>
         <w:fldChar w:fldCharType="separate"/>
       </w:r>
       <w:r>
-        <w:t>6.3.3</w:t>
+        <w:t>6.5</w:t>
       </w:r>
       <w:r>
         <w:fldChar w:fldCharType="end"/>
       </w:r>
       <w:r>
-        <w:t xml:space="preserve">) or treat the type as atomic. A composite type </w:t>
+        <w:t xml:space="preserve"> and tells a consumer to realize subscription with event MonitoredItems. It is the boolean counterpart of the </w:t>
+      </w:r>
+      <w:r>
+        <w:rPr>
+          <w:rStyle w:val="VARIABLE"/>
+        </w:rPr>
+        <w:t>uav:eventType</w:t>
+      </w:r>
+      <w:r>
+        <w:t xml:space="preserve"> type annotation (Section </w:t>
+      </w:r>
+      <w:r>
+        <w:fldChar w:fldCharType="begin"/>
+      </w:r>
+      <w:r>
+        <w:instrText xml:space="preserve"> REF _Clause_c6_2_2 \r \h </w:instrText>
+      </w:r>
+      <w:r>
+        <w:fldChar w:fldCharType="separate"/>
+      </w:r>
+      <w:r>
+        <w:t>6.2.2</w:t>
+      </w:r>
+      <w:r>
+        <w:fldChar w:fldCharType="end"/>
+      </w:r>
+      <w:r>
+        <w:t xml:space="preserve">): an event affordance annotated with </w:t>
+      </w:r>
+      <w:r>
+        <w:rPr>
+          <w:rStyle w:val="VARIABLE"/>
+        </w:rPr>
+        <w:t>@type: uav:eventType</w:t>
+      </w:r>
+      <w:r>
+        <w:t xml:space="preserve"> </w:t>
       </w:r>
       <w:r>
         <w:rPr>
           <w:b/>
         </w:rPr>
-        <w:t>shall</w:t>
-      </w:r>
-      <w:r>
-        <w:t xml:space="preserve"> declare its parts through the containment terms of Section </w:t>
-      </w:r>
-      <w:r>
-        <w:fldChar w:fldCharType="begin"/>
-      </w:r>
-      <w:r>
-        <w:instrText xml:space="preserve"> REF _Clause_c6_3_3 \r \h </w:instrText>
-      </w:r>
-      <w:r>
-        <w:fldChar w:fldCharType="separate"/>
-      </w:r>
-      <w:r>
-        <w:t>6.3.3</w:t>
-      </w:r>
-      <w:r>
-        <w:fldChar w:fldCharType="end"/>
-      </w:r>
-      <w:r>
-        <w:t xml:space="preserve"> and the link terms of Section </w:t>
-      </w:r>
-      <w:r>
-        <w:fldChar w:fldCharType="begin"/>
-      </w:r>
-      <w:r>
-        <w:instrText xml:space="preserve"> REF _Clause_c6_3_2 \r \h </w:instrText>
-      </w:r>
-      <w:r>
-        <w:fldChar w:fldCharType="separate"/>
-      </w:r>
-      <w:r>
-        <w:t>6.3.2</w:t>
-      </w:r>
-      <w:r>
-        <w:fldChar w:fldCharType="end"/>
-      </w:r>
-      <w:r>
-        <w:t>.</w:t>
+        <w:t>shall not</w:t>
+      </w:r>
+      <w:r>
+        <w:t xml:space="preserve"> set </w:t>
+      </w:r>
+      <w:r>
+        <w:rPr>
+          <w:rStyle w:val="VARIABLE"/>
+        </w:rPr>
+        <w:t>uav:isEvent: false</w:t>
+      </w:r>
+      <w:r>
+        <w:t xml:space="preserve">, and an author </w:t>
+      </w:r>
+      <w:r>
+        <w:rPr>
+          <w:b/>
+        </w:rPr>
+        <w:t>should</w:t>
+      </w:r>
+      <w:r>
+        <w:t xml:space="preserve"> set both for symmetry with the other NodeClass annotations.</w:t>
       </w:r>
     </w:p>
     <w:p>
@@ -36864,7 +37035,15 @@
         <w:pStyle w:val="CODE"/>
       </w:pPr>
       <w:r>
-        <w:t>"@type": ["tm:ThingModel", "uav:objectType"], "uav:isComposite": true, "uav:contains": ["Impeller"]</w:t>
+        <w:t>"events": { "overTemperature": { "@type": "uav:eventType", "uav:isEvent": true,</w:t>
+      </w:r>
+    </w:p>
+    <w:p>
+      <w:pPr>
+        <w:pStyle w:val="CODE"/>
+      </w:pPr>
+      <w:r>
+        <w:t xml:space="preserve">  "uav:browseName": "pump:OverTemperatureEventType" } }</w:t>
       </w:r>
     </w:p>
     <w:p>
@@ -36878,57 +37057,25 @@
         <w:t>Explanation.</w:t>
       </w:r>
       <w:r>
-        <w:t xml:space="preserve"> The Thing Model is a composite ObjectType with one directly contained part named </w:t>
-      </w:r>
-      <w:r>
-        <w:rPr>
-          <w:rStyle w:val="VARIABLE"/>
-        </w:rPr>
-        <w:t>Impeller</w:t>
-      </w:r>
-      <w:r>
-        <w:t>; a converter expands that part into a component sub-node rather than a scalar value.</w:t>
-      </w:r>
-    </w:p>
-    <w:p>
-      <w:pPr>
-        <w:pStyle w:val="PARAGRAPH"/>
-      </w:pPr>
-      <w:r>
-        <w:rPr>
-          <w:b/>
-        </w:rPr>
-        <w:t>`uav:isEvent`</w:t>
-      </w:r>
-      <w:r>
-        <w:t xml:space="preserve"> (boolean) — on a WoT event affordance, declares that the affordance projects an OPC UA event (a type derived from </w:t>
-      </w:r>
-      <w:r>
-        <w:rPr>
-          <w:rStyle w:val="VARIABLE"/>
-        </w:rPr>
-        <w:t>BaseEventType</w:t>
-      </w:r>
-      <w:r>
-        <w:t xml:space="preserve">, OPC 10000-5) rather than an ad-hoc notification. This is an OPC UA model fact whenever the source model defines an EventType; the flag is the anchor of the event mapping of Section </w:t>
-      </w:r>
-      <w:r>
-        <w:fldChar w:fldCharType="begin"/>
-      </w:r>
-      <w:r>
-        <w:instrText xml:space="preserve"> REF _Clause_c6_5 \r \h </w:instrText>
-      </w:r>
-      <w:r>
-        <w:fldChar w:fldCharType="separate"/>
-      </w:r>
-      <w:r>
-        <w:t>6.5</w:t>
-      </w:r>
-      <w:r>
-        <w:fldChar w:fldCharType="end"/>
-      </w:r>
-      <w:r>
-        <w:t xml:space="preserve"> and tells a consumer to realize subscription with event MonitoredItems. It is the boolean counterpart of the </w:t>
+        <w:t xml:space="preserve"> </w:t>
+      </w:r>
+      <w:r>
+        <w:rPr>
+          <w:rStyle w:val="VARIABLE"/>
+        </w:rPr>
+        <w:t>overTemperature</w:t>
+      </w:r>
+      <w:r>
+        <w:t xml:space="preserve"> is not a plain notification: its </w:t>
+      </w:r>
+      <w:r>
+        <w:rPr>
+          <w:rStyle w:val="VARIABLE"/>
+        </w:rPr>
+        <w:t>@type</w:t>
+      </w:r>
+      <w:r>
+        <w:t xml:space="preserve"> annotation </w:t>
       </w:r>
       <w:r>
         <w:rPr>
@@ -36937,117 +37084,6 @@
         <w:t>uav:eventType</w:t>
       </w:r>
       <w:r>
-        <w:t xml:space="preserve"> type annotation (Section </w:t>
-      </w:r>
-      <w:r>
-        <w:fldChar w:fldCharType="begin"/>
-      </w:r>
-      <w:r>
-        <w:instrText xml:space="preserve"> REF _Clause_c6_2_2 \r \h </w:instrText>
-      </w:r>
-      <w:r>
-        <w:fldChar w:fldCharType="separate"/>
-      </w:r>
-      <w:r>
-        <w:t>6.2.2</w:t>
-      </w:r>
-      <w:r>
-        <w:fldChar w:fldCharType="end"/>
-      </w:r>
-      <w:r>
-        <w:t xml:space="preserve">): an event affordance annotated with </w:t>
-      </w:r>
-      <w:r>
-        <w:rPr>
-          <w:rStyle w:val="VARIABLE"/>
-        </w:rPr>
-        <w:t>@type: uav:eventType</w:t>
-      </w:r>
-      <w:r>
-        <w:t xml:space="preserve"> </w:t>
-      </w:r>
-      <w:r>
-        <w:rPr>
-          <w:b/>
-        </w:rPr>
-        <w:t>shall not</w:t>
-      </w:r>
-      <w:r>
-        <w:t xml:space="preserve"> set </w:t>
-      </w:r>
-      <w:r>
-        <w:rPr>
-          <w:rStyle w:val="VARIABLE"/>
-        </w:rPr>
-        <w:t>uav:isEvent: false</w:t>
-      </w:r>
-      <w:r>
-        <w:t xml:space="preserve">, and an author </w:t>
-      </w:r>
-      <w:r>
-        <w:rPr>
-          <w:b/>
-        </w:rPr>
-        <w:t>should</w:t>
-      </w:r>
-      <w:r>
-        <w:t xml:space="preserve"> set both for symmetry with the other NodeClass annotations.</w:t>
-      </w:r>
-    </w:p>
-    <w:p>
-      <w:pPr>
-        <w:pStyle w:val="CODE"/>
-      </w:pPr>
-      <w:r>
-        <w:t>"events": { "overTemperature": { "@type": "uav:eventType", "uav:isEvent": true,</w:t>
-      </w:r>
-    </w:p>
-    <w:p>
-      <w:pPr>
-        <w:pStyle w:val="CODE"/>
-      </w:pPr>
-      <w:r>
-        <w:t xml:space="preserve">  "uav:browseName": "pump:OverTemperatureEventType" } }</w:t>
-      </w:r>
-    </w:p>
-    <w:p>
-      <w:pPr>
-        <w:pStyle w:val="PARAGRAPH"/>
-      </w:pPr>
-      <w:r>
-        <w:rPr>
-          <w:i/>
-        </w:rPr>
-        <w:t>Explanation.</w:t>
-      </w:r>
-      <w:r>
-        <w:t xml:space="preserve"> </w:t>
-      </w:r>
-      <w:r>
-        <w:rPr>
-          <w:rStyle w:val="VARIABLE"/>
-        </w:rPr>
-        <w:t>overTemperature</w:t>
-      </w:r>
-      <w:r>
-        <w:t xml:space="preserve"> is not a plain notification: its </w:t>
-      </w:r>
-      <w:r>
-        <w:rPr>
-          <w:rStyle w:val="VARIABLE"/>
-        </w:rPr>
-        <w:t>@type</w:t>
-      </w:r>
-      <w:r>
-        <w:t xml:space="preserve"> annotation </w:t>
-      </w:r>
-      <w:r>
-        <w:rPr>
-          <w:rStyle w:val="VARIABLE"/>
-        </w:rPr>
-        <w:t>uav:eventType</w:t>
-      </w:r>
-      <w:r>
         <w:t xml:space="preserve"> (with the matching </w:t>
       </w:r>
       <w:r>
@@ -37083,7 +37119,7 @@
         <w:pStyle w:val="Heading3"/>
       </w:pPr>
       <w:bookmarkStart w:id="284" w:name="_Clause_c6_3_2"/>
-      <w:bookmarkStart w:id="285" w:name="_Toc236256596"/>
+      <w:bookmarkStart w:id="285" w:name="_Toc236289431"/>
       <w:r>
         <w:t>Links and references</w:t>
       </w:r>
@@ -37135,9 +37171,9 @@
       </w:pPr>
       <w:r>
         <w:rPr>
-          <w:b/>
-        </w:rPr>
-        <w:t>`rel: uav:capability`</w:t>
+          <w:rStyle w:val="VARIABLE"/>
+        </w:rPr>
+        <w:t>rel: uav:capability</w:t>
       </w:r>
       <w:r>
         <w:t xml:space="preserve"> — the linked resource is a capability the type exposes (an interface-like mix-in), projecting to a </w:t>
@@ -37162,9 +37198,9 @@
       </w:pPr>
       <w:r>
         <w:rPr>
-          <w:b/>
-        </w:rPr>
-        <w:t>`rel: uav:componentModel`</w:t>
+          <w:rStyle w:val="VARIABLE"/>
+        </w:rPr>
+        <w:t>rel: uav:componentModel</w:t>
       </w:r>
       <w:r>
         <w:t xml:space="preserve"> — the linked resource is the Thing Model of a contained sub-component (a strong, owned </w:t>
@@ -37189,9 +37225,9 @@
       </w:pPr>
       <w:r>
         <w:rPr>
-          <w:b/>
-        </w:rPr>
-        <w:t>`rel: uav:reference`</w:t>
+          <w:rStyle w:val="VARIABLE"/>
+        </w:rPr>
+        <w:t>rel: uav:reference</w:t>
       </w:r>
       <w:r>
         <w:t xml:space="preserve"> — the linked resource is referenced non-hierarchically, without a specific reference type.</w:t>
@@ -37207,9 +37243,9 @@
       </w:pPr>
       <w:r>
         <w:rPr>
-          <w:b/>
-        </w:rPr>
-        <w:t>`rel: &lt;ReferenceType compact model name&gt;`</w:t>
+          <w:rStyle w:val="VARIABLE"/>
+        </w:rPr>
+        <w:t>rel: &lt;ReferenceType compact model name&gt;</w:t>
       </w:r>
       <w:r>
         <w:t xml:space="preserve"> — the linked resource is referenced by that exact OPC UA ReferenceType, for example </w:t>
@@ -37243,9 +37279,9 @@
       </w:pPr>
       <w:r>
         <w:rPr>
-          <w:b/>
-        </w:rPr>
-        <w:t>`rel: uav:componentOf`</w:t>
+          <w:rStyle w:val="VARIABLE"/>
+        </w:rPr>
+        <w:t>rel: uav:componentOf</w:t>
       </w:r>
       <w:r>
         <w:t xml:space="preserve"> — the linked resource is the </w:t>
@@ -37300,10 +37336,10 @@
       </w:pPr>
       <w:r>
         <w:rPr>
-          <w:b/>
+          <w:rStyle w:val="VARIABLE"/>
         </w:rPr>
         <w:lastRenderedPageBreak/>
-        <w:t>`uav:refName`</w:t>
+        <w:t>uav:refName</w:t>
       </w:r>
       <w:r>
         <w:t xml:space="preserve"> (string) — the browse name a reference is exposed under on the referencing type; unique among the references of one type.</w:t>
@@ -37319,48 +37355,155 @@
       </w:pPr>
       <w:r>
         <w:rPr>
+          <w:rStyle w:val="VARIABLE"/>
+        </w:rPr>
+        <w:t>uav:refId</w:t>
+      </w:r>
+      <w:r>
+        <w:t xml:space="preserve"> (string) — the definitive ReferenceType ExpandedNodeId used to disambiguate or resolve the model-name relation. The name makes clear that this member is an identifier outside the context-expanded </w:t>
+      </w:r>
+      <w:r>
+        <w:rPr>
+          <w:rStyle w:val="VARIABLE"/>
+        </w:rPr>
+        <w:t>rel</w:t>
+      </w:r>
+      <w:r>
+        <w:t xml:space="preserve">. It </w:t>
+      </w:r>
+      <w:r>
+        <w:rPr>
           <w:b/>
         </w:rPr>
-        <w:t>`uav:refId`</w:t>
-      </w:r>
-      <w:r>
-        <w:t xml:space="preserve"> (string) — the definitive ReferenceType ExpandedNodeId used to disambiguate or resolve the model-name relation. The name makes clear that this member is an identifier outside the context-expanded </w:t>
-      </w:r>
-      <w:r>
-        <w:rPr>
-          <w:rStyle w:val="VARIABLE"/>
-        </w:rPr>
-        <w:t>rel</w:t>
-      </w:r>
-      <w:r>
-        <w:t xml:space="preserve">. It </w:t>
+        <w:t>shall not</w:t>
+      </w:r>
+      <w:r>
+        <w:t xml:space="preserve"> use the session-local </w:t>
+      </w:r>
+      <w:r>
+        <w:rPr>
+          <w:rStyle w:val="VARIABLE"/>
+        </w:rPr>
+        <w:t>ns=&lt;index&gt;</w:t>
+      </w:r>
+      <w:r>
+        <w:t xml:space="preserve"> form; a base-namespace ReferenceType may use </w:t>
+      </w:r>
+      <w:r>
+        <w:rPr>
+          <w:rStyle w:val="VARIABLE"/>
+        </w:rPr>
+        <w:t>i=&lt;id&gt;</w:t>
+      </w:r>
+      <w:r>
+        <w:t>.</w:t>
+      </w:r>
+    </w:p>
+    <w:p>
+      <w:pPr>
+        <w:pStyle w:val="PARAGRAPH"/>
+      </w:pPr>
+      <w:r>
+        <w:t xml:space="preserve">If the ReferenceType relation resolves uniquely, </w:t>
+      </w:r>
+      <w:r>
+        <w:rPr>
+          <w:rStyle w:val="VARIABLE"/>
+        </w:rPr>
+        <w:t>uav:refId</w:t>
+      </w:r>
+      <w:r>
+        <w:t xml:space="preserve"> is optional; if lookup is unavailable or ambiguous, </w:t>
+      </w:r>
+      <w:r>
+        <w:rPr>
+          <w:rStyle w:val="VARIABLE"/>
+        </w:rPr>
+        <w:t>uav:refId</w:t>
+      </w:r>
+      <w:r>
+        <w:t xml:space="preserve"> is required. If both are present they </w:t>
       </w:r>
       <w:r>
         <w:rPr>
           <w:b/>
         </w:rPr>
-        <w:t>shall not</w:t>
-      </w:r>
-      <w:r>
-        <w:t xml:space="preserve"> use the session-local </w:t>
-      </w:r>
-      <w:r>
-        <w:rPr>
-          <w:rStyle w:val="VARIABLE"/>
-        </w:rPr>
-        <w:t>ns=&lt;index&gt;</w:t>
-      </w:r>
-      <w:r>
-        <w:t xml:space="preserve"> form; a base-namespace ReferenceType may use </w:t>
-      </w:r>
-      <w:r>
-        <w:rPr>
-          <w:rStyle w:val="VARIABLE"/>
-        </w:rPr>
-        <w:t>i=&lt;id&gt;</w:t>
-      </w:r>
-      <w:r>
-        <w:t>.</w:t>
+        <w:t>shall</w:t>
+      </w:r>
+      <w:r>
+        <w:t xml:space="preserve"> resolve to the same ReferenceType Node.</w:t>
+      </w:r>
+    </w:p>
+    <w:p>
+      <w:pPr>
+        <w:pStyle w:val="CODE"/>
+      </w:pPr>
+      <w:r>
+        <w:t>"links": [</w:t>
+      </w:r>
+    </w:p>
+    <w:p>
+      <w:pPr>
+        <w:pStyle w:val="CODE"/>
+      </w:pPr>
+      <w:r>
+        <w:t xml:space="preserve">  { "rel": "uav:componentModel", "href": "./impeller.tm.jsonld",</w:t>
+      </w:r>
+    </w:p>
+    <w:p>
+      <w:pPr>
+        <w:pStyle w:val="CODE"/>
+      </w:pPr>
+      <w:r>
+        <w:t xml:space="preserve">    "uav:refName": "Impeller",</w:t>
+      </w:r>
+    </w:p>
+    <w:p>
+      <w:pPr>
+        <w:pStyle w:val="CODE"/>
+      </w:pPr>
+      <w:r>
+        <w:t xml:space="preserve">    "uav:refId": "i=47" },</w:t>
+      </w:r>
+    </w:p>
+    <w:p>
+      <w:pPr>
+        <w:pStyle w:val="CODE"/>
+      </w:pPr>
+      <w:r>
+        <w:t xml:space="preserve">  { "rel": "pump:MaterialReference", "href": "./motor.tm.jsonld",</w:t>
+      </w:r>
+    </w:p>
+    <w:p>
+      <w:pPr>
+        <w:pStyle w:val="CODE"/>
+      </w:pPr>
+      <w:r>
+        <w:t xml:space="preserve">    "uav:refName": "Drive",</w:t>
+      </w:r>
+    </w:p>
+    <w:p>
+      <w:pPr>
+        <w:pStyle w:val="CODE"/>
+      </w:pPr>
+      <w:r>
+        <w:t xml:space="preserve">    "uav:refId": "nsu=http://example.com/demo/pump;i=5001" },</w:t>
+      </w:r>
+    </w:p>
+    <w:p>
+      <w:pPr>
+        <w:pStyle w:val="CODE"/>
+      </w:pPr>
+      <w:r>
+        <w:t xml:space="preserve">  { "rel": "uav:componentOf", "href": "urn:machine:line-01" }</w:t>
+      </w:r>
+    </w:p>
+    <w:p>
+      <w:pPr>
+        <w:pStyle w:val="CODE"/>
+      </w:pPr>
+      <w:r>
+        <w:t>]</w:t>
       </w:r>
     </w:p>
     <w:p>
@@ -37368,113 +37511,6 @@
         <w:pStyle w:val="PARAGRAPH"/>
       </w:pPr>
       <w:r>
-        <w:t xml:space="preserve">If the ReferenceType relation resolves uniquely, </w:t>
-      </w:r>
-      <w:r>
-        <w:rPr>
-          <w:rStyle w:val="VARIABLE"/>
-        </w:rPr>
-        <w:t>uav:refId</w:t>
-      </w:r>
-      <w:r>
-        <w:t xml:space="preserve"> is optional; if lookup is unavailable or ambiguous, </w:t>
-      </w:r>
-      <w:r>
-        <w:rPr>
-          <w:rStyle w:val="VARIABLE"/>
-        </w:rPr>
-        <w:t>uav:refId</w:t>
-      </w:r>
-      <w:r>
-        <w:t xml:space="preserve"> is required. If both are present they </w:t>
-      </w:r>
-      <w:r>
-        <w:rPr>
-          <w:b/>
-        </w:rPr>
-        <w:t>shall</w:t>
-      </w:r>
-      <w:r>
-        <w:t xml:space="preserve"> resolve to the same ReferenceType Node.</w:t>
-      </w:r>
-    </w:p>
-    <w:p>
-      <w:pPr>
-        <w:pStyle w:val="CODE"/>
-      </w:pPr>
-      <w:r>
-        <w:t>"links": [</w:t>
-      </w:r>
-    </w:p>
-    <w:p>
-      <w:pPr>
-        <w:pStyle w:val="CODE"/>
-      </w:pPr>
-      <w:r>
-        <w:t xml:space="preserve">  { "rel": "uav:componentModel", "href": "./impeller.tm.jsonld",</w:t>
-      </w:r>
-    </w:p>
-    <w:p>
-      <w:pPr>
-        <w:pStyle w:val="CODE"/>
-      </w:pPr>
-      <w:r>
-        <w:t xml:space="preserve">    "uav:refName": "Impeller",</w:t>
-      </w:r>
-    </w:p>
-    <w:p>
-      <w:pPr>
-        <w:pStyle w:val="CODE"/>
-      </w:pPr>
-      <w:r>
-        <w:t xml:space="preserve">    "uav:refId": "i=47" },</w:t>
-      </w:r>
-    </w:p>
-    <w:p>
-      <w:pPr>
-        <w:pStyle w:val="CODE"/>
-      </w:pPr>
-      <w:r>
-        <w:t xml:space="preserve">  { "rel": "pump:MaterialReference", "href": "./motor.tm.jsonld",</w:t>
-      </w:r>
-    </w:p>
-    <w:p>
-      <w:pPr>
-        <w:pStyle w:val="CODE"/>
-      </w:pPr>
-      <w:r>
-        <w:t xml:space="preserve">    "uav:refName": "Drive",</w:t>
-      </w:r>
-    </w:p>
-    <w:p>
-      <w:pPr>
-        <w:pStyle w:val="CODE"/>
-      </w:pPr>
-      <w:r>
-        <w:t xml:space="preserve">    "uav:refId": "nsu=http://example.com/demo/pump;i=5001" },</w:t>
-      </w:r>
-    </w:p>
-    <w:p>
-      <w:pPr>
-        <w:pStyle w:val="CODE"/>
-      </w:pPr>
-      <w:r>
-        <w:t xml:space="preserve">  { "rel": "uav:componentOf", "href": "urn:machine:line-01" }</w:t>
-      </w:r>
-    </w:p>
-    <w:p>
-      <w:pPr>
-        <w:pStyle w:val="CODE"/>
-      </w:pPr>
-      <w:r>
-        <w:t>]</w:t>
-      </w:r>
-    </w:p>
-    <w:p>
-      <w:pPr>
-        <w:pStyle w:val="PARAGRAPH"/>
-      </w:pPr>
-      <w:r>
         <w:rPr>
           <w:i/>
         </w:rPr>
@@ -37516,7 +37552,7 @@
         <w:pStyle w:val="Heading3"/>
       </w:pPr>
       <w:bookmarkStart w:id="286" w:name="_Clause_c6_3_3"/>
-      <w:bookmarkStart w:id="287" w:name="_Toc236256597"/>
+      <w:bookmarkStart w:id="287" w:name="_Toc236289432"/>
       <w:r>
         <w:t>Containment</w:t>
       </w:r>
@@ -37529,30 +37565,132 @@
       </w:pPr>
       <w:r>
         <w:rPr>
+          <w:rStyle w:val="VARIABLE"/>
+        </w:rPr>
+        <w:t>uav:contains</w:t>
+      </w:r>
+      <w:r>
+        <w:t xml:space="preserve"> (array of string) — on a composite type, the </w:t>
+      </w:r>
+      <w:r>
+        <w:rPr>
+          <w:rStyle w:val="VARIABLE"/>
+        </w:rPr>
+        <w:t>uav:refName</w:t>
+      </w:r>
+      <w:r>
+        <w:t xml:space="preserve"> values of the sub-components it directly contains. </w:t>
+      </w:r>
+      <w:r>
+        <w:rPr>
+          <w:rStyle w:val="VARIABLE"/>
+        </w:rPr>
+        <w:t>uav:containedIn</w:t>
+      </w:r>
+      <w:r>
+        <w:t xml:space="preserve"> (string) — on a contained type, the name of the single composite that contains it. Together they record the OPC UA composition graph (the tree of </w:t>
+      </w:r>
+      <w:r>
+        <w:rPr>
+          <w:rStyle w:val="VARIABLE"/>
+        </w:rPr>
+        <w:t>HasComponent</w:t>
+      </w:r>
+      <w:r>
+        <w:t xml:space="preserve"> ownership) explicitly and symmetrically, so a converter can rebuild the parent/child edges and detect a broken model. Containment </w:t>
+      </w:r>
+      <w:r>
+        <w:rPr>
           <w:b/>
         </w:rPr>
-        <w:t>`uav:contains`</w:t>
-      </w:r>
-      <w:r>
-        <w:t xml:space="preserve"> (array of string) — on a composite type, the </w:t>
-      </w:r>
-      <w:r>
-        <w:rPr>
-          <w:rStyle w:val="VARIABLE"/>
-        </w:rPr>
-        <w:t>uav:refName</w:t>
-      </w:r>
-      <w:r>
-        <w:t xml:space="preserve"> values of the sub-components it directly contains. </w:t>
+        <w:t>shall</w:t>
+      </w:r>
+      <w:r>
+        <w:t xml:space="preserve"> be acyclic and each side </w:t>
       </w:r>
       <w:r>
         <w:rPr>
           <w:b/>
         </w:rPr>
-        <w:t>`uav:containedIn`</w:t>
-      </w:r>
-      <w:r>
-        <w:t xml:space="preserve"> (string) — on a contained type, the name of the single composite that contains it. Together they record the OPC UA composition graph (the tree of </w:t>
+        <w:t>shall</w:t>
+      </w:r>
+      <w:r>
+        <w:t xml:space="preserve"> match the other (Section </w:t>
+      </w:r>
+      <w:r>
+        <w:fldChar w:fldCharType="begin"/>
+      </w:r>
+      <w:r>
+        <w:instrText xml:space="preserve"> REF _Clause_c6_4 \r \h </w:instrText>
+      </w:r>
+      <w:r>
+        <w:fldChar w:fldCharType="separate"/>
+      </w:r>
+      <w:r>
+        <w:t>6.4</w:t>
+      </w:r>
+      <w:r>
+        <w:fldChar w:fldCharType="end"/>
+      </w:r>
+      <w:r>
+        <w:t>).</w:t>
+      </w:r>
+    </w:p>
+    <w:p>
+      <w:pPr>
+        <w:pStyle w:val="CODE"/>
+      </w:pPr>
+      <w:r>
+        <w:t>// composite:            // part:</w:t>
+      </w:r>
+    </w:p>
+    <w:p>
+      <w:pPr>
+        <w:pStyle w:val="CODE"/>
+      </w:pPr>
+      <w:r>
+        <w:t>"uav:contains": ["Impeller"]   "uav:containedIn": "PumpType"</w:t>
+      </w:r>
+    </w:p>
+    <w:p>
+      <w:pPr>
+        <w:pStyle w:val="PARAGRAPH"/>
+      </w:pPr>
+      <w:r>
+        <w:rPr>
+          <w:i/>
+        </w:rPr>
+        <w:t>Explanation.</w:t>
+      </w:r>
+      <w:r>
+        <w:t xml:space="preserve"> </w:t>
+      </w:r>
+      <w:r>
+        <w:rPr>
+          <w:rStyle w:val="VARIABLE"/>
+        </w:rPr>
+        <w:t>PumpType</w:t>
+      </w:r>
+      <w:r>
+        <w:t xml:space="preserve"> contains a part reached by the </w:t>
+      </w:r>
+      <w:r>
+        <w:rPr>
+          <w:rStyle w:val="VARIABLE"/>
+        </w:rPr>
+        <w:t>Impeller</w:t>
+      </w:r>
+      <w:r>
+        <w:t xml:space="preserve"> link, and the part declares it is contained in </w:t>
+      </w:r>
+      <w:r>
+        <w:rPr>
+          <w:rStyle w:val="VARIABLE"/>
+        </w:rPr>
+        <w:t>PumpType</w:t>
+      </w:r>
+      <w:r>
+        <w:t xml:space="preserve">; the reciprocal pair is what a validator checks for a consistent </w:t>
       </w:r>
       <w:r>
         <w:rPr>
@@ -37561,108 +37699,6 @@
         <w:t>HasComponent</w:t>
       </w:r>
       <w:r>
-        <w:t xml:space="preserve"> ownership) explicitly and symmetrically, so a converter can rebuild the parent/child edges and detect a broken model. Containment </w:t>
-      </w:r>
-      <w:r>
-        <w:rPr>
-          <w:b/>
-        </w:rPr>
-        <w:t>shall</w:t>
-      </w:r>
-      <w:r>
-        <w:t xml:space="preserve"> be acyclic and each side </w:t>
-      </w:r>
-      <w:r>
-        <w:rPr>
-          <w:b/>
-        </w:rPr>
-        <w:t>shall</w:t>
-      </w:r>
-      <w:r>
-        <w:t xml:space="preserve"> match the other (Section </w:t>
-      </w:r>
-      <w:r>
-        <w:fldChar w:fldCharType="begin"/>
-      </w:r>
-      <w:r>
-        <w:instrText xml:space="preserve"> REF _Clause_c6_4 \r \h </w:instrText>
-      </w:r>
-      <w:r>
-        <w:fldChar w:fldCharType="separate"/>
-      </w:r>
-      <w:r>
-        <w:t>6.4</w:t>
-      </w:r>
-      <w:r>
-        <w:fldChar w:fldCharType="end"/>
-      </w:r>
-      <w:r>
-        <w:t>).</w:t>
-      </w:r>
-    </w:p>
-    <w:p>
-      <w:pPr>
-        <w:pStyle w:val="CODE"/>
-      </w:pPr>
-      <w:r>
-        <w:t>// composite:            // part:</w:t>
-      </w:r>
-    </w:p>
-    <w:p>
-      <w:pPr>
-        <w:pStyle w:val="CODE"/>
-      </w:pPr>
-      <w:r>
-        <w:t>"uav:contains": ["Impeller"]   "uav:containedIn": "PumpType"</w:t>
-      </w:r>
-    </w:p>
-    <w:p>
-      <w:pPr>
-        <w:pStyle w:val="PARAGRAPH"/>
-      </w:pPr>
-      <w:r>
-        <w:rPr>
-          <w:i/>
-        </w:rPr>
-        <w:t>Explanation.</w:t>
-      </w:r>
-      <w:r>
-        <w:t xml:space="preserve"> </w:t>
-      </w:r>
-      <w:r>
-        <w:rPr>
-          <w:rStyle w:val="VARIABLE"/>
-        </w:rPr>
-        <w:t>PumpType</w:t>
-      </w:r>
-      <w:r>
-        <w:t xml:space="preserve"> contains a part reached by the </w:t>
-      </w:r>
-      <w:r>
-        <w:rPr>
-          <w:rStyle w:val="VARIABLE"/>
-        </w:rPr>
-        <w:t>Impeller</w:t>
-      </w:r>
-      <w:r>
-        <w:t xml:space="preserve"> link, and the part declares it is contained in </w:t>
-      </w:r>
-      <w:r>
-        <w:rPr>
-          <w:rStyle w:val="VARIABLE"/>
-        </w:rPr>
-        <w:t>PumpType</w:t>
-      </w:r>
-      <w:r>
-        <w:t xml:space="preserve">; the reciprocal pair is what a validator checks for a consistent </w:t>
-      </w:r>
-      <w:r>
-        <w:rPr>
-          <w:rStyle w:val="VARIABLE"/>
-        </w:rPr>
-        <w:t>HasComponent</w:t>
-      </w:r>
-      <w:r>
         <w:t xml:space="preserve"> tree.</w:t>
       </w:r>
     </w:p>
@@ -37671,7 +37707,7 @@
         <w:pStyle w:val="Heading3"/>
       </w:pPr>
       <w:bookmarkStart w:id="288" w:name="_Clause_c6_3_4"/>
-      <w:bookmarkStart w:id="289" w:name="_Toc236256598"/>
+      <w:bookmarkStart w:id="289" w:name="_Toc236289433"/>
       <w:r>
         <w:t>Type identity and naming</w:t>
       </w:r>
@@ -37684,74 +37720,74 @@
       </w:pPr>
       <w:r>
         <w:rPr>
+          <w:rStyle w:val="VARIABLE"/>
+        </w:rPr>
+        <w:t>uav:congruentType</w:t>
+      </w:r>
+      <w:r>
+        <w:t xml:space="preserve"> (string) — the definitive ExpandedNodeId (or an external absolute IRI) of a type that is structurally congruent with this one: a shared, co-typed definition used to reconcile two models that describe the same OPC UA type. </w:t>
+      </w:r>
+      <w:r>
+        <w:rPr>
+          <w:rStyle w:val="VARIABLE"/>
+        </w:rPr>
+        <w:t>uav:congruentTypeName</w:t>
+      </w:r>
+      <w:r>
+        <w:t xml:space="preserve"> (string) — the compact model name (Section </w:t>
+      </w:r>
+      <w:r>
+        <w:fldChar w:fldCharType="begin"/>
+      </w:r>
+      <w:r>
+        <w:instrText xml:space="preserve"> REF _Clause_c6_2_1_2 \r \h </w:instrText>
+      </w:r>
+      <w:r>
+        <w:fldChar w:fldCharType="separate"/>
+      </w:r>
+      <w:r>
+        <w:t>6.2.1.2</w:t>
+      </w:r>
+      <w:r>
+        <w:fldChar w:fldCharType="end"/>
+      </w:r>
+      <w:r>
+        <w:t xml:space="preserve">) of that OPC UA type; when used, it </w:t>
+      </w:r>
+      <w:r>
+        <w:rPr>
           <w:b/>
         </w:rPr>
-        <w:t>`uav:congruentType`</w:t>
-      </w:r>
-      <w:r>
-        <w:t xml:space="preserve"> (string) — the definitive ExpandedNodeId (or an external absolute IRI) of a type that is structurally congruent with this one: a shared, co-typed definition used to reconcile two models that describe the same OPC UA type. </w:t>
+        <w:t>shall</w:t>
+      </w:r>
+      <w:r>
+        <w:t xml:space="preserve"> accompany </w:t>
+      </w:r>
+      <w:r>
+        <w:rPr>
+          <w:rStyle w:val="VARIABLE"/>
+        </w:rPr>
+        <w:t>uav:congruentType</w:t>
+      </w:r>
+      <w:r>
+        <w:t xml:space="preserve">. </w:t>
+      </w:r>
+      <w:r>
+        <w:rPr>
+          <w:rStyle w:val="VARIABLE"/>
+        </w:rPr>
+        <w:t>uav:nameNamespace</w:t>
+      </w:r>
+      <w:r>
+        <w:t xml:space="preserve"> (absolute IRI) — the naming namespace against which this type's local names are resolved; it corresponds to the OPC UA namespace that qualifies the type's BrowseNames and </w:t>
       </w:r>
       <w:r>
         <w:rPr>
           <w:b/>
         </w:rPr>
-        <w:t>`uav:congruentTypeName`</w:t>
-      </w:r>
-      <w:r>
-        <w:t xml:space="preserve"> (string) — the compact model name (Section </w:t>
-      </w:r>
-      <w:r>
-        <w:fldChar w:fldCharType="begin"/>
-      </w:r>
-      <w:r>
-        <w:instrText xml:space="preserve"> REF _Clause_c6_2_1_2 \r \h </w:instrText>
-      </w:r>
-      <w:r>
-        <w:fldChar w:fldCharType="separate"/>
-      </w:r>
-      <w:r>
-        <w:t>6.2.1.2</w:t>
-      </w:r>
-      <w:r>
-        <w:fldChar w:fldCharType="end"/>
-      </w:r>
-      <w:r>
-        <w:t xml:space="preserve">) of that OPC UA type; when used, it </w:t>
-      </w:r>
-      <w:r>
-        <w:rPr>
-          <w:b/>
-        </w:rPr>
         <w:t>shall</w:t>
       </w:r>
       <w:r>
-        <w:t xml:space="preserve"> accompany </w:t>
-      </w:r>
-      <w:r>
-        <w:rPr>
-          <w:rStyle w:val="VARIABLE"/>
-        </w:rPr>
-        <w:t>uav:congruentType</w:t>
-      </w:r>
-      <w:r>
-        <w:t xml:space="preserve">. </w:t>
-      </w:r>
-      <w:r>
-        <w:rPr>
-          <w:b/>
-        </w:rPr>
-        <w:t>`uav:nameNamespace`</w:t>
-      </w:r>
-      <w:r>
-        <w:t xml:space="preserve"> (absolute IRI) — the naming namespace against which this type's local names are resolved; it corresponds to the OPC UA namespace that qualifies the type's BrowseNames and </w:t>
-      </w:r>
-      <w:r>
-        <w:rPr>
-          <w:b/>
-        </w:rPr>
-        <w:t>shall</w:t>
-      </w:r>
-      <w:r>
         <w:t xml:space="preserve"> be an absolute IRI.</w:t>
       </w:r>
     </w:p>
@@ -37807,7 +37843,7 @@
         <w:pStyle w:val="Heading3"/>
       </w:pPr>
       <w:bookmarkStart w:id="290" w:name="_Clause_c6_3_5"/>
-      <w:bookmarkStart w:id="291" w:name="_Toc236256599"/>
+      <w:bookmarkStart w:id="291" w:name="_Toc236289434"/>
       <w:r>
         <w:lastRenderedPageBreak/>
         <w:t>Units, quantity kinds and scaling</w:t>
@@ -37821,9 +37857,9 @@
       </w:pPr>
       <w:r>
         <w:rPr>
-          <w:b/>
-        </w:rPr>
-        <w:t>`uav:unitProperty`</w:t>
+          <w:rStyle w:val="VARIABLE"/>
+        </w:rPr>
+        <w:t>uav:unitProperty</w:t>
       </w:r>
       <w:r>
         <w:t xml:space="preserve"> (RFC 6901 JSON Pointer) — a canonical JSON Pointer that locates the string property carrying the engineering unit of a value; it corresponds to the OPC UA </w:t>
@@ -37866,9 +37902,9 @@
       </w:r>
       <w:r>
         <w:rPr>
-          <w:b/>
-        </w:rPr>
-        <w:t>`uav:scaleFactor`</w:t>
+          <w:rStyle w:val="VARIABLE"/>
+        </w:rPr>
+        <w:t>uav:scaleFactor</w:t>
       </w:r>
       <w:r>
         <w:t xml:space="preserve"> (number, non-zero) — the linear factor relating the raw transport value to the engineering value; the direction is fixed as </w:t>
@@ -37884,9 +37920,9 @@
       </w:r>
       <w:r>
         <w:rPr>
-          <w:b/>
-        </w:rPr>
-        <w:t>`uav:decimalPlaces`</w:t>
+          <w:rStyle w:val="VARIABLE"/>
+        </w:rPr>
+        <w:t>uav:decimalPlaces</w:t>
       </w:r>
       <w:r>
         <w:t xml:space="preserve"> (integer ≥ 0) — the number of fractional decimal places retained after scaling. These capture the analog-scaling model facts a raw transport value needs to become an engineering value.</w:t>
@@ -37954,7 +37990,7 @@
         <w:pStyle w:val="Heading3"/>
       </w:pPr>
       <w:bookmarkStart w:id="292" w:name="_Clause_c6_3_6"/>
-      <w:bookmarkStart w:id="293" w:name="_Toc236256600"/>
+      <w:bookmarkStart w:id="293" w:name="_Toc236289435"/>
       <w:r>
         <w:t>Groups and membership</w:t>
       </w:r>
@@ -37967,9 +38003,33 @@
       </w:pPr>
       <w:r>
         <w:rPr>
+          <w:rStyle w:val="VARIABLE"/>
+        </w:rPr>
+        <w:t>uav:propertyGroups</w:t>
+      </w:r>
+      <w:r>
+        <w:rPr>
           <w:b/>
         </w:rPr>
-        <w:t>`uav:propertyGroups`, `uav:eventGroups`, `uav:actionGroups`</w:t>
+        <w:t xml:space="preserve">, </w:t>
+      </w:r>
+      <w:r>
+        <w:rPr>
+          <w:rStyle w:val="VARIABLE"/>
+        </w:rPr>
+        <w:t>uav:eventGroups</w:t>
+      </w:r>
+      <w:r>
+        <w:rPr>
+          <w:b/>
+        </w:rPr>
+        <w:t xml:space="preserve">, </w:t>
+      </w:r>
+      <w:r>
+        <w:rPr>
+          <w:rStyle w:val="VARIABLE"/>
+        </w:rPr>
+        <w:t>uav:actionGroups</w:t>
       </w:r>
       <w:r>
         <w:t xml:space="preserve"> (arrays of group objects) — declare named groups of properties, events, and actions respectively; each group object has a required </w:t>
@@ -38003,30 +38063,48 @@
       </w:r>
       <w:r>
         <w:rPr>
+          <w:rStyle w:val="VARIABLE"/>
+        </w:rPr>
+        <w:t>uav:memberOf</w:t>
+      </w:r>
+      <w:r>
+        <w:t xml:space="preserve"> (string) — on a property, event, or action, the </w:t>
+      </w:r>
+      <w:r>
+        <w:rPr>
+          <w:rStyle w:val="VARIABLE"/>
+        </w:rPr>
+        <w:t>title</w:t>
+      </w:r>
+      <w:r>
+        <w:t xml:space="preserve"> of the group it belongs to. Groups project to OPC UA grouping/organizing folders (or a </w:t>
+      </w:r>
+      <w:r>
+        <w:rPr>
+          <w:rStyle w:val="VARIABLE"/>
+        </w:rPr>
+        <w:t>FunctionalGroupType</w:t>
+      </w:r>
+      <w:r>
+        <w:t xml:space="preserve">-style facet), so they record a model fact about how a type presents its members. Group titles </w:t>
+      </w:r>
+      <w:r>
+        <w:rPr>
           <w:b/>
         </w:rPr>
-        <w:t>`uav:memberOf`</w:t>
-      </w:r>
-      <w:r>
-        <w:t xml:space="preserve"> (string) — on a property, event, or action, the </w:t>
-      </w:r>
-      <w:r>
-        <w:rPr>
-          <w:rStyle w:val="VARIABLE"/>
-        </w:rPr>
-        <w:t>title</w:t>
-      </w:r>
-      <w:r>
-        <w:t xml:space="preserve"> of the group it belongs to. Groups project to OPC UA grouping/organizing folders (or a </w:t>
-      </w:r>
-      <w:r>
-        <w:rPr>
-          <w:rStyle w:val="VARIABLE"/>
-        </w:rPr>
-        <w:t>FunctionalGroupType</w:t>
-      </w:r>
-      <w:r>
-        <w:t xml:space="preserve">-style facet), so they record a model fact about how a type presents its members. Group titles </w:t>
+        <w:t>shall</w:t>
+      </w:r>
+      <w:r>
+        <w:t xml:space="preserve"> be globally unique across all three group kinds of a type, and a </w:t>
+      </w:r>
+      <w:r>
+        <w:rPr>
+          <w:rStyle w:val="VARIABLE"/>
+        </w:rPr>
+        <w:t>uav:memberOf</w:t>
+      </w:r>
+      <w:r>
+        <w:t xml:space="preserve"> value </w:t>
       </w:r>
       <w:r>
         <w:rPr>
@@ -38035,43 +38113,73 @@
         <w:t>shall</w:t>
       </w:r>
       <w:r>
-        <w:t xml:space="preserve"> be globally unique across all three group kinds of a type, and a </w:t>
-      </w:r>
-      <w:r>
-        <w:rPr>
-          <w:rStyle w:val="VARIABLE"/>
-        </w:rPr>
-        <w:t>uav:memberOf</w:t>
-      </w:r>
-      <w:r>
-        <w:t xml:space="preserve"> value </w:t>
+        <w:t xml:space="preserve"> name a group of the matching kind (Section </w:t>
+      </w:r>
+      <w:r>
+        <w:fldChar w:fldCharType="begin"/>
+      </w:r>
+      <w:r>
+        <w:instrText xml:space="preserve"> REF _Clause_c6_4 \r \h </w:instrText>
+      </w:r>
+      <w:r>
+        <w:fldChar w:fldCharType="separate"/>
+      </w:r>
+      <w:r>
+        <w:t>6.4</w:t>
+      </w:r>
+      <w:r>
+        <w:fldChar w:fldCharType="end"/>
+      </w:r>
+      <w:r>
+        <w:t>).</w:t>
+      </w:r>
+    </w:p>
+    <w:p>
+      <w:pPr>
+        <w:pStyle w:val="PARAGRAPH"/>
+      </w:pPr>
+      <w:r>
+        <w:rPr>
+          <w:rStyle w:val="VARIABLE"/>
+        </w:rPr>
+        <w:t>uav:actionGroups</w:t>
+      </w:r>
+      <w:r>
+        <w:t xml:space="preserve"> is intentionally named after the WoT </w:t>
       </w:r>
       <w:r>
         <w:rPr>
           <w:b/>
         </w:rPr>
-        <w:t>shall</w:t>
-      </w:r>
-      <w:r>
-        <w:t xml:space="preserve"> name a group of the matching kind (Section </w:t>
-      </w:r>
-      <w:r>
-        <w:fldChar w:fldCharType="begin"/>
-      </w:r>
-      <w:r>
-        <w:instrText xml:space="preserve"> REF _Clause_c6_4 \r \h </w:instrText>
-      </w:r>
-      <w:r>
-        <w:fldChar w:fldCharType="separate"/>
-      </w:r>
-      <w:r>
-        <w:t>6.4</w:t>
-      </w:r>
-      <w:r>
-        <w:fldChar w:fldCharType="end"/>
-      </w:r>
-      <w:r>
-        <w:t>).</w:t>
+        <w:t>action</w:t>
+      </w:r>
+      <w:r>
+        <w:t xml:space="preserve"> affordance that it groups. Each grouped action projects to an OPC UA Method, but naming the group </w:t>
+      </w:r>
+      <w:r>
+        <w:rPr>
+          <w:rStyle w:val="VARIABLE"/>
+        </w:rPr>
+        <w:t>methodGroups</w:t>
+      </w:r>
+      <w:r>
+        <w:t xml:space="preserve"> would expose the target protocol model instead of the WoT document model.</w:t>
+      </w:r>
+    </w:p>
+    <w:p>
+      <w:pPr>
+        <w:pStyle w:val="CODE"/>
+      </w:pPr>
+      <w:r>
+        <w:t>"uav:propertyGroups": [{ "title": "Operational" }],</w:t>
+      </w:r>
+    </w:p>
+    <w:p>
+      <w:pPr>
+        <w:pStyle w:val="CODE"/>
+      </w:pPr>
+      <w:r>
+        <w:t>"pumpSpeed": { "uav:memberOf": "Operational" }</w:t>
       </w:r>
     </w:p>
     <w:p>
@@ -38080,54 +38188,6 @@
       </w:pPr>
       <w:r>
         <w:rPr>
-          <w:rStyle w:val="VARIABLE"/>
-        </w:rPr>
-        <w:t>uav:actionGroups</w:t>
-      </w:r>
-      <w:r>
-        <w:t xml:space="preserve"> is intentionally named after the WoT </w:t>
-      </w:r>
-      <w:r>
-        <w:rPr>
-          <w:b/>
-        </w:rPr>
-        <w:t>action</w:t>
-      </w:r>
-      <w:r>
-        <w:t xml:space="preserve"> affordance that it groups. Each grouped action projects to an OPC UA Method, but naming the group </w:t>
-      </w:r>
-      <w:r>
-        <w:rPr>
-          <w:rStyle w:val="VARIABLE"/>
-        </w:rPr>
-        <w:t>methodGroups</w:t>
-      </w:r>
-      <w:r>
-        <w:t xml:space="preserve"> would expose the target protocol model instead of the WoT document model.</w:t>
-      </w:r>
-    </w:p>
-    <w:p>
-      <w:pPr>
-        <w:pStyle w:val="CODE"/>
-      </w:pPr>
-      <w:r>
-        <w:t>"uav:propertyGroups": [{ "title": "Operational" }],</w:t>
-      </w:r>
-    </w:p>
-    <w:p>
-      <w:pPr>
-        <w:pStyle w:val="CODE"/>
-      </w:pPr>
-      <w:r>
-        <w:t>"pumpSpeed": { "uav:memberOf": "Operational" }</w:t>
-      </w:r>
-    </w:p>
-    <w:p>
-      <w:pPr>
-        <w:pStyle w:val="PARAGRAPH"/>
-      </w:pPr>
-      <w:r>
-        <w:rPr>
           <w:i/>
         </w:rPr>
         <w:t>Explanation.</w:t>
@@ -38159,7 +38219,7 @@
         <w:pStyle w:val="Heading3"/>
       </w:pPr>
       <w:bookmarkStart w:id="294" w:name="_Clause_c6_3_7"/>
-      <w:bookmarkStart w:id="295" w:name="_Toc236256601"/>
+      <w:bookmarkStart w:id="295" w:name="_Toc236289436"/>
       <w:r>
         <w:t>Metadata, semantics and configuration</w:t>
       </w:r>
@@ -38172,53 +38232,77 @@
       </w:pPr>
       <w:r>
         <w:rPr>
+          <w:rStyle w:val="VARIABLE"/>
+        </w:rPr>
+        <w:t>uav:metadata</w:t>
+      </w:r>
+      <w:r>
+        <w:t xml:space="preserve"> (JSON value) — an opaque object of implementation- or vendor-defined annotations, carried verbatim; it preserves model facts a converter does not interpret. </w:t>
+      </w:r>
+      <w:r>
+        <w:rPr>
+          <w:rStyle w:val="VARIABLE"/>
+        </w:rPr>
+        <w:t>uav:semanticId</w:t>
+      </w:r>
+      <w:r>
+        <w:t xml:space="preserve"> (absolute IRI) — a stable semantic identifier for a type, affordance, or group, corresponding to the OPC UA semantic-reference (</w:t>
+      </w:r>
+      <w:r>
+        <w:rPr>
+          <w:rStyle w:val="VARIABLE"/>
+        </w:rPr>
+        <w:t>HasDictionaryEntry</w:t>
+      </w:r>
+      <w:r>
+        <w:t xml:space="preserve">-style) fact. </w:t>
+      </w:r>
+      <w:r>
+        <w:rPr>
+          <w:rStyle w:val="VARIABLE"/>
+        </w:rPr>
+        <w:t>uav:propertyConfiguration</w:t>
+      </w:r>
+      <w:r>
+        <w:rPr>
           <w:b/>
         </w:rPr>
-        <w:t>`uav:metadata`</w:t>
-      </w:r>
-      <w:r>
-        <w:t xml:space="preserve"> (JSON value) — an opaque object of implementation- or vendor-defined annotations, carried verbatim; it preserves model facts a converter does not interpret. </w:t>
+        <w:t xml:space="preserve">, </w:t>
+      </w:r>
+      <w:r>
+        <w:rPr>
+          <w:rStyle w:val="VARIABLE"/>
+        </w:rPr>
+        <w:t>uav:actionConfiguration</w:t>
       </w:r>
       <w:r>
         <w:rPr>
           <w:b/>
         </w:rPr>
-        <w:t>`uav:semanticId`</w:t>
-      </w:r>
-      <w:r>
-        <w:t xml:space="preserve"> (absolute IRI) — a stable semantic identifier for a type, affordance, or group, corresponding to the OPC UA semantic-reference (</w:t>
-      </w:r>
-      <w:r>
-        <w:rPr>
-          <w:rStyle w:val="VARIABLE"/>
-        </w:rPr>
-        <w:t>HasDictionaryEntry</w:t>
-      </w:r>
-      <w:r>
-        <w:t xml:space="preserve">-style) fact. </w:t>
+        <w:t xml:space="preserve">, </w:t>
+      </w:r>
+      <w:r>
+        <w:rPr>
+          <w:rStyle w:val="VARIABLE"/>
+        </w:rPr>
+        <w:t>uav:eventConfiguration</w:t>
+      </w:r>
+      <w:r>
+        <w:t xml:space="preserve"> (JSON values) — opaque, per-affordance configuration objects, carried verbatim. Opaque members </w:t>
       </w:r>
       <w:r>
         <w:rPr>
           <w:b/>
         </w:rPr>
-        <w:t>`uav:propertyConfiguration`, `uav:actionConfiguration`, `uav:eventConfiguration`</w:t>
-      </w:r>
-      <w:r>
-        <w:t xml:space="preserve"> (JSON values) — opaque, per-affordance configuration objects, carried verbatim. Opaque members </w:t>
+        <w:t>shall</w:t>
+      </w:r>
+      <w:r>
+        <w:t xml:space="preserve"> be carried unchanged and </w:t>
       </w:r>
       <w:r>
         <w:rPr>
           <w:b/>
         </w:rPr>
-        <w:t>shall</w:t>
-      </w:r>
-      <w:r>
-        <w:t xml:space="preserve"> be carried unchanged and </w:t>
-      </w:r>
-      <w:r>
-        <w:rPr>
-          <w:b/>
-        </w:rPr>
         <w:t>shall not</w:t>
       </w:r>
       <w:r>
@@ -38278,7 +38362,7 @@
         <w:pStyle w:val="Heading3"/>
       </w:pPr>
       <w:bookmarkStart w:id="296" w:name="_Clause_c6_3_8"/>
-      <w:bookmarkStart w:id="297" w:name="_Toc236256602"/>
+      <w:bookmarkStart w:id="297" w:name="_Toc236289437"/>
       <w:r>
         <w:t>Inheritance and open content</w:t>
       </w:r>
@@ -38291,9 +38375,9 @@
       </w:pPr>
       <w:r>
         <w:rPr>
-          <w:b/>
-        </w:rPr>
-        <w:t>`uav:includeInherited`</w:t>
+          <w:rStyle w:val="VARIABLE"/>
+        </w:rPr>
+        <w:t>uav:includeInherited</w:t>
       </w:r>
       <w:r>
         <w:t xml:space="preserve"> (boolean) — whether the Thing Model is understood to include the members it inherits from its supertypes (</w:t>
@@ -38318,16 +38402,16 @@
       </w:r>
       <w:r>
         <w:rPr>
-          <w:b/>
-        </w:rPr>
-        <w:t>`uav:additionalProperties`</w:t>
-      </w:r>
-      <w:r>
-        <w:t xml:space="preserve"> </w:t>
+          <w:rStyle w:val="VARIABLE"/>
+        </w:rPr>
+        <w:t>uav:additionalProperties</w:t>
+      </w:r>
+      <w:r>
+        <w:t xml:space="preserve"> (boolean) — </w:t>
       </w:r>
       <w:r>
         <w:lastRenderedPageBreak/>
-        <w:t>(boolean) — whether instances may carry members beyond those the model declares (</w:t>
+        <w:t>whether instances may carry members beyond those the model declares (</w:t>
       </w:r>
       <w:r>
         <w:rPr>
@@ -38375,7 +38459,7 @@
         <w:pStyle w:val="Heading3"/>
       </w:pPr>
       <w:bookmarkStart w:id="298" w:name="_Clause_c6_3_9"/>
-      <w:bookmarkStart w:id="299" w:name="_Toc236256603"/>
+      <w:bookmarkStart w:id="299" w:name="_Toc236289438"/>
       <w:r>
         <w:t>Generic mapping terms and modelling rules</w:t>
       </w:r>
@@ -38388,26 +38472,26 @@
       </w:pPr>
       <w:r>
         <w:rPr>
+          <w:rStyle w:val="VARIABLE"/>
+        </w:rPr>
+        <w:t>uav:externalSchema</w:t>
+      </w:r>
+      <w:r>
+        <w:t xml:space="preserve"> (string) — a URI or path to an external schema that defines a custom DataType or payload encoding the affordance uses; it records the model fact that a member's DataType is not inline. </w:t>
+      </w:r>
+      <w:r>
+        <w:rPr>
+          <w:rStyle w:val="VARIABLE"/>
+        </w:rPr>
+        <w:t>uav:modellingRule</w:t>
+      </w:r>
+      <w:r>
+        <w:t xml:space="preserve"> (string) — the OPC UA modelling rule of a member; its value </w:t>
+      </w:r>
+      <w:r>
+        <w:rPr>
           <w:b/>
         </w:rPr>
-        <w:t>`uav:externalSchema`</w:t>
-      </w:r>
-      <w:r>
-        <w:t xml:space="preserve"> (string) — a URI or path to an external schema that defines a custom DataType or payload encoding the affordance uses; it records the model fact that a member's DataType is not inline. </w:t>
-      </w:r>
-      <w:r>
-        <w:rPr>
-          <w:b/>
-        </w:rPr>
-        <w:t>`uav:modellingRule`</w:t>
-      </w:r>
-      <w:r>
-        <w:t xml:space="preserve"> (string) — the OPC UA modelling rule of a member; its value </w:t>
-      </w:r>
-      <w:r>
-        <w:rPr>
-          <w:b/>
-        </w:rPr>
         <w:t>shall</w:t>
       </w:r>
       <w:r>
@@ -38512,7 +38596,7 @@
         <w:pStyle w:val="Heading3"/>
       </w:pPr>
       <w:bookmarkStart w:id="300" w:name="_Clause_c6_3_10"/>
-      <w:bookmarkStart w:id="301" w:name="_Toc236256604"/>
+      <w:bookmarkStart w:id="301" w:name="_Toc236289439"/>
       <w:r>
         <w:t>Native projection and preservation terms</w:t>
       </w:r>
@@ -38525,66 +38609,196 @@
       </w:pPr>
       <w:r>
         <w:rPr>
+          <w:rStyle w:val="VARIABLE"/>
+        </w:rPr>
+        <w:t>uav:nodes</w:t>
+      </w:r>
+      <w:r>
+        <w:t xml:space="preserve"> (object) — the exceptional, schema-complete structured projection defined in Sections </w:t>
+      </w:r>
+      <w:r>
+        <w:fldChar w:fldCharType="begin"/>
+      </w:r>
+      <w:r>
+        <w:instrText xml:space="preserve"> REF _Clause_c6_6_2 \r \h </w:instrText>
+      </w:r>
+      <w:r>
+        <w:fldChar w:fldCharType="separate"/>
+      </w:r>
+      <w:r>
+        <w:t>6.6.2</w:t>
+      </w:r>
+      <w:r>
+        <w:fldChar w:fldCharType="end"/>
+      </w:r>
+      <w:r>
+        <w:t xml:space="preserve"> and </w:t>
+      </w:r>
+      <w:r>
+        <w:fldChar w:fldCharType="begin"/>
+      </w:r>
+      <w:r>
+        <w:instrText xml:space="preserve"> REF _Clause_c6_7_1 \r \h </w:instrText>
+      </w:r>
+      <w:r>
+        <w:fldChar w:fldCharType="separate"/>
+      </w:r>
+      <w:r>
+        <w:t>6.7.1</w:t>
+      </w:r>
+      <w:r>
+        <w:fldChar w:fldCharType="end"/>
+      </w:r>
+      <w:r>
+        <w:t xml:space="preserve">. Its </w:t>
+      </w:r>
+      <w:r>
+        <w:rPr>
+          <w:rStyle w:val="VARIABLE"/>
+        </w:rPr>
+        <w:t>@type</w:t>
+      </w:r>
+      <w:r>
+        <w:t xml:space="preserve"> is </w:t>
+      </w:r>
+      <w:r>
+        <w:rPr>
+          <w:rStyle w:val="VARIABLE"/>
+        </w:rPr>
+        <w:t>uav:NodeModel</w:t>
+      </w:r>
+      <w:r>
+        <w:t>; it carries the UANodeSet root tables and one complete structured record for every node when some source information cannot yet be expressed by the readable vocabulary.</w:t>
+      </w:r>
+    </w:p>
+    <w:p>
+      <w:pPr>
+        <w:pStyle w:val="CODE"/>
+      </w:pPr>
+      <w:r>
+        <w:t>"uav:nodes": {</w:t>
+      </w:r>
+    </w:p>
+    <w:p>
+      <w:pPr>
+        <w:pStyle w:val="CODE"/>
+      </w:pPr>
+      <w:r>
+        <w:t xml:space="preserve">  "@type": "uav:NodeModel", "profileVersion": "1.0",</w:t>
+      </w:r>
+    </w:p>
+    <w:p>
+      <w:pPr>
+        <w:pStyle w:val="CODE"/>
+      </w:pPr>
+      <w:r>
+        <w:t xml:space="preserve">  "namespaceUris": ["http://example.com/demo/pump"],</w:t>
+      </w:r>
+    </w:p>
+    <w:p>
+      <w:pPr>
+        <w:pStyle w:val="CODE"/>
+      </w:pPr>
+      <w:r>
+        <w:t xml:space="preserve">  "nodes": [{ "nodeClass": "ObjectType", "nodeId": "ns=1;i=1001",</w:t>
+      </w:r>
+    </w:p>
+    <w:p>
+      <w:pPr>
+        <w:pStyle w:val="CODE"/>
+      </w:pPr>
+      <w:r>
+        <w:t xml:space="preserve">              "browseName": "1:PumpType", "references": [ ... ] }]</w:t>
+      </w:r>
+    </w:p>
+    <w:p>
+      <w:pPr>
+        <w:pStyle w:val="CODE"/>
+      </w:pPr>
+      <w:r>
+        <w:t>}</w:t>
+      </w:r>
+    </w:p>
+    <w:p>
+      <w:pPr>
+        <w:pStyle w:val="PARAGRAPH"/>
+      </w:pPr>
+      <w:r>
+        <w:rPr>
+          <w:i/>
+        </w:rPr>
+        <w:t>Explanation.</w:t>
+      </w:r>
+      <w:r>
+        <w:t xml:space="preserve"> This fallback is used only when the semantic/readable vocabulary is incomplete for the source NodeSet. It covers every field of the UANodeSet schema and is reconstructed and compared before a converter claims completeness.</w:t>
+      </w:r>
+    </w:p>
+    <w:p>
+      <w:pPr>
+        <w:pStyle w:val="PARAGRAPH"/>
+      </w:pPr>
+      <w:r>
+        <w:rPr>
+          <w:rStyle w:val="VARIABLE"/>
+        </w:rPr>
+        <w:t>uav:nodeSet</w:t>
+      </w:r>
+      <w:r>
+        <w:t xml:space="preserve"> (object) — the exceptional preservation envelope defined in Section </w:t>
+      </w:r>
+      <w:r>
+        <w:fldChar w:fldCharType="begin"/>
+      </w:r>
+      <w:r>
+        <w:instrText xml:space="preserve"> REF _Clause_c6_7_3 \r \h </w:instrText>
+      </w:r>
+      <w:r>
+        <w:fldChar w:fldCharType="separate"/>
+      </w:r>
+      <w:r>
+        <w:t>6.7.3</w:t>
+      </w:r>
+      <w:r>
+        <w:fldChar w:fldCharType="end"/>
+      </w:r>
+      <w:r>
+        <w:t xml:space="preserve">. It carries an authoritative, byte-exact NodeSet2 baseline for explicit archival or a reported fallback when a future/unsupported construct cannot be represented by the supported </w:t>
+      </w:r>
+      <w:r>
+        <w:rPr>
+          <w:rStyle w:val="VARIABLE"/>
+        </w:rPr>
+        <w:t>uav:NodeModel</w:t>
+      </w:r>
+      <w:r>
+        <w:t xml:space="preserve"> profile. A converter </w:t>
+      </w:r>
+      <w:r>
+        <w:rPr>
           <w:b/>
         </w:rPr>
-        <w:t>`uav:nodes`</w:t>
-      </w:r>
-      <w:r>
-        <w:t xml:space="preserve"> (object) — the exceptional, schema-complete structured projection defined in Sections </w:t>
-      </w:r>
-      <w:r>
-        <w:fldChar w:fldCharType="begin"/>
-      </w:r>
-      <w:r>
-        <w:instrText xml:space="preserve"> REF _Clause_c6_6_2 \r \h </w:instrText>
-      </w:r>
-      <w:r>
-        <w:fldChar w:fldCharType="separate"/>
-      </w:r>
-      <w:r>
-        <w:t>6.6.2</w:t>
-      </w:r>
-      <w:r>
-        <w:fldChar w:fldCharType="end"/>
-      </w:r>
-      <w:r>
-        <w:t xml:space="preserve"> and </w:t>
-      </w:r>
-      <w:r>
-        <w:fldChar w:fldCharType="begin"/>
-      </w:r>
-      <w:r>
-        <w:instrText xml:space="preserve"> REF _Clause_c6_7_1 \r \h </w:instrText>
-      </w:r>
-      <w:r>
-        <w:fldChar w:fldCharType="separate"/>
-      </w:r>
-      <w:r>
-        <w:t>6.7.1</w:t>
-      </w:r>
-      <w:r>
-        <w:fldChar w:fldCharType="end"/>
-      </w:r>
-      <w:r>
-        <w:t xml:space="preserve">. Its </w:t>
-      </w:r>
-      <w:r>
-        <w:rPr>
-          <w:rStyle w:val="VARIABLE"/>
-        </w:rPr>
-        <w:t>@type</w:t>
-      </w:r>
-      <w:r>
-        <w:t xml:space="preserve"> is </w:t>
-      </w:r>
-      <w:r>
-        <w:rPr>
-          <w:rStyle w:val="VARIABLE"/>
-        </w:rPr>
-        <w:t>uav:NodeModel</w:t>
-      </w:r>
-      <w:r>
-        <w:t>; it carries the UANodeSet root tables and one complete structured record for every node when some source information cannot yet be expressed by the readable vocabulary.</w:t>
+        <w:t>shall not</w:t>
+      </w:r>
+      <w:r>
+        <w:t xml:space="preserve"> emit it by default when </w:t>
+      </w:r>
+      <w:r>
+        <w:rPr>
+          <w:rStyle w:val="VARIABLE"/>
+        </w:rPr>
+        <w:t>uav:nodes</w:t>
+      </w:r>
+      <w:r>
+        <w:t xml:space="preserve"> is complete. When present, a consumer </w:t>
+      </w:r>
+      <w:r>
+        <w:rPr>
+          <w:b/>
+        </w:rPr>
+        <w:t>shall</w:t>
+      </w:r>
+      <w:r>
+        <w:t xml:space="preserve"> verify its digest before use.</w:t>
       </w:r>
     </w:p>
     <w:p>
@@ -38592,7 +38806,7 @@
         <w:pStyle w:val="CODE"/>
       </w:pPr>
       <w:r>
-        <w:t>"uav:nodes": {</w:t>
+        <w:t>"uav:nodeSet": { "@type": "uav:nodeSet", "contentType": "application/opcua-nodeset+xml",</w:t>
       </w:r>
     </w:p>
     <w:p>
@@ -38600,39 +38814,7 @@
         <w:pStyle w:val="CODE"/>
       </w:pPr>
       <w:r>
-        <w:t xml:space="preserve">  "@type": "uav:NodeModel", "profileVersion": "1.0",</w:t>
-      </w:r>
-    </w:p>
-    <w:p>
-      <w:pPr>
-        <w:pStyle w:val="CODE"/>
-      </w:pPr>
-      <w:r>
-        <w:t xml:space="preserve">  "namespaceUris": ["http://example.com/demo/pump"],</w:t>
-      </w:r>
-    </w:p>
-    <w:p>
-      <w:pPr>
-        <w:pStyle w:val="CODE"/>
-      </w:pPr>
-      <w:r>
-        <w:t xml:space="preserve">  "nodes": [{ "nodeClass": "ObjectType", "nodeId": "ns=1;i=1001",</w:t>
-      </w:r>
-    </w:p>
-    <w:p>
-      <w:pPr>
-        <w:pStyle w:val="CODE"/>
-      </w:pPr>
-      <w:r>
-        <w:t xml:space="preserve">              "browseName": "1:PumpType", "references": [ ... ] }]</w:t>
-      </w:r>
-    </w:p>
-    <w:p>
-      <w:pPr>
-        <w:pStyle w:val="CODE"/>
-      </w:pPr>
-      <w:r>
-        <w:t>}</w:t>
+        <w:t xml:space="preserve">  "encoding": "base64", "sha256": "…", "data": "…" }</w:t>
       </w:r>
     </w:p>
     <w:p>
@@ -38646,104 +38828,6 @@
         <w:t>Explanation.</w:t>
       </w:r>
       <w:r>
-        <w:t xml:space="preserve"> This fallback is used only when the semantic/readable vocabulary is incomplete for the source NodeSet. It covers every field of the UANodeSet schema and is reconstructed and compared before a converter claims completeness.</w:t>
-      </w:r>
-    </w:p>
-    <w:p>
-      <w:pPr>
-        <w:pStyle w:val="PARAGRAPH"/>
-      </w:pPr>
-      <w:r>
-        <w:rPr>
-          <w:b/>
-        </w:rPr>
-        <w:t>`uav:nodeSet`</w:t>
-      </w:r>
-      <w:r>
-        <w:t xml:space="preserve"> (object) — the exceptional preservation envelope defined in Section </w:t>
-      </w:r>
-      <w:r>
-        <w:fldChar w:fldCharType="begin"/>
-      </w:r>
-      <w:r>
-        <w:instrText xml:space="preserve"> REF _Clause_c6_7_3 \r \h </w:instrText>
-      </w:r>
-      <w:r>
-        <w:fldChar w:fldCharType="separate"/>
-      </w:r>
-      <w:r>
-        <w:t>6.7.3</w:t>
-      </w:r>
-      <w:r>
-        <w:fldChar w:fldCharType="end"/>
-      </w:r>
-      <w:r>
-        <w:t xml:space="preserve">. It carries an authoritative, byte-exact NodeSet2 baseline for explicit archival or a reported fallback when a future/unsupported construct cannot be represented by the supported </w:t>
-      </w:r>
-      <w:r>
-        <w:rPr>
-          <w:rStyle w:val="VARIABLE"/>
-        </w:rPr>
-        <w:t>uav:NodeModel</w:t>
-      </w:r>
-      <w:r>
-        <w:t xml:space="preserve"> profile. A converter </w:t>
-      </w:r>
-      <w:r>
-        <w:rPr>
-          <w:b/>
-        </w:rPr>
-        <w:t>shall not</w:t>
-      </w:r>
-      <w:r>
-        <w:t xml:space="preserve"> emit it by default when </w:t>
-      </w:r>
-      <w:r>
-        <w:rPr>
-          <w:rStyle w:val="VARIABLE"/>
-        </w:rPr>
-        <w:t>uav:nodes</w:t>
-      </w:r>
-      <w:r>
-        <w:t xml:space="preserve"> is complete. When present, a consumer </w:t>
-      </w:r>
-      <w:r>
-        <w:rPr>
-          <w:b/>
-        </w:rPr>
-        <w:t>shall</w:t>
-      </w:r>
-      <w:r>
-        <w:t xml:space="preserve"> verify its digest before use.</w:t>
-      </w:r>
-    </w:p>
-    <w:p>
-      <w:pPr>
-        <w:pStyle w:val="CODE"/>
-      </w:pPr>
-      <w:r>
-        <w:t>"uav:nodeSet": { "@type": "uav:nodeSet", "contentType": "application/opcua-nodeset+xml",</w:t>
-      </w:r>
-    </w:p>
-    <w:p>
-      <w:pPr>
-        <w:pStyle w:val="CODE"/>
-      </w:pPr>
-      <w:r>
-        <w:t xml:space="preserve">  "encoding": "base64", "sha256": "…", "data": "…" }</w:t>
-      </w:r>
-    </w:p>
-    <w:p>
-      <w:pPr>
-        <w:pStyle w:val="PARAGRAPH"/>
-      </w:pPr>
-      <w:r>
-        <w:rPr>
-          <w:i/>
-        </w:rPr>
-        <w:t>Explanation.</w:t>
-      </w:r>
-      <w:r>
         <w:t xml:space="preserve"> The envelope pins exact NodeSet2 bytes and their SHA-256. It is separate from the native completeness proof and is not required for current UANodeSet constructs.</w:t>
       </w:r>
     </w:p>
@@ -38752,7 +38836,7 @@
         <w:pStyle w:val="Heading2"/>
       </w:pPr>
       <w:bookmarkStart w:id="302" w:name="_Clause_c6_4"/>
-      <w:bookmarkStart w:id="303" w:name="_Toc236256605"/>
+      <w:bookmarkStart w:id="303" w:name="_Toc236289440"/>
       <w:r>
         <w:t>Validation rules</w:t>
       </w:r>
@@ -38811,17 +38895,17 @@
         <w:rPr>
           <w:b/>
         </w:rPr>
+        <w:t>Per-term domain and range.</w:t>
+      </w:r>
+    </w:p>
+    <w:p>
+      <w:pPr>
+        <w:pStyle w:val="TABLE-title"/>
+      </w:pPr>
+      <w:bookmarkStart w:id="304" w:name="_Tab_validation_rules_tab1"/>
+      <w:bookmarkStart w:id="305" w:name="_Toc236289486"/>
+      <w:r>
         <w:lastRenderedPageBreak/>
-        <w:t>Per-term domain and range.</w:t>
-      </w:r>
-    </w:p>
-    <w:p>
-      <w:pPr>
-        <w:pStyle w:val="TABLE-title"/>
-      </w:pPr>
-      <w:bookmarkStart w:id="304" w:name="_Tab_validation_rules_tab1"/>
-      <w:bookmarkStart w:id="305" w:name="_Toc236256651"/>
-      <w:r>
         <w:t xml:space="preserve">Table </w:t>
       </w:r>
       <w:r>
@@ -41199,65 +41283,68 @@
         <w:rPr>
           <w:b/>
         </w:rPr>
+        <w:t>Portable identity.</w:t>
+      </w:r>
+      <w:r>
+        <w:t xml:space="preserve"> Every NodeId-valued readable term — </w:t>
+      </w:r>
+      <w:r>
+        <w:rPr>
+          <w:rStyle w:val="VARIABLE"/>
+        </w:rPr>
+        <w:t>uav:id</w:t>
+      </w:r>
+      <w:r>
+        <w:t xml:space="preserve">, each entry of </w:t>
+      </w:r>
+      <w:r>
+        <w:rPr>
+          <w:rStyle w:val="VARIABLE"/>
+        </w:rPr>
+        <w:t>uav:hasComponent</w:t>
+      </w:r>
+      <w:r>
+        <w:t xml:space="preserve"> and </w:t>
+      </w:r>
+      <w:r>
+        <w:rPr>
+          <w:rStyle w:val="VARIABLE"/>
+        </w:rPr>
+        <w:t>uav:componentOf</w:t>
+      </w:r>
+      <w:r>
+        <w:t xml:space="preserve">, </w:t>
+      </w:r>
+      <w:r>
+        <w:rPr>
+          <w:rStyle w:val="VARIABLE"/>
+        </w:rPr>
+        <w:t>uav:mapToNodeId</w:t>
+      </w:r>
+      <w:r>
+        <w:t xml:space="preserve">, </w:t>
+      </w:r>
+      <w:r>
+        <w:rPr>
+          <w:rStyle w:val="VARIABLE"/>
+        </w:rPr>
+        <w:t>uav:mapToType</w:t>
+      </w:r>
+      <w:r>
+        <w:t xml:space="preserve">, </w:t>
+      </w:r>
+      <w:r>
+        <w:rPr>
+          <w:rStyle w:val="VARIABLE"/>
+        </w:rPr>
+        <w:t>uav:refId</w:t>
+      </w:r>
+      <w:r>
+        <w:t xml:space="preserve">, and </w:t>
+      </w:r>
+      <w:r>
         <w:lastRenderedPageBreak/>
-        <w:t>Portable identity.</w:t>
-      </w:r>
-      <w:r>
-        <w:t xml:space="preserve"> Every NodeId-valued readable term — </w:t>
-      </w:r>
-      <w:r>
-        <w:rPr>
-          <w:rStyle w:val="VARIABLE"/>
-        </w:rPr>
-        <w:t>uav:id</w:t>
-      </w:r>
-      <w:r>
-        <w:t xml:space="preserve">, each entry of </w:t>
-      </w:r>
-      <w:r>
-        <w:rPr>
-          <w:rStyle w:val="VARIABLE"/>
-        </w:rPr>
-        <w:t>uav:hasComponent</w:t>
-      </w:r>
-      <w:r>
-        <w:t xml:space="preserve"> and </w:t>
-      </w:r>
-      <w:r>
-        <w:rPr>
-          <w:rStyle w:val="VARIABLE"/>
-        </w:rPr>
-        <w:t>uav:componentOf</w:t>
-      </w:r>
-      <w:r>
-        <w:t xml:space="preserve">, </w:t>
-      </w:r>
-      <w:r>
-        <w:rPr>
-          <w:rStyle w:val="VARIABLE"/>
-        </w:rPr>
-        <w:t>uav:mapToNodeId</w:t>
-      </w:r>
-      <w:r>
-        <w:t xml:space="preserve">, </w:t>
-      </w:r>
-      <w:r>
-        <w:rPr>
-          <w:rStyle w:val="VARIABLE"/>
-        </w:rPr>
-        <w:t>uav:mapToType</w:t>
-      </w:r>
-      <w:r>
-        <w:t xml:space="preserve">, </w:t>
-      </w:r>
-      <w:r>
-        <w:rPr>
-          <w:rStyle w:val="VARIABLE"/>
-        </w:rPr>
-        <w:t>uav:refId</w:t>
-      </w:r>
-      <w:r>
-        <w:t xml:space="preserve">, and the </w:t>
+        <w:t xml:space="preserve">the </w:t>
       </w:r>
       <w:r>
         <w:rPr>
@@ -42138,9 +42225,8 @@
         <w:pStyle w:val="Heading2"/>
       </w:pPr>
       <w:bookmarkStart w:id="306" w:name="_Clause_c6_5"/>
-      <w:bookmarkStart w:id="307" w:name="_Toc236256606"/>
-      <w:r>
-        <w:lastRenderedPageBreak/>
+      <w:bookmarkStart w:id="307" w:name="_Toc236289441"/>
+      <w:r>
         <w:t>Thing Description and Thing Model mapping</w:t>
       </w:r>
       <w:bookmarkEnd w:id="306"/>
@@ -42166,6 +42252,7 @@
         <w:rPr>
           <w:b/>
         </w:rPr>
+        <w:lastRenderedPageBreak/>
         <w:t>ObjectType maps to a Thing Model.</w:t>
       </w:r>
       <w:r>
@@ -42735,7 +42822,7 @@
         <w:pStyle w:val="Heading2"/>
       </w:pPr>
       <w:bookmarkStart w:id="308" w:name="_Clause_c6_6"/>
-      <w:bookmarkStart w:id="309" w:name="_Toc236256607"/>
+      <w:bookmarkStart w:id="309" w:name="_Toc236289442"/>
       <w:r>
         <w:t>NodeSet2 and WoT conversion</w:t>
       </w:r>
@@ -42782,7 +42869,7 @@
         <w:pStyle w:val="Heading3"/>
       </w:pPr>
       <w:bookmarkStart w:id="310" w:name="_Clause_c6_6_1"/>
-      <w:bookmarkStart w:id="311" w:name="_Toc236256608"/>
+      <w:bookmarkStart w:id="311" w:name="_Toc236289443"/>
       <w:r>
         <w:lastRenderedPageBreak/>
         <w:t>Native readable mapping</w:t>
@@ -42795,7 +42882,7 @@
         <w:pStyle w:val="TABLE-title"/>
       </w:pPr>
       <w:bookmarkStart w:id="312" w:name="_Tab_native_readable_mapping_tab1"/>
-      <w:bookmarkStart w:id="313" w:name="_Toc236256652"/>
+      <w:bookmarkStart w:id="313" w:name="_Toc236289487"/>
       <w:r>
         <w:t xml:space="preserve">Table </w:t>
       </w:r>
@@ -44411,7 +44498,7 @@
         <w:pStyle w:val="Heading3"/>
       </w:pPr>
       <w:bookmarkStart w:id="314" w:name="_Clause_c6_6_2"/>
-      <w:bookmarkStart w:id="315" w:name="_Toc236256609"/>
+      <w:bookmarkStart w:id="315" w:name="_Toc236289444"/>
       <w:r>
         <w:t>Exceptional structured nodes projection</w:t>
       </w:r>
@@ -44751,7 +44838,7 @@
         <w:pStyle w:val="Heading3"/>
       </w:pPr>
       <w:bookmarkStart w:id="316" w:name="_Clause_c6_6_3"/>
-      <w:bookmarkStart w:id="317" w:name="_Toc236256610"/>
+      <w:bookmarkStart w:id="317" w:name="_Toc236289445"/>
       <w:r>
         <w:t>Layered exceptional preservation policy</w:t>
       </w:r>
@@ -44998,7 +45085,7 @@
         <w:pStyle w:val="Heading3"/>
       </w:pPr>
       <w:bookmarkStart w:id="318" w:name="_Clause_c6_6_4"/>
-      <w:bookmarkStart w:id="319" w:name="_Toc236256611"/>
+      <w:bookmarkStart w:id="319" w:name="_Toc236289446"/>
       <w:r>
         <w:t>Synthesis from an authored Thing Description or Thing Model</w:t>
       </w:r>
@@ -45124,7 +45211,7 @@
         <w:pStyle w:val="Heading3"/>
       </w:pPr>
       <w:bookmarkStart w:id="320" w:name="_Clause_c6_6_5"/>
-      <w:bookmarkStart w:id="321" w:name="_Toc236256612"/>
+      <w:bookmarkStart w:id="321" w:name="_Toc236289447"/>
       <w:r>
         <w:t>Roundtrip invariants</w:t>
       </w:r>
@@ -45218,7 +45305,7 @@
         <w:pStyle w:val="Heading2"/>
       </w:pPr>
       <w:bookmarkStart w:id="322" w:name="_Clause_c6_7"/>
-      <w:bookmarkStart w:id="323" w:name="_Toc236256613"/>
+      <w:bookmarkStart w:id="323" w:name="_Toc236289448"/>
       <w:r>
         <w:t>Native projection, residue and exceptional envelope formats</w:t>
       </w:r>
@@ -45230,7 +45317,7 @@
         <w:pStyle w:val="Heading3"/>
       </w:pPr>
       <w:bookmarkStart w:id="324" w:name="_Clause_c6_7_1"/>
-      <w:bookmarkStart w:id="325" w:name="_Toc236256614"/>
+      <w:bookmarkStart w:id="325" w:name="_Toc236289449"/>
       <w:r>
         <w:t>The nodes projection</w:t>
       </w:r>
@@ -45259,7 +45346,7 @@
         <w:pStyle w:val="TABLE-title"/>
       </w:pPr>
       <w:bookmarkStart w:id="326" w:name="_Tab_the_nodes_projection_tab1"/>
-      <w:bookmarkStart w:id="327" w:name="_Toc236256653"/>
+      <w:bookmarkStart w:id="327" w:name="_Toc236289488"/>
       <w:r>
         <w:t xml:space="preserve">Table </w:t>
       </w:r>
@@ -46024,7 +46111,16 @@
         <w:t>extensions</w:t>
       </w:r>
       <w:r>
-        <w:t xml:space="preserve"> contain one well-formed XML element each. A worked example is `examples/05-native-node-model.jsonld`.</w:t>
+        <w:t xml:space="preserve"> contain one well-formed XML element each. A worked example is </w:t>
+      </w:r>
+      <w:r>
+        <w:rPr>
+          <w:rStyle w:val="VARIABLE"/>
+        </w:rPr>
+        <w:t>examples/05-native-node-model.jsonld</w:t>
+      </w:r>
+      <w:r>
+        <w:t>.</w:t>
       </w:r>
     </w:p>
     <w:p>
@@ -46032,7 +46128,7 @@
         <w:pStyle w:val="Heading3"/>
       </w:pPr>
       <w:bookmarkStart w:id="328" w:name="_Clause_c6_7_2"/>
-      <w:bookmarkStart w:id="329" w:name="_Toc236256615"/>
+      <w:bookmarkStart w:id="329" w:name="_Toc236289450"/>
       <w:r>
         <w:t>The WoTJsonResidue NodeSet Extension</w:t>
       </w:r>
@@ -46305,7 +46401,7 @@
         <w:pStyle w:val="Heading3"/>
       </w:pPr>
       <w:bookmarkStart w:id="330" w:name="_Clause_c6_7_3"/>
-      <w:bookmarkStart w:id="331" w:name="_Toc236256616"/>
+      <w:bookmarkStart w:id="331" w:name="_Toc236289451"/>
       <w:r>
         <w:lastRenderedPageBreak/>
         <w:t>The exceptional nodeSet envelope</w:t>
@@ -46335,7 +46431,7 @@
         <w:pStyle w:val="TABLE-title"/>
       </w:pPr>
       <w:bookmarkStart w:id="332" w:name="_Tab_the_exceptional_nodeset_envelope_ta"/>
-      <w:bookmarkStart w:id="333" w:name="_Toc236256654"/>
+      <w:bookmarkStart w:id="333" w:name="_Toc236289489"/>
       <w:r>
         <w:t xml:space="preserve">Table </w:t>
       </w:r>
@@ -46910,7 +47006,16 @@
         <w:t>http://opcfoundation.org/UA/2011/03/UANodeSet.xsd</w:t>
       </w:r>
       <w:r>
-        <w:t>. This format is not the default conversion representation. An explicit archival example is `examples/03-nodeset-preservation-envelope.jsonld`.</w:t>
+        <w:t xml:space="preserve">. This format is not the default conversion representation. An explicit archival example is </w:t>
+      </w:r>
+      <w:r>
+        <w:rPr>
+          <w:rStyle w:val="VARIABLE"/>
+        </w:rPr>
+        <w:t>examples/03-nodeset-preservation-envelope.jsonld</w:t>
+      </w:r>
+      <w:r>
+        <w:t>.</w:t>
       </w:r>
     </w:p>
     <w:p>
@@ -46922,7 +47027,7 @@
       <w:bookmarkStart w:id="335" w:name="_Toc184117007"/>
       <w:bookmarkStart w:id="336" w:name="_Ref85018491"/>
       <w:bookmarkStart w:id="337" w:name="_Clause_c7"/>
-      <w:bookmarkStart w:id="338" w:name="_Toc236256617"/>
+      <w:bookmarkStart w:id="338" w:name="_Toc236289452"/>
       <w:r>
         <w:lastRenderedPageBreak/>
         <w:t>Profiles and conformance units</w:t>
@@ -46946,7 +47051,7 @@
         <w:pStyle w:val="TABLE-title"/>
       </w:pPr>
       <w:bookmarkStart w:id="339" w:name="_Tab_profiles_and_conformance_units_tab1"/>
-      <w:bookmarkStart w:id="340" w:name="_Toc236256655"/>
+      <w:bookmarkStart w:id="340" w:name="_Toc236289490"/>
       <w:r>
         <w:t xml:space="preserve">Table </w:t>
       </w:r>
@@ -47776,7 +47881,7 @@
         <w:pStyle w:val="Heading1"/>
       </w:pPr>
       <w:bookmarkStart w:id="341" w:name="_Clause_c8"/>
-      <w:bookmarkStart w:id="342" w:name="_Toc236256618"/>
+      <w:bookmarkStart w:id="342" w:name="_Toc236289453"/>
       <w:r>
         <w:t>Namespaces</w:t>
       </w:r>
@@ -47789,7 +47894,7 @@
       </w:pPr>
       <w:bookmarkStart w:id="343" w:name="_Clause_c8_1"/>
       <w:bookmarkStart w:id="344" w:name="_Ref127248897"/>
-      <w:bookmarkStart w:id="345" w:name="_Toc236256619"/>
+      <w:bookmarkStart w:id="345" w:name="_Toc236289454"/>
       <w:r>
         <w:t>Namespace metadata</w:t>
       </w:r>
@@ -47819,7 +47924,7 @@
       </w:pPr>
       <w:bookmarkStart w:id="346" w:name="_Tab_namespace_metadata_tab1"/>
       <w:bookmarkStart w:id="347" w:name="_Ref16863029"/>
-      <w:bookmarkStart w:id="348" w:name="_Toc236256656"/>
+      <w:bookmarkStart w:id="348" w:name="_Toc236289491"/>
       <w:r>
         <w:lastRenderedPageBreak/>
         <w:t xml:space="preserve">Table </w:t>
@@ -48386,7 +48491,7 @@
       </w:pPr>
       <w:bookmarkStart w:id="349" w:name="_Clause_c8_2"/>
       <w:bookmarkStart w:id="350" w:name="_Ref55114991"/>
-      <w:bookmarkStart w:id="351" w:name="_Toc236256620"/>
+      <w:bookmarkStart w:id="351" w:name="_Toc236289455"/>
       <w:r>
         <w:t>Handling of OPC UA namespaces</w:t>
       </w:r>
@@ -48407,7 +48512,7 @@
         <w:pStyle w:val="TABLE-title"/>
       </w:pPr>
       <w:bookmarkStart w:id="352" w:name="_Tab_handling_of_opc_ua_namespaces_tab1"/>
-      <w:bookmarkStart w:id="353" w:name="_Toc236256657"/>
+      <w:bookmarkStart w:id="353" w:name="_Toc236289492"/>
       <w:r>
         <w:t xml:space="preserve">Table </w:t>
       </w:r>
@@ -48733,7 +48838,7 @@
       </w:pPr>
       <w:bookmarkStart w:id="354" w:name="_Tab_handling_of_opc_ua_namespaces_tab2"/>
       <w:bookmarkStart w:id="355" w:name="_Ref16577438"/>
-      <w:bookmarkStart w:id="356" w:name="_Toc236256658"/>
+      <w:bookmarkStart w:id="356" w:name="_Toc236289493"/>
       <w:r>
         <w:t xml:space="preserve">Table </w:t>
       </w:r>
@@ -48981,7 +49086,7 @@
       </w:pPr>
       <w:bookmarkStart w:id="357" w:name="_Annex_cA"/>
       <w:bookmarkStart w:id="358" w:name="_Ref37835123"/>
-      <w:bookmarkStart w:id="359" w:name="_Toc236256621"/>
+      <w:bookmarkStart w:id="359" w:name="_Toc236289456"/>
       <w:r>
         <w:lastRenderedPageBreak/>
         <w:t>(normative)</w:t>
@@ -49002,7 +49107,7 @@
         <w:pStyle w:val="ANNEX-heading1"/>
       </w:pPr>
       <w:bookmarkStart w:id="360" w:name="_Clause_cA_1"/>
-      <w:bookmarkStart w:id="361" w:name="_Toc236256622"/>
+      <w:bookmarkStart w:id="361" w:name="_Toc236289457"/>
       <w:r>
         <w:t>Namespace and capability identifier</w:t>
       </w:r>
@@ -49046,7 +49151,7 @@
         <w:pStyle w:val="ANNEX-heading1"/>
       </w:pPr>
       <w:bookmarkStart w:id="362" w:name="_Clause_cA_2"/>
-      <w:bookmarkStart w:id="363" w:name="_Toc236256623"/>
+      <w:bookmarkStart w:id="363" w:name="_Toc236289458"/>
       <w:r>
         <w:t>JSON-LD context and JSON Schema</w:t>
       </w:r>
@@ -49058,7 +49163,16 @@
         <w:pStyle w:val="PARAGRAPH"/>
       </w:pPr>
       <w:r>
-        <w:t xml:space="preserve">The machine-readable vocabulary is `opc-ua-wot-binding.context.jsonld`; it binds the </w:t>
+        <w:t xml:space="preserve">The machine-readable vocabulary is </w:t>
+      </w:r>
+      <w:r>
+        <w:rPr>
+          <w:rStyle w:val="VARIABLE"/>
+        </w:rPr>
+        <w:t>opc-ua-wot-binding.context.jsonld</w:t>
+      </w:r>
+      <w:r>
+        <w:t xml:space="preserve">; it binds the </w:t>
       </w:r>
       <w:r>
         <w:rPr>
@@ -49070,7 +49184,13 @@
         <w:t xml:space="preserve"> prefix and declares every term of Sections 5, 6, and 10. The structural constraints are </w:t>
       </w:r>
       <w:r>
-        <w:t xml:space="preserve">`opc-ua-wot-binding.schema.json`, a JSON Schema (2020-12) that validates the </w:t>
+        <w:rPr>
+          <w:rStyle w:val="VARIABLE"/>
+        </w:rPr>
+        <w:t>opc-ua-wot-binding.schema.json</w:t>
+      </w:r>
+      <w:r>
+        <w:t xml:space="preserve">, a JSON Schema (2020-12) that validates the </w:t>
       </w:r>
       <w:r>
         <w:rPr>
@@ -49087,7 +49207,7 @@
         <w:pStyle w:val="ANNEXtitle"/>
       </w:pPr>
       <w:bookmarkStart w:id="364" w:name="_Annex_cB"/>
-      <w:bookmarkStart w:id="365" w:name="_Toc236256624"/>
+      <w:bookmarkStart w:id="365" w:name="_Toc236289459"/>
       <w:r>
         <w:lastRenderedPageBreak/>
         <w:t>(informative)</w:t>
@@ -49111,7 +49231,13 @@
         </w:numPr>
       </w:pPr>
       <w:r>
-        <w:t>`examples/01-opcua-td-pump.jsonld` — a Thing Description using the preserved Read, Write, Observe, Call, and security vocabulary.</w:t>
+        <w:rPr>
+          <w:rStyle w:val="VARIABLE"/>
+        </w:rPr>
+        <w:t>examples/01-opcua-td-pump.jsonld</w:t>
+      </w:r>
+      <w:r>
+        <w:t xml:space="preserve"> — a Thing Description using the preserved Read, Write, Observe, Call, and security vocabulary.</w:t>
       </w:r>
     </w:p>
     <w:p>
@@ -49123,7 +49249,13 @@
         </w:numPr>
       </w:pPr>
       <w:r>
-        <w:t>`examples/02-thing-model-pump.jsonld` — a Thing Model using the model and platform vocabulary.</w:t>
+        <w:rPr>
+          <w:rStyle w:val="VARIABLE"/>
+        </w:rPr>
+        <w:t>examples/02-thing-model-pump.jsonld</w:t>
+      </w:r>
+      <w:r>
+        <w:t xml:space="preserve"> — a Thing Model using the model and platform vocabulary.</w:t>
       </w:r>
     </w:p>
     <w:p>
@@ -49135,7 +49267,10 @@
         </w:numPr>
       </w:pPr>
       <w:r>
-        <w:t>`examples/03-nodeset-preservation-envelope.jsonld`</w:t>
+        <w:rPr>
+          <w:rStyle w:val="VARIABLE"/>
+        </w:rPr>
+        <w:t>examples/03-nodeset-preservation-envelope.jsonld</w:t>
       </w:r>
       <w:r>
         <w:t xml:space="preserve"> — a preservation envelope carrying a canonical NodeSet2 baseline.</w:t>
@@ -49150,7 +49285,13 @@
         </w:numPr>
       </w:pPr>
       <w:r>
-        <w:t xml:space="preserve">`examples/04-type-reference-modelling-rule.jsonld` — a Thing Model exercising type, reference (including a </w:t>
+        <w:rPr>
+          <w:rStyle w:val="VARIABLE"/>
+        </w:rPr>
+        <w:t>examples/04-type-reference-modelling-rule.jsonld</w:t>
+      </w:r>
+      <w:r>
+        <w:t xml:space="preserve"> — a Thing Model exercising type, reference (including a </w:t>
       </w:r>
       <w:r>
         <w:rPr>
@@ -49171,7 +49312,13 @@
         </w:numPr>
       </w:pPr>
       <w:r>
-        <w:t xml:space="preserve">`examples/05-native-node-model.jsonld` — the exceptional, schema-complete </w:t>
+        <w:rPr>
+          <w:rStyle w:val="VARIABLE"/>
+        </w:rPr>
+        <w:t>examples/05-native-node-model.jsonld</w:t>
+      </w:r>
+      <w:r>
+        <w:t xml:space="preserve"> — the exceptional, schema-complete </w:t>
       </w:r>
       <w:r>
         <w:rPr>
@@ -49188,7 +49335,7 @@
         <w:pStyle w:val="ANNEXtitle"/>
       </w:pPr>
       <w:bookmarkStart w:id="366" w:name="_Annex_cC"/>
-      <w:bookmarkStart w:id="367" w:name="_Toc236256625"/>
+      <w:bookmarkStart w:id="367" w:name="_Toc236289460"/>
       <w:r>
         <w:lastRenderedPageBreak/>
         <w:t>(informative)</w:t>

--- a/word-drafts/OPC-UA-WoT-Binding.docx
+++ b/word-drafts/OPC-UA-WoT-Binding.docx
@@ -4180,7 +4180,7 @@
       <w:r>
         <w:fldChar w:fldCharType="separate"/>
       </w:r>
-      <w:hyperlink w:anchor="_Toc236289394" w:history="1">
+      <w:hyperlink w:anchor="_Toc236298469" w:history="1">
         <w:r>
           <w:rPr>
             <w:rStyle w:val="Hyperlink"/>
@@ -4221,7 +4221,7 @@
           <w:rPr>
             <w:webHidden/>
           </w:rPr>
-          <w:instrText xml:space="preserve"> PAGEREF _Toc236289394 \h </w:instrText>
+          <w:instrText xml:space="preserve"> PAGEREF _Toc236298469 \h </w:instrText>
         </w:r>
         <w:r>
           <w:rPr>
@@ -4261,7 +4261,7 @@
           <w14:ligatures w14:val="standardContextual"/>
         </w:rPr>
       </w:pPr>
-      <w:hyperlink w:anchor="_Toc236289395" w:history="1">
+      <w:hyperlink w:anchor="_Toc236298470" w:history="1">
         <w:r>
           <w:rPr>
             <w:rStyle w:val="Hyperlink"/>
@@ -4302,7 +4302,7 @@
           <w:rPr>
             <w:webHidden/>
           </w:rPr>
-          <w:instrText xml:space="preserve"> PAGEREF _Toc236289395 \h </w:instrText>
+          <w:instrText xml:space="preserve"> PAGEREF _Toc236298470 \h </w:instrText>
         </w:r>
         <w:r>
           <w:rPr>
@@ -4342,7 +4342,7 @@
           <w14:ligatures w14:val="standardContextual"/>
         </w:rPr>
       </w:pPr>
-      <w:hyperlink w:anchor="_Toc236289396" w:history="1">
+      <w:hyperlink w:anchor="_Toc236298471" w:history="1">
         <w:r>
           <w:rPr>
             <w:rStyle w:val="Hyperlink"/>
@@ -4383,7 +4383,7 @@
           <w:rPr>
             <w:webHidden/>
           </w:rPr>
-          <w:instrText xml:space="preserve"> PAGEREF _Toc236289396 \h </w:instrText>
+          <w:instrText xml:space="preserve"> PAGEREF _Toc236298471 \h </w:instrText>
         </w:r>
         <w:r>
           <w:rPr>
@@ -4423,7 +4423,7 @@
           <w14:ligatures w14:val="standardContextual"/>
         </w:rPr>
       </w:pPr>
-      <w:hyperlink w:anchor="_Toc236289397" w:history="1">
+      <w:hyperlink w:anchor="_Toc236298472" w:history="1">
         <w:r>
           <w:rPr>
             <w:rStyle w:val="Hyperlink"/>
@@ -4464,7 +4464,7 @@
           <w:rPr>
             <w:webHidden/>
           </w:rPr>
-          <w:instrText xml:space="preserve"> PAGEREF _Toc236289397 \h </w:instrText>
+          <w:instrText xml:space="preserve"> PAGEREF _Toc236298472 \h </w:instrText>
         </w:r>
         <w:r>
           <w:rPr>
@@ -4504,7 +4504,7 @@
           <w14:ligatures w14:val="standardContextual"/>
         </w:rPr>
       </w:pPr>
-      <w:hyperlink w:anchor="_Toc236289398" w:history="1">
+      <w:hyperlink w:anchor="_Toc236298473" w:history="1">
         <w:r>
           <w:rPr>
             <w:rStyle w:val="Hyperlink"/>
@@ -4545,7 +4545,7 @@
           <w:rPr>
             <w:webHidden/>
           </w:rPr>
-          <w:instrText xml:space="preserve"> PAGEREF _Toc236289398 \h </w:instrText>
+          <w:instrText xml:space="preserve"> PAGEREF _Toc236298473 \h </w:instrText>
         </w:r>
         <w:r>
           <w:rPr>
@@ -4585,7 +4585,7 @@
           <w14:ligatures w14:val="standardContextual"/>
         </w:rPr>
       </w:pPr>
-      <w:hyperlink w:anchor="_Toc236289399" w:history="1">
+      <w:hyperlink w:anchor="_Toc236298474" w:history="1">
         <w:r>
           <w:rPr>
             <w:rStyle w:val="Hyperlink"/>
@@ -4626,7 +4626,7 @@
           <w:rPr>
             <w:webHidden/>
           </w:rPr>
-          <w:instrText xml:space="preserve"> PAGEREF _Toc236289399 \h </w:instrText>
+          <w:instrText xml:space="preserve"> PAGEREF _Toc236298474 \h </w:instrText>
         </w:r>
         <w:r>
           <w:rPr>
@@ -4666,7 +4666,7 @@
           <w14:ligatures w14:val="standardContextual"/>
         </w:rPr>
       </w:pPr>
-      <w:hyperlink w:anchor="_Toc236289400" w:history="1">
+      <w:hyperlink w:anchor="_Toc236298475" w:history="1">
         <w:r>
           <w:rPr>
             <w:rStyle w:val="Hyperlink"/>
@@ -4707,7 +4707,7 @@
           <w:rPr>
             <w:webHidden/>
           </w:rPr>
-          <w:instrText xml:space="preserve"> PAGEREF _Toc236289400 \h </w:instrText>
+          <w:instrText xml:space="preserve"> PAGEREF _Toc236298475 \h </w:instrText>
         </w:r>
         <w:r>
           <w:rPr>
@@ -4747,7 +4747,7 @@
           <w14:ligatures w14:val="standardContextual"/>
         </w:rPr>
       </w:pPr>
-      <w:hyperlink w:anchor="_Toc236289401" w:history="1">
+      <w:hyperlink w:anchor="_Toc236298476" w:history="1">
         <w:r>
           <w:rPr>
             <w:rStyle w:val="Hyperlink"/>
@@ -4788,7 +4788,7 @@
           <w:rPr>
             <w:webHidden/>
           </w:rPr>
-          <w:instrText xml:space="preserve"> PAGEREF _Toc236289401 \h </w:instrText>
+          <w:instrText xml:space="preserve"> PAGEREF _Toc236298476 \h </w:instrText>
         </w:r>
         <w:r>
           <w:rPr>
@@ -4828,7 +4828,7 @@
           <w14:ligatures w14:val="standardContextual"/>
         </w:rPr>
       </w:pPr>
-      <w:hyperlink w:anchor="_Toc236289402" w:history="1">
+      <w:hyperlink w:anchor="_Toc236298477" w:history="1">
         <w:r>
           <w:rPr>
             <w:rStyle w:val="Hyperlink"/>
@@ -4869,7 +4869,7 @@
           <w:rPr>
             <w:webHidden/>
           </w:rPr>
-          <w:instrText xml:space="preserve"> PAGEREF _Toc236289402 \h </w:instrText>
+          <w:instrText xml:space="preserve"> PAGEREF _Toc236298477 \h </w:instrText>
         </w:r>
         <w:r>
           <w:rPr>
@@ -4909,7 +4909,7 @@
           <w14:ligatures w14:val="standardContextual"/>
         </w:rPr>
       </w:pPr>
-      <w:hyperlink w:anchor="_Toc236289403" w:history="1">
+      <w:hyperlink w:anchor="_Toc236298478" w:history="1">
         <w:r>
           <w:rPr>
             <w:rStyle w:val="Hyperlink"/>
@@ -4950,7 +4950,7 @@
           <w:rPr>
             <w:webHidden/>
           </w:rPr>
-          <w:instrText xml:space="preserve"> PAGEREF _Toc236289403 \h </w:instrText>
+          <w:instrText xml:space="preserve"> PAGEREF _Toc236298478 \h </w:instrText>
         </w:r>
         <w:r>
           <w:rPr>
@@ -4990,7 +4990,7 @@
           <w14:ligatures w14:val="standardContextual"/>
         </w:rPr>
       </w:pPr>
-      <w:hyperlink w:anchor="_Toc236289404" w:history="1">
+      <w:hyperlink w:anchor="_Toc236298479" w:history="1">
         <w:r>
           <w:rPr>
             <w:rStyle w:val="Hyperlink"/>
@@ -5031,7 +5031,7 @@
           <w:rPr>
             <w:webHidden/>
           </w:rPr>
-          <w:instrText xml:space="preserve"> PAGEREF _Toc236289404 \h </w:instrText>
+          <w:instrText xml:space="preserve"> PAGEREF _Toc236298479 \h </w:instrText>
         </w:r>
         <w:r>
           <w:rPr>
@@ -5071,7 +5071,7 @@
           <w14:ligatures w14:val="standardContextual"/>
         </w:rPr>
       </w:pPr>
-      <w:hyperlink w:anchor="_Toc236289405" w:history="1">
+      <w:hyperlink w:anchor="_Toc236298480" w:history="1">
         <w:r>
           <w:rPr>
             <w:rStyle w:val="Hyperlink"/>
@@ -5112,7 +5112,7 @@
           <w:rPr>
             <w:webHidden/>
           </w:rPr>
-          <w:instrText xml:space="preserve"> PAGEREF _Toc236289405 \h </w:instrText>
+          <w:instrText xml:space="preserve"> PAGEREF _Toc236298480 \h </w:instrText>
         </w:r>
         <w:r>
           <w:rPr>
@@ -5152,7 +5152,7 @@
           <w14:ligatures w14:val="standardContextual"/>
         </w:rPr>
       </w:pPr>
-      <w:hyperlink w:anchor="_Toc236289406" w:history="1">
+      <w:hyperlink w:anchor="_Toc236298481" w:history="1">
         <w:r>
           <w:rPr>
             <w:rStyle w:val="Hyperlink"/>
@@ -5193,7 +5193,7 @@
           <w:rPr>
             <w:webHidden/>
           </w:rPr>
-          <w:instrText xml:space="preserve"> PAGEREF _Toc236289406 \h </w:instrText>
+          <w:instrText xml:space="preserve"> PAGEREF _Toc236298481 \h </w:instrText>
         </w:r>
         <w:r>
           <w:rPr>
@@ -5233,7 +5233,7 @@
           <w14:ligatures w14:val="standardContextual"/>
         </w:rPr>
       </w:pPr>
-      <w:hyperlink w:anchor="_Toc236289407" w:history="1">
+      <w:hyperlink w:anchor="_Toc236298482" w:history="1">
         <w:r>
           <w:rPr>
             <w:rStyle w:val="Hyperlink"/>
@@ -5274,7 +5274,7 @@
           <w:rPr>
             <w:webHidden/>
           </w:rPr>
-          <w:instrText xml:space="preserve"> PAGEREF _Toc236289407 \h </w:instrText>
+          <w:instrText xml:space="preserve"> PAGEREF _Toc236298482 \h </w:instrText>
         </w:r>
         <w:r>
           <w:rPr>
@@ -5314,7 +5314,7 @@
           <w14:ligatures w14:val="standardContextual"/>
         </w:rPr>
       </w:pPr>
-      <w:hyperlink w:anchor="_Toc236289408" w:history="1">
+      <w:hyperlink w:anchor="_Toc236298483" w:history="1">
         <w:r>
           <w:rPr>
             <w:rStyle w:val="Hyperlink"/>
@@ -5355,7 +5355,7 @@
           <w:rPr>
             <w:webHidden/>
           </w:rPr>
-          <w:instrText xml:space="preserve"> PAGEREF _Toc236289408 \h </w:instrText>
+          <w:instrText xml:space="preserve"> PAGEREF _Toc236298483 \h </w:instrText>
         </w:r>
         <w:r>
           <w:rPr>
@@ -5395,7 +5395,7 @@
           <w14:ligatures w14:val="standardContextual"/>
         </w:rPr>
       </w:pPr>
-      <w:hyperlink w:anchor="_Toc236289409" w:history="1">
+      <w:hyperlink w:anchor="_Toc236298484" w:history="1">
         <w:r>
           <w:rPr>
             <w:rStyle w:val="Hyperlink"/>
@@ -5436,7 +5436,7 @@
           <w:rPr>
             <w:webHidden/>
           </w:rPr>
-          <w:instrText xml:space="preserve"> PAGEREF _Toc236289409 \h </w:instrText>
+          <w:instrText xml:space="preserve"> PAGEREF _Toc236298484 \h </w:instrText>
         </w:r>
         <w:r>
           <w:rPr>
@@ -5476,7 +5476,7 @@
           <w14:ligatures w14:val="standardContextual"/>
         </w:rPr>
       </w:pPr>
-      <w:hyperlink w:anchor="_Toc236289410" w:history="1">
+      <w:hyperlink w:anchor="_Toc236298485" w:history="1">
         <w:r>
           <w:rPr>
             <w:rStyle w:val="Hyperlink"/>
@@ -5517,7 +5517,7 @@
           <w:rPr>
             <w:webHidden/>
           </w:rPr>
-          <w:instrText xml:space="preserve"> PAGEREF _Toc236289410 \h </w:instrText>
+          <w:instrText xml:space="preserve"> PAGEREF _Toc236298485 \h </w:instrText>
         </w:r>
         <w:r>
           <w:rPr>
@@ -5557,7 +5557,7 @@
           <w14:ligatures w14:val="standardContextual"/>
         </w:rPr>
       </w:pPr>
-      <w:hyperlink w:anchor="_Toc236289411" w:history="1">
+      <w:hyperlink w:anchor="_Toc236298486" w:history="1">
         <w:r>
           <w:rPr>
             <w:rStyle w:val="Hyperlink"/>
@@ -5598,7 +5598,7 @@
           <w:rPr>
             <w:webHidden/>
           </w:rPr>
-          <w:instrText xml:space="preserve"> PAGEREF _Toc236289411 \h </w:instrText>
+          <w:instrText xml:space="preserve"> PAGEREF _Toc236298486 \h </w:instrText>
         </w:r>
         <w:r>
           <w:rPr>
@@ -5638,7 +5638,7 @@
           <w14:ligatures w14:val="standardContextual"/>
         </w:rPr>
       </w:pPr>
-      <w:hyperlink w:anchor="_Toc236289412" w:history="1">
+      <w:hyperlink w:anchor="_Toc236298487" w:history="1">
         <w:r>
           <w:rPr>
             <w:rStyle w:val="Hyperlink"/>
@@ -5679,7 +5679,7 @@
           <w:rPr>
             <w:webHidden/>
           </w:rPr>
-          <w:instrText xml:space="preserve"> PAGEREF _Toc236289412 \h </w:instrText>
+          <w:instrText xml:space="preserve"> PAGEREF _Toc236298487 \h </w:instrText>
         </w:r>
         <w:r>
           <w:rPr>
@@ -5719,7 +5719,7 @@
           <w14:ligatures w14:val="standardContextual"/>
         </w:rPr>
       </w:pPr>
-      <w:hyperlink w:anchor="_Toc236289413" w:history="1">
+      <w:hyperlink w:anchor="_Toc236298488" w:history="1">
         <w:r>
           <w:rPr>
             <w:rStyle w:val="Hyperlink"/>
@@ -5760,7 +5760,7 @@
           <w:rPr>
             <w:webHidden/>
           </w:rPr>
-          <w:instrText xml:space="preserve"> PAGEREF _Toc236289413 \h </w:instrText>
+          <w:instrText xml:space="preserve"> PAGEREF _Toc236298488 \h </w:instrText>
         </w:r>
         <w:r>
           <w:rPr>
@@ -5800,7 +5800,7 @@
           <w14:ligatures w14:val="standardContextual"/>
         </w:rPr>
       </w:pPr>
-      <w:hyperlink w:anchor="_Toc236289414" w:history="1">
+      <w:hyperlink w:anchor="_Toc236298489" w:history="1">
         <w:r>
           <w:rPr>
             <w:rStyle w:val="Hyperlink"/>
@@ -5841,7 +5841,7 @@
           <w:rPr>
             <w:webHidden/>
           </w:rPr>
-          <w:instrText xml:space="preserve"> PAGEREF _Toc236289414 \h </w:instrText>
+          <w:instrText xml:space="preserve"> PAGEREF _Toc236298489 \h </w:instrText>
         </w:r>
         <w:r>
           <w:rPr>
@@ -5881,7 +5881,7 @@
           <w14:ligatures w14:val="standardContextual"/>
         </w:rPr>
       </w:pPr>
-      <w:hyperlink w:anchor="_Toc236289415" w:history="1">
+      <w:hyperlink w:anchor="_Toc236298490" w:history="1">
         <w:r>
           <w:rPr>
             <w:rStyle w:val="Hyperlink"/>
@@ -5922,7 +5922,7 @@
           <w:rPr>
             <w:webHidden/>
           </w:rPr>
-          <w:instrText xml:space="preserve"> PAGEREF _Toc236289415 \h </w:instrText>
+          <w:instrText xml:space="preserve"> PAGEREF _Toc236298490 \h </w:instrText>
         </w:r>
         <w:r>
           <w:rPr>
@@ -5962,7 +5962,7 @@
           <w14:ligatures w14:val="standardContextual"/>
         </w:rPr>
       </w:pPr>
-      <w:hyperlink w:anchor="_Toc236289416" w:history="1">
+      <w:hyperlink w:anchor="_Toc236298491" w:history="1">
         <w:r>
           <w:rPr>
             <w:rStyle w:val="Hyperlink"/>
@@ -6003,7 +6003,7 @@
           <w:rPr>
             <w:webHidden/>
           </w:rPr>
-          <w:instrText xml:space="preserve"> PAGEREF _Toc236289416 \h </w:instrText>
+          <w:instrText xml:space="preserve"> PAGEREF _Toc236298491 \h </w:instrText>
         </w:r>
         <w:r>
           <w:rPr>
@@ -6043,7 +6043,7 @@
           <w14:ligatures w14:val="standardContextual"/>
         </w:rPr>
       </w:pPr>
-      <w:hyperlink w:anchor="_Toc236289417" w:history="1">
+      <w:hyperlink w:anchor="_Toc236298492" w:history="1">
         <w:r>
           <w:rPr>
             <w:rStyle w:val="Hyperlink"/>
@@ -6084,7 +6084,7 @@
           <w:rPr>
             <w:webHidden/>
           </w:rPr>
-          <w:instrText xml:space="preserve"> PAGEREF _Toc236289417 \h </w:instrText>
+          <w:instrText xml:space="preserve"> PAGEREF _Toc236298492 \h </w:instrText>
         </w:r>
         <w:r>
           <w:rPr>
@@ -6124,7 +6124,7 @@
           <w14:ligatures w14:val="standardContextual"/>
         </w:rPr>
       </w:pPr>
-      <w:hyperlink w:anchor="_Toc236289418" w:history="1">
+      <w:hyperlink w:anchor="_Toc236298493" w:history="1">
         <w:r>
           <w:rPr>
             <w:rStyle w:val="Hyperlink"/>
@@ -6165,7 +6165,7 @@
           <w:rPr>
             <w:webHidden/>
           </w:rPr>
-          <w:instrText xml:space="preserve"> PAGEREF _Toc236289418 \h </w:instrText>
+          <w:instrText xml:space="preserve"> PAGEREF _Toc236298493 \h </w:instrText>
         </w:r>
         <w:r>
           <w:rPr>
@@ -6205,7 +6205,7 @@
           <w14:ligatures w14:val="standardContextual"/>
         </w:rPr>
       </w:pPr>
-      <w:hyperlink w:anchor="_Toc236289419" w:history="1">
+      <w:hyperlink w:anchor="_Toc236298494" w:history="1">
         <w:r>
           <w:rPr>
             <w:rStyle w:val="Hyperlink"/>
@@ -6246,7 +6246,7 @@
           <w:rPr>
             <w:webHidden/>
           </w:rPr>
-          <w:instrText xml:space="preserve"> PAGEREF _Toc236289419 \h </w:instrText>
+          <w:instrText xml:space="preserve"> PAGEREF _Toc236298494 \h </w:instrText>
         </w:r>
         <w:r>
           <w:rPr>
@@ -6286,7 +6286,7 @@
           <w14:ligatures w14:val="standardContextual"/>
         </w:rPr>
       </w:pPr>
-      <w:hyperlink w:anchor="_Toc236289420" w:history="1">
+      <w:hyperlink w:anchor="_Toc236298495" w:history="1">
         <w:r>
           <w:rPr>
             <w:rStyle w:val="Hyperlink"/>
@@ -6327,7 +6327,7 @@
           <w:rPr>
             <w:webHidden/>
           </w:rPr>
-          <w:instrText xml:space="preserve"> PAGEREF _Toc236289420 \h </w:instrText>
+          <w:instrText xml:space="preserve"> PAGEREF _Toc236298495 \h </w:instrText>
         </w:r>
         <w:r>
           <w:rPr>
@@ -6367,7 +6367,7 @@
           <w14:ligatures w14:val="standardContextual"/>
         </w:rPr>
       </w:pPr>
-      <w:hyperlink w:anchor="_Toc236289421" w:history="1">
+      <w:hyperlink w:anchor="_Toc236298496" w:history="1">
         <w:r>
           <w:rPr>
             <w:rStyle w:val="Hyperlink"/>
@@ -6408,7 +6408,7 @@
           <w:rPr>
             <w:webHidden/>
           </w:rPr>
-          <w:instrText xml:space="preserve"> PAGEREF _Toc236289421 \h </w:instrText>
+          <w:instrText xml:space="preserve"> PAGEREF _Toc236298496 \h </w:instrText>
         </w:r>
         <w:r>
           <w:rPr>
@@ -6448,7 +6448,7 @@
           <w14:ligatures w14:val="standardContextual"/>
         </w:rPr>
       </w:pPr>
-      <w:hyperlink w:anchor="_Toc236289422" w:history="1">
+      <w:hyperlink w:anchor="_Toc236298497" w:history="1">
         <w:r>
           <w:rPr>
             <w:rStyle w:val="Hyperlink"/>
@@ -6489,7 +6489,7 @@
           <w:rPr>
             <w:webHidden/>
           </w:rPr>
-          <w:instrText xml:space="preserve"> PAGEREF _Toc236289422 \h </w:instrText>
+          <w:instrText xml:space="preserve"> PAGEREF _Toc236298497 \h </w:instrText>
         </w:r>
         <w:r>
           <w:rPr>
@@ -6529,7 +6529,7 @@
           <w14:ligatures w14:val="standardContextual"/>
         </w:rPr>
       </w:pPr>
-      <w:hyperlink w:anchor="_Toc236289423" w:history="1">
+      <w:hyperlink w:anchor="_Toc236298498" w:history="1">
         <w:r>
           <w:rPr>
             <w:rStyle w:val="Hyperlink"/>
@@ -6570,7 +6570,7 @@
           <w:rPr>
             <w:webHidden/>
           </w:rPr>
-          <w:instrText xml:space="preserve"> PAGEREF _Toc236289423 \h </w:instrText>
+          <w:instrText xml:space="preserve"> PAGEREF _Toc236298498 \h </w:instrText>
         </w:r>
         <w:r>
           <w:rPr>
@@ -6610,7 +6610,7 @@
           <w14:ligatures w14:val="standardContextual"/>
         </w:rPr>
       </w:pPr>
-      <w:hyperlink w:anchor="_Toc236289424" w:history="1">
+      <w:hyperlink w:anchor="_Toc236298499" w:history="1">
         <w:r>
           <w:rPr>
             <w:rStyle w:val="Hyperlink"/>
@@ -6651,7 +6651,7 @@
           <w:rPr>
             <w:webHidden/>
           </w:rPr>
-          <w:instrText xml:space="preserve"> PAGEREF _Toc236289424 \h </w:instrText>
+          <w:instrText xml:space="preserve"> PAGEREF _Toc236298499 \h </w:instrText>
         </w:r>
         <w:r>
           <w:rPr>
@@ -6691,7 +6691,7 @@
           <w14:ligatures w14:val="standardContextual"/>
         </w:rPr>
       </w:pPr>
-      <w:hyperlink w:anchor="_Toc236289425" w:history="1">
+      <w:hyperlink w:anchor="_Toc236298500" w:history="1">
         <w:r>
           <w:rPr>
             <w:rStyle w:val="Hyperlink"/>
@@ -6732,7 +6732,7 @@
           <w:rPr>
             <w:webHidden/>
           </w:rPr>
-          <w:instrText xml:space="preserve"> PAGEREF _Toc236289425 \h </w:instrText>
+          <w:instrText xml:space="preserve"> PAGEREF _Toc236298500 \h </w:instrText>
         </w:r>
         <w:r>
           <w:rPr>
@@ -6772,7 +6772,7 @@
           <w14:ligatures w14:val="standardContextual"/>
         </w:rPr>
       </w:pPr>
-      <w:hyperlink w:anchor="_Toc236289426" w:history="1">
+      <w:hyperlink w:anchor="_Toc236298501" w:history="1">
         <w:r>
           <w:rPr>
             <w:rStyle w:val="Hyperlink"/>
@@ -6813,7 +6813,7 @@
           <w:rPr>
             <w:webHidden/>
           </w:rPr>
-          <w:instrText xml:space="preserve"> PAGEREF _Toc236289426 \h </w:instrText>
+          <w:instrText xml:space="preserve"> PAGEREF _Toc236298501 \h </w:instrText>
         </w:r>
         <w:r>
           <w:rPr>
@@ -6853,7 +6853,7 @@
           <w14:ligatures w14:val="standardContextual"/>
         </w:rPr>
       </w:pPr>
-      <w:hyperlink w:anchor="_Toc236289427" w:history="1">
+      <w:hyperlink w:anchor="_Toc236298502" w:history="1">
         <w:r>
           <w:rPr>
             <w:rStyle w:val="Hyperlink"/>
@@ -6894,7 +6894,7 @@
           <w:rPr>
             <w:webHidden/>
           </w:rPr>
-          <w:instrText xml:space="preserve"> PAGEREF _Toc236289427 \h </w:instrText>
+          <w:instrText xml:space="preserve"> PAGEREF _Toc236298502 \h </w:instrText>
         </w:r>
         <w:r>
           <w:rPr>
@@ -6934,7 +6934,7 @@
           <w14:ligatures w14:val="standardContextual"/>
         </w:rPr>
       </w:pPr>
-      <w:hyperlink w:anchor="_Toc236289428" w:history="1">
+      <w:hyperlink w:anchor="_Toc236298503" w:history="1">
         <w:r>
           <w:rPr>
             <w:rStyle w:val="Hyperlink"/>
@@ -6975,7 +6975,7 @@
           <w:rPr>
             <w:webHidden/>
           </w:rPr>
-          <w:instrText xml:space="preserve"> PAGEREF _Toc236289428 \h </w:instrText>
+          <w:instrText xml:space="preserve"> PAGEREF _Toc236298503 \h </w:instrText>
         </w:r>
         <w:r>
           <w:rPr>
@@ -7015,7 +7015,7 @@
           <w14:ligatures w14:val="standardContextual"/>
         </w:rPr>
       </w:pPr>
-      <w:hyperlink w:anchor="_Toc236289429" w:history="1">
+      <w:hyperlink w:anchor="_Toc236298504" w:history="1">
         <w:r>
           <w:rPr>
             <w:rStyle w:val="Hyperlink"/>
@@ -7056,7 +7056,7 @@
           <w:rPr>
             <w:webHidden/>
           </w:rPr>
-          <w:instrText xml:space="preserve"> PAGEREF _Toc236289429 \h </w:instrText>
+          <w:instrText xml:space="preserve"> PAGEREF _Toc236298504 \h </w:instrText>
         </w:r>
         <w:r>
           <w:rPr>
@@ -7096,7 +7096,7 @@
           <w14:ligatures w14:val="standardContextual"/>
         </w:rPr>
       </w:pPr>
-      <w:hyperlink w:anchor="_Toc236289430" w:history="1">
+      <w:hyperlink w:anchor="_Toc236298505" w:history="1">
         <w:r>
           <w:rPr>
             <w:rStyle w:val="Hyperlink"/>
@@ -7137,7 +7137,7 @@
           <w:rPr>
             <w:webHidden/>
           </w:rPr>
-          <w:instrText xml:space="preserve"> PAGEREF _Toc236289430 \h </w:instrText>
+          <w:instrText xml:space="preserve"> PAGEREF _Toc236298505 \h </w:instrText>
         </w:r>
         <w:r>
           <w:rPr>
@@ -7177,7 +7177,7 @@
           <w14:ligatures w14:val="standardContextual"/>
         </w:rPr>
       </w:pPr>
-      <w:hyperlink w:anchor="_Toc236289431" w:history="1">
+      <w:hyperlink w:anchor="_Toc236298506" w:history="1">
         <w:r>
           <w:rPr>
             <w:rStyle w:val="Hyperlink"/>
@@ -7218,7 +7218,7 @@
           <w:rPr>
             <w:webHidden/>
           </w:rPr>
-          <w:instrText xml:space="preserve"> PAGEREF _Toc236289431 \h </w:instrText>
+          <w:instrText xml:space="preserve"> PAGEREF _Toc236298506 \h </w:instrText>
         </w:r>
         <w:r>
           <w:rPr>
@@ -7258,7 +7258,7 @@
           <w14:ligatures w14:val="standardContextual"/>
         </w:rPr>
       </w:pPr>
-      <w:hyperlink w:anchor="_Toc236289432" w:history="1">
+      <w:hyperlink w:anchor="_Toc236298507" w:history="1">
         <w:r>
           <w:rPr>
             <w:rStyle w:val="Hyperlink"/>
@@ -7299,7 +7299,7 @@
           <w:rPr>
             <w:webHidden/>
           </w:rPr>
-          <w:instrText xml:space="preserve"> PAGEREF _Toc236289432 \h </w:instrText>
+          <w:instrText xml:space="preserve"> PAGEREF _Toc236298507 \h </w:instrText>
         </w:r>
         <w:r>
           <w:rPr>
@@ -7339,7 +7339,7 @@
           <w14:ligatures w14:val="standardContextual"/>
         </w:rPr>
       </w:pPr>
-      <w:hyperlink w:anchor="_Toc236289433" w:history="1">
+      <w:hyperlink w:anchor="_Toc236298508" w:history="1">
         <w:r>
           <w:rPr>
             <w:rStyle w:val="Hyperlink"/>
@@ -7380,7 +7380,7 @@
           <w:rPr>
             <w:webHidden/>
           </w:rPr>
-          <w:instrText xml:space="preserve"> PAGEREF _Toc236289433 \h </w:instrText>
+          <w:instrText xml:space="preserve"> PAGEREF _Toc236298508 \h </w:instrText>
         </w:r>
         <w:r>
           <w:rPr>
@@ -7420,7 +7420,7 @@
           <w14:ligatures w14:val="standardContextual"/>
         </w:rPr>
       </w:pPr>
-      <w:hyperlink w:anchor="_Toc236289434" w:history="1">
+      <w:hyperlink w:anchor="_Toc236298509" w:history="1">
         <w:r>
           <w:rPr>
             <w:rStyle w:val="Hyperlink"/>
@@ -7461,7 +7461,7 @@
           <w:rPr>
             <w:webHidden/>
           </w:rPr>
-          <w:instrText xml:space="preserve"> PAGEREF _Toc236289434 \h </w:instrText>
+          <w:instrText xml:space="preserve"> PAGEREF _Toc236298509 \h </w:instrText>
         </w:r>
         <w:r>
           <w:rPr>
@@ -7501,7 +7501,7 @@
           <w14:ligatures w14:val="standardContextual"/>
         </w:rPr>
       </w:pPr>
-      <w:hyperlink w:anchor="_Toc236289435" w:history="1">
+      <w:hyperlink w:anchor="_Toc236298510" w:history="1">
         <w:r>
           <w:rPr>
             <w:rStyle w:val="Hyperlink"/>
@@ -7542,7 +7542,7 @@
           <w:rPr>
             <w:webHidden/>
           </w:rPr>
-          <w:instrText xml:space="preserve"> PAGEREF _Toc236289435 \h </w:instrText>
+          <w:instrText xml:space="preserve"> PAGEREF _Toc236298510 \h </w:instrText>
         </w:r>
         <w:r>
           <w:rPr>
@@ -7582,7 +7582,7 @@
           <w14:ligatures w14:val="standardContextual"/>
         </w:rPr>
       </w:pPr>
-      <w:hyperlink w:anchor="_Toc236289436" w:history="1">
+      <w:hyperlink w:anchor="_Toc236298511" w:history="1">
         <w:r>
           <w:rPr>
             <w:rStyle w:val="Hyperlink"/>
@@ -7623,7 +7623,7 @@
           <w:rPr>
             <w:webHidden/>
           </w:rPr>
-          <w:instrText xml:space="preserve"> PAGEREF _Toc236289436 \h </w:instrText>
+          <w:instrText xml:space="preserve"> PAGEREF _Toc236298511 \h </w:instrText>
         </w:r>
         <w:r>
           <w:rPr>
@@ -7663,7 +7663,7 @@
           <w14:ligatures w14:val="standardContextual"/>
         </w:rPr>
       </w:pPr>
-      <w:hyperlink w:anchor="_Toc236289437" w:history="1">
+      <w:hyperlink w:anchor="_Toc236298512" w:history="1">
         <w:r>
           <w:rPr>
             <w:rStyle w:val="Hyperlink"/>
@@ -7704,7 +7704,7 @@
           <w:rPr>
             <w:webHidden/>
           </w:rPr>
-          <w:instrText xml:space="preserve"> PAGEREF _Toc236289437 \h </w:instrText>
+          <w:instrText xml:space="preserve"> PAGEREF _Toc236298512 \h </w:instrText>
         </w:r>
         <w:r>
           <w:rPr>
@@ -7744,7 +7744,7 @@
           <w14:ligatures w14:val="standardContextual"/>
         </w:rPr>
       </w:pPr>
-      <w:hyperlink w:anchor="_Toc236289438" w:history="1">
+      <w:hyperlink w:anchor="_Toc236298513" w:history="1">
         <w:r>
           <w:rPr>
             <w:rStyle w:val="Hyperlink"/>
@@ -7785,7 +7785,7 @@
           <w:rPr>
             <w:webHidden/>
           </w:rPr>
-          <w:instrText xml:space="preserve"> PAGEREF _Toc236289438 \h </w:instrText>
+          <w:instrText xml:space="preserve"> PAGEREF _Toc236298513 \h </w:instrText>
         </w:r>
         <w:r>
           <w:rPr>
@@ -7825,7 +7825,7 @@
           <w14:ligatures w14:val="standardContextual"/>
         </w:rPr>
       </w:pPr>
-      <w:hyperlink w:anchor="_Toc236289439" w:history="1">
+      <w:hyperlink w:anchor="_Toc236298514" w:history="1">
         <w:r>
           <w:rPr>
             <w:rStyle w:val="Hyperlink"/>
@@ -7866,7 +7866,7 @@
           <w:rPr>
             <w:webHidden/>
           </w:rPr>
-          <w:instrText xml:space="preserve"> PAGEREF _Toc236289439 \h </w:instrText>
+          <w:instrText xml:space="preserve"> PAGEREF _Toc236298514 \h </w:instrText>
         </w:r>
         <w:r>
           <w:rPr>
@@ -7906,7 +7906,7 @@
           <w14:ligatures w14:val="standardContextual"/>
         </w:rPr>
       </w:pPr>
-      <w:hyperlink w:anchor="_Toc236289440" w:history="1">
+      <w:hyperlink w:anchor="_Toc236298515" w:history="1">
         <w:r>
           <w:rPr>
             <w:rStyle w:val="Hyperlink"/>
@@ -7947,7 +7947,7 @@
           <w:rPr>
             <w:webHidden/>
           </w:rPr>
-          <w:instrText xml:space="preserve"> PAGEREF _Toc236289440 \h </w:instrText>
+          <w:instrText xml:space="preserve"> PAGEREF _Toc236298515 \h </w:instrText>
         </w:r>
         <w:r>
           <w:rPr>
@@ -7987,7 +7987,7 @@
           <w14:ligatures w14:val="standardContextual"/>
         </w:rPr>
       </w:pPr>
-      <w:hyperlink w:anchor="_Toc236289441" w:history="1">
+      <w:hyperlink w:anchor="_Toc236298516" w:history="1">
         <w:r>
           <w:rPr>
             <w:rStyle w:val="Hyperlink"/>
@@ -8028,7 +8028,7 @@
           <w:rPr>
             <w:webHidden/>
           </w:rPr>
-          <w:instrText xml:space="preserve"> PAGEREF _Toc236289441 \h </w:instrText>
+          <w:instrText xml:space="preserve"> PAGEREF _Toc236298516 \h </w:instrText>
         </w:r>
         <w:r>
           <w:rPr>
@@ -8068,7 +8068,7 @@
           <w14:ligatures w14:val="standardContextual"/>
         </w:rPr>
       </w:pPr>
-      <w:hyperlink w:anchor="_Toc236289442" w:history="1">
+      <w:hyperlink w:anchor="_Toc236298517" w:history="1">
         <w:r>
           <w:rPr>
             <w:rStyle w:val="Hyperlink"/>
@@ -8109,7 +8109,7 @@
           <w:rPr>
             <w:webHidden/>
           </w:rPr>
-          <w:instrText xml:space="preserve"> PAGEREF _Toc236289442 \h </w:instrText>
+          <w:instrText xml:space="preserve"> PAGEREF _Toc236298517 \h </w:instrText>
         </w:r>
         <w:r>
           <w:rPr>
@@ -8149,7 +8149,7 @@
           <w14:ligatures w14:val="standardContextual"/>
         </w:rPr>
       </w:pPr>
-      <w:hyperlink w:anchor="_Toc236289443" w:history="1">
+      <w:hyperlink w:anchor="_Toc236298518" w:history="1">
         <w:r>
           <w:rPr>
             <w:rStyle w:val="Hyperlink"/>
@@ -8190,7 +8190,7 @@
           <w:rPr>
             <w:webHidden/>
           </w:rPr>
-          <w:instrText xml:space="preserve"> PAGEREF _Toc236289443 \h </w:instrText>
+          <w:instrText xml:space="preserve"> PAGEREF _Toc236298518 \h </w:instrText>
         </w:r>
         <w:r>
           <w:rPr>
@@ -8230,7 +8230,7 @@
           <w14:ligatures w14:val="standardContextual"/>
         </w:rPr>
       </w:pPr>
-      <w:hyperlink w:anchor="_Toc236289444" w:history="1">
+      <w:hyperlink w:anchor="_Toc236298519" w:history="1">
         <w:r>
           <w:rPr>
             <w:rStyle w:val="Hyperlink"/>
@@ -8271,7 +8271,7 @@
           <w:rPr>
             <w:webHidden/>
           </w:rPr>
-          <w:instrText xml:space="preserve"> PAGEREF _Toc236289444 \h </w:instrText>
+          <w:instrText xml:space="preserve"> PAGEREF _Toc236298519 \h </w:instrText>
         </w:r>
         <w:r>
           <w:rPr>
@@ -8311,7 +8311,7 @@
           <w14:ligatures w14:val="standardContextual"/>
         </w:rPr>
       </w:pPr>
-      <w:hyperlink w:anchor="_Toc236289445" w:history="1">
+      <w:hyperlink w:anchor="_Toc236298520" w:history="1">
         <w:r>
           <w:rPr>
             <w:rStyle w:val="Hyperlink"/>
@@ -8352,7 +8352,7 @@
           <w:rPr>
             <w:webHidden/>
           </w:rPr>
-          <w:instrText xml:space="preserve"> PAGEREF _Toc236289445 \h </w:instrText>
+          <w:instrText xml:space="preserve"> PAGEREF _Toc236298520 \h </w:instrText>
         </w:r>
         <w:r>
           <w:rPr>
@@ -8392,7 +8392,7 @@
           <w14:ligatures w14:val="standardContextual"/>
         </w:rPr>
       </w:pPr>
-      <w:hyperlink w:anchor="_Toc236289446" w:history="1">
+      <w:hyperlink w:anchor="_Toc236298521" w:history="1">
         <w:r>
           <w:rPr>
             <w:rStyle w:val="Hyperlink"/>
@@ -8433,7 +8433,7 @@
           <w:rPr>
             <w:webHidden/>
           </w:rPr>
-          <w:instrText xml:space="preserve"> PAGEREF _Toc236289446 \h </w:instrText>
+          <w:instrText xml:space="preserve"> PAGEREF _Toc236298521 \h </w:instrText>
         </w:r>
         <w:r>
           <w:rPr>
@@ -8473,7 +8473,7 @@
           <w14:ligatures w14:val="standardContextual"/>
         </w:rPr>
       </w:pPr>
-      <w:hyperlink w:anchor="_Toc236289447" w:history="1">
+      <w:hyperlink w:anchor="_Toc236298522" w:history="1">
         <w:r>
           <w:rPr>
             <w:rStyle w:val="Hyperlink"/>
@@ -8514,7 +8514,7 @@
           <w:rPr>
             <w:webHidden/>
           </w:rPr>
-          <w:instrText xml:space="preserve"> PAGEREF _Toc236289447 \h </w:instrText>
+          <w:instrText xml:space="preserve"> PAGEREF _Toc236298522 \h </w:instrText>
         </w:r>
         <w:r>
           <w:rPr>
@@ -8554,7 +8554,7 @@
           <w14:ligatures w14:val="standardContextual"/>
         </w:rPr>
       </w:pPr>
-      <w:hyperlink w:anchor="_Toc236289448" w:history="1">
+      <w:hyperlink w:anchor="_Toc236298523" w:history="1">
         <w:r>
           <w:rPr>
             <w:rStyle w:val="Hyperlink"/>
@@ -8595,7 +8595,7 @@
           <w:rPr>
             <w:webHidden/>
           </w:rPr>
-          <w:instrText xml:space="preserve"> PAGEREF _Toc236289448 \h </w:instrText>
+          <w:instrText xml:space="preserve"> PAGEREF _Toc236298523 \h </w:instrText>
         </w:r>
         <w:r>
           <w:rPr>
@@ -8635,7 +8635,7 @@
           <w14:ligatures w14:val="standardContextual"/>
         </w:rPr>
       </w:pPr>
-      <w:hyperlink w:anchor="_Toc236289449" w:history="1">
+      <w:hyperlink w:anchor="_Toc236298524" w:history="1">
         <w:r>
           <w:rPr>
             <w:rStyle w:val="Hyperlink"/>
@@ -8676,7 +8676,7 @@
           <w:rPr>
             <w:webHidden/>
           </w:rPr>
-          <w:instrText xml:space="preserve"> PAGEREF _Toc236289449 \h </w:instrText>
+          <w:instrText xml:space="preserve"> PAGEREF _Toc236298524 \h </w:instrText>
         </w:r>
         <w:r>
           <w:rPr>
@@ -8716,7 +8716,7 @@
           <w14:ligatures w14:val="standardContextual"/>
         </w:rPr>
       </w:pPr>
-      <w:hyperlink w:anchor="_Toc236289450" w:history="1">
+      <w:hyperlink w:anchor="_Toc236298525" w:history="1">
         <w:r>
           <w:rPr>
             <w:rStyle w:val="Hyperlink"/>
@@ -8757,7 +8757,7 @@
           <w:rPr>
             <w:webHidden/>
           </w:rPr>
-          <w:instrText xml:space="preserve"> PAGEREF _Toc236289450 \h </w:instrText>
+          <w:instrText xml:space="preserve"> PAGEREF _Toc236298525 \h </w:instrText>
         </w:r>
         <w:r>
           <w:rPr>
@@ -8797,7 +8797,7 @@
           <w14:ligatures w14:val="standardContextual"/>
         </w:rPr>
       </w:pPr>
-      <w:hyperlink w:anchor="_Toc236289451" w:history="1">
+      <w:hyperlink w:anchor="_Toc236298526" w:history="1">
         <w:r>
           <w:rPr>
             <w:rStyle w:val="Hyperlink"/>
@@ -8838,7 +8838,7 @@
           <w:rPr>
             <w:webHidden/>
           </w:rPr>
-          <w:instrText xml:space="preserve"> PAGEREF _Toc236289451 \h </w:instrText>
+          <w:instrText xml:space="preserve"> PAGEREF _Toc236298526 \h </w:instrText>
         </w:r>
         <w:r>
           <w:rPr>
@@ -8878,7 +8878,7 @@
           <w14:ligatures w14:val="standardContextual"/>
         </w:rPr>
       </w:pPr>
-      <w:hyperlink w:anchor="_Toc236289452" w:history="1">
+      <w:hyperlink w:anchor="_Toc236298527" w:history="1">
         <w:r>
           <w:rPr>
             <w:rStyle w:val="Hyperlink"/>
@@ -8919,7 +8919,7 @@
           <w:rPr>
             <w:webHidden/>
           </w:rPr>
-          <w:instrText xml:space="preserve"> PAGEREF _Toc236289452 \h </w:instrText>
+          <w:instrText xml:space="preserve"> PAGEREF _Toc236298527 \h </w:instrText>
         </w:r>
         <w:r>
           <w:rPr>
@@ -8959,7 +8959,7 @@
           <w14:ligatures w14:val="standardContextual"/>
         </w:rPr>
       </w:pPr>
-      <w:hyperlink w:anchor="_Toc236289453" w:history="1">
+      <w:hyperlink w:anchor="_Toc236298528" w:history="1">
         <w:r>
           <w:rPr>
             <w:rStyle w:val="Hyperlink"/>
@@ -9000,7 +9000,7 @@
           <w:rPr>
             <w:webHidden/>
           </w:rPr>
-          <w:instrText xml:space="preserve"> PAGEREF _Toc236289453 \h </w:instrText>
+          <w:instrText xml:space="preserve"> PAGEREF _Toc236298528 \h </w:instrText>
         </w:r>
         <w:r>
           <w:rPr>
@@ -9040,7 +9040,7 @@
           <w14:ligatures w14:val="standardContextual"/>
         </w:rPr>
       </w:pPr>
-      <w:hyperlink w:anchor="_Toc236289454" w:history="1">
+      <w:hyperlink w:anchor="_Toc236298529" w:history="1">
         <w:r>
           <w:rPr>
             <w:rStyle w:val="Hyperlink"/>
@@ -9081,7 +9081,7 @@
           <w:rPr>
             <w:webHidden/>
           </w:rPr>
-          <w:instrText xml:space="preserve"> PAGEREF _Toc236289454 \h </w:instrText>
+          <w:instrText xml:space="preserve"> PAGEREF _Toc236298529 \h </w:instrText>
         </w:r>
         <w:r>
           <w:rPr>
@@ -9121,7 +9121,7 @@
           <w14:ligatures w14:val="standardContextual"/>
         </w:rPr>
       </w:pPr>
-      <w:hyperlink w:anchor="_Toc236289455" w:history="1">
+      <w:hyperlink w:anchor="_Toc236298530" w:history="1">
         <w:r>
           <w:rPr>
             <w:rStyle w:val="Hyperlink"/>
@@ -9162,7 +9162,7 @@
           <w:rPr>
             <w:webHidden/>
           </w:rPr>
-          <w:instrText xml:space="preserve"> PAGEREF _Toc236289455 \h </w:instrText>
+          <w:instrText xml:space="preserve"> PAGEREF _Toc236298530 \h </w:instrText>
         </w:r>
         <w:r>
           <w:rPr>
@@ -9202,7 +9202,7 @@
           <w14:ligatures w14:val="standardContextual"/>
         </w:rPr>
       </w:pPr>
-      <w:hyperlink w:anchor="_Toc236289456" w:history="1">
+      <w:hyperlink w:anchor="_Toc236298531" w:history="1">
         <w:r>
           <w:rPr>
             <w:rStyle w:val="Hyperlink"/>
@@ -9225,7 +9225,7 @@
           <w:rPr>
             <w:webHidden/>
           </w:rPr>
-          <w:instrText xml:space="preserve"> PAGEREF _Toc236289456 \h </w:instrText>
+          <w:instrText xml:space="preserve"> PAGEREF _Toc236298531 \h </w:instrText>
         </w:r>
         <w:r>
           <w:rPr>
@@ -9265,7 +9265,7 @@
           <w14:ligatures w14:val="standardContextual"/>
         </w:rPr>
       </w:pPr>
-      <w:hyperlink w:anchor="_Toc236289457" w:history="1">
+      <w:hyperlink w:anchor="_Toc236298532" w:history="1">
         <w:r>
           <w:rPr>
             <w:rStyle w:val="Hyperlink"/>
@@ -9306,7 +9306,7 @@
           <w:rPr>
             <w:webHidden/>
           </w:rPr>
-          <w:instrText xml:space="preserve"> PAGEREF _Toc236289457 \h </w:instrText>
+          <w:instrText xml:space="preserve"> PAGEREF _Toc236298532 \h </w:instrText>
         </w:r>
         <w:r>
           <w:rPr>
@@ -9346,7 +9346,7 @@
           <w14:ligatures w14:val="standardContextual"/>
         </w:rPr>
       </w:pPr>
-      <w:hyperlink w:anchor="_Toc236289458" w:history="1">
+      <w:hyperlink w:anchor="_Toc236298533" w:history="1">
         <w:r>
           <w:rPr>
             <w:rStyle w:val="Hyperlink"/>
@@ -9387,7 +9387,7 @@
           <w:rPr>
             <w:webHidden/>
           </w:rPr>
-          <w:instrText xml:space="preserve"> PAGEREF _Toc236289458 \h </w:instrText>
+          <w:instrText xml:space="preserve"> PAGEREF _Toc236298533 \h </w:instrText>
         </w:r>
         <w:r>
           <w:rPr>
@@ -9427,7 +9427,7 @@
           <w14:ligatures w14:val="standardContextual"/>
         </w:rPr>
       </w:pPr>
-      <w:hyperlink w:anchor="_Toc236289459" w:history="1">
+      <w:hyperlink w:anchor="_Toc236298534" w:history="1">
         <w:r>
           <w:rPr>
             <w:rStyle w:val="Hyperlink"/>
@@ -9450,7 +9450,7 @@
           <w:rPr>
             <w:webHidden/>
           </w:rPr>
-          <w:instrText xml:space="preserve"> PAGEREF _Toc236289459 \h </w:instrText>
+          <w:instrText xml:space="preserve"> PAGEREF _Toc236298534 \h </w:instrText>
         </w:r>
         <w:r>
           <w:rPr>
@@ -9490,7 +9490,7 @@
           <w14:ligatures w14:val="standardContextual"/>
         </w:rPr>
       </w:pPr>
-      <w:hyperlink w:anchor="_Toc236289460" w:history="1">
+      <w:hyperlink w:anchor="_Toc236298535" w:history="1">
         <w:r>
           <w:rPr>
             <w:rStyle w:val="Hyperlink"/>
@@ -9513,7 +9513,7 @@
           <w:rPr>
             <w:webHidden/>
           </w:rPr>
-          <w:instrText xml:space="preserve"> PAGEREF _Toc236289460 \h </w:instrText>
+          <w:instrText xml:space="preserve"> PAGEREF _Toc236298535 \h </w:instrText>
         </w:r>
         <w:r>
           <w:rPr>
@@ -9592,7 +9592,7 @@
       <w:r>
         <w:fldChar w:fldCharType="separate"/>
       </w:r>
-      <w:hyperlink w:anchor="_Toc236289461" w:history="1">
+      <w:hyperlink w:anchor="_Toc236298536" w:history="1">
         <w:r>
           <w:rPr>
             <w:rStyle w:val="Hyperlink"/>
@@ -9606,7 +9606,7 @@
           <w:fldChar w:fldCharType="begin"/>
         </w:r>
         <w:r>
-          <w:instrText xml:space="preserve"> PAGEREF _Toc236289461 \h </w:instrText>
+          <w:instrText xml:space="preserve"> PAGEREF _Toc236298536 \h </w:instrText>
         </w:r>
         <w:r>
           <w:fldChar w:fldCharType="separate"/>
@@ -9632,7 +9632,7 @@
           <w14:ligatures w14:val="standardContextual"/>
         </w:rPr>
       </w:pPr>
-      <w:hyperlink w:anchor="_Toc236289462" w:history="1">
+      <w:hyperlink w:anchor="_Toc236298537" w:history="1">
         <w:r>
           <w:rPr>
             <w:rStyle w:val="Hyperlink"/>
@@ -9646,7 +9646,7 @@
           <w:fldChar w:fldCharType="begin"/>
         </w:r>
         <w:r>
-          <w:instrText xml:space="preserve"> PAGEREF _Toc236289462 \h </w:instrText>
+          <w:instrText xml:space="preserve"> PAGEREF _Toc236298537 \h </w:instrText>
         </w:r>
         <w:r>
           <w:fldChar w:fldCharType="separate"/>
@@ -9672,7 +9672,7 @@
           <w14:ligatures w14:val="standardContextual"/>
         </w:rPr>
       </w:pPr>
-      <w:hyperlink w:anchor="_Toc236289463" w:history="1">
+      <w:hyperlink w:anchor="_Toc236298538" w:history="1">
         <w:r>
           <w:rPr>
             <w:rStyle w:val="Hyperlink"/>
@@ -9686,7 +9686,7 @@
           <w:fldChar w:fldCharType="begin"/>
         </w:r>
         <w:r>
-          <w:instrText xml:space="preserve"> PAGEREF _Toc236289463 \h </w:instrText>
+          <w:instrText xml:space="preserve"> PAGEREF _Toc236298538 \h </w:instrText>
         </w:r>
         <w:r>
           <w:fldChar w:fldCharType="separate"/>
@@ -9712,7 +9712,7 @@
           <w14:ligatures w14:val="standardContextual"/>
         </w:rPr>
       </w:pPr>
-      <w:hyperlink w:anchor="_Toc236289464" w:history="1">
+      <w:hyperlink w:anchor="_Toc236298539" w:history="1">
         <w:r>
           <w:rPr>
             <w:rStyle w:val="Hyperlink"/>
@@ -9726,7 +9726,7 @@
           <w:fldChar w:fldCharType="begin"/>
         </w:r>
         <w:r>
-          <w:instrText xml:space="preserve"> PAGEREF _Toc236289464 \h </w:instrText>
+          <w:instrText xml:space="preserve"> PAGEREF _Toc236298539 \h </w:instrText>
         </w:r>
         <w:r>
           <w:fldChar w:fldCharType="separate"/>
@@ -9752,7 +9752,7 @@
           <w14:ligatures w14:val="standardContextual"/>
         </w:rPr>
       </w:pPr>
-      <w:hyperlink w:anchor="_Toc236289465" w:history="1">
+      <w:hyperlink w:anchor="_Toc236298540" w:history="1">
         <w:r>
           <w:rPr>
             <w:rStyle w:val="Hyperlink"/>
@@ -9766,7 +9766,7 @@
           <w:fldChar w:fldCharType="begin"/>
         </w:r>
         <w:r>
-          <w:instrText xml:space="preserve"> PAGEREF _Toc236289465 \h </w:instrText>
+          <w:instrText xml:space="preserve"> PAGEREF _Toc236298540 \h </w:instrText>
         </w:r>
         <w:r>
           <w:fldChar w:fldCharType="separate"/>
@@ -9792,7 +9792,7 @@
           <w14:ligatures w14:val="standardContextual"/>
         </w:rPr>
       </w:pPr>
-      <w:hyperlink w:anchor="_Toc236289466" w:history="1">
+      <w:hyperlink w:anchor="_Toc236298541" w:history="1">
         <w:r>
           <w:rPr>
             <w:rStyle w:val="Hyperlink"/>
@@ -9806,7 +9806,7 @@
           <w:fldChar w:fldCharType="begin"/>
         </w:r>
         <w:r>
-          <w:instrText xml:space="preserve"> PAGEREF _Toc236289466 \h </w:instrText>
+          <w:instrText xml:space="preserve"> PAGEREF _Toc236298541 \h </w:instrText>
         </w:r>
         <w:r>
           <w:fldChar w:fldCharType="separate"/>
@@ -9881,7 +9881,7 @@
       <w:r>
         <w:fldChar w:fldCharType="separate"/>
       </w:r>
-      <w:hyperlink w:anchor="_Toc236289467" w:history="1">
+      <w:hyperlink w:anchor="_Toc236298542" w:history="1">
         <w:r>
           <w:rPr>
             <w:rStyle w:val="Hyperlink"/>
@@ -9895,7 +9895,7 @@
           <w:fldChar w:fldCharType="begin"/>
         </w:r>
         <w:r>
-          <w:instrText xml:space="preserve"> PAGEREF _Toc236289467 \h </w:instrText>
+          <w:instrText xml:space="preserve"> PAGEREF _Toc236298542 \h </w:instrText>
         </w:r>
         <w:r>
           <w:fldChar w:fldCharType="separate"/>
@@ -9921,7 +9921,7 @@
           <w14:ligatures w14:val="standardContextual"/>
         </w:rPr>
       </w:pPr>
-      <w:hyperlink w:anchor="_Toc236289468" w:history="1">
+      <w:hyperlink w:anchor="_Toc236298543" w:history="1">
         <w:r>
           <w:rPr>
             <w:rStyle w:val="Hyperlink"/>
@@ -9935,7 +9935,7 @@
           <w:fldChar w:fldCharType="begin"/>
         </w:r>
         <w:r>
-          <w:instrText xml:space="preserve"> PAGEREF _Toc236289468 \h </w:instrText>
+          <w:instrText xml:space="preserve"> PAGEREF _Toc236298543 \h </w:instrText>
         </w:r>
         <w:r>
           <w:fldChar w:fldCharType="separate"/>
@@ -9961,7 +9961,7 @@
           <w14:ligatures w14:val="standardContextual"/>
         </w:rPr>
       </w:pPr>
-      <w:hyperlink w:anchor="_Toc236289469" w:history="1">
+      <w:hyperlink w:anchor="_Toc236298544" w:history="1">
         <w:r>
           <w:rPr>
             <w:rStyle w:val="Hyperlink"/>
@@ -9975,7 +9975,7 @@
           <w:fldChar w:fldCharType="begin"/>
         </w:r>
         <w:r>
-          <w:instrText xml:space="preserve"> PAGEREF _Toc236289469 \h </w:instrText>
+          <w:instrText xml:space="preserve"> PAGEREF _Toc236298544 \h </w:instrText>
         </w:r>
         <w:r>
           <w:fldChar w:fldCharType="separate"/>
@@ -10001,7 +10001,7 @@
           <w14:ligatures w14:val="standardContextual"/>
         </w:rPr>
       </w:pPr>
-      <w:hyperlink w:anchor="_Toc236289470" w:history="1">
+      <w:hyperlink w:anchor="_Toc236298545" w:history="1">
         <w:r>
           <w:rPr>
             <w:rStyle w:val="Hyperlink"/>
@@ -10015,7 +10015,7 @@
           <w:fldChar w:fldCharType="begin"/>
         </w:r>
         <w:r>
-          <w:instrText xml:space="preserve"> PAGEREF _Toc236289470 \h </w:instrText>
+          <w:instrText xml:space="preserve"> PAGEREF _Toc236298545 \h </w:instrText>
         </w:r>
         <w:r>
           <w:fldChar w:fldCharType="separate"/>
@@ -10041,7 +10041,7 @@
           <w14:ligatures w14:val="standardContextual"/>
         </w:rPr>
       </w:pPr>
-      <w:hyperlink w:anchor="_Toc236289471" w:history="1">
+      <w:hyperlink w:anchor="_Toc236298546" w:history="1">
         <w:r>
           <w:rPr>
             <w:rStyle w:val="Hyperlink"/>
@@ -10055,7 +10055,7 @@
           <w:fldChar w:fldCharType="begin"/>
         </w:r>
         <w:r>
-          <w:instrText xml:space="preserve"> PAGEREF _Toc236289471 \h </w:instrText>
+          <w:instrText xml:space="preserve"> PAGEREF _Toc236298546 \h </w:instrText>
         </w:r>
         <w:r>
           <w:fldChar w:fldCharType="separate"/>
@@ -10081,7 +10081,7 @@
           <w14:ligatures w14:val="standardContextual"/>
         </w:rPr>
       </w:pPr>
-      <w:hyperlink w:anchor="_Toc236289472" w:history="1">
+      <w:hyperlink w:anchor="_Toc236298547" w:history="1">
         <w:r>
           <w:rPr>
             <w:rStyle w:val="Hyperlink"/>
@@ -10095,7 +10095,7 @@
           <w:fldChar w:fldCharType="begin"/>
         </w:r>
         <w:r>
-          <w:instrText xml:space="preserve"> PAGEREF _Toc236289472 \h </w:instrText>
+          <w:instrText xml:space="preserve"> PAGEREF _Toc236298547 \h </w:instrText>
         </w:r>
         <w:r>
           <w:fldChar w:fldCharType="separate"/>
@@ -10121,7 +10121,7 @@
           <w14:ligatures w14:val="standardContextual"/>
         </w:rPr>
       </w:pPr>
-      <w:hyperlink w:anchor="_Toc236289473" w:history="1">
+      <w:hyperlink w:anchor="_Toc236298548" w:history="1">
         <w:r>
           <w:rPr>
             <w:rStyle w:val="Hyperlink"/>
@@ -10135,7 +10135,7 @@
           <w:fldChar w:fldCharType="begin"/>
         </w:r>
         <w:r>
-          <w:instrText xml:space="preserve"> PAGEREF _Toc236289473 \h </w:instrText>
+          <w:instrText xml:space="preserve"> PAGEREF _Toc236298548 \h </w:instrText>
         </w:r>
         <w:r>
           <w:fldChar w:fldCharType="separate"/>
@@ -10161,7 +10161,7 @@
           <w14:ligatures w14:val="standardContextual"/>
         </w:rPr>
       </w:pPr>
-      <w:hyperlink w:anchor="_Toc236289474" w:history="1">
+      <w:hyperlink w:anchor="_Toc236298549" w:history="1">
         <w:r>
           <w:rPr>
             <w:rStyle w:val="Hyperlink"/>
@@ -10175,7 +10175,7 @@
           <w:fldChar w:fldCharType="begin"/>
         </w:r>
         <w:r>
-          <w:instrText xml:space="preserve"> PAGEREF _Toc236289474 \h </w:instrText>
+          <w:instrText xml:space="preserve"> PAGEREF _Toc236298549 \h </w:instrText>
         </w:r>
         <w:r>
           <w:fldChar w:fldCharType="separate"/>
@@ -10201,7 +10201,7 @@
           <w14:ligatures w14:val="standardContextual"/>
         </w:rPr>
       </w:pPr>
-      <w:hyperlink w:anchor="_Toc236289475" w:history="1">
+      <w:hyperlink w:anchor="_Toc236298550" w:history="1">
         <w:r>
           <w:rPr>
             <w:rStyle w:val="Hyperlink"/>
@@ -10215,7 +10215,7 @@
           <w:fldChar w:fldCharType="begin"/>
         </w:r>
         <w:r>
-          <w:instrText xml:space="preserve"> PAGEREF _Toc236289475 \h </w:instrText>
+          <w:instrText xml:space="preserve"> PAGEREF _Toc236298550 \h </w:instrText>
         </w:r>
         <w:r>
           <w:fldChar w:fldCharType="separate"/>
@@ -10241,7 +10241,7 @@
           <w14:ligatures w14:val="standardContextual"/>
         </w:rPr>
       </w:pPr>
-      <w:hyperlink w:anchor="_Toc236289476" w:history="1">
+      <w:hyperlink w:anchor="_Toc236298551" w:history="1">
         <w:r>
           <w:rPr>
             <w:rStyle w:val="Hyperlink"/>
@@ -10255,7 +10255,7 @@
           <w:fldChar w:fldCharType="begin"/>
         </w:r>
         <w:r>
-          <w:instrText xml:space="preserve"> PAGEREF _Toc236289476 \h </w:instrText>
+          <w:instrText xml:space="preserve"> PAGEREF _Toc236298551 \h </w:instrText>
         </w:r>
         <w:r>
           <w:fldChar w:fldCharType="separate"/>
@@ -10281,7 +10281,7 @@
           <w14:ligatures w14:val="standardContextual"/>
         </w:rPr>
       </w:pPr>
-      <w:hyperlink w:anchor="_Toc236289477" w:history="1">
+      <w:hyperlink w:anchor="_Toc236298552" w:history="1">
         <w:r>
           <w:rPr>
             <w:rStyle w:val="Hyperlink"/>
@@ -10295,7 +10295,7 @@
           <w:fldChar w:fldCharType="begin"/>
         </w:r>
         <w:r>
-          <w:instrText xml:space="preserve"> PAGEREF _Toc236289477 \h </w:instrText>
+          <w:instrText xml:space="preserve"> PAGEREF _Toc236298552 \h </w:instrText>
         </w:r>
         <w:r>
           <w:fldChar w:fldCharType="separate"/>
@@ -10321,7 +10321,7 @@
           <w14:ligatures w14:val="standardContextual"/>
         </w:rPr>
       </w:pPr>
-      <w:hyperlink w:anchor="_Toc236289478" w:history="1">
+      <w:hyperlink w:anchor="_Toc236298553" w:history="1">
         <w:r>
           <w:rPr>
             <w:rStyle w:val="Hyperlink"/>
@@ -10335,7 +10335,7 @@
           <w:fldChar w:fldCharType="begin"/>
         </w:r>
         <w:r>
-          <w:instrText xml:space="preserve"> PAGEREF _Toc236289478 \h </w:instrText>
+          <w:instrText xml:space="preserve"> PAGEREF _Toc236298553 \h </w:instrText>
         </w:r>
         <w:r>
           <w:fldChar w:fldCharType="separate"/>
@@ -10361,7 +10361,7 @@
           <w14:ligatures w14:val="standardContextual"/>
         </w:rPr>
       </w:pPr>
-      <w:hyperlink w:anchor="_Toc236289479" w:history="1">
+      <w:hyperlink w:anchor="_Toc236298554" w:history="1">
         <w:r>
           <w:rPr>
             <w:rStyle w:val="Hyperlink"/>
@@ -10375,7 +10375,7 @@
           <w:fldChar w:fldCharType="begin"/>
         </w:r>
         <w:r>
-          <w:instrText xml:space="preserve"> PAGEREF _Toc236289479 \h </w:instrText>
+          <w:instrText xml:space="preserve"> PAGEREF _Toc236298554 \h </w:instrText>
         </w:r>
         <w:r>
           <w:fldChar w:fldCharType="separate"/>
@@ -10401,7 +10401,7 @@
           <w14:ligatures w14:val="standardContextual"/>
         </w:rPr>
       </w:pPr>
-      <w:hyperlink w:anchor="_Toc236289480" w:history="1">
+      <w:hyperlink w:anchor="_Toc236298555" w:history="1">
         <w:r>
           <w:rPr>
             <w:rStyle w:val="Hyperlink"/>
@@ -10415,7 +10415,7 @@
           <w:fldChar w:fldCharType="begin"/>
         </w:r>
         <w:r>
-          <w:instrText xml:space="preserve"> PAGEREF _Toc236289480 \h </w:instrText>
+          <w:instrText xml:space="preserve"> PAGEREF _Toc236298555 \h </w:instrText>
         </w:r>
         <w:r>
           <w:fldChar w:fldCharType="separate"/>
@@ -10441,7 +10441,7 @@
           <w14:ligatures w14:val="standardContextual"/>
         </w:rPr>
       </w:pPr>
-      <w:hyperlink w:anchor="_Toc236289481" w:history="1">
+      <w:hyperlink w:anchor="_Toc236298556" w:history="1">
         <w:r>
           <w:rPr>
             <w:rStyle w:val="Hyperlink"/>
@@ -10455,7 +10455,7 @@
           <w:fldChar w:fldCharType="begin"/>
         </w:r>
         <w:r>
-          <w:instrText xml:space="preserve"> PAGEREF _Toc236289481 \h </w:instrText>
+          <w:instrText xml:space="preserve"> PAGEREF _Toc236298556 \h </w:instrText>
         </w:r>
         <w:r>
           <w:fldChar w:fldCharType="separate"/>
@@ -10481,7 +10481,7 @@
           <w14:ligatures w14:val="standardContextual"/>
         </w:rPr>
       </w:pPr>
-      <w:hyperlink w:anchor="_Toc236289482" w:history="1">
+      <w:hyperlink w:anchor="_Toc236298557" w:history="1">
         <w:r>
           <w:rPr>
             <w:rStyle w:val="Hyperlink"/>
@@ -10495,7 +10495,7 @@
           <w:fldChar w:fldCharType="begin"/>
         </w:r>
         <w:r>
-          <w:instrText xml:space="preserve"> PAGEREF _Toc236289482 \h </w:instrText>
+          <w:instrText xml:space="preserve"> PAGEREF _Toc236298557 \h </w:instrText>
         </w:r>
         <w:r>
           <w:fldChar w:fldCharType="separate"/>
@@ -10521,7 +10521,7 @@
           <w14:ligatures w14:val="standardContextual"/>
         </w:rPr>
       </w:pPr>
-      <w:hyperlink w:anchor="_Toc236289483" w:history="1">
+      <w:hyperlink w:anchor="_Toc236298558" w:history="1">
         <w:r>
           <w:rPr>
             <w:rStyle w:val="Hyperlink"/>
@@ -10535,7 +10535,7 @@
           <w:fldChar w:fldCharType="begin"/>
         </w:r>
         <w:r>
-          <w:instrText xml:space="preserve"> PAGEREF _Toc236289483 \h </w:instrText>
+          <w:instrText xml:space="preserve"> PAGEREF _Toc236298558 \h </w:instrText>
         </w:r>
         <w:r>
           <w:fldChar w:fldCharType="separate"/>
@@ -10561,7 +10561,7 @@
           <w14:ligatures w14:val="standardContextual"/>
         </w:rPr>
       </w:pPr>
-      <w:hyperlink w:anchor="_Toc236289484" w:history="1">
+      <w:hyperlink w:anchor="_Toc236298559" w:history="1">
         <w:r>
           <w:rPr>
             <w:rStyle w:val="Hyperlink"/>
@@ -10575,7 +10575,7 @@
           <w:fldChar w:fldCharType="begin"/>
         </w:r>
         <w:r>
-          <w:instrText xml:space="preserve"> PAGEREF _Toc236289484 \h </w:instrText>
+          <w:instrText xml:space="preserve"> PAGEREF _Toc236298559 \h </w:instrText>
         </w:r>
         <w:r>
           <w:fldChar w:fldCharType="separate"/>
@@ -10601,7 +10601,7 @@
           <w14:ligatures w14:val="standardContextual"/>
         </w:rPr>
       </w:pPr>
-      <w:hyperlink w:anchor="_Toc236289485" w:history="1">
+      <w:hyperlink w:anchor="_Toc236298560" w:history="1">
         <w:r>
           <w:rPr>
             <w:rStyle w:val="Hyperlink"/>
@@ -10615,7 +10615,7 @@
           <w:fldChar w:fldCharType="begin"/>
         </w:r>
         <w:r>
-          <w:instrText xml:space="preserve"> PAGEREF _Toc236289485 \h </w:instrText>
+          <w:instrText xml:space="preserve"> PAGEREF _Toc236298560 \h </w:instrText>
         </w:r>
         <w:r>
           <w:fldChar w:fldCharType="separate"/>
@@ -10641,7 +10641,7 @@
           <w14:ligatures w14:val="standardContextual"/>
         </w:rPr>
       </w:pPr>
-      <w:hyperlink w:anchor="_Toc236289486" w:history="1">
+      <w:hyperlink w:anchor="_Toc236298561" w:history="1">
         <w:r>
           <w:rPr>
             <w:rStyle w:val="Hyperlink"/>
@@ -10655,7 +10655,7 @@
           <w:fldChar w:fldCharType="begin"/>
         </w:r>
         <w:r>
-          <w:instrText xml:space="preserve"> PAGEREF _Toc236289486 \h </w:instrText>
+          <w:instrText xml:space="preserve"> PAGEREF _Toc236298561 \h </w:instrText>
         </w:r>
         <w:r>
           <w:fldChar w:fldCharType="separate"/>
@@ -10681,7 +10681,7 @@
           <w14:ligatures w14:val="standardContextual"/>
         </w:rPr>
       </w:pPr>
-      <w:hyperlink w:anchor="_Toc236289487" w:history="1">
+      <w:hyperlink w:anchor="_Toc236298562" w:history="1">
         <w:r>
           <w:rPr>
             <w:rStyle w:val="Hyperlink"/>
@@ -10695,7 +10695,7 @@
           <w:fldChar w:fldCharType="begin"/>
         </w:r>
         <w:r>
-          <w:instrText xml:space="preserve"> PAGEREF _Toc236289487 \h </w:instrText>
+          <w:instrText xml:space="preserve"> PAGEREF _Toc236298562 \h </w:instrText>
         </w:r>
         <w:r>
           <w:fldChar w:fldCharType="separate"/>
@@ -10721,7 +10721,7 @@
           <w14:ligatures w14:val="standardContextual"/>
         </w:rPr>
       </w:pPr>
-      <w:hyperlink w:anchor="_Toc236289488" w:history="1">
+      <w:hyperlink w:anchor="_Toc236298563" w:history="1">
         <w:r>
           <w:rPr>
             <w:rStyle w:val="Hyperlink"/>
@@ -10735,7 +10735,7 @@
           <w:fldChar w:fldCharType="begin"/>
         </w:r>
         <w:r>
-          <w:instrText xml:space="preserve"> PAGEREF _Toc236289488 \h </w:instrText>
+          <w:instrText xml:space="preserve"> PAGEREF _Toc236298563 \h </w:instrText>
         </w:r>
         <w:r>
           <w:fldChar w:fldCharType="separate"/>
@@ -10761,7 +10761,7 @@
           <w14:ligatures w14:val="standardContextual"/>
         </w:rPr>
       </w:pPr>
-      <w:hyperlink w:anchor="_Toc236289489" w:history="1">
+      <w:hyperlink w:anchor="_Toc236298564" w:history="1">
         <w:r>
           <w:rPr>
             <w:rStyle w:val="Hyperlink"/>
@@ -10775,7 +10775,7 @@
           <w:fldChar w:fldCharType="begin"/>
         </w:r>
         <w:r>
-          <w:instrText xml:space="preserve"> PAGEREF _Toc236289489 \h </w:instrText>
+          <w:instrText xml:space="preserve"> PAGEREF _Toc236298564 \h </w:instrText>
         </w:r>
         <w:r>
           <w:fldChar w:fldCharType="separate"/>
@@ -10801,7 +10801,7 @@
           <w14:ligatures w14:val="standardContextual"/>
         </w:rPr>
       </w:pPr>
-      <w:hyperlink w:anchor="_Toc236289490" w:history="1">
+      <w:hyperlink w:anchor="_Toc236298565" w:history="1">
         <w:r>
           <w:rPr>
             <w:rStyle w:val="Hyperlink"/>
@@ -10815,7 +10815,7 @@
           <w:fldChar w:fldCharType="begin"/>
         </w:r>
         <w:r>
-          <w:instrText xml:space="preserve"> PAGEREF _Toc236289490 \h </w:instrText>
+          <w:instrText xml:space="preserve"> PAGEREF _Toc236298565 \h </w:instrText>
         </w:r>
         <w:r>
           <w:fldChar w:fldCharType="separate"/>
@@ -10841,7 +10841,7 @@
           <w14:ligatures w14:val="standardContextual"/>
         </w:rPr>
       </w:pPr>
-      <w:hyperlink w:anchor="_Toc236289491" w:history="1">
+      <w:hyperlink w:anchor="_Toc236298566" w:history="1">
         <w:r>
           <w:rPr>
             <w:rStyle w:val="Hyperlink"/>
@@ -10855,7 +10855,7 @@
           <w:fldChar w:fldCharType="begin"/>
         </w:r>
         <w:r>
-          <w:instrText xml:space="preserve"> PAGEREF _Toc236289491 \h </w:instrText>
+          <w:instrText xml:space="preserve"> PAGEREF _Toc236298566 \h </w:instrText>
         </w:r>
         <w:r>
           <w:fldChar w:fldCharType="separate"/>
@@ -10881,7 +10881,7 @@
           <w14:ligatures w14:val="standardContextual"/>
         </w:rPr>
       </w:pPr>
-      <w:hyperlink w:anchor="_Toc236289492" w:history="1">
+      <w:hyperlink w:anchor="_Toc236298567" w:history="1">
         <w:r>
           <w:rPr>
             <w:rStyle w:val="Hyperlink"/>
@@ -10895,7 +10895,7 @@
           <w:fldChar w:fldCharType="begin"/>
         </w:r>
         <w:r>
-          <w:instrText xml:space="preserve"> PAGEREF _Toc236289492 \h </w:instrText>
+          <w:instrText xml:space="preserve"> PAGEREF _Toc236298567 \h </w:instrText>
         </w:r>
         <w:r>
           <w:fldChar w:fldCharType="separate"/>
@@ -10921,7 +10921,7 @@
           <w14:ligatures w14:val="standardContextual"/>
         </w:rPr>
       </w:pPr>
-      <w:hyperlink w:anchor="_Toc236289493" w:history="1">
+      <w:hyperlink w:anchor="_Toc236298568" w:history="1">
         <w:r>
           <w:rPr>
             <w:rStyle w:val="Hyperlink"/>
@@ -10935,7 +10935,7 @@
           <w:fldChar w:fldCharType="begin"/>
         </w:r>
         <w:r>
-          <w:instrText xml:space="preserve"> PAGEREF _Toc236289493 \h </w:instrText>
+          <w:instrText xml:space="preserve"> PAGEREF _Toc236298568 \h </w:instrText>
         </w:r>
         <w:r>
           <w:fldChar w:fldCharType="separate"/>
@@ -13528,7 +13528,7 @@
       <w:bookmarkStart w:id="19" w:name="_Toc359335757"/>
       <w:bookmarkStart w:id="20" w:name="_Toc184116961"/>
       <w:bookmarkStart w:id="21" w:name="_Clause_c1"/>
-      <w:bookmarkStart w:id="22" w:name="_Toc236289394"/>
+      <w:bookmarkStart w:id="22" w:name="_Toc236298469"/>
       <w:r>
         <w:t>Scope</w:t>
       </w:r>
@@ -13654,7 +13654,7 @@
         <w:pStyle w:val="Heading2"/>
       </w:pPr>
       <w:bookmarkStart w:id="23" w:name="_Clause_c1_1"/>
-      <w:bookmarkStart w:id="24" w:name="_Toc236289395"/>
+      <w:bookmarkStart w:id="24" w:name="_Toc236298470"/>
       <w:r>
         <w:t>Differences from the published OPC 10101 version 1.00</w:t>
       </w:r>
@@ -13678,25 +13678,7 @@
         <w:t>uav</w:t>
       </w:r>
       <w:r>
-        <w:t xml:space="preserve"> prefix, vocabulary, service mappings, URI rules, access-level mapping, and security mapping (Section </w:t>
-      </w:r>
-      <w:r>
-        <w:fldChar w:fldCharType="begin"/>
-      </w:r>
-      <w:r>
-        <w:instrText xml:space="preserve"> REF _Clause_c6_2 \r \h </w:instrText>
-      </w:r>
-      <w:r>
-        <w:fldChar w:fldCharType="separate"/>
-      </w:r>
-      <w:r>
-        <w:t>6.2</w:t>
-      </w:r>
-      <w:r>
-        <w:fldChar w:fldCharType="end"/>
-      </w:r>
-      <w:r>
-        <w:t>), and adds the following substantive capabilities. A Thing Description written against v1.00 remains valid here.</w:t>
+        <w:t xml:space="preserve"> prefix, vocabulary, service mappings, URI rules, access-level mapping, and security mapping (Section 5), and adds the following substantive capabilities. A Thing Description written against v1.00 remains valid here.</w:t>
       </w:r>
     </w:p>
     <w:p>
@@ -13938,7 +13920,7 @@
         <w:pStyle w:val="Heading2"/>
       </w:pPr>
       <w:bookmarkStart w:id="25" w:name="_Clause_c1_2"/>
-      <w:bookmarkStart w:id="26" w:name="_Toc236289396"/>
+      <w:bookmarkStart w:id="26" w:name="_Toc236298471"/>
       <w:r>
         <w:lastRenderedPageBreak/>
         <w:t>Conformance to the OPC 20020 template</w:t>
@@ -14123,7 +14105,7 @@
       <w:bookmarkStart w:id="31" w:name="_Toc359335758"/>
       <w:bookmarkStart w:id="32" w:name="_Toc184116962"/>
       <w:bookmarkStart w:id="33" w:name="_Clause_c2"/>
-      <w:bookmarkStart w:id="34" w:name="_Toc236289397"/>
+      <w:bookmarkStart w:id="34" w:name="_Toc236298472"/>
       <w:r>
         <w:t>Normative references</w:t>
       </w:r>
@@ -14434,7 +14416,7 @@
       <w:bookmarkStart w:id="54" w:name="_Toc359335759"/>
       <w:bookmarkStart w:id="55" w:name="_Toc184116963"/>
       <w:bookmarkStart w:id="56" w:name="_Clause_c3"/>
-      <w:bookmarkStart w:id="57" w:name="_Toc236289398"/>
+      <w:bookmarkStart w:id="57" w:name="_Toc236298473"/>
       <w:r>
         <w:lastRenderedPageBreak/>
         <w:t>Terms</w:t>
@@ -14464,7 +14446,7 @@
       </w:pPr>
       <w:bookmarkStart w:id="58" w:name="_Toc184116964"/>
       <w:bookmarkStart w:id="59" w:name="_Clause_c3_1"/>
-      <w:bookmarkStart w:id="60" w:name="_Toc236289399"/>
+      <w:bookmarkStart w:id="60" w:name="_Toc236298474"/>
       <w:r>
         <w:t>Overview</w:t>
       </w:r>
@@ -14485,7 +14467,7 @@
       <w:bookmarkStart w:id="66" w:name="_Toc29911961"/>
       <w:bookmarkStart w:id="67" w:name="_Toc184116965"/>
       <w:bookmarkStart w:id="68" w:name="_Clause_c3_2"/>
-      <w:bookmarkStart w:id="69" w:name="_Toc236289400"/>
+      <w:bookmarkStart w:id="69" w:name="_Toc236298475"/>
       <w:r>
         <w:t>WoT Binding terms</w:t>
       </w:r>
@@ -14522,7 +14504,7 @@
       </w:pPr>
       <w:bookmarkStart w:id="70" w:name="_Toc184116966"/>
       <w:bookmarkStart w:id="71" w:name="_Clause_c3_3"/>
-      <w:bookmarkStart w:id="72" w:name="_Toc236289401"/>
+      <w:bookmarkStart w:id="72" w:name="_Toc236298476"/>
       <w:r>
         <w:t>Abbreviated terms</w:t>
       </w:r>
@@ -14600,7 +14582,7 @@
       </w:pPr>
       <w:bookmarkStart w:id="73" w:name="_Toc184116967"/>
       <w:bookmarkStart w:id="74" w:name="_Clause_c3_4"/>
-      <w:bookmarkStart w:id="75" w:name="_Toc236289402"/>
+      <w:bookmarkStart w:id="75" w:name="_Toc236298477"/>
       <w:r>
         <w:t>Conventions used in this document</w:t>
       </w:r>
@@ -14644,7 +14626,7 @@
       <w:bookmarkStart w:id="78" w:name="_Ref55124069"/>
       <w:bookmarkStart w:id="79" w:name="_Ref55124139"/>
       <w:bookmarkStart w:id="80" w:name="_Toc184116968"/>
-      <w:bookmarkStart w:id="81" w:name="_Toc236289403"/>
+      <w:bookmarkStart w:id="81" w:name="_Toc236298478"/>
       <w:r>
         <w:t>Conventions for Node descriptions</w:t>
       </w:r>
@@ -15030,7 +15012,7 @@
       <w:bookmarkStart w:id="86" w:name="_Toc499116097"/>
       <w:bookmarkStart w:id="87" w:name="_Toc34394280"/>
       <w:bookmarkStart w:id="88" w:name="_Toc184117019"/>
-      <w:bookmarkStart w:id="89" w:name="_Toc236289467"/>
+      <w:bookmarkStart w:id="89" w:name="_Toc236298542"/>
       <w:r>
         <w:lastRenderedPageBreak/>
         <w:t xml:space="preserve">Table </w:t>
@@ -17619,7 +17601,7 @@
       <w:bookmarkStart w:id="100" w:name="_Toc499116098"/>
       <w:bookmarkStart w:id="101" w:name="_Toc34394281"/>
       <w:bookmarkStart w:id="102" w:name="_Toc184117020"/>
-      <w:bookmarkStart w:id="103" w:name="_Toc236289468"/>
+      <w:bookmarkStart w:id="103" w:name="_Toc236298543"/>
       <w:r>
         <w:t xml:space="preserve">Table </w:t>
       </w:r>
@@ -18652,7 +18634,7 @@
       <w:bookmarkStart w:id="104" w:name="_Ref16778333"/>
       <w:bookmarkStart w:id="105" w:name="_Toc34394282"/>
       <w:bookmarkStart w:id="106" w:name="_Toc184117021"/>
-      <w:bookmarkStart w:id="107" w:name="_Toc236289469"/>
+      <w:bookmarkStart w:id="107" w:name="_Toc236298544"/>
       <w:r>
         <w:t xml:space="preserve">Table </w:t>
       </w:r>
@@ -19772,7 +19754,7 @@
       </w:pPr>
       <w:bookmarkStart w:id="109" w:name="_Ref55118538"/>
       <w:bookmarkStart w:id="110" w:name="_Toc184117022"/>
-      <w:bookmarkStart w:id="111" w:name="_Toc236289470"/>
+      <w:bookmarkStart w:id="111" w:name="_Toc236298545"/>
       <w:r>
         <w:t xml:space="preserve">Table </w:t>
       </w:r>
@@ -20411,7 +20393,7 @@
       </w:pPr>
       <w:bookmarkStart w:id="113" w:name="_Ref55125045"/>
       <w:bookmarkStart w:id="114" w:name="_Toc184117023"/>
-      <w:bookmarkStart w:id="115" w:name="_Toc236289471"/>
+      <w:bookmarkStart w:id="115" w:name="_Toc236298546"/>
       <w:r>
         <w:t xml:space="preserve">Table </w:t>
       </w:r>
@@ -21067,7 +21049,7 @@
       </w:pPr>
       <w:bookmarkStart w:id="117" w:name="_Ref55119200"/>
       <w:bookmarkStart w:id="118" w:name="_Toc184117024"/>
-      <w:bookmarkStart w:id="119" w:name="_Toc236289472"/>
+      <w:bookmarkStart w:id="119" w:name="_Toc236298547"/>
       <w:r>
         <w:t xml:space="preserve">Table </w:t>
       </w:r>
@@ -21431,7 +21413,7 @@
       <w:bookmarkStart w:id="123" w:name="_Toc499115805"/>
       <w:bookmarkStart w:id="124" w:name="_Toc29911965"/>
       <w:bookmarkStart w:id="125" w:name="_Toc184116969"/>
-      <w:bookmarkStart w:id="126" w:name="_Toc236289404"/>
+      <w:bookmarkStart w:id="126" w:name="_Toc236298479"/>
       <w:r>
         <w:t>NodeIds and BrowseNames</w:t>
       </w:r>
@@ -22087,7 +22069,7 @@
         <w:ind w:left="0" w:firstLine="0"/>
       </w:pPr>
       <w:bookmarkStart w:id="135" w:name="_Toc184116970"/>
-      <w:bookmarkStart w:id="136" w:name="_Toc236289405"/>
+      <w:bookmarkStart w:id="136" w:name="_Toc236298480"/>
       <w:r>
         <w:t>Common Attributes</w:t>
       </w:r>
@@ -22245,7 +22227,7 @@
       <w:bookmarkStart w:id="141" w:name="_Toc499116099"/>
       <w:bookmarkStart w:id="142" w:name="_Toc34394283"/>
       <w:bookmarkStart w:id="143" w:name="_Toc184117025"/>
-      <w:bookmarkStart w:id="144" w:name="_Toc236289473"/>
+      <w:bookmarkStart w:id="144" w:name="_Toc236298548"/>
       <w:r>
         <w:t xml:space="preserve">Table </w:t>
       </w:r>
@@ -23493,7 +23475,7 @@
       <w:bookmarkStart w:id="148" w:name="_Toc499116100"/>
       <w:bookmarkStart w:id="149" w:name="_Toc34394284"/>
       <w:bookmarkStart w:id="150" w:name="_Toc184117026"/>
-      <w:bookmarkStart w:id="151" w:name="_Toc236289474"/>
+      <w:bookmarkStart w:id="151" w:name="_Toc236298549"/>
       <w:r>
         <w:lastRenderedPageBreak/>
         <w:t xml:space="preserve">Table </w:t>
@@ -23798,7 +23780,7 @@
       <w:bookmarkStart w:id="155" w:name="_Toc499116101"/>
       <w:bookmarkStart w:id="156" w:name="_Toc34394285"/>
       <w:bookmarkStart w:id="157" w:name="_Toc184117027"/>
-      <w:bookmarkStart w:id="158" w:name="_Toc236289475"/>
+      <w:bookmarkStart w:id="158" w:name="_Toc236298550"/>
       <w:r>
         <w:t xml:space="preserve">Table </w:t>
       </w:r>
@@ -24729,7 +24711,7 @@
       <w:bookmarkStart w:id="162" w:name="_Toc499116102"/>
       <w:bookmarkStart w:id="163" w:name="_Toc34394286"/>
       <w:bookmarkStart w:id="164" w:name="_Toc184117028"/>
-      <w:bookmarkStart w:id="165" w:name="_Toc236289476"/>
+      <w:bookmarkStart w:id="165" w:name="_Toc236298551"/>
       <w:r>
         <w:t xml:space="preserve">Table </w:t>
       </w:r>
@@ -25215,7 +25197,7 @@
       <w:bookmarkStart w:id="167" w:name="_Toc499116103"/>
       <w:bookmarkStart w:id="168" w:name="_Toc34394287"/>
       <w:bookmarkStart w:id="169" w:name="_Toc184117029"/>
-      <w:bookmarkStart w:id="170" w:name="_Toc236289477"/>
+      <w:bookmarkStart w:id="170" w:name="_Toc236298552"/>
       <w:r>
         <w:t xml:space="preserve">Table </w:t>
       </w:r>
@@ -25541,7 +25523,7 @@
       </w:pPr>
       <w:bookmarkStart w:id="171" w:name="_Ref108692395"/>
       <w:bookmarkStart w:id="172" w:name="_Toc184116971"/>
-      <w:bookmarkStart w:id="173" w:name="_Toc236289406"/>
+      <w:bookmarkStart w:id="173" w:name="_Toc236298481"/>
       <w:r>
         <w:lastRenderedPageBreak/>
         <w:t>Structures</w:t>
@@ -25711,7 +25693,7 @@
       <w:bookmarkStart w:id="175" w:name="_Ref108519484"/>
       <w:bookmarkStart w:id="176" w:name="_Ref108518673"/>
       <w:bookmarkStart w:id="177" w:name="_Toc184117030"/>
-      <w:bookmarkStart w:id="178" w:name="_Toc236289478"/>
+      <w:bookmarkStart w:id="178" w:name="_Toc236298553"/>
       <w:r>
         <w:t xml:space="preserve">Table </w:t>
       </w:r>
@@ -26232,7 +26214,7 @@
       </w:pPr>
       <w:bookmarkStart w:id="179" w:name="_Ref108519581"/>
       <w:bookmarkStart w:id="180" w:name="_Toc184117031"/>
-      <w:bookmarkStart w:id="181" w:name="_Toc236289479"/>
+      <w:bookmarkStart w:id="181" w:name="_Toc236298554"/>
       <w:r>
         <w:t xml:space="preserve">Table </w:t>
       </w:r>
@@ -26887,7 +26869,7 @@
       </w:pPr>
       <w:bookmarkStart w:id="182" w:name="_Ref108519635"/>
       <w:bookmarkStart w:id="183" w:name="_Toc184117032"/>
-      <w:bookmarkStart w:id="184" w:name="_Toc236289480"/>
+      <w:bookmarkStart w:id="184" w:name="_Toc236298555"/>
       <w:r>
         <w:t xml:space="preserve">Table </w:t>
       </w:r>
@@ -27570,7 +27552,7 @@
       <w:bookmarkStart w:id="186" w:name="_Toc29911974"/>
       <w:bookmarkStart w:id="187" w:name="_Toc184116978"/>
       <w:bookmarkStart w:id="188" w:name="_Clause_c4"/>
-      <w:bookmarkStart w:id="189" w:name="_Toc236289407"/>
+      <w:bookmarkStart w:id="189" w:name="_Toc236298482"/>
       <w:r>
         <w:t>General information to WoT Binding and OPC UA</w:t>
       </w:r>
@@ -27589,7 +27571,7 @@
       <w:bookmarkStart w:id="191" w:name="_Toc29911975"/>
       <w:bookmarkStart w:id="192" w:name="_Toc184116979"/>
       <w:bookmarkStart w:id="193" w:name="_Clause_c4_1"/>
-      <w:bookmarkStart w:id="194" w:name="_Toc236289408"/>
+      <w:bookmarkStart w:id="194" w:name="_Toc236298483"/>
       <w:r>
         <w:t>Introduction to WoT Binding</w:t>
       </w:r>
@@ -27635,7 +27617,7 @@
       <w:bookmarkStart w:id="196" w:name="_Toc29911976"/>
       <w:bookmarkStart w:id="197" w:name="_Toc184116980"/>
       <w:bookmarkStart w:id="198" w:name="_Clause_c4_2"/>
-      <w:bookmarkStart w:id="199" w:name="_Toc236289409"/>
+      <w:bookmarkStart w:id="199" w:name="_Toc236298484"/>
       <w:r>
         <w:t>Introduction to OPC Unified Architecture</w:t>
       </w:r>
@@ -27699,7 +27681,7 @@
       </w:pPr>
       <w:bookmarkStart w:id="200" w:name="_Toc29911977"/>
       <w:bookmarkStart w:id="201" w:name="_Toc184116981"/>
-      <w:bookmarkStart w:id="202" w:name="_Toc236289410"/>
+      <w:bookmarkStart w:id="202" w:name="_Toc236298485"/>
       <w:r>
         <w:t>What is OPC UA?</w:t>
       </w:r>
@@ -27832,7 +27814,7 @@
         <w:pStyle w:val="Heading3"/>
       </w:pPr>
       <w:bookmarkStart w:id="203" w:name="_Toc184116982"/>
-      <w:bookmarkStart w:id="204" w:name="_Toc236289411"/>
+      <w:bookmarkStart w:id="204" w:name="_Toc236298486"/>
       <w:r>
         <w:t>Basics of OPC UA</w:t>
       </w:r>
@@ -27989,7 +27971,7 @@
           <v:shape id="_x0000_i1032" type="#_x0000_t75" style="width:319.3pt;height:234pt" o:ole="">
             <v:imagedata r:id="rId57" o:title=""/>
           </v:shape>
-          <o:OLEObject Type="Embed" ProgID="PowerPoint.Slide.12" ShapeID="_x0000_i1032" DrawAspect="Content" ObjectID="_1846901997" r:id="rId58"/>
+          <o:OLEObject Type="Embed" ProgID="PowerPoint.Slide.12" ShapeID="_x0000_i1032" DrawAspect="Content" ObjectID="_1846911134" r:id="rId58"/>
         </w:object>
       </w:r>
     </w:p>
@@ -28000,7 +27982,7 @@
       <w:bookmarkStart w:id="205" w:name="_Ref531777624"/>
       <w:bookmarkStart w:id="206" w:name="_Toc34394275"/>
       <w:bookmarkStart w:id="207" w:name="_Toc184117014"/>
-      <w:bookmarkStart w:id="208" w:name="_Toc236289461"/>
+      <w:bookmarkStart w:id="208" w:name="_Toc236298536"/>
       <w:r>
         <w:t xml:space="preserve">Figure </w:t>
       </w:r>
@@ -28056,7 +28038,7 @@
       </w:pPr>
       <w:bookmarkStart w:id="209" w:name="_Toc29911979"/>
       <w:bookmarkStart w:id="210" w:name="_Toc184116983"/>
-      <w:bookmarkStart w:id="211" w:name="_Toc236289412"/>
+      <w:bookmarkStart w:id="211" w:name="_Toc236298487"/>
       <w:r>
         <w:t>Information modelling in OPC UA</w:t>
       </w:r>
@@ -28264,7 +28246,7 @@
           <v:shape id="_x0000_i1026" type="#_x0000_t75" style="width:378.45pt;height:270.45pt" o:ole="">
             <v:imagedata r:id="rId59" o:title=""/>
           </v:shape>
-          <o:OLEObject Type="Embed" ProgID="VisioViewer.Viewer.1" ShapeID="_x0000_i1026" DrawAspect="Content" ObjectID="_1846901998" r:id="rId60"/>
+          <o:OLEObject Type="Embed" ProgID="VisioViewer.Viewer.1" ShapeID="_x0000_i1026" DrawAspect="Content" ObjectID="_1846911135" r:id="rId60"/>
         </w:object>
       </w:r>
       <w:commentRangeEnd w:id="212"/>
@@ -28285,7 +28267,7 @@
       <w:bookmarkStart w:id="213" w:name="_Ref495481497"/>
       <w:bookmarkStart w:id="214" w:name="_Toc34394276"/>
       <w:bookmarkStart w:id="215" w:name="_Toc184117015"/>
-      <w:bookmarkStart w:id="216" w:name="_Toc236289462"/>
+      <w:bookmarkStart w:id="216" w:name="_Toc236298537"/>
       <w:r>
         <w:t xml:space="preserve">Figure </w:t>
       </w:r>
@@ -28648,7 +28630,7 @@
           <v:shape id="_x0000_i1027" type="#_x0000_t75" style="width:342.45pt;height:354pt" o:ole="">
             <v:imagedata r:id="rId65" o:title=""/>
           </v:shape>
-          <o:OLEObject Type="Embed" ProgID="VisioViewer.Viewer.1" ShapeID="_x0000_i1027" DrawAspect="Content" ObjectID="_1846901999" r:id="rId66"/>
+          <o:OLEObject Type="Embed" ProgID="VisioViewer.Viewer.1" ShapeID="_x0000_i1027" DrawAspect="Content" ObjectID="_1846911136" r:id="rId66"/>
         </w:object>
       </w:r>
     </w:p>
@@ -28659,7 +28641,7 @@
       <w:bookmarkStart w:id="217" w:name="_Ref495481599"/>
       <w:bookmarkStart w:id="218" w:name="_Toc34394277"/>
       <w:bookmarkStart w:id="219" w:name="_Toc184117016"/>
-      <w:bookmarkStart w:id="220" w:name="_Toc236289463"/>
+      <w:bookmarkStart w:id="220" w:name="_Toc236298538"/>
       <w:r>
         <w:t xml:space="preserve">Figure </w:t>
       </w:r>
@@ -28853,7 +28835,7 @@
           <v:shape id="_x0000_i1028" type="#_x0000_t75" style="width:413.55pt;height:330pt" o:ole="">
             <v:imagedata r:id="rId67" o:title=""/>
           </v:shape>
-          <o:OLEObject Type="Embed" ProgID="VisioViewer.Viewer.1" ShapeID="_x0000_i1028" DrawAspect="Content" ObjectID="_1846902000" r:id="rId68"/>
+          <o:OLEObject Type="Embed" ProgID="VisioViewer.Viewer.1" ShapeID="_x0000_i1028" DrawAspect="Content" ObjectID="_1846911137" r:id="rId68"/>
         </w:object>
       </w:r>
     </w:p>
@@ -28864,7 +28846,7 @@
       <w:bookmarkStart w:id="221" w:name="_Ref495482128"/>
       <w:bookmarkStart w:id="222" w:name="_Toc34394278"/>
       <w:bookmarkStart w:id="223" w:name="_Toc184117017"/>
-      <w:bookmarkStart w:id="224" w:name="_Toc236289464"/>
+      <w:bookmarkStart w:id="224" w:name="_Toc236298539"/>
       <w:r>
         <w:t xml:space="preserve">Figure </w:t>
       </w:r>
@@ -28971,7 +28953,7 @@
           <v:shape id="_x0000_i1029" type="#_x0000_t75" style="width:468pt;height:233.55pt" o:ole="">
             <v:imagedata r:id="rId69" o:title=""/>
           </v:shape>
-          <o:OLEObject Type="Embed" ProgID="VisioViewer.Viewer.1" ShapeID="_x0000_i1029" DrawAspect="Content" ObjectID="_1846902001" r:id="rId70"/>
+          <o:OLEObject Type="Embed" ProgID="VisioViewer.Viewer.1" ShapeID="_x0000_i1029" DrawAspect="Content" ObjectID="_1846911138" r:id="rId70"/>
         </w:object>
       </w:r>
     </w:p>
@@ -28982,7 +28964,7 @@
       <w:bookmarkStart w:id="225" w:name="_Ref495482154"/>
       <w:bookmarkStart w:id="226" w:name="_Toc34394279"/>
       <w:bookmarkStart w:id="227" w:name="_Toc184117018"/>
-      <w:bookmarkStart w:id="228" w:name="_Toc236289465"/>
+      <w:bookmarkStart w:id="228" w:name="_Toc236298540"/>
       <w:r>
         <w:t xml:space="preserve">Figure </w:t>
       </w:r>
@@ -29548,7 +29530,7 @@
       </w:pPr>
       <w:bookmarkStart w:id="229" w:name="_Toc184116984"/>
       <w:bookmarkStart w:id="230" w:name="_Clause_c5"/>
-      <w:bookmarkStart w:id="231" w:name="_Toc236289413"/>
+      <w:bookmarkStart w:id="231" w:name="_Toc236298488"/>
       <w:r>
         <w:t xml:space="preserve">Use </w:t>
       </w:r>
@@ -29611,7 +29593,7 @@
         <w:pStyle w:val="Heading2"/>
       </w:pPr>
       <w:bookmarkStart w:id="232" w:name="_Clause_c5_1"/>
-      <w:bookmarkStart w:id="233" w:name="_Toc236289414"/>
+      <w:bookmarkStart w:id="233" w:name="_Toc236298489"/>
       <w:r>
         <w:t>Projecting a Thing Model to OPC UA types</w:t>
       </w:r>
@@ -30368,7 +30350,7 @@
         <w:pStyle w:val="Heading2"/>
       </w:pPr>
       <w:bookmarkStart w:id="234" w:name="_Clause_c5_2"/>
-      <w:bookmarkStart w:id="235" w:name="_Toc236289415"/>
+      <w:bookmarkStart w:id="235" w:name="_Toc236298490"/>
       <w:r>
         <w:t>Projecting a Thing Description to an OPC UA instance</w:t>
       </w:r>
@@ -30817,7 +30799,7 @@
         <w:pStyle w:val="Heading2"/>
       </w:pPr>
       <w:bookmarkStart w:id="236" w:name="_Clause_c5_3"/>
-      <w:bookmarkStart w:id="237" w:name="_Toc236289416"/>
+      <w:bookmarkStart w:id="237" w:name="_Toc236298491"/>
       <w:r>
         <w:t>Recovering a Thing Model or Thing Description from an address space</w:t>
       </w:r>
@@ -31579,7 +31561,7 @@
       <w:bookmarkStart w:id="239" w:name="_Toc29911984"/>
       <w:bookmarkStart w:id="240" w:name="_Toc184116985"/>
       <w:bookmarkStart w:id="241" w:name="_Clause_c6"/>
-      <w:bookmarkStart w:id="242" w:name="_Toc236289417"/>
+      <w:bookmarkStart w:id="242" w:name="_Toc236298492"/>
       <w:r>
         <w:rPr>
           <w:color w:val="FF0000"/>
@@ -31657,7 +31639,7 @@
         <w:pStyle w:val="Heading2"/>
       </w:pPr>
       <w:bookmarkStart w:id="243" w:name="_Clause_c6_1"/>
-      <w:bookmarkStart w:id="244" w:name="_Toc236289418"/>
+      <w:bookmarkStart w:id="244" w:name="_Toc236298493"/>
       <w:r>
         <w:t>JSON-LD conventions</w:t>
       </w:r>
@@ -31669,7 +31651,7 @@
         <w:pStyle w:val="Heading2"/>
       </w:pPr>
       <w:bookmarkStart w:id="245" w:name="_Clause_c6_2"/>
-      <w:bookmarkStart w:id="246" w:name="_Toc236289419"/>
+      <w:bookmarkStart w:id="246" w:name="_Toc236298494"/>
       <w:r>
         <w:t>Preserved OPC 10101 vocabulary and service mappings</w:t>
       </w:r>
@@ -31689,7 +31671,7 @@
         <w:pStyle w:val="Heading3"/>
       </w:pPr>
       <w:bookmarkStart w:id="247" w:name="_Clause_c6_2_1"/>
-      <w:bookmarkStart w:id="248" w:name="_Toc236289420"/>
+      <w:bookmarkStart w:id="248" w:name="_Toc236298495"/>
       <w:r>
         <w:t>Node and path terms</w:t>
       </w:r>
@@ -31701,7 +31683,7 @@
         <w:pStyle w:val="TABLE-title"/>
       </w:pPr>
       <w:bookmarkStart w:id="249" w:name="_Tab_node_and_path_terms_tab1"/>
-      <w:bookmarkStart w:id="250" w:name="_Toc236289481"/>
+      <w:bookmarkStart w:id="250" w:name="_Toc236298556"/>
       <w:r>
         <w:t xml:space="preserve">Table </w:t>
       </w:r>
@@ -33048,7 +33030,7 @@
         <w:pStyle w:val="Heading3"/>
       </w:pPr>
       <w:bookmarkStart w:id="254" w:name="_Clause_c6_2_2"/>
-      <w:bookmarkStart w:id="255" w:name="_Toc236289421"/>
+      <w:bookmarkStart w:id="255" w:name="_Toc236298496"/>
       <w:r>
         <w:t>Type-annotation terms</w:t>
       </w:r>
@@ -33077,7 +33059,7 @@
         <w:pStyle w:val="TABLE-title"/>
       </w:pPr>
       <w:bookmarkStart w:id="256" w:name="_Tab_type_annotation_terms_tab1"/>
-      <w:bookmarkStart w:id="257" w:name="_Toc236289482"/>
+      <w:bookmarkStart w:id="257" w:name="_Toc236298557"/>
       <w:r>
         <w:lastRenderedPageBreak/>
         <w:t xml:space="preserve">Table </w:t>
@@ -33829,7 +33811,7 @@
         <w:pStyle w:val="Heading3"/>
       </w:pPr>
       <w:bookmarkStart w:id="258" w:name="_Clause_c6_2_3"/>
-      <w:bookmarkStart w:id="259" w:name="_Toc236289422"/>
+      <w:bookmarkStart w:id="259" w:name="_Toc236298497"/>
       <w:r>
         <w:t>Component reference terms</w:t>
       </w:r>
@@ -33841,7 +33823,7 @@
         <w:pStyle w:val="TABLE-title"/>
       </w:pPr>
       <w:bookmarkStart w:id="260" w:name="_Tab_component_reference_terms_tab1"/>
-      <w:bookmarkStart w:id="261" w:name="_Toc236289483"/>
+      <w:bookmarkStart w:id="261" w:name="_Toc236298558"/>
       <w:r>
         <w:t xml:space="preserve">Table </w:t>
       </w:r>
@@ -34515,7 +34497,7 @@
         <w:pStyle w:val="Heading3"/>
       </w:pPr>
       <w:bookmarkStart w:id="262" w:name="_Clause_c6_2_4"/>
-      <w:bookmarkStart w:id="263" w:name="_Toc236289423"/>
+      <w:bookmarkStart w:id="263" w:name="_Toc236298498"/>
       <w:r>
         <w:t>Runtime Node and DataType mapping terms</w:t>
       </w:r>
@@ -34544,7 +34526,7 @@
         <w:pStyle w:val="TABLE-title"/>
       </w:pPr>
       <w:bookmarkStart w:id="264" w:name="_Tab_runtime_node_and_datatype_mapping_t"/>
-      <w:bookmarkStart w:id="265" w:name="_Toc236289484"/>
+      <w:bookmarkStart w:id="265" w:name="_Toc236298559"/>
       <w:r>
         <w:t xml:space="preserve">Table </w:t>
       </w:r>
@@ -35072,7 +35054,7 @@
         <w:pStyle w:val="Heading3"/>
       </w:pPr>
       <w:bookmarkStart w:id="266" w:name="_Clause_c6_2_5"/>
-      <w:bookmarkStart w:id="267" w:name="_Toc236289424"/>
+      <w:bookmarkStart w:id="267" w:name="_Toc236298499"/>
       <w:r>
         <w:t>URI, base and href rules</w:t>
       </w:r>
@@ -35443,7 +35425,7 @@
         <w:pStyle w:val="Heading3"/>
       </w:pPr>
       <w:bookmarkStart w:id="268" w:name="_Clause_c6_2_6"/>
-      <w:bookmarkStart w:id="269" w:name="_Toc236289425"/>
+      <w:bookmarkStart w:id="269" w:name="_Toc236298500"/>
       <w:r>
         <w:t>Service mappings</w:t>
       </w:r>
@@ -35472,7 +35454,7 @@
         <w:pStyle w:val="TABLE-title"/>
       </w:pPr>
       <w:bookmarkStart w:id="270" w:name="_Tab_service_mappings_tab1"/>
-      <w:bookmarkStart w:id="271" w:name="_Toc236289485"/>
+      <w:bookmarkStart w:id="271" w:name="_Toc236298560"/>
       <w:r>
         <w:t xml:space="preserve">Table </w:t>
       </w:r>
@@ -35861,7 +35843,7 @@
         <w:pStyle w:val="Heading3"/>
       </w:pPr>
       <w:bookmarkStart w:id="272" w:name="_Clause_c6_2_7"/>
-      <w:bookmarkStart w:id="273" w:name="_Toc236289426"/>
+      <w:bookmarkStart w:id="273" w:name="_Toc236298501"/>
       <w:r>
         <w:t>Security schemes</w:t>
       </w:r>
@@ -36204,7 +36186,7 @@
         <w:pStyle w:val="Heading3"/>
       </w:pPr>
       <w:bookmarkStart w:id="274" w:name="_Clause_c6_2_8"/>
-      <w:bookmarkStart w:id="275" w:name="_Toc236289427"/>
+      <w:bookmarkStart w:id="275" w:name="_Toc236298502"/>
       <w:r>
         <w:lastRenderedPageBreak/>
         <w:t>Namespaces in the context</w:t>
@@ -36350,7 +36332,7 @@
         <w:pStyle w:val="Heading3"/>
       </w:pPr>
       <w:bookmarkStart w:id="276" w:name="_Clause_c6_2_9"/>
-      <w:bookmarkStart w:id="277" w:name="_Toc236289428"/>
+      <w:bookmarkStart w:id="277" w:name="_Toc236298503"/>
       <w:r>
         <w:t>Address-space example</w:t>
       </w:r>
@@ -36514,11 +36496,11 @@
         <w:pStyle w:val="FIGURE"/>
       </w:pPr>
       <w:r>
-        <w:object w:dxaOrig="4414" w:dyaOrig="3821" w14:anchorId="2A9D0913">
+        <w:object w:dxaOrig="4414" w:dyaOrig="3821" w14:anchorId="19A6E600">
           <v:shape id="_x0000_i1031" type="#_x0000_t75" style="width:215.15pt;height:186.45pt" o:ole="">
             <v:imagedata r:id="rId71" o:title=""/>
           </v:shape>
-          <o:OLEObject Type="Embed" ProgID="PowerPoint.Show.12" ShapeID="_x0000_i1031" DrawAspect="Content" ObjectID="_1846902002" r:id="rId72"/>
+          <o:OLEObject Type="Embed" ProgID="PowerPoint.Show.12" ShapeID="_x0000_i1031" DrawAspect="Content" ObjectID="_1846911139" r:id="rId72"/>
         </w:object>
       </w:r>
     </w:p>
@@ -36527,7 +36509,7 @@
         <w:pStyle w:val="FIGURE-title"/>
       </w:pPr>
       <w:bookmarkStart w:id="278" w:name="_Fig_fig_wotb_mapping"/>
-      <w:bookmarkStart w:id="279" w:name="_Toc236289466"/>
+      <w:bookmarkStart w:id="279" w:name="_Toc236298541"/>
       <w:r>
         <w:t xml:space="preserve">Figure </w:t>
       </w:r>
@@ -36745,7 +36727,7 @@
         <w:pStyle w:val="Heading2"/>
       </w:pPr>
       <w:bookmarkStart w:id="280" w:name="_Clause_c6_3"/>
-      <w:bookmarkStart w:id="281" w:name="_Toc236289429"/>
+      <w:bookmarkStart w:id="281" w:name="_Toc236298504"/>
       <w:r>
         <w:t>Model and platform vocabulary</w:t>
       </w:r>
@@ -36792,7 +36774,7 @@
         <w:pStyle w:val="Heading3"/>
       </w:pPr>
       <w:bookmarkStart w:id="282" w:name="_Clause_c6_3_1"/>
-      <w:bookmarkStart w:id="283" w:name="_Toc236289430"/>
+      <w:bookmarkStart w:id="283" w:name="_Toc236298505"/>
       <w:r>
         <w:lastRenderedPageBreak/>
         <w:t>Composition and events</w:t>
@@ -37119,7 +37101,7 @@
         <w:pStyle w:val="Heading3"/>
       </w:pPr>
       <w:bookmarkStart w:id="284" w:name="_Clause_c6_3_2"/>
-      <w:bookmarkStart w:id="285" w:name="_Toc236289431"/>
+      <w:bookmarkStart w:id="285" w:name="_Toc236298506"/>
       <w:r>
         <w:t>Links and references</w:t>
       </w:r>
@@ -37552,7 +37534,7 @@
         <w:pStyle w:val="Heading3"/>
       </w:pPr>
       <w:bookmarkStart w:id="286" w:name="_Clause_c6_3_3"/>
-      <w:bookmarkStart w:id="287" w:name="_Toc236289432"/>
+      <w:bookmarkStart w:id="287" w:name="_Toc236298507"/>
       <w:r>
         <w:t>Containment</w:t>
       </w:r>
@@ -37707,7 +37689,7 @@
         <w:pStyle w:val="Heading3"/>
       </w:pPr>
       <w:bookmarkStart w:id="288" w:name="_Clause_c6_3_4"/>
-      <w:bookmarkStart w:id="289" w:name="_Toc236289433"/>
+      <w:bookmarkStart w:id="289" w:name="_Toc236298508"/>
       <w:r>
         <w:t>Type identity and naming</w:t>
       </w:r>
@@ -37843,7 +37825,7 @@
         <w:pStyle w:val="Heading3"/>
       </w:pPr>
       <w:bookmarkStart w:id="290" w:name="_Clause_c6_3_5"/>
-      <w:bookmarkStart w:id="291" w:name="_Toc236289434"/>
+      <w:bookmarkStart w:id="291" w:name="_Toc236298509"/>
       <w:r>
         <w:lastRenderedPageBreak/>
         <w:t>Units, quantity kinds and scaling</w:t>
@@ -37990,7 +37972,7 @@
         <w:pStyle w:val="Heading3"/>
       </w:pPr>
       <w:bookmarkStart w:id="292" w:name="_Clause_c6_3_6"/>
-      <w:bookmarkStart w:id="293" w:name="_Toc236289435"/>
+      <w:bookmarkStart w:id="293" w:name="_Toc236298510"/>
       <w:r>
         <w:t>Groups and membership</w:t>
       </w:r>
@@ -38219,7 +38201,7 @@
         <w:pStyle w:val="Heading3"/>
       </w:pPr>
       <w:bookmarkStart w:id="294" w:name="_Clause_c6_3_7"/>
-      <w:bookmarkStart w:id="295" w:name="_Toc236289436"/>
+      <w:bookmarkStart w:id="295" w:name="_Toc236298511"/>
       <w:r>
         <w:t>Metadata, semantics and configuration</w:t>
       </w:r>
@@ -38362,7 +38344,7 @@
         <w:pStyle w:val="Heading3"/>
       </w:pPr>
       <w:bookmarkStart w:id="296" w:name="_Clause_c6_3_8"/>
-      <w:bookmarkStart w:id="297" w:name="_Toc236289437"/>
+      <w:bookmarkStart w:id="297" w:name="_Toc236298512"/>
       <w:r>
         <w:t>Inheritance and open content</w:t>
       </w:r>
@@ -38459,7 +38441,7 @@
         <w:pStyle w:val="Heading3"/>
       </w:pPr>
       <w:bookmarkStart w:id="298" w:name="_Clause_c6_3_9"/>
-      <w:bookmarkStart w:id="299" w:name="_Toc236289438"/>
+      <w:bookmarkStart w:id="299" w:name="_Toc236298513"/>
       <w:r>
         <w:t>Generic mapping terms and modelling rules</w:t>
       </w:r>
@@ -38596,7 +38578,7 @@
         <w:pStyle w:val="Heading3"/>
       </w:pPr>
       <w:bookmarkStart w:id="300" w:name="_Clause_c6_3_10"/>
-      <w:bookmarkStart w:id="301" w:name="_Toc236289439"/>
+      <w:bookmarkStart w:id="301" w:name="_Toc236298514"/>
       <w:r>
         <w:t>Native projection and preservation terms</w:t>
       </w:r>
@@ -38836,7 +38818,7 @@
         <w:pStyle w:val="Heading2"/>
       </w:pPr>
       <w:bookmarkStart w:id="302" w:name="_Clause_c6_4"/>
-      <w:bookmarkStart w:id="303" w:name="_Toc236289440"/>
+      <w:bookmarkStart w:id="303" w:name="_Toc236298515"/>
       <w:r>
         <w:t>Validation rules</w:t>
       </w:r>
@@ -38903,7 +38885,7 @@
         <w:pStyle w:val="TABLE-title"/>
       </w:pPr>
       <w:bookmarkStart w:id="304" w:name="_Tab_validation_rules_tab1"/>
-      <w:bookmarkStart w:id="305" w:name="_Toc236289486"/>
+      <w:bookmarkStart w:id="305" w:name="_Toc236298561"/>
       <w:r>
         <w:lastRenderedPageBreak/>
         <w:t xml:space="preserve">Table </w:t>
@@ -42225,7 +42207,7 @@
         <w:pStyle w:val="Heading2"/>
       </w:pPr>
       <w:bookmarkStart w:id="306" w:name="_Clause_c6_5"/>
-      <w:bookmarkStart w:id="307" w:name="_Toc236289441"/>
+      <w:bookmarkStart w:id="307" w:name="_Toc236298516"/>
       <w:r>
         <w:t>Thing Description and Thing Model mapping</w:t>
       </w:r>
@@ -42822,7 +42804,7 @@
         <w:pStyle w:val="Heading2"/>
       </w:pPr>
       <w:bookmarkStart w:id="308" w:name="_Clause_c6_6"/>
-      <w:bookmarkStart w:id="309" w:name="_Toc236289442"/>
+      <w:bookmarkStart w:id="309" w:name="_Toc236298517"/>
       <w:r>
         <w:t>NodeSet2 and WoT conversion</w:t>
       </w:r>
@@ -42869,7 +42851,7 @@
         <w:pStyle w:val="Heading3"/>
       </w:pPr>
       <w:bookmarkStart w:id="310" w:name="_Clause_c6_6_1"/>
-      <w:bookmarkStart w:id="311" w:name="_Toc236289443"/>
+      <w:bookmarkStart w:id="311" w:name="_Toc236298518"/>
       <w:r>
         <w:lastRenderedPageBreak/>
         <w:t>Native readable mapping</w:t>
@@ -42882,7 +42864,7 @@
         <w:pStyle w:val="TABLE-title"/>
       </w:pPr>
       <w:bookmarkStart w:id="312" w:name="_Tab_native_readable_mapping_tab1"/>
-      <w:bookmarkStart w:id="313" w:name="_Toc236289487"/>
+      <w:bookmarkStart w:id="313" w:name="_Toc236298562"/>
       <w:r>
         <w:t xml:space="preserve">Table </w:t>
       </w:r>
@@ -44498,7 +44480,7 @@
         <w:pStyle w:val="Heading3"/>
       </w:pPr>
       <w:bookmarkStart w:id="314" w:name="_Clause_c6_6_2"/>
-      <w:bookmarkStart w:id="315" w:name="_Toc236289444"/>
+      <w:bookmarkStart w:id="315" w:name="_Toc236298519"/>
       <w:r>
         <w:t>Exceptional structured nodes projection</w:t>
       </w:r>
@@ -44838,7 +44820,7 @@
         <w:pStyle w:val="Heading3"/>
       </w:pPr>
       <w:bookmarkStart w:id="316" w:name="_Clause_c6_6_3"/>
-      <w:bookmarkStart w:id="317" w:name="_Toc236289445"/>
+      <w:bookmarkStart w:id="317" w:name="_Toc236298520"/>
       <w:r>
         <w:t>Layered exceptional preservation policy</w:t>
       </w:r>
@@ -45085,7 +45067,7 @@
         <w:pStyle w:val="Heading3"/>
       </w:pPr>
       <w:bookmarkStart w:id="318" w:name="_Clause_c6_6_4"/>
-      <w:bookmarkStart w:id="319" w:name="_Toc236289446"/>
+      <w:bookmarkStart w:id="319" w:name="_Toc236298521"/>
       <w:r>
         <w:t>Synthesis from an authored Thing Description or Thing Model</w:t>
       </w:r>
@@ -45211,7 +45193,7 @@
         <w:pStyle w:val="Heading3"/>
       </w:pPr>
       <w:bookmarkStart w:id="320" w:name="_Clause_c6_6_5"/>
-      <w:bookmarkStart w:id="321" w:name="_Toc236289447"/>
+      <w:bookmarkStart w:id="321" w:name="_Toc236298522"/>
       <w:r>
         <w:t>Roundtrip invariants</w:t>
       </w:r>
@@ -45305,7 +45287,7 @@
         <w:pStyle w:val="Heading2"/>
       </w:pPr>
       <w:bookmarkStart w:id="322" w:name="_Clause_c6_7"/>
-      <w:bookmarkStart w:id="323" w:name="_Toc236289448"/>
+      <w:bookmarkStart w:id="323" w:name="_Toc236298523"/>
       <w:r>
         <w:t>Native projection, residue and exceptional envelope formats</w:t>
       </w:r>
@@ -45317,7 +45299,7 @@
         <w:pStyle w:val="Heading3"/>
       </w:pPr>
       <w:bookmarkStart w:id="324" w:name="_Clause_c6_7_1"/>
-      <w:bookmarkStart w:id="325" w:name="_Toc236289449"/>
+      <w:bookmarkStart w:id="325" w:name="_Toc236298524"/>
       <w:r>
         <w:t>The nodes projection</w:t>
       </w:r>
@@ -45346,7 +45328,7 @@
         <w:pStyle w:val="TABLE-title"/>
       </w:pPr>
       <w:bookmarkStart w:id="326" w:name="_Tab_the_nodes_projection_tab1"/>
-      <w:bookmarkStart w:id="327" w:name="_Toc236289488"/>
+      <w:bookmarkStart w:id="327" w:name="_Toc236298563"/>
       <w:r>
         <w:t xml:space="preserve">Table </w:t>
       </w:r>
@@ -46128,7 +46110,7 @@
         <w:pStyle w:val="Heading3"/>
       </w:pPr>
       <w:bookmarkStart w:id="328" w:name="_Clause_c6_7_2"/>
-      <w:bookmarkStart w:id="329" w:name="_Toc236289450"/>
+      <w:bookmarkStart w:id="329" w:name="_Toc236298525"/>
       <w:r>
         <w:t>The WoTJsonResidue NodeSet Extension</w:t>
       </w:r>
@@ -46401,7 +46383,7 @@
         <w:pStyle w:val="Heading3"/>
       </w:pPr>
       <w:bookmarkStart w:id="330" w:name="_Clause_c6_7_3"/>
-      <w:bookmarkStart w:id="331" w:name="_Toc236289451"/>
+      <w:bookmarkStart w:id="331" w:name="_Toc236298526"/>
       <w:r>
         <w:lastRenderedPageBreak/>
         <w:t>The exceptional nodeSet envelope</w:t>
@@ -46431,7 +46413,7 @@
         <w:pStyle w:val="TABLE-title"/>
       </w:pPr>
       <w:bookmarkStart w:id="332" w:name="_Tab_the_exceptional_nodeset_envelope_ta"/>
-      <w:bookmarkStart w:id="333" w:name="_Toc236289489"/>
+      <w:bookmarkStart w:id="333" w:name="_Toc236298564"/>
       <w:r>
         <w:t xml:space="preserve">Table </w:t>
       </w:r>
@@ -47027,7 +47009,7 @@
       <w:bookmarkStart w:id="335" w:name="_Toc184117007"/>
       <w:bookmarkStart w:id="336" w:name="_Ref85018491"/>
       <w:bookmarkStart w:id="337" w:name="_Clause_c7"/>
-      <w:bookmarkStart w:id="338" w:name="_Toc236289452"/>
+      <w:bookmarkStart w:id="338" w:name="_Toc236298527"/>
       <w:r>
         <w:lastRenderedPageBreak/>
         <w:t>Profiles and conformance units</w:t>
@@ -47051,7 +47033,7 @@
         <w:pStyle w:val="TABLE-title"/>
       </w:pPr>
       <w:bookmarkStart w:id="339" w:name="_Tab_profiles_and_conformance_units_tab1"/>
-      <w:bookmarkStart w:id="340" w:name="_Toc236289490"/>
+      <w:bookmarkStart w:id="340" w:name="_Toc236298565"/>
       <w:r>
         <w:t xml:space="preserve">Table </w:t>
       </w:r>
@@ -47881,7 +47863,7 @@
         <w:pStyle w:val="Heading1"/>
       </w:pPr>
       <w:bookmarkStart w:id="341" w:name="_Clause_c8"/>
-      <w:bookmarkStart w:id="342" w:name="_Toc236289453"/>
+      <w:bookmarkStart w:id="342" w:name="_Toc236298528"/>
       <w:r>
         <w:t>Namespaces</w:t>
       </w:r>
@@ -47894,7 +47876,7 @@
       </w:pPr>
       <w:bookmarkStart w:id="343" w:name="_Clause_c8_1"/>
       <w:bookmarkStart w:id="344" w:name="_Ref127248897"/>
-      <w:bookmarkStart w:id="345" w:name="_Toc236289454"/>
+      <w:bookmarkStart w:id="345" w:name="_Toc236298529"/>
       <w:r>
         <w:t>Namespace metadata</w:t>
       </w:r>
@@ -47924,7 +47906,7 @@
       </w:pPr>
       <w:bookmarkStart w:id="346" w:name="_Tab_namespace_metadata_tab1"/>
       <w:bookmarkStart w:id="347" w:name="_Ref16863029"/>
-      <w:bookmarkStart w:id="348" w:name="_Toc236289491"/>
+      <w:bookmarkStart w:id="348" w:name="_Toc236298566"/>
       <w:r>
         <w:lastRenderedPageBreak/>
         <w:t xml:space="preserve">Table </w:t>
@@ -48404,7 +48386,7 @@
               <w:pStyle w:val="TableText"/>
             </w:pPr>
             <w:r>
-              <w:t>1001:9999</w:t>
+              <w:t>--</w:t>
             </w:r>
           </w:p>
         </w:tc>
@@ -48491,7 +48473,7 @@
       </w:pPr>
       <w:bookmarkStart w:id="349" w:name="_Clause_c8_2"/>
       <w:bookmarkStart w:id="350" w:name="_Ref55114991"/>
-      <w:bookmarkStart w:id="351" w:name="_Toc236289455"/>
+      <w:bookmarkStart w:id="351" w:name="_Toc236298530"/>
       <w:r>
         <w:t>Handling of OPC UA namespaces</w:t>
       </w:r>
@@ -48512,7 +48494,7 @@
         <w:pStyle w:val="TABLE-title"/>
       </w:pPr>
       <w:bookmarkStart w:id="352" w:name="_Tab_handling_of_opc_ua_namespaces_tab1"/>
-      <w:bookmarkStart w:id="353" w:name="_Toc236289492"/>
+      <w:bookmarkStart w:id="353" w:name="_Toc236298567"/>
       <w:r>
         <w:t xml:space="preserve">Table </w:t>
       </w:r>
@@ -48838,7 +48820,7 @@
       </w:pPr>
       <w:bookmarkStart w:id="354" w:name="_Tab_handling_of_opc_ua_namespaces_tab2"/>
       <w:bookmarkStart w:id="355" w:name="_Ref16577438"/>
-      <w:bookmarkStart w:id="356" w:name="_Toc236289493"/>
+      <w:bookmarkStart w:id="356" w:name="_Toc236298568"/>
       <w:r>
         <w:t xml:space="preserve">Table </w:t>
       </w:r>
@@ -49086,7 +49068,7 @@
       </w:pPr>
       <w:bookmarkStart w:id="357" w:name="_Annex_cA"/>
       <w:bookmarkStart w:id="358" w:name="_Ref37835123"/>
-      <w:bookmarkStart w:id="359" w:name="_Toc236289456"/>
+      <w:bookmarkStart w:id="359" w:name="_Toc236298531"/>
       <w:r>
         <w:lastRenderedPageBreak/>
         <w:t>(normative)</w:t>
@@ -49107,7 +49089,7 @@
         <w:pStyle w:val="ANNEX-heading1"/>
       </w:pPr>
       <w:bookmarkStart w:id="360" w:name="_Clause_cA_1"/>
-      <w:bookmarkStart w:id="361" w:name="_Toc236289457"/>
+      <w:bookmarkStart w:id="361" w:name="_Toc236298532"/>
       <w:r>
         <w:t>Namespace and capability identifier</w:t>
       </w:r>
@@ -49151,7 +49133,7 @@
         <w:pStyle w:val="ANNEX-heading1"/>
       </w:pPr>
       <w:bookmarkStart w:id="362" w:name="_Clause_cA_2"/>
-      <w:bookmarkStart w:id="363" w:name="_Toc236289458"/>
+      <w:bookmarkStart w:id="363" w:name="_Toc236298533"/>
       <w:r>
         <w:t>JSON-LD context and JSON Schema</w:t>
       </w:r>
@@ -49207,7 +49189,7 @@
         <w:pStyle w:val="ANNEXtitle"/>
       </w:pPr>
       <w:bookmarkStart w:id="364" w:name="_Annex_cB"/>
-      <w:bookmarkStart w:id="365" w:name="_Toc236289459"/>
+      <w:bookmarkStart w:id="365" w:name="_Toc236298534"/>
       <w:r>
         <w:lastRenderedPageBreak/>
         <w:t>(informative)</w:t>
@@ -49335,7 +49317,7 @@
         <w:pStyle w:val="ANNEXtitle"/>
       </w:pPr>
       <w:bookmarkStart w:id="366" w:name="_Annex_cC"/>
-      <w:bookmarkStart w:id="367" w:name="_Toc236289460"/>
+      <w:bookmarkStart w:id="367" w:name="_Toc236298535"/>
       <w:r>
         <w:lastRenderedPageBreak/>
         <w:t>(informative)</w:t>

--- a/word-drafts/OPC-UA-WoT-Binding.docx
+++ b/word-drafts/OPC-UA-WoT-Binding.docx
@@ -4180,7 +4180,7 @@
       <w:r>
         <w:fldChar w:fldCharType="separate"/>
       </w:r>
-      <w:hyperlink w:anchor="_Toc236298469" w:history="1">
+      <w:hyperlink w:anchor="_Toc236304888" w:history="1">
         <w:r>
           <w:rPr>
             <w:rStyle w:val="Hyperlink"/>
@@ -4221,7 +4221,7 @@
           <w:rPr>
             <w:webHidden/>
           </w:rPr>
-          <w:instrText xml:space="preserve"> PAGEREF _Toc236298469 \h </w:instrText>
+          <w:instrText xml:space="preserve"> PAGEREF _Toc236304888 \h </w:instrText>
         </w:r>
         <w:r>
           <w:rPr>
@@ -4261,7 +4261,7 @@
           <w14:ligatures w14:val="standardContextual"/>
         </w:rPr>
       </w:pPr>
-      <w:hyperlink w:anchor="_Toc236298470" w:history="1">
+      <w:hyperlink w:anchor="_Toc236304889" w:history="1">
         <w:r>
           <w:rPr>
             <w:rStyle w:val="Hyperlink"/>
@@ -4302,7 +4302,7 @@
           <w:rPr>
             <w:webHidden/>
           </w:rPr>
-          <w:instrText xml:space="preserve"> PAGEREF _Toc236298470 \h </w:instrText>
+          <w:instrText xml:space="preserve"> PAGEREF _Toc236304889 \h </w:instrText>
         </w:r>
         <w:r>
           <w:rPr>
@@ -4342,7 +4342,7 @@
           <w14:ligatures w14:val="standardContextual"/>
         </w:rPr>
       </w:pPr>
-      <w:hyperlink w:anchor="_Toc236298471" w:history="1">
+      <w:hyperlink w:anchor="_Toc236304890" w:history="1">
         <w:r>
           <w:rPr>
             <w:rStyle w:val="Hyperlink"/>
@@ -4383,7 +4383,7 @@
           <w:rPr>
             <w:webHidden/>
           </w:rPr>
-          <w:instrText xml:space="preserve"> PAGEREF _Toc236298471 \h </w:instrText>
+          <w:instrText xml:space="preserve"> PAGEREF _Toc236304890 \h </w:instrText>
         </w:r>
         <w:r>
           <w:rPr>
@@ -4423,7 +4423,7 @@
           <w14:ligatures w14:val="standardContextual"/>
         </w:rPr>
       </w:pPr>
-      <w:hyperlink w:anchor="_Toc236298472" w:history="1">
+      <w:hyperlink w:anchor="_Toc236304891" w:history="1">
         <w:r>
           <w:rPr>
             <w:rStyle w:val="Hyperlink"/>
@@ -4464,7 +4464,7 @@
           <w:rPr>
             <w:webHidden/>
           </w:rPr>
-          <w:instrText xml:space="preserve"> PAGEREF _Toc236298472 \h </w:instrText>
+          <w:instrText xml:space="preserve"> PAGEREF _Toc236304891 \h </w:instrText>
         </w:r>
         <w:r>
           <w:rPr>
@@ -4504,7 +4504,7 @@
           <w14:ligatures w14:val="standardContextual"/>
         </w:rPr>
       </w:pPr>
-      <w:hyperlink w:anchor="_Toc236298473" w:history="1">
+      <w:hyperlink w:anchor="_Toc236304892" w:history="1">
         <w:r>
           <w:rPr>
             <w:rStyle w:val="Hyperlink"/>
@@ -4545,7 +4545,7 @@
           <w:rPr>
             <w:webHidden/>
           </w:rPr>
-          <w:instrText xml:space="preserve"> PAGEREF _Toc236298473 \h </w:instrText>
+          <w:instrText xml:space="preserve"> PAGEREF _Toc236304892 \h </w:instrText>
         </w:r>
         <w:r>
           <w:rPr>
@@ -4585,7 +4585,7 @@
           <w14:ligatures w14:val="standardContextual"/>
         </w:rPr>
       </w:pPr>
-      <w:hyperlink w:anchor="_Toc236298474" w:history="1">
+      <w:hyperlink w:anchor="_Toc236304893" w:history="1">
         <w:r>
           <w:rPr>
             <w:rStyle w:val="Hyperlink"/>
@@ -4626,7 +4626,7 @@
           <w:rPr>
             <w:webHidden/>
           </w:rPr>
-          <w:instrText xml:space="preserve"> PAGEREF _Toc236298474 \h </w:instrText>
+          <w:instrText xml:space="preserve"> PAGEREF _Toc236304893 \h </w:instrText>
         </w:r>
         <w:r>
           <w:rPr>
@@ -4666,7 +4666,7 @@
           <w14:ligatures w14:val="standardContextual"/>
         </w:rPr>
       </w:pPr>
-      <w:hyperlink w:anchor="_Toc236298475" w:history="1">
+      <w:hyperlink w:anchor="_Toc236304894" w:history="1">
         <w:r>
           <w:rPr>
             <w:rStyle w:val="Hyperlink"/>
@@ -4707,7 +4707,7 @@
           <w:rPr>
             <w:webHidden/>
           </w:rPr>
-          <w:instrText xml:space="preserve"> PAGEREF _Toc236298475 \h </w:instrText>
+          <w:instrText xml:space="preserve"> PAGEREF _Toc236304894 \h </w:instrText>
         </w:r>
         <w:r>
           <w:rPr>
@@ -4747,7 +4747,7 @@
           <w14:ligatures w14:val="standardContextual"/>
         </w:rPr>
       </w:pPr>
-      <w:hyperlink w:anchor="_Toc236298476" w:history="1">
+      <w:hyperlink w:anchor="_Toc236304895" w:history="1">
         <w:r>
           <w:rPr>
             <w:rStyle w:val="Hyperlink"/>
@@ -4788,7 +4788,7 @@
           <w:rPr>
             <w:webHidden/>
           </w:rPr>
-          <w:instrText xml:space="preserve"> PAGEREF _Toc236298476 \h </w:instrText>
+          <w:instrText xml:space="preserve"> PAGEREF _Toc236304895 \h </w:instrText>
         </w:r>
         <w:r>
           <w:rPr>
@@ -4828,7 +4828,7 @@
           <w14:ligatures w14:val="standardContextual"/>
         </w:rPr>
       </w:pPr>
-      <w:hyperlink w:anchor="_Toc236298477" w:history="1">
+      <w:hyperlink w:anchor="_Toc236304896" w:history="1">
         <w:r>
           <w:rPr>
             <w:rStyle w:val="Hyperlink"/>
@@ -4869,7 +4869,7 @@
           <w:rPr>
             <w:webHidden/>
           </w:rPr>
-          <w:instrText xml:space="preserve"> PAGEREF _Toc236298477 \h </w:instrText>
+          <w:instrText xml:space="preserve"> PAGEREF _Toc236304896 \h </w:instrText>
         </w:r>
         <w:r>
           <w:rPr>
@@ -4909,7 +4909,7 @@
           <w14:ligatures w14:val="standardContextual"/>
         </w:rPr>
       </w:pPr>
-      <w:hyperlink w:anchor="_Toc236298478" w:history="1">
+      <w:hyperlink w:anchor="_Toc236304897" w:history="1">
         <w:r>
           <w:rPr>
             <w:rStyle w:val="Hyperlink"/>
@@ -4950,7 +4950,7 @@
           <w:rPr>
             <w:webHidden/>
           </w:rPr>
-          <w:instrText xml:space="preserve"> PAGEREF _Toc236298478 \h </w:instrText>
+          <w:instrText xml:space="preserve"> PAGEREF _Toc236304897 \h </w:instrText>
         </w:r>
         <w:r>
           <w:rPr>
@@ -4990,7 +4990,7 @@
           <w14:ligatures w14:val="standardContextual"/>
         </w:rPr>
       </w:pPr>
-      <w:hyperlink w:anchor="_Toc236298479" w:history="1">
+      <w:hyperlink w:anchor="_Toc236304898" w:history="1">
         <w:r>
           <w:rPr>
             <w:rStyle w:val="Hyperlink"/>
@@ -5031,7 +5031,7 @@
           <w:rPr>
             <w:webHidden/>
           </w:rPr>
-          <w:instrText xml:space="preserve"> PAGEREF _Toc236298479 \h </w:instrText>
+          <w:instrText xml:space="preserve"> PAGEREF _Toc236304898 \h </w:instrText>
         </w:r>
         <w:r>
           <w:rPr>
@@ -5071,7 +5071,7 @@
           <w14:ligatures w14:val="standardContextual"/>
         </w:rPr>
       </w:pPr>
-      <w:hyperlink w:anchor="_Toc236298480" w:history="1">
+      <w:hyperlink w:anchor="_Toc236304899" w:history="1">
         <w:r>
           <w:rPr>
             <w:rStyle w:val="Hyperlink"/>
@@ -5112,7 +5112,7 @@
           <w:rPr>
             <w:webHidden/>
           </w:rPr>
-          <w:instrText xml:space="preserve"> PAGEREF _Toc236298480 \h </w:instrText>
+          <w:instrText xml:space="preserve"> PAGEREF _Toc236304899 \h </w:instrText>
         </w:r>
         <w:r>
           <w:rPr>
@@ -5152,7 +5152,7 @@
           <w14:ligatures w14:val="standardContextual"/>
         </w:rPr>
       </w:pPr>
-      <w:hyperlink w:anchor="_Toc236298481" w:history="1">
+      <w:hyperlink w:anchor="_Toc236304900" w:history="1">
         <w:r>
           <w:rPr>
             <w:rStyle w:val="Hyperlink"/>
@@ -5193,7 +5193,7 @@
           <w:rPr>
             <w:webHidden/>
           </w:rPr>
-          <w:instrText xml:space="preserve"> PAGEREF _Toc236298481 \h </w:instrText>
+          <w:instrText xml:space="preserve"> PAGEREF _Toc236304900 \h </w:instrText>
         </w:r>
         <w:r>
           <w:rPr>
@@ -5233,7 +5233,7 @@
           <w14:ligatures w14:val="standardContextual"/>
         </w:rPr>
       </w:pPr>
-      <w:hyperlink w:anchor="_Toc236298482" w:history="1">
+      <w:hyperlink w:anchor="_Toc236304901" w:history="1">
         <w:r>
           <w:rPr>
             <w:rStyle w:val="Hyperlink"/>
@@ -5274,7 +5274,7 @@
           <w:rPr>
             <w:webHidden/>
           </w:rPr>
-          <w:instrText xml:space="preserve"> PAGEREF _Toc236298482 \h </w:instrText>
+          <w:instrText xml:space="preserve"> PAGEREF _Toc236304901 \h </w:instrText>
         </w:r>
         <w:r>
           <w:rPr>
@@ -5314,7 +5314,7 @@
           <w14:ligatures w14:val="standardContextual"/>
         </w:rPr>
       </w:pPr>
-      <w:hyperlink w:anchor="_Toc236298483" w:history="1">
+      <w:hyperlink w:anchor="_Toc236304902" w:history="1">
         <w:r>
           <w:rPr>
             <w:rStyle w:val="Hyperlink"/>
@@ -5355,7 +5355,7 @@
           <w:rPr>
             <w:webHidden/>
           </w:rPr>
-          <w:instrText xml:space="preserve"> PAGEREF _Toc236298483 \h </w:instrText>
+          <w:instrText xml:space="preserve"> PAGEREF _Toc236304902 \h </w:instrText>
         </w:r>
         <w:r>
           <w:rPr>
@@ -5395,7 +5395,7 @@
           <w14:ligatures w14:val="standardContextual"/>
         </w:rPr>
       </w:pPr>
-      <w:hyperlink w:anchor="_Toc236298484" w:history="1">
+      <w:hyperlink w:anchor="_Toc236304903" w:history="1">
         <w:r>
           <w:rPr>
             <w:rStyle w:val="Hyperlink"/>
@@ -5436,7 +5436,7 @@
           <w:rPr>
             <w:webHidden/>
           </w:rPr>
-          <w:instrText xml:space="preserve"> PAGEREF _Toc236298484 \h </w:instrText>
+          <w:instrText xml:space="preserve"> PAGEREF _Toc236304903 \h </w:instrText>
         </w:r>
         <w:r>
           <w:rPr>
@@ -5476,7 +5476,7 @@
           <w14:ligatures w14:val="standardContextual"/>
         </w:rPr>
       </w:pPr>
-      <w:hyperlink w:anchor="_Toc236298485" w:history="1">
+      <w:hyperlink w:anchor="_Toc236304904" w:history="1">
         <w:r>
           <w:rPr>
             <w:rStyle w:val="Hyperlink"/>
@@ -5517,7 +5517,7 @@
           <w:rPr>
             <w:webHidden/>
           </w:rPr>
-          <w:instrText xml:space="preserve"> PAGEREF _Toc236298485 \h </w:instrText>
+          <w:instrText xml:space="preserve"> PAGEREF _Toc236304904 \h </w:instrText>
         </w:r>
         <w:r>
           <w:rPr>
@@ -5557,7 +5557,7 @@
           <w14:ligatures w14:val="standardContextual"/>
         </w:rPr>
       </w:pPr>
-      <w:hyperlink w:anchor="_Toc236298486" w:history="1">
+      <w:hyperlink w:anchor="_Toc236304905" w:history="1">
         <w:r>
           <w:rPr>
             <w:rStyle w:val="Hyperlink"/>
@@ -5598,7 +5598,7 @@
           <w:rPr>
             <w:webHidden/>
           </w:rPr>
-          <w:instrText xml:space="preserve"> PAGEREF _Toc236298486 \h </w:instrText>
+          <w:instrText xml:space="preserve"> PAGEREF _Toc236304905 \h </w:instrText>
         </w:r>
         <w:r>
           <w:rPr>
@@ -5638,7 +5638,7 @@
           <w14:ligatures w14:val="standardContextual"/>
         </w:rPr>
       </w:pPr>
-      <w:hyperlink w:anchor="_Toc236298487" w:history="1">
+      <w:hyperlink w:anchor="_Toc236304906" w:history="1">
         <w:r>
           <w:rPr>
             <w:rStyle w:val="Hyperlink"/>
@@ -5679,7 +5679,7 @@
           <w:rPr>
             <w:webHidden/>
           </w:rPr>
-          <w:instrText xml:space="preserve"> PAGEREF _Toc236298487 \h </w:instrText>
+          <w:instrText xml:space="preserve"> PAGEREF _Toc236304906 \h </w:instrText>
         </w:r>
         <w:r>
           <w:rPr>
@@ -5719,7 +5719,7 @@
           <w14:ligatures w14:val="standardContextual"/>
         </w:rPr>
       </w:pPr>
-      <w:hyperlink w:anchor="_Toc236298488" w:history="1">
+      <w:hyperlink w:anchor="_Toc236304907" w:history="1">
         <w:r>
           <w:rPr>
             <w:rStyle w:val="Hyperlink"/>
@@ -5760,7 +5760,7 @@
           <w:rPr>
             <w:webHidden/>
           </w:rPr>
-          <w:instrText xml:space="preserve"> PAGEREF _Toc236298488 \h </w:instrText>
+          <w:instrText xml:space="preserve"> PAGEREF _Toc236304907 \h </w:instrText>
         </w:r>
         <w:r>
           <w:rPr>
@@ -5800,7 +5800,7 @@
           <w14:ligatures w14:val="standardContextual"/>
         </w:rPr>
       </w:pPr>
-      <w:hyperlink w:anchor="_Toc236298489" w:history="1">
+      <w:hyperlink w:anchor="_Toc236304908" w:history="1">
         <w:r>
           <w:rPr>
             <w:rStyle w:val="Hyperlink"/>
@@ -5841,7 +5841,7 @@
           <w:rPr>
             <w:webHidden/>
           </w:rPr>
-          <w:instrText xml:space="preserve"> PAGEREF _Toc236298489 \h </w:instrText>
+          <w:instrText xml:space="preserve"> PAGEREF _Toc236304908 \h </w:instrText>
         </w:r>
         <w:r>
           <w:rPr>
@@ -5881,7 +5881,7 @@
           <w14:ligatures w14:val="standardContextual"/>
         </w:rPr>
       </w:pPr>
-      <w:hyperlink w:anchor="_Toc236298490" w:history="1">
+      <w:hyperlink w:anchor="_Toc236304909" w:history="1">
         <w:r>
           <w:rPr>
             <w:rStyle w:val="Hyperlink"/>
@@ -5922,7 +5922,7 @@
           <w:rPr>
             <w:webHidden/>
           </w:rPr>
-          <w:instrText xml:space="preserve"> PAGEREF _Toc236298490 \h </w:instrText>
+          <w:instrText xml:space="preserve"> PAGEREF _Toc236304909 \h </w:instrText>
         </w:r>
         <w:r>
           <w:rPr>
@@ -5962,7 +5962,7 @@
           <w14:ligatures w14:val="standardContextual"/>
         </w:rPr>
       </w:pPr>
-      <w:hyperlink w:anchor="_Toc236298491" w:history="1">
+      <w:hyperlink w:anchor="_Toc236304910" w:history="1">
         <w:r>
           <w:rPr>
             <w:rStyle w:val="Hyperlink"/>
@@ -6003,7 +6003,7 @@
           <w:rPr>
             <w:webHidden/>
           </w:rPr>
-          <w:instrText xml:space="preserve"> PAGEREF _Toc236298491 \h </w:instrText>
+          <w:instrText xml:space="preserve"> PAGEREF _Toc236304910 \h </w:instrText>
         </w:r>
         <w:r>
           <w:rPr>
@@ -6043,7 +6043,7 @@
           <w14:ligatures w14:val="standardContextual"/>
         </w:rPr>
       </w:pPr>
-      <w:hyperlink w:anchor="_Toc236298492" w:history="1">
+      <w:hyperlink w:anchor="_Toc236304911" w:history="1">
         <w:r>
           <w:rPr>
             <w:rStyle w:val="Hyperlink"/>
@@ -6084,7 +6084,7 @@
           <w:rPr>
             <w:webHidden/>
           </w:rPr>
-          <w:instrText xml:space="preserve"> PAGEREF _Toc236298492 \h </w:instrText>
+          <w:instrText xml:space="preserve"> PAGEREF _Toc236304911 \h </w:instrText>
         </w:r>
         <w:r>
           <w:rPr>
@@ -6124,7 +6124,7 @@
           <w14:ligatures w14:val="standardContextual"/>
         </w:rPr>
       </w:pPr>
-      <w:hyperlink w:anchor="_Toc236298493" w:history="1">
+      <w:hyperlink w:anchor="_Toc236304912" w:history="1">
         <w:r>
           <w:rPr>
             <w:rStyle w:val="Hyperlink"/>
@@ -6165,7 +6165,7 @@
           <w:rPr>
             <w:webHidden/>
           </w:rPr>
-          <w:instrText xml:space="preserve"> PAGEREF _Toc236298493 \h </w:instrText>
+          <w:instrText xml:space="preserve"> PAGEREF _Toc236304912 \h </w:instrText>
         </w:r>
         <w:r>
           <w:rPr>
@@ -6205,7 +6205,7 @@
           <w14:ligatures w14:val="standardContextual"/>
         </w:rPr>
       </w:pPr>
-      <w:hyperlink w:anchor="_Toc236298494" w:history="1">
+      <w:hyperlink w:anchor="_Toc236304913" w:history="1">
         <w:r>
           <w:rPr>
             <w:rStyle w:val="Hyperlink"/>
@@ -6246,7 +6246,7 @@
           <w:rPr>
             <w:webHidden/>
           </w:rPr>
-          <w:instrText xml:space="preserve"> PAGEREF _Toc236298494 \h </w:instrText>
+          <w:instrText xml:space="preserve"> PAGEREF _Toc236304913 \h </w:instrText>
         </w:r>
         <w:r>
           <w:rPr>
@@ -6286,7 +6286,7 @@
           <w14:ligatures w14:val="standardContextual"/>
         </w:rPr>
       </w:pPr>
-      <w:hyperlink w:anchor="_Toc236298495" w:history="1">
+      <w:hyperlink w:anchor="_Toc236304914" w:history="1">
         <w:r>
           <w:rPr>
             <w:rStyle w:val="Hyperlink"/>
@@ -6327,7 +6327,7 @@
           <w:rPr>
             <w:webHidden/>
           </w:rPr>
-          <w:instrText xml:space="preserve"> PAGEREF _Toc236298495 \h </w:instrText>
+          <w:instrText xml:space="preserve"> PAGEREF _Toc236304914 \h </w:instrText>
         </w:r>
         <w:r>
           <w:rPr>
@@ -6367,7 +6367,7 @@
           <w14:ligatures w14:val="standardContextual"/>
         </w:rPr>
       </w:pPr>
-      <w:hyperlink w:anchor="_Toc236298496" w:history="1">
+      <w:hyperlink w:anchor="_Toc236304915" w:history="1">
         <w:r>
           <w:rPr>
             <w:rStyle w:val="Hyperlink"/>
@@ -6408,7 +6408,7 @@
           <w:rPr>
             <w:webHidden/>
           </w:rPr>
-          <w:instrText xml:space="preserve"> PAGEREF _Toc236298496 \h </w:instrText>
+          <w:instrText xml:space="preserve"> PAGEREF _Toc236304915 \h </w:instrText>
         </w:r>
         <w:r>
           <w:rPr>
@@ -6448,7 +6448,7 @@
           <w14:ligatures w14:val="standardContextual"/>
         </w:rPr>
       </w:pPr>
-      <w:hyperlink w:anchor="_Toc236298497" w:history="1">
+      <w:hyperlink w:anchor="_Toc236304916" w:history="1">
         <w:r>
           <w:rPr>
             <w:rStyle w:val="Hyperlink"/>
@@ -6489,7 +6489,7 @@
           <w:rPr>
             <w:webHidden/>
           </w:rPr>
-          <w:instrText xml:space="preserve"> PAGEREF _Toc236298497 \h </w:instrText>
+          <w:instrText xml:space="preserve"> PAGEREF _Toc236304916 \h </w:instrText>
         </w:r>
         <w:r>
           <w:rPr>
@@ -6529,7 +6529,7 @@
           <w14:ligatures w14:val="standardContextual"/>
         </w:rPr>
       </w:pPr>
-      <w:hyperlink w:anchor="_Toc236298498" w:history="1">
+      <w:hyperlink w:anchor="_Toc236304917" w:history="1">
         <w:r>
           <w:rPr>
             <w:rStyle w:val="Hyperlink"/>
@@ -6570,7 +6570,7 @@
           <w:rPr>
             <w:webHidden/>
           </w:rPr>
-          <w:instrText xml:space="preserve"> PAGEREF _Toc236298498 \h </w:instrText>
+          <w:instrText xml:space="preserve"> PAGEREF _Toc236304917 \h </w:instrText>
         </w:r>
         <w:r>
           <w:rPr>
@@ -6610,7 +6610,7 @@
           <w14:ligatures w14:val="standardContextual"/>
         </w:rPr>
       </w:pPr>
-      <w:hyperlink w:anchor="_Toc236298499" w:history="1">
+      <w:hyperlink w:anchor="_Toc236304918" w:history="1">
         <w:r>
           <w:rPr>
             <w:rStyle w:val="Hyperlink"/>
@@ -6651,7 +6651,7 @@
           <w:rPr>
             <w:webHidden/>
           </w:rPr>
-          <w:instrText xml:space="preserve"> PAGEREF _Toc236298499 \h </w:instrText>
+          <w:instrText xml:space="preserve"> PAGEREF _Toc236304918 \h </w:instrText>
         </w:r>
         <w:r>
           <w:rPr>
@@ -6691,7 +6691,7 @@
           <w14:ligatures w14:val="standardContextual"/>
         </w:rPr>
       </w:pPr>
-      <w:hyperlink w:anchor="_Toc236298500" w:history="1">
+      <w:hyperlink w:anchor="_Toc236304919" w:history="1">
         <w:r>
           <w:rPr>
             <w:rStyle w:val="Hyperlink"/>
@@ -6732,7 +6732,7 @@
           <w:rPr>
             <w:webHidden/>
           </w:rPr>
-          <w:instrText xml:space="preserve"> PAGEREF _Toc236298500 \h </w:instrText>
+          <w:instrText xml:space="preserve"> PAGEREF _Toc236304919 \h </w:instrText>
         </w:r>
         <w:r>
           <w:rPr>
@@ -6772,7 +6772,7 @@
           <w14:ligatures w14:val="standardContextual"/>
         </w:rPr>
       </w:pPr>
-      <w:hyperlink w:anchor="_Toc236298501" w:history="1">
+      <w:hyperlink w:anchor="_Toc236304920" w:history="1">
         <w:r>
           <w:rPr>
             <w:rStyle w:val="Hyperlink"/>
@@ -6813,7 +6813,7 @@
           <w:rPr>
             <w:webHidden/>
           </w:rPr>
-          <w:instrText xml:space="preserve"> PAGEREF _Toc236298501 \h </w:instrText>
+          <w:instrText xml:space="preserve"> PAGEREF _Toc236304920 \h </w:instrText>
         </w:r>
         <w:r>
           <w:rPr>
@@ -6853,7 +6853,7 @@
           <w14:ligatures w14:val="standardContextual"/>
         </w:rPr>
       </w:pPr>
-      <w:hyperlink w:anchor="_Toc236298502" w:history="1">
+      <w:hyperlink w:anchor="_Toc236304921" w:history="1">
         <w:r>
           <w:rPr>
             <w:rStyle w:val="Hyperlink"/>
@@ -6894,7 +6894,7 @@
           <w:rPr>
             <w:webHidden/>
           </w:rPr>
-          <w:instrText xml:space="preserve"> PAGEREF _Toc236298502 \h </w:instrText>
+          <w:instrText xml:space="preserve"> PAGEREF _Toc236304921 \h </w:instrText>
         </w:r>
         <w:r>
           <w:rPr>
@@ -6934,7 +6934,7 @@
           <w14:ligatures w14:val="standardContextual"/>
         </w:rPr>
       </w:pPr>
-      <w:hyperlink w:anchor="_Toc236298503" w:history="1">
+      <w:hyperlink w:anchor="_Toc236304922" w:history="1">
         <w:r>
           <w:rPr>
             <w:rStyle w:val="Hyperlink"/>
@@ -6975,7 +6975,7 @@
           <w:rPr>
             <w:webHidden/>
           </w:rPr>
-          <w:instrText xml:space="preserve"> PAGEREF _Toc236298503 \h </w:instrText>
+          <w:instrText xml:space="preserve"> PAGEREF _Toc236304922 \h </w:instrText>
         </w:r>
         <w:r>
           <w:rPr>
@@ -7015,7 +7015,7 @@
           <w14:ligatures w14:val="standardContextual"/>
         </w:rPr>
       </w:pPr>
-      <w:hyperlink w:anchor="_Toc236298504" w:history="1">
+      <w:hyperlink w:anchor="_Toc236304923" w:history="1">
         <w:r>
           <w:rPr>
             <w:rStyle w:val="Hyperlink"/>
@@ -7056,7 +7056,7 @@
           <w:rPr>
             <w:webHidden/>
           </w:rPr>
-          <w:instrText xml:space="preserve"> PAGEREF _Toc236298504 \h </w:instrText>
+          <w:instrText xml:space="preserve"> PAGEREF _Toc236304923 \h </w:instrText>
         </w:r>
         <w:r>
           <w:rPr>
@@ -7096,7 +7096,7 @@
           <w14:ligatures w14:val="standardContextual"/>
         </w:rPr>
       </w:pPr>
-      <w:hyperlink w:anchor="_Toc236298505" w:history="1">
+      <w:hyperlink w:anchor="_Toc236304924" w:history="1">
         <w:r>
           <w:rPr>
             <w:rStyle w:val="Hyperlink"/>
@@ -7137,7 +7137,7 @@
           <w:rPr>
             <w:webHidden/>
           </w:rPr>
-          <w:instrText xml:space="preserve"> PAGEREF _Toc236298505 \h </w:instrText>
+          <w:instrText xml:space="preserve"> PAGEREF _Toc236304924 \h </w:instrText>
         </w:r>
         <w:r>
           <w:rPr>
@@ -7177,7 +7177,7 @@
           <w14:ligatures w14:val="standardContextual"/>
         </w:rPr>
       </w:pPr>
-      <w:hyperlink w:anchor="_Toc236298506" w:history="1">
+      <w:hyperlink w:anchor="_Toc236304925" w:history="1">
         <w:r>
           <w:rPr>
             <w:rStyle w:val="Hyperlink"/>
@@ -7218,7 +7218,7 @@
           <w:rPr>
             <w:webHidden/>
           </w:rPr>
-          <w:instrText xml:space="preserve"> PAGEREF _Toc236298506 \h </w:instrText>
+          <w:instrText xml:space="preserve"> PAGEREF _Toc236304925 \h </w:instrText>
         </w:r>
         <w:r>
           <w:rPr>
@@ -7258,7 +7258,7 @@
           <w14:ligatures w14:val="standardContextual"/>
         </w:rPr>
       </w:pPr>
-      <w:hyperlink w:anchor="_Toc236298507" w:history="1">
+      <w:hyperlink w:anchor="_Toc236304926" w:history="1">
         <w:r>
           <w:rPr>
             <w:rStyle w:val="Hyperlink"/>
@@ -7299,7 +7299,7 @@
           <w:rPr>
             <w:webHidden/>
           </w:rPr>
-          <w:instrText xml:space="preserve"> PAGEREF _Toc236298507 \h </w:instrText>
+          <w:instrText xml:space="preserve"> PAGEREF _Toc236304926 \h </w:instrText>
         </w:r>
         <w:r>
           <w:rPr>
@@ -7339,7 +7339,7 @@
           <w14:ligatures w14:val="standardContextual"/>
         </w:rPr>
       </w:pPr>
-      <w:hyperlink w:anchor="_Toc236298508" w:history="1">
+      <w:hyperlink w:anchor="_Toc236304927" w:history="1">
         <w:r>
           <w:rPr>
             <w:rStyle w:val="Hyperlink"/>
@@ -7380,7 +7380,7 @@
           <w:rPr>
             <w:webHidden/>
           </w:rPr>
-          <w:instrText xml:space="preserve"> PAGEREF _Toc236298508 \h </w:instrText>
+          <w:instrText xml:space="preserve"> PAGEREF _Toc236304927 \h </w:instrText>
         </w:r>
         <w:r>
           <w:rPr>
@@ -7420,7 +7420,7 @@
           <w14:ligatures w14:val="standardContextual"/>
         </w:rPr>
       </w:pPr>
-      <w:hyperlink w:anchor="_Toc236298509" w:history="1">
+      <w:hyperlink w:anchor="_Toc236304928" w:history="1">
         <w:r>
           <w:rPr>
             <w:rStyle w:val="Hyperlink"/>
@@ -7461,7 +7461,7 @@
           <w:rPr>
             <w:webHidden/>
           </w:rPr>
-          <w:instrText xml:space="preserve"> PAGEREF _Toc236298509 \h </w:instrText>
+          <w:instrText xml:space="preserve"> PAGEREF _Toc236304928 \h </w:instrText>
         </w:r>
         <w:r>
           <w:rPr>
@@ -7501,7 +7501,7 @@
           <w14:ligatures w14:val="standardContextual"/>
         </w:rPr>
       </w:pPr>
-      <w:hyperlink w:anchor="_Toc236298510" w:history="1">
+      <w:hyperlink w:anchor="_Toc236304929" w:history="1">
         <w:r>
           <w:rPr>
             <w:rStyle w:val="Hyperlink"/>
@@ -7542,7 +7542,7 @@
           <w:rPr>
             <w:webHidden/>
           </w:rPr>
-          <w:instrText xml:space="preserve"> PAGEREF _Toc236298510 \h </w:instrText>
+          <w:instrText xml:space="preserve"> PAGEREF _Toc236304929 \h </w:instrText>
         </w:r>
         <w:r>
           <w:rPr>
@@ -7582,7 +7582,7 @@
           <w14:ligatures w14:val="standardContextual"/>
         </w:rPr>
       </w:pPr>
-      <w:hyperlink w:anchor="_Toc236298511" w:history="1">
+      <w:hyperlink w:anchor="_Toc236304930" w:history="1">
         <w:r>
           <w:rPr>
             <w:rStyle w:val="Hyperlink"/>
@@ -7623,7 +7623,7 @@
           <w:rPr>
             <w:webHidden/>
           </w:rPr>
-          <w:instrText xml:space="preserve"> PAGEREF _Toc236298511 \h </w:instrText>
+          <w:instrText xml:space="preserve"> PAGEREF _Toc236304930 \h </w:instrText>
         </w:r>
         <w:r>
           <w:rPr>
@@ -7663,7 +7663,7 @@
           <w14:ligatures w14:val="standardContextual"/>
         </w:rPr>
       </w:pPr>
-      <w:hyperlink w:anchor="_Toc236298512" w:history="1">
+      <w:hyperlink w:anchor="_Toc236304931" w:history="1">
         <w:r>
           <w:rPr>
             <w:rStyle w:val="Hyperlink"/>
@@ -7704,7 +7704,7 @@
           <w:rPr>
             <w:webHidden/>
           </w:rPr>
-          <w:instrText xml:space="preserve"> PAGEREF _Toc236298512 \h </w:instrText>
+          <w:instrText xml:space="preserve"> PAGEREF _Toc236304931 \h </w:instrText>
         </w:r>
         <w:r>
           <w:rPr>
@@ -7744,7 +7744,7 @@
           <w14:ligatures w14:val="standardContextual"/>
         </w:rPr>
       </w:pPr>
-      <w:hyperlink w:anchor="_Toc236298513" w:history="1">
+      <w:hyperlink w:anchor="_Toc236304932" w:history="1">
         <w:r>
           <w:rPr>
             <w:rStyle w:val="Hyperlink"/>
@@ -7785,7 +7785,7 @@
           <w:rPr>
             <w:webHidden/>
           </w:rPr>
-          <w:instrText xml:space="preserve"> PAGEREF _Toc236298513 \h </w:instrText>
+          <w:instrText xml:space="preserve"> PAGEREF _Toc236304932 \h </w:instrText>
         </w:r>
         <w:r>
           <w:rPr>
@@ -7825,7 +7825,7 @@
           <w14:ligatures w14:val="standardContextual"/>
         </w:rPr>
       </w:pPr>
-      <w:hyperlink w:anchor="_Toc236298514" w:history="1">
+      <w:hyperlink w:anchor="_Toc236304933" w:history="1">
         <w:r>
           <w:rPr>
             <w:rStyle w:val="Hyperlink"/>
@@ -7866,7 +7866,7 @@
           <w:rPr>
             <w:webHidden/>
           </w:rPr>
-          <w:instrText xml:space="preserve"> PAGEREF _Toc236298514 \h </w:instrText>
+          <w:instrText xml:space="preserve"> PAGEREF _Toc236304933 \h </w:instrText>
         </w:r>
         <w:r>
           <w:rPr>
@@ -7906,7 +7906,7 @@
           <w14:ligatures w14:val="standardContextual"/>
         </w:rPr>
       </w:pPr>
-      <w:hyperlink w:anchor="_Toc236298515" w:history="1">
+      <w:hyperlink w:anchor="_Toc236304934" w:history="1">
         <w:r>
           <w:rPr>
             <w:rStyle w:val="Hyperlink"/>
@@ -7947,7 +7947,7 @@
           <w:rPr>
             <w:webHidden/>
           </w:rPr>
-          <w:instrText xml:space="preserve"> PAGEREF _Toc236298515 \h </w:instrText>
+          <w:instrText xml:space="preserve"> PAGEREF _Toc236304934 \h </w:instrText>
         </w:r>
         <w:r>
           <w:rPr>
@@ -7987,7 +7987,7 @@
           <w14:ligatures w14:val="standardContextual"/>
         </w:rPr>
       </w:pPr>
-      <w:hyperlink w:anchor="_Toc236298516" w:history="1">
+      <w:hyperlink w:anchor="_Toc236304935" w:history="1">
         <w:r>
           <w:rPr>
             <w:rStyle w:val="Hyperlink"/>
@@ -8028,7 +8028,7 @@
           <w:rPr>
             <w:webHidden/>
           </w:rPr>
-          <w:instrText xml:space="preserve"> PAGEREF _Toc236298516 \h </w:instrText>
+          <w:instrText xml:space="preserve"> PAGEREF _Toc236304935 \h </w:instrText>
         </w:r>
         <w:r>
           <w:rPr>
@@ -8068,7 +8068,7 @@
           <w14:ligatures w14:val="standardContextual"/>
         </w:rPr>
       </w:pPr>
-      <w:hyperlink w:anchor="_Toc236298517" w:history="1">
+      <w:hyperlink w:anchor="_Toc236304936" w:history="1">
         <w:r>
           <w:rPr>
             <w:rStyle w:val="Hyperlink"/>
@@ -8109,7 +8109,7 @@
           <w:rPr>
             <w:webHidden/>
           </w:rPr>
-          <w:instrText xml:space="preserve"> PAGEREF _Toc236298517 \h </w:instrText>
+          <w:instrText xml:space="preserve"> PAGEREF _Toc236304936 \h </w:instrText>
         </w:r>
         <w:r>
           <w:rPr>
@@ -8149,7 +8149,7 @@
           <w14:ligatures w14:val="standardContextual"/>
         </w:rPr>
       </w:pPr>
-      <w:hyperlink w:anchor="_Toc236298518" w:history="1">
+      <w:hyperlink w:anchor="_Toc236304937" w:history="1">
         <w:r>
           <w:rPr>
             <w:rStyle w:val="Hyperlink"/>
@@ -8190,7 +8190,7 @@
           <w:rPr>
             <w:webHidden/>
           </w:rPr>
-          <w:instrText xml:space="preserve"> PAGEREF _Toc236298518 \h </w:instrText>
+          <w:instrText xml:space="preserve"> PAGEREF _Toc236304937 \h </w:instrText>
         </w:r>
         <w:r>
           <w:rPr>
@@ -8230,7 +8230,7 @@
           <w14:ligatures w14:val="standardContextual"/>
         </w:rPr>
       </w:pPr>
-      <w:hyperlink w:anchor="_Toc236298519" w:history="1">
+      <w:hyperlink w:anchor="_Toc236304938" w:history="1">
         <w:r>
           <w:rPr>
             <w:rStyle w:val="Hyperlink"/>
@@ -8271,7 +8271,7 @@
           <w:rPr>
             <w:webHidden/>
           </w:rPr>
-          <w:instrText xml:space="preserve"> PAGEREF _Toc236298519 \h </w:instrText>
+          <w:instrText xml:space="preserve"> PAGEREF _Toc236304938 \h </w:instrText>
         </w:r>
         <w:r>
           <w:rPr>
@@ -8311,7 +8311,7 @@
           <w14:ligatures w14:val="standardContextual"/>
         </w:rPr>
       </w:pPr>
-      <w:hyperlink w:anchor="_Toc236298520" w:history="1">
+      <w:hyperlink w:anchor="_Toc236304939" w:history="1">
         <w:r>
           <w:rPr>
             <w:rStyle w:val="Hyperlink"/>
@@ -8352,7 +8352,7 @@
           <w:rPr>
             <w:webHidden/>
           </w:rPr>
-          <w:instrText xml:space="preserve"> PAGEREF _Toc236298520 \h </w:instrText>
+          <w:instrText xml:space="preserve"> PAGEREF _Toc236304939 \h </w:instrText>
         </w:r>
         <w:r>
           <w:rPr>
@@ -8392,7 +8392,7 @@
           <w14:ligatures w14:val="standardContextual"/>
         </w:rPr>
       </w:pPr>
-      <w:hyperlink w:anchor="_Toc236298521" w:history="1">
+      <w:hyperlink w:anchor="_Toc236304940" w:history="1">
         <w:r>
           <w:rPr>
             <w:rStyle w:val="Hyperlink"/>
@@ -8433,7 +8433,7 @@
           <w:rPr>
             <w:webHidden/>
           </w:rPr>
-          <w:instrText xml:space="preserve"> PAGEREF _Toc236298521 \h </w:instrText>
+          <w:instrText xml:space="preserve"> PAGEREF _Toc236304940 \h </w:instrText>
         </w:r>
         <w:r>
           <w:rPr>
@@ -8473,7 +8473,7 @@
           <w14:ligatures w14:val="standardContextual"/>
         </w:rPr>
       </w:pPr>
-      <w:hyperlink w:anchor="_Toc236298522" w:history="1">
+      <w:hyperlink w:anchor="_Toc236304941" w:history="1">
         <w:r>
           <w:rPr>
             <w:rStyle w:val="Hyperlink"/>
@@ -8514,7 +8514,7 @@
           <w:rPr>
             <w:webHidden/>
           </w:rPr>
-          <w:instrText xml:space="preserve"> PAGEREF _Toc236298522 \h </w:instrText>
+          <w:instrText xml:space="preserve"> PAGEREF _Toc236304941 \h </w:instrText>
         </w:r>
         <w:r>
           <w:rPr>
@@ -8554,7 +8554,7 @@
           <w14:ligatures w14:val="standardContextual"/>
         </w:rPr>
       </w:pPr>
-      <w:hyperlink w:anchor="_Toc236298523" w:history="1">
+      <w:hyperlink w:anchor="_Toc236304942" w:history="1">
         <w:r>
           <w:rPr>
             <w:rStyle w:val="Hyperlink"/>
@@ -8595,7 +8595,7 @@
           <w:rPr>
             <w:webHidden/>
           </w:rPr>
-          <w:instrText xml:space="preserve"> PAGEREF _Toc236298523 \h </w:instrText>
+          <w:instrText xml:space="preserve"> PAGEREF _Toc236304942 \h </w:instrText>
         </w:r>
         <w:r>
           <w:rPr>
@@ -8635,7 +8635,7 @@
           <w14:ligatures w14:val="standardContextual"/>
         </w:rPr>
       </w:pPr>
-      <w:hyperlink w:anchor="_Toc236298524" w:history="1">
+      <w:hyperlink w:anchor="_Toc236304943" w:history="1">
         <w:r>
           <w:rPr>
             <w:rStyle w:val="Hyperlink"/>
@@ -8676,7 +8676,7 @@
           <w:rPr>
             <w:webHidden/>
           </w:rPr>
-          <w:instrText xml:space="preserve"> PAGEREF _Toc236298524 \h </w:instrText>
+          <w:instrText xml:space="preserve"> PAGEREF _Toc236304943 \h </w:instrText>
         </w:r>
         <w:r>
           <w:rPr>
@@ -8716,7 +8716,7 @@
           <w14:ligatures w14:val="standardContextual"/>
         </w:rPr>
       </w:pPr>
-      <w:hyperlink w:anchor="_Toc236298525" w:history="1">
+      <w:hyperlink w:anchor="_Toc236304944" w:history="1">
         <w:r>
           <w:rPr>
             <w:rStyle w:val="Hyperlink"/>
@@ -8757,7 +8757,7 @@
           <w:rPr>
             <w:webHidden/>
           </w:rPr>
-          <w:instrText xml:space="preserve"> PAGEREF _Toc236298525 \h </w:instrText>
+          <w:instrText xml:space="preserve"> PAGEREF _Toc236304944 \h </w:instrText>
         </w:r>
         <w:r>
           <w:rPr>
@@ -8797,7 +8797,7 @@
           <w14:ligatures w14:val="standardContextual"/>
         </w:rPr>
       </w:pPr>
-      <w:hyperlink w:anchor="_Toc236298526" w:history="1">
+      <w:hyperlink w:anchor="_Toc236304945" w:history="1">
         <w:r>
           <w:rPr>
             <w:rStyle w:val="Hyperlink"/>
@@ -8838,7 +8838,7 @@
           <w:rPr>
             <w:webHidden/>
           </w:rPr>
-          <w:instrText xml:space="preserve"> PAGEREF _Toc236298526 \h </w:instrText>
+          <w:instrText xml:space="preserve"> PAGEREF _Toc236304945 \h </w:instrText>
         </w:r>
         <w:r>
           <w:rPr>
@@ -8878,7 +8878,7 @@
           <w14:ligatures w14:val="standardContextual"/>
         </w:rPr>
       </w:pPr>
-      <w:hyperlink w:anchor="_Toc236298527" w:history="1">
+      <w:hyperlink w:anchor="_Toc236304946" w:history="1">
         <w:r>
           <w:rPr>
             <w:rStyle w:val="Hyperlink"/>
@@ -8919,7 +8919,7 @@
           <w:rPr>
             <w:webHidden/>
           </w:rPr>
-          <w:instrText xml:space="preserve"> PAGEREF _Toc236298527 \h </w:instrText>
+          <w:instrText xml:space="preserve"> PAGEREF _Toc236304946 \h </w:instrText>
         </w:r>
         <w:r>
           <w:rPr>
@@ -8959,7 +8959,7 @@
           <w14:ligatures w14:val="standardContextual"/>
         </w:rPr>
       </w:pPr>
-      <w:hyperlink w:anchor="_Toc236298528" w:history="1">
+      <w:hyperlink w:anchor="_Toc236304947" w:history="1">
         <w:r>
           <w:rPr>
             <w:rStyle w:val="Hyperlink"/>
@@ -9000,7 +9000,7 @@
           <w:rPr>
             <w:webHidden/>
           </w:rPr>
-          <w:instrText xml:space="preserve"> PAGEREF _Toc236298528 \h </w:instrText>
+          <w:instrText xml:space="preserve"> PAGEREF _Toc236304947 \h </w:instrText>
         </w:r>
         <w:r>
           <w:rPr>
@@ -9040,7 +9040,7 @@
           <w14:ligatures w14:val="standardContextual"/>
         </w:rPr>
       </w:pPr>
-      <w:hyperlink w:anchor="_Toc236298529" w:history="1">
+      <w:hyperlink w:anchor="_Toc236304948" w:history="1">
         <w:r>
           <w:rPr>
             <w:rStyle w:val="Hyperlink"/>
@@ -9081,7 +9081,7 @@
           <w:rPr>
             <w:webHidden/>
           </w:rPr>
-          <w:instrText xml:space="preserve"> PAGEREF _Toc236298529 \h </w:instrText>
+          <w:instrText xml:space="preserve"> PAGEREF _Toc236304948 \h </w:instrText>
         </w:r>
         <w:r>
           <w:rPr>
@@ -9121,7 +9121,7 @@
           <w14:ligatures w14:val="standardContextual"/>
         </w:rPr>
       </w:pPr>
-      <w:hyperlink w:anchor="_Toc236298530" w:history="1">
+      <w:hyperlink w:anchor="_Toc236304949" w:history="1">
         <w:r>
           <w:rPr>
             <w:rStyle w:val="Hyperlink"/>
@@ -9162,7 +9162,7 @@
           <w:rPr>
             <w:webHidden/>
           </w:rPr>
-          <w:instrText xml:space="preserve"> PAGEREF _Toc236298530 \h </w:instrText>
+          <w:instrText xml:space="preserve"> PAGEREF _Toc236304949 \h </w:instrText>
         </w:r>
         <w:r>
           <w:rPr>
@@ -9202,7 +9202,7 @@
           <w14:ligatures w14:val="standardContextual"/>
         </w:rPr>
       </w:pPr>
-      <w:hyperlink w:anchor="_Toc236298531" w:history="1">
+      <w:hyperlink w:anchor="_Toc236304950" w:history="1">
         <w:r>
           <w:rPr>
             <w:rStyle w:val="Hyperlink"/>
@@ -9225,7 +9225,7 @@
           <w:rPr>
             <w:webHidden/>
           </w:rPr>
-          <w:instrText xml:space="preserve"> PAGEREF _Toc236298531 \h </w:instrText>
+          <w:instrText xml:space="preserve"> PAGEREF _Toc236304950 \h </w:instrText>
         </w:r>
         <w:r>
           <w:rPr>
@@ -9265,7 +9265,7 @@
           <w14:ligatures w14:val="standardContextual"/>
         </w:rPr>
       </w:pPr>
-      <w:hyperlink w:anchor="_Toc236298532" w:history="1">
+      <w:hyperlink w:anchor="_Toc236304951" w:history="1">
         <w:r>
           <w:rPr>
             <w:rStyle w:val="Hyperlink"/>
@@ -9306,7 +9306,7 @@
           <w:rPr>
             <w:webHidden/>
           </w:rPr>
-          <w:instrText xml:space="preserve"> PAGEREF _Toc236298532 \h </w:instrText>
+          <w:instrText xml:space="preserve"> PAGEREF _Toc236304951 \h </w:instrText>
         </w:r>
         <w:r>
           <w:rPr>
@@ -9346,7 +9346,7 @@
           <w14:ligatures w14:val="standardContextual"/>
         </w:rPr>
       </w:pPr>
-      <w:hyperlink w:anchor="_Toc236298533" w:history="1">
+      <w:hyperlink w:anchor="_Toc236304952" w:history="1">
         <w:r>
           <w:rPr>
             <w:rStyle w:val="Hyperlink"/>
@@ -9387,7 +9387,7 @@
           <w:rPr>
             <w:webHidden/>
           </w:rPr>
-          <w:instrText xml:space="preserve"> PAGEREF _Toc236298533 \h </w:instrText>
+          <w:instrText xml:space="preserve"> PAGEREF _Toc236304952 \h </w:instrText>
         </w:r>
         <w:r>
           <w:rPr>
@@ -9427,7 +9427,7 @@
           <w14:ligatures w14:val="standardContextual"/>
         </w:rPr>
       </w:pPr>
-      <w:hyperlink w:anchor="_Toc236298534" w:history="1">
+      <w:hyperlink w:anchor="_Toc236304953" w:history="1">
         <w:r>
           <w:rPr>
             <w:rStyle w:val="Hyperlink"/>
@@ -9450,7 +9450,7 @@
           <w:rPr>
             <w:webHidden/>
           </w:rPr>
-          <w:instrText xml:space="preserve"> PAGEREF _Toc236298534 \h </w:instrText>
+          <w:instrText xml:space="preserve"> PAGEREF _Toc236304953 \h </w:instrText>
         </w:r>
         <w:r>
           <w:rPr>
@@ -9490,7 +9490,7 @@
           <w14:ligatures w14:val="standardContextual"/>
         </w:rPr>
       </w:pPr>
-      <w:hyperlink w:anchor="_Toc236298535" w:history="1">
+      <w:hyperlink w:anchor="_Toc236304954" w:history="1">
         <w:r>
           <w:rPr>
             <w:rStyle w:val="Hyperlink"/>
@@ -9513,7 +9513,7 @@
           <w:rPr>
             <w:webHidden/>
           </w:rPr>
-          <w:instrText xml:space="preserve"> PAGEREF _Toc236298535 \h </w:instrText>
+          <w:instrText xml:space="preserve"> PAGEREF _Toc236304954 \h </w:instrText>
         </w:r>
         <w:r>
           <w:rPr>
@@ -9592,7 +9592,7 @@
       <w:r>
         <w:fldChar w:fldCharType="separate"/>
       </w:r>
-      <w:hyperlink w:anchor="_Toc236298536" w:history="1">
+      <w:hyperlink w:anchor="_Toc236304955" w:history="1">
         <w:r>
           <w:rPr>
             <w:rStyle w:val="Hyperlink"/>
@@ -9606,7 +9606,7 @@
           <w:fldChar w:fldCharType="begin"/>
         </w:r>
         <w:r>
-          <w:instrText xml:space="preserve"> PAGEREF _Toc236298536 \h </w:instrText>
+          <w:instrText xml:space="preserve"> PAGEREF _Toc236304955 \h </w:instrText>
         </w:r>
         <w:r>
           <w:fldChar w:fldCharType="separate"/>
@@ -9632,7 +9632,7 @@
           <w14:ligatures w14:val="standardContextual"/>
         </w:rPr>
       </w:pPr>
-      <w:hyperlink w:anchor="_Toc236298537" w:history="1">
+      <w:hyperlink w:anchor="_Toc236304956" w:history="1">
         <w:r>
           <w:rPr>
             <w:rStyle w:val="Hyperlink"/>
@@ -9646,7 +9646,7 @@
           <w:fldChar w:fldCharType="begin"/>
         </w:r>
         <w:r>
-          <w:instrText xml:space="preserve"> PAGEREF _Toc236298537 \h </w:instrText>
+          <w:instrText xml:space="preserve"> PAGEREF _Toc236304956 \h </w:instrText>
         </w:r>
         <w:r>
           <w:fldChar w:fldCharType="separate"/>
@@ -9672,7 +9672,7 @@
           <w14:ligatures w14:val="standardContextual"/>
         </w:rPr>
       </w:pPr>
-      <w:hyperlink w:anchor="_Toc236298538" w:history="1">
+      <w:hyperlink w:anchor="_Toc236304957" w:history="1">
         <w:r>
           <w:rPr>
             <w:rStyle w:val="Hyperlink"/>
@@ -9686,7 +9686,7 @@
           <w:fldChar w:fldCharType="begin"/>
         </w:r>
         <w:r>
-          <w:instrText xml:space="preserve"> PAGEREF _Toc236298538 \h </w:instrText>
+          <w:instrText xml:space="preserve"> PAGEREF _Toc236304957 \h </w:instrText>
         </w:r>
         <w:r>
           <w:fldChar w:fldCharType="separate"/>
@@ -9712,7 +9712,7 @@
           <w14:ligatures w14:val="standardContextual"/>
         </w:rPr>
       </w:pPr>
-      <w:hyperlink w:anchor="_Toc236298539" w:history="1">
+      <w:hyperlink w:anchor="_Toc236304958" w:history="1">
         <w:r>
           <w:rPr>
             <w:rStyle w:val="Hyperlink"/>
@@ -9726,7 +9726,7 @@
           <w:fldChar w:fldCharType="begin"/>
         </w:r>
         <w:r>
-          <w:instrText xml:space="preserve"> PAGEREF _Toc236298539 \h </w:instrText>
+          <w:instrText xml:space="preserve"> PAGEREF _Toc236304958 \h </w:instrText>
         </w:r>
         <w:r>
           <w:fldChar w:fldCharType="separate"/>
@@ -9752,7 +9752,7 @@
           <w14:ligatures w14:val="standardContextual"/>
         </w:rPr>
       </w:pPr>
-      <w:hyperlink w:anchor="_Toc236298540" w:history="1">
+      <w:hyperlink w:anchor="_Toc236304959" w:history="1">
         <w:r>
           <w:rPr>
             <w:rStyle w:val="Hyperlink"/>
@@ -9766,7 +9766,7 @@
           <w:fldChar w:fldCharType="begin"/>
         </w:r>
         <w:r>
-          <w:instrText xml:space="preserve"> PAGEREF _Toc236298540 \h </w:instrText>
+          <w:instrText xml:space="preserve"> PAGEREF _Toc236304959 \h </w:instrText>
         </w:r>
         <w:r>
           <w:fldChar w:fldCharType="separate"/>
@@ -9792,7 +9792,7 @@
           <w14:ligatures w14:val="standardContextual"/>
         </w:rPr>
       </w:pPr>
-      <w:hyperlink w:anchor="_Toc236298541" w:history="1">
+      <w:hyperlink w:anchor="_Toc236304960" w:history="1">
         <w:r>
           <w:rPr>
             <w:rStyle w:val="Hyperlink"/>
@@ -9806,7 +9806,7 @@
           <w:fldChar w:fldCharType="begin"/>
         </w:r>
         <w:r>
-          <w:instrText xml:space="preserve"> PAGEREF _Toc236298541 \h </w:instrText>
+          <w:instrText xml:space="preserve"> PAGEREF _Toc236304960 \h </w:instrText>
         </w:r>
         <w:r>
           <w:fldChar w:fldCharType="separate"/>
@@ -9881,7 +9881,7 @@
       <w:r>
         <w:fldChar w:fldCharType="separate"/>
       </w:r>
-      <w:hyperlink w:anchor="_Toc236298542" w:history="1">
+      <w:hyperlink w:anchor="_Toc236304961" w:history="1">
         <w:r>
           <w:rPr>
             <w:rStyle w:val="Hyperlink"/>
@@ -9895,7 +9895,7 @@
           <w:fldChar w:fldCharType="begin"/>
         </w:r>
         <w:r>
-          <w:instrText xml:space="preserve"> PAGEREF _Toc236298542 \h </w:instrText>
+          <w:instrText xml:space="preserve"> PAGEREF _Toc236304961 \h </w:instrText>
         </w:r>
         <w:r>
           <w:fldChar w:fldCharType="separate"/>
@@ -9921,7 +9921,7 @@
           <w14:ligatures w14:val="standardContextual"/>
         </w:rPr>
       </w:pPr>
-      <w:hyperlink w:anchor="_Toc236298543" w:history="1">
+      <w:hyperlink w:anchor="_Toc236304962" w:history="1">
         <w:r>
           <w:rPr>
             <w:rStyle w:val="Hyperlink"/>
@@ -9935,7 +9935,7 @@
           <w:fldChar w:fldCharType="begin"/>
         </w:r>
         <w:r>
-          <w:instrText xml:space="preserve"> PAGEREF _Toc236298543 \h </w:instrText>
+          <w:instrText xml:space="preserve"> PAGEREF _Toc236304962 \h </w:instrText>
         </w:r>
         <w:r>
           <w:fldChar w:fldCharType="separate"/>
@@ -9961,7 +9961,7 @@
           <w14:ligatures w14:val="standardContextual"/>
         </w:rPr>
       </w:pPr>
-      <w:hyperlink w:anchor="_Toc236298544" w:history="1">
+      <w:hyperlink w:anchor="_Toc236304963" w:history="1">
         <w:r>
           <w:rPr>
             <w:rStyle w:val="Hyperlink"/>
@@ -9975,7 +9975,7 @@
           <w:fldChar w:fldCharType="begin"/>
         </w:r>
         <w:r>
-          <w:instrText xml:space="preserve"> PAGEREF _Toc236298544 \h </w:instrText>
+          <w:instrText xml:space="preserve"> PAGEREF _Toc236304963 \h </w:instrText>
         </w:r>
         <w:r>
           <w:fldChar w:fldCharType="separate"/>
@@ -10001,7 +10001,7 @@
           <w14:ligatures w14:val="standardContextual"/>
         </w:rPr>
       </w:pPr>
-      <w:hyperlink w:anchor="_Toc236298545" w:history="1">
+      <w:hyperlink w:anchor="_Toc236304964" w:history="1">
         <w:r>
           <w:rPr>
             <w:rStyle w:val="Hyperlink"/>
@@ -10015,7 +10015,7 @@
           <w:fldChar w:fldCharType="begin"/>
         </w:r>
         <w:r>
-          <w:instrText xml:space="preserve"> PAGEREF _Toc236298545 \h </w:instrText>
+          <w:instrText xml:space="preserve"> PAGEREF _Toc236304964 \h </w:instrText>
         </w:r>
         <w:r>
           <w:fldChar w:fldCharType="separate"/>
@@ -10041,7 +10041,7 @@
           <w14:ligatures w14:val="standardContextual"/>
         </w:rPr>
       </w:pPr>
-      <w:hyperlink w:anchor="_Toc236298546" w:history="1">
+      <w:hyperlink w:anchor="_Toc236304965" w:history="1">
         <w:r>
           <w:rPr>
             <w:rStyle w:val="Hyperlink"/>
@@ -10055,7 +10055,7 @@
           <w:fldChar w:fldCharType="begin"/>
         </w:r>
         <w:r>
-          <w:instrText xml:space="preserve"> PAGEREF _Toc236298546 \h </w:instrText>
+          <w:instrText xml:space="preserve"> PAGEREF _Toc236304965 \h </w:instrText>
         </w:r>
         <w:r>
           <w:fldChar w:fldCharType="separate"/>
@@ -10081,7 +10081,7 @@
           <w14:ligatures w14:val="standardContextual"/>
         </w:rPr>
       </w:pPr>
-      <w:hyperlink w:anchor="_Toc236298547" w:history="1">
+      <w:hyperlink w:anchor="_Toc236304966" w:history="1">
         <w:r>
           <w:rPr>
             <w:rStyle w:val="Hyperlink"/>
@@ -10095,7 +10095,7 @@
           <w:fldChar w:fldCharType="begin"/>
         </w:r>
         <w:r>
-          <w:instrText xml:space="preserve"> PAGEREF _Toc236298547 \h </w:instrText>
+          <w:instrText xml:space="preserve"> PAGEREF _Toc236304966 \h </w:instrText>
         </w:r>
         <w:r>
           <w:fldChar w:fldCharType="separate"/>
@@ -10121,7 +10121,7 @@
           <w14:ligatures w14:val="standardContextual"/>
         </w:rPr>
       </w:pPr>
-      <w:hyperlink w:anchor="_Toc236298548" w:history="1">
+      <w:hyperlink w:anchor="_Toc236304967" w:history="1">
         <w:r>
           <w:rPr>
             <w:rStyle w:val="Hyperlink"/>
@@ -10135,7 +10135,7 @@
           <w:fldChar w:fldCharType="begin"/>
         </w:r>
         <w:r>
-          <w:instrText xml:space="preserve"> PAGEREF _Toc236298548 \h </w:instrText>
+          <w:instrText xml:space="preserve"> PAGEREF _Toc236304967 \h </w:instrText>
         </w:r>
         <w:r>
           <w:fldChar w:fldCharType="separate"/>
@@ -10161,7 +10161,7 @@
           <w14:ligatures w14:val="standardContextual"/>
         </w:rPr>
       </w:pPr>
-      <w:hyperlink w:anchor="_Toc236298549" w:history="1">
+      <w:hyperlink w:anchor="_Toc236304968" w:history="1">
         <w:r>
           <w:rPr>
             <w:rStyle w:val="Hyperlink"/>
@@ -10175,7 +10175,7 @@
           <w:fldChar w:fldCharType="begin"/>
         </w:r>
         <w:r>
-          <w:instrText xml:space="preserve"> PAGEREF _Toc236298549 \h </w:instrText>
+          <w:instrText xml:space="preserve"> PAGEREF _Toc236304968 \h </w:instrText>
         </w:r>
         <w:r>
           <w:fldChar w:fldCharType="separate"/>
@@ -10201,7 +10201,7 @@
           <w14:ligatures w14:val="standardContextual"/>
         </w:rPr>
       </w:pPr>
-      <w:hyperlink w:anchor="_Toc236298550" w:history="1">
+      <w:hyperlink w:anchor="_Toc236304969" w:history="1">
         <w:r>
           <w:rPr>
             <w:rStyle w:val="Hyperlink"/>
@@ -10215,7 +10215,7 @@
           <w:fldChar w:fldCharType="begin"/>
         </w:r>
         <w:r>
-          <w:instrText xml:space="preserve"> PAGEREF _Toc236298550 \h </w:instrText>
+          <w:instrText xml:space="preserve"> PAGEREF _Toc236304969 \h </w:instrText>
         </w:r>
         <w:r>
           <w:fldChar w:fldCharType="separate"/>
@@ -10241,7 +10241,7 @@
           <w14:ligatures w14:val="standardContextual"/>
         </w:rPr>
       </w:pPr>
-      <w:hyperlink w:anchor="_Toc236298551" w:history="1">
+      <w:hyperlink w:anchor="_Toc236304970" w:history="1">
         <w:r>
           <w:rPr>
             <w:rStyle w:val="Hyperlink"/>
@@ -10255,7 +10255,7 @@
           <w:fldChar w:fldCharType="begin"/>
         </w:r>
         <w:r>
-          <w:instrText xml:space="preserve"> PAGEREF _Toc236298551 \h </w:instrText>
+          <w:instrText xml:space="preserve"> PAGEREF _Toc236304970 \h </w:instrText>
         </w:r>
         <w:r>
           <w:fldChar w:fldCharType="separate"/>
@@ -10281,7 +10281,7 @@
           <w14:ligatures w14:val="standardContextual"/>
         </w:rPr>
       </w:pPr>
-      <w:hyperlink w:anchor="_Toc236298552" w:history="1">
+      <w:hyperlink w:anchor="_Toc236304971" w:history="1">
         <w:r>
           <w:rPr>
             <w:rStyle w:val="Hyperlink"/>
@@ -10295,7 +10295,7 @@
           <w:fldChar w:fldCharType="begin"/>
         </w:r>
         <w:r>
-          <w:instrText xml:space="preserve"> PAGEREF _Toc236298552 \h </w:instrText>
+          <w:instrText xml:space="preserve"> PAGEREF _Toc236304971 \h </w:instrText>
         </w:r>
         <w:r>
           <w:fldChar w:fldCharType="separate"/>
@@ -10321,7 +10321,7 @@
           <w14:ligatures w14:val="standardContextual"/>
         </w:rPr>
       </w:pPr>
-      <w:hyperlink w:anchor="_Toc236298553" w:history="1">
+      <w:hyperlink w:anchor="_Toc236304972" w:history="1">
         <w:r>
           <w:rPr>
             <w:rStyle w:val="Hyperlink"/>
@@ -10335,7 +10335,7 @@
           <w:fldChar w:fldCharType="begin"/>
         </w:r>
         <w:r>
-          <w:instrText xml:space="preserve"> PAGEREF _Toc236298553 \h </w:instrText>
+          <w:instrText xml:space="preserve"> PAGEREF _Toc236304972 \h </w:instrText>
         </w:r>
         <w:r>
           <w:fldChar w:fldCharType="separate"/>
@@ -10361,7 +10361,7 @@
           <w14:ligatures w14:val="standardContextual"/>
         </w:rPr>
       </w:pPr>
-      <w:hyperlink w:anchor="_Toc236298554" w:history="1">
+      <w:hyperlink w:anchor="_Toc236304973" w:history="1">
         <w:r>
           <w:rPr>
             <w:rStyle w:val="Hyperlink"/>
@@ -10375,7 +10375,7 @@
           <w:fldChar w:fldCharType="begin"/>
         </w:r>
         <w:r>
-          <w:instrText xml:space="preserve"> PAGEREF _Toc236298554 \h </w:instrText>
+          <w:instrText xml:space="preserve"> PAGEREF _Toc236304973 \h </w:instrText>
         </w:r>
         <w:r>
           <w:fldChar w:fldCharType="separate"/>
@@ -10401,7 +10401,7 @@
           <w14:ligatures w14:val="standardContextual"/>
         </w:rPr>
       </w:pPr>
-      <w:hyperlink w:anchor="_Toc236298555" w:history="1">
+      <w:hyperlink w:anchor="_Toc236304974" w:history="1">
         <w:r>
           <w:rPr>
             <w:rStyle w:val="Hyperlink"/>
@@ -10415,7 +10415,7 @@
           <w:fldChar w:fldCharType="begin"/>
         </w:r>
         <w:r>
-          <w:instrText xml:space="preserve"> PAGEREF _Toc236298555 \h </w:instrText>
+          <w:instrText xml:space="preserve"> PAGEREF _Toc236304974 \h </w:instrText>
         </w:r>
         <w:r>
           <w:fldChar w:fldCharType="separate"/>
@@ -10441,7 +10441,7 @@
           <w14:ligatures w14:val="standardContextual"/>
         </w:rPr>
       </w:pPr>
-      <w:hyperlink w:anchor="_Toc236298556" w:history="1">
+      <w:hyperlink w:anchor="_Toc236304975" w:history="1">
         <w:r>
           <w:rPr>
             <w:rStyle w:val="Hyperlink"/>
@@ -10455,7 +10455,7 @@
           <w:fldChar w:fldCharType="begin"/>
         </w:r>
         <w:r>
-          <w:instrText xml:space="preserve"> PAGEREF _Toc236298556 \h </w:instrText>
+          <w:instrText xml:space="preserve"> PAGEREF _Toc236304975 \h </w:instrText>
         </w:r>
         <w:r>
           <w:fldChar w:fldCharType="separate"/>
@@ -10481,7 +10481,7 @@
           <w14:ligatures w14:val="standardContextual"/>
         </w:rPr>
       </w:pPr>
-      <w:hyperlink w:anchor="_Toc236298557" w:history="1">
+      <w:hyperlink w:anchor="_Toc236304976" w:history="1">
         <w:r>
           <w:rPr>
             <w:rStyle w:val="Hyperlink"/>
@@ -10495,7 +10495,7 @@
           <w:fldChar w:fldCharType="begin"/>
         </w:r>
         <w:r>
-          <w:instrText xml:space="preserve"> PAGEREF _Toc236298557 \h </w:instrText>
+          <w:instrText xml:space="preserve"> PAGEREF _Toc236304976 \h </w:instrText>
         </w:r>
         <w:r>
           <w:fldChar w:fldCharType="separate"/>
@@ -10521,7 +10521,7 @@
           <w14:ligatures w14:val="standardContextual"/>
         </w:rPr>
       </w:pPr>
-      <w:hyperlink w:anchor="_Toc236298558" w:history="1">
+      <w:hyperlink w:anchor="_Toc236304977" w:history="1">
         <w:r>
           <w:rPr>
             <w:rStyle w:val="Hyperlink"/>
@@ -10535,7 +10535,7 @@
           <w:fldChar w:fldCharType="begin"/>
         </w:r>
         <w:r>
-          <w:instrText xml:space="preserve"> PAGEREF _Toc236298558 \h </w:instrText>
+          <w:instrText xml:space="preserve"> PAGEREF _Toc236304977 \h </w:instrText>
         </w:r>
         <w:r>
           <w:fldChar w:fldCharType="separate"/>
@@ -10561,7 +10561,7 @@
           <w14:ligatures w14:val="standardContextual"/>
         </w:rPr>
       </w:pPr>
-      <w:hyperlink w:anchor="_Toc236298559" w:history="1">
+      <w:hyperlink w:anchor="_Toc236304978" w:history="1">
         <w:r>
           <w:rPr>
             <w:rStyle w:val="Hyperlink"/>
@@ -10575,7 +10575,7 @@
           <w:fldChar w:fldCharType="begin"/>
         </w:r>
         <w:r>
-          <w:instrText xml:space="preserve"> PAGEREF _Toc236298559 \h </w:instrText>
+          <w:instrText xml:space="preserve"> PAGEREF _Toc236304978 \h </w:instrText>
         </w:r>
         <w:r>
           <w:fldChar w:fldCharType="separate"/>
@@ -10601,7 +10601,7 @@
           <w14:ligatures w14:val="standardContextual"/>
         </w:rPr>
       </w:pPr>
-      <w:hyperlink w:anchor="_Toc236298560" w:history="1">
+      <w:hyperlink w:anchor="_Toc236304979" w:history="1">
         <w:r>
           <w:rPr>
             <w:rStyle w:val="Hyperlink"/>
@@ -10615,7 +10615,7 @@
           <w:fldChar w:fldCharType="begin"/>
         </w:r>
         <w:r>
-          <w:instrText xml:space="preserve"> PAGEREF _Toc236298560 \h </w:instrText>
+          <w:instrText xml:space="preserve"> PAGEREF _Toc236304979 \h </w:instrText>
         </w:r>
         <w:r>
           <w:fldChar w:fldCharType="separate"/>
@@ -10641,7 +10641,7 @@
           <w14:ligatures w14:val="standardContextual"/>
         </w:rPr>
       </w:pPr>
-      <w:hyperlink w:anchor="_Toc236298561" w:history="1">
+      <w:hyperlink w:anchor="_Toc236304980" w:history="1">
         <w:r>
           <w:rPr>
             <w:rStyle w:val="Hyperlink"/>
@@ -10655,7 +10655,7 @@
           <w:fldChar w:fldCharType="begin"/>
         </w:r>
         <w:r>
-          <w:instrText xml:space="preserve"> PAGEREF _Toc236298561 \h </w:instrText>
+          <w:instrText xml:space="preserve"> PAGEREF _Toc236304980 \h </w:instrText>
         </w:r>
         <w:r>
           <w:fldChar w:fldCharType="separate"/>
@@ -10681,7 +10681,7 @@
           <w14:ligatures w14:val="standardContextual"/>
         </w:rPr>
       </w:pPr>
-      <w:hyperlink w:anchor="_Toc236298562" w:history="1">
+      <w:hyperlink w:anchor="_Toc236304981" w:history="1">
         <w:r>
           <w:rPr>
             <w:rStyle w:val="Hyperlink"/>
@@ -10695,7 +10695,7 @@
           <w:fldChar w:fldCharType="begin"/>
         </w:r>
         <w:r>
-          <w:instrText xml:space="preserve"> PAGEREF _Toc236298562 \h </w:instrText>
+          <w:instrText xml:space="preserve"> PAGEREF _Toc236304981 \h </w:instrText>
         </w:r>
         <w:r>
           <w:fldChar w:fldCharType="separate"/>
@@ -10721,7 +10721,7 @@
           <w14:ligatures w14:val="standardContextual"/>
         </w:rPr>
       </w:pPr>
-      <w:hyperlink w:anchor="_Toc236298563" w:history="1">
+      <w:hyperlink w:anchor="_Toc236304982" w:history="1">
         <w:r>
           <w:rPr>
             <w:rStyle w:val="Hyperlink"/>
@@ -10735,7 +10735,7 @@
           <w:fldChar w:fldCharType="begin"/>
         </w:r>
         <w:r>
-          <w:instrText xml:space="preserve"> PAGEREF _Toc236298563 \h </w:instrText>
+          <w:instrText xml:space="preserve"> PAGEREF _Toc236304982 \h </w:instrText>
         </w:r>
         <w:r>
           <w:fldChar w:fldCharType="separate"/>
@@ -10761,7 +10761,7 @@
           <w14:ligatures w14:val="standardContextual"/>
         </w:rPr>
       </w:pPr>
-      <w:hyperlink w:anchor="_Toc236298564" w:history="1">
+      <w:hyperlink w:anchor="_Toc236304983" w:history="1">
         <w:r>
           <w:rPr>
             <w:rStyle w:val="Hyperlink"/>
@@ -10775,7 +10775,7 @@
           <w:fldChar w:fldCharType="begin"/>
         </w:r>
         <w:r>
-          <w:instrText xml:space="preserve"> PAGEREF _Toc236298564 \h </w:instrText>
+          <w:instrText xml:space="preserve"> PAGEREF _Toc236304983 \h </w:instrText>
         </w:r>
         <w:r>
           <w:fldChar w:fldCharType="separate"/>
@@ -10801,7 +10801,7 @@
           <w14:ligatures w14:val="standardContextual"/>
         </w:rPr>
       </w:pPr>
-      <w:hyperlink w:anchor="_Toc236298565" w:history="1">
+      <w:hyperlink w:anchor="_Toc236304984" w:history="1">
         <w:r>
           <w:rPr>
             <w:rStyle w:val="Hyperlink"/>
@@ -10815,7 +10815,7 @@
           <w:fldChar w:fldCharType="begin"/>
         </w:r>
         <w:r>
-          <w:instrText xml:space="preserve"> PAGEREF _Toc236298565 \h </w:instrText>
+          <w:instrText xml:space="preserve"> PAGEREF _Toc236304984 \h </w:instrText>
         </w:r>
         <w:r>
           <w:fldChar w:fldCharType="separate"/>
@@ -10841,7 +10841,7 @@
           <w14:ligatures w14:val="standardContextual"/>
         </w:rPr>
       </w:pPr>
-      <w:hyperlink w:anchor="_Toc236298566" w:history="1">
+      <w:hyperlink w:anchor="_Toc236304985" w:history="1">
         <w:r>
           <w:rPr>
             <w:rStyle w:val="Hyperlink"/>
@@ -10855,7 +10855,7 @@
           <w:fldChar w:fldCharType="begin"/>
         </w:r>
         <w:r>
-          <w:instrText xml:space="preserve"> PAGEREF _Toc236298566 \h </w:instrText>
+          <w:instrText xml:space="preserve"> PAGEREF _Toc236304985 \h </w:instrText>
         </w:r>
         <w:r>
           <w:fldChar w:fldCharType="separate"/>
@@ -10881,7 +10881,7 @@
           <w14:ligatures w14:val="standardContextual"/>
         </w:rPr>
       </w:pPr>
-      <w:hyperlink w:anchor="_Toc236298567" w:history="1">
+      <w:hyperlink w:anchor="_Toc236304986" w:history="1">
         <w:r>
           <w:rPr>
             <w:rStyle w:val="Hyperlink"/>
@@ -10895,7 +10895,7 @@
           <w:fldChar w:fldCharType="begin"/>
         </w:r>
         <w:r>
-          <w:instrText xml:space="preserve"> PAGEREF _Toc236298567 \h </w:instrText>
+          <w:instrText xml:space="preserve"> PAGEREF _Toc236304986 \h </w:instrText>
         </w:r>
         <w:r>
           <w:fldChar w:fldCharType="separate"/>
@@ -10921,7 +10921,7 @@
           <w14:ligatures w14:val="standardContextual"/>
         </w:rPr>
       </w:pPr>
-      <w:hyperlink w:anchor="_Toc236298568" w:history="1">
+      <w:hyperlink w:anchor="_Toc236304987" w:history="1">
         <w:r>
           <w:rPr>
             <w:rStyle w:val="Hyperlink"/>
@@ -10935,7 +10935,7 @@
           <w:fldChar w:fldCharType="begin"/>
         </w:r>
         <w:r>
-          <w:instrText xml:space="preserve"> PAGEREF _Toc236298568 \h </w:instrText>
+          <w:instrText xml:space="preserve"> PAGEREF _Toc236304987 \h </w:instrText>
         </w:r>
         <w:r>
           <w:fldChar w:fldCharType="separate"/>
@@ -13528,7 +13528,7 @@
       <w:bookmarkStart w:id="19" w:name="_Toc359335757"/>
       <w:bookmarkStart w:id="20" w:name="_Toc184116961"/>
       <w:bookmarkStart w:id="21" w:name="_Clause_c1"/>
-      <w:bookmarkStart w:id="22" w:name="_Toc236298469"/>
+      <w:bookmarkStart w:id="22" w:name="_Toc236304888"/>
       <w:r>
         <w:t>Scope</w:t>
       </w:r>
@@ -13654,7 +13654,7 @@
         <w:pStyle w:val="Heading2"/>
       </w:pPr>
       <w:bookmarkStart w:id="23" w:name="_Clause_c1_1"/>
-      <w:bookmarkStart w:id="24" w:name="_Toc236298470"/>
+      <w:bookmarkStart w:id="24" w:name="_Toc236304889"/>
       <w:r>
         <w:t>Differences from the published OPC 10101 version 1.00</w:t>
       </w:r>
@@ -13920,7 +13920,7 @@
         <w:pStyle w:val="Heading2"/>
       </w:pPr>
       <w:bookmarkStart w:id="25" w:name="_Clause_c1_2"/>
-      <w:bookmarkStart w:id="26" w:name="_Toc236298471"/>
+      <w:bookmarkStart w:id="26" w:name="_Toc236304890"/>
       <w:r>
         <w:lastRenderedPageBreak/>
         <w:t>Conformance to the OPC 20020 template</w:t>
@@ -14105,7 +14105,7 @@
       <w:bookmarkStart w:id="31" w:name="_Toc359335758"/>
       <w:bookmarkStart w:id="32" w:name="_Toc184116962"/>
       <w:bookmarkStart w:id="33" w:name="_Clause_c2"/>
-      <w:bookmarkStart w:id="34" w:name="_Toc236298472"/>
+      <w:bookmarkStart w:id="34" w:name="_Toc236304891"/>
       <w:r>
         <w:t>Normative references</w:t>
       </w:r>
@@ -14416,7 +14416,7 @@
       <w:bookmarkStart w:id="54" w:name="_Toc359335759"/>
       <w:bookmarkStart w:id="55" w:name="_Toc184116963"/>
       <w:bookmarkStart w:id="56" w:name="_Clause_c3"/>
-      <w:bookmarkStart w:id="57" w:name="_Toc236298473"/>
+      <w:bookmarkStart w:id="57" w:name="_Toc236304892"/>
       <w:r>
         <w:lastRenderedPageBreak/>
         <w:t>Terms</w:t>
@@ -14446,7 +14446,7 @@
       </w:pPr>
       <w:bookmarkStart w:id="58" w:name="_Toc184116964"/>
       <w:bookmarkStart w:id="59" w:name="_Clause_c3_1"/>
-      <w:bookmarkStart w:id="60" w:name="_Toc236298474"/>
+      <w:bookmarkStart w:id="60" w:name="_Toc236304893"/>
       <w:r>
         <w:t>Overview</w:t>
       </w:r>
@@ -14467,7 +14467,7 @@
       <w:bookmarkStart w:id="66" w:name="_Toc29911961"/>
       <w:bookmarkStart w:id="67" w:name="_Toc184116965"/>
       <w:bookmarkStart w:id="68" w:name="_Clause_c3_2"/>
-      <w:bookmarkStart w:id="69" w:name="_Toc236298475"/>
+      <w:bookmarkStart w:id="69" w:name="_Toc236304894"/>
       <w:r>
         <w:t>WoT Binding terms</w:t>
       </w:r>
@@ -14504,7 +14504,7 @@
       </w:pPr>
       <w:bookmarkStart w:id="70" w:name="_Toc184116966"/>
       <w:bookmarkStart w:id="71" w:name="_Clause_c3_3"/>
-      <w:bookmarkStart w:id="72" w:name="_Toc236298476"/>
+      <w:bookmarkStart w:id="72" w:name="_Toc236304895"/>
       <w:r>
         <w:t>Abbreviated terms</w:t>
       </w:r>
@@ -14582,7 +14582,7 @@
       </w:pPr>
       <w:bookmarkStart w:id="73" w:name="_Toc184116967"/>
       <w:bookmarkStart w:id="74" w:name="_Clause_c3_4"/>
-      <w:bookmarkStart w:id="75" w:name="_Toc236298477"/>
+      <w:bookmarkStart w:id="75" w:name="_Toc236304896"/>
       <w:r>
         <w:t>Conventions used in this document</w:t>
       </w:r>
@@ -14626,7 +14626,7 @@
       <w:bookmarkStart w:id="78" w:name="_Ref55124069"/>
       <w:bookmarkStart w:id="79" w:name="_Ref55124139"/>
       <w:bookmarkStart w:id="80" w:name="_Toc184116968"/>
-      <w:bookmarkStart w:id="81" w:name="_Toc236298478"/>
+      <w:bookmarkStart w:id="81" w:name="_Toc236304897"/>
       <w:r>
         <w:t>Conventions for Node descriptions</w:t>
       </w:r>
@@ -15012,7 +15012,7 @@
       <w:bookmarkStart w:id="86" w:name="_Toc499116097"/>
       <w:bookmarkStart w:id="87" w:name="_Toc34394280"/>
       <w:bookmarkStart w:id="88" w:name="_Toc184117019"/>
-      <w:bookmarkStart w:id="89" w:name="_Toc236298542"/>
+      <w:bookmarkStart w:id="89" w:name="_Toc236304961"/>
       <w:r>
         <w:lastRenderedPageBreak/>
         <w:t xml:space="preserve">Table </w:t>
@@ -17601,7 +17601,7 @@
       <w:bookmarkStart w:id="100" w:name="_Toc499116098"/>
       <w:bookmarkStart w:id="101" w:name="_Toc34394281"/>
       <w:bookmarkStart w:id="102" w:name="_Toc184117020"/>
-      <w:bookmarkStart w:id="103" w:name="_Toc236298543"/>
+      <w:bookmarkStart w:id="103" w:name="_Toc236304962"/>
       <w:r>
         <w:t xml:space="preserve">Table </w:t>
       </w:r>
@@ -18634,7 +18634,7 @@
       <w:bookmarkStart w:id="104" w:name="_Ref16778333"/>
       <w:bookmarkStart w:id="105" w:name="_Toc34394282"/>
       <w:bookmarkStart w:id="106" w:name="_Toc184117021"/>
-      <w:bookmarkStart w:id="107" w:name="_Toc236298544"/>
+      <w:bookmarkStart w:id="107" w:name="_Toc236304963"/>
       <w:r>
         <w:t xml:space="preserve">Table </w:t>
       </w:r>
@@ -19754,7 +19754,7 @@
       </w:pPr>
       <w:bookmarkStart w:id="109" w:name="_Ref55118538"/>
       <w:bookmarkStart w:id="110" w:name="_Toc184117022"/>
-      <w:bookmarkStart w:id="111" w:name="_Toc236298545"/>
+      <w:bookmarkStart w:id="111" w:name="_Toc236304964"/>
       <w:r>
         <w:t xml:space="preserve">Table </w:t>
       </w:r>
@@ -20393,7 +20393,7 @@
       </w:pPr>
       <w:bookmarkStart w:id="113" w:name="_Ref55125045"/>
       <w:bookmarkStart w:id="114" w:name="_Toc184117023"/>
-      <w:bookmarkStart w:id="115" w:name="_Toc236298546"/>
+      <w:bookmarkStart w:id="115" w:name="_Toc236304965"/>
       <w:r>
         <w:t xml:space="preserve">Table </w:t>
       </w:r>
@@ -21049,7 +21049,7 @@
       </w:pPr>
       <w:bookmarkStart w:id="117" w:name="_Ref55119200"/>
       <w:bookmarkStart w:id="118" w:name="_Toc184117024"/>
-      <w:bookmarkStart w:id="119" w:name="_Toc236298547"/>
+      <w:bookmarkStart w:id="119" w:name="_Toc236304966"/>
       <w:r>
         <w:t xml:space="preserve">Table </w:t>
       </w:r>
@@ -21413,7 +21413,7 @@
       <w:bookmarkStart w:id="123" w:name="_Toc499115805"/>
       <w:bookmarkStart w:id="124" w:name="_Toc29911965"/>
       <w:bookmarkStart w:id="125" w:name="_Toc184116969"/>
-      <w:bookmarkStart w:id="126" w:name="_Toc236298479"/>
+      <w:bookmarkStart w:id="126" w:name="_Toc236304898"/>
       <w:r>
         <w:t>NodeIds and BrowseNames</w:t>
       </w:r>
@@ -22069,7 +22069,7 @@
         <w:ind w:left="0" w:firstLine="0"/>
       </w:pPr>
       <w:bookmarkStart w:id="135" w:name="_Toc184116970"/>
-      <w:bookmarkStart w:id="136" w:name="_Toc236298480"/>
+      <w:bookmarkStart w:id="136" w:name="_Toc236304899"/>
       <w:r>
         <w:t>Common Attributes</w:t>
       </w:r>
@@ -22227,7 +22227,7 @@
       <w:bookmarkStart w:id="141" w:name="_Toc499116099"/>
       <w:bookmarkStart w:id="142" w:name="_Toc34394283"/>
       <w:bookmarkStart w:id="143" w:name="_Toc184117025"/>
-      <w:bookmarkStart w:id="144" w:name="_Toc236298548"/>
+      <w:bookmarkStart w:id="144" w:name="_Toc236304967"/>
       <w:r>
         <w:t xml:space="preserve">Table </w:t>
       </w:r>
@@ -23475,7 +23475,7 @@
       <w:bookmarkStart w:id="148" w:name="_Toc499116100"/>
       <w:bookmarkStart w:id="149" w:name="_Toc34394284"/>
       <w:bookmarkStart w:id="150" w:name="_Toc184117026"/>
-      <w:bookmarkStart w:id="151" w:name="_Toc236298549"/>
+      <w:bookmarkStart w:id="151" w:name="_Toc236304968"/>
       <w:r>
         <w:lastRenderedPageBreak/>
         <w:t xml:space="preserve">Table </w:t>
@@ -23780,7 +23780,7 @@
       <w:bookmarkStart w:id="155" w:name="_Toc499116101"/>
       <w:bookmarkStart w:id="156" w:name="_Toc34394285"/>
       <w:bookmarkStart w:id="157" w:name="_Toc184117027"/>
-      <w:bookmarkStart w:id="158" w:name="_Toc236298550"/>
+      <w:bookmarkStart w:id="158" w:name="_Toc236304969"/>
       <w:r>
         <w:t xml:space="preserve">Table </w:t>
       </w:r>
@@ -24711,7 +24711,7 @@
       <w:bookmarkStart w:id="162" w:name="_Toc499116102"/>
       <w:bookmarkStart w:id="163" w:name="_Toc34394286"/>
       <w:bookmarkStart w:id="164" w:name="_Toc184117028"/>
-      <w:bookmarkStart w:id="165" w:name="_Toc236298551"/>
+      <w:bookmarkStart w:id="165" w:name="_Toc236304970"/>
       <w:r>
         <w:t xml:space="preserve">Table </w:t>
       </w:r>
@@ -25197,7 +25197,7 @@
       <w:bookmarkStart w:id="167" w:name="_Toc499116103"/>
       <w:bookmarkStart w:id="168" w:name="_Toc34394287"/>
       <w:bookmarkStart w:id="169" w:name="_Toc184117029"/>
-      <w:bookmarkStart w:id="170" w:name="_Toc236298552"/>
+      <w:bookmarkStart w:id="170" w:name="_Toc236304971"/>
       <w:r>
         <w:t xml:space="preserve">Table </w:t>
       </w:r>
@@ -25523,7 +25523,7 @@
       </w:pPr>
       <w:bookmarkStart w:id="171" w:name="_Ref108692395"/>
       <w:bookmarkStart w:id="172" w:name="_Toc184116971"/>
-      <w:bookmarkStart w:id="173" w:name="_Toc236298481"/>
+      <w:bookmarkStart w:id="173" w:name="_Toc236304900"/>
       <w:r>
         <w:lastRenderedPageBreak/>
         <w:t>Structures</w:t>
@@ -25693,7 +25693,7 @@
       <w:bookmarkStart w:id="175" w:name="_Ref108519484"/>
       <w:bookmarkStart w:id="176" w:name="_Ref108518673"/>
       <w:bookmarkStart w:id="177" w:name="_Toc184117030"/>
-      <w:bookmarkStart w:id="178" w:name="_Toc236298553"/>
+      <w:bookmarkStart w:id="178" w:name="_Toc236304972"/>
       <w:r>
         <w:t xml:space="preserve">Table </w:t>
       </w:r>
@@ -26214,7 +26214,7 @@
       </w:pPr>
       <w:bookmarkStart w:id="179" w:name="_Ref108519581"/>
       <w:bookmarkStart w:id="180" w:name="_Toc184117031"/>
-      <w:bookmarkStart w:id="181" w:name="_Toc236298554"/>
+      <w:bookmarkStart w:id="181" w:name="_Toc236304973"/>
       <w:r>
         <w:t xml:space="preserve">Table </w:t>
       </w:r>
@@ -26869,7 +26869,7 @@
       </w:pPr>
       <w:bookmarkStart w:id="182" w:name="_Ref108519635"/>
       <w:bookmarkStart w:id="183" w:name="_Toc184117032"/>
-      <w:bookmarkStart w:id="184" w:name="_Toc236298555"/>
+      <w:bookmarkStart w:id="184" w:name="_Toc236304974"/>
       <w:r>
         <w:t xml:space="preserve">Table </w:t>
       </w:r>
@@ -27552,7 +27552,7 @@
       <w:bookmarkStart w:id="186" w:name="_Toc29911974"/>
       <w:bookmarkStart w:id="187" w:name="_Toc184116978"/>
       <w:bookmarkStart w:id="188" w:name="_Clause_c4"/>
-      <w:bookmarkStart w:id="189" w:name="_Toc236298482"/>
+      <w:bookmarkStart w:id="189" w:name="_Toc236304901"/>
       <w:r>
         <w:t>General information to WoT Binding and OPC UA</w:t>
       </w:r>
@@ -27571,7 +27571,7 @@
       <w:bookmarkStart w:id="191" w:name="_Toc29911975"/>
       <w:bookmarkStart w:id="192" w:name="_Toc184116979"/>
       <w:bookmarkStart w:id="193" w:name="_Clause_c4_1"/>
-      <w:bookmarkStart w:id="194" w:name="_Toc236298483"/>
+      <w:bookmarkStart w:id="194" w:name="_Toc236304902"/>
       <w:r>
         <w:t>Introduction to WoT Binding</w:t>
       </w:r>
@@ -27617,7 +27617,7 @@
       <w:bookmarkStart w:id="196" w:name="_Toc29911976"/>
       <w:bookmarkStart w:id="197" w:name="_Toc184116980"/>
       <w:bookmarkStart w:id="198" w:name="_Clause_c4_2"/>
-      <w:bookmarkStart w:id="199" w:name="_Toc236298484"/>
+      <w:bookmarkStart w:id="199" w:name="_Toc236304903"/>
       <w:r>
         <w:t>Introduction to OPC Unified Architecture</w:t>
       </w:r>
@@ -27681,7 +27681,7 @@
       </w:pPr>
       <w:bookmarkStart w:id="200" w:name="_Toc29911977"/>
       <w:bookmarkStart w:id="201" w:name="_Toc184116981"/>
-      <w:bookmarkStart w:id="202" w:name="_Toc236298485"/>
+      <w:bookmarkStart w:id="202" w:name="_Toc236304904"/>
       <w:r>
         <w:t>What is OPC UA?</w:t>
       </w:r>
@@ -27814,7 +27814,7 @@
         <w:pStyle w:val="Heading3"/>
       </w:pPr>
       <w:bookmarkStart w:id="203" w:name="_Toc184116982"/>
-      <w:bookmarkStart w:id="204" w:name="_Toc236298486"/>
+      <w:bookmarkStart w:id="204" w:name="_Toc236304905"/>
       <w:r>
         <w:t>Basics of OPC UA</w:t>
       </w:r>
@@ -27971,7 +27971,7 @@
           <v:shape id="_x0000_i1032" type="#_x0000_t75" style="width:319.3pt;height:234pt" o:ole="">
             <v:imagedata r:id="rId57" o:title=""/>
           </v:shape>
-          <o:OLEObject Type="Embed" ProgID="PowerPoint.Slide.12" ShapeID="_x0000_i1032" DrawAspect="Content" ObjectID="_1846911134" r:id="rId58"/>
+          <o:OLEObject Type="Embed" ProgID="PowerPoint.Slide.12" ShapeID="_x0000_i1032" DrawAspect="Content" ObjectID="_1846917519" r:id="rId58"/>
         </w:object>
       </w:r>
     </w:p>
@@ -27982,7 +27982,7 @@
       <w:bookmarkStart w:id="205" w:name="_Ref531777624"/>
       <w:bookmarkStart w:id="206" w:name="_Toc34394275"/>
       <w:bookmarkStart w:id="207" w:name="_Toc184117014"/>
-      <w:bookmarkStart w:id="208" w:name="_Toc236298536"/>
+      <w:bookmarkStart w:id="208" w:name="_Toc236304955"/>
       <w:r>
         <w:t xml:space="preserve">Figure </w:t>
       </w:r>
@@ -28038,7 +28038,7 @@
       </w:pPr>
       <w:bookmarkStart w:id="209" w:name="_Toc29911979"/>
       <w:bookmarkStart w:id="210" w:name="_Toc184116983"/>
-      <w:bookmarkStart w:id="211" w:name="_Toc236298487"/>
+      <w:bookmarkStart w:id="211" w:name="_Toc236304906"/>
       <w:r>
         <w:t>Information modelling in OPC UA</w:t>
       </w:r>
@@ -28246,7 +28246,7 @@
           <v:shape id="_x0000_i1026" type="#_x0000_t75" style="width:378.45pt;height:270.45pt" o:ole="">
             <v:imagedata r:id="rId59" o:title=""/>
           </v:shape>
-          <o:OLEObject Type="Embed" ProgID="VisioViewer.Viewer.1" ShapeID="_x0000_i1026" DrawAspect="Content" ObjectID="_1846911135" r:id="rId60"/>
+          <o:OLEObject Type="Embed" ProgID="VisioViewer.Viewer.1" ShapeID="_x0000_i1026" DrawAspect="Content" ObjectID="_1846917520" r:id="rId60"/>
         </w:object>
       </w:r>
       <w:commentRangeEnd w:id="212"/>
@@ -28267,7 +28267,7 @@
       <w:bookmarkStart w:id="213" w:name="_Ref495481497"/>
       <w:bookmarkStart w:id="214" w:name="_Toc34394276"/>
       <w:bookmarkStart w:id="215" w:name="_Toc184117015"/>
-      <w:bookmarkStart w:id="216" w:name="_Toc236298537"/>
+      <w:bookmarkStart w:id="216" w:name="_Toc236304956"/>
       <w:r>
         <w:t xml:space="preserve">Figure </w:t>
       </w:r>
@@ -28630,7 +28630,7 @@
           <v:shape id="_x0000_i1027" type="#_x0000_t75" style="width:342.45pt;height:354pt" o:ole="">
             <v:imagedata r:id="rId65" o:title=""/>
           </v:shape>
-          <o:OLEObject Type="Embed" ProgID="VisioViewer.Viewer.1" ShapeID="_x0000_i1027" DrawAspect="Content" ObjectID="_1846911136" r:id="rId66"/>
+          <o:OLEObject Type="Embed" ProgID="VisioViewer.Viewer.1" ShapeID="_x0000_i1027" DrawAspect="Content" ObjectID="_1846917521" r:id="rId66"/>
         </w:object>
       </w:r>
     </w:p>
@@ -28641,7 +28641,7 @@
       <w:bookmarkStart w:id="217" w:name="_Ref495481599"/>
       <w:bookmarkStart w:id="218" w:name="_Toc34394277"/>
       <w:bookmarkStart w:id="219" w:name="_Toc184117016"/>
-      <w:bookmarkStart w:id="220" w:name="_Toc236298538"/>
+      <w:bookmarkStart w:id="220" w:name="_Toc236304957"/>
       <w:r>
         <w:t xml:space="preserve">Figure </w:t>
       </w:r>
@@ -28835,7 +28835,7 @@
           <v:shape id="_x0000_i1028" type="#_x0000_t75" style="width:413.55pt;height:330pt" o:ole="">
             <v:imagedata r:id="rId67" o:title=""/>
           </v:shape>
-          <o:OLEObject Type="Embed" ProgID="VisioViewer.Viewer.1" ShapeID="_x0000_i1028" DrawAspect="Content" ObjectID="_1846911137" r:id="rId68"/>
+          <o:OLEObject Type="Embed" ProgID="VisioViewer.Viewer.1" ShapeID="_x0000_i1028" DrawAspect="Content" ObjectID="_1846917522" r:id="rId68"/>
         </w:object>
       </w:r>
     </w:p>
@@ -28846,7 +28846,7 @@
       <w:bookmarkStart w:id="221" w:name="_Ref495482128"/>
       <w:bookmarkStart w:id="222" w:name="_Toc34394278"/>
       <w:bookmarkStart w:id="223" w:name="_Toc184117017"/>
-      <w:bookmarkStart w:id="224" w:name="_Toc236298539"/>
+      <w:bookmarkStart w:id="224" w:name="_Toc236304958"/>
       <w:r>
         <w:t xml:space="preserve">Figure </w:t>
       </w:r>
@@ -28953,7 +28953,7 @@
           <v:shape id="_x0000_i1029" type="#_x0000_t75" style="width:468pt;height:233.55pt" o:ole="">
             <v:imagedata r:id="rId69" o:title=""/>
           </v:shape>
-          <o:OLEObject Type="Embed" ProgID="VisioViewer.Viewer.1" ShapeID="_x0000_i1029" DrawAspect="Content" ObjectID="_1846911138" r:id="rId70"/>
+          <o:OLEObject Type="Embed" ProgID="VisioViewer.Viewer.1" ShapeID="_x0000_i1029" DrawAspect="Content" ObjectID="_1846917523" r:id="rId70"/>
         </w:object>
       </w:r>
     </w:p>
@@ -28964,7 +28964,7 @@
       <w:bookmarkStart w:id="225" w:name="_Ref495482154"/>
       <w:bookmarkStart w:id="226" w:name="_Toc34394279"/>
       <w:bookmarkStart w:id="227" w:name="_Toc184117018"/>
-      <w:bookmarkStart w:id="228" w:name="_Toc236298540"/>
+      <w:bookmarkStart w:id="228" w:name="_Toc236304959"/>
       <w:r>
         <w:t xml:space="preserve">Figure </w:t>
       </w:r>
@@ -29530,7 +29530,7 @@
       </w:pPr>
       <w:bookmarkStart w:id="229" w:name="_Toc184116984"/>
       <w:bookmarkStart w:id="230" w:name="_Clause_c5"/>
-      <w:bookmarkStart w:id="231" w:name="_Toc236298488"/>
+      <w:bookmarkStart w:id="231" w:name="_Toc236304907"/>
       <w:r>
         <w:t xml:space="preserve">Use </w:t>
       </w:r>
@@ -29593,7 +29593,7 @@
         <w:pStyle w:val="Heading2"/>
       </w:pPr>
       <w:bookmarkStart w:id="232" w:name="_Clause_c5_1"/>
-      <w:bookmarkStart w:id="233" w:name="_Toc236298489"/>
+      <w:bookmarkStart w:id="233" w:name="_Toc236304908"/>
       <w:r>
         <w:t>Projecting a Thing Model to OPC UA types</w:t>
       </w:r>
@@ -30350,7 +30350,7 @@
         <w:pStyle w:val="Heading2"/>
       </w:pPr>
       <w:bookmarkStart w:id="234" w:name="_Clause_c5_2"/>
-      <w:bookmarkStart w:id="235" w:name="_Toc236298490"/>
+      <w:bookmarkStart w:id="235" w:name="_Toc236304909"/>
       <w:r>
         <w:t>Projecting a Thing Description to an OPC UA instance</w:t>
       </w:r>
@@ -30799,7 +30799,7 @@
         <w:pStyle w:val="Heading2"/>
       </w:pPr>
       <w:bookmarkStart w:id="236" w:name="_Clause_c5_3"/>
-      <w:bookmarkStart w:id="237" w:name="_Toc236298491"/>
+      <w:bookmarkStart w:id="237" w:name="_Toc236304910"/>
       <w:r>
         <w:t>Recovering a Thing Model or Thing Description from an address space</w:t>
       </w:r>
@@ -31561,7 +31561,7 @@
       <w:bookmarkStart w:id="239" w:name="_Toc29911984"/>
       <w:bookmarkStart w:id="240" w:name="_Toc184116985"/>
       <w:bookmarkStart w:id="241" w:name="_Clause_c6"/>
-      <w:bookmarkStart w:id="242" w:name="_Toc236298492"/>
+      <w:bookmarkStart w:id="242" w:name="_Toc236304911"/>
       <w:r>
         <w:rPr>
           <w:color w:val="FF0000"/>
@@ -31639,7 +31639,7 @@
         <w:pStyle w:val="Heading2"/>
       </w:pPr>
       <w:bookmarkStart w:id="243" w:name="_Clause_c6_1"/>
-      <w:bookmarkStart w:id="244" w:name="_Toc236298493"/>
+      <w:bookmarkStart w:id="244" w:name="_Toc236304912"/>
       <w:r>
         <w:t>JSON-LD conventions</w:t>
       </w:r>
@@ -31651,7 +31651,7 @@
         <w:pStyle w:val="Heading2"/>
       </w:pPr>
       <w:bookmarkStart w:id="245" w:name="_Clause_c6_2"/>
-      <w:bookmarkStart w:id="246" w:name="_Toc236298494"/>
+      <w:bookmarkStart w:id="246" w:name="_Toc236304913"/>
       <w:r>
         <w:t>Preserved OPC 10101 vocabulary and service mappings</w:t>
       </w:r>
@@ -31671,7 +31671,7 @@
         <w:pStyle w:val="Heading3"/>
       </w:pPr>
       <w:bookmarkStart w:id="247" w:name="_Clause_c6_2_1"/>
-      <w:bookmarkStart w:id="248" w:name="_Toc236298495"/>
+      <w:bookmarkStart w:id="248" w:name="_Toc236304914"/>
       <w:r>
         <w:t>Node and path terms</w:t>
       </w:r>
@@ -31683,7 +31683,7 @@
         <w:pStyle w:val="TABLE-title"/>
       </w:pPr>
       <w:bookmarkStart w:id="249" w:name="_Tab_node_and_path_terms_tab1"/>
-      <w:bookmarkStart w:id="250" w:name="_Toc236298556"/>
+      <w:bookmarkStart w:id="250" w:name="_Toc236304975"/>
       <w:r>
         <w:t xml:space="preserve">Table </w:t>
       </w:r>
@@ -33030,7 +33030,7 @@
         <w:pStyle w:val="Heading3"/>
       </w:pPr>
       <w:bookmarkStart w:id="254" w:name="_Clause_c6_2_2"/>
-      <w:bookmarkStart w:id="255" w:name="_Toc236298496"/>
+      <w:bookmarkStart w:id="255" w:name="_Toc236304915"/>
       <w:r>
         <w:t>Type-annotation terms</w:t>
       </w:r>
@@ -33059,7 +33059,7 @@
         <w:pStyle w:val="TABLE-title"/>
       </w:pPr>
       <w:bookmarkStart w:id="256" w:name="_Tab_type_annotation_terms_tab1"/>
-      <w:bookmarkStart w:id="257" w:name="_Toc236298557"/>
+      <w:bookmarkStart w:id="257" w:name="_Toc236304976"/>
       <w:r>
         <w:lastRenderedPageBreak/>
         <w:t xml:space="preserve">Table </w:t>
@@ -33811,7 +33811,7 @@
         <w:pStyle w:val="Heading3"/>
       </w:pPr>
       <w:bookmarkStart w:id="258" w:name="_Clause_c6_2_3"/>
-      <w:bookmarkStart w:id="259" w:name="_Toc236298497"/>
+      <w:bookmarkStart w:id="259" w:name="_Toc236304916"/>
       <w:r>
         <w:t>Component reference terms</w:t>
       </w:r>
@@ -33823,7 +33823,7 @@
         <w:pStyle w:val="TABLE-title"/>
       </w:pPr>
       <w:bookmarkStart w:id="260" w:name="_Tab_component_reference_terms_tab1"/>
-      <w:bookmarkStart w:id="261" w:name="_Toc236298558"/>
+      <w:bookmarkStart w:id="261" w:name="_Toc236304977"/>
       <w:r>
         <w:t xml:space="preserve">Table </w:t>
       </w:r>
@@ -34497,7 +34497,7 @@
         <w:pStyle w:val="Heading3"/>
       </w:pPr>
       <w:bookmarkStart w:id="262" w:name="_Clause_c6_2_4"/>
-      <w:bookmarkStart w:id="263" w:name="_Toc236298498"/>
+      <w:bookmarkStart w:id="263" w:name="_Toc236304917"/>
       <w:r>
         <w:t>Runtime Node and DataType mapping terms</w:t>
       </w:r>
@@ -34526,7 +34526,7 @@
         <w:pStyle w:val="TABLE-title"/>
       </w:pPr>
       <w:bookmarkStart w:id="264" w:name="_Tab_runtime_node_and_datatype_mapping_t"/>
-      <w:bookmarkStart w:id="265" w:name="_Toc236298559"/>
+      <w:bookmarkStart w:id="265" w:name="_Toc236304978"/>
       <w:r>
         <w:t xml:space="preserve">Table </w:t>
       </w:r>
@@ -35054,7 +35054,7 @@
         <w:pStyle w:val="Heading3"/>
       </w:pPr>
       <w:bookmarkStart w:id="266" w:name="_Clause_c6_2_5"/>
-      <w:bookmarkStart w:id="267" w:name="_Toc236298499"/>
+      <w:bookmarkStart w:id="267" w:name="_Toc236304918"/>
       <w:r>
         <w:t>URI, base and href rules</w:t>
       </w:r>
@@ -35425,7 +35425,7 @@
         <w:pStyle w:val="Heading3"/>
       </w:pPr>
       <w:bookmarkStart w:id="268" w:name="_Clause_c6_2_6"/>
-      <w:bookmarkStart w:id="269" w:name="_Toc236298500"/>
+      <w:bookmarkStart w:id="269" w:name="_Toc236304919"/>
       <w:r>
         <w:t>Service mappings</w:t>
       </w:r>
@@ -35454,7 +35454,7 @@
         <w:pStyle w:val="TABLE-title"/>
       </w:pPr>
       <w:bookmarkStart w:id="270" w:name="_Tab_service_mappings_tab1"/>
-      <w:bookmarkStart w:id="271" w:name="_Toc236298560"/>
+      <w:bookmarkStart w:id="271" w:name="_Toc236304979"/>
       <w:r>
         <w:t xml:space="preserve">Table </w:t>
       </w:r>
@@ -35843,7 +35843,7 @@
         <w:pStyle w:val="Heading3"/>
       </w:pPr>
       <w:bookmarkStart w:id="272" w:name="_Clause_c6_2_7"/>
-      <w:bookmarkStart w:id="273" w:name="_Toc236298501"/>
+      <w:bookmarkStart w:id="273" w:name="_Toc236304920"/>
       <w:r>
         <w:t>Security schemes</w:t>
       </w:r>
@@ -36186,7 +36186,7 @@
         <w:pStyle w:val="Heading3"/>
       </w:pPr>
       <w:bookmarkStart w:id="274" w:name="_Clause_c6_2_8"/>
-      <w:bookmarkStart w:id="275" w:name="_Toc236298502"/>
+      <w:bookmarkStart w:id="275" w:name="_Toc236304921"/>
       <w:r>
         <w:lastRenderedPageBreak/>
         <w:t>Namespaces in the context</w:t>
@@ -36332,7 +36332,7 @@
         <w:pStyle w:val="Heading3"/>
       </w:pPr>
       <w:bookmarkStart w:id="276" w:name="_Clause_c6_2_9"/>
-      <w:bookmarkStart w:id="277" w:name="_Toc236298503"/>
+      <w:bookmarkStart w:id="277" w:name="_Toc236304922"/>
       <w:r>
         <w:t>Address-space example</w:t>
       </w:r>
@@ -36496,11 +36496,11 @@
         <w:pStyle w:val="FIGURE"/>
       </w:pPr>
       <w:r>
-        <w:object w:dxaOrig="4414" w:dyaOrig="3821" w14:anchorId="19A6E600">
+        <w:object w:dxaOrig="4414" w:dyaOrig="3821" w14:anchorId="72A5E0CE">
           <v:shape id="_x0000_i1031" type="#_x0000_t75" style="width:215.15pt;height:186.45pt" o:ole="">
             <v:imagedata r:id="rId71" o:title=""/>
           </v:shape>
-          <o:OLEObject Type="Embed" ProgID="PowerPoint.Show.12" ShapeID="_x0000_i1031" DrawAspect="Content" ObjectID="_1846911139" r:id="rId72"/>
+          <o:OLEObject Type="Embed" ProgID="PowerPoint.Show.12" ShapeID="_x0000_i1031" DrawAspect="Content" ObjectID="_1846917524" r:id="rId72"/>
         </w:object>
       </w:r>
     </w:p>
@@ -36509,7 +36509,7 @@
         <w:pStyle w:val="FIGURE-title"/>
       </w:pPr>
       <w:bookmarkStart w:id="278" w:name="_Fig_fig_wotb_mapping"/>
-      <w:bookmarkStart w:id="279" w:name="_Toc236298541"/>
+      <w:bookmarkStart w:id="279" w:name="_Toc236304960"/>
       <w:r>
         <w:t xml:space="preserve">Figure </w:t>
       </w:r>
@@ -36727,7 +36727,7 @@
         <w:pStyle w:val="Heading2"/>
       </w:pPr>
       <w:bookmarkStart w:id="280" w:name="_Clause_c6_3"/>
-      <w:bookmarkStart w:id="281" w:name="_Toc236298504"/>
+      <w:bookmarkStart w:id="281" w:name="_Toc236304923"/>
       <w:r>
         <w:t>Model and platform vocabulary</w:t>
       </w:r>
@@ -36774,7 +36774,7 @@
         <w:pStyle w:val="Heading3"/>
       </w:pPr>
       <w:bookmarkStart w:id="282" w:name="_Clause_c6_3_1"/>
-      <w:bookmarkStart w:id="283" w:name="_Toc236298505"/>
+      <w:bookmarkStart w:id="283" w:name="_Toc236304924"/>
       <w:r>
         <w:lastRenderedPageBreak/>
         <w:t>Composition and events</w:t>
@@ -37101,7 +37101,7 @@
         <w:pStyle w:val="Heading3"/>
       </w:pPr>
       <w:bookmarkStart w:id="284" w:name="_Clause_c6_3_2"/>
-      <w:bookmarkStart w:id="285" w:name="_Toc236298506"/>
+      <w:bookmarkStart w:id="285" w:name="_Toc236304925"/>
       <w:r>
         <w:t>Links and references</w:t>
       </w:r>
@@ -37534,7 +37534,7 @@
         <w:pStyle w:val="Heading3"/>
       </w:pPr>
       <w:bookmarkStart w:id="286" w:name="_Clause_c6_3_3"/>
-      <w:bookmarkStart w:id="287" w:name="_Toc236298507"/>
+      <w:bookmarkStart w:id="287" w:name="_Toc236304926"/>
       <w:r>
         <w:t>Containment</w:t>
       </w:r>
@@ -37689,7 +37689,7 @@
         <w:pStyle w:val="Heading3"/>
       </w:pPr>
       <w:bookmarkStart w:id="288" w:name="_Clause_c6_3_4"/>
-      <w:bookmarkStart w:id="289" w:name="_Toc236298508"/>
+      <w:bookmarkStart w:id="289" w:name="_Toc236304927"/>
       <w:r>
         <w:t>Type identity and naming</w:t>
       </w:r>
@@ -37825,7 +37825,7 @@
         <w:pStyle w:val="Heading3"/>
       </w:pPr>
       <w:bookmarkStart w:id="290" w:name="_Clause_c6_3_5"/>
-      <w:bookmarkStart w:id="291" w:name="_Toc236298509"/>
+      <w:bookmarkStart w:id="291" w:name="_Toc236304928"/>
       <w:r>
         <w:lastRenderedPageBreak/>
         <w:t>Units, quantity kinds and scaling</w:t>
@@ -37972,7 +37972,7 @@
         <w:pStyle w:val="Heading3"/>
       </w:pPr>
       <w:bookmarkStart w:id="292" w:name="_Clause_c6_3_6"/>
-      <w:bookmarkStart w:id="293" w:name="_Toc236298510"/>
+      <w:bookmarkStart w:id="293" w:name="_Toc236304929"/>
       <w:r>
         <w:t>Groups and membership</w:t>
       </w:r>
@@ -38201,7 +38201,7 @@
         <w:pStyle w:val="Heading3"/>
       </w:pPr>
       <w:bookmarkStart w:id="294" w:name="_Clause_c6_3_7"/>
-      <w:bookmarkStart w:id="295" w:name="_Toc236298511"/>
+      <w:bookmarkStart w:id="295" w:name="_Toc236304930"/>
       <w:r>
         <w:t>Metadata, semantics and configuration</w:t>
       </w:r>
@@ -38344,7 +38344,7 @@
         <w:pStyle w:val="Heading3"/>
       </w:pPr>
       <w:bookmarkStart w:id="296" w:name="_Clause_c6_3_8"/>
-      <w:bookmarkStart w:id="297" w:name="_Toc236298512"/>
+      <w:bookmarkStart w:id="297" w:name="_Toc236304931"/>
       <w:r>
         <w:t>Inheritance and open content</w:t>
       </w:r>
@@ -38441,7 +38441,7 @@
         <w:pStyle w:val="Heading3"/>
       </w:pPr>
       <w:bookmarkStart w:id="298" w:name="_Clause_c6_3_9"/>
-      <w:bookmarkStart w:id="299" w:name="_Toc236298513"/>
+      <w:bookmarkStart w:id="299" w:name="_Toc236304932"/>
       <w:r>
         <w:t>Generic mapping terms and modelling rules</w:t>
       </w:r>
@@ -38578,7 +38578,7 @@
         <w:pStyle w:val="Heading3"/>
       </w:pPr>
       <w:bookmarkStart w:id="300" w:name="_Clause_c6_3_10"/>
-      <w:bookmarkStart w:id="301" w:name="_Toc236298514"/>
+      <w:bookmarkStart w:id="301" w:name="_Toc236304933"/>
       <w:r>
         <w:t>Native projection and preservation terms</w:t>
       </w:r>
@@ -38818,7 +38818,7 @@
         <w:pStyle w:val="Heading2"/>
       </w:pPr>
       <w:bookmarkStart w:id="302" w:name="_Clause_c6_4"/>
-      <w:bookmarkStart w:id="303" w:name="_Toc236298515"/>
+      <w:bookmarkStart w:id="303" w:name="_Toc236304934"/>
       <w:r>
         <w:t>Validation rules</w:t>
       </w:r>
@@ -38885,7 +38885,7 @@
         <w:pStyle w:val="TABLE-title"/>
       </w:pPr>
       <w:bookmarkStart w:id="304" w:name="_Tab_validation_rules_tab1"/>
-      <w:bookmarkStart w:id="305" w:name="_Toc236298561"/>
+      <w:bookmarkStart w:id="305" w:name="_Toc236304980"/>
       <w:r>
         <w:lastRenderedPageBreak/>
         <w:t xml:space="preserve">Table </w:t>
@@ -42207,7 +42207,7 @@
         <w:pStyle w:val="Heading2"/>
       </w:pPr>
       <w:bookmarkStart w:id="306" w:name="_Clause_c6_5"/>
-      <w:bookmarkStart w:id="307" w:name="_Toc236298516"/>
+      <w:bookmarkStart w:id="307" w:name="_Toc236304935"/>
       <w:r>
         <w:t>Thing Description and Thing Model mapping</w:t>
       </w:r>
@@ -42804,7 +42804,7 @@
         <w:pStyle w:val="Heading2"/>
       </w:pPr>
       <w:bookmarkStart w:id="308" w:name="_Clause_c6_6"/>
-      <w:bookmarkStart w:id="309" w:name="_Toc236298517"/>
+      <w:bookmarkStart w:id="309" w:name="_Toc236304936"/>
       <w:r>
         <w:t>NodeSet2 and WoT conversion</w:t>
       </w:r>
@@ -42851,7 +42851,7 @@
         <w:pStyle w:val="Heading3"/>
       </w:pPr>
       <w:bookmarkStart w:id="310" w:name="_Clause_c6_6_1"/>
-      <w:bookmarkStart w:id="311" w:name="_Toc236298518"/>
+      <w:bookmarkStart w:id="311" w:name="_Toc236304937"/>
       <w:r>
         <w:lastRenderedPageBreak/>
         <w:t>Native readable mapping</w:t>
@@ -42864,7 +42864,7 @@
         <w:pStyle w:val="TABLE-title"/>
       </w:pPr>
       <w:bookmarkStart w:id="312" w:name="_Tab_native_readable_mapping_tab1"/>
-      <w:bookmarkStart w:id="313" w:name="_Toc236298562"/>
+      <w:bookmarkStart w:id="313" w:name="_Toc236304981"/>
       <w:r>
         <w:t xml:space="preserve">Table </w:t>
       </w:r>
@@ -44480,7 +44480,7 @@
         <w:pStyle w:val="Heading3"/>
       </w:pPr>
       <w:bookmarkStart w:id="314" w:name="_Clause_c6_6_2"/>
-      <w:bookmarkStart w:id="315" w:name="_Toc236298519"/>
+      <w:bookmarkStart w:id="315" w:name="_Toc236304938"/>
       <w:r>
         <w:t>Exceptional structured nodes projection</w:t>
       </w:r>
@@ -44820,7 +44820,7 @@
         <w:pStyle w:val="Heading3"/>
       </w:pPr>
       <w:bookmarkStart w:id="316" w:name="_Clause_c6_6_3"/>
-      <w:bookmarkStart w:id="317" w:name="_Toc236298520"/>
+      <w:bookmarkStart w:id="317" w:name="_Toc236304939"/>
       <w:r>
         <w:t>Layered exceptional preservation policy</w:t>
       </w:r>
@@ -45067,7 +45067,7 @@
         <w:pStyle w:val="Heading3"/>
       </w:pPr>
       <w:bookmarkStart w:id="318" w:name="_Clause_c6_6_4"/>
-      <w:bookmarkStart w:id="319" w:name="_Toc236298521"/>
+      <w:bookmarkStart w:id="319" w:name="_Toc236304940"/>
       <w:r>
         <w:t>Synthesis from an authored Thing Description or Thing Model</w:t>
       </w:r>
@@ -45193,7 +45193,7 @@
         <w:pStyle w:val="Heading3"/>
       </w:pPr>
       <w:bookmarkStart w:id="320" w:name="_Clause_c6_6_5"/>
-      <w:bookmarkStart w:id="321" w:name="_Toc236298522"/>
+      <w:bookmarkStart w:id="321" w:name="_Toc236304941"/>
       <w:r>
         <w:t>Roundtrip invariants</w:t>
       </w:r>
@@ -45287,7 +45287,7 @@
         <w:pStyle w:val="Heading2"/>
       </w:pPr>
       <w:bookmarkStart w:id="322" w:name="_Clause_c6_7"/>
-      <w:bookmarkStart w:id="323" w:name="_Toc236298523"/>
+      <w:bookmarkStart w:id="323" w:name="_Toc236304942"/>
       <w:r>
         <w:t>Native projection, residue and exceptional envelope formats</w:t>
       </w:r>
@@ -45299,7 +45299,7 @@
         <w:pStyle w:val="Heading3"/>
       </w:pPr>
       <w:bookmarkStart w:id="324" w:name="_Clause_c6_7_1"/>
-      <w:bookmarkStart w:id="325" w:name="_Toc236298524"/>
+      <w:bookmarkStart w:id="325" w:name="_Toc236304943"/>
       <w:r>
         <w:t>The nodes projection</w:t>
       </w:r>
@@ -45328,7 +45328,7 @@
         <w:pStyle w:val="TABLE-title"/>
       </w:pPr>
       <w:bookmarkStart w:id="326" w:name="_Tab_the_nodes_projection_tab1"/>
-      <w:bookmarkStart w:id="327" w:name="_Toc236298563"/>
+      <w:bookmarkStart w:id="327" w:name="_Toc236304982"/>
       <w:r>
         <w:t xml:space="preserve">Table </w:t>
       </w:r>
@@ -46110,7 +46110,7 @@
         <w:pStyle w:val="Heading3"/>
       </w:pPr>
       <w:bookmarkStart w:id="328" w:name="_Clause_c6_7_2"/>
-      <w:bookmarkStart w:id="329" w:name="_Toc236298525"/>
+      <w:bookmarkStart w:id="329" w:name="_Toc236304944"/>
       <w:r>
         <w:t>The WoTJsonResidue NodeSet Extension</w:t>
       </w:r>
@@ -46383,7 +46383,7 @@
         <w:pStyle w:val="Heading3"/>
       </w:pPr>
       <w:bookmarkStart w:id="330" w:name="_Clause_c6_7_3"/>
-      <w:bookmarkStart w:id="331" w:name="_Toc236298526"/>
+      <w:bookmarkStart w:id="331" w:name="_Toc236304945"/>
       <w:r>
         <w:lastRenderedPageBreak/>
         <w:t>The exceptional nodeSet envelope</w:t>
@@ -46413,7 +46413,7 @@
         <w:pStyle w:val="TABLE-title"/>
       </w:pPr>
       <w:bookmarkStart w:id="332" w:name="_Tab_the_exceptional_nodeset_envelope_ta"/>
-      <w:bookmarkStart w:id="333" w:name="_Toc236298564"/>
+      <w:bookmarkStart w:id="333" w:name="_Toc236304983"/>
       <w:r>
         <w:t xml:space="preserve">Table </w:t>
       </w:r>
@@ -47009,7 +47009,7 @@
       <w:bookmarkStart w:id="335" w:name="_Toc184117007"/>
       <w:bookmarkStart w:id="336" w:name="_Ref85018491"/>
       <w:bookmarkStart w:id="337" w:name="_Clause_c7"/>
-      <w:bookmarkStart w:id="338" w:name="_Toc236298527"/>
+      <w:bookmarkStart w:id="338" w:name="_Toc236304946"/>
       <w:r>
         <w:lastRenderedPageBreak/>
         <w:t>Profiles and conformance units</w:t>
@@ -47033,7 +47033,7 @@
         <w:pStyle w:val="TABLE-title"/>
       </w:pPr>
       <w:bookmarkStart w:id="339" w:name="_Tab_profiles_and_conformance_units_tab1"/>
-      <w:bookmarkStart w:id="340" w:name="_Toc236298565"/>
+      <w:bookmarkStart w:id="340" w:name="_Toc236304984"/>
       <w:r>
         <w:t xml:space="preserve">Table </w:t>
       </w:r>
@@ -47863,7 +47863,7 @@
         <w:pStyle w:val="Heading1"/>
       </w:pPr>
       <w:bookmarkStart w:id="341" w:name="_Clause_c8"/>
-      <w:bookmarkStart w:id="342" w:name="_Toc236298528"/>
+      <w:bookmarkStart w:id="342" w:name="_Toc236304947"/>
       <w:r>
         <w:t>Namespaces</w:t>
       </w:r>
@@ -47876,7 +47876,7 @@
       </w:pPr>
       <w:bookmarkStart w:id="343" w:name="_Clause_c8_1"/>
       <w:bookmarkStart w:id="344" w:name="_Ref127248897"/>
-      <w:bookmarkStart w:id="345" w:name="_Toc236298529"/>
+      <w:bookmarkStart w:id="345" w:name="_Toc236304948"/>
       <w:r>
         <w:t>Namespace metadata</w:t>
       </w:r>
@@ -47906,7 +47906,7 @@
       </w:pPr>
       <w:bookmarkStart w:id="346" w:name="_Tab_namespace_metadata_tab1"/>
       <w:bookmarkStart w:id="347" w:name="_Ref16863029"/>
-      <w:bookmarkStart w:id="348" w:name="_Toc236298566"/>
+      <w:bookmarkStart w:id="348" w:name="_Toc236304985"/>
       <w:r>
         <w:lastRenderedPageBreak/>
         <w:t xml:space="preserve">Table </w:t>
@@ -48473,7 +48473,7 @@
       </w:pPr>
       <w:bookmarkStart w:id="349" w:name="_Clause_c8_2"/>
       <w:bookmarkStart w:id="350" w:name="_Ref55114991"/>
-      <w:bookmarkStart w:id="351" w:name="_Toc236298530"/>
+      <w:bookmarkStart w:id="351" w:name="_Toc236304949"/>
       <w:r>
         <w:t>Handling of OPC UA namespaces</w:t>
       </w:r>
@@ -48494,7 +48494,7 @@
         <w:pStyle w:val="TABLE-title"/>
       </w:pPr>
       <w:bookmarkStart w:id="352" w:name="_Tab_handling_of_opc_ua_namespaces_tab1"/>
-      <w:bookmarkStart w:id="353" w:name="_Toc236298567"/>
+      <w:bookmarkStart w:id="353" w:name="_Toc236304986"/>
       <w:r>
         <w:t xml:space="preserve">Table </w:t>
       </w:r>
@@ -48820,7 +48820,7 @@
       </w:pPr>
       <w:bookmarkStart w:id="354" w:name="_Tab_handling_of_opc_ua_namespaces_tab2"/>
       <w:bookmarkStart w:id="355" w:name="_Ref16577438"/>
-      <w:bookmarkStart w:id="356" w:name="_Toc236298568"/>
+      <w:bookmarkStart w:id="356" w:name="_Toc236304987"/>
       <w:r>
         <w:t xml:space="preserve">Table </w:t>
       </w:r>
@@ -49068,7 +49068,7 @@
       </w:pPr>
       <w:bookmarkStart w:id="357" w:name="_Annex_cA"/>
       <w:bookmarkStart w:id="358" w:name="_Ref37835123"/>
-      <w:bookmarkStart w:id="359" w:name="_Toc236298531"/>
+      <w:bookmarkStart w:id="359" w:name="_Toc236304950"/>
       <w:r>
         <w:lastRenderedPageBreak/>
         <w:t>(normative)</w:t>
@@ -49089,7 +49089,7 @@
         <w:pStyle w:val="ANNEX-heading1"/>
       </w:pPr>
       <w:bookmarkStart w:id="360" w:name="_Clause_cA_1"/>
-      <w:bookmarkStart w:id="361" w:name="_Toc236298532"/>
+      <w:bookmarkStart w:id="361" w:name="_Toc236304951"/>
       <w:r>
         <w:t>Namespace and capability identifier</w:t>
       </w:r>
@@ -49133,7 +49133,7 @@
         <w:pStyle w:val="ANNEX-heading1"/>
       </w:pPr>
       <w:bookmarkStart w:id="362" w:name="_Clause_cA_2"/>
-      <w:bookmarkStart w:id="363" w:name="_Toc236298533"/>
+      <w:bookmarkStart w:id="363" w:name="_Toc236304952"/>
       <w:r>
         <w:t>JSON-LD context and JSON Schema</w:t>
       </w:r>
@@ -49189,7 +49189,7 @@
         <w:pStyle w:val="ANNEXtitle"/>
       </w:pPr>
       <w:bookmarkStart w:id="364" w:name="_Annex_cB"/>
-      <w:bookmarkStart w:id="365" w:name="_Toc236298534"/>
+      <w:bookmarkStart w:id="365" w:name="_Toc236304953"/>
       <w:r>
         <w:lastRenderedPageBreak/>
         <w:t>(informative)</w:t>
@@ -49317,7 +49317,7 @@
         <w:pStyle w:val="ANNEXtitle"/>
       </w:pPr>
       <w:bookmarkStart w:id="366" w:name="_Annex_cC"/>
-      <w:bookmarkStart w:id="367" w:name="_Toc236298535"/>
+      <w:bookmarkStart w:id="367" w:name="_Toc236304954"/>
       <w:r>
         <w:lastRenderedPageBreak/>
         <w:t>(informative)</w:t>

--- a/word-drafts/OPC-UA-WoT-Binding.docx
+++ b/word-drafts/OPC-UA-WoT-Binding.docx
@@ -4180,7 +4180,7 @@
       <w:r>
         <w:fldChar w:fldCharType="separate"/>
       </w:r>
-      <w:hyperlink w:anchor="_Toc236309290" w:history="1">
+      <w:hyperlink w:anchor="_Toc236318341" w:history="1">
         <w:r>
           <w:rPr>
             <w:rStyle w:val="Hyperlink"/>
@@ -4221,7 +4221,7 @@
           <w:rPr>
             <w:webHidden/>
           </w:rPr>
-          <w:instrText xml:space="preserve"> PAGEREF _Toc236309290 \h </w:instrText>
+          <w:instrText xml:space="preserve"> PAGEREF _Toc236318341 \h </w:instrText>
         </w:r>
         <w:r>
           <w:rPr>
@@ -4261,7 +4261,7 @@
           <w14:ligatures w14:val="standardContextual"/>
         </w:rPr>
       </w:pPr>
-      <w:hyperlink w:anchor="_Toc236309291" w:history="1">
+      <w:hyperlink w:anchor="_Toc236318342" w:history="1">
         <w:r>
           <w:rPr>
             <w:rStyle w:val="Hyperlink"/>
@@ -4302,7 +4302,7 @@
           <w:rPr>
             <w:webHidden/>
           </w:rPr>
-          <w:instrText xml:space="preserve"> PAGEREF _Toc236309291 \h </w:instrText>
+          <w:instrText xml:space="preserve"> PAGEREF _Toc236318342 \h </w:instrText>
         </w:r>
         <w:r>
           <w:rPr>
@@ -4342,7 +4342,7 @@
           <w14:ligatures w14:val="standardContextual"/>
         </w:rPr>
       </w:pPr>
-      <w:hyperlink w:anchor="_Toc236309292" w:history="1">
+      <w:hyperlink w:anchor="_Toc236318343" w:history="1">
         <w:r>
           <w:rPr>
             <w:rStyle w:val="Hyperlink"/>
@@ -4383,7 +4383,7 @@
           <w:rPr>
             <w:webHidden/>
           </w:rPr>
-          <w:instrText xml:space="preserve"> PAGEREF _Toc236309292 \h </w:instrText>
+          <w:instrText xml:space="preserve"> PAGEREF _Toc236318343 \h </w:instrText>
         </w:r>
         <w:r>
           <w:rPr>
@@ -4423,7 +4423,7 @@
           <w14:ligatures w14:val="standardContextual"/>
         </w:rPr>
       </w:pPr>
-      <w:hyperlink w:anchor="_Toc236309293" w:history="1">
+      <w:hyperlink w:anchor="_Toc236318344" w:history="1">
         <w:r>
           <w:rPr>
             <w:rStyle w:val="Hyperlink"/>
@@ -4464,7 +4464,7 @@
           <w:rPr>
             <w:webHidden/>
           </w:rPr>
-          <w:instrText xml:space="preserve"> PAGEREF _Toc236309293 \h </w:instrText>
+          <w:instrText xml:space="preserve"> PAGEREF _Toc236318344 \h </w:instrText>
         </w:r>
         <w:r>
           <w:rPr>
@@ -4504,7 +4504,7 @@
           <w14:ligatures w14:val="standardContextual"/>
         </w:rPr>
       </w:pPr>
-      <w:hyperlink w:anchor="_Toc236309294" w:history="1">
+      <w:hyperlink w:anchor="_Toc236318345" w:history="1">
         <w:r>
           <w:rPr>
             <w:rStyle w:val="Hyperlink"/>
@@ -4545,7 +4545,7 @@
           <w:rPr>
             <w:webHidden/>
           </w:rPr>
-          <w:instrText xml:space="preserve"> PAGEREF _Toc236309294 \h </w:instrText>
+          <w:instrText xml:space="preserve"> PAGEREF _Toc236318345 \h </w:instrText>
         </w:r>
         <w:r>
           <w:rPr>
@@ -4585,7 +4585,7 @@
           <w14:ligatures w14:val="standardContextual"/>
         </w:rPr>
       </w:pPr>
-      <w:hyperlink w:anchor="_Toc236309295" w:history="1">
+      <w:hyperlink w:anchor="_Toc236318346" w:history="1">
         <w:r>
           <w:rPr>
             <w:rStyle w:val="Hyperlink"/>
@@ -4626,7 +4626,7 @@
           <w:rPr>
             <w:webHidden/>
           </w:rPr>
-          <w:instrText xml:space="preserve"> PAGEREF _Toc236309295 \h </w:instrText>
+          <w:instrText xml:space="preserve"> PAGEREF _Toc236318346 \h </w:instrText>
         </w:r>
         <w:r>
           <w:rPr>
@@ -4666,7 +4666,7 @@
           <w14:ligatures w14:val="standardContextual"/>
         </w:rPr>
       </w:pPr>
-      <w:hyperlink w:anchor="_Toc236309296" w:history="1">
+      <w:hyperlink w:anchor="_Toc236318347" w:history="1">
         <w:r>
           <w:rPr>
             <w:rStyle w:val="Hyperlink"/>
@@ -4707,7 +4707,7 @@
           <w:rPr>
             <w:webHidden/>
           </w:rPr>
-          <w:instrText xml:space="preserve"> PAGEREF _Toc236309296 \h </w:instrText>
+          <w:instrText xml:space="preserve"> PAGEREF _Toc236318347 \h </w:instrText>
         </w:r>
         <w:r>
           <w:rPr>
@@ -4747,7 +4747,7 @@
           <w14:ligatures w14:val="standardContextual"/>
         </w:rPr>
       </w:pPr>
-      <w:hyperlink w:anchor="_Toc236309297" w:history="1">
+      <w:hyperlink w:anchor="_Toc236318348" w:history="1">
         <w:r>
           <w:rPr>
             <w:rStyle w:val="Hyperlink"/>
@@ -4788,7 +4788,7 @@
           <w:rPr>
             <w:webHidden/>
           </w:rPr>
-          <w:instrText xml:space="preserve"> PAGEREF _Toc236309297 \h </w:instrText>
+          <w:instrText xml:space="preserve"> PAGEREF _Toc236318348 \h </w:instrText>
         </w:r>
         <w:r>
           <w:rPr>
@@ -4828,7 +4828,7 @@
           <w14:ligatures w14:val="standardContextual"/>
         </w:rPr>
       </w:pPr>
-      <w:hyperlink w:anchor="_Toc236309298" w:history="1">
+      <w:hyperlink w:anchor="_Toc236318349" w:history="1">
         <w:r>
           <w:rPr>
             <w:rStyle w:val="Hyperlink"/>
@@ -4869,7 +4869,7 @@
           <w:rPr>
             <w:webHidden/>
           </w:rPr>
-          <w:instrText xml:space="preserve"> PAGEREF _Toc236309298 \h </w:instrText>
+          <w:instrText xml:space="preserve"> PAGEREF _Toc236318349 \h </w:instrText>
         </w:r>
         <w:r>
           <w:rPr>
@@ -4909,7 +4909,7 @@
           <w14:ligatures w14:val="standardContextual"/>
         </w:rPr>
       </w:pPr>
-      <w:hyperlink w:anchor="_Toc236309299" w:history="1">
+      <w:hyperlink w:anchor="_Toc236318350" w:history="1">
         <w:r>
           <w:rPr>
             <w:rStyle w:val="Hyperlink"/>
@@ -4950,7 +4950,7 @@
           <w:rPr>
             <w:webHidden/>
           </w:rPr>
-          <w:instrText xml:space="preserve"> PAGEREF _Toc236309299 \h </w:instrText>
+          <w:instrText xml:space="preserve"> PAGEREF _Toc236318350 \h </w:instrText>
         </w:r>
         <w:r>
           <w:rPr>
@@ -4990,7 +4990,7 @@
           <w14:ligatures w14:val="standardContextual"/>
         </w:rPr>
       </w:pPr>
-      <w:hyperlink w:anchor="_Toc236309300" w:history="1">
+      <w:hyperlink w:anchor="_Toc236318351" w:history="1">
         <w:r>
           <w:rPr>
             <w:rStyle w:val="Hyperlink"/>
@@ -5031,7 +5031,7 @@
           <w:rPr>
             <w:webHidden/>
           </w:rPr>
-          <w:instrText xml:space="preserve"> PAGEREF _Toc236309300 \h </w:instrText>
+          <w:instrText xml:space="preserve"> PAGEREF _Toc236318351 \h </w:instrText>
         </w:r>
         <w:r>
           <w:rPr>
@@ -5071,7 +5071,7 @@
           <w14:ligatures w14:val="standardContextual"/>
         </w:rPr>
       </w:pPr>
-      <w:hyperlink w:anchor="_Toc236309301" w:history="1">
+      <w:hyperlink w:anchor="_Toc236318352" w:history="1">
         <w:r>
           <w:rPr>
             <w:rStyle w:val="Hyperlink"/>
@@ -5112,7 +5112,7 @@
           <w:rPr>
             <w:webHidden/>
           </w:rPr>
-          <w:instrText xml:space="preserve"> PAGEREF _Toc236309301 \h </w:instrText>
+          <w:instrText xml:space="preserve"> PAGEREF _Toc236318352 \h </w:instrText>
         </w:r>
         <w:r>
           <w:rPr>
@@ -5152,7 +5152,7 @@
           <w14:ligatures w14:val="standardContextual"/>
         </w:rPr>
       </w:pPr>
-      <w:hyperlink w:anchor="_Toc236309302" w:history="1">
+      <w:hyperlink w:anchor="_Toc236318353" w:history="1">
         <w:r>
           <w:rPr>
             <w:rStyle w:val="Hyperlink"/>
@@ -5193,7 +5193,7 @@
           <w:rPr>
             <w:webHidden/>
           </w:rPr>
-          <w:instrText xml:space="preserve"> PAGEREF _Toc236309302 \h </w:instrText>
+          <w:instrText xml:space="preserve"> PAGEREF _Toc236318353 \h </w:instrText>
         </w:r>
         <w:r>
           <w:rPr>
@@ -5233,7 +5233,7 @@
           <w14:ligatures w14:val="standardContextual"/>
         </w:rPr>
       </w:pPr>
-      <w:hyperlink w:anchor="_Toc236309303" w:history="1">
+      <w:hyperlink w:anchor="_Toc236318354" w:history="1">
         <w:r>
           <w:rPr>
             <w:rStyle w:val="Hyperlink"/>
@@ -5274,7 +5274,7 @@
           <w:rPr>
             <w:webHidden/>
           </w:rPr>
-          <w:instrText xml:space="preserve"> PAGEREF _Toc236309303 \h </w:instrText>
+          <w:instrText xml:space="preserve"> PAGEREF _Toc236318354 \h </w:instrText>
         </w:r>
         <w:r>
           <w:rPr>
@@ -5314,7 +5314,7 @@
           <w14:ligatures w14:val="standardContextual"/>
         </w:rPr>
       </w:pPr>
-      <w:hyperlink w:anchor="_Toc236309304" w:history="1">
+      <w:hyperlink w:anchor="_Toc236318355" w:history="1">
         <w:r>
           <w:rPr>
             <w:rStyle w:val="Hyperlink"/>
@@ -5355,7 +5355,7 @@
           <w:rPr>
             <w:webHidden/>
           </w:rPr>
-          <w:instrText xml:space="preserve"> PAGEREF _Toc236309304 \h </w:instrText>
+          <w:instrText xml:space="preserve"> PAGEREF _Toc236318355 \h </w:instrText>
         </w:r>
         <w:r>
           <w:rPr>
@@ -5395,7 +5395,7 @@
           <w14:ligatures w14:val="standardContextual"/>
         </w:rPr>
       </w:pPr>
-      <w:hyperlink w:anchor="_Toc236309305" w:history="1">
+      <w:hyperlink w:anchor="_Toc236318356" w:history="1">
         <w:r>
           <w:rPr>
             <w:rStyle w:val="Hyperlink"/>
@@ -5436,7 +5436,7 @@
           <w:rPr>
             <w:webHidden/>
           </w:rPr>
-          <w:instrText xml:space="preserve"> PAGEREF _Toc236309305 \h </w:instrText>
+          <w:instrText xml:space="preserve"> PAGEREF _Toc236318356 \h </w:instrText>
         </w:r>
         <w:r>
           <w:rPr>
@@ -5476,7 +5476,7 @@
           <w14:ligatures w14:val="standardContextual"/>
         </w:rPr>
       </w:pPr>
-      <w:hyperlink w:anchor="_Toc236309306" w:history="1">
+      <w:hyperlink w:anchor="_Toc236318357" w:history="1">
         <w:r>
           <w:rPr>
             <w:rStyle w:val="Hyperlink"/>
@@ -5517,7 +5517,7 @@
           <w:rPr>
             <w:webHidden/>
           </w:rPr>
-          <w:instrText xml:space="preserve"> PAGEREF _Toc236309306 \h </w:instrText>
+          <w:instrText xml:space="preserve"> PAGEREF _Toc236318357 \h </w:instrText>
         </w:r>
         <w:r>
           <w:rPr>
@@ -5557,7 +5557,7 @@
           <w14:ligatures w14:val="standardContextual"/>
         </w:rPr>
       </w:pPr>
-      <w:hyperlink w:anchor="_Toc236309307" w:history="1">
+      <w:hyperlink w:anchor="_Toc236318358" w:history="1">
         <w:r>
           <w:rPr>
             <w:rStyle w:val="Hyperlink"/>
@@ -5598,7 +5598,7 @@
           <w:rPr>
             <w:webHidden/>
           </w:rPr>
-          <w:instrText xml:space="preserve"> PAGEREF _Toc236309307 \h </w:instrText>
+          <w:instrText xml:space="preserve"> PAGEREF _Toc236318358 \h </w:instrText>
         </w:r>
         <w:r>
           <w:rPr>
@@ -5638,7 +5638,7 @@
           <w14:ligatures w14:val="standardContextual"/>
         </w:rPr>
       </w:pPr>
-      <w:hyperlink w:anchor="_Toc236309308" w:history="1">
+      <w:hyperlink w:anchor="_Toc236318359" w:history="1">
         <w:r>
           <w:rPr>
             <w:rStyle w:val="Hyperlink"/>
@@ -5679,7 +5679,7 @@
           <w:rPr>
             <w:webHidden/>
           </w:rPr>
-          <w:instrText xml:space="preserve"> PAGEREF _Toc236309308 \h </w:instrText>
+          <w:instrText xml:space="preserve"> PAGEREF _Toc236318359 \h </w:instrText>
         </w:r>
         <w:r>
           <w:rPr>
@@ -5719,7 +5719,7 @@
           <w14:ligatures w14:val="standardContextual"/>
         </w:rPr>
       </w:pPr>
-      <w:hyperlink w:anchor="_Toc236309309" w:history="1">
+      <w:hyperlink w:anchor="_Toc236318360" w:history="1">
         <w:r>
           <w:rPr>
             <w:rStyle w:val="Hyperlink"/>
@@ -5760,7 +5760,7 @@
           <w:rPr>
             <w:webHidden/>
           </w:rPr>
-          <w:instrText xml:space="preserve"> PAGEREF _Toc236309309 \h </w:instrText>
+          <w:instrText xml:space="preserve"> PAGEREF _Toc236318360 \h </w:instrText>
         </w:r>
         <w:r>
           <w:rPr>
@@ -5800,7 +5800,7 @@
           <w14:ligatures w14:val="standardContextual"/>
         </w:rPr>
       </w:pPr>
-      <w:hyperlink w:anchor="_Toc236309310" w:history="1">
+      <w:hyperlink w:anchor="_Toc236318361" w:history="1">
         <w:r>
           <w:rPr>
             <w:rStyle w:val="Hyperlink"/>
@@ -5841,7 +5841,7 @@
           <w:rPr>
             <w:webHidden/>
           </w:rPr>
-          <w:instrText xml:space="preserve"> PAGEREF _Toc236309310 \h </w:instrText>
+          <w:instrText xml:space="preserve"> PAGEREF _Toc236318361 \h </w:instrText>
         </w:r>
         <w:r>
           <w:rPr>
@@ -5881,7 +5881,7 @@
           <w14:ligatures w14:val="standardContextual"/>
         </w:rPr>
       </w:pPr>
-      <w:hyperlink w:anchor="_Toc236309311" w:history="1">
+      <w:hyperlink w:anchor="_Toc236318362" w:history="1">
         <w:r>
           <w:rPr>
             <w:rStyle w:val="Hyperlink"/>
@@ -5922,7 +5922,7 @@
           <w:rPr>
             <w:webHidden/>
           </w:rPr>
-          <w:instrText xml:space="preserve"> PAGEREF _Toc236309311 \h </w:instrText>
+          <w:instrText xml:space="preserve"> PAGEREF _Toc236318362 \h </w:instrText>
         </w:r>
         <w:r>
           <w:rPr>
@@ -5962,7 +5962,7 @@
           <w14:ligatures w14:val="standardContextual"/>
         </w:rPr>
       </w:pPr>
-      <w:hyperlink w:anchor="_Toc236309312" w:history="1">
+      <w:hyperlink w:anchor="_Toc236318363" w:history="1">
         <w:r>
           <w:rPr>
             <w:rStyle w:val="Hyperlink"/>
@@ -6003,7 +6003,7 @@
           <w:rPr>
             <w:webHidden/>
           </w:rPr>
-          <w:instrText xml:space="preserve"> PAGEREF _Toc236309312 \h </w:instrText>
+          <w:instrText xml:space="preserve"> PAGEREF _Toc236318363 \h </w:instrText>
         </w:r>
         <w:r>
           <w:rPr>
@@ -6043,7 +6043,7 @@
           <w14:ligatures w14:val="standardContextual"/>
         </w:rPr>
       </w:pPr>
-      <w:hyperlink w:anchor="_Toc236309313" w:history="1">
+      <w:hyperlink w:anchor="_Toc236318364" w:history="1">
         <w:r>
           <w:rPr>
             <w:rStyle w:val="Hyperlink"/>
@@ -6084,7 +6084,7 @@
           <w:rPr>
             <w:webHidden/>
           </w:rPr>
-          <w:instrText xml:space="preserve"> PAGEREF _Toc236309313 \h </w:instrText>
+          <w:instrText xml:space="preserve"> PAGEREF _Toc236318364 \h </w:instrText>
         </w:r>
         <w:r>
           <w:rPr>
@@ -6124,7 +6124,7 @@
           <w14:ligatures w14:val="standardContextual"/>
         </w:rPr>
       </w:pPr>
-      <w:hyperlink w:anchor="_Toc236309314" w:history="1">
+      <w:hyperlink w:anchor="_Toc236318365" w:history="1">
         <w:r>
           <w:rPr>
             <w:rStyle w:val="Hyperlink"/>
@@ -6165,7 +6165,7 @@
           <w:rPr>
             <w:webHidden/>
           </w:rPr>
-          <w:instrText xml:space="preserve"> PAGEREF _Toc236309314 \h </w:instrText>
+          <w:instrText xml:space="preserve"> PAGEREF _Toc236318365 \h </w:instrText>
         </w:r>
         <w:r>
           <w:rPr>
@@ -6205,7 +6205,7 @@
           <w14:ligatures w14:val="standardContextual"/>
         </w:rPr>
       </w:pPr>
-      <w:hyperlink w:anchor="_Toc236309315" w:history="1">
+      <w:hyperlink w:anchor="_Toc236318366" w:history="1">
         <w:r>
           <w:rPr>
             <w:rStyle w:val="Hyperlink"/>
@@ -6246,7 +6246,7 @@
           <w:rPr>
             <w:webHidden/>
           </w:rPr>
-          <w:instrText xml:space="preserve"> PAGEREF _Toc236309315 \h </w:instrText>
+          <w:instrText xml:space="preserve"> PAGEREF _Toc236318366 \h </w:instrText>
         </w:r>
         <w:r>
           <w:rPr>
@@ -6286,7 +6286,7 @@
           <w14:ligatures w14:val="standardContextual"/>
         </w:rPr>
       </w:pPr>
-      <w:hyperlink w:anchor="_Toc236309316" w:history="1">
+      <w:hyperlink w:anchor="_Toc236318367" w:history="1">
         <w:r>
           <w:rPr>
             <w:rStyle w:val="Hyperlink"/>
@@ -6327,7 +6327,7 @@
           <w:rPr>
             <w:webHidden/>
           </w:rPr>
-          <w:instrText xml:space="preserve"> PAGEREF _Toc236309316 \h </w:instrText>
+          <w:instrText xml:space="preserve"> PAGEREF _Toc236318367 \h </w:instrText>
         </w:r>
         <w:r>
           <w:rPr>
@@ -6367,7 +6367,7 @@
           <w14:ligatures w14:val="standardContextual"/>
         </w:rPr>
       </w:pPr>
-      <w:hyperlink w:anchor="_Toc236309317" w:history="1">
+      <w:hyperlink w:anchor="_Toc236318368" w:history="1">
         <w:r>
           <w:rPr>
             <w:rStyle w:val="Hyperlink"/>
@@ -6408,7 +6408,7 @@
           <w:rPr>
             <w:webHidden/>
           </w:rPr>
-          <w:instrText xml:space="preserve"> PAGEREF _Toc236309317 \h </w:instrText>
+          <w:instrText xml:space="preserve"> PAGEREF _Toc236318368 \h </w:instrText>
         </w:r>
         <w:r>
           <w:rPr>
@@ -6448,7 +6448,7 @@
           <w14:ligatures w14:val="standardContextual"/>
         </w:rPr>
       </w:pPr>
-      <w:hyperlink w:anchor="_Toc236309318" w:history="1">
+      <w:hyperlink w:anchor="_Toc236318369" w:history="1">
         <w:r>
           <w:rPr>
             <w:rStyle w:val="Hyperlink"/>
@@ -6489,7 +6489,7 @@
           <w:rPr>
             <w:webHidden/>
           </w:rPr>
-          <w:instrText xml:space="preserve"> PAGEREF _Toc236309318 \h </w:instrText>
+          <w:instrText xml:space="preserve"> PAGEREF _Toc236318369 \h </w:instrText>
         </w:r>
         <w:r>
           <w:rPr>
@@ -6529,7 +6529,7 @@
           <w14:ligatures w14:val="standardContextual"/>
         </w:rPr>
       </w:pPr>
-      <w:hyperlink w:anchor="_Toc236309319" w:history="1">
+      <w:hyperlink w:anchor="_Toc236318370" w:history="1">
         <w:r>
           <w:rPr>
             <w:rStyle w:val="Hyperlink"/>
@@ -6570,7 +6570,7 @@
           <w:rPr>
             <w:webHidden/>
           </w:rPr>
-          <w:instrText xml:space="preserve"> PAGEREF _Toc236309319 \h </w:instrText>
+          <w:instrText xml:space="preserve"> PAGEREF _Toc236318370 \h </w:instrText>
         </w:r>
         <w:r>
           <w:rPr>
@@ -6610,7 +6610,7 @@
           <w14:ligatures w14:val="standardContextual"/>
         </w:rPr>
       </w:pPr>
-      <w:hyperlink w:anchor="_Toc236309320" w:history="1">
+      <w:hyperlink w:anchor="_Toc236318371" w:history="1">
         <w:r>
           <w:rPr>
             <w:rStyle w:val="Hyperlink"/>
@@ -6651,7 +6651,7 @@
           <w:rPr>
             <w:webHidden/>
           </w:rPr>
-          <w:instrText xml:space="preserve"> PAGEREF _Toc236309320 \h </w:instrText>
+          <w:instrText xml:space="preserve"> PAGEREF _Toc236318371 \h </w:instrText>
         </w:r>
         <w:r>
           <w:rPr>
@@ -6691,7 +6691,7 @@
           <w14:ligatures w14:val="standardContextual"/>
         </w:rPr>
       </w:pPr>
-      <w:hyperlink w:anchor="_Toc236309321" w:history="1">
+      <w:hyperlink w:anchor="_Toc236318372" w:history="1">
         <w:r>
           <w:rPr>
             <w:rStyle w:val="Hyperlink"/>
@@ -6732,7 +6732,7 @@
           <w:rPr>
             <w:webHidden/>
           </w:rPr>
-          <w:instrText xml:space="preserve"> PAGEREF _Toc236309321 \h </w:instrText>
+          <w:instrText xml:space="preserve"> PAGEREF _Toc236318372 \h </w:instrText>
         </w:r>
         <w:r>
           <w:rPr>
@@ -6772,7 +6772,7 @@
           <w14:ligatures w14:val="standardContextual"/>
         </w:rPr>
       </w:pPr>
-      <w:hyperlink w:anchor="_Toc236309322" w:history="1">
+      <w:hyperlink w:anchor="_Toc236318373" w:history="1">
         <w:r>
           <w:rPr>
             <w:rStyle w:val="Hyperlink"/>
@@ -6813,7 +6813,7 @@
           <w:rPr>
             <w:webHidden/>
           </w:rPr>
-          <w:instrText xml:space="preserve"> PAGEREF _Toc236309322 \h </w:instrText>
+          <w:instrText xml:space="preserve"> PAGEREF _Toc236318373 \h </w:instrText>
         </w:r>
         <w:r>
           <w:rPr>
@@ -6853,7 +6853,7 @@
           <w14:ligatures w14:val="standardContextual"/>
         </w:rPr>
       </w:pPr>
-      <w:hyperlink w:anchor="_Toc236309323" w:history="1">
+      <w:hyperlink w:anchor="_Toc236318374" w:history="1">
         <w:r>
           <w:rPr>
             <w:rStyle w:val="Hyperlink"/>
@@ -6894,7 +6894,7 @@
           <w:rPr>
             <w:webHidden/>
           </w:rPr>
-          <w:instrText xml:space="preserve"> PAGEREF _Toc236309323 \h </w:instrText>
+          <w:instrText xml:space="preserve"> PAGEREF _Toc236318374 \h </w:instrText>
         </w:r>
         <w:r>
           <w:rPr>
@@ -6934,7 +6934,7 @@
           <w14:ligatures w14:val="standardContextual"/>
         </w:rPr>
       </w:pPr>
-      <w:hyperlink w:anchor="_Toc236309324" w:history="1">
+      <w:hyperlink w:anchor="_Toc236318375" w:history="1">
         <w:r>
           <w:rPr>
             <w:rStyle w:val="Hyperlink"/>
@@ -6975,7 +6975,7 @@
           <w:rPr>
             <w:webHidden/>
           </w:rPr>
-          <w:instrText xml:space="preserve"> PAGEREF _Toc236309324 \h </w:instrText>
+          <w:instrText xml:space="preserve"> PAGEREF _Toc236318375 \h </w:instrText>
         </w:r>
         <w:r>
           <w:rPr>
@@ -7015,7 +7015,7 @@
           <w14:ligatures w14:val="standardContextual"/>
         </w:rPr>
       </w:pPr>
-      <w:hyperlink w:anchor="_Toc236309325" w:history="1">
+      <w:hyperlink w:anchor="_Toc236318376" w:history="1">
         <w:r>
           <w:rPr>
             <w:rStyle w:val="Hyperlink"/>
@@ -7056,7 +7056,7 @@
           <w:rPr>
             <w:webHidden/>
           </w:rPr>
-          <w:instrText xml:space="preserve"> PAGEREF _Toc236309325 \h </w:instrText>
+          <w:instrText xml:space="preserve"> PAGEREF _Toc236318376 \h </w:instrText>
         </w:r>
         <w:r>
           <w:rPr>
@@ -7096,7 +7096,7 @@
           <w14:ligatures w14:val="standardContextual"/>
         </w:rPr>
       </w:pPr>
-      <w:hyperlink w:anchor="_Toc236309326" w:history="1">
+      <w:hyperlink w:anchor="_Toc236318377" w:history="1">
         <w:r>
           <w:rPr>
             <w:rStyle w:val="Hyperlink"/>
@@ -7137,7 +7137,7 @@
           <w:rPr>
             <w:webHidden/>
           </w:rPr>
-          <w:instrText xml:space="preserve"> PAGEREF _Toc236309326 \h </w:instrText>
+          <w:instrText xml:space="preserve"> PAGEREF _Toc236318377 \h </w:instrText>
         </w:r>
         <w:r>
           <w:rPr>
@@ -7177,7 +7177,7 @@
           <w14:ligatures w14:val="standardContextual"/>
         </w:rPr>
       </w:pPr>
-      <w:hyperlink w:anchor="_Toc236309327" w:history="1">
+      <w:hyperlink w:anchor="_Toc236318378" w:history="1">
         <w:r>
           <w:rPr>
             <w:rStyle w:val="Hyperlink"/>
@@ -7218,7 +7218,7 @@
           <w:rPr>
             <w:webHidden/>
           </w:rPr>
-          <w:instrText xml:space="preserve"> PAGEREF _Toc236309327 \h </w:instrText>
+          <w:instrText xml:space="preserve"> PAGEREF _Toc236318378 \h </w:instrText>
         </w:r>
         <w:r>
           <w:rPr>
@@ -7258,7 +7258,7 @@
           <w14:ligatures w14:val="standardContextual"/>
         </w:rPr>
       </w:pPr>
-      <w:hyperlink w:anchor="_Toc236309328" w:history="1">
+      <w:hyperlink w:anchor="_Toc236318379" w:history="1">
         <w:r>
           <w:rPr>
             <w:rStyle w:val="Hyperlink"/>
@@ -7299,7 +7299,7 @@
           <w:rPr>
             <w:webHidden/>
           </w:rPr>
-          <w:instrText xml:space="preserve"> PAGEREF _Toc236309328 \h </w:instrText>
+          <w:instrText xml:space="preserve"> PAGEREF _Toc236318379 \h </w:instrText>
         </w:r>
         <w:r>
           <w:rPr>
@@ -7339,7 +7339,7 @@
           <w14:ligatures w14:val="standardContextual"/>
         </w:rPr>
       </w:pPr>
-      <w:hyperlink w:anchor="_Toc236309329" w:history="1">
+      <w:hyperlink w:anchor="_Toc236318380" w:history="1">
         <w:r>
           <w:rPr>
             <w:rStyle w:val="Hyperlink"/>
@@ -7380,7 +7380,7 @@
           <w:rPr>
             <w:webHidden/>
           </w:rPr>
-          <w:instrText xml:space="preserve"> PAGEREF _Toc236309329 \h </w:instrText>
+          <w:instrText xml:space="preserve"> PAGEREF _Toc236318380 \h </w:instrText>
         </w:r>
         <w:r>
           <w:rPr>
@@ -7420,7 +7420,7 @@
           <w14:ligatures w14:val="standardContextual"/>
         </w:rPr>
       </w:pPr>
-      <w:hyperlink w:anchor="_Toc236309330" w:history="1">
+      <w:hyperlink w:anchor="_Toc236318381" w:history="1">
         <w:r>
           <w:rPr>
             <w:rStyle w:val="Hyperlink"/>
@@ -7461,7 +7461,7 @@
           <w:rPr>
             <w:webHidden/>
           </w:rPr>
-          <w:instrText xml:space="preserve"> PAGEREF _Toc236309330 \h </w:instrText>
+          <w:instrText xml:space="preserve"> PAGEREF _Toc236318381 \h </w:instrText>
         </w:r>
         <w:r>
           <w:rPr>
@@ -7501,7 +7501,7 @@
           <w14:ligatures w14:val="standardContextual"/>
         </w:rPr>
       </w:pPr>
-      <w:hyperlink w:anchor="_Toc236309331" w:history="1">
+      <w:hyperlink w:anchor="_Toc236318382" w:history="1">
         <w:r>
           <w:rPr>
             <w:rStyle w:val="Hyperlink"/>
@@ -7542,7 +7542,7 @@
           <w:rPr>
             <w:webHidden/>
           </w:rPr>
-          <w:instrText xml:space="preserve"> PAGEREF _Toc236309331 \h </w:instrText>
+          <w:instrText xml:space="preserve"> PAGEREF _Toc236318382 \h </w:instrText>
         </w:r>
         <w:r>
           <w:rPr>
@@ -7582,7 +7582,7 @@
           <w14:ligatures w14:val="standardContextual"/>
         </w:rPr>
       </w:pPr>
-      <w:hyperlink w:anchor="_Toc236309332" w:history="1">
+      <w:hyperlink w:anchor="_Toc236318383" w:history="1">
         <w:r>
           <w:rPr>
             <w:rStyle w:val="Hyperlink"/>
@@ -7623,7 +7623,7 @@
           <w:rPr>
             <w:webHidden/>
           </w:rPr>
-          <w:instrText xml:space="preserve"> PAGEREF _Toc236309332 \h </w:instrText>
+          <w:instrText xml:space="preserve"> PAGEREF _Toc236318383 \h </w:instrText>
         </w:r>
         <w:r>
           <w:rPr>
@@ -7663,7 +7663,7 @@
           <w14:ligatures w14:val="standardContextual"/>
         </w:rPr>
       </w:pPr>
-      <w:hyperlink w:anchor="_Toc236309333" w:history="1">
+      <w:hyperlink w:anchor="_Toc236318384" w:history="1">
         <w:r>
           <w:rPr>
             <w:rStyle w:val="Hyperlink"/>
@@ -7704,7 +7704,7 @@
           <w:rPr>
             <w:webHidden/>
           </w:rPr>
-          <w:instrText xml:space="preserve"> PAGEREF _Toc236309333 \h </w:instrText>
+          <w:instrText xml:space="preserve"> PAGEREF _Toc236318384 \h </w:instrText>
         </w:r>
         <w:r>
           <w:rPr>
@@ -7744,7 +7744,7 @@
           <w14:ligatures w14:val="standardContextual"/>
         </w:rPr>
       </w:pPr>
-      <w:hyperlink w:anchor="_Toc236309334" w:history="1">
+      <w:hyperlink w:anchor="_Toc236318385" w:history="1">
         <w:r>
           <w:rPr>
             <w:rStyle w:val="Hyperlink"/>
@@ -7785,7 +7785,7 @@
           <w:rPr>
             <w:webHidden/>
           </w:rPr>
-          <w:instrText xml:space="preserve"> PAGEREF _Toc236309334 \h </w:instrText>
+          <w:instrText xml:space="preserve"> PAGEREF _Toc236318385 \h </w:instrText>
         </w:r>
         <w:r>
           <w:rPr>
@@ -7825,7 +7825,7 @@
           <w14:ligatures w14:val="standardContextual"/>
         </w:rPr>
       </w:pPr>
-      <w:hyperlink w:anchor="_Toc236309335" w:history="1">
+      <w:hyperlink w:anchor="_Toc236318386" w:history="1">
         <w:r>
           <w:rPr>
             <w:rStyle w:val="Hyperlink"/>
@@ -7866,7 +7866,7 @@
           <w:rPr>
             <w:webHidden/>
           </w:rPr>
-          <w:instrText xml:space="preserve"> PAGEREF _Toc236309335 \h </w:instrText>
+          <w:instrText xml:space="preserve"> PAGEREF _Toc236318386 \h </w:instrText>
         </w:r>
         <w:r>
           <w:rPr>
@@ -7906,7 +7906,7 @@
           <w14:ligatures w14:val="standardContextual"/>
         </w:rPr>
       </w:pPr>
-      <w:hyperlink w:anchor="_Toc236309336" w:history="1">
+      <w:hyperlink w:anchor="_Toc236318387" w:history="1">
         <w:r>
           <w:rPr>
             <w:rStyle w:val="Hyperlink"/>
@@ -7947,7 +7947,7 @@
           <w:rPr>
             <w:webHidden/>
           </w:rPr>
-          <w:instrText xml:space="preserve"> PAGEREF _Toc236309336 \h </w:instrText>
+          <w:instrText xml:space="preserve"> PAGEREF _Toc236318387 \h </w:instrText>
         </w:r>
         <w:r>
           <w:rPr>
@@ -7987,7 +7987,7 @@
           <w14:ligatures w14:val="standardContextual"/>
         </w:rPr>
       </w:pPr>
-      <w:hyperlink w:anchor="_Toc236309337" w:history="1">
+      <w:hyperlink w:anchor="_Toc236318388" w:history="1">
         <w:r>
           <w:rPr>
             <w:rStyle w:val="Hyperlink"/>
@@ -8028,7 +8028,7 @@
           <w:rPr>
             <w:webHidden/>
           </w:rPr>
-          <w:instrText xml:space="preserve"> PAGEREF _Toc236309337 \h </w:instrText>
+          <w:instrText xml:space="preserve"> PAGEREF _Toc236318388 \h </w:instrText>
         </w:r>
         <w:r>
           <w:rPr>
@@ -8068,7 +8068,7 @@
           <w14:ligatures w14:val="standardContextual"/>
         </w:rPr>
       </w:pPr>
-      <w:hyperlink w:anchor="_Toc236309338" w:history="1">
+      <w:hyperlink w:anchor="_Toc236318389" w:history="1">
         <w:r>
           <w:rPr>
             <w:rStyle w:val="Hyperlink"/>
@@ -8109,7 +8109,7 @@
           <w:rPr>
             <w:webHidden/>
           </w:rPr>
-          <w:instrText xml:space="preserve"> PAGEREF _Toc236309338 \h </w:instrText>
+          <w:instrText xml:space="preserve"> PAGEREF _Toc236318389 \h </w:instrText>
         </w:r>
         <w:r>
           <w:rPr>
@@ -8149,7 +8149,7 @@
           <w14:ligatures w14:val="standardContextual"/>
         </w:rPr>
       </w:pPr>
-      <w:hyperlink w:anchor="_Toc236309339" w:history="1">
+      <w:hyperlink w:anchor="_Toc236318390" w:history="1">
         <w:r>
           <w:rPr>
             <w:rStyle w:val="Hyperlink"/>
@@ -8190,7 +8190,7 @@
           <w:rPr>
             <w:webHidden/>
           </w:rPr>
-          <w:instrText xml:space="preserve"> PAGEREF _Toc236309339 \h </w:instrText>
+          <w:instrText xml:space="preserve"> PAGEREF _Toc236318390 \h </w:instrText>
         </w:r>
         <w:r>
           <w:rPr>
@@ -8230,7 +8230,7 @@
           <w14:ligatures w14:val="standardContextual"/>
         </w:rPr>
       </w:pPr>
-      <w:hyperlink w:anchor="_Toc236309340" w:history="1">
+      <w:hyperlink w:anchor="_Toc236318391" w:history="1">
         <w:r>
           <w:rPr>
             <w:rStyle w:val="Hyperlink"/>
@@ -8271,7 +8271,7 @@
           <w:rPr>
             <w:webHidden/>
           </w:rPr>
-          <w:instrText xml:space="preserve"> PAGEREF _Toc236309340 \h </w:instrText>
+          <w:instrText xml:space="preserve"> PAGEREF _Toc236318391 \h </w:instrText>
         </w:r>
         <w:r>
           <w:rPr>
@@ -8311,7 +8311,7 @@
           <w14:ligatures w14:val="standardContextual"/>
         </w:rPr>
       </w:pPr>
-      <w:hyperlink w:anchor="_Toc236309341" w:history="1">
+      <w:hyperlink w:anchor="_Toc236318392" w:history="1">
         <w:r>
           <w:rPr>
             <w:rStyle w:val="Hyperlink"/>
@@ -8352,7 +8352,7 @@
           <w:rPr>
             <w:webHidden/>
           </w:rPr>
-          <w:instrText xml:space="preserve"> PAGEREF _Toc236309341 \h </w:instrText>
+          <w:instrText xml:space="preserve"> PAGEREF _Toc236318392 \h </w:instrText>
         </w:r>
         <w:r>
           <w:rPr>
@@ -8392,7 +8392,7 @@
           <w14:ligatures w14:val="standardContextual"/>
         </w:rPr>
       </w:pPr>
-      <w:hyperlink w:anchor="_Toc236309342" w:history="1">
+      <w:hyperlink w:anchor="_Toc236318393" w:history="1">
         <w:r>
           <w:rPr>
             <w:rStyle w:val="Hyperlink"/>
@@ -8433,7 +8433,7 @@
           <w:rPr>
             <w:webHidden/>
           </w:rPr>
-          <w:instrText xml:space="preserve"> PAGEREF _Toc236309342 \h </w:instrText>
+          <w:instrText xml:space="preserve"> PAGEREF _Toc236318393 \h </w:instrText>
         </w:r>
         <w:r>
           <w:rPr>
@@ -8473,7 +8473,7 @@
           <w14:ligatures w14:val="standardContextual"/>
         </w:rPr>
       </w:pPr>
-      <w:hyperlink w:anchor="_Toc236309343" w:history="1">
+      <w:hyperlink w:anchor="_Toc236318394" w:history="1">
         <w:r>
           <w:rPr>
             <w:rStyle w:val="Hyperlink"/>
@@ -8514,7 +8514,7 @@
           <w:rPr>
             <w:webHidden/>
           </w:rPr>
-          <w:instrText xml:space="preserve"> PAGEREF _Toc236309343 \h </w:instrText>
+          <w:instrText xml:space="preserve"> PAGEREF _Toc236318394 \h </w:instrText>
         </w:r>
         <w:r>
           <w:rPr>
@@ -8554,7 +8554,7 @@
           <w14:ligatures w14:val="standardContextual"/>
         </w:rPr>
       </w:pPr>
-      <w:hyperlink w:anchor="_Toc236309344" w:history="1">
+      <w:hyperlink w:anchor="_Toc236318395" w:history="1">
         <w:r>
           <w:rPr>
             <w:rStyle w:val="Hyperlink"/>
@@ -8595,7 +8595,7 @@
           <w:rPr>
             <w:webHidden/>
           </w:rPr>
-          <w:instrText xml:space="preserve"> PAGEREF _Toc236309344 \h </w:instrText>
+          <w:instrText xml:space="preserve"> PAGEREF _Toc236318395 \h </w:instrText>
         </w:r>
         <w:r>
           <w:rPr>
@@ -8635,7 +8635,7 @@
           <w14:ligatures w14:val="standardContextual"/>
         </w:rPr>
       </w:pPr>
-      <w:hyperlink w:anchor="_Toc236309345" w:history="1">
+      <w:hyperlink w:anchor="_Toc236318396" w:history="1">
         <w:r>
           <w:rPr>
             <w:rStyle w:val="Hyperlink"/>
@@ -8676,7 +8676,7 @@
           <w:rPr>
             <w:webHidden/>
           </w:rPr>
-          <w:instrText xml:space="preserve"> PAGEREF _Toc236309345 \h </w:instrText>
+          <w:instrText xml:space="preserve"> PAGEREF _Toc236318396 \h </w:instrText>
         </w:r>
         <w:r>
           <w:rPr>
@@ -8716,7 +8716,7 @@
           <w14:ligatures w14:val="standardContextual"/>
         </w:rPr>
       </w:pPr>
-      <w:hyperlink w:anchor="_Toc236309346" w:history="1">
+      <w:hyperlink w:anchor="_Toc236318397" w:history="1">
         <w:r>
           <w:rPr>
             <w:rStyle w:val="Hyperlink"/>
@@ -8757,7 +8757,7 @@
           <w:rPr>
             <w:webHidden/>
           </w:rPr>
-          <w:instrText xml:space="preserve"> PAGEREF _Toc236309346 \h </w:instrText>
+          <w:instrText xml:space="preserve"> PAGEREF _Toc236318397 \h </w:instrText>
         </w:r>
         <w:r>
           <w:rPr>
@@ -8797,7 +8797,7 @@
           <w14:ligatures w14:val="standardContextual"/>
         </w:rPr>
       </w:pPr>
-      <w:hyperlink w:anchor="_Toc236309347" w:history="1">
+      <w:hyperlink w:anchor="_Toc236318398" w:history="1">
         <w:r>
           <w:rPr>
             <w:rStyle w:val="Hyperlink"/>
@@ -8838,7 +8838,7 @@
           <w:rPr>
             <w:webHidden/>
           </w:rPr>
-          <w:instrText xml:space="preserve"> PAGEREF _Toc236309347 \h </w:instrText>
+          <w:instrText xml:space="preserve"> PAGEREF _Toc236318398 \h </w:instrText>
         </w:r>
         <w:r>
           <w:rPr>
@@ -8878,7 +8878,7 @@
           <w14:ligatures w14:val="standardContextual"/>
         </w:rPr>
       </w:pPr>
-      <w:hyperlink w:anchor="_Toc236309348" w:history="1">
+      <w:hyperlink w:anchor="_Toc236318399" w:history="1">
         <w:r>
           <w:rPr>
             <w:rStyle w:val="Hyperlink"/>
@@ -8919,7 +8919,7 @@
           <w:rPr>
             <w:webHidden/>
           </w:rPr>
-          <w:instrText xml:space="preserve"> PAGEREF _Toc236309348 \h </w:instrText>
+          <w:instrText xml:space="preserve"> PAGEREF _Toc236318399 \h </w:instrText>
         </w:r>
         <w:r>
           <w:rPr>
@@ -8959,7 +8959,7 @@
           <w14:ligatures w14:val="standardContextual"/>
         </w:rPr>
       </w:pPr>
-      <w:hyperlink w:anchor="_Toc236309349" w:history="1">
+      <w:hyperlink w:anchor="_Toc236318400" w:history="1">
         <w:r>
           <w:rPr>
             <w:rStyle w:val="Hyperlink"/>
@@ -9000,7 +9000,7 @@
           <w:rPr>
             <w:webHidden/>
           </w:rPr>
-          <w:instrText xml:space="preserve"> PAGEREF _Toc236309349 \h </w:instrText>
+          <w:instrText xml:space="preserve"> PAGEREF _Toc236318400 \h </w:instrText>
         </w:r>
         <w:r>
           <w:rPr>
@@ -9040,7 +9040,7 @@
           <w14:ligatures w14:val="standardContextual"/>
         </w:rPr>
       </w:pPr>
-      <w:hyperlink w:anchor="_Toc236309350" w:history="1">
+      <w:hyperlink w:anchor="_Toc236318401" w:history="1">
         <w:r>
           <w:rPr>
             <w:rStyle w:val="Hyperlink"/>
@@ -9081,7 +9081,7 @@
           <w:rPr>
             <w:webHidden/>
           </w:rPr>
-          <w:instrText xml:space="preserve"> PAGEREF _Toc236309350 \h </w:instrText>
+          <w:instrText xml:space="preserve"> PAGEREF _Toc236318401 \h </w:instrText>
         </w:r>
         <w:r>
           <w:rPr>
@@ -9121,7 +9121,7 @@
           <w14:ligatures w14:val="standardContextual"/>
         </w:rPr>
       </w:pPr>
-      <w:hyperlink w:anchor="_Toc236309351" w:history="1">
+      <w:hyperlink w:anchor="_Toc236318402" w:history="1">
         <w:r>
           <w:rPr>
             <w:rStyle w:val="Hyperlink"/>
@@ -9162,7 +9162,7 @@
           <w:rPr>
             <w:webHidden/>
           </w:rPr>
-          <w:instrText xml:space="preserve"> PAGEREF _Toc236309351 \h </w:instrText>
+          <w:instrText xml:space="preserve"> PAGEREF _Toc236318402 \h </w:instrText>
         </w:r>
         <w:r>
           <w:rPr>
@@ -9202,7 +9202,7 @@
           <w14:ligatures w14:val="standardContextual"/>
         </w:rPr>
       </w:pPr>
-      <w:hyperlink w:anchor="_Toc236309352" w:history="1">
+      <w:hyperlink w:anchor="_Toc236318403" w:history="1">
         <w:r>
           <w:rPr>
             <w:rStyle w:val="Hyperlink"/>
@@ -9225,7 +9225,7 @@
           <w:rPr>
             <w:webHidden/>
           </w:rPr>
-          <w:instrText xml:space="preserve"> PAGEREF _Toc236309352 \h </w:instrText>
+          <w:instrText xml:space="preserve"> PAGEREF _Toc236318403 \h </w:instrText>
         </w:r>
         <w:r>
           <w:rPr>
@@ -9265,7 +9265,7 @@
           <w14:ligatures w14:val="standardContextual"/>
         </w:rPr>
       </w:pPr>
-      <w:hyperlink w:anchor="_Toc236309353" w:history="1">
+      <w:hyperlink w:anchor="_Toc236318404" w:history="1">
         <w:r>
           <w:rPr>
             <w:rStyle w:val="Hyperlink"/>
@@ -9306,7 +9306,7 @@
           <w:rPr>
             <w:webHidden/>
           </w:rPr>
-          <w:instrText xml:space="preserve"> PAGEREF _Toc236309353 \h </w:instrText>
+          <w:instrText xml:space="preserve"> PAGEREF _Toc236318404 \h </w:instrText>
         </w:r>
         <w:r>
           <w:rPr>
@@ -9346,7 +9346,7 @@
           <w14:ligatures w14:val="standardContextual"/>
         </w:rPr>
       </w:pPr>
-      <w:hyperlink w:anchor="_Toc236309354" w:history="1">
+      <w:hyperlink w:anchor="_Toc236318405" w:history="1">
         <w:r>
           <w:rPr>
             <w:rStyle w:val="Hyperlink"/>
@@ -9387,7 +9387,7 @@
           <w:rPr>
             <w:webHidden/>
           </w:rPr>
-          <w:instrText xml:space="preserve"> PAGEREF _Toc236309354 \h </w:instrText>
+          <w:instrText xml:space="preserve"> PAGEREF _Toc236318405 \h </w:instrText>
         </w:r>
         <w:r>
           <w:rPr>
@@ -9427,7 +9427,7 @@
           <w14:ligatures w14:val="standardContextual"/>
         </w:rPr>
       </w:pPr>
-      <w:hyperlink w:anchor="_Toc236309355" w:history="1">
+      <w:hyperlink w:anchor="_Toc236318406" w:history="1">
         <w:r>
           <w:rPr>
             <w:rStyle w:val="Hyperlink"/>
@@ -9450,7 +9450,7 @@
           <w:rPr>
             <w:webHidden/>
           </w:rPr>
-          <w:instrText xml:space="preserve"> PAGEREF _Toc236309355 \h </w:instrText>
+          <w:instrText xml:space="preserve"> PAGEREF _Toc236318406 \h </w:instrText>
         </w:r>
         <w:r>
           <w:rPr>
@@ -9490,7 +9490,7 @@
           <w14:ligatures w14:val="standardContextual"/>
         </w:rPr>
       </w:pPr>
-      <w:hyperlink w:anchor="_Toc236309356" w:history="1">
+      <w:hyperlink w:anchor="_Toc236318407" w:history="1">
         <w:r>
           <w:rPr>
             <w:rStyle w:val="Hyperlink"/>
@@ -9513,7 +9513,7 @@
           <w:rPr>
             <w:webHidden/>
           </w:rPr>
-          <w:instrText xml:space="preserve"> PAGEREF _Toc236309356 \h </w:instrText>
+          <w:instrText xml:space="preserve"> PAGEREF _Toc236318407 \h </w:instrText>
         </w:r>
         <w:r>
           <w:rPr>
@@ -9592,7 +9592,7 @@
       <w:r>
         <w:fldChar w:fldCharType="separate"/>
       </w:r>
-      <w:hyperlink w:anchor="_Toc236309357" w:history="1">
+      <w:hyperlink w:anchor="_Toc236318408" w:history="1">
         <w:r>
           <w:rPr>
             <w:rStyle w:val="Hyperlink"/>
@@ -9606,7 +9606,7 @@
           <w:fldChar w:fldCharType="begin"/>
         </w:r>
         <w:r>
-          <w:instrText xml:space="preserve"> PAGEREF _Toc236309357 \h </w:instrText>
+          <w:instrText xml:space="preserve"> PAGEREF _Toc236318408 \h </w:instrText>
         </w:r>
         <w:r>
           <w:fldChar w:fldCharType="separate"/>
@@ -9632,7 +9632,7 @@
           <w14:ligatures w14:val="standardContextual"/>
         </w:rPr>
       </w:pPr>
-      <w:hyperlink w:anchor="_Toc236309358" w:history="1">
+      <w:hyperlink w:anchor="_Toc236318409" w:history="1">
         <w:r>
           <w:rPr>
             <w:rStyle w:val="Hyperlink"/>
@@ -9646,7 +9646,7 @@
           <w:fldChar w:fldCharType="begin"/>
         </w:r>
         <w:r>
-          <w:instrText xml:space="preserve"> PAGEREF _Toc236309358 \h </w:instrText>
+          <w:instrText xml:space="preserve"> PAGEREF _Toc236318409 \h </w:instrText>
         </w:r>
         <w:r>
           <w:fldChar w:fldCharType="separate"/>
@@ -9672,7 +9672,7 @@
           <w14:ligatures w14:val="standardContextual"/>
         </w:rPr>
       </w:pPr>
-      <w:hyperlink w:anchor="_Toc236309359" w:history="1">
+      <w:hyperlink w:anchor="_Toc236318410" w:history="1">
         <w:r>
           <w:rPr>
             <w:rStyle w:val="Hyperlink"/>
@@ -9686,7 +9686,7 @@
           <w:fldChar w:fldCharType="begin"/>
         </w:r>
         <w:r>
-          <w:instrText xml:space="preserve"> PAGEREF _Toc236309359 \h </w:instrText>
+          <w:instrText xml:space="preserve"> PAGEREF _Toc236318410 \h </w:instrText>
         </w:r>
         <w:r>
           <w:fldChar w:fldCharType="separate"/>
@@ -9712,7 +9712,7 @@
           <w14:ligatures w14:val="standardContextual"/>
         </w:rPr>
       </w:pPr>
-      <w:hyperlink w:anchor="_Toc236309360" w:history="1">
+      <w:hyperlink w:anchor="_Toc236318411" w:history="1">
         <w:r>
           <w:rPr>
             <w:rStyle w:val="Hyperlink"/>
@@ -9726,7 +9726,7 @@
           <w:fldChar w:fldCharType="begin"/>
         </w:r>
         <w:r>
-          <w:instrText xml:space="preserve"> PAGEREF _Toc236309360 \h </w:instrText>
+          <w:instrText xml:space="preserve"> PAGEREF _Toc236318411 \h </w:instrText>
         </w:r>
         <w:r>
           <w:fldChar w:fldCharType="separate"/>
@@ -9752,7 +9752,7 @@
           <w14:ligatures w14:val="standardContextual"/>
         </w:rPr>
       </w:pPr>
-      <w:hyperlink w:anchor="_Toc236309361" w:history="1">
+      <w:hyperlink w:anchor="_Toc236318412" w:history="1">
         <w:r>
           <w:rPr>
             <w:rStyle w:val="Hyperlink"/>
@@ -9766,7 +9766,7 @@
           <w:fldChar w:fldCharType="begin"/>
         </w:r>
         <w:r>
-          <w:instrText xml:space="preserve"> PAGEREF _Toc236309361 \h </w:instrText>
+          <w:instrText xml:space="preserve"> PAGEREF _Toc236318412 \h </w:instrText>
         </w:r>
         <w:r>
           <w:fldChar w:fldCharType="separate"/>
@@ -9792,7 +9792,7 @@
           <w14:ligatures w14:val="standardContextual"/>
         </w:rPr>
       </w:pPr>
-      <w:hyperlink w:anchor="_Toc236309362" w:history="1">
+      <w:hyperlink w:anchor="_Toc236318413" w:history="1">
         <w:r>
           <w:rPr>
             <w:rStyle w:val="Hyperlink"/>
@@ -9806,7 +9806,7 @@
           <w:fldChar w:fldCharType="begin"/>
         </w:r>
         <w:r>
-          <w:instrText xml:space="preserve"> PAGEREF _Toc236309362 \h </w:instrText>
+          <w:instrText xml:space="preserve"> PAGEREF _Toc236318413 \h </w:instrText>
         </w:r>
         <w:r>
           <w:fldChar w:fldCharType="separate"/>
@@ -9881,7 +9881,7 @@
       <w:r>
         <w:fldChar w:fldCharType="separate"/>
       </w:r>
-      <w:hyperlink w:anchor="_Toc236309363" w:history="1">
+      <w:hyperlink w:anchor="_Toc236318414" w:history="1">
         <w:r>
           <w:rPr>
             <w:rStyle w:val="Hyperlink"/>
@@ -9895,7 +9895,7 @@
           <w:fldChar w:fldCharType="begin"/>
         </w:r>
         <w:r>
-          <w:instrText xml:space="preserve"> PAGEREF _Toc236309363 \h </w:instrText>
+          <w:instrText xml:space="preserve"> PAGEREF _Toc236318414 \h </w:instrText>
         </w:r>
         <w:r>
           <w:fldChar w:fldCharType="separate"/>
@@ -9921,7 +9921,7 @@
           <w14:ligatures w14:val="standardContextual"/>
         </w:rPr>
       </w:pPr>
-      <w:hyperlink w:anchor="_Toc236309364" w:history="1">
+      <w:hyperlink w:anchor="_Toc236318415" w:history="1">
         <w:r>
           <w:rPr>
             <w:rStyle w:val="Hyperlink"/>
@@ -9935,7 +9935,7 @@
           <w:fldChar w:fldCharType="begin"/>
         </w:r>
         <w:r>
-          <w:instrText xml:space="preserve"> PAGEREF _Toc236309364 \h </w:instrText>
+          <w:instrText xml:space="preserve"> PAGEREF _Toc236318415 \h </w:instrText>
         </w:r>
         <w:r>
           <w:fldChar w:fldCharType="separate"/>
@@ -9961,7 +9961,7 @@
           <w14:ligatures w14:val="standardContextual"/>
         </w:rPr>
       </w:pPr>
-      <w:hyperlink w:anchor="_Toc236309365" w:history="1">
+      <w:hyperlink w:anchor="_Toc236318416" w:history="1">
         <w:r>
           <w:rPr>
             <w:rStyle w:val="Hyperlink"/>
@@ -9975,7 +9975,7 @@
           <w:fldChar w:fldCharType="begin"/>
         </w:r>
         <w:r>
-          <w:instrText xml:space="preserve"> PAGEREF _Toc236309365 \h </w:instrText>
+          <w:instrText xml:space="preserve"> PAGEREF _Toc236318416 \h </w:instrText>
         </w:r>
         <w:r>
           <w:fldChar w:fldCharType="separate"/>
@@ -10001,7 +10001,7 @@
           <w14:ligatures w14:val="standardContextual"/>
         </w:rPr>
       </w:pPr>
-      <w:hyperlink w:anchor="_Toc236309366" w:history="1">
+      <w:hyperlink w:anchor="_Toc236318417" w:history="1">
         <w:r>
           <w:rPr>
             <w:rStyle w:val="Hyperlink"/>
@@ -10015,7 +10015,7 @@
           <w:fldChar w:fldCharType="begin"/>
         </w:r>
         <w:r>
-          <w:instrText xml:space="preserve"> PAGEREF _Toc236309366 \h </w:instrText>
+          <w:instrText xml:space="preserve"> PAGEREF _Toc236318417 \h </w:instrText>
         </w:r>
         <w:r>
           <w:fldChar w:fldCharType="separate"/>
@@ -10041,7 +10041,7 @@
           <w14:ligatures w14:val="standardContextual"/>
         </w:rPr>
       </w:pPr>
-      <w:hyperlink w:anchor="_Toc236309367" w:history="1">
+      <w:hyperlink w:anchor="_Toc236318418" w:history="1">
         <w:r>
           <w:rPr>
             <w:rStyle w:val="Hyperlink"/>
@@ -10055,7 +10055,7 @@
           <w:fldChar w:fldCharType="begin"/>
         </w:r>
         <w:r>
-          <w:instrText xml:space="preserve"> PAGEREF _Toc236309367 \h </w:instrText>
+          <w:instrText xml:space="preserve"> PAGEREF _Toc236318418 \h </w:instrText>
         </w:r>
         <w:r>
           <w:fldChar w:fldCharType="separate"/>
@@ -10081,7 +10081,7 @@
           <w14:ligatures w14:val="standardContextual"/>
         </w:rPr>
       </w:pPr>
-      <w:hyperlink w:anchor="_Toc236309368" w:history="1">
+      <w:hyperlink w:anchor="_Toc236318419" w:history="1">
         <w:r>
           <w:rPr>
             <w:rStyle w:val="Hyperlink"/>
@@ -10095,7 +10095,7 @@
           <w:fldChar w:fldCharType="begin"/>
         </w:r>
         <w:r>
-          <w:instrText xml:space="preserve"> PAGEREF _Toc236309368 \h </w:instrText>
+          <w:instrText xml:space="preserve"> PAGEREF _Toc236318419 \h </w:instrText>
         </w:r>
         <w:r>
           <w:fldChar w:fldCharType="separate"/>
@@ -10121,7 +10121,7 @@
           <w14:ligatures w14:val="standardContextual"/>
         </w:rPr>
       </w:pPr>
-      <w:hyperlink w:anchor="_Toc236309369" w:history="1">
+      <w:hyperlink w:anchor="_Toc236318420" w:history="1">
         <w:r>
           <w:rPr>
             <w:rStyle w:val="Hyperlink"/>
@@ -10135,7 +10135,7 @@
           <w:fldChar w:fldCharType="begin"/>
         </w:r>
         <w:r>
-          <w:instrText xml:space="preserve"> PAGEREF _Toc236309369 \h </w:instrText>
+          <w:instrText xml:space="preserve"> PAGEREF _Toc236318420 \h </w:instrText>
         </w:r>
         <w:r>
           <w:fldChar w:fldCharType="separate"/>
@@ -10161,7 +10161,7 @@
           <w14:ligatures w14:val="standardContextual"/>
         </w:rPr>
       </w:pPr>
-      <w:hyperlink w:anchor="_Toc236309370" w:history="1">
+      <w:hyperlink w:anchor="_Toc236318421" w:history="1">
         <w:r>
           <w:rPr>
             <w:rStyle w:val="Hyperlink"/>
@@ -10175,7 +10175,7 @@
           <w:fldChar w:fldCharType="begin"/>
         </w:r>
         <w:r>
-          <w:instrText xml:space="preserve"> PAGEREF _Toc236309370 \h </w:instrText>
+          <w:instrText xml:space="preserve"> PAGEREF _Toc236318421 \h </w:instrText>
         </w:r>
         <w:r>
           <w:fldChar w:fldCharType="separate"/>
@@ -10201,7 +10201,7 @@
           <w14:ligatures w14:val="standardContextual"/>
         </w:rPr>
       </w:pPr>
-      <w:hyperlink w:anchor="_Toc236309371" w:history="1">
+      <w:hyperlink w:anchor="_Toc236318422" w:history="1">
         <w:r>
           <w:rPr>
             <w:rStyle w:val="Hyperlink"/>
@@ -10215,7 +10215,7 @@
           <w:fldChar w:fldCharType="begin"/>
         </w:r>
         <w:r>
-          <w:instrText xml:space="preserve"> PAGEREF _Toc236309371 \h </w:instrText>
+          <w:instrText xml:space="preserve"> PAGEREF _Toc236318422 \h </w:instrText>
         </w:r>
         <w:r>
           <w:fldChar w:fldCharType="separate"/>
@@ -10241,7 +10241,7 @@
           <w14:ligatures w14:val="standardContextual"/>
         </w:rPr>
       </w:pPr>
-      <w:hyperlink w:anchor="_Toc236309372" w:history="1">
+      <w:hyperlink w:anchor="_Toc236318423" w:history="1">
         <w:r>
           <w:rPr>
             <w:rStyle w:val="Hyperlink"/>
@@ -10255,7 +10255,7 @@
           <w:fldChar w:fldCharType="begin"/>
         </w:r>
         <w:r>
-          <w:instrText xml:space="preserve"> PAGEREF _Toc236309372 \h </w:instrText>
+          <w:instrText xml:space="preserve"> PAGEREF _Toc236318423 \h </w:instrText>
         </w:r>
         <w:r>
           <w:fldChar w:fldCharType="separate"/>
@@ -10281,7 +10281,7 @@
           <w14:ligatures w14:val="standardContextual"/>
         </w:rPr>
       </w:pPr>
-      <w:hyperlink w:anchor="_Toc236309373" w:history="1">
+      <w:hyperlink w:anchor="_Toc236318424" w:history="1">
         <w:r>
           <w:rPr>
             <w:rStyle w:val="Hyperlink"/>
@@ -10295,7 +10295,7 @@
           <w:fldChar w:fldCharType="begin"/>
         </w:r>
         <w:r>
-          <w:instrText xml:space="preserve"> PAGEREF _Toc236309373 \h </w:instrText>
+          <w:instrText xml:space="preserve"> PAGEREF _Toc236318424 \h </w:instrText>
         </w:r>
         <w:r>
           <w:fldChar w:fldCharType="separate"/>
@@ -10321,7 +10321,7 @@
           <w14:ligatures w14:val="standardContextual"/>
         </w:rPr>
       </w:pPr>
-      <w:hyperlink w:anchor="_Toc236309374" w:history="1">
+      <w:hyperlink w:anchor="_Toc236318425" w:history="1">
         <w:r>
           <w:rPr>
             <w:rStyle w:val="Hyperlink"/>
@@ -10335,7 +10335,7 @@
           <w:fldChar w:fldCharType="begin"/>
         </w:r>
         <w:r>
-          <w:instrText xml:space="preserve"> PAGEREF _Toc236309374 \h </w:instrText>
+          <w:instrText xml:space="preserve"> PAGEREF _Toc236318425 \h </w:instrText>
         </w:r>
         <w:r>
           <w:fldChar w:fldCharType="separate"/>
@@ -10361,7 +10361,7 @@
           <w14:ligatures w14:val="standardContextual"/>
         </w:rPr>
       </w:pPr>
-      <w:hyperlink w:anchor="_Toc236309375" w:history="1">
+      <w:hyperlink w:anchor="_Toc236318426" w:history="1">
         <w:r>
           <w:rPr>
             <w:rStyle w:val="Hyperlink"/>
@@ -10375,7 +10375,7 @@
           <w:fldChar w:fldCharType="begin"/>
         </w:r>
         <w:r>
-          <w:instrText xml:space="preserve"> PAGEREF _Toc236309375 \h </w:instrText>
+          <w:instrText xml:space="preserve"> PAGEREF _Toc236318426 \h </w:instrText>
         </w:r>
         <w:r>
           <w:fldChar w:fldCharType="separate"/>
@@ -10401,7 +10401,7 @@
           <w14:ligatures w14:val="standardContextual"/>
         </w:rPr>
       </w:pPr>
-      <w:hyperlink w:anchor="_Toc236309376" w:history="1">
+      <w:hyperlink w:anchor="_Toc236318427" w:history="1">
         <w:r>
           <w:rPr>
             <w:rStyle w:val="Hyperlink"/>
@@ -10415,7 +10415,7 @@
           <w:fldChar w:fldCharType="begin"/>
         </w:r>
         <w:r>
-          <w:instrText xml:space="preserve"> PAGEREF _Toc236309376 \h </w:instrText>
+          <w:instrText xml:space="preserve"> PAGEREF _Toc236318427 \h </w:instrText>
         </w:r>
         <w:r>
           <w:fldChar w:fldCharType="separate"/>
@@ -10441,7 +10441,7 @@
           <w14:ligatures w14:val="standardContextual"/>
         </w:rPr>
       </w:pPr>
-      <w:hyperlink w:anchor="_Toc236309377" w:history="1">
+      <w:hyperlink w:anchor="_Toc236318428" w:history="1">
         <w:r>
           <w:rPr>
             <w:rStyle w:val="Hyperlink"/>
@@ -10455,7 +10455,7 @@
           <w:fldChar w:fldCharType="begin"/>
         </w:r>
         <w:r>
-          <w:instrText xml:space="preserve"> PAGEREF _Toc236309377 \h </w:instrText>
+          <w:instrText xml:space="preserve"> PAGEREF _Toc236318428 \h </w:instrText>
         </w:r>
         <w:r>
           <w:fldChar w:fldCharType="separate"/>
@@ -10481,7 +10481,7 @@
           <w14:ligatures w14:val="standardContextual"/>
         </w:rPr>
       </w:pPr>
-      <w:hyperlink w:anchor="_Toc236309378" w:history="1">
+      <w:hyperlink w:anchor="_Toc236318429" w:history="1">
         <w:r>
           <w:rPr>
             <w:rStyle w:val="Hyperlink"/>
@@ -10495,7 +10495,7 @@
           <w:fldChar w:fldCharType="begin"/>
         </w:r>
         <w:r>
-          <w:instrText xml:space="preserve"> PAGEREF _Toc236309378 \h </w:instrText>
+          <w:instrText xml:space="preserve"> PAGEREF _Toc236318429 \h </w:instrText>
         </w:r>
         <w:r>
           <w:fldChar w:fldCharType="separate"/>
@@ -10521,7 +10521,7 @@
           <w14:ligatures w14:val="standardContextual"/>
         </w:rPr>
       </w:pPr>
-      <w:hyperlink w:anchor="_Toc236309379" w:history="1">
+      <w:hyperlink w:anchor="_Toc236318430" w:history="1">
         <w:r>
           <w:rPr>
             <w:rStyle w:val="Hyperlink"/>
@@ -10535,7 +10535,7 @@
           <w:fldChar w:fldCharType="begin"/>
         </w:r>
         <w:r>
-          <w:instrText xml:space="preserve"> PAGEREF _Toc236309379 \h </w:instrText>
+          <w:instrText xml:space="preserve"> PAGEREF _Toc236318430 \h </w:instrText>
         </w:r>
         <w:r>
           <w:fldChar w:fldCharType="separate"/>
@@ -10561,7 +10561,7 @@
           <w14:ligatures w14:val="standardContextual"/>
         </w:rPr>
       </w:pPr>
-      <w:hyperlink w:anchor="_Toc236309380" w:history="1">
+      <w:hyperlink w:anchor="_Toc236318431" w:history="1">
         <w:r>
           <w:rPr>
             <w:rStyle w:val="Hyperlink"/>
@@ -10575,7 +10575,7 @@
           <w:fldChar w:fldCharType="begin"/>
         </w:r>
         <w:r>
-          <w:instrText xml:space="preserve"> PAGEREF _Toc236309380 \h </w:instrText>
+          <w:instrText xml:space="preserve"> PAGEREF _Toc236318431 \h </w:instrText>
         </w:r>
         <w:r>
           <w:fldChar w:fldCharType="separate"/>
@@ -10601,7 +10601,7 @@
           <w14:ligatures w14:val="standardContextual"/>
         </w:rPr>
       </w:pPr>
-      <w:hyperlink w:anchor="_Toc236309381" w:history="1">
+      <w:hyperlink w:anchor="_Toc236318432" w:history="1">
         <w:r>
           <w:rPr>
             <w:rStyle w:val="Hyperlink"/>
@@ -10615,7 +10615,7 @@
           <w:fldChar w:fldCharType="begin"/>
         </w:r>
         <w:r>
-          <w:instrText xml:space="preserve"> PAGEREF _Toc236309381 \h </w:instrText>
+          <w:instrText xml:space="preserve"> PAGEREF _Toc236318432 \h </w:instrText>
         </w:r>
         <w:r>
           <w:fldChar w:fldCharType="separate"/>
@@ -10641,7 +10641,7 @@
           <w14:ligatures w14:val="standardContextual"/>
         </w:rPr>
       </w:pPr>
-      <w:hyperlink w:anchor="_Toc236309382" w:history="1">
+      <w:hyperlink w:anchor="_Toc236318433" w:history="1">
         <w:r>
           <w:rPr>
             <w:rStyle w:val="Hyperlink"/>
@@ -10655,7 +10655,7 @@
           <w:fldChar w:fldCharType="begin"/>
         </w:r>
         <w:r>
-          <w:instrText xml:space="preserve"> PAGEREF _Toc236309382 \h </w:instrText>
+          <w:instrText xml:space="preserve"> PAGEREF _Toc236318433 \h </w:instrText>
         </w:r>
         <w:r>
           <w:fldChar w:fldCharType="separate"/>
@@ -10681,7 +10681,7 @@
           <w14:ligatures w14:val="standardContextual"/>
         </w:rPr>
       </w:pPr>
-      <w:hyperlink w:anchor="_Toc236309383" w:history="1">
+      <w:hyperlink w:anchor="_Toc236318434" w:history="1">
         <w:r>
           <w:rPr>
             <w:rStyle w:val="Hyperlink"/>
@@ -10695,7 +10695,7 @@
           <w:fldChar w:fldCharType="begin"/>
         </w:r>
         <w:r>
-          <w:instrText xml:space="preserve"> PAGEREF _Toc236309383 \h </w:instrText>
+          <w:instrText xml:space="preserve"> PAGEREF _Toc236318434 \h </w:instrText>
         </w:r>
         <w:r>
           <w:fldChar w:fldCharType="separate"/>
@@ -10721,7 +10721,7 @@
           <w14:ligatures w14:val="standardContextual"/>
         </w:rPr>
       </w:pPr>
-      <w:hyperlink w:anchor="_Toc236309384" w:history="1">
+      <w:hyperlink w:anchor="_Toc236318435" w:history="1">
         <w:r>
           <w:rPr>
             <w:rStyle w:val="Hyperlink"/>
@@ -10735,7 +10735,7 @@
           <w:fldChar w:fldCharType="begin"/>
         </w:r>
         <w:r>
-          <w:instrText xml:space="preserve"> PAGEREF _Toc236309384 \h </w:instrText>
+          <w:instrText xml:space="preserve"> PAGEREF _Toc236318435 \h </w:instrText>
         </w:r>
         <w:r>
           <w:fldChar w:fldCharType="separate"/>
@@ -10761,7 +10761,7 @@
           <w14:ligatures w14:val="standardContextual"/>
         </w:rPr>
       </w:pPr>
-      <w:hyperlink w:anchor="_Toc236309385" w:history="1">
+      <w:hyperlink w:anchor="_Toc236318436" w:history="1">
         <w:r>
           <w:rPr>
             <w:rStyle w:val="Hyperlink"/>
@@ -10775,7 +10775,7 @@
           <w:fldChar w:fldCharType="begin"/>
         </w:r>
         <w:r>
-          <w:instrText xml:space="preserve"> PAGEREF _Toc236309385 \h </w:instrText>
+          <w:instrText xml:space="preserve"> PAGEREF _Toc236318436 \h </w:instrText>
         </w:r>
         <w:r>
           <w:fldChar w:fldCharType="separate"/>
@@ -10801,7 +10801,7 @@
           <w14:ligatures w14:val="standardContextual"/>
         </w:rPr>
       </w:pPr>
-      <w:hyperlink w:anchor="_Toc236309386" w:history="1">
+      <w:hyperlink w:anchor="_Toc236318437" w:history="1">
         <w:r>
           <w:rPr>
             <w:rStyle w:val="Hyperlink"/>
@@ -10815,7 +10815,7 @@
           <w:fldChar w:fldCharType="begin"/>
         </w:r>
         <w:r>
-          <w:instrText xml:space="preserve"> PAGEREF _Toc236309386 \h </w:instrText>
+          <w:instrText xml:space="preserve"> PAGEREF _Toc236318437 \h </w:instrText>
         </w:r>
         <w:r>
           <w:fldChar w:fldCharType="separate"/>
@@ -10841,7 +10841,7 @@
           <w14:ligatures w14:val="standardContextual"/>
         </w:rPr>
       </w:pPr>
-      <w:hyperlink w:anchor="_Toc236309387" w:history="1">
+      <w:hyperlink w:anchor="_Toc236318438" w:history="1">
         <w:r>
           <w:rPr>
             <w:rStyle w:val="Hyperlink"/>
@@ -10855,7 +10855,7 @@
           <w:fldChar w:fldCharType="begin"/>
         </w:r>
         <w:r>
-          <w:instrText xml:space="preserve"> PAGEREF _Toc236309387 \h </w:instrText>
+          <w:instrText xml:space="preserve"> PAGEREF _Toc236318438 \h </w:instrText>
         </w:r>
         <w:r>
           <w:fldChar w:fldCharType="separate"/>
@@ -10881,7 +10881,7 @@
           <w14:ligatures w14:val="standardContextual"/>
         </w:rPr>
       </w:pPr>
-      <w:hyperlink w:anchor="_Toc236309388" w:history="1">
+      <w:hyperlink w:anchor="_Toc236318439" w:history="1">
         <w:r>
           <w:rPr>
             <w:rStyle w:val="Hyperlink"/>
@@ -10895,7 +10895,7 @@
           <w:fldChar w:fldCharType="begin"/>
         </w:r>
         <w:r>
-          <w:instrText xml:space="preserve"> PAGEREF _Toc236309388 \h </w:instrText>
+          <w:instrText xml:space="preserve"> PAGEREF _Toc236318439 \h </w:instrText>
         </w:r>
         <w:r>
           <w:fldChar w:fldCharType="separate"/>
@@ -10921,7 +10921,7 @@
           <w14:ligatures w14:val="standardContextual"/>
         </w:rPr>
       </w:pPr>
-      <w:hyperlink w:anchor="_Toc236309389" w:history="1">
+      <w:hyperlink w:anchor="_Toc236318440" w:history="1">
         <w:r>
           <w:rPr>
             <w:rStyle w:val="Hyperlink"/>
@@ -10935,7 +10935,7 @@
           <w:fldChar w:fldCharType="begin"/>
         </w:r>
         <w:r>
-          <w:instrText xml:space="preserve"> PAGEREF _Toc236309389 \h </w:instrText>
+          <w:instrText xml:space="preserve"> PAGEREF _Toc236318440 \h </w:instrText>
         </w:r>
         <w:r>
           <w:fldChar w:fldCharType="separate"/>
@@ -13528,7 +13528,7 @@
       <w:bookmarkStart w:id="19" w:name="_Toc359335757"/>
       <w:bookmarkStart w:id="20" w:name="_Toc184116961"/>
       <w:bookmarkStart w:id="21" w:name="_Clause_c1"/>
-      <w:bookmarkStart w:id="22" w:name="_Toc236309290"/>
+      <w:bookmarkStart w:id="22" w:name="_Toc236318341"/>
       <w:r>
         <w:t>Scope</w:t>
       </w:r>
@@ -13654,7 +13654,7 @@
         <w:pStyle w:val="Heading2"/>
       </w:pPr>
       <w:bookmarkStart w:id="23" w:name="_Clause_c1_1"/>
-      <w:bookmarkStart w:id="24" w:name="_Toc236309291"/>
+      <w:bookmarkStart w:id="24" w:name="_Toc236318342"/>
       <w:r>
         <w:t>Differences from the published OPC 10101 version 1.00</w:t>
       </w:r>
@@ -13920,7 +13920,7 @@
         <w:pStyle w:val="Heading2"/>
       </w:pPr>
       <w:bookmarkStart w:id="25" w:name="_Clause_c1_2"/>
-      <w:bookmarkStart w:id="26" w:name="_Toc236309292"/>
+      <w:bookmarkStart w:id="26" w:name="_Toc236318343"/>
       <w:r>
         <w:lastRenderedPageBreak/>
         <w:t>Conformance to the OPC 20020 template</w:t>
@@ -14105,7 +14105,7 @@
       <w:bookmarkStart w:id="31" w:name="_Toc359335758"/>
       <w:bookmarkStart w:id="32" w:name="_Toc184116962"/>
       <w:bookmarkStart w:id="33" w:name="_Clause_c2"/>
-      <w:bookmarkStart w:id="34" w:name="_Toc236309293"/>
+      <w:bookmarkStart w:id="34" w:name="_Toc236318344"/>
       <w:r>
         <w:t>Normative references</w:t>
       </w:r>
@@ -14416,7 +14416,7 @@
       <w:bookmarkStart w:id="54" w:name="_Toc359335759"/>
       <w:bookmarkStart w:id="55" w:name="_Toc184116963"/>
       <w:bookmarkStart w:id="56" w:name="_Clause_c3"/>
-      <w:bookmarkStart w:id="57" w:name="_Toc236309294"/>
+      <w:bookmarkStart w:id="57" w:name="_Toc236318345"/>
       <w:r>
         <w:lastRenderedPageBreak/>
         <w:t>Terms</w:t>
@@ -14446,7 +14446,7 @@
       </w:pPr>
       <w:bookmarkStart w:id="58" w:name="_Toc184116964"/>
       <w:bookmarkStart w:id="59" w:name="_Clause_c3_1"/>
-      <w:bookmarkStart w:id="60" w:name="_Toc236309295"/>
+      <w:bookmarkStart w:id="60" w:name="_Toc236318346"/>
       <w:r>
         <w:t>Overview</w:t>
       </w:r>
@@ -14467,7 +14467,7 @@
       <w:bookmarkStart w:id="66" w:name="_Toc29911961"/>
       <w:bookmarkStart w:id="67" w:name="_Toc184116965"/>
       <w:bookmarkStart w:id="68" w:name="_Clause_c3_2"/>
-      <w:bookmarkStart w:id="69" w:name="_Toc236309296"/>
+      <w:bookmarkStart w:id="69" w:name="_Toc236318347"/>
       <w:r>
         <w:t>WoT Binding terms</w:t>
       </w:r>
@@ -14504,7 +14504,7 @@
       </w:pPr>
       <w:bookmarkStart w:id="70" w:name="_Toc184116966"/>
       <w:bookmarkStart w:id="71" w:name="_Clause_c3_3"/>
-      <w:bookmarkStart w:id="72" w:name="_Toc236309297"/>
+      <w:bookmarkStart w:id="72" w:name="_Toc236318348"/>
       <w:r>
         <w:t>Abbreviated terms</w:t>
       </w:r>
@@ -14582,7 +14582,7 @@
       </w:pPr>
       <w:bookmarkStart w:id="73" w:name="_Toc184116967"/>
       <w:bookmarkStart w:id="74" w:name="_Clause_c3_4"/>
-      <w:bookmarkStart w:id="75" w:name="_Toc236309298"/>
+      <w:bookmarkStart w:id="75" w:name="_Toc236318349"/>
       <w:r>
         <w:t>Conventions used in this document</w:t>
       </w:r>
@@ -14626,7 +14626,7 @@
       <w:bookmarkStart w:id="78" w:name="_Ref55124069"/>
       <w:bookmarkStart w:id="79" w:name="_Ref55124139"/>
       <w:bookmarkStart w:id="80" w:name="_Toc184116968"/>
-      <w:bookmarkStart w:id="81" w:name="_Toc236309299"/>
+      <w:bookmarkStart w:id="81" w:name="_Toc236318350"/>
       <w:r>
         <w:t>Conventions for Node descriptions</w:t>
       </w:r>
@@ -15012,7 +15012,7 @@
       <w:bookmarkStart w:id="86" w:name="_Toc499116097"/>
       <w:bookmarkStart w:id="87" w:name="_Toc34394280"/>
       <w:bookmarkStart w:id="88" w:name="_Toc184117019"/>
-      <w:bookmarkStart w:id="89" w:name="_Toc236309363"/>
+      <w:bookmarkStart w:id="89" w:name="_Toc236318414"/>
       <w:r>
         <w:lastRenderedPageBreak/>
         <w:t xml:space="preserve">Table </w:t>
@@ -17601,7 +17601,7 @@
       <w:bookmarkStart w:id="100" w:name="_Toc499116098"/>
       <w:bookmarkStart w:id="101" w:name="_Toc34394281"/>
       <w:bookmarkStart w:id="102" w:name="_Toc184117020"/>
-      <w:bookmarkStart w:id="103" w:name="_Toc236309364"/>
+      <w:bookmarkStart w:id="103" w:name="_Toc236318415"/>
       <w:r>
         <w:t xml:space="preserve">Table </w:t>
       </w:r>
@@ -18634,7 +18634,7 @@
       <w:bookmarkStart w:id="104" w:name="_Ref16778333"/>
       <w:bookmarkStart w:id="105" w:name="_Toc34394282"/>
       <w:bookmarkStart w:id="106" w:name="_Toc184117021"/>
-      <w:bookmarkStart w:id="107" w:name="_Toc236309365"/>
+      <w:bookmarkStart w:id="107" w:name="_Toc236318416"/>
       <w:r>
         <w:t xml:space="preserve">Table </w:t>
       </w:r>
@@ -19754,7 +19754,7 @@
       </w:pPr>
       <w:bookmarkStart w:id="109" w:name="_Ref55118538"/>
       <w:bookmarkStart w:id="110" w:name="_Toc184117022"/>
-      <w:bookmarkStart w:id="111" w:name="_Toc236309366"/>
+      <w:bookmarkStart w:id="111" w:name="_Toc236318417"/>
       <w:r>
         <w:t xml:space="preserve">Table </w:t>
       </w:r>
@@ -20393,7 +20393,7 @@
       </w:pPr>
       <w:bookmarkStart w:id="113" w:name="_Ref55125045"/>
       <w:bookmarkStart w:id="114" w:name="_Toc184117023"/>
-      <w:bookmarkStart w:id="115" w:name="_Toc236309367"/>
+      <w:bookmarkStart w:id="115" w:name="_Toc236318418"/>
       <w:r>
         <w:t xml:space="preserve">Table </w:t>
       </w:r>
@@ -21049,7 +21049,7 @@
       </w:pPr>
       <w:bookmarkStart w:id="117" w:name="_Ref55119200"/>
       <w:bookmarkStart w:id="118" w:name="_Toc184117024"/>
-      <w:bookmarkStart w:id="119" w:name="_Toc236309368"/>
+      <w:bookmarkStart w:id="119" w:name="_Toc236318419"/>
       <w:r>
         <w:t xml:space="preserve">Table </w:t>
       </w:r>
@@ -21413,7 +21413,7 @@
       <w:bookmarkStart w:id="123" w:name="_Toc499115805"/>
       <w:bookmarkStart w:id="124" w:name="_Toc29911965"/>
       <w:bookmarkStart w:id="125" w:name="_Toc184116969"/>
-      <w:bookmarkStart w:id="126" w:name="_Toc236309300"/>
+      <w:bookmarkStart w:id="126" w:name="_Toc236318351"/>
       <w:r>
         <w:t>NodeIds and BrowseNames</w:t>
       </w:r>
@@ -22069,7 +22069,7 @@
         <w:ind w:left="0" w:firstLine="0"/>
       </w:pPr>
       <w:bookmarkStart w:id="135" w:name="_Toc184116970"/>
-      <w:bookmarkStart w:id="136" w:name="_Toc236309301"/>
+      <w:bookmarkStart w:id="136" w:name="_Toc236318352"/>
       <w:r>
         <w:t>Common Attributes</w:t>
       </w:r>
@@ -22227,7 +22227,7 @@
       <w:bookmarkStart w:id="141" w:name="_Toc499116099"/>
       <w:bookmarkStart w:id="142" w:name="_Toc34394283"/>
       <w:bookmarkStart w:id="143" w:name="_Toc184117025"/>
-      <w:bookmarkStart w:id="144" w:name="_Toc236309369"/>
+      <w:bookmarkStart w:id="144" w:name="_Toc236318420"/>
       <w:r>
         <w:t xml:space="preserve">Table </w:t>
       </w:r>
@@ -23475,7 +23475,7 @@
       <w:bookmarkStart w:id="148" w:name="_Toc499116100"/>
       <w:bookmarkStart w:id="149" w:name="_Toc34394284"/>
       <w:bookmarkStart w:id="150" w:name="_Toc184117026"/>
-      <w:bookmarkStart w:id="151" w:name="_Toc236309370"/>
+      <w:bookmarkStart w:id="151" w:name="_Toc236318421"/>
       <w:r>
         <w:lastRenderedPageBreak/>
         <w:t xml:space="preserve">Table </w:t>
@@ -23780,7 +23780,7 @@
       <w:bookmarkStart w:id="155" w:name="_Toc499116101"/>
       <w:bookmarkStart w:id="156" w:name="_Toc34394285"/>
       <w:bookmarkStart w:id="157" w:name="_Toc184117027"/>
-      <w:bookmarkStart w:id="158" w:name="_Toc236309371"/>
+      <w:bookmarkStart w:id="158" w:name="_Toc236318422"/>
       <w:r>
         <w:t xml:space="preserve">Table </w:t>
       </w:r>
@@ -24711,7 +24711,7 @@
       <w:bookmarkStart w:id="162" w:name="_Toc499116102"/>
       <w:bookmarkStart w:id="163" w:name="_Toc34394286"/>
       <w:bookmarkStart w:id="164" w:name="_Toc184117028"/>
-      <w:bookmarkStart w:id="165" w:name="_Toc236309372"/>
+      <w:bookmarkStart w:id="165" w:name="_Toc236318423"/>
       <w:r>
         <w:t xml:space="preserve">Table </w:t>
       </w:r>
@@ -25197,7 +25197,7 @@
       <w:bookmarkStart w:id="167" w:name="_Toc499116103"/>
       <w:bookmarkStart w:id="168" w:name="_Toc34394287"/>
       <w:bookmarkStart w:id="169" w:name="_Toc184117029"/>
-      <w:bookmarkStart w:id="170" w:name="_Toc236309373"/>
+      <w:bookmarkStart w:id="170" w:name="_Toc236318424"/>
       <w:r>
         <w:t xml:space="preserve">Table </w:t>
       </w:r>
@@ -25523,7 +25523,7 @@
       </w:pPr>
       <w:bookmarkStart w:id="171" w:name="_Ref108692395"/>
       <w:bookmarkStart w:id="172" w:name="_Toc184116971"/>
-      <w:bookmarkStart w:id="173" w:name="_Toc236309302"/>
+      <w:bookmarkStart w:id="173" w:name="_Toc236318353"/>
       <w:r>
         <w:lastRenderedPageBreak/>
         <w:t>Structures</w:t>
@@ -25693,7 +25693,7 @@
       <w:bookmarkStart w:id="175" w:name="_Ref108519484"/>
       <w:bookmarkStart w:id="176" w:name="_Ref108518673"/>
       <w:bookmarkStart w:id="177" w:name="_Toc184117030"/>
-      <w:bookmarkStart w:id="178" w:name="_Toc236309374"/>
+      <w:bookmarkStart w:id="178" w:name="_Toc236318425"/>
       <w:r>
         <w:t xml:space="preserve">Table </w:t>
       </w:r>
@@ -26214,7 +26214,7 @@
       </w:pPr>
       <w:bookmarkStart w:id="179" w:name="_Ref108519581"/>
       <w:bookmarkStart w:id="180" w:name="_Toc184117031"/>
-      <w:bookmarkStart w:id="181" w:name="_Toc236309375"/>
+      <w:bookmarkStart w:id="181" w:name="_Toc236318426"/>
       <w:r>
         <w:t xml:space="preserve">Table </w:t>
       </w:r>
@@ -26869,7 +26869,7 @@
       </w:pPr>
       <w:bookmarkStart w:id="182" w:name="_Ref108519635"/>
       <w:bookmarkStart w:id="183" w:name="_Toc184117032"/>
-      <w:bookmarkStart w:id="184" w:name="_Toc236309376"/>
+      <w:bookmarkStart w:id="184" w:name="_Toc236318427"/>
       <w:r>
         <w:t xml:space="preserve">Table </w:t>
       </w:r>
@@ -27552,7 +27552,7 @@
       <w:bookmarkStart w:id="186" w:name="_Toc29911974"/>
       <w:bookmarkStart w:id="187" w:name="_Toc184116978"/>
       <w:bookmarkStart w:id="188" w:name="_Clause_c4"/>
-      <w:bookmarkStart w:id="189" w:name="_Toc236309303"/>
+      <w:bookmarkStart w:id="189" w:name="_Toc236318354"/>
       <w:r>
         <w:t>General information to WoT Binding and OPC UA</w:t>
       </w:r>
@@ -27571,7 +27571,7 @@
       <w:bookmarkStart w:id="191" w:name="_Toc29911975"/>
       <w:bookmarkStart w:id="192" w:name="_Toc184116979"/>
       <w:bookmarkStart w:id="193" w:name="_Clause_c4_1"/>
-      <w:bookmarkStart w:id="194" w:name="_Toc236309304"/>
+      <w:bookmarkStart w:id="194" w:name="_Toc236318355"/>
       <w:r>
         <w:t>Introduction to WoT Binding</w:t>
       </w:r>
@@ -27617,7 +27617,7 @@
       <w:bookmarkStart w:id="196" w:name="_Toc29911976"/>
       <w:bookmarkStart w:id="197" w:name="_Toc184116980"/>
       <w:bookmarkStart w:id="198" w:name="_Clause_c4_2"/>
-      <w:bookmarkStart w:id="199" w:name="_Toc236309305"/>
+      <w:bookmarkStart w:id="199" w:name="_Toc236318356"/>
       <w:r>
         <w:t>Introduction to OPC Unified Architecture</w:t>
       </w:r>
@@ -27681,7 +27681,7 @@
       </w:pPr>
       <w:bookmarkStart w:id="200" w:name="_Toc29911977"/>
       <w:bookmarkStart w:id="201" w:name="_Toc184116981"/>
-      <w:bookmarkStart w:id="202" w:name="_Toc236309306"/>
+      <w:bookmarkStart w:id="202" w:name="_Toc236318357"/>
       <w:r>
         <w:t>What is OPC UA?</w:t>
       </w:r>
@@ -27814,7 +27814,7 @@
         <w:pStyle w:val="Heading3"/>
       </w:pPr>
       <w:bookmarkStart w:id="203" w:name="_Toc184116982"/>
-      <w:bookmarkStart w:id="204" w:name="_Toc236309307"/>
+      <w:bookmarkStart w:id="204" w:name="_Toc236318358"/>
       <w:r>
         <w:t>Basics of OPC UA</w:t>
       </w:r>
@@ -27971,7 +27971,7 @@
           <v:shape id="_x0000_i1032" type="#_x0000_t75" style="width:319.3pt;height:234pt" o:ole="">
             <v:imagedata r:id="rId57" o:title=""/>
           </v:shape>
-          <o:OLEObject Type="Embed" ProgID="PowerPoint.Slide.12" ShapeID="_x0000_i1032" DrawAspect="Content" ObjectID="_1846921896" r:id="rId58"/>
+          <o:OLEObject Type="Embed" ProgID="PowerPoint.Slide.12" ShapeID="_x0000_i1032" DrawAspect="Content" ObjectID="_1846930942" r:id="rId58"/>
         </w:object>
       </w:r>
     </w:p>
@@ -27982,7 +27982,7 @@
       <w:bookmarkStart w:id="205" w:name="_Ref531777624"/>
       <w:bookmarkStart w:id="206" w:name="_Toc34394275"/>
       <w:bookmarkStart w:id="207" w:name="_Toc184117014"/>
-      <w:bookmarkStart w:id="208" w:name="_Toc236309357"/>
+      <w:bookmarkStart w:id="208" w:name="_Toc236318408"/>
       <w:r>
         <w:t xml:space="preserve">Figure </w:t>
       </w:r>
@@ -28038,7 +28038,7 @@
       </w:pPr>
       <w:bookmarkStart w:id="209" w:name="_Toc29911979"/>
       <w:bookmarkStart w:id="210" w:name="_Toc184116983"/>
-      <w:bookmarkStart w:id="211" w:name="_Toc236309308"/>
+      <w:bookmarkStart w:id="211" w:name="_Toc236318359"/>
       <w:r>
         <w:t>Information modelling in OPC UA</w:t>
       </w:r>
@@ -28246,7 +28246,7 @@
           <v:shape id="_x0000_i1026" type="#_x0000_t75" style="width:378.45pt;height:270.45pt" o:ole="">
             <v:imagedata r:id="rId59" o:title=""/>
           </v:shape>
-          <o:OLEObject Type="Embed" ProgID="VisioViewer.Viewer.1" ShapeID="_x0000_i1026" DrawAspect="Content" ObjectID="_1846921897" r:id="rId60"/>
+          <o:OLEObject Type="Embed" ProgID="VisioViewer.Viewer.1" ShapeID="_x0000_i1026" DrawAspect="Content" ObjectID="_1846930943" r:id="rId60"/>
         </w:object>
       </w:r>
       <w:commentRangeEnd w:id="212"/>
@@ -28267,7 +28267,7 @@
       <w:bookmarkStart w:id="213" w:name="_Ref495481497"/>
       <w:bookmarkStart w:id="214" w:name="_Toc34394276"/>
       <w:bookmarkStart w:id="215" w:name="_Toc184117015"/>
-      <w:bookmarkStart w:id="216" w:name="_Toc236309358"/>
+      <w:bookmarkStart w:id="216" w:name="_Toc236318409"/>
       <w:r>
         <w:t xml:space="preserve">Figure </w:t>
       </w:r>
@@ -28630,7 +28630,7 @@
           <v:shape id="_x0000_i1027" type="#_x0000_t75" style="width:342.45pt;height:354pt" o:ole="">
             <v:imagedata r:id="rId65" o:title=""/>
           </v:shape>
-          <o:OLEObject Type="Embed" ProgID="VisioViewer.Viewer.1" ShapeID="_x0000_i1027" DrawAspect="Content" ObjectID="_1846921898" r:id="rId66"/>
+          <o:OLEObject Type="Embed" ProgID="VisioViewer.Viewer.1" ShapeID="_x0000_i1027" DrawAspect="Content" ObjectID="_1846930944" r:id="rId66"/>
         </w:object>
       </w:r>
     </w:p>
@@ -28641,7 +28641,7 @@
       <w:bookmarkStart w:id="217" w:name="_Ref495481599"/>
       <w:bookmarkStart w:id="218" w:name="_Toc34394277"/>
       <w:bookmarkStart w:id="219" w:name="_Toc184117016"/>
-      <w:bookmarkStart w:id="220" w:name="_Toc236309359"/>
+      <w:bookmarkStart w:id="220" w:name="_Toc236318410"/>
       <w:r>
         <w:t xml:space="preserve">Figure </w:t>
       </w:r>
@@ -28835,7 +28835,7 @@
           <v:shape id="_x0000_i1028" type="#_x0000_t75" style="width:413.55pt;height:330pt" o:ole="">
             <v:imagedata r:id="rId67" o:title=""/>
           </v:shape>
-          <o:OLEObject Type="Embed" ProgID="VisioViewer.Viewer.1" ShapeID="_x0000_i1028" DrawAspect="Content" ObjectID="_1846921899" r:id="rId68"/>
+          <o:OLEObject Type="Embed" ProgID="VisioViewer.Viewer.1" ShapeID="_x0000_i1028" DrawAspect="Content" ObjectID="_1846930945" r:id="rId68"/>
         </w:object>
       </w:r>
     </w:p>
@@ -28846,7 +28846,7 @@
       <w:bookmarkStart w:id="221" w:name="_Ref495482128"/>
       <w:bookmarkStart w:id="222" w:name="_Toc34394278"/>
       <w:bookmarkStart w:id="223" w:name="_Toc184117017"/>
-      <w:bookmarkStart w:id="224" w:name="_Toc236309360"/>
+      <w:bookmarkStart w:id="224" w:name="_Toc236318411"/>
       <w:r>
         <w:t xml:space="preserve">Figure </w:t>
       </w:r>
@@ -28953,7 +28953,7 @@
           <v:shape id="_x0000_i1029" type="#_x0000_t75" style="width:468pt;height:233.55pt" o:ole="">
             <v:imagedata r:id="rId69" o:title=""/>
           </v:shape>
-          <o:OLEObject Type="Embed" ProgID="VisioViewer.Viewer.1" ShapeID="_x0000_i1029" DrawAspect="Content" ObjectID="_1846921900" r:id="rId70"/>
+          <o:OLEObject Type="Embed" ProgID="VisioViewer.Viewer.1" ShapeID="_x0000_i1029" DrawAspect="Content" ObjectID="_1846930946" r:id="rId70"/>
         </w:object>
       </w:r>
     </w:p>
@@ -28964,7 +28964,7 @@
       <w:bookmarkStart w:id="225" w:name="_Ref495482154"/>
       <w:bookmarkStart w:id="226" w:name="_Toc34394279"/>
       <w:bookmarkStart w:id="227" w:name="_Toc184117018"/>
-      <w:bookmarkStart w:id="228" w:name="_Toc236309361"/>
+      <w:bookmarkStart w:id="228" w:name="_Toc236318412"/>
       <w:r>
         <w:t xml:space="preserve">Figure </w:t>
       </w:r>
@@ -29530,7 +29530,7 @@
       </w:pPr>
       <w:bookmarkStart w:id="229" w:name="_Toc184116984"/>
       <w:bookmarkStart w:id="230" w:name="_Clause_c5"/>
-      <w:bookmarkStart w:id="231" w:name="_Toc236309309"/>
+      <w:bookmarkStart w:id="231" w:name="_Toc236318360"/>
       <w:r>
         <w:t xml:space="preserve">Use </w:t>
       </w:r>
@@ -29593,7 +29593,7 @@
         <w:pStyle w:val="Heading2"/>
       </w:pPr>
       <w:bookmarkStart w:id="232" w:name="_Clause_c5_1"/>
-      <w:bookmarkStart w:id="233" w:name="_Toc236309310"/>
+      <w:bookmarkStart w:id="233" w:name="_Toc236318361"/>
       <w:r>
         <w:t>Projecting a Thing Model to OPC UA types</w:t>
       </w:r>
@@ -30350,7 +30350,7 @@
         <w:pStyle w:val="Heading2"/>
       </w:pPr>
       <w:bookmarkStart w:id="234" w:name="_Clause_c5_2"/>
-      <w:bookmarkStart w:id="235" w:name="_Toc236309311"/>
+      <w:bookmarkStart w:id="235" w:name="_Toc236318362"/>
       <w:r>
         <w:t>Projecting a Thing Description to an OPC UA instance</w:t>
       </w:r>
@@ -30799,7 +30799,7 @@
         <w:pStyle w:val="Heading2"/>
       </w:pPr>
       <w:bookmarkStart w:id="236" w:name="_Clause_c5_3"/>
-      <w:bookmarkStart w:id="237" w:name="_Toc236309312"/>
+      <w:bookmarkStart w:id="237" w:name="_Toc236318363"/>
       <w:r>
         <w:t>Recovering a Thing Model or Thing Description from an address space</w:t>
       </w:r>
@@ -31561,7 +31561,7 @@
       <w:bookmarkStart w:id="239" w:name="_Toc29911984"/>
       <w:bookmarkStart w:id="240" w:name="_Toc184116985"/>
       <w:bookmarkStart w:id="241" w:name="_Clause_c6"/>
-      <w:bookmarkStart w:id="242" w:name="_Toc236309313"/>
+      <w:bookmarkStart w:id="242" w:name="_Toc236318364"/>
       <w:r>
         <w:rPr>
           <w:color w:val="FF0000"/>
@@ -31639,7 +31639,7 @@
         <w:pStyle w:val="Heading2"/>
       </w:pPr>
       <w:bookmarkStart w:id="243" w:name="_Clause_c6_1"/>
-      <w:bookmarkStart w:id="244" w:name="_Toc236309314"/>
+      <w:bookmarkStart w:id="244" w:name="_Toc236318365"/>
       <w:r>
         <w:t>JSON-LD conventions</w:t>
       </w:r>
@@ -31651,7 +31651,7 @@
         <w:pStyle w:val="Heading2"/>
       </w:pPr>
       <w:bookmarkStart w:id="245" w:name="_Clause_c6_2"/>
-      <w:bookmarkStart w:id="246" w:name="_Toc236309315"/>
+      <w:bookmarkStart w:id="246" w:name="_Toc236318366"/>
       <w:r>
         <w:t>Preserved OPC 10101 vocabulary and service mappings</w:t>
       </w:r>
@@ -31671,7 +31671,7 @@
         <w:pStyle w:val="Heading3"/>
       </w:pPr>
       <w:bookmarkStart w:id="247" w:name="_Clause_c6_2_1"/>
-      <w:bookmarkStart w:id="248" w:name="_Toc236309316"/>
+      <w:bookmarkStart w:id="248" w:name="_Toc236318367"/>
       <w:r>
         <w:t>Node and path terms</w:t>
       </w:r>
@@ -31683,7 +31683,7 @@
         <w:pStyle w:val="TABLE-title"/>
       </w:pPr>
       <w:bookmarkStart w:id="249" w:name="_Tab_node_and_path_terms_tab1"/>
-      <w:bookmarkStart w:id="250" w:name="_Toc236309377"/>
+      <w:bookmarkStart w:id="250" w:name="_Toc236318428"/>
       <w:r>
         <w:t xml:space="preserve">Table </w:t>
       </w:r>
@@ -33030,7 +33030,7 @@
         <w:pStyle w:val="Heading3"/>
       </w:pPr>
       <w:bookmarkStart w:id="254" w:name="_Clause_c6_2_2"/>
-      <w:bookmarkStart w:id="255" w:name="_Toc236309317"/>
+      <w:bookmarkStart w:id="255" w:name="_Toc236318368"/>
       <w:r>
         <w:t>Type-annotation terms</w:t>
       </w:r>
@@ -33059,7 +33059,7 @@
         <w:pStyle w:val="TABLE-title"/>
       </w:pPr>
       <w:bookmarkStart w:id="256" w:name="_Tab_type_annotation_terms_tab1"/>
-      <w:bookmarkStart w:id="257" w:name="_Toc236309378"/>
+      <w:bookmarkStart w:id="257" w:name="_Toc236318429"/>
       <w:r>
         <w:lastRenderedPageBreak/>
         <w:t xml:space="preserve">Table </w:t>
@@ -33811,7 +33811,7 @@
         <w:pStyle w:val="Heading3"/>
       </w:pPr>
       <w:bookmarkStart w:id="258" w:name="_Clause_c6_2_3"/>
-      <w:bookmarkStart w:id="259" w:name="_Toc236309318"/>
+      <w:bookmarkStart w:id="259" w:name="_Toc236318369"/>
       <w:r>
         <w:t>Component reference terms</w:t>
       </w:r>
@@ -33823,7 +33823,7 @@
         <w:pStyle w:val="TABLE-title"/>
       </w:pPr>
       <w:bookmarkStart w:id="260" w:name="_Tab_component_reference_terms_tab1"/>
-      <w:bookmarkStart w:id="261" w:name="_Toc236309379"/>
+      <w:bookmarkStart w:id="261" w:name="_Toc236318430"/>
       <w:r>
         <w:t xml:space="preserve">Table </w:t>
       </w:r>
@@ -34497,7 +34497,7 @@
         <w:pStyle w:val="Heading3"/>
       </w:pPr>
       <w:bookmarkStart w:id="262" w:name="_Clause_c6_2_4"/>
-      <w:bookmarkStart w:id="263" w:name="_Toc236309319"/>
+      <w:bookmarkStart w:id="263" w:name="_Toc236318370"/>
       <w:r>
         <w:t>Runtime Node and DataType mapping terms</w:t>
       </w:r>
@@ -34526,7 +34526,7 @@
         <w:pStyle w:val="TABLE-title"/>
       </w:pPr>
       <w:bookmarkStart w:id="264" w:name="_Tab_runtime_node_and_datatype_mapping_t"/>
-      <w:bookmarkStart w:id="265" w:name="_Toc236309380"/>
+      <w:bookmarkStart w:id="265" w:name="_Toc236318431"/>
       <w:r>
         <w:t xml:space="preserve">Table </w:t>
       </w:r>
@@ -35054,7 +35054,7 @@
         <w:pStyle w:val="Heading3"/>
       </w:pPr>
       <w:bookmarkStart w:id="266" w:name="_Clause_c6_2_5"/>
-      <w:bookmarkStart w:id="267" w:name="_Toc236309320"/>
+      <w:bookmarkStart w:id="267" w:name="_Toc236318371"/>
       <w:r>
         <w:t>URI, base and href rules</w:t>
       </w:r>
@@ -35425,7 +35425,7 @@
         <w:pStyle w:val="Heading3"/>
       </w:pPr>
       <w:bookmarkStart w:id="268" w:name="_Clause_c6_2_6"/>
-      <w:bookmarkStart w:id="269" w:name="_Toc236309321"/>
+      <w:bookmarkStart w:id="269" w:name="_Toc236318372"/>
       <w:r>
         <w:t>Service mappings</w:t>
       </w:r>
@@ -35454,7 +35454,7 @@
         <w:pStyle w:val="TABLE-title"/>
       </w:pPr>
       <w:bookmarkStart w:id="270" w:name="_Tab_service_mappings_tab1"/>
-      <w:bookmarkStart w:id="271" w:name="_Toc236309381"/>
+      <w:bookmarkStart w:id="271" w:name="_Toc236318432"/>
       <w:r>
         <w:t xml:space="preserve">Table </w:t>
       </w:r>
@@ -35843,7 +35843,7 @@
         <w:pStyle w:val="Heading3"/>
       </w:pPr>
       <w:bookmarkStart w:id="272" w:name="_Clause_c6_2_7"/>
-      <w:bookmarkStart w:id="273" w:name="_Toc236309322"/>
+      <w:bookmarkStart w:id="273" w:name="_Toc236318373"/>
       <w:r>
         <w:t>Security schemes</w:t>
       </w:r>
@@ -36186,7 +36186,7 @@
         <w:pStyle w:val="Heading3"/>
       </w:pPr>
       <w:bookmarkStart w:id="274" w:name="_Clause_c6_2_8"/>
-      <w:bookmarkStart w:id="275" w:name="_Toc236309323"/>
+      <w:bookmarkStart w:id="275" w:name="_Toc236318374"/>
       <w:r>
         <w:lastRenderedPageBreak/>
         <w:t>Namespaces in the context</w:t>
@@ -36332,7 +36332,7 @@
         <w:pStyle w:val="Heading3"/>
       </w:pPr>
       <w:bookmarkStart w:id="276" w:name="_Clause_c6_2_9"/>
-      <w:bookmarkStart w:id="277" w:name="_Toc236309324"/>
+      <w:bookmarkStart w:id="277" w:name="_Toc236318375"/>
       <w:r>
         <w:t>Address-space example</w:t>
       </w:r>
@@ -36496,11 +36496,11 @@
         <w:pStyle w:val="FIGURE"/>
       </w:pPr>
       <w:r>
-        <w:object w:dxaOrig="4414" w:dyaOrig="3821" w14:anchorId="0621AE38">
+        <w:object w:dxaOrig="4414" w:dyaOrig="3821" w14:anchorId="730D56B6">
           <v:shape id="_x0000_i1031" type="#_x0000_t75" style="width:215.15pt;height:186.45pt" o:ole="">
             <v:imagedata r:id="rId71" o:title=""/>
           </v:shape>
-          <o:OLEObject Type="Embed" ProgID="PowerPoint.Show.12" ShapeID="_x0000_i1031" DrawAspect="Content" ObjectID="_1846921901" r:id="rId72"/>
+          <o:OLEObject Type="Embed" ProgID="PowerPoint.Show.12" ShapeID="_x0000_i1031" DrawAspect="Content" ObjectID="_1846930947" r:id="rId72"/>
         </w:object>
       </w:r>
     </w:p>
@@ -36509,7 +36509,7 @@
         <w:pStyle w:val="FIGURE-title"/>
       </w:pPr>
       <w:bookmarkStart w:id="278" w:name="_Fig_fig_wotb_mapping"/>
-      <w:bookmarkStart w:id="279" w:name="_Toc236309362"/>
+      <w:bookmarkStart w:id="279" w:name="_Toc236318413"/>
       <w:r>
         <w:t xml:space="preserve">Figure </w:t>
       </w:r>
@@ -36727,7 +36727,7 @@
         <w:pStyle w:val="Heading2"/>
       </w:pPr>
       <w:bookmarkStart w:id="280" w:name="_Clause_c6_3"/>
-      <w:bookmarkStart w:id="281" w:name="_Toc236309325"/>
+      <w:bookmarkStart w:id="281" w:name="_Toc236318376"/>
       <w:r>
         <w:t>Model and platform vocabulary</w:t>
       </w:r>
@@ -36774,7 +36774,7 @@
         <w:pStyle w:val="Heading3"/>
       </w:pPr>
       <w:bookmarkStart w:id="282" w:name="_Clause_c6_3_1"/>
-      <w:bookmarkStart w:id="283" w:name="_Toc236309326"/>
+      <w:bookmarkStart w:id="283" w:name="_Toc236318377"/>
       <w:r>
         <w:lastRenderedPageBreak/>
         <w:t>Composition and events</w:t>
@@ -37101,7 +37101,7 @@
         <w:pStyle w:val="Heading3"/>
       </w:pPr>
       <w:bookmarkStart w:id="284" w:name="_Clause_c6_3_2"/>
-      <w:bookmarkStart w:id="285" w:name="_Toc236309327"/>
+      <w:bookmarkStart w:id="285" w:name="_Toc236318378"/>
       <w:r>
         <w:t>Links and references</w:t>
       </w:r>
@@ -37534,7 +37534,7 @@
         <w:pStyle w:val="Heading3"/>
       </w:pPr>
       <w:bookmarkStart w:id="286" w:name="_Clause_c6_3_3"/>
-      <w:bookmarkStart w:id="287" w:name="_Toc236309328"/>
+      <w:bookmarkStart w:id="287" w:name="_Toc236318379"/>
       <w:r>
         <w:t>Containment</w:t>
       </w:r>
@@ -37689,7 +37689,7 @@
         <w:pStyle w:val="Heading3"/>
       </w:pPr>
       <w:bookmarkStart w:id="288" w:name="_Clause_c6_3_4"/>
-      <w:bookmarkStart w:id="289" w:name="_Toc236309329"/>
+      <w:bookmarkStart w:id="289" w:name="_Toc236318380"/>
       <w:r>
         <w:t>Type identity and naming</w:t>
       </w:r>
@@ -37825,7 +37825,7 @@
         <w:pStyle w:val="Heading3"/>
       </w:pPr>
       <w:bookmarkStart w:id="290" w:name="_Clause_c6_3_5"/>
-      <w:bookmarkStart w:id="291" w:name="_Toc236309330"/>
+      <w:bookmarkStart w:id="291" w:name="_Toc236318381"/>
       <w:r>
         <w:lastRenderedPageBreak/>
         <w:t>Units, quantity kinds and scaling</w:t>
@@ -37972,7 +37972,7 @@
         <w:pStyle w:val="Heading3"/>
       </w:pPr>
       <w:bookmarkStart w:id="292" w:name="_Clause_c6_3_6"/>
-      <w:bookmarkStart w:id="293" w:name="_Toc236309331"/>
+      <w:bookmarkStart w:id="293" w:name="_Toc236318382"/>
       <w:r>
         <w:t>Groups and membership</w:t>
       </w:r>
@@ -38201,7 +38201,7 @@
         <w:pStyle w:val="Heading3"/>
       </w:pPr>
       <w:bookmarkStart w:id="294" w:name="_Clause_c6_3_7"/>
-      <w:bookmarkStart w:id="295" w:name="_Toc236309332"/>
+      <w:bookmarkStart w:id="295" w:name="_Toc236318383"/>
       <w:r>
         <w:t>Metadata, semantics and configuration</w:t>
       </w:r>
@@ -38344,7 +38344,7 @@
         <w:pStyle w:val="Heading3"/>
       </w:pPr>
       <w:bookmarkStart w:id="296" w:name="_Clause_c6_3_8"/>
-      <w:bookmarkStart w:id="297" w:name="_Toc236309333"/>
+      <w:bookmarkStart w:id="297" w:name="_Toc236318384"/>
       <w:r>
         <w:t>Inheritance and open content</w:t>
       </w:r>
@@ -38441,7 +38441,7 @@
         <w:pStyle w:val="Heading3"/>
       </w:pPr>
       <w:bookmarkStart w:id="298" w:name="_Clause_c6_3_9"/>
-      <w:bookmarkStart w:id="299" w:name="_Toc236309334"/>
+      <w:bookmarkStart w:id="299" w:name="_Toc236318385"/>
       <w:r>
         <w:t>Generic mapping terms and modelling rules</w:t>
       </w:r>
@@ -38578,7 +38578,7 @@
         <w:pStyle w:val="Heading3"/>
       </w:pPr>
       <w:bookmarkStart w:id="300" w:name="_Clause_c6_3_10"/>
-      <w:bookmarkStart w:id="301" w:name="_Toc236309335"/>
+      <w:bookmarkStart w:id="301" w:name="_Toc236318386"/>
       <w:r>
         <w:t>Native projection and preservation terms</w:t>
       </w:r>
@@ -38818,7 +38818,7 @@
         <w:pStyle w:val="Heading2"/>
       </w:pPr>
       <w:bookmarkStart w:id="302" w:name="_Clause_c6_4"/>
-      <w:bookmarkStart w:id="303" w:name="_Toc236309336"/>
+      <w:bookmarkStart w:id="303" w:name="_Toc236318387"/>
       <w:r>
         <w:t>Validation rules</w:t>
       </w:r>
@@ -38885,7 +38885,7 @@
         <w:pStyle w:val="TABLE-title"/>
       </w:pPr>
       <w:bookmarkStart w:id="304" w:name="_Tab_validation_rules_tab1"/>
-      <w:bookmarkStart w:id="305" w:name="_Toc236309382"/>
+      <w:bookmarkStart w:id="305" w:name="_Toc236318433"/>
       <w:r>
         <w:lastRenderedPageBreak/>
         <w:t xml:space="preserve">Table </w:t>
@@ -42207,7 +42207,7 @@
         <w:pStyle w:val="Heading2"/>
       </w:pPr>
       <w:bookmarkStart w:id="306" w:name="_Clause_c6_5"/>
-      <w:bookmarkStart w:id="307" w:name="_Toc236309337"/>
+      <w:bookmarkStart w:id="307" w:name="_Toc236318388"/>
       <w:r>
         <w:t>Thing Description and Thing Model mapping</w:t>
       </w:r>
@@ -42804,7 +42804,7 @@
         <w:pStyle w:val="Heading2"/>
       </w:pPr>
       <w:bookmarkStart w:id="308" w:name="_Clause_c6_6"/>
-      <w:bookmarkStart w:id="309" w:name="_Toc236309338"/>
+      <w:bookmarkStart w:id="309" w:name="_Toc236318389"/>
       <w:r>
         <w:t>NodeSet2 and WoT conversion</w:t>
       </w:r>
@@ -42851,7 +42851,7 @@
         <w:pStyle w:val="Heading3"/>
       </w:pPr>
       <w:bookmarkStart w:id="310" w:name="_Clause_c6_6_1"/>
-      <w:bookmarkStart w:id="311" w:name="_Toc236309339"/>
+      <w:bookmarkStart w:id="311" w:name="_Toc236318390"/>
       <w:r>
         <w:lastRenderedPageBreak/>
         <w:t>Native readable mapping</w:t>
@@ -42864,7 +42864,7 @@
         <w:pStyle w:val="TABLE-title"/>
       </w:pPr>
       <w:bookmarkStart w:id="312" w:name="_Tab_native_readable_mapping_tab1"/>
-      <w:bookmarkStart w:id="313" w:name="_Toc236309383"/>
+      <w:bookmarkStart w:id="313" w:name="_Toc236318434"/>
       <w:r>
         <w:t xml:space="preserve">Table </w:t>
       </w:r>
@@ -44480,7 +44480,7 @@
         <w:pStyle w:val="Heading3"/>
       </w:pPr>
       <w:bookmarkStart w:id="314" w:name="_Clause_c6_6_2"/>
-      <w:bookmarkStart w:id="315" w:name="_Toc236309340"/>
+      <w:bookmarkStart w:id="315" w:name="_Toc236318391"/>
       <w:r>
         <w:t>Exceptional structured nodes projection</w:t>
       </w:r>
@@ -44820,7 +44820,7 @@
         <w:pStyle w:val="Heading3"/>
       </w:pPr>
       <w:bookmarkStart w:id="316" w:name="_Clause_c6_6_3"/>
-      <w:bookmarkStart w:id="317" w:name="_Toc236309341"/>
+      <w:bookmarkStart w:id="317" w:name="_Toc236318392"/>
       <w:r>
         <w:t>Layered exceptional preservation policy</w:t>
       </w:r>
@@ -45067,7 +45067,7 @@
         <w:pStyle w:val="Heading3"/>
       </w:pPr>
       <w:bookmarkStart w:id="318" w:name="_Clause_c6_6_4"/>
-      <w:bookmarkStart w:id="319" w:name="_Toc236309342"/>
+      <w:bookmarkStart w:id="319" w:name="_Toc236318393"/>
       <w:r>
         <w:t>Synthesis from an authored Thing Description or Thing Model</w:t>
       </w:r>
@@ -45193,7 +45193,7 @@
         <w:pStyle w:val="Heading3"/>
       </w:pPr>
       <w:bookmarkStart w:id="320" w:name="_Clause_c6_6_5"/>
-      <w:bookmarkStart w:id="321" w:name="_Toc236309343"/>
+      <w:bookmarkStart w:id="321" w:name="_Toc236318394"/>
       <w:r>
         <w:t>Roundtrip invariants</w:t>
       </w:r>
@@ -45287,7 +45287,7 @@
         <w:pStyle w:val="Heading2"/>
       </w:pPr>
       <w:bookmarkStart w:id="322" w:name="_Clause_c6_7"/>
-      <w:bookmarkStart w:id="323" w:name="_Toc236309344"/>
+      <w:bookmarkStart w:id="323" w:name="_Toc236318395"/>
       <w:r>
         <w:t>Native projection, residue and exceptional envelope formats</w:t>
       </w:r>
@@ -45299,7 +45299,7 @@
         <w:pStyle w:val="Heading3"/>
       </w:pPr>
       <w:bookmarkStart w:id="324" w:name="_Clause_c6_7_1"/>
-      <w:bookmarkStart w:id="325" w:name="_Toc236309345"/>
+      <w:bookmarkStart w:id="325" w:name="_Toc236318396"/>
       <w:r>
         <w:t>The nodes projection</w:t>
       </w:r>
@@ -45328,7 +45328,7 @@
         <w:pStyle w:val="TABLE-title"/>
       </w:pPr>
       <w:bookmarkStart w:id="326" w:name="_Tab_the_nodes_projection_tab1"/>
-      <w:bookmarkStart w:id="327" w:name="_Toc236309384"/>
+      <w:bookmarkStart w:id="327" w:name="_Toc236318435"/>
       <w:r>
         <w:t xml:space="preserve">Table </w:t>
       </w:r>
@@ -46110,7 +46110,7 @@
         <w:pStyle w:val="Heading3"/>
       </w:pPr>
       <w:bookmarkStart w:id="328" w:name="_Clause_c6_7_2"/>
-      <w:bookmarkStart w:id="329" w:name="_Toc236309346"/>
+      <w:bookmarkStart w:id="329" w:name="_Toc236318397"/>
       <w:r>
         <w:t>The WoTJsonResidue NodeSet Extension</w:t>
       </w:r>
@@ -46383,7 +46383,7 @@
         <w:pStyle w:val="Heading3"/>
       </w:pPr>
       <w:bookmarkStart w:id="330" w:name="_Clause_c6_7_3"/>
-      <w:bookmarkStart w:id="331" w:name="_Toc236309347"/>
+      <w:bookmarkStart w:id="331" w:name="_Toc236318398"/>
       <w:r>
         <w:lastRenderedPageBreak/>
         <w:t>The exceptional nodeSet envelope</w:t>
@@ -46413,7 +46413,7 @@
         <w:pStyle w:val="TABLE-title"/>
       </w:pPr>
       <w:bookmarkStart w:id="332" w:name="_Tab_the_exceptional_nodeset_envelope_ta"/>
-      <w:bookmarkStart w:id="333" w:name="_Toc236309385"/>
+      <w:bookmarkStart w:id="333" w:name="_Toc236318436"/>
       <w:r>
         <w:t xml:space="preserve">Table </w:t>
       </w:r>
@@ -47009,7 +47009,7 @@
       <w:bookmarkStart w:id="335" w:name="_Toc184117007"/>
       <w:bookmarkStart w:id="336" w:name="_Ref85018491"/>
       <w:bookmarkStart w:id="337" w:name="_Clause_c7"/>
-      <w:bookmarkStart w:id="338" w:name="_Toc236309348"/>
+      <w:bookmarkStart w:id="338" w:name="_Toc236318399"/>
       <w:r>
         <w:lastRenderedPageBreak/>
         <w:t>Profiles and conformance units</w:t>
@@ -47033,7 +47033,7 @@
         <w:pStyle w:val="TABLE-title"/>
       </w:pPr>
       <w:bookmarkStart w:id="339" w:name="_Tab_profiles_and_conformance_units_tab1"/>
-      <w:bookmarkStart w:id="340" w:name="_Toc236309386"/>
+      <w:bookmarkStart w:id="340" w:name="_Toc236318437"/>
       <w:r>
         <w:t xml:space="preserve">Table </w:t>
       </w:r>
@@ -47863,7 +47863,7 @@
         <w:pStyle w:val="Heading1"/>
       </w:pPr>
       <w:bookmarkStart w:id="341" w:name="_Clause_c8"/>
-      <w:bookmarkStart w:id="342" w:name="_Toc236309349"/>
+      <w:bookmarkStart w:id="342" w:name="_Toc236318400"/>
       <w:r>
         <w:t>Namespaces</w:t>
       </w:r>
@@ -47876,7 +47876,7 @@
       </w:pPr>
       <w:bookmarkStart w:id="343" w:name="_Clause_c8_1"/>
       <w:bookmarkStart w:id="344" w:name="_Ref127248897"/>
-      <w:bookmarkStart w:id="345" w:name="_Toc236309350"/>
+      <w:bookmarkStart w:id="345" w:name="_Toc236318401"/>
       <w:r>
         <w:t>Namespace metadata</w:t>
       </w:r>
@@ -47906,7 +47906,7 @@
       </w:pPr>
       <w:bookmarkStart w:id="346" w:name="_Tab_namespace_metadata_tab1"/>
       <w:bookmarkStart w:id="347" w:name="_Ref16863029"/>
-      <w:bookmarkStart w:id="348" w:name="_Toc236309387"/>
+      <w:bookmarkStart w:id="348" w:name="_Toc236318438"/>
       <w:r>
         <w:lastRenderedPageBreak/>
         <w:t xml:space="preserve">Table </w:t>
@@ -48473,7 +48473,7 @@
       </w:pPr>
       <w:bookmarkStart w:id="349" w:name="_Clause_c8_2"/>
       <w:bookmarkStart w:id="350" w:name="_Ref55114991"/>
-      <w:bookmarkStart w:id="351" w:name="_Toc236309351"/>
+      <w:bookmarkStart w:id="351" w:name="_Toc236318402"/>
       <w:r>
         <w:t>Handling of OPC UA namespaces</w:t>
       </w:r>
@@ -48494,7 +48494,7 @@
         <w:pStyle w:val="TABLE-title"/>
       </w:pPr>
       <w:bookmarkStart w:id="352" w:name="_Tab_handling_of_opc_ua_namespaces_tab1"/>
-      <w:bookmarkStart w:id="353" w:name="_Toc236309388"/>
+      <w:bookmarkStart w:id="353" w:name="_Toc236318439"/>
       <w:r>
         <w:t xml:space="preserve">Table </w:t>
       </w:r>
@@ -48820,7 +48820,7 @@
       </w:pPr>
       <w:bookmarkStart w:id="354" w:name="_Tab_handling_of_opc_ua_namespaces_tab2"/>
       <w:bookmarkStart w:id="355" w:name="_Ref16577438"/>
-      <w:bookmarkStart w:id="356" w:name="_Toc236309389"/>
+      <w:bookmarkStart w:id="356" w:name="_Toc236318440"/>
       <w:r>
         <w:t xml:space="preserve">Table </w:t>
       </w:r>
@@ -49068,7 +49068,7 @@
       </w:pPr>
       <w:bookmarkStart w:id="357" w:name="_Annex_cA"/>
       <w:bookmarkStart w:id="358" w:name="_Ref37835123"/>
-      <w:bookmarkStart w:id="359" w:name="_Toc236309352"/>
+      <w:bookmarkStart w:id="359" w:name="_Toc236318403"/>
       <w:r>
         <w:lastRenderedPageBreak/>
         <w:t>(normative)</w:t>
@@ -49089,7 +49089,7 @@
         <w:pStyle w:val="ANNEX-heading1"/>
       </w:pPr>
       <w:bookmarkStart w:id="360" w:name="_Clause_cA_1"/>
-      <w:bookmarkStart w:id="361" w:name="_Toc236309353"/>
+      <w:bookmarkStart w:id="361" w:name="_Toc236318404"/>
       <w:r>
         <w:t>Namespace and capability identifier</w:t>
       </w:r>
@@ -49133,7 +49133,7 @@
         <w:pStyle w:val="ANNEX-heading1"/>
       </w:pPr>
       <w:bookmarkStart w:id="362" w:name="_Clause_cA_2"/>
-      <w:bookmarkStart w:id="363" w:name="_Toc236309354"/>
+      <w:bookmarkStart w:id="363" w:name="_Toc236318405"/>
       <w:r>
         <w:t>JSON-LD context and JSON Schema</w:t>
       </w:r>
@@ -49189,7 +49189,7 @@
         <w:pStyle w:val="ANNEXtitle"/>
       </w:pPr>
       <w:bookmarkStart w:id="364" w:name="_Annex_cB"/>
-      <w:bookmarkStart w:id="365" w:name="_Toc236309355"/>
+      <w:bookmarkStart w:id="365" w:name="_Toc236318406"/>
       <w:r>
         <w:lastRenderedPageBreak/>
         <w:t>(informative)</w:t>
@@ -49317,7 +49317,7 @@
         <w:pStyle w:val="ANNEXtitle"/>
       </w:pPr>
       <w:bookmarkStart w:id="366" w:name="_Annex_cC"/>
-      <w:bookmarkStart w:id="367" w:name="_Toc236309356"/>
+      <w:bookmarkStart w:id="367" w:name="_Toc236318407"/>
       <w:r>
         <w:lastRenderedPageBreak/>
         <w:t>(informative)</w:t>

--- a/word-drafts/OPC-UA-WoT-Binding.docx
+++ b/word-drafts/OPC-UA-WoT-Binding.docx
@@ -4180,7 +4180,7 @@
       <w:r>
         <w:fldChar w:fldCharType="separate"/>
       </w:r>
-      <w:hyperlink w:anchor="_Toc236318341" w:history="1">
+      <w:hyperlink w:anchor="_Toc236388017" w:history="1">
         <w:r>
           <w:rPr>
             <w:rStyle w:val="Hyperlink"/>
@@ -4221,7 +4221,7 @@
           <w:rPr>
             <w:webHidden/>
           </w:rPr>
-          <w:instrText xml:space="preserve"> PAGEREF _Toc236318341 \h </w:instrText>
+          <w:instrText xml:space="preserve"> PAGEREF _Toc236388017 \h </w:instrText>
         </w:r>
         <w:r>
           <w:rPr>
@@ -4261,7 +4261,7 @@
           <w14:ligatures w14:val="standardContextual"/>
         </w:rPr>
       </w:pPr>
-      <w:hyperlink w:anchor="_Toc236318342" w:history="1">
+      <w:hyperlink w:anchor="_Toc236388018" w:history="1">
         <w:r>
           <w:rPr>
             <w:rStyle w:val="Hyperlink"/>
@@ -4302,7 +4302,7 @@
           <w:rPr>
             <w:webHidden/>
           </w:rPr>
-          <w:instrText xml:space="preserve"> PAGEREF _Toc236318342 \h </w:instrText>
+          <w:instrText xml:space="preserve"> PAGEREF _Toc236388018 \h </w:instrText>
         </w:r>
         <w:r>
           <w:rPr>
@@ -4342,7 +4342,7 @@
           <w14:ligatures w14:val="standardContextual"/>
         </w:rPr>
       </w:pPr>
-      <w:hyperlink w:anchor="_Toc236318343" w:history="1">
+      <w:hyperlink w:anchor="_Toc236388019" w:history="1">
         <w:r>
           <w:rPr>
             <w:rStyle w:val="Hyperlink"/>
@@ -4383,7 +4383,7 @@
           <w:rPr>
             <w:webHidden/>
           </w:rPr>
-          <w:instrText xml:space="preserve"> PAGEREF _Toc236318343 \h </w:instrText>
+          <w:instrText xml:space="preserve"> PAGEREF _Toc236388019 \h </w:instrText>
         </w:r>
         <w:r>
           <w:rPr>
@@ -4423,7 +4423,7 @@
           <w14:ligatures w14:val="standardContextual"/>
         </w:rPr>
       </w:pPr>
-      <w:hyperlink w:anchor="_Toc236318344" w:history="1">
+      <w:hyperlink w:anchor="_Toc236388020" w:history="1">
         <w:r>
           <w:rPr>
             <w:rStyle w:val="Hyperlink"/>
@@ -4464,7 +4464,7 @@
           <w:rPr>
             <w:webHidden/>
           </w:rPr>
-          <w:instrText xml:space="preserve"> PAGEREF _Toc236318344 \h </w:instrText>
+          <w:instrText xml:space="preserve"> PAGEREF _Toc236388020 \h </w:instrText>
         </w:r>
         <w:r>
           <w:rPr>
@@ -4504,7 +4504,7 @@
           <w14:ligatures w14:val="standardContextual"/>
         </w:rPr>
       </w:pPr>
-      <w:hyperlink w:anchor="_Toc236318345" w:history="1">
+      <w:hyperlink w:anchor="_Toc236388021" w:history="1">
         <w:r>
           <w:rPr>
             <w:rStyle w:val="Hyperlink"/>
@@ -4545,7 +4545,7 @@
           <w:rPr>
             <w:webHidden/>
           </w:rPr>
-          <w:instrText xml:space="preserve"> PAGEREF _Toc236318345 \h </w:instrText>
+          <w:instrText xml:space="preserve"> PAGEREF _Toc236388021 \h </w:instrText>
         </w:r>
         <w:r>
           <w:rPr>
@@ -4585,7 +4585,7 @@
           <w14:ligatures w14:val="standardContextual"/>
         </w:rPr>
       </w:pPr>
-      <w:hyperlink w:anchor="_Toc236318346" w:history="1">
+      <w:hyperlink w:anchor="_Toc236388022" w:history="1">
         <w:r>
           <w:rPr>
             <w:rStyle w:val="Hyperlink"/>
@@ -4626,7 +4626,7 @@
           <w:rPr>
             <w:webHidden/>
           </w:rPr>
-          <w:instrText xml:space="preserve"> PAGEREF _Toc236318346 \h </w:instrText>
+          <w:instrText xml:space="preserve"> PAGEREF _Toc236388022 \h </w:instrText>
         </w:r>
         <w:r>
           <w:rPr>
@@ -4666,7 +4666,7 @@
           <w14:ligatures w14:val="standardContextual"/>
         </w:rPr>
       </w:pPr>
-      <w:hyperlink w:anchor="_Toc236318347" w:history="1">
+      <w:hyperlink w:anchor="_Toc236388023" w:history="1">
         <w:r>
           <w:rPr>
             <w:rStyle w:val="Hyperlink"/>
@@ -4707,7 +4707,7 @@
           <w:rPr>
             <w:webHidden/>
           </w:rPr>
-          <w:instrText xml:space="preserve"> PAGEREF _Toc236318347 \h </w:instrText>
+          <w:instrText xml:space="preserve"> PAGEREF _Toc236388023 \h </w:instrText>
         </w:r>
         <w:r>
           <w:rPr>
@@ -4747,7 +4747,7 @@
           <w14:ligatures w14:val="standardContextual"/>
         </w:rPr>
       </w:pPr>
-      <w:hyperlink w:anchor="_Toc236318348" w:history="1">
+      <w:hyperlink w:anchor="_Toc236388024" w:history="1">
         <w:r>
           <w:rPr>
             <w:rStyle w:val="Hyperlink"/>
@@ -4788,7 +4788,7 @@
           <w:rPr>
             <w:webHidden/>
           </w:rPr>
-          <w:instrText xml:space="preserve"> PAGEREF _Toc236318348 \h </w:instrText>
+          <w:instrText xml:space="preserve"> PAGEREF _Toc236388024 \h </w:instrText>
         </w:r>
         <w:r>
           <w:rPr>
@@ -4828,7 +4828,7 @@
           <w14:ligatures w14:val="standardContextual"/>
         </w:rPr>
       </w:pPr>
-      <w:hyperlink w:anchor="_Toc236318349" w:history="1">
+      <w:hyperlink w:anchor="_Toc236388025" w:history="1">
         <w:r>
           <w:rPr>
             <w:rStyle w:val="Hyperlink"/>
@@ -4869,7 +4869,7 @@
           <w:rPr>
             <w:webHidden/>
           </w:rPr>
-          <w:instrText xml:space="preserve"> PAGEREF _Toc236318349 \h </w:instrText>
+          <w:instrText xml:space="preserve"> PAGEREF _Toc236388025 \h </w:instrText>
         </w:r>
         <w:r>
           <w:rPr>
@@ -4909,7 +4909,7 @@
           <w14:ligatures w14:val="standardContextual"/>
         </w:rPr>
       </w:pPr>
-      <w:hyperlink w:anchor="_Toc236318350" w:history="1">
+      <w:hyperlink w:anchor="_Toc236388026" w:history="1">
         <w:r>
           <w:rPr>
             <w:rStyle w:val="Hyperlink"/>
@@ -4950,7 +4950,7 @@
           <w:rPr>
             <w:webHidden/>
           </w:rPr>
-          <w:instrText xml:space="preserve"> PAGEREF _Toc236318350 \h </w:instrText>
+          <w:instrText xml:space="preserve"> PAGEREF _Toc236388026 \h </w:instrText>
         </w:r>
         <w:r>
           <w:rPr>
@@ -4990,7 +4990,7 @@
           <w14:ligatures w14:val="standardContextual"/>
         </w:rPr>
       </w:pPr>
-      <w:hyperlink w:anchor="_Toc236318351" w:history="1">
+      <w:hyperlink w:anchor="_Toc236388027" w:history="1">
         <w:r>
           <w:rPr>
             <w:rStyle w:val="Hyperlink"/>
@@ -5031,7 +5031,7 @@
           <w:rPr>
             <w:webHidden/>
           </w:rPr>
-          <w:instrText xml:space="preserve"> PAGEREF _Toc236318351 \h </w:instrText>
+          <w:instrText xml:space="preserve"> PAGEREF _Toc236388027 \h </w:instrText>
         </w:r>
         <w:r>
           <w:rPr>
@@ -5071,7 +5071,7 @@
           <w14:ligatures w14:val="standardContextual"/>
         </w:rPr>
       </w:pPr>
-      <w:hyperlink w:anchor="_Toc236318352" w:history="1">
+      <w:hyperlink w:anchor="_Toc236388028" w:history="1">
         <w:r>
           <w:rPr>
             <w:rStyle w:val="Hyperlink"/>
@@ -5112,7 +5112,7 @@
           <w:rPr>
             <w:webHidden/>
           </w:rPr>
-          <w:instrText xml:space="preserve"> PAGEREF _Toc236318352 \h </w:instrText>
+          <w:instrText xml:space="preserve"> PAGEREF _Toc236388028 \h </w:instrText>
         </w:r>
         <w:r>
           <w:rPr>
@@ -5152,7 +5152,7 @@
           <w14:ligatures w14:val="standardContextual"/>
         </w:rPr>
       </w:pPr>
-      <w:hyperlink w:anchor="_Toc236318353" w:history="1">
+      <w:hyperlink w:anchor="_Toc236388029" w:history="1">
         <w:r>
           <w:rPr>
             <w:rStyle w:val="Hyperlink"/>
@@ -5193,7 +5193,7 @@
           <w:rPr>
             <w:webHidden/>
           </w:rPr>
-          <w:instrText xml:space="preserve"> PAGEREF _Toc236318353 \h </w:instrText>
+          <w:instrText xml:space="preserve"> PAGEREF _Toc236388029 \h </w:instrText>
         </w:r>
         <w:r>
           <w:rPr>
@@ -5233,7 +5233,7 @@
           <w14:ligatures w14:val="standardContextual"/>
         </w:rPr>
       </w:pPr>
-      <w:hyperlink w:anchor="_Toc236318354" w:history="1">
+      <w:hyperlink w:anchor="_Toc236388030" w:history="1">
         <w:r>
           <w:rPr>
             <w:rStyle w:val="Hyperlink"/>
@@ -5274,7 +5274,7 @@
           <w:rPr>
             <w:webHidden/>
           </w:rPr>
-          <w:instrText xml:space="preserve"> PAGEREF _Toc236318354 \h </w:instrText>
+          <w:instrText xml:space="preserve"> PAGEREF _Toc236388030 \h </w:instrText>
         </w:r>
         <w:r>
           <w:rPr>
@@ -5314,7 +5314,7 @@
           <w14:ligatures w14:val="standardContextual"/>
         </w:rPr>
       </w:pPr>
-      <w:hyperlink w:anchor="_Toc236318355" w:history="1">
+      <w:hyperlink w:anchor="_Toc236388031" w:history="1">
         <w:r>
           <w:rPr>
             <w:rStyle w:val="Hyperlink"/>
@@ -5355,7 +5355,7 @@
           <w:rPr>
             <w:webHidden/>
           </w:rPr>
-          <w:instrText xml:space="preserve"> PAGEREF _Toc236318355 \h </w:instrText>
+          <w:instrText xml:space="preserve"> PAGEREF _Toc236388031 \h </w:instrText>
         </w:r>
         <w:r>
           <w:rPr>
@@ -5395,7 +5395,7 @@
           <w14:ligatures w14:val="standardContextual"/>
         </w:rPr>
       </w:pPr>
-      <w:hyperlink w:anchor="_Toc236318356" w:history="1">
+      <w:hyperlink w:anchor="_Toc236388032" w:history="1">
         <w:r>
           <w:rPr>
             <w:rStyle w:val="Hyperlink"/>
@@ -5436,7 +5436,7 @@
           <w:rPr>
             <w:webHidden/>
           </w:rPr>
-          <w:instrText xml:space="preserve"> PAGEREF _Toc236318356 \h </w:instrText>
+          <w:instrText xml:space="preserve"> PAGEREF _Toc236388032 \h </w:instrText>
         </w:r>
         <w:r>
           <w:rPr>
@@ -5476,7 +5476,7 @@
           <w14:ligatures w14:val="standardContextual"/>
         </w:rPr>
       </w:pPr>
-      <w:hyperlink w:anchor="_Toc236318357" w:history="1">
+      <w:hyperlink w:anchor="_Toc236388033" w:history="1">
         <w:r>
           <w:rPr>
             <w:rStyle w:val="Hyperlink"/>
@@ -5517,7 +5517,7 @@
           <w:rPr>
             <w:webHidden/>
           </w:rPr>
-          <w:instrText xml:space="preserve"> PAGEREF _Toc236318357 \h </w:instrText>
+          <w:instrText xml:space="preserve"> PAGEREF _Toc236388033 \h </w:instrText>
         </w:r>
         <w:r>
           <w:rPr>
@@ -5557,7 +5557,7 @@
           <w14:ligatures w14:val="standardContextual"/>
         </w:rPr>
       </w:pPr>
-      <w:hyperlink w:anchor="_Toc236318358" w:history="1">
+      <w:hyperlink w:anchor="_Toc236388034" w:history="1">
         <w:r>
           <w:rPr>
             <w:rStyle w:val="Hyperlink"/>
@@ -5598,7 +5598,7 @@
           <w:rPr>
             <w:webHidden/>
           </w:rPr>
-          <w:instrText xml:space="preserve"> PAGEREF _Toc236318358 \h </w:instrText>
+          <w:instrText xml:space="preserve"> PAGEREF _Toc236388034 \h </w:instrText>
         </w:r>
         <w:r>
           <w:rPr>
@@ -5638,7 +5638,7 @@
           <w14:ligatures w14:val="standardContextual"/>
         </w:rPr>
       </w:pPr>
-      <w:hyperlink w:anchor="_Toc236318359" w:history="1">
+      <w:hyperlink w:anchor="_Toc236388035" w:history="1">
         <w:r>
           <w:rPr>
             <w:rStyle w:val="Hyperlink"/>
@@ -5679,7 +5679,7 @@
           <w:rPr>
             <w:webHidden/>
           </w:rPr>
-          <w:instrText xml:space="preserve"> PAGEREF _Toc236318359 \h </w:instrText>
+          <w:instrText xml:space="preserve"> PAGEREF _Toc236388035 \h </w:instrText>
         </w:r>
         <w:r>
           <w:rPr>
@@ -5719,7 +5719,7 @@
           <w14:ligatures w14:val="standardContextual"/>
         </w:rPr>
       </w:pPr>
-      <w:hyperlink w:anchor="_Toc236318360" w:history="1">
+      <w:hyperlink w:anchor="_Toc236388036" w:history="1">
         <w:r>
           <w:rPr>
             <w:rStyle w:val="Hyperlink"/>
@@ -5760,7 +5760,7 @@
           <w:rPr>
             <w:webHidden/>
           </w:rPr>
-          <w:instrText xml:space="preserve"> PAGEREF _Toc236318360 \h </w:instrText>
+          <w:instrText xml:space="preserve"> PAGEREF _Toc236388036 \h </w:instrText>
         </w:r>
         <w:r>
           <w:rPr>
@@ -5800,7 +5800,7 @@
           <w14:ligatures w14:val="standardContextual"/>
         </w:rPr>
       </w:pPr>
-      <w:hyperlink w:anchor="_Toc236318361" w:history="1">
+      <w:hyperlink w:anchor="_Toc236388037" w:history="1">
         <w:r>
           <w:rPr>
             <w:rStyle w:val="Hyperlink"/>
@@ -5841,7 +5841,7 @@
           <w:rPr>
             <w:webHidden/>
           </w:rPr>
-          <w:instrText xml:space="preserve"> PAGEREF _Toc236318361 \h </w:instrText>
+          <w:instrText xml:space="preserve"> PAGEREF _Toc236388037 \h </w:instrText>
         </w:r>
         <w:r>
           <w:rPr>
@@ -5881,7 +5881,7 @@
           <w14:ligatures w14:val="standardContextual"/>
         </w:rPr>
       </w:pPr>
-      <w:hyperlink w:anchor="_Toc236318362" w:history="1">
+      <w:hyperlink w:anchor="_Toc236388038" w:history="1">
         <w:r>
           <w:rPr>
             <w:rStyle w:val="Hyperlink"/>
@@ -5922,7 +5922,7 @@
           <w:rPr>
             <w:webHidden/>
           </w:rPr>
-          <w:instrText xml:space="preserve"> PAGEREF _Toc236318362 \h </w:instrText>
+          <w:instrText xml:space="preserve"> PAGEREF _Toc236388038 \h </w:instrText>
         </w:r>
         <w:r>
           <w:rPr>
@@ -5962,7 +5962,7 @@
           <w14:ligatures w14:val="standardContextual"/>
         </w:rPr>
       </w:pPr>
-      <w:hyperlink w:anchor="_Toc236318363" w:history="1">
+      <w:hyperlink w:anchor="_Toc236388039" w:history="1">
         <w:r>
           <w:rPr>
             <w:rStyle w:val="Hyperlink"/>
@@ -6003,7 +6003,7 @@
           <w:rPr>
             <w:webHidden/>
           </w:rPr>
-          <w:instrText xml:space="preserve"> PAGEREF _Toc236318363 \h </w:instrText>
+          <w:instrText xml:space="preserve"> PAGEREF _Toc236388039 \h </w:instrText>
         </w:r>
         <w:r>
           <w:rPr>
@@ -6043,7 +6043,7 @@
           <w14:ligatures w14:val="standardContextual"/>
         </w:rPr>
       </w:pPr>
-      <w:hyperlink w:anchor="_Toc236318364" w:history="1">
+      <w:hyperlink w:anchor="_Toc236388040" w:history="1">
         <w:r>
           <w:rPr>
             <w:rStyle w:val="Hyperlink"/>
@@ -6084,7 +6084,7 @@
           <w:rPr>
             <w:webHidden/>
           </w:rPr>
-          <w:instrText xml:space="preserve"> PAGEREF _Toc236318364 \h </w:instrText>
+          <w:instrText xml:space="preserve"> PAGEREF _Toc236388040 \h </w:instrText>
         </w:r>
         <w:r>
           <w:rPr>
@@ -6124,7 +6124,7 @@
           <w14:ligatures w14:val="standardContextual"/>
         </w:rPr>
       </w:pPr>
-      <w:hyperlink w:anchor="_Toc236318365" w:history="1">
+      <w:hyperlink w:anchor="_Toc236388041" w:history="1">
         <w:r>
           <w:rPr>
             <w:rStyle w:val="Hyperlink"/>
@@ -6165,7 +6165,7 @@
           <w:rPr>
             <w:webHidden/>
           </w:rPr>
-          <w:instrText xml:space="preserve"> PAGEREF _Toc236318365 \h </w:instrText>
+          <w:instrText xml:space="preserve"> PAGEREF _Toc236388041 \h </w:instrText>
         </w:r>
         <w:r>
           <w:rPr>
@@ -6205,7 +6205,7 @@
           <w14:ligatures w14:val="standardContextual"/>
         </w:rPr>
       </w:pPr>
-      <w:hyperlink w:anchor="_Toc236318366" w:history="1">
+      <w:hyperlink w:anchor="_Toc236388042" w:history="1">
         <w:r>
           <w:rPr>
             <w:rStyle w:val="Hyperlink"/>
@@ -6246,7 +6246,7 @@
           <w:rPr>
             <w:webHidden/>
           </w:rPr>
-          <w:instrText xml:space="preserve"> PAGEREF _Toc236318366 \h </w:instrText>
+          <w:instrText xml:space="preserve"> PAGEREF _Toc236388042 \h </w:instrText>
         </w:r>
         <w:r>
           <w:rPr>
@@ -6286,7 +6286,7 @@
           <w14:ligatures w14:val="standardContextual"/>
         </w:rPr>
       </w:pPr>
-      <w:hyperlink w:anchor="_Toc236318367" w:history="1">
+      <w:hyperlink w:anchor="_Toc236388043" w:history="1">
         <w:r>
           <w:rPr>
             <w:rStyle w:val="Hyperlink"/>
@@ -6327,7 +6327,7 @@
           <w:rPr>
             <w:webHidden/>
           </w:rPr>
-          <w:instrText xml:space="preserve"> PAGEREF _Toc236318367 \h </w:instrText>
+          <w:instrText xml:space="preserve"> PAGEREF _Toc236388043 \h </w:instrText>
         </w:r>
         <w:r>
           <w:rPr>
@@ -6367,7 +6367,7 @@
           <w14:ligatures w14:val="standardContextual"/>
         </w:rPr>
       </w:pPr>
-      <w:hyperlink w:anchor="_Toc236318368" w:history="1">
+      <w:hyperlink w:anchor="_Toc236388044" w:history="1">
         <w:r>
           <w:rPr>
             <w:rStyle w:val="Hyperlink"/>
@@ -6408,7 +6408,7 @@
           <w:rPr>
             <w:webHidden/>
           </w:rPr>
-          <w:instrText xml:space="preserve"> PAGEREF _Toc236318368 \h </w:instrText>
+          <w:instrText xml:space="preserve"> PAGEREF _Toc236388044 \h </w:instrText>
         </w:r>
         <w:r>
           <w:rPr>
@@ -6448,7 +6448,7 @@
           <w14:ligatures w14:val="standardContextual"/>
         </w:rPr>
       </w:pPr>
-      <w:hyperlink w:anchor="_Toc236318369" w:history="1">
+      <w:hyperlink w:anchor="_Toc236388045" w:history="1">
         <w:r>
           <w:rPr>
             <w:rStyle w:val="Hyperlink"/>
@@ -6489,7 +6489,7 @@
           <w:rPr>
             <w:webHidden/>
           </w:rPr>
-          <w:instrText xml:space="preserve"> PAGEREF _Toc236318369 \h </w:instrText>
+          <w:instrText xml:space="preserve"> PAGEREF _Toc236388045 \h </w:instrText>
         </w:r>
         <w:r>
           <w:rPr>
@@ -6529,7 +6529,7 @@
           <w14:ligatures w14:val="standardContextual"/>
         </w:rPr>
       </w:pPr>
-      <w:hyperlink w:anchor="_Toc236318370" w:history="1">
+      <w:hyperlink w:anchor="_Toc236388046" w:history="1">
         <w:r>
           <w:rPr>
             <w:rStyle w:val="Hyperlink"/>
@@ -6570,7 +6570,7 @@
           <w:rPr>
             <w:webHidden/>
           </w:rPr>
-          <w:instrText xml:space="preserve"> PAGEREF _Toc236318370 \h </w:instrText>
+          <w:instrText xml:space="preserve"> PAGEREF _Toc236388046 \h </w:instrText>
         </w:r>
         <w:r>
           <w:rPr>
@@ -6610,7 +6610,7 @@
           <w14:ligatures w14:val="standardContextual"/>
         </w:rPr>
       </w:pPr>
-      <w:hyperlink w:anchor="_Toc236318371" w:history="1">
+      <w:hyperlink w:anchor="_Toc236388047" w:history="1">
         <w:r>
           <w:rPr>
             <w:rStyle w:val="Hyperlink"/>
@@ -6651,7 +6651,7 @@
           <w:rPr>
             <w:webHidden/>
           </w:rPr>
-          <w:instrText xml:space="preserve"> PAGEREF _Toc236318371 \h </w:instrText>
+          <w:instrText xml:space="preserve"> PAGEREF _Toc236388047 \h </w:instrText>
         </w:r>
         <w:r>
           <w:rPr>
@@ -6691,7 +6691,7 @@
           <w14:ligatures w14:val="standardContextual"/>
         </w:rPr>
       </w:pPr>
-      <w:hyperlink w:anchor="_Toc236318372" w:history="1">
+      <w:hyperlink w:anchor="_Toc236388048" w:history="1">
         <w:r>
           <w:rPr>
             <w:rStyle w:val="Hyperlink"/>
@@ -6732,7 +6732,7 @@
           <w:rPr>
             <w:webHidden/>
           </w:rPr>
-          <w:instrText xml:space="preserve"> PAGEREF _Toc236318372 \h </w:instrText>
+          <w:instrText xml:space="preserve"> PAGEREF _Toc236388048 \h </w:instrText>
         </w:r>
         <w:r>
           <w:rPr>
@@ -6772,7 +6772,7 @@
           <w14:ligatures w14:val="standardContextual"/>
         </w:rPr>
       </w:pPr>
-      <w:hyperlink w:anchor="_Toc236318373" w:history="1">
+      <w:hyperlink w:anchor="_Toc236388049" w:history="1">
         <w:r>
           <w:rPr>
             <w:rStyle w:val="Hyperlink"/>
@@ -6813,7 +6813,7 @@
           <w:rPr>
             <w:webHidden/>
           </w:rPr>
-          <w:instrText xml:space="preserve"> PAGEREF _Toc236318373 \h </w:instrText>
+          <w:instrText xml:space="preserve"> PAGEREF _Toc236388049 \h </w:instrText>
         </w:r>
         <w:r>
           <w:rPr>
@@ -6853,7 +6853,7 @@
           <w14:ligatures w14:val="standardContextual"/>
         </w:rPr>
       </w:pPr>
-      <w:hyperlink w:anchor="_Toc236318374" w:history="1">
+      <w:hyperlink w:anchor="_Toc236388050" w:history="1">
         <w:r>
           <w:rPr>
             <w:rStyle w:val="Hyperlink"/>
@@ -6894,7 +6894,7 @@
           <w:rPr>
             <w:webHidden/>
           </w:rPr>
-          <w:instrText xml:space="preserve"> PAGEREF _Toc236318374 \h </w:instrText>
+          <w:instrText xml:space="preserve"> PAGEREF _Toc236388050 \h </w:instrText>
         </w:r>
         <w:r>
           <w:rPr>
@@ -6934,7 +6934,7 @@
           <w14:ligatures w14:val="standardContextual"/>
         </w:rPr>
       </w:pPr>
-      <w:hyperlink w:anchor="_Toc236318375" w:history="1">
+      <w:hyperlink w:anchor="_Toc236388051" w:history="1">
         <w:r>
           <w:rPr>
             <w:rStyle w:val="Hyperlink"/>
@@ -6975,7 +6975,7 @@
           <w:rPr>
             <w:webHidden/>
           </w:rPr>
-          <w:instrText xml:space="preserve"> PAGEREF _Toc236318375 \h </w:instrText>
+          <w:instrText xml:space="preserve"> PAGEREF _Toc236388051 \h </w:instrText>
         </w:r>
         <w:r>
           <w:rPr>
@@ -7015,7 +7015,7 @@
           <w14:ligatures w14:val="standardContextual"/>
         </w:rPr>
       </w:pPr>
-      <w:hyperlink w:anchor="_Toc236318376" w:history="1">
+      <w:hyperlink w:anchor="_Toc236388052" w:history="1">
         <w:r>
           <w:rPr>
             <w:rStyle w:val="Hyperlink"/>
@@ -7056,7 +7056,7 @@
           <w:rPr>
             <w:webHidden/>
           </w:rPr>
-          <w:instrText xml:space="preserve"> PAGEREF _Toc236318376 \h </w:instrText>
+          <w:instrText xml:space="preserve"> PAGEREF _Toc236388052 \h </w:instrText>
         </w:r>
         <w:r>
           <w:rPr>
@@ -7096,7 +7096,7 @@
           <w14:ligatures w14:val="standardContextual"/>
         </w:rPr>
       </w:pPr>
-      <w:hyperlink w:anchor="_Toc236318377" w:history="1">
+      <w:hyperlink w:anchor="_Toc236388053" w:history="1">
         <w:r>
           <w:rPr>
             <w:rStyle w:val="Hyperlink"/>
@@ -7137,7 +7137,7 @@
           <w:rPr>
             <w:webHidden/>
           </w:rPr>
-          <w:instrText xml:space="preserve"> PAGEREF _Toc236318377 \h </w:instrText>
+          <w:instrText xml:space="preserve"> PAGEREF _Toc236388053 \h </w:instrText>
         </w:r>
         <w:r>
           <w:rPr>
@@ -7177,7 +7177,7 @@
           <w14:ligatures w14:val="standardContextual"/>
         </w:rPr>
       </w:pPr>
-      <w:hyperlink w:anchor="_Toc236318378" w:history="1">
+      <w:hyperlink w:anchor="_Toc236388054" w:history="1">
         <w:r>
           <w:rPr>
             <w:rStyle w:val="Hyperlink"/>
@@ -7218,7 +7218,7 @@
           <w:rPr>
             <w:webHidden/>
           </w:rPr>
-          <w:instrText xml:space="preserve"> PAGEREF _Toc236318378 \h </w:instrText>
+          <w:instrText xml:space="preserve"> PAGEREF _Toc236388054 \h </w:instrText>
         </w:r>
         <w:r>
           <w:rPr>
@@ -7258,7 +7258,7 @@
           <w14:ligatures w14:val="standardContextual"/>
         </w:rPr>
       </w:pPr>
-      <w:hyperlink w:anchor="_Toc236318379" w:history="1">
+      <w:hyperlink w:anchor="_Toc236388055" w:history="1">
         <w:r>
           <w:rPr>
             <w:rStyle w:val="Hyperlink"/>
@@ -7299,7 +7299,7 @@
           <w:rPr>
             <w:webHidden/>
           </w:rPr>
-          <w:instrText xml:space="preserve"> PAGEREF _Toc236318379 \h </w:instrText>
+          <w:instrText xml:space="preserve"> PAGEREF _Toc236388055 \h </w:instrText>
         </w:r>
         <w:r>
           <w:rPr>
@@ -7339,7 +7339,7 @@
           <w14:ligatures w14:val="standardContextual"/>
         </w:rPr>
       </w:pPr>
-      <w:hyperlink w:anchor="_Toc236318380" w:history="1">
+      <w:hyperlink w:anchor="_Toc236388056" w:history="1">
         <w:r>
           <w:rPr>
             <w:rStyle w:val="Hyperlink"/>
@@ -7380,7 +7380,7 @@
           <w:rPr>
             <w:webHidden/>
           </w:rPr>
-          <w:instrText xml:space="preserve"> PAGEREF _Toc236318380 \h </w:instrText>
+          <w:instrText xml:space="preserve"> PAGEREF _Toc236388056 \h </w:instrText>
         </w:r>
         <w:r>
           <w:rPr>
@@ -7420,7 +7420,7 @@
           <w14:ligatures w14:val="standardContextual"/>
         </w:rPr>
       </w:pPr>
-      <w:hyperlink w:anchor="_Toc236318381" w:history="1">
+      <w:hyperlink w:anchor="_Toc236388057" w:history="1">
         <w:r>
           <w:rPr>
             <w:rStyle w:val="Hyperlink"/>
@@ -7461,7 +7461,7 @@
           <w:rPr>
             <w:webHidden/>
           </w:rPr>
-          <w:instrText xml:space="preserve"> PAGEREF _Toc236318381 \h </w:instrText>
+          <w:instrText xml:space="preserve"> PAGEREF _Toc236388057 \h </w:instrText>
         </w:r>
         <w:r>
           <w:rPr>
@@ -7501,7 +7501,7 @@
           <w14:ligatures w14:val="standardContextual"/>
         </w:rPr>
       </w:pPr>
-      <w:hyperlink w:anchor="_Toc236318382" w:history="1">
+      <w:hyperlink w:anchor="_Toc236388058" w:history="1">
         <w:r>
           <w:rPr>
             <w:rStyle w:val="Hyperlink"/>
@@ -7542,7 +7542,7 @@
           <w:rPr>
             <w:webHidden/>
           </w:rPr>
-          <w:instrText xml:space="preserve"> PAGEREF _Toc236318382 \h </w:instrText>
+          <w:instrText xml:space="preserve"> PAGEREF _Toc236388058 \h </w:instrText>
         </w:r>
         <w:r>
           <w:rPr>
@@ -7582,7 +7582,7 @@
           <w14:ligatures w14:val="standardContextual"/>
         </w:rPr>
       </w:pPr>
-      <w:hyperlink w:anchor="_Toc236318383" w:history="1">
+      <w:hyperlink w:anchor="_Toc236388059" w:history="1">
         <w:r>
           <w:rPr>
             <w:rStyle w:val="Hyperlink"/>
@@ -7623,7 +7623,7 @@
           <w:rPr>
             <w:webHidden/>
           </w:rPr>
-          <w:instrText xml:space="preserve"> PAGEREF _Toc236318383 \h </w:instrText>
+          <w:instrText xml:space="preserve"> PAGEREF _Toc236388059 \h </w:instrText>
         </w:r>
         <w:r>
           <w:rPr>
@@ -7663,7 +7663,7 @@
           <w14:ligatures w14:val="standardContextual"/>
         </w:rPr>
       </w:pPr>
-      <w:hyperlink w:anchor="_Toc236318384" w:history="1">
+      <w:hyperlink w:anchor="_Toc236388060" w:history="1">
         <w:r>
           <w:rPr>
             <w:rStyle w:val="Hyperlink"/>
@@ -7704,7 +7704,7 @@
           <w:rPr>
             <w:webHidden/>
           </w:rPr>
-          <w:instrText xml:space="preserve"> PAGEREF _Toc236318384 \h </w:instrText>
+          <w:instrText xml:space="preserve"> PAGEREF _Toc236388060 \h </w:instrText>
         </w:r>
         <w:r>
           <w:rPr>
@@ -7744,7 +7744,7 @@
           <w14:ligatures w14:val="standardContextual"/>
         </w:rPr>
       </w:pPr>
-      <w:hyperlink w:anchor="_Toc236318385" w:history="1">
+      <w:hyperlink w:anchor="_Toc236388061" w:history="1">
         <w:r>
           <w:rPr>
             <w:rStyle w:val="Hyperlink"/>
@@ -7785,7 +7785,7 @@
           <w:rPr>
             <w:webHidden/>
           </w:rPr>
-          <w:instrText xml:space="preserve"> PAGEREF _Toc236318385 \h </w:instrText>
+          <w:instrText xml:space="preserve"> PAGEREF _Toc236388061 \h </w:instrText>
         </w:r>
         <w:r>
           <w:rPr>
@@ -7825,7 +7825,7 @@
           <w14:ligatures w14:val="standardContextual"/>
         </w:rPr>
       </w:pPr>
-      <w:hyperlink w:anchor="_Toc236318386" w:history="1">
+      <w:hyperlink w:anchor="_Toc236388062" w:history="1">
         <w:r>
           <w:rPr>
             <w:rStyle w:val="Hyperlink"/>
@@ -7866,7 +7866,7 @@
           <w:rPr>
             <w:webHidden/>
           </w:rPr>
-          <w:instrText xml:space="preserve"> PAGEREF _Toc236318386 \h </w:instrText>
+          <w:instrText xml:space="preserve"> PAGEREF _Toc236388062 \h </w:instrText>
         </w:r>
         <w:r>
           <w:rPr>
@@ -7906,7 +7906,7 @@
           <w14:ligatures w14:val="standardContextual"/>
         </w:rPr>
       </w:pPr>
-      <w:hyperlink w:anchor="_Toc236318387" w:history="1">
+      <w:hyperlink w:anchor="_Toc236388063" w:history="1">
         <w:r>
           <w:rPr>
             <w:rStyle w:val="Hyperlink"/>
@@ -7947,7 +7947,7 @@
           <w:rPr>
             <w:webHidden/>
           </w:rPr>
-          <w:instrText xml:space="preserve"> PAGEREF _Toc236318387 \h </w:instrText>
+          <w:instrText xml:space="preserve"> PAGEREF _Toc236388063 \h </w:instrText>
         </w:r>
         <w:r>
           <w:rPr>
@@ -7987,7 +7987,7 @@
           <w14:ligatures w14:val="standardContextual"/>
         </w:rPr>
       </w:pPr>
-      <w:hyperlink w:anchor="_Toc236318388" w:history="1">
+      <w:hyperlink w:anchor="_Toc236388064" w:history="1">
         <w:r>
           <w:rPr>
             <w:rStyle w:val="Hyperlink"/>
@@ -8028,7 +8028,7 @@
           <w:rPr>
             <w:webHidden/>
           </w:rPr>
-          <w:instrText xml:space="preserve"> PAGEREF _Toc236318388 \h </w:instrText>
+          <w:instrText xml:space="preserve"> PAGEREF _Toc236388064 \h </w:instrText>
         </w:r>
         <w:r>
           <w:rPr>
@@ -8068,7 +8068,7 @@
           <w14:ligatures w14:val="standardContextual"/>
         </w:rPr>
       </w:pPr>
-      <w:hyperlink w:anchor="_Toc236318389" w:history="1">
+      <w:hyperlink w:anchor="_Toc236388065" w:history="1">
         <w:r>
           <w:rPr>
             <w:rStyle w:val="Hyperlink"/>
@@ -8109,7 +8109,7 @@
           <w:rPr>
             <w:webHidden/>
           </w:rPr>
-          <w:instrText xml:space="preserve"> PAGEREF _Toc236318389 \h </w:instrText>
+          <w:instrText xml:space="preserve"> PAGEREF _Toc236388065 \h </w:instrText>
         </w:r>
         <w:r>
           <w:rPr>
@@ -8149,7 +8149,7 @@
           <w14:ligatures w14:val="standardContextual"/>
         </w:rPr>
       </w:pPr>
-      <w:hyperlink w:anchor="_Toc236318390" w:history="1">
+      <w:hyperlink w:anchor="_Toc236388066" w:history="1">
         <w:r>
           <w:rPr>
             <w:rStyle w:val="Hyperlink"/>
@@ -8190,7 +8190,7 @@
           <w:rPr>
             <w:webHidden/>
           </w:rPr>
-          <w:instrText xml:space="preserve"> PAGEREF _Toc236318390 \h </w:instrText>
+          <w:instrText xml:space="preserve"> PAGEREF _Toc236388066 \h </w:instrText>
         </w:r>
         <w:r>
           <w:rPr>
@@ -8230,7 +8230,7 @@
           <w14:ligatures w14:val="standardContextual"/>
         </w:rPr>
       </w:pPr>
-      <w:hyperlink w:anchor="_Toc236318391" w:history="1">
+      <w:hyperlink w:anchor="_Toc236388067" w:history="1">
         <w:r>
           <w:rPr>
             <w:rStyle w:val="Hyperlink"/>
@@ -8271,7 +8271,7 @@
           <w:rPr>
             <w:webHidden/>
           </w:rPr>
-          <w:instrText xml:space="preserve"> PAGEREF _Toc236318391 \h </w:instrText>
+          <w:instrText xml:space="preserve"> PAGEREF _Toc236388067 \h </w:instrText>
         </w:r>
         <w:r>
           <w:rPr>
@@ -8311,7 +8311,7 @@
           <w14:ligatures w14:val="standardContextual"/>
         </w:rPr>
       </w:pPr>
-      <w:hyperlink w:anchor="_Toc236318392" w:history="1">
+      <w:hyperlink w:anchor="_Toc236388068" w:history="1">
         <w:r>
           <w:rPr>
             <w:rStyle w:val="Hyperlink"/>
@@ -8352,7 +8352,7 @@
           <w:rPr>
             <w:webHidden/>
           </w:rPr>
-          <w:instrText xml:space="preserve"> PAGEREF _Toc236318392 \h </w:instrText>
+          <w:instrText xml:space="preserve"> PAGEREF _Toc236388068 \h </w:instrText>
         </w:r>
         <w:r>
           <w:rPr>
@@ -8392,7 +8392,7 @@
           <w14:ligatures w14:val="standardContextual"/>
         </w:rPr>
       </w:pPr>
-      <w:hyperlink w:anchor="_Toc236318393" w:history="1">
+      <w:hyperlink w:anchor="_Toc236388069" w:history="1">
         <w:r>
           <w:rPr>
             <w:rStyle w:val="Hyperlink"/>
@@ -8433,7 +8433,7 @@
           <w:rPr>
             <w:webHidden/>
           </w:rPr>
-          <w:instrText xml:space="preserve"> PAGEREF _Toc236318393 \h </w:instrText>
+          <w:instrText xml:space="preserve"> PAGEREF _Toc236388069 \h </w:instrText>
         </w:r>
         <w:r>
           <w:rPr>
@@ -8473,7 +8473,7 @@
           <w14:ligatures w14:val="standardContextual"/>
         </w:rPr>
       </w:pPr>
-      <w:hyperlink w:anchor="_Toc236318394" w:history="1">
+      <w:hyperlink w:anchor="_Toc236388070" w:history="1">
         <w:r>
           <w:rPr>
             <w:rStyle w:val="Hyperlink"/>
@@ -8514,7 +8514,7 @@
           <w:rPr>
             <w:webHidden/>
           </w:rPr>
-          <w:instrText xml:space="preserve"> PAGEREF _Toc236318394 \h </w:instrText>
+          <w:instrText xml:space="preserve"> PAGEREF _Toc236388070 \h </w:instrText>
         </w:r>
         <w:r>
           <w:rPr>
@@ -8554,7 +8554,7 @@
           <w14:ligatures w14:val="standardContextual"/>
         </w:rPr>
       </w:pPr>
-      <w:hyperlink w:anchor="_Toc236318395" w:history="1">
+      <w:hyperlink w:anchor="_Toc236388071" w:history="1">
         <w:r>
           <w:rPr>
             <w:rStyle w:val="Hyperlink"/>
@@ -8595,7 +8595,7 @@
           <w:rPr>
             <w:webHidden/>
           </w:rPr>
-          <w:instrText xml:space="preserve"> PAGEREF _Toc236318395 \h </w:instrText>
+          <w:instrText xml:space="preserve"> PAGEREF _Toc236388071 \h </w:instrText>
         </w:r>
         <w:r>
           <w:rPr>
@@ -8635,7 +8635,7 @@
           <w14:ligatures w14:val="standardContextual"/>
         </w:rPr>
       </w:pPr>
-      <w:hyperlink w:anchor="_Toc236318396" w:history="1">
+      <w:hyperlink w:anchor="_Toc236388072" w:history="1">
         <w:r>
           <w:rPr>
             <w:rStyle w:val="Hyperlink"/>
@@ -8676,7 +8676,7 @@
           <w:rPr>
             <w:webHidden/>
           </w:rPr>
-          <w:instrText xml:space="preserve"> PAGEREF _Toc236318396 \h </w:instrText>
+          <w:instrText xml:space="preserve"> PAGEREF _Toc236388072 \h </w:instrText>
         </w:r>
         <w:r>
           <w:rPr>
@@ -8716,7 +8716,7 @@
           <w14:ligatures w14:val="standardContextual"/>
         </w:rPr>
       </w:pPr>
-      <w:hyperlink w:anchor="_Toc236318397" w:history="1">
+      <w:hyperlink w:anchor="_Toc236388073" w:history="1">
         <w:r>
           <w:rPr>
             <w:rStyle w:val="Hyperlink"/>
@@ -8757,7 +8757,7 @@
           <w:rPr>
             <w:webHidden/>
           </w:rPr>
-          <w:instrText xml:space="preserve"> PAGEREF _Toc236318397 \h </w:instrText>
+          <w:instrText xml:space="preserve"> PAGEREF _Toc236388073 \h </w:instrText>
         </w:r>
         <w:r>
           <w:rPr>
@@ -8797,7 +8797,7 @@
           <w14:ligatures w14:val="standardContextual"/>
         </w:rPr>
       </w:pPr>
-      <w:hyperlink w:anchor="_Toc236318398" w:history="1">
+      <w:hyperlink w:anchor="_Toc236388074" w:history="1">
         <w:r>
           <w:rPr>
             <w:rStyle w:val="Hyperlink"/>
@@ -8838,7 +8838,7 @@
           <w:rPr>
             <w:webHidden/>
           </w:rPr>
-          <w:instrText xml:space="preserve"> PAGEREF _Toc236318398 \h </w:instrText>
+          <w:instrText xml:space="preserve"> PAGEREF _Toc236388074 \h </w:instrText>
         </w:r>
         <w:r>
           <w:rPr>
@@ -8878,7 +8878,7 @@
           <w14:ligatures w14:val="standardContextual"/>
         </w:rPr>
       </w:pPr>
-      <w:hyperlink w:anchor="_Toc236318399" w:history="1">
+      <w:hyperlink w:anchor="_Toc236388075" w:history="1">
         <w:r>
           <w:rPr>
             <w:rStyle w:val="Hyperlink"/>
@@ -8919,7 +8919,7 @@
           <w:rPr>
             <w:webHidden/>
           </w:rPr>
-          <w:instrText xml:space="preserve"> PAGEREF _Toc236318399 \h </w:instrText>
+          <w:instrText xml:space="preserve"> PAGEREF _Toc236388075 \h </w:instrText>
         </w:r>
         <w:r>
           <w:rPr>
@@ -8959,7 +8959,7 @@
           <w14:ligatures w14:val="standardContextual"/>
         </w:rPr>
       </w:pPr>
-      <w:hyperlink w:anchor="_Toc236318400" w:history="1">
+      <w:hyperlink w:anchor="_Toc236388076" w:history="1">
         <w:r>
           <w:rPr>
             <w:rStyle w:val="Hyperlink"/>
@@ -9000,7 +9000,7 @@
           <w:rPr>
             <w:webHidden/>
           </w:rPr>
-          <w:instrText xml:space="preserve"> PAGEREF _Toc236318400 \h </w:instrText>
+          <w:instrText xml:space="preserve"> PAGEREF _Toc236388076 \h </w:instrText>
         </w:r>
         <w:r>
           <w:rPr>
@@ -9040,7 +9040,7 @@
           <w14:ligatures w14:val="standardContextual"/>
         </w:rPr>
       </w:pPr>
-      <w:hyperlink w:anchor="_Toc236318401" w:history="1">
+      <w:hyperlink w:anchor="_Toc236388077" w:history="1">
         <w:r>
           <w:rPr>
             <w:rStyle w:val="Hyperlink"/>
@@ -9081,7 +9081,7 @@
           <w:rPr>
             <w:webHidden/>
           </w:rPr>
-          <w:instrText xml:space="preserve"> PAGEREF _Toc236318401 \h </w:instrText>
+          <w:instrText xml:space="preserve"> PAGEREF _Toc236388077 \h </w:instrText>
         </w:r>
         <w:r>
           <w:rPr>
@@ -9121,7 +9121,7 @@
           <w14:ligatures w14:val="standardContextual"/>
         </w:rPr>
       </w:pPr>
-      <w:hyperlink w:anchor="_Toc236318402" w:history="1">
+      <w:hyperlink w:anchor="_Toc236388078" w:history="1">
         <w:r>
           <w:rPr>
             <w:rStyle w:val="Hyperlink"/>
@@ -9162,7 +9162,7 @@
           <w:rPr>
             <w:webHidden/>
           </w:rPr>
-          <w:instrText xml:space="preserve"> PAGEREF _Toc236318402 \h </w:instrText>
+          <w:instrText xml:space="preserve"> PAGEREF _Toc236388078 \h </w:instrText>
         </w:r>
         <w:r>
           <w:rPr>
@@ -9202,7 +9202,7 @@
           <w14:ligatures w14:val="standardContextual"/>
         </w:rPr>
       </w:pPr>
-      <w:hyperlink w:anchor="_Toc236318403" w:history="1">
+      <w:hyperlink w:anchor="_Toc236388079" w:history="1">
         <w:r>
           <w:rPr>
             <w:rStyle w:val="Hyperlink"/>
@@ -9225,7 +9225,7 @@
           <w:rPr>
             <w:webHidden/>
           </w:rPr>
-          <w:instrText xml:space="preserve"> PAGEREF _Toc236318403 \h </w:instrText>
+          <w:instrText xml:space="preserve"> PAGEREF _Toc236388079 \h </w:instrText>
         </w:r>
         <w:r>
           <w:rPr>
@@ -9265,7 +9265,7 @@
           <w14:ligatures w14:val="standardContextual"/>
         </w:rPr>
       </w:pPr>
-      <w:hyperlink w:anchor="_Toc236318404" w:history="1">
+      <w:hyperlink w:anchor="_Toc236388080" w:history="1">
         <w:r>
           <w:rPr>
             <w:rStyle w:val="Hyperlink"/>
@@ -9306,7 +9306,7 @@
           <w:rPr>
             <w:webHidden/>
           </w:rPr>
-          <w:instrText xml:space="preserve"> PAGEREF _Toc236318404 \h </w:instrText>
+          <w:instrText xml:space="preserve"> PAGEREF _Toc236388080 \h </w:instrText>
         </w:r>
         <w:r>
           <w:rPr>
@@ -9346,7 +9346,7 @@
           <w14:ligatures w14:val="standardContextual"/>
         </w:rPr>
       </w:pPr>
-      <w:hyperlink w:anchor="_Toc236318405" w:history="1">
+      <w:hyperlink w:anchor="_Toc236388081" w:history="1">
         <w:r>
           <w:rPr>
             <w:rStyle w:val="Hyperlink"/>
@@ -9387,7 +9387,7 @@
           <w:rPr>
             <w:webHidden/>
           </w:rPr>
-          <w:instrText xml:space="preserve"> PAGEREF _Toc236318405 \h </w:instrText>
+          <w:instrText xml:space="preserve"> PAGEREF _Toc236388081 \h </w:instrText>
         </w:r>
         <w:r>
           <w:rPr>
@@ -9427,7 +9427,7 @@
           <w14:ligatures w14:val="standardContextual"/>
         </w:rPr>
       </w:pPr>
-      <w:hyperlink w:anchor="_Toc236318406" w:history="1">
+      <w:hyperlink w:anchor="_Toc236388082" w:history="1">
         <w:r>
           <w:rPr>
             <w:rStyle w:val="Hyperlink"/>
@@ -9450,7 +9450,7 @@
           <w:rPr>
             <w:webHidden/>
           </w:rPr>
-          <w:instrText xml:space="preserve"> PAGEREF _Toc236318406 \h </w:instrText>
+          <w:instrText xml:space="preserve"> PAGEREF _Toc236388082 \h </w:instrText>
         </w:r>
         <w:r>
           <w:rPr>
@@ -9490,7 +9490,7 @@
           <w14:ligatures w14:val="standardContextual"/>
         </w:rPr>
       </w:pPr>
-      <w:hyperlink w:anchor="_Toc236318407" w:history="1">
+      <w:hyperlink w:anchor="_Toc236388083" w:history="1">
         <w:r>
           <w:rPr>
             <w:rStyle w:val="Hyperlink"/>
@@ -9513,7 +9513,7 @@
           <w:rPr>
             <w:webHidden/>
           </w:rPr>
-          <w:instrText xml:space="preserve"> PAGEREF _Toc236318407 \h </w:instrText>
+          <w:instrText xml:space="preserve"> PAGEREF _Toc236388083 \h </w:instrText>
         </w:r>
         <w:r>
           <w:rPr>
@@ -9592,7 +9592,7 @@
       <w:r>
         <w:fldChar w:fldCharType="separate"/>
       </w:r>
-      <w:hyperlink w:anchor="_Toc236318408" w:history="1">
+      <w:hyperlink w:anchor="_Toc236388084" w:history="1">
         <w:r>
           <w:rPr>
             <w:rStyle w:val="Hyperlink"/>
@@ -9606,7 +9606,7 @@
           <w:fldChar w:fldCharType="begin"/>
         </w:r>
         <w:r>
-          <w:instrText xml:space="preserve"> PAGEREF _Toc236318408 \h </w:instrText>
+          <w:instrText xml:space="preserve"> PAGEREF _Toc236388084 \h </w:instrText>
         </w:r>
         <w:r>
           <w:fldChar w:fldCharType="separate"/>
@@ -9632,7 +9632,7 @@
           <w14:ligatures w14:val="standardContextual"/>
         </w:rPr>
       </w:pPr>
-      <w:hyperlink w:anchor="_Toc236318409" w:history="1">
+      <w:hyperlink w:anchor="_Toc236388085" w:history="1">
         <w:r>
           <w:rPr>
             <w:rStyle w:val="Hyperlink"/>
@@ -9646,7 +9646,7 @@
           <w:fldChar w:fldCharType="begin"/>
         </w:r>
         <w:r>
-          <w:instrText xml:space="preserve"> PAGEREF _Toc236318409 \h </w:instrText>
+          <w:instrText xml:space="preserve"> PAGEREF _Toc236388085 \h </w:instrText>
         </w:r>
         <w:r>
           <w:fldChar w:fldCharType="separate"/>
@@ -9672,7 +9672,7 @@
           <w14:ligatures w14:val="standardContextual"/>
         </w:rPr>
       </w:pPr>
-      <w:hyperlink w:anchor="_Toc236318410" w:history="1">
+      <w:hyperlink w:anchor="_Toc236388086" w:history="1">
         <w:r>
           <w:rPr>
             <w:rStyle w:val="Hyperlink"/>
@@ -9686,7 +9686,7 @@
           <w:fldChar w:fldCharType="begin"/>
         </w:r>
         <w:r>
-          <w:instrText xml:space="preserve"> PAGEREF _Toc236318410 \h </w:instrText>
+          <w:instrText xml:space="preserve"> PAGEREF _Toc236388086 \h </w:instrText>
         </w:r>
         <w:r>
           <w:fldChar w:fldCharType="separate"/>
@@ -9712,7 +9712,7 @@
           <w14:ligatures w14:val="standardContextual"/>
         </w:rPr>
       </w:pPr>
-      <w:hyperlink w:anchor="_Toc236318411" w:history="1">
+      <w:hyperlink w:anchor="_Toc236388087" w:history="1">
         <w:r>
           <w:rPr>
             <w:rStyle w:val="Hyperlink"/>
@@ -9726,7 +9726,7 @@
           <w:fldChar w:fldCharType="begin"/>
         </w:r>
         <w:r>
-          <w:instrText xml:space="preserve"> PAGEREF _Toc236318411 \h </w:instrText>
+          <w:instrText xml:space="preserve"> PAGEREF _Toc236388087 \h </w:instrText>
         </w:r>
         <w:r>
           <w:fldChar w:fldCharType="separate"/>
@@ -9752,7 +9752,7 @@
           <w14:ligatures w14:val="standardContextual"/>
         </w:rPr>
       </w:pPr>
-      <w:hyperlink w:anchor="_Toc236318412" w:history="1">
+      <w:hyperlink w:anchor="_Toc236388088" w:history="1">
         <w:r>
           <w:rPr>
             <w:rStyle w:val="Hyperlink"/>
@@ -9766,7 +9766,7 @@
           <w:fldChar w:fldCharType="begin"/>
         </w:r>
         <w:r>
-          <w:instrText xml:space="preserve"> PAGEREF _Toc236318412 \h </w:instrText>
+          <w:instrText xml:space="preserve"> PAGEREF _Toc236388088 \h </w:instrText>
         </w:r>
         <w:r>
           <w:fldChar w:fldCharType="separate"/>
@@ -9792,7 +9792,7 @@
           <w14:ligatures w14:val="standardContextual"/>
         </w:rPr>
       </w:pPr>
-      <w:hyperlink w:anchor="_Toc236318413" w:history="1">
+      <w:hyperlink w:anchor="_Toc236388089" w:history="1">
         <w:r>
           <w:rPr>
             <w:rStyle w:val="Hyperlink"/>
@@ -9806,7 +9806,7 @@
           <w:fldChar w:fldCharType="begin"/>
         </w:r>
         <w:r>
-          <w:instrText xml:space="preserve"> PAGEREF _Toc236318413 \h </w:instrText>
+          <w:instrText xml:space="preserve"> PAGEREF _Toc236388089 \h </w:instrText>
         </w:r>
         <w:r>
           <w:fldChar w:fldCharType="separate"/>
@@ -9881,7 +9881,7 @@
       <w:r>
         <w:fldChar w:fldCharType="separate"/>
       </w:r>
-      <w:hyperlink w:anchor="_Toc236318414" w:history="1">
+      <w:hyperlink w:anchor="_Toc236388090" w:history="1">
         <w:r>
           <w:rPr>
             <w:rStyle w:val="Hyperlink"/>
@@ -9895,7 +9895,7 @@
           <w:fldChar w:fldCharType="begin"/>
         </w:r>
         <w:r>
-          <w:instrText xml:space="preserve"> PAGEREF _Toc236318414 \h </w:instrText>
+          <w:instrText xml:space="preserve"> PAGEREF _Toc236388090 \h </w:instrText>
         </w:r>
         <w:r>
           <w:fldChar w:fldCharType="separate"/>
@@ -9921,7 +9921,7 @@
           <w14:ligatures w14:val="standardContextual"/>
         </w:rPr>
       </w:pPr>
-      <w:hyperlink w:anchor="_Toc236318415" w:history="1">
+      <w:hyperlink w:anchor="_Toc236388091" w:history="1">
         <w:r>
           <w:rPr>
             <w:rStyle w:val="Hyperlink"/>
@@ -9935,7 +9935,7 @@
           <w:fldChar w:fldCharType="begin"/>
         </w:r>
         <w:r>
-          <w:instrText xml:space="preserve"> PAGEREF _Toc236318415 \h </w:instrText>
+          <w:instrText xml:space="preserve"> PAGEREF _Toc236388091 \h </w:instrText>
         </w:r>
         <w:r>
           <w:fldChar w:fldCharType="separate"/>
@@ -9961,7 +9961,7 @@
           <w14:ligatures w14:val="standardContextual"/>
         </w:rPr>
       </w:pPr>
-      <w:hyperlink w:anchor="_Toc236318416" w:history="1">
+      <w:hyperlink w:anchor="_Toc236388092" w:history="1">
         <w:r>
           <w:rPr>
             <w:rStyle w:val="Hyperlink"/>
@@ -9975,7 +9975,7 @@
           <w:fldChar w:fldCharType="begin"/>
         </w:r>
         <w:r>
-          <w:instrText xml:space="preserve"> PAGEREF _Toc236318416 \h </w:instrText>
+          <w:instrText xml:space="preserve"> PAGEREF _Toc236388092 \h </w:instrText>
         </w:r>
         <w:r>
           <w:fldChar w:fldCharType="separate"/>
@@ -10001,7 +10001,7 @@
           <w14:ligatures w14:val="standardContextual"/>
         </w:rPr>
       </w:pPr>
-      <w:hyperlink w:anchor="_Toc236318417" w:history="1">
+      <w:hyperlink w:anchor="_Toc236388093" w:history="1">
         <w:r>
           <w:rPr>
             <w:rStyle w:val="Hyperlink"/>
@@ -10015,7 +10015,7 @@
           <w:fldChar w:fldCharType="begin"/>
         </w:r>
         <w:r>
-          <w:instrText xml:space="preserve"> PAGEREF _Toc236318417 \h </w:instrText>
+          <w:instrText xml:space="preserve"> PAGEREF _Toc236388093 \h </w:instrText>
         </w:r>
         <w:r>
           <w:fldChar w:fldCharType="separate"/>
@@ -10041,7 +10041,7 @@
           <w14:ligatures w14:val="standardContextual"/>
         </w:rPr>
       </w:pPr>
-      <w:hyperlink w:anchor="_Toc236318418" w:history="1">
+      <w:hyperlink w:anchor="_Toc236388094" w:history="1">
         <w:r>
           <w:rPr>
             <w:rStyle w:val="Hyperlink"/>
@@ -10055,7 +10055,7 @@
           <w:fldChar w:fldCharType="begin"/>
         </w:r>
         <w:r>
-          <w:instrText xml:space="preserve"> PAGEREF _Toc236318418 \h </w:instrText>
+          <w:instrText xml:space="preserve"> PAGEREF _Toc236388094 \h </w:instrText>
         </w:r>
         <w:r>
           <w:fldChar w:fldCharType="separate"/>
@@ -10081,7 +10081,7 @@
           <w14:ligatures w14:val="standardContextual"/>
         </w:rPr>
       </w:pPr>
-      <w:hyperlink w:anchor="_Toc236318419" w:history="1">
+      <w:hyperlink w:anchor="_Toc236388095" w:history="1">
         <w:r>
           <w:rPr>
             <w:rStyle w:val="Hyperlink"/>
@@ -10095,7 +10095,7 @@
           <w:fldChar w:fldCharType="begin"/>
         </w:r>
         <w:r>
-          <w:instrText xml:space="preserve"> PAGEREF _Toc236318419 \h </w:instrText>
+          <w:instrText xml:space="preserve"> PAGEREF _Toc236388095 \h </w:instrText>
         </w:r>
         <w:r>
           <w:fldChar w:fldCharType="separate"/>
@@ -10121,7 +10121,7 @@
           <w14:ligatures w14:val="standardContextual"/>
         </w:rPr>
       </w:pPr>
-      <w:hyperlink w:anchor="_Toc236318420" w:history="1">
+      <w:hyperlink w:anchor="_Toc236388096" w:history="1">
         <w:r>
           <w:rPr>
             <w:rStyle w:val="Hyperlink"/>
@@ -10135,7 +10135,7 @@
           <w:fldChar w:fldCharType="begin"/>
         </w:r>
         <w:r>
-          <w:instrText xml:space="preserve"> PAGEREF _Toc236318420 \h </w:instrText>
+          <w:instrText xml:space="preserve"> PAGEREF _Toc236388096 \h </w:instrText>
         </w:r>
         <w:r>
           <w:fldChar w:fldCharType="separate"/>
@@ -10161,7 +10161,7 @@
           <w14:ligatures w14:val="standardContextual"/>
         </w:rPr>
       </w:pPr>
-      <w:hyperlink w:anchor="_Toc236318421" w:history="1">
+      <w:hyperlink w:anchor="_Toc236388097" w:history="1">
         <w:r>
           <w:rPr>
             <w:rStyle w:val="Hyperlink"/>
@@ -10175,7 +10175,7 @@
           <w:fldChar w:fldCharType="begin"/>
         </w:r>
         <w:r>
-          <w:instrText xml:space="preserve"> PAGEREF _Toc236318421 \h </w:instrText>
+          <w:instrText xml:space="preserve"> PAGEREF _Toc236388097 \h </w:instrText>
         </w:r>
         <w:r>
           <w:fldChar w:fldCharType="separate"/>
@@ -10201,7 +10201,7 @@
           <w14:ligatures w14:val="standardContextual"/>
         </w:rPr>
       </w:pPr>
-      <w:hyperlink w:anchor="_Toc236318422" w:history="1">
+      <w:hyperlink w:anchor="_Toc236388098" w:history="1">
         <w:r>
           <w:rPr>
             <w:rStyle w:val="Hyperlink"/>
@@ -10215,7 +10215,7 @@
           <w:fldChar w:fldCharType="begin"/>
         </w:r>
         <w:r>
-          <w:instrText xml:space="preserve"> PAGEREF _Toc236318422 \h </w:instrText>
+          <w:instrText xml:space="preserve"> PAGEREF _Toc236388098 \h </w:instrText>
         </w:r>
         <w:r>
           <w:fldChar w:fldCharType="separate"/>
@@ -10241,7 +10241,7 @@
           <w14:ligatures w14:val="standardContextual"/>
         </w:rPr>
       </w:pPr>
-      <w:hyperlink w:anchor="_Toc236318423" w:history="1">
+      <w:hyperlink w:anchor="_Toc236388099" w:history="1">
         <w:r>
           <w:rPr>
             <w:rStyle w:val="Hyperlink"/>
@@ -10255,7 +10255,7 @@
           <w:fldChar w:fldCharType="begin"/>
         </w:r>
         <w:r>
-          <w:instrText xml:space="preserve"> PAGEREF _Toc236318423 \h </w:instrText>
+          <w:instrText xml:space="preserve"> PAGEREF _Toc236388099 \h </w:instrText>
         </w:r>
         <w:r>
           <w:fldChar w:fldCharType="separate"/>
@@ -10281,7 +10281,7 @@
           <w14:ligatures w14:val="standardContextual"/>
         </w:rPr>
       </w:pPr>
-      <w:hyperlink w:anchor="_Toc236318424" w:history="1">
+      <w:hyperlink w:anchor="_Toc236388100" w:history="1">
         <w:r>
           <w:rPr>
             <w:rStyle w:val="Hyperlink"/>
@@ -10295,7 +10295,7 @@
           <w:fldChar w:fldCharType="begin"/>
         </w:r>
         <w:r>
-          <w:instrText xml:space="preserve"> PAGEREF _Toc236318424 \h </w:instrText>
+          <w:instrText xml:space="preserve"> PAGEREF _Toc236388100 \h </w:instrText>
         </w:r>
         <w:r>
           <w:fldChar w:fldCharType="separate"/>
@@ -10321,7 +10321,7 @@
           <w14:ligatures w14:val="standardContextual"/>
         </w:rPr>
       </w:pPr>
-      <w:hyperlink w:anchor="_Toc236318425" w:history="1">
+      <w:hyperlink w:anchor="_Toc236388101" w:history="1">
         <w:r>
           <w:rPr>
             <w:rStyle w:val="Hyperlink"/>
@@ -10335,7 +10335,7 @@
           <w:fldChar w:fldCharType="begin"/>
         </w:r>
         <w:r>
-          <w:instrText xml:space="preserve"> PAGEREF _Toc236318425 \h </w:instrText>
+          <w:instrText xml:space="preserve"> PAGEREF _Toc236388101 \h </w:instrText>
         </w:r>
         <w:r>
           <w:fldChar w:fldCharType="separate"/>
@@ -10361,7 +10361,7 @@
           <w14:ligatures w14:val="standardContextual"/>
         </w:rPr>
       </w:pPr>
-      <w:hyperlink w:anchor="_Toc236318426" w:history="1">
+      <w:hyperlink w:anchor="_Toc236388102" w:history="1">
         <w:r>
           <w:rPr>
             <w:rStyle w:val="Hyperlink"/>
@@ -10375,7 +10375,7 @@
           <w:fldChar w:fldCharType="begin"/>
         </w:r>
         <w:r>
-          <w:instrText xml:space="preserve"> PAGEREF _Toc236318426 \h </w:instrText>
+          <w:instrText xml:space="preserve"> PAGEREF _Toc236388102 \h </w:instrText>
         </w:r>
         <w:r>
           <w:fldChar w:fldCharType="separate"/>
@@ -10401,7 +10401,7 @@
           <w14:ligatures w14:val="standardContextual"/>
         </w:rPr>
       </w:pPr>
-      <w:hyperlink w:anchor="_Toc236318427" w:history="1">
+      <w:hyperlink w:anchor="_Toc236388103" w:history="1">
         <w:r>
           <w:rPr>
             <w:rStyle w:val="Hyperlink"/>
@@ -10415,7 +10415,7 @@
           <w:fldChar w:fldCharType="begin"/>
         </w:r>
         <w:r>
-          <w:instrText xml:space="preserve"> PAGEREF _Toc236318427 \h </w:instrText>
+          <w:instrText xml:space="preserve"> PAGEREF _Toc236388103 \h </w:instrText>
         </w:r>
         <w:r>
           <w:fldChar w:fldCharType="separate"/>
@@ -10441,7 +10441,7 @@
           <w14:ligatures w14:val="standardContextual"/>
         </w:rPr>
       </w:pPr>
-      <w:hyperlink w:anchor="_Toc236318428" w:history="1">
+      <w:hyperlink w:anchor="_Toc236388104" w:history="1">
         <w:r>
           <w:rPr>
             <w:rStyle w:val="Hyperlink"/>
@@ -10455,7 +10455,7 @@
           <w:fldChar w:fldCharType="begin"/>
         </w:r>
         <w:r>
-          <w:instrText xml:space="preserve"> PAGEREF _Toc236318428 \h </w:instrText>
+          <w:instrText xml:space="preserve"> PAGEREF _Toc236388104 \h </w:instrText>
         </w:r>
         <w:r>
           <w:fldChar w:fldCharType="separate"/>
@@ -10481,7 +10481,7 @@
           <w14:ligatures w14:val="standardContextual"/>
         </w:rPr>
       </w:pPr>
-      <w:hyperlink w:anchor="_Toc236318429" w:history="1">
+      <w:hyperlink w:anchor="_Toc236388105" w:history="1">
         <w:r>
           <w:rPr>
             <w:rStyle w:val="Hyperlink"/>
@@ -10495,7 +10495,7 @@
           <w:fldChar w:fldCharType="begin"/>
         </w:r>
         <w:r>
-          <w:instrText xml:space="preserve"> PAGEREF _Toc236318429 \h </w:instrText>
+          <w:instrText xml:space="preserve"> PAGEREF _Toc236388105 \h </w:instrText>
         </w:r>
         <w:r>
           <w:fldChar w:fldCharType="separate"/>
@@ -10521,7 +10521,7 @@
           <w14:ligatures w14:val="standardContextual"/>
         </w:rPr>
       </w:pPr>
-      <w:hyperlink w:anchor="_Toc236318430" w:history="1">
+      <w:hyperlink w:anchor="_Toc236388106" w:history="1">
         <w:r>
           <w:rPr>
             <w:rStyle w:val="Hyperlink"/>
@@ -10535,7 +10535,7 @@
           <w:fldChar w:fldCharType="begin"/>
         </w:r>
         <w:r>
-          <w:instrText xml:space="preserve"> PAGEREF _Toc236318430 \h </w:instrText>
+          <w:instrText xml:space="preserve"> PAGEREF _Toc236388106 \h </w:instrText>
         </w:r>
         <w:r>
           <w:fldChar w:fldCharType="separate"/>
@@ -10561,7 +10561,7 @@
           <w14:ligatures w14:val="standardContextual"/>
         </w:rPr>
       </w:pPr>
-      <w:hyperlink w:anchor="_Toc236318431" w:history="1">
+      <w:hyperlink w:anchor="_Toc236388107" w:history="1">
         <w:r>
           <w:rPr>
             <w:rStyle w:val="Hyperlink"/>
@@ -10575,7 +10575,7 @@
           <w:fldChar w:fldCharType="begin"/>
         </w:r>
         <w:r>
-          <w:instrText xml:space="preserve"> PAGEREF _Toc236318431 \h </w:instrText>
+          <w:instrText xml:space="preserve"> PAGEREF _Toc236388107 \h </w:instrText>
         </w:r>
         <w:r>
           <w:fldChar w:fldCharType="separate"/>
@@ -10601,7 +10601,7 @@
           <w14:ligatures w14:val="standardContextual"/>
         </w:rPr>
       </w:pPr>
-      <w:hyperlink w:anchor="_Toc236318432" w:history="1">
+      <w:hyperlink w:anchor="_Toc236388108" w:history="1">
         <w:r>
           <w:rPr>
             <w:rStyle w:val="Hyperlink"/>
@@ -10615,7 +10615,7 @@
           <w:fldChar w:fldCharType="begin"/>
         </w:r>
         <w:r>
-          <w:instrText xml:space="preserve"> PAGEREF _Toc236318432 \h </w:instrText>
+          <w:instrText xml:space="preserve"> PAGEREF _Toc236388108 \h </w:instrText>
         </w:r>
         <w:r>
           <w:fldChar w:fldCharType="separate"/>
@@ -10641,7 +10641,7 @@
           <w14:ligatures w14:val="standardContextual"/>
         </w:rPr>
       </w:pPr>
-      <w:hyperlink w:anchor="_Toc236318433" w:history="1">
+      <w:hyperlink w:anchor="_Toc236388109" w:history="1">
         <w:r>
           <w:rPr>
             <w:rStyle w:val="Hyperlink"/>
@@ -10655,7 +10655,7 @@
           <w:fldChar w:fldCharType="begin"/>
         </w:r>
         <w:r>
-          <w:instrText xml:space="preserve"> PAGEREF _Toc236318433 \h </w:instrText>
+          <w:instrText xml:space="preserve"> PAGEREF _Toc236388109 \h </w:instrText>
         </w:r>
         <w:r>
           <w:fldChar w:fldCharType="separate"/>
@@ -10681,7 +10681,7 @@
           <w14:ligatures w14:val="standardContextual"/>
         </w:rPr>
       </w:pPr>
-      <w:hyperlink w:anchor="_Toc236318434" w:history="1">
+      <w:hyperlink w:anchor="_Toc236388110" w:history="1">
         <w:r>
           <w:rPr>
             <w:rStyle w:val="Hyperlink"/>
@@ -10695,7 +10695,7 @@
           <w:fldChar w:fldCharType="begin"/>
         </w:r>
         <w:r>
-          <w:instrText xml:space="preserve"> PAGEREF _Toc236318434 \h </w:instrText>
+          <w:instrText xml:space="preserve"> PAGEREF _Toc236388110 \h </w:instrText>
         </w:r>
         <w:r>
           <w:fldChar w:fldCharType="separate"/>
@@ -10721,7 +10721,7 @@
           <w14:ligatures w14:val="standardContextual"/>
         </w:rPr>
       </w:pPr>
-      <w:hyperlink w:anchor="_Toc236318435" w:history="1">
+      <w:hyperlink w:anchor="_Toc236388111" w:history="1">
         <w:r>
           <w:rPr>
             <w:rStyle w:val="Hyperlink"/>
@@ -10735,7 +10735,7 @@
           <w:fldChar w:fldCharType="begin"/>
         </w:r>
         <w:r>
-          <w:instrText xml:space="preserve"> PAGEREF _Toc236318435 \h </w:instrText>
+          <w:instrText xml:space="preserve"> PAGEREF _Toc236388111 \h </w:instrText>
         </w:r>
         <w:r>
           <w:fldChar w:fldCharType="separate"/>
@@ -10761,7 +10761,7 @@
           <w14:ligatures w14:val="standardContextual"/>
         </w:rPr>
       </w:pPr>
-      <w:hyperlink w:anchor="_Toc236318436" w:history="1">
+      <w:hyperlink w:anchor="_Toc236388112" w:history="1">
         <w:r>
           <w:rPr>
             <w:rStyle w:val="Hyperlink"/>
@@ -10775,7 +10775,7 @@
           <w:fldChar w:fldCharType="begin"/>
         </w:r>
         <w:r>
-          <w:instrText xml:space="preserve"> PAGEREF _Toc236318436 \h </w:instrText>
+          <w:instrText xml:space="preserve"> PAGEREF _Toc236388112 \h </w:instrText>
         </w:r>
         <w:r>
           <w:fldChar w:fldCharType="separate"/>
@@ -10801,7 +10801,7 @@
           <w14:ligatures w14:val="standardContextual"/>
         </w:rPr>
       </w:pPr>
-      <w:hyperlink w:anchor="_Toc236318437" w:history="1">
+      <w:hyperlink w:anchor="_Toc236388113" w:history="1">
         <w:r>
           <w:rPr>
             <w:rStyle w:val="Hyperlink"/>
@@ -10815,7 +10815,7 @@
           <w:fldChar w:fldCharType="begin"/>
         </w:r>
         <w:r>
-          <w:instrText xml:space="preserve"> PAGEREF _Toc236318437 \h </w:instrText>
+          <w:instrText xml:space="preserve"> PAGEREF _Toc236388113 \h </w:instrText>
         </w:r>
         <w:r>
           <w:fldChar w:fldCharType="separate"/>
@@ -10841,7 +10841,7 @@
           <w14:ligatures w14:val="standardContextual"/>
         </w:rPr>
       </w:pPr>
-      <w:hyperlink w:anchor="_Toc236318438" w:history="1">
+      <w:hyperlink w:anchor="_Toc236388114" w:history="1">
         <w:r>
           <w:rPr>
             <w:rStyle w:val="Hyperlink"/>
@@ -10855,7 +10855,7 @@
           <w:fldChar w:fldCharType="begin"/>
         </w:r>
         <w:r>
-          <w:instrText xml:space="preserve"> PAGEREF _Toc236318438 \h </w:instrText>
+          <w:instrText xml:space="preserve"> PAGEREF _Toc236388114 \h </w:instrText>
         </w:r>
         <w:r>
           <w:fldChar w:fldCharType="separate"/>
@@ -10881,7 +10881,7 @@
           <w14:ligatures w14:val="standardContextual"/>
         </w:rPr>
       </w:pPr>
-      <w:hyperlink w:anchor="_Toc236318439" w:history="1">
+      <w:hyperlink w:anchor="_Toc236388115" w:history="1">
         <w:r>
           <w:rPr>
             <w:rStyle w:val="Hyperlink"/>
@@ -10895,7 +10895,7 @@
           <w:fldChar w:fldCharType="begin"/>
         </w:r>
         <w:r>
-          <w:instrText xml:space="preserve"> PAGEREF _Toc236318439 \h </w:instrText>
+          <w:instrText xml:space="preserve"> PAGEREF _Toc236388115 \h </w:instrText>
         </w:r>
         <w:r>
           <w:fldChar w:fldCharType="separate"/>
@@ -10921,7 +10921,7 @@
           <w14:ligatures w14:val="standardContextual"/>
         </w:rPr>
       </w:pPr>
-      <w:hyperlink w:anchor="_Toc236318440" w:history="1">
+      <w:hyperlink w:anchor="_Toc236388116" w:history="1">
         <w:r>
           <w:rPr>
             <w:rStyle w:val="Hyperlink"/>
@@ -10935,7 +10935,7 @@
           <w:fldChar w:fldCharType="begin"/>
         </w:r>
         <w:r>
-          <w:instrText xml:space="preserve"> PAGEREF _Toc236318440 \h </w:instrText>
+          <w:instrText xml:space="preserve"> PAGEREF _Toc236388116 \h </w:instrText>
         </w:r>
         <w:r>
           <w:fldChar w:fldCharType="separate"/>
@@ -13528,7 +13528,7 @@
       <w:bookmarkStart w:id="19" w:name="_Toc359335757"/>
       <w:bookmarkStart w:id="20" w:name="_Toc184116961"/>
       <w:bookmarkStart w:id="21" w:name="_Clause_c1"/>
-      <w:bookmarkStart w:id="22" w:name="_Toc236318341"/>
+      <w:bookmarkStart w:id="22" w:name="_Toc236388017"/>
       <w:r>
         <w:t>Scope</w:t>
       </w:r>
@@ -13654,7 +13654,7 @@
         <w:pStyle w:val="Heading2"/>
       </w:pPr>
       <w:bookmarkStart w:id="23" w:name="_Clause_c1_1"/>
-      <w:bookmarkStart w:id="24" w:name="_Toc236318342"/>
+      <w:bookmarkStart w:id="24" w:name="_Toc236388018"/>
       <w:r>
         <w:t>Differences from the published OPC 10101 version 1.00</w:t>
       </w:r>
@@ -13920,7 +13920,7 @@
         <w:pStyle w:val="Heading2"/>
       </w:pPr>
       <w:bookmarkStart w:id="25" w:name="_Clause_c1_2"/>
-      <w:bookmarkStart w:id="26" w:name="_Toc236318343"/>
+      <w:bookmarkStart w:id="26" w:name="_Toc236388019"/>
       <w:r>
         <w:lastRenderedPageBreak/>
         <w:t>Conformance to the OPC 20020 template</w:t>
@@ -14105,7 +14105,7 @@
       <w:bookmarkStart w:id="31" w:name="_Toc359335758"/>
       <w:bookmarkStart w:id="32" w:name="_Toc184116962"/>
       <w:bookmarkStart w:id="33" w:name="_Clause_c2"/>
-      <w:bookmarkStart w:id="34" w:name="_Toc236318344"/>
+      <w:bookmarkStart w:id="34" w:name="_Toc236388020"/>
       <w:r>
         <w:t>Normative references</w:t>
       </w:r>
@@ -14416,7 +14416,7 @@
       <w:bookmarkStart w:id="54" w:name="_Toc359335759"/>
       <w:bookmarkStart w:id="55" w:name="_Toc184116963"/>
       <w:bookmarkStart w:id="56" w:name="_Clause_c3"/>
-      <w:bookmarkStart w:id="57" w:name="_Toc236318345"/>
+      <w:bookmarkStart w:id="57" w:name="_Toc236388021"/>
       <w:r>
         <w:lastRenderedPageBreak/>
         <w:t>Terms</w:t>
@@ -14446,7 +14446,7 @@
       </w:pPr>
       <w:bookmarkStart w:id="58" w:name="_Toc184116964"/>
       <w:bookmarkStart w:id="59" w:name="_Clause_c3_1"/>
-      <w:bookmarkStart w:id="60" w:name="_Toc236318346"/>
+      <w:bookmarkStart w:id="60" w:name="_Toc236388022"/>
       <w:r>
         <w:t>Overview</w:t>
       </w:r>
@@ -14467,7 +14467,7 @@
       <w:bookmarkStart w:id="66" w:name="_Toc29911961"/>
       <w:bookmarkStart w:id="67" w:name="_Toc184116965"/>
       <w:bookmarkStart w:id="68" w:name="_Clause_c3_2"/>
-      <w:bookmarkStart w:id="69" w:name="_Toc236318347"/>
+      <w:bookmarkStart w:id="69" w:name="_Toc236388023"/>
       <w:r>
         <w:t>WoT Binding terms</w:t>
       </w:r>
@@ -14504,7 +14504,7 @@
       </w:pPr>
       <w:bookmarkStart w:id="70" w:name="_Toc184116966"/>
       <w:bookmarkStart w:id="71" w:name="_Clause_c3_3"/>
-      <w:bookmarkStart w:id="72" w:name="_Toc236318348"/>
+      <w:bookmarkStart w:id="72" w:name="_Toc236388024"/>
       <w:r>
         <w:t>Abbreviated terms</w:t>
       </w:r>
@@ -14582,7 +14582,7 @@
       </w:pPr>
       <w:bookmarkStart w:id="73" w:name="_Toc184116967"/>
       <w:bookmarkStart w:id="74" w:name="_Clause_c3_4"/>
-      <w:bookmarkStart w:id="75" w:name="_Toc236318349"/>
+      <w:bookmarkStart w:id="75" w:name="_Toc236388025"/>
       <w:r>
         <w:t>Conventions used in this document</w:t>
       </w:r>
@@ -14626,7 +14626,7 @@
       <w:bookmarkStart w:id="78" w:name="_Ref55124069"/>
       <w:bookmarkStart w:id="79" w:name="_Ref55124139"/>
       <w:bookmarkStart w:id="80" w:name="_Toc184116968"/>
-      <w:bookmarkStart w:id="81" w:name="_Toc236318350"/>
+      <w:bookmarkStart w:id="81" w:name="_Toc236388026"/>
       <w:r>
         <w:t>Conventions for Node descriptions</w:t>
       </w:r>
@@ -15012,7 +15012,7 @@
       <w:bookmarkStart w:id="86" w:name="_Toc499116097"/>
       <w:bookmarkStart w:id="87" w:name="_Toc34394280"/>
       <w:bookmarkStart w:id="88" w:name="_Toc184117019"/>
-      <w:bookmarkStart w:id="89" w:name="_Toc236318414"/>
+      <w:bookmarkStart w:id="89" w:name="_Toc236388090"/>
       <w:r>
         <w:lastRenderedPageBreak/>
         <w:t xml:space="preserve">Table </w:t>
@@ -17601,7 +17601,7 @@
       <w:bookmarkStart w:id="100" w:name="_Toc499116098"/>
       <w:bookmarkStart w:id="101" w:name="_Toc34394281"/>
       <w:bookmarkStart w:id="102" w:name="_Toc184117020"/>
-      <w:bookmarkStart w:id="103" w:name="_Toc236318415"/>
+      <w:bookmarkStart w:id="103" w:name="_Toc236388091"/>
       <w:r>
         <w:t xml:space="preserve">Table </w:t>
       </w:r>
@@ -18634,7 +18634,7 @@
       <w:bookmarkStart w:id="104" w:name="_Ref16778333"/>
       <w:bookmarkStart w:id="105" w:name="_Toc34394282"/>
       <w:bookmarkStart w:id="106" w:name="_Toc184117021"/>
-      <w:bookmarkStart w:id="107" w:name="_Toc236318416"/>
+      <w:bookmarkStart w:id="107" w:name="_Toc236388092"/>
       <w:r>
         <w:t xml:space="preserve">Table </w:t>
       </w:r>
@@ -19754,7 +19754,7 @@
       </w:pPr>
       <w:bookmarkStart w:id="109" w:name="_Ref55118538"/>
       <w:bookmarkStart w:id="110" w:name="_Toc184117022"/>
-      <w:bookmarkStart w:id="111" w:name="_Toc236318417"/>
+      <w:bookmarkStart w:id="111" w:name="_Toc236388093"/>
       <w:r>
         <w:t xml:space="preserve">Table </w:t>
       </w:r>
@@ -20393,7 +20393,7 @@
       </w:pPr>
       <w:bookmarkStart w:id="113" w:name="_Ref55125045"/>
       <w:bookmarkStart w:id="114" w:name="_Toc184117023"/>
-      <w:bookmarkStart w:id="115" w:name="_Toc236318418"/>
+      <w:bookmarkStart w:id="115" w:name="_Toc236388094"/>
       <w:r>
         <w:t xml:space="preserve">Table </w:t>
       </w:r>
@@ -21049,7 +21049,7 @@
       </w:pPr>
       <w:bookmarkStart w:id="117" w:name="_Ref55119200"/>
       <w:bookmarkStart w:id="118" w:name="_Toc184117024"/>
-      <w:bookmarkStart w:id="119" w:name="_Toc236318419"/>
+      <w:bookmarkStart w:id="119" w:name="_Toc236388095"/>
       <w:r>
         <w:t xml:space="preserve">Table </w:t>
       </w:r>
@@ -21413,7 +21413,7 @@
       <w:bookmarkStart w:id="123" w:name="_Toc499115805"/>
       <w:bookmarkStart w:id="124" w:name="_Toc29911965"/>
       <w:bookmarkStart w:id="125" w:name="_Toc184116969"/>
-      <w:bookmarkStart w:id="126" w:name="_Toc236318351"/>
+      <w:bookmarkStart w:id="126" w:name="_Toc236388027"/>
       <w:r>
         <w:t>NodeIds and BrowseNames</w:t>
       </w:r>
@@ -22069,7 +22069,7 @@
         <w:ind w:left="0" w:firstLine="0"/>
       </w:pPr>
       <w:bookmarkStart w:id="135" w:name="_Toc184116970"/>
-      <w:bookmarkStart w:id="136" w:name="_Toc236318352"/>
+      <w:bookmarkStart w:id="136" w:name="_Toc236388028"/>
       <w:r>
         <w:t>Common Attributes</w:t>
       </w:r>
@@ -22227,7 +22227,7 @@
       <w:bookmarkStart w:id="141" w:name="_Toc499116099"/>
       <w:bookmarkStart w:id="142" w:name="_Toc34394283"/>
       <w:bookmarkStart w:id="143" w:name="_Toc184117025"/>
-      <w:bookmarkStart w:id="144" w:name="_Toc236318420"/>
+      <w:bookmarkStart w:id="144" w:name="_Toc236388096"/>
       <w:r>
         <w:t xml:space="preserve">Table </w:t>
       </w:r>
@@ -23475,7 +23475,7 @@
       <w:bookmarkStart w:id="148" w:name="_Toc499116100"/>
       <w:bookmarkStart w:id="149" w:name="_Toc34394284"/>
       <w:bookmarkStart w:id="150" w:name="_Toc184117026"/>
-      <w:bookmarkStart w:id="151" w:name="_Toc236318421"/>
+      <w:bookmarkStart w:id="151" w:name="_Toc236388097"/>
       <w:r>
         <w:lastRenderedPageBreak/>
         <w:t xml:space="preserve">Table </w:t>
@@ -23780,7 +23780,7 @@
       <w:bookmarkStart w:id="155" w:name="_Toc499116101"/>
       <w:bookmarkStart w:id="156" w:name="_Toc34394285"/>
       <w:bookmarkStart w:id="157" w:name="_Toc184117027"/>
-      <w:bookmarkStart w:id="158" w:name="_Toc236318422"/>
+      <w:bookmarkStart w:id="158" w:name="_Toc236388098"/>
       <w:r>
         <w:t xml:space="preserve">Table </w:t>
       </w:r>
@@ -24711,7 +24711,7 @@
       <w:bookmarkStart w:id="162" w:name="_Toc499116102"/>
       <w:bookmarkStart w:id="163" w:name="_Toc34394286"/>
       <w:bookmarkStart w:id="164" w:name="_Toc184117028"/>
-      <w:bookmarkStart w:id="165" w:name="_Toc236318423"/>
+      <w:bookmarkStart w:id="165" w:name="_Toc236388099"/>
       <w:r>
         <w:t xml:space="preserve">Table </w:t>
       </w:r>
@@ -25197,7 +25197,7 @@
       <w:bookmarkStart w:id="167" w:name="_Toc499116103"/>
       <w:bookmarkStart w:id="168" w:name="_Toc34394287"/>
       <w:bookmarkStart w:id="169" w:name="_Toc184117029"/>
-      <w:bookmarkStart w:id="170" w:name="_Toc236318424"/>
+      <w:bookmarkStart w:id="170" w:name="_Toc236388100"/>
       <w:r>
         <w:t xml:space="preserve">Table </w:t>
       </w:r>
@@ -25523,7 +25523,7 @@
       </w:pPr>
       <w:bookmarkStart w:id="171" w:name="_Ref108692395"/>
       <w:bookmarkStart w:id="172" w:name="_Toc184116971"/>
-      <w:bookmarkStart w:id="173" w:name="_Toc236318353"/>
+      <w:bookmarkStart w:id="173" w:name="_Toc236388029"/>
       <w:r>
         <w:lastRenderedPageBreak/>
         <w:t>Structures</w:t>
@@ -25693,7 +25693,7 @@
       <w:bookmarkStart w:id="175" w:name="_Ref108519484"/>
       <w:bookmarkStart w:id="176" w:name="_Ref108518673"/>
       <w:bookmarkStart w:id="177" w:name="_Toc184117030"/>
-      <w:bookmarkStart w:id="178" w:name="_Toc236318425"/>
+      <w:bookmarkStart w:id="178" w:name="_Toc236388101"/>
       <w:r>
         <w:t xml:space="preserve">Table </w:t>
       </w:r>
@@ -26214,7 +26214,7 @@
       </w:pPr>
       <w:bookmarkStart w:id="179" w:name="_Ref108519581"/>
       <w:bookmarkStart w:id="180" w:name="_Toc184117031"/>
-      <w:bookmarkStart w:id="181" w:name="_Toc236318426"/>
+      <w:bookmarkStart w:id="181" w:name="_Toc236388102"/>
       <w:r>
         <w:t xml:space="preserve">Table </w:t>
       </w:r>
@@ -26869,7 +26869,7 @@
       </w:pPr>
       <w:bookmarkStart w:id="182" w:name="_Ref108519635"/>
       <w:bookmarkStart w:id="183" w:name="_Toc184117032"/>
-      <w:bookmarkStart w:id="184" w:name="_Toc236318427"/>
+      <w:bookmarkStart w:id="184" w:name="_Toc236388103"/>
       <w:r>
         <w:t xml:space="preserve">Table </w:t>
       </w:r>
@@ -27552,7 +27552,7 @@
       <w:bookmarkStart w:id="186" w:name="_Toc29911974"/>
       <w:bookmarkStart w:id="187" w:name="_Toc184116978"/>
       <w:bookmarkStart w:id="188" w:name="_Clause_c4"/>
-      <w:bookmarkStart w:id="189" w:name="_Toc236318354"/>
+      <w:bookmarkStart w:id="189" w:name="_Toc236388030"/>
       <w:r>
         <w:t>General information to WoT Binding and OPC UA</w:t>
       </w:r>
@@ -27571,7 +27571,7 @@
       <w:bookmarkStart w:id="191" w:name="_Toc29911975"/>
       <w:bookmarkStart w:id="192" w:name="_Toc184116979"/>
       <w:bookmarkStart w:id="193" w:name="_Clause_c4_1"/>
-      <w:bookmarkStart w:id="194" w:name="_Toc236318355"/>
+      <w:bookmarkStart w:id="194" w:name="_Toc236388031"/>
       <w:r>
         <w:t>Introduction to WoT Binding</w:t>
       </w:r>
@@ -27617,7 +27617,7 @@
       <w:bookmarkStart w:id="196" w:name="_Toc29911976"/>
       <w:bookmarkStart w:id="197" w:name="_Toc184116980"/>
       <w:bookmarkStart w:id="198" w:name="_Clause_c4_2"/>
-      <w:bookmarkStart w:id="199" w:name="_Toc236318356"/>
+      <w:bookmarkStart w:id="199" w:name="_Toc236388032"/>
       <w:r>
         <w:t>Introduction to OPC Unified Architecture</w:t>
       </w:r>
@@ -27681,7 +27681,7 @@
       </w:pPr>
       <w:bookmarkStart w:id="200" w:name="_Toc29911977"/>
       <w:bookmarkStart w:id="201" w:name="_Toc184116981"/>
-      <w:bookmarkStart w:id="202" w:name="_Toc236318357"/>
+      <w:bookmarkStart w:id="202" w:name="_Toc236388033"/>
       <w:r>
         <w:t>What is OPC UA?</w:t>
       </w:r>
@@ -27814,7 +27814,7 @@
         <w:pStyle w:val="Heading3"/>
       </w:pPr>
       <w:bookmarkStart w:id="203" w:name="_Toc184116982"/>
-      <w:bookmarkStart w:id="204" w:name="_Toc236318358"/>
+      <w:bookmarkStart w:id="204" w:name="_Toc236388034"/>
       <w:r>
         <w:t>Basics of OPC UA</w:t>
       </w:r>
@@ -27971,7 +27971,7 @@
           <v:shape id="_x0000_i1032" type="#_x0000_t75" style="width:319.3pt;height:234pt" o:ole="">
             <v:imagedata r:id="rId57" o:title=""/>
           </v:shape>
-          <o:OLEObject Type="Embed" ProgID="PowerPoint.Slide.12" ShapeID="_x0000_i1032" DrawAspect="Content" ObjectID="_1846930942" r:id="rId58"/>
+          <o:OLEObject Type="Embed" ProgID="PowerPoint.Slide.12" ShapeID="_x0000_i1032" DrawAspect="Content" ObjectID="_1847000629" r:id="rId58"/>
         </w:object>
       </w:r>
     </w:p>
@@ -27982,7 +27982,7 @@
       <w:bookmarkStart w:id="205" w:name="_Ref531777624"/>
       <w:bookmarkStart w:id="206" w:name="_Toc34394275"/>
       <w:bookmarkStart w:id="207" w:name="_Toc184117014"/>
-      <w:bookmarkStart w:id="208" w:name="_Toc236318408"/>
+      <w:bookmarkStart w:id="208" w:name="_Toc236388084"/>
       <w:r>
         <w:t xml:space="preserve">Figure </w:t>
       </w:r>
@@ -28038,7 +28038,7 @@
       </w:pPr>
       <w:bookmarkStart w:id="209" w:name="_Toc29911979"/>
       <w:bookmarkStart w:id="210" w:name="_Toc184116983"/>
-      <w:bookmarkStart w:id="211" w:name="_Toc236318359"/>
+      <w:bookmarkStart w:id="211" w:name="_Toc236388035"/>
       <w:r>
         <w:t>Information modelling in OPC UA</w:t>
       </w:r>
@@ -28246,7 +28246,7 @@
           <v:shape id="_x0000_i1026" type="#_x0000_t75" style="width:378.45pt;height:270.45pt" o:ole="">
             <v:imagedata r:id="rId59" o:title=""/>
           </v:shape>
-          <o:OLEObject Type="Embed" ProgID="VisioViewer.Viewer.1" ShapeID="_x0000_i1026" DrawAspect="Content" ObjectID="_1846930943" r:id="rId60"/>
+          <o:OLEObject Type="Embed" ProgID="VisioViewer.Viewer.1" ShapeID="_x0000_i1026" DrawAspect="Content" ObjectID="_1847000630" r:id="rId60"/>
         </w:object>
       </w:r>
       <w:commentRangeEnd w:id="212"/>
@@ -28267,7 +28267,7 @@
       <w:bookmarkStart w:id="213" w:name="_Ref495481497"/>
       <w:bookmarkStart w:id="214" w:name="_Toc34394276"/>
       <w:bookmarkStart w:id="215" w:name="_Toc184117015"/>
-      <w:bookmarkStart w:id="216" w:name="_Toc236318409"/>
+      <w:bookmarkStart w:id="216" w:name="_Toc236388085"/>
       <w:r>
         <w:t xml:space="preserve">Figure </w:t>
       </w:r>
@@ -28630,7 +28630,7 @@
           <v:shape id="_x0000_i1027" type="#_x0000_t75" style="width:342.45pt;height:354pt" o:ole="">
             <v:imagedata r:id="rId65" o:title=""/>
           </v:shape>
-          <o:OLEObject Type="Embed" ProgID="VisioViewer.Viewer.1" ShapeID="_x0000_i1027" DrawAspect="Content" ObjectID="_1846930944" r:id="rId66"/>
+          <o:OLEObject Type="Embed" ProgID="VisioViewer.Viewer.1" ShapeID="_x0000_i1027" DrawAspect="Content" ObjectID="_1847000631" r:id="rId66"/>
         </w:object>
       </w:r>
     </w:p>
@@ -28641,7 +28641,7 @@
       <w:bookmarkStart w:id="217" w:name="_Ref495481599"/>
       <w:bookmarkStart w:id="218" w:name="_Toc34394277"/>
       <w:bookmarkStart w:id="219" w:name="_Toc184117016"/>
-      <w:bookmarkStart w:id="220" w:name="_Toc236318410"/>
+      <w:bookmarkStart w:id="220" w:name="_Toc236388086"/>
       <w:r>
         <w:t xml:space="preserve">Figure </w:t>
       </w:r>
@@ -28835,7 +28835,7 @@
           <v:shape id="_x0000_i1028" type="#_x0000_t75" style="width:413.55pt;height:330pt" o:ole="">
             <v:imagedata r:id="rId67" o:title=""/>
           </v:shape>
-          <o:OLEObject Type="Embed" ProgID="VisioViewer.Viewer.1" ShapeID="_x0000_i1028" DrawAspect="Content" ObjectID="_1846930945" r:id="rId68"/>
+          <o:OLEObject Type="Embed" ProgID="VisioViewer.Viewer.1" ShapeID="_x0000_i1028" DrawAspect="Content" ObjectID="_1847000632" r:id="rId68"/>
         </w:object>
       </w:r>
     </w:p>
@@ -28846,7 +28846,7 @@
       <w:bookmarkStart w:id="221" w:name="_Ref495482128"/>
       <w:bookmarkStart w:id="222" w:name="_Toc34394278"/>
       <w:bookmarkStart w:id="223" w:name="_Toc184117017"/>
-      <w:bookmarkStart w:id="224" w:name="_Toc236318411"/>
+      <w:bookmarkStart w:id="224" w:name="_Toc236388087"/>
       <w:r>
         <w:t xml:space="preserve">Figure </w:t>
       </w:r>
@@ -28953,7 +28953,7 @@
           <v:shape id="_x0000_i1029" type="#_x0000_t75" style="width:468pt;height:233.55pt" o:ole="">
             <v:imagedata r:id="rId69" o:title=""/>
           </v:shape>
-          <o:OLEObject Type="Embed" ProgID="VisioViewer.Viewer.1" ShapeID="_x0000_i1029" DrawAspect="Content" ObjectID="_1846930946" r:id="rId70"/>
+          <o:OLEObject Type="Embed" ProgID="VisioViewer.Viewer.1" ShapeID="_x0000_i1029" DrawAspect="Content" ObjectID="_1847000633" r:id="rId70"/>
         </w:object>
       </w:r>
     </w:p>
@@ -28964,7 +28964,7 @@
       <w:bookmarkStart w:id="225" w:name="_Ref495482154"/>
       <w:bookmarkStart w:id="226" w:name="_Toc34394279"/>
       <w:bookmarkStart w:id="227" w:name="_Toc184117018"/>
-      <w:bookmarkStart w:id="228" w:name="_Toc236318412"/>
+      <w:bookmarkStart w:id="228" w:name="_Toc236388088"/>
       <w:r>
         <w:t xml:space="preserve">Figure </w:t>
       </w:r>
@@ -29530,7 +29530,7 @@
       </w:pPr>
       <w:bookmarkStart w:id="229" w:name="_Toc184116984"/>
       <w:bookmarkStart w:id="230" w:name="_Clause_c5"/>
-      <w:bookmarkStart w:id="231" w:name="_Toc236318360"/>
+      <w:bookmarkStart w:id="231" w:name="_Toc236388036"/>
       <w:r>
         <w:t xml:space="preserve">Use </w:t>
       </w:r>
@@ -29593,7 +29593,7 @@
         <w:pStyle w:val="Heading2"/>
       </w:pPr>
       <w:bookmarkStart w:id="232" w:name="_Clause_c5_1"/>
-      <w:bookmarkStart w:id="233" w:name="_Toc236318361"/>
+      <w:bookmarkStart w:id="233" w:name="_Toc236388037"/>
       <w:r>
         <w:t>Projecting a Thing Model to OPC UA types</w:t>
       </w:r>
@@ -30350,7 +30350,7 @@
         <w:pStyle w:val="Heading2"/>
       </w:pPr>
       <w:bookmarkStart w:id="234" w:name="_Clause_c5_2"/>
-      <w:bookmarkStart w:id="235" w:name="_Toc236318362"/>
+      <w:bookmarkStart w:id="235" w:name="_Toc236388038"/>
       <w:r>
         <w:t>Projecting a Thing Description to an OPC UA instance</w:t>
       </w:r>
@@ -30799,7 +30799,7 @@
         <w:pStyle w:val="Heading2"/>
       </w:pPr>
       <w:bookmarkStart w:id="236" w:name="_Clause_c5_3"/>
-      <w:bookmarkStart w:id="237" w:name="_Toc236318363"/>
+      <w:bookmarkStart w:id="237" w:name="_Toc236388039"/>
       <w:r>
         <w:t>Recovering a Thing Model or Thing Description from an address space</w:t>
       </w:r>
@@ -31561,7 +31561,7 @@
       <w:bookmarkStart w:id="239" w:name="_Toc29911984"/>
       <w:bookmarkStart w:id="240" w:name="_Toc184116985"/>
       <w:bookmarkStart w:id="241" w:name="_Clause_c6"/>
-      <w:bookmarkStart w:id="242" w:name="_Toc236318364"/>
+      <w:bookmarkStart w:id="242" w:name="_Toc236388040"/>
       <w:r>
         <w:rPr>
           <w:color w:val="FF0000"/>
@@ -31639,7 +31639,7 @@
         <w:pStyle w:val="Heading2"/>
       </w:pPr>
       <w:bookmarkStart w:id="243" w:name="_Clause_c6_1"/>
-      <w:bookmarkStart w:id="244" w:name="_Toc236318365"/>
+      <w:bookmarkStart w:id="244" w:name="_Toc236388041"/>
       <w:r>
         <w:t>JSON-LD conventions</w:t>
       </w:r>
@@ -31651,7 +31651,7 @@
         <w:pStyle w:val="Heading2"/>
       </w:pPr>
       <w:bookmarkStart w:id="245" w:name="_Clause_c6_2"/>
-      <w:bookmarkStart w:id="246" w:name="_Toc236318366"/>
+      <w:bookmarkStart w:id="246" w:name="_Toc236388042"/>
       <w:r>
         <w:t>Preserved OPC 10101 vocabulary and service mappings</w:t>
       </w:r>
@@ -31671,7 +31671,7 @@
         <w:pStyle w:val="Heading3"/>
       </w:pPr>
       <w:bookmarkStart w:id="247" w:name="_Clause_c6_2_1"/>
-      <w:bookmarkStart w:id="248" w:name="_Toc236318367"/>
+      <w:bookmarkStart w:id="248" w:name="_Toc236388043"/>
       <w:r>
         <w:t>Node and path terms</w:t>
       </w:r>
@@ -31683,7 +31683,7 @@
         <w:pStyle w:val="TABLE-title"/>
       </w:pPr>
       <w:bookmarkStart w:id="249" w:name="_Tab_node_and_path_terms_tab1"/>
-      <w:bookmarkStart w:id="250" w:name="_Toc236318428"/>
+      <w:bookmarkStart w:id="250" w:name="_Toc236388104"/>
       <w:r>
         <w:t xml:space="preserve">Table </w:t>
       </w:r>
@@ -33030,7 +33030,7 @@
         <w:pStyle w:val="Heading3"/>
       </w:pPr>
       <w:bookmarkStart w:id="254" w:name="_Clause_c6_2_2"/>
-      <w:bookmarkStart w:id="255" w:name="_Toc236318368"/>
+      <w:bookmarkStart w:id="255" w:name="_Toc236388044"/>
       <w:r>
         <w:t>Type-annotation terms</w:t>
       </w:r>
@@ -33059,7 +33059,7 @@
         <w:pStyle w:val="TABLE-title"/>
       </w:pPr>
       <w:bookmarkStart w:id="256" w:name="_Tab_type_annotation_terms_tab1"/>
-      <w:bookmarkStart w:id="257" w:name="_Toc236318429"/>
+      <w:bookmarkStart w:id="257" w:name="_Toc236388105"/>
       <w:r>
         <w:lastRenderedPageBreak/>
         <w:t xml:space="preserve">Table </w:t>
@@ -33811,7 +33811,7 @@
         <w:pStyle w:val="Heading3"/>
       </w:pPr>
       <w:bookmarkStart w:id="258" w:name="_Clause_c6_2_3"/>
-      <w:bookmarkStart w:id="259" w:name="_Toc236318369"/>
+      <w:bookmarkStart w:id="259" w:name="_Toc236388045"/>
       <w:r>
         <w:t>Component reference terms</w:t>
       </w:r>
@@ -33823,7 +33823,7 @@
         <w:pStyle w:val="TABLE-title"/>
       </w:pPr>
       <w:bookmarkStart w:id="260" w:name="_Tab_component_reference_terms_tab1"/>
-      <w:bookmarkStart w:id="261" w:name="_Toc236318430"/>
+      <w:bookmarkStart w:id="261" w:name="_Toc236388106"/>
       <w:r>
         <w:t xml:space="preserve">Table </w:t>
       </w:r>
@@ -34497,7 +34497,7 @@
         <w:pStyle w:val="Heading3"/>
       </w:pPr>
       <w:bookmarkStart w:id="262" w:name="_Clause_c6_2_4"/>
-      <w:bookmarkStart w:id="263" w:name="_Toc236318370"/>
+      <w:bookmarkStart w:id="263" w:name="_Toc236388046"/>
       <w:r>
         <w:t>Runtime Node and DataType mapping terms</w:t>
       </w:r>
@@ -34526,7 +34526,7 @@
         <w:pStyle w:val="TABLE-title"/>
       </w:pPr>
       <w:bookmarkStart w:id="264" w:name="_Tab_runtime_node_and_datatype_mapping_t"/>
-      <w:bookmarkStart w:id="265" w:name="_Toc236318431"/>
+      <w:bookmarkStart w:id="265" w:name="_Toc236388107"/>
       <w:r>
         <w:t xml:space="preserve">Table </w:t>
       </w:r>
@@ -35054,7 +35054,7 @@
         <w:pStyle w:val="Heading3"/>
       </w:pPr>
       <w:bookmarkStart w:id="266" w:name="_Clause_c6_2_5"/>
-      <w:bookmarkStart w:id="267" w:name="_Toc236318371"/>
+      <w:bookmarkStart w:id="267" w:name="_Toc236388047"/>
       <w:r>
         <w:t>URI, base and href rules</w:t>
       </w:r>
@@ -35425,7 +35425,7 @@
         <w:pStyle w:val="Heading3"/>
       </w:pPr>
       <w:bookmarkStart w:id="268" w:name="_Clause_c6_2_6"/>
-      <w:bookmarkStart w:id="269" w:name="_Toc236318372"/>
+      <w:bookmarkStart w:id="269" w:name="_Toc236388048"/>
       <w:r>
         <w:t>Service mappings</w:t>
       </w:r>
@@ -35454,7 +35454,7 @@
         <w:pStyle w:val="TABLE-title"/>
       </w:pPr>
       <w:bookmarkStart w:id="270" w:name="_Tab_service_mappings_tab1"/>
-      <w:bookmarkStart w:id="271" w:name="_Toc236318432"/>
+      <w:bookmarkStart w:id="271" w:name="_Toc236388108"/>
       <w:r>
         <w:t xml:space="preserve">Table </w:t>
       </w:r>
@@ -35843,7 +35843,7 @@
         <w:pStyle w:val="Heading3"/>
       </w:pPr>
       <w:bookmarkStart w:id="272" w:name="_Clause_c6_2_7"/>
-      <w:bookmarkStart w:id="273" w:name="_Toc236318373"/>
+      <w:bookmarkStart w:id="273" w:name="_Toc236388049"/>
       <w:r>
         <w:t>Security schemes</w:t>
       </w:r>
@@ -36186,7 +36186,7 @@
         <w:pStyle w:val="Heading3"/>
       </w:pPr>
       <w:bookmarkStart w:id="274" w:name="_Clause_c6_2_8"/>
-      <w:bookmarkStart w:id="275" w:name="_Toc236318374"/>
+      <w:bookmarkStart w:id="275" w:name="_Toc236388050"/>
       <w:r>
         <w:lastRenderedPageBreak/>
         <w:t>Namespaces in the context</w:t>
@@ -36332,7 +36332,7 @@
         <w:pStyle w:val="Heading3"/>
       </w:pPr>
       <w:bookmarkStart w:id="276" w:name="_Clause_c6_2_9"/>
-      <w:bookmarkStart w:id="277" w:name="_Toc236318375"/>
+      <w:bookmarkStart w:id="277" w:name="_Toc236388051"/>
       <w:r>
         <w:t>Address-space example</w:t>
       </w:r>
@@ -36496,11 +36496,11 @@
         <w:pStyle w:val="FIGURE"/>
       </w:pPr>
       <w:r>
-        <w:object w:dxaOrig="4414" w:dyaOrig="3821" w14:anchorId="730D56B6">
+        <w:object w:dxaOrig="4414" w:dyaOrig="3821" w14:anchorId="66968119">
           <v:shape id="_x0000_i1031" type="#_x0000_t75" style="width:215.15pt;height:186.45pt" o:ole="">
             <v:imagedata r:id="rId71" o:title=""/>
           </v:shape>
-          <o:OLEObject Type="Embed" ProgID="PowerPoint.Show.12" ShapeID="_x0000_i1031" DrawAspect="Content" ObjectID="_1846930947" r:id="rId72"/>
+          <o:OLEObject Type="Embed" ProgID="PowerPoint.Show.12" ShapeID="_x0000_i1031" DrawAspect="Content" ObjectID="_1847000634" r:id="rId72"/>
         </w:object>
       </w:r>
     </w:p>
@@ -36509,7 +36509,7 @@
         <w:pStyle w:val="FIGURE-title"/>
       </w:pPr>
       <w:bookmarkStart w:id="278" w:name="_Fig_fig_wotb_mapping"/>
-      <w:bookmarkStart w:id="279" w:name="_Toc236318413"/>
+      <w:bookmarkStart w:id="279" w:name="_Toc236388089"/>
       <w:r>
         <w:t xml:space="preserve">Figure </w:t>
       </w:r>
@@ -36727,7 +36727,7 @@
         <w:pStyle w:val="Heading2"/>
       </w:pPr>
       <w:bookmarkStart w:id="280" w:name="_Clause_c6_3"/>
-      <w:bookmarkStart w:id="281" w:name="_Toc236318376"/>
+      <w:bookmarkStart w:id="281" w:name="_Toc236388052"/>
       <w:r>
         <w:t>Model and platform vocabulary</w:t>
       </w:r>
@@ -36774,7 +36774,7 @@
         <w:pStyle w:val="Heading3"/>
       </w:pPr>
       <w:bookmarkStart w:id="282" w:name="_Clause_c6_3_1"/>
-      <w:bookmarkStart w:id="283" w:name="_Toc236318377"/>
+      <w:bookmarkStart w:id="283" w:name="_Toc236388053"/>
       <w:r>
         <w:lastRenderedPageBreak/>
         <w:t>Composition and events</w:t>
@@ -37101,7 +37101,7 @@
         <w:pStyle w:val="Heading3"/>
       </w:pPr>
       <w:bookmarkStart w:id="284" w:name="_Clause_c6_3_2"/>
-      <w:bookmarkStart w:id="285" w:name="_Toc236318378"/>
+      <w:bookmarkStart w:id="285" w:name="_Toc236388054"/>
       <w:r>
         <w:t>Links and references</w:t>
       </w:r>
@@ -37534,7 +37534,7 @@
         <w:pStyle w:val="Heading3"/>
       </w:pPr>
       <w:bookmarkStart w:id="286" w:name="_Clause_c6_3_3"/>
-      <w:bookmarkStart w:id="287" w:name="_Toc236318379"/>
+      <w:bookmarkStart w:id="287" w:name="_Toc236388055"/>
       <w:r>
         <w:t>Containment</w:t>
       </w:r>
@@ -37689,7 +37689,7 @@
         <w:pStyle w:val="Heading3"/>
       </w:pPr>
       <w:bookmarkStart w:id="288" w:name="_Clause_c6_3_4"/>
-      <w:bookmarkStart w:id="289" w:name="_Toc236318380"/>
+      <w:bookmarkStart w:id="289" w:name="_Toc236388056"/>
       <w:r>
         <w:t>Type identity and naming</w:t>
       </w:r>
@@ -37825,7 +37825,7 @@
         <w:pStyle w:val="Heading3"/>
       </w:pPr>
       <w:bookmarkStart w:id="290" w:name="_Clause_c6_3_5"/>
-      <w:bookmarkStart w:id="291" w:name="_Toc236318381"/>
+      <w:bookmarkStart w:id="291" w:name="_Toc236388057"/>
       <w:r>
         <w:lastRenderedPageBreak/>
         <w:t>Units, quantity kinds and scaling</w:t>
@@ -37972,7 +37972,7 @@
         <w:pStyle w:val="Heading3"/>
       </w:pPr>
       <w:bookmarkStart w:id="292" w:name="_Clause_c6_3_6"/>
-      <w:bookmarkStart w:id="293" w:name="_Toc236318382"/>
+      <w:bookmarkStart w:id="293" w:name="_Toc236388058"/>
       <w:r>
         <w:t>Groups and membership</w:t>
       </w:r>
@@ -38201,7 +38201,7 @@
         <w:pStyle w:val="Heading3"/>
       </w:pPr>
       <w:bookmarkStart w:id="294" w:name="_Clause_c6_3_7"/>
-      <w:bookmarkStart w:id="295" w:name="_Toc236318383"/>
+      <w:bookmarkStart w:id="295" w:name="_Toc236388059"/>
       <w:r>
         <w:t>Metadata, semantics and configuration</w:t>
       </w:r>
@@ -38344,7 +38344,7 @@
         <w:pStyle w:val="Heading3"/>
       </w:pPr>
       <w:bookmarkStart w:id="296" w:name="_Clause_c6_3_8"/>
-      <w:bookmarkStart w:id="297" w:name="_Toc236318384"/>
+      <w:bookmarkStart w:id="297" w:name="_Toc236388060"/>
       <w:r>
         <w:t>Inheritance and open content</w:t>
       </w:r>
@@ -38441,7 +38441,7 @@
         <w:pStyle w:val="Heading3"/>
       </w:pPr>
       <w:bookmarkStart w:id="298" w:name="_Clause_c6_3_9"/>
-      <w:bookmarkStart w:id="299" w:name="_Toc236318385"/>
+      <w:bookmarkStart w:id="299" w:name="_Toc236388061"/>
       <w:r>
         <w:t>Generic mapping terms and modelling rules</w:t>
       </w:r>
@@ -38578,7 +38578,7 @@
         <w:pStyle w:val="Heading3"/>
       </w:pPr>
       <w:bookmarkStart w:id="300" w:name="_Clause_c6_3_10"/>
-      <w:bookmarkStart w:id="301" w:name="_Toc236318386"/>
+      <w:bookmarkStart w:id="301" w:name="_Toc236388062"/>
       <w:r>
         <w:t>Native projection and preservation terms</w:t>
       </w:r>
@@ -38818,7 +38818,7 @@
         <w:pStyle w:val="Heading2"/>
       </w:pPr>
       <w:bookmarkStart w:id="302" w:name="_Clause_c6_4"/>
-      <w:bookmarkStart w:id="303" w:name="_Toc236318387"/>
+      <w:bookmarkStart w:id="303" w:name="_Toc236388063"/>
       <w:r>
         <w:t>Validation rules</w:t>
       </w:r>
@@ -38885,7 +38885,7 @@
         <w:pStyle w:val="TABLE-title"/>
       </w:pPr>
       <w:bookmarkStart w:id="304" w:name="_Tab_validation_rules_tab1"/>
-      <w:bookmarkStart w:id="305" w:name="_Toc236318433"/>
+      <w:bookmarkStart w:id="305" w:name="_Toc236388109"/>
       <w:r>
         <w:lastRenderedPageBreak/>
         <w:t xml:space="preserve">Table </w:t>
@@ -42207,7 +42207,7 @@
         <w:pStyle w:val="Heading2"/>
       </w:pPr>
       <w:bookmarkStart w:id="306" w:name="_Clause_c6_5"/>
-      <w:bookmarkStart w:id="307" w:name="_Toc236318388"/>
+      <w:bookmarkStart w:id="307" w:name="_Toc236388064"/>
       <w:r>
         <w:t>Thing Description and Thing Model mapping</w:t>
       </w:r>
@@ -42804,7 +42804,7 @@
         <w:pStyle w:val="Heading2"/>
       </w:pPr>
       <w:bookmarkStart w:id="308" w:name="_Clause_c6_6"/>
-      <w:bookmarkStart w:id="309" w:name="_Toc236318389"/>
+      <w:bookmarkStart w:id="309" w:name="_Toc236388065"/>
       <w:r>
         <w:t>NodeSet2 and WoT conversion</w:t>
       </w:r>
@@ -42851,7 +42851,7 @@
         <w:pStyle w:val="Heading3"/>
       </w:pPr>
       <w:bookmarkStart w:id="310" w:name="_Clause_c6_6_1"/>
-      <w:bookmarkStart w:id="311" w:name="_Toc236318390"/>
+      <w:bookmarkStart w:id="311" w:name="_Toc236388066"/>
       <w:r>
         <w:lastRenderedPageBreak/>
         <w:t>Native readable mapping</w:t>
@@ -42864,7 +42864,7 @@
         <w:pStyle w:val="TABLE-title"/>
       </w:pPr>
       <w:bookmarkStart w:id="312" w:name="_Tab_native_readable_mapping_tab1"/>
-      <w:bookmarkStart w:id="313" w:name="_Toc236318434"/>
+      <w:bookmarkStart w:id="313" w:name="_Toc236388110"/>
       <w:r>
         <w:t xml:space="preserve">Table </w:t>
       </w:r>
@@ -44480,7 +44480,7 @@
         <w:pStyle w:val="Heading3"/>
       </w:pPr>
       <w:bookmarkStart w:id="314" w:name="_Clause_c6_6_2"/>
-      <w:bookmarkStart w:id="315" w:name="_Toc236318391"/>
+      <w:bookmarkStart w:id="315" w:name="_Toc236388067"/>
       <w:r>
         <w:t>Exceptional structured nodes projection</w:t>
       </w:r>
@@ -44820,7 +44820,7 @@
         <w:pStyle w:val="Heading3"/>
       </w:pPr>
       <w:bookmarkStart w:id="316" w:name="_Clause_c6_6_3"/>
-      <w:bookmarkStart w:id="317" w:name="_Toc236318392"/>
+      <w:bookmarkStart w:id="317" w:name="_Toc236388068"/>
       <w:r>
         <w:t>Layered exceptional preservation policy</w:t>
       </w:r>
@@ -45067,7 +45067,7 @@
         <w:pStyle w:val="Heading3"/>
       </w:pPr>
       <w:bookmarkStart w:id="318" w:name="_Clause_c6_6_4"/>
-      <w:bookmarkStart w:id="319" w:name="_Toc236318393"/>
+      <w:bookmarkStart w:id="319" w:name="_Toc236388069"/>
       <w:r>
         <w:t>Synthesis from an authored Thing Description or Thing Model</w:t>
       </w:r>
@@ -45193,7 +45193,7 @@
         <w:pStyle w:val="Heading3"/>
       </w:pPr>
       <w:bookmarkStart w:id="320" w:name="_Clause_c6_6_5"/>
-      <w:bookmarkStart w:id="321" w:name="_Toc236318394"/>
+      <w:bookmarkStart w:id="321" w:name="_Toc236388070"/>
       <w:r>
         <w:t>Roundtrip invariants</w:t>
       </w:r>
@@ -45287,7 +45287,7 @@
         <w:pStyle w:val="Heading2"/>
       </w:pPr>
       <w:bookmarkStart w:id="322" w:name="_Clause_c6_7"/>
-      <w:bookmarkStart w:id="323" w:name="_Toc236318395"/>
+      <w:bookmarkStart w:id="323" w:name="_Toc236388071"/>
       <w:r>
         <w:t>Native projection, residue and exceptional envelope formats</w:t>
       </w:r>
@@ -45299,7 +45299,7 @@
         <w:pStyle w:val="Heading3"/>
       </w:pPr>
       <w:bookmarkStart w:id="324" w:name="_Clause_c6_7_1"/>
-      <w:bookmarkStart w:id="325" w:name="_Toc236318396"/>
+      <w:bookmarkStart w:id="325" w:name="_Toc236388072"/>
       <w:r>
         <w:t>The nodes projection</w:t>
       </w:r>
@@ -45328,7 +45328,7 @@
         <w:pStyle w:val="TABLE-title"/>
       </w:pPr>
       <w:bookmarkStart w:id="326" w:name="_Tab_the_nodes_projection_tab1"/>
-      <w:bookmarkStart w:id="327" w:name="_Toc236318435"/>
+      <w:bookmarkStart w:id="327" w:name="_Toc236388111"/>
       <w:r>
         <w:t xml:space="preserve">Table </w:t>
       </w:r>
@@ -46110,7 +46110,7 @@
         <w:pStyle w:val="Heading3"/>
       </w:pPr>
       <w:bookmarkStart w:id="328" w:name="_Clause_c6_7_2"/>
-      <w:bookmarkStart w:id="329" w:name="_Toc236318397"/>
+      <w:bookmarkStart w:id="329" w:name="_Toc236388073"/>
       <w:r>
         <w:t>The WoTJsonResidue NodeSet Extension</w:t>
       </w:r>
@@ -46383,7 +46383,7 @@
         <w:pStyle w:val="Heading3"/>
       </w:pPr>
       <w:bookmarkStart w:id="330" w:name="_Clause_c6_7_3"/>
-      <w:bookmarkStart w:id="331" w:name="_Toc236318398"/>
+      <w:bookmarkStart w:id="331" w:name="_Toc236388074"/>
       <w:r>
         <w:lastRenderedPageBreak/>
         <w:t>The exceptional nodeSet envelope</w:t>
@@ -46413,7 +46413,7 @@
         <w:pStyle w:val="TABLE-title"/>
       </w:pPr>
       <w:bookmarkStart w:id="332" w:name="_Tab_the_exceptional_nodeset_envelope_ta"/>
-      <w:bookmarkStart w:id="333" w:name="_Toc236318436"/>
+      <w:bookmarkStart w:id="333" w:name="_Toc236388112"/>
       <w:r>
         <w:t xml:space="preserve">Table </w:t>
       </w:r>
@@ -47009,7 +47009,7 @@
       <w:bookmarkStart w:id="335" w:name="_Toc184117007"/>
       <w:bookmarkStart w:id="336" w:name="_Ref85018491"/>
       <w:bookmarkStart w:id="337" w:name="_Clause_c7"/>
-      <w:bookmarkStart w:id="338" w:name="_Toc236318399"/>
+      <w:bookmarkStart w:id="338" w:name="_Toc236388075"/>
       <w:r>
         <w:lastRenderedPageBreak/>
         <w:t>Profiles and conformance units</w:t>
@@ -47033,7 +47033,7 @@
         <w:pStyle w:val="TABLE-title"/>
       </w:pPr>
       <w:bookmarkStart w:id="339" w:name="_Tab_profiles_and_conformance_units_tab1"/>
-      <w:bookmarkStart w:id="340" w:name="_Toc236318437"/>
+      <w:bookmarkStart w:id="340" w:name="_Toc236388113"/>
       <w:r>
         <w:t xml:space="preserve">Table </w:t>
       </w:r>
@@ -47863,7 +47863,7 @@
         <w:pStyle w:val="Heading1"/>
       </w:pPr>
       <w:bookmarkStart w:id="341" w:name="_Clause_c8"/>
-      <w:bookmarkStart w:id="342" w:name="_Toc236318400"/>
+      <w:bookmarkStart w:id="342" w:name="_Toc236388076"/>
       <w:r>
         <w:t>Namespaces</w:t>
       </w:r>
@@ -47876,7 +47876,7 @@
       </w:pPr>
       <w:bookmarkStart w:id="343" w:name="_Clause_c8_1"/>
       <w:bookmarkStart w:id="344" w:name="_Ref127248897"/>
-      <w:bookmarkStart w:id="345" w:name="_Toc236318401"/>
+      <w:bookmarkStart w:id="345" w:name="_Toc236388077"/>
       <w:r>
         <w:t>Namespace metadata</w:t>
       </w:r>
@@ -47906,7 +47906,7 @@
       </w:pPr>
       <w:bookmarkStart w:id="346" w:name="_Tab_namespace_metadata_tab1"/>
       <w:bookmarkStart w:id="347" w:name="_Ref16863029"/>
-      <w:bookmarkStart w:id="348" w:name="_Toc236318438"/>
+      <w:bookmarkStart w:id="348" w:name="_Toc236388114"/>
       <w:r>
         <w:lastRenderedPageBreak/>
         <w:t xml:space="preserve">Table </w:t>
@@ -48473,7 +48473,7 @@
       </w:pPr>
       <w:bookmarkStart w:id="349" w:name="_Clause_c8_2"/>
       <w:bookmarkStart w:id="350" w:name="_Ref55114991"/>
-      <w:bookmarkStart w:id="351" w:name="_Toc236318402"/>
+      <w:bookmarkStart w:id="351" w:name="_Toc236388078"/>
       <w:r>
         <w:t>Handling of OPC UA namespaces</w:t>
       </w:r>
@@ -48494,7 +48494,7 @@
         <w:pStyle w:val="TABLE-title"/>
       </w:pPr>
       <w:bookmarkStart w:id="352" w:name="_Tab_handling_of_opc_ua_namespaces_tab1"/>
-      <w:bookmarkStart w:id="353" w:name="_Toc236318439"/>
+      <w:bookmarkStart w:id="353" w:name="_Toc236388115"/>
       <w:r>
         <w:t xml:space="preserve">Table </w:t>
       </w:r>
@@ -48820,7 +48820,7 @@
       </w:pPr>
       <w:bookmarkStart w:id="354" w:name="_Tab_handling_of_opc_ua_namespaces_tab2"/>
       <w:bookmarkStart w:id="355" w:name="_Ref16577438"/>
-      <w:bookmarkStart w:id="356" w:name="_Toc236318440"/>
+      <w:bookmarkStart w:id="356" w:name="_Toc236388116"/>
       <w:r>
         <w:t xml:space="preserve">Table </w:t>
       </w:r>
@@ -49068,7 +49068,7 @@
       </w:pPr>
       <w:bookmarkStart w:id="357" w:name="_Annex_cA"/>
       <w:bookmarkStart w:id="358" w:name="_Ref37835123"/>
-      <w:bookmarkStart w:id="359" w:name="_Toc236318403"/>
+      <w:bookmarkStart w:id="359" w:name="_Toc236388079"/>
       <w:r>
         <w:lastRenderedPageBreak/>
         <w:t>(normative)</w:t>
@@ -49089,7 +49089,7 @@
         <w:pStyle w:val="ANNEX-heading1"/>
       </w:pPr>
       <w:bookmarkStart w:id="360" w:name="_Clause_cA_1"/>
-      <w:bookmarkStart w:id="361" w:name="_Toc236318404"/>
+      <w:bookmarkStart w:id="361" w:name="_Toc236388080"/>
       <w:r>
         <w:t>Namespace and capability identifier</w:t>
       </w:r>
@@ -49133,7 +49133,7 @@
         <w:pStyle w:val="ANNEX-heading1"/>
       </w:pPr>
       <w:bookmarkStart w:id="362" w:name="_Clause_cA_2"/>
-      <w:bookmarkStart w:id="363" w:name="_Toc236318405"/>
+      <w:bookmarkStart w:id="363" w:name="_Toc236388081"/>
       <w:r>
         <w:t>JSON-LD context and JSON Schema</w:t>
       </w:r>
@@ -49189,7 +49189,7 @@
         <w:pStyle w:val="ANNEXtitle"/>
       </w:pPr>
       <w:bookmarkStart w:id="364" w:name="_Annex_cB"/>
-      <w:bookmarkStart w:id="365" w:name="_Toc236318406"/>
+      <w:bookmarkStart w:id="365" w:name="_Toc236388082"/>
       <w:r>
         <w:lastRenderedPageBreak/>
         <w:t>(informative)</w:t>
@@ -49317,7 +49317,7 @@
         <w:pStyle w:val="ANNEXtitle"/>
       </w:pPr>
       <w:bookmarkStart w:id="366" w:name="_Annex_cC"/>
-      <w:bookmarkStart w:id="367" w:name="_Toc236318407"/>
+      <w:bookmarkStart w:id="367" w:name="_Toc236388083"/>
       <w:r>
         <w:lastRenderedPageBreak/>
         <w:t>(informative)</w:t>

--- a/word-drafts/OPC-UA-WoT-Binding.docx
+++ b/word-drafts/OPC-UA-WoT-Binding.docx
@@ -4180,7 +4180,7 @@
       <w:r>
         <w:fldChar w:fldCharType="separate"/>
       </w:r>
-      <w:hyperlink w:anchor="_Toc236388017" w:history="1">
+      <w:hyperlink w:anchor="_Toc236398845" w:history="1">
         <w:r>
           <w:rPr>
             <w:rStyle w:val="Hyperlink"/>
@@ -4221,7 +4221,7 @@
           <w:rPr>
             <w:webHidden/>
           </w:rPr>
-          <w:instrText xml:space="preserve"> PAGEREF _Toc236388017 \h </w:instrText>
+          <w:instrText xml:space="preserve"> PAGEREF _Toc236398845 \h </w:instrText>
         </w:r>
         <w:r>
           <w:rPr>
@@ -4261,7 +4261,7 @@
           <w14:ligatures w14:val="standardContextual"/>
         </w:rPr>
       </w:pPr>
-      <w:hyperlink w:anchor="_Toc236388018" w:history="1">
+      <w:hyperlink w:anchor="_Toc236398846" w:history="1">
         <w:r>
           <w:rPr>
             <w:rStyle w:val="Hyperlink"/>
@@ -4302,7 +4302,7 @@
           <w:rPr>
             <w:webHidden/>
           </w:rPr>
-          <w:instrText xml:space="preserve"> PAGEREF _Toc236388018 \h </w:instrText>
+          <w:instrText xml:space="preserve"> PAGEREF _Toc236398846 \h </w:instrText>
         </w:r>
         <w:r>
           <w:rPr>
@@ -4342,7 +4342,7 @@
           <w14:ligatures w14:val="standardContextual"/>
         </w:rPr>
       </w:pPr>
-      <w:hyperlink w:anchor="_Toc236388019" w:history="1">
+      <w:hyperlink w:anchor="_Toc236398847" w:history="1">
         <w:r>
           <w:rPr>
             <w:rStyle w:val="Hyperlink"/>
@@ -4383,7 +4383,7 @@
           <w:rPr>
             <w:webHidden/>
           </w:rPr>
-          <w:instrText xml:space="preserve"> PAGEREF _Toc236388019 \h </w:instrText>
+          <w:instrText xml:space="preserve"> PAGEREF _Toc236398847 \h </w:instrText>
         </w:r>
         <w:r>
           <w:rPr>
@@ -4423,7 +4423,7 @@
           <w14:ligatures w14:val="standardContextual"/>
         </w:rPr>
       </w:pPr>
-      <w:hyperlink w:anchor="_Toc236388020" w:history="1">
+      <w:hyperlink w:anchor="_Toc236398848" w:history="1">
         <w:r>
           <w:rPr>
             <w:rStyle w:val="Hyperlink"/>
@@ -4464,7 +4464,7 @@
           <w:rPr>
             <w:webHidden/>
           </w:rPr>
-          <w:instrText xml:space="preserve"> PAGEREF _Toc236388020 \h </w:instrText>
+          <w:instrText xml:space="preserve"> PAGEREF _Toc236398848 \h </w:instrText>
         </w:r>
         <w:r>
           <w:rPr>
@@ -4504,7 +4504,7 @@
           <w14:ligatures w14:val="standardContextual"/>
         </w:rPr>
       </w:pPr>
-      <w:hyperlink w:anchor="_Toc236388021" w:history="1">
+      <w:hyperlink w:anchor="_Toc236398849" w:history="1">
         <w:r>
           <w:rPr>
             <w:rStyle w:val="Hyperlink"/>
@@ -4545,7 +4545,7 @@
           <w:rPr>
             <w:webHidden/>
           </w:rPr>
-          <w:instrText xml:space="preserve"> PAGEREF _Toc236388021 \h </w:instrText>
+          <w:instrText xml:space="preserve"> PAGEREF _Toc236398849 \h </w:instrText>
         </w:r>
         <w:r>
           <w:rPr>
@@ -4585,7 +4585,7 @@
           <w14:ligatures w14:val="standardContextual"/>
         </w:rPr>
       </w:pPr>
-      <w:hyperlink w:anchor="_Toc236388022" w:history="1">
+      <w:hyperlink w:anchor="_Toc236398850" w:history="1">
         <w:r>
           <w:rPr>
             <w:rStyle w:val="Hyperlink"/>
@@ -4626,7 +4626,7 @@
           <w:rPr>
             <w:webHidden/>
           </w:rPr>
-          <w:instrText xml:space="preserve"> PAGEREF _Toc236388022 \h </w:instrText>
+          <w:instrText xml:space="preserve"> PAGEREF _Toc236398850 \h </w:instrText>
         </w:r>
         <w:r>
           <w:rPr>
@@ -4666,7 +4666,7 @@
           <w14:ligatures w14:val="standardContextual"/>
         </w:rPr>
       </w:pPr>
-      <w:hyperlink w:anchor="_Toc236388023" w:history="1">
+      <w:hyperlink w:anchor="_Toc236398851" w:history="1">
         <w:r>
           <w:rPr>
             <w:rStyle w:val="Hyperlink"/>
@@ -4707,7 +4707,7 @@
           <w:rPr>
             <w:webHidden/>
           </w:rPr>
-          <w:instrText xml:space="preserve"> PAGEREF _Toc236388023 \h </w:instrText>
+          <w:instrText xml:space="preserve"> PAGEREF _Toc236398851 \h </w:instrText>
         </w:r>
         <w:r>
           <w:rPr>
@@ -4747,7 +4747,7 @@
           <w14:ligatures w14:val="standardContextual"/>
         </w:rPr>
       </w:pPr>
-      <w:hyperlink w:anchor="_Toc236388024" w:history="1">
+      <w:hyperlink w:anchor="_Toc236398852" w:history="1">
         <w:r>
           <w:rPr>
             <w:rStyle w:val="Hyperlink"/>
@@ -4788,7 +4788,7 @@
           <w:rPr>
             <w:webHidden/>
           </w:rPr>
-          <w:instrText xml:space="preserve"> PAGEREF _Toc236388024 \h </w:instrText>
+          <w:instrText xml:space="preserve"> PAGEREF _Toc236398852 \h </w:instrText>
         </w:r>
         <w:r>
           <w:rPr>
@@ -4828,7 +4828,7 @@
           <w14:ligatures w14:val="standardContextual"/>
         </w:rPr>
       </w:pPr>
-      <w:hyperlink w:anchor="_Toc236388025" w:history="1">
+      <w:hyperlink w:anchor="_Toc236398853" w:history="1">
         <w:r>
           <w:rPr>
             <w:rStyle w:val="Hyperlink"/>
@@ -4869,7 +4869,7 @@
           <w:rPr>
             <w:webHidden/>
           </w:rPr>
-          <w:instrText xml:space="preserve"> PAGEREF _Toc236388025 \h </w:instrText>
+          <w:instrText xml:space="preserve"> PAGEREF _Toc236398853 \h </w:instrText>
         </w:r>
         <w:r>
           <w:rPr>
@@ -4909,7 +4909,7 @@
           <w14:ligatures w14:val="standardContextual"/>
         </w:rPr>
       </w:pPr>
-      <w:hyperlink w:anchor="_Toc236388026" w:history="1">
+      <w:hyperlink w:anchor="_Toc236398854" w:history="1">
         <w:r>
           <w:rPr>
             <w:rStyle w:val="Hyperlink"/>
@@ -4950,7 +4950,7 @@
           <w:rPr>
             <w:webHidden/>
           </w:rPr>
-          <w:instrText xml:space="preserve"> PAGEREF _Toc236388026 \h </w:instrText>
+          <w:instrText xml:space="preserve"> PAGEREF _Toc236398854 \h </w:instrText>
         </w:r>
         <w:r>
           <w:rPr>
@@ -4990,7 +4990,7 @@
           <w14:ligatures w14:val="standardContextual"/>
         </w:rPr>
       </w:pPr>
-      <w:hyperlink w:anchor="_Toc236388027" w:history="1">
+      <w:hyperlink w:anchor="_Toc236398855" w:history="1">
         <w:r>
           <w:rPr>
             <w:rStyle w:val="Hyperlink"/>
@@ -5031,7 +5031,7 @@
           <w:rPr>
             <w:webHidden/>
           </w:rPr>
-          <w:instrText xml:space="preserve"> PAGEREF _Toc236388027 \h </w:instrText>
+          <w:instrText xml:space="preserve"> PAGEREF _Toc236398855 \h </w:instrText>
         </w:r>
         <w:r>
           <w:rPr>
@@ -5071,7 +5071,7 @@
           <w14:ligatures w14:val="standardContextual"/>
         </w:rPr>
       </w:pPr>
-      <w:hyperlink w:anchor="_Toc236388028" w:history="1">
+      <w:hyperlink w:anchor="_Toc236398856" w:history="1">
         <w:r>
           <w:rPr>
             <w:rStyle w:val="Hyperlink"/>
@@ -5112,7 +5112,7 @@
           <w:rPr>
             <w:webHidden/>
           </w:rPr>
-          <w:instrText xml:space="preserve"> PAGEREF _Toc236388028 \h </w:instrText>
+          <w:instrText xml:space="preserve"> PAGEREF _Toc236398856 \h </w:instrText>
         </w:r>
         <w:r>
           <w:rPr>
@@ -5152,7 +5152,7 @@
           <w14:ligatures w14:val="standardContextual"/>
         </w:rPr>
       </w:pPr>
-      <w:hyperlink w:anchor="_Toc236388029" w:history="1">
+      <w:hyperlink w:anchor="_Toc236398857" w:history="1">
         <w:r>
           <w:rPr>
             <w:rStyle w:val="Hyperlink"/>
@@ -5193,7 +5193,7 @@
           <w:rPr>
             <w:webHidden/>
           </w:rPr>
-          <w:instrText xml:space="preserve"> PAGEREF _Toc236388029 \h </w:instrText>
+          <w:instrText xml:space="preserve"> PAGEREF _Toc236398857 \h </w:instrText>
         </w:r>
         <w:r>
           <w:rPr>
@@ -5233,7 +5233,7 @@
           <w14:ligatures w14:val="standardContextual"/>
         </w:rPr>
       </w:pPr>
-      <w:hyperlink w:anchor="_Toc236388030" w:history="1">
+      <w:hyperlink w:anchor="_Toc236398858" w:history="1">
         <w:r>
           <w:rPr>
             <w:rStyle w:val="Hyperlink"/>
@@ -5274,7 +5274,7 @@
           <w:rPr>
             <w:webHidden/>
           </w:rPr>
-          <w:instrText xml:space="preserve"> PAGEREF _Toc236388030 \h </w:instrText>
+          <w:instrText xml:space="preserve"> PAGEREF _Toc236398858 \h </w:instrText>
         </w:r>
         <w:r>
           <w:rPr>
@@ -5314,7 +5314,7 @@
           <w14:ligatures w14:val="standardContextual"/>
         </w:rPr>
       </w:pPr>
-      <w:hyperlink w:anchor="_Toc236388031" w:history="1">
+      <w:hyperlink w:anchor="_Toc236398859" w:history="1">
         <w:r>
           <w:rPr>
             <w:rStyle w:val="Hyperlink"/>
@@ -5355,7 +5355,7 @@
           <w:rPr>
             <w:webHidden/>
           </w:rPr>
-          <w:instrText xml:space="preserve"> PAGEREF _Toc236388031 \h </w:instrText>
+          <w:instrText xml:space="preserve"> PAGEREF _Toc236398859 \h </w:instrText>
         </w:r>
         <w:r>
           <w:rPr>
@@ -5395,7 +5395,7 @@
           <w14:ligatures w14:val="standardContextual"/>
         </w:rPr>
       </w:pPr>
-      <w:hyperlink w:anchor="_Toc236388032" w:history="1">
+      <w:hyperlink w:anchor="_Toc236398860" w:history="1">
         <w:r>
           <w:rPr>
             <w:rStyle w:val="Hyperlink"/>
@@ -5436,7 +5436,7 @@
           <w:rPr>
             <w:webHidden/>
           </w:rPr>
-          <w:instrText xml:space="preserve"> PAGEREF _Toc236388032 \h </w:instrText>
+          <w:instrText xml:space="preserve"> PAGEREF _Toc236398860 \h </w:instrText>
         </w:r>
         <w:r>
           <w:rPr>
@@ -5476,7 +5476,7 @@
           <w14:ligatures w14:val="standardContextual"/>
         </w:rPr>
       </w:pPr>
-      <w:hyperlink w:anchor="_Toc236388033" w:history="1">
+      <w:hyperlink w:anchor="_Toc236398861" w:history="1">
         <w:r>
           <w:rPr>
             <w:rStyle w:val="Hyperlink"/>
@@ -5517,7 +5517,7 @@
           <w:rPr>
             <w:webHidden/>
           </w:rPr>
-          <w:instrText xml:space="preserve"> PAGEREF _Toc236388033 \h </w:instrText>
+          <w:instrText xml:space="preserve"> PAGEREF _Toc236398861 \h </w:instrText>
         </w:r>
         <w:r>
           <w:rPr>
@@ -5557,7 +5557,7 @@
           <w14:ligatures w14:val="standardContextual"/>
         </w:rPr>
       </w:pPr>
-      <w:hyperlink w:anchor="_Toc236388034" w:history="1">
+      <w:hyperlink w:anchor="_Toc236398862" w:history="1">
         <w:r>
           <w:rPr>
             <w:rStyle w:val="Hyperlink"/>
@@ -5598,7 +5598,7 @@
           <w:rPr>
             <w:webHidden/>
           </w:rPr>
-          <w:instrText xml:space="preserve"> PAGEREF _Toc236388034 \h </w:instrText>
+          <w:instrText xml:space="preserve"> PAGEREF _Toc236398862 \h </w:instrText>
         </w:r>
         <w:r>
           <w:rPr>
@@ -5638,7 +5638,7 @@
           <w14:ligatures w14:val="standardContextual"/>
         </w:rPr>
       </w:pPr>
-      <w:hyperlink w:anchor="_Toc236388035" w:history="1">
+      <w:hyperlink w:anchor="_Toc236398863" w:history="1">
         <w:r>
           <w:rPr>
             <w:rStyle w:val="Hyperlink"/>
@@ -5679,7 +5679,7 @@
           <w:rPr>
             <w:webHidden/>
           </w:rPr>
-          <w:instrText xml:space="preserve"> PAGEREF _Toc236388035 \h </w:instrText>
+          <w:instrText xml:space="preserve"> PAGEREF _Toc236398863 \h </w:instrText>
         </w:r>
         <w:r>
           <w:rPr>
@@ -5719,7 +5719,7 @@
           <w14:ligatures w14:val="standardContextual"/>
         </w:rPr>
       </w:pPr>
-      <w:hyperlink w:anchor="_Toc236388036" w:history="1">
+      <w:hyperlink w:anchor="_Toc236398864" w:history="1">
         <w:r>
           <w:rPr>
             <w:rStyle w:val="Hyperlink"/>
@@ -5760,7 +5760,7 @@
           <w:rPr>
             <w:webHidden/>
           </w:rPr>
-          <w:instrText xml:space="preserve"> PAGEREF _Toc236388036 \h </w:instrText>
+          <w:instrText xml:space="preserve"> PAGEREF _Toc236398864 \h </w:instrText>
         </w:r>
         <w:r>
           <w:rPr>
@@ -5800,7 +5800,7 @@
           <w14:ligatures w14:val="standardContextual"/>
         </w:rPr>
       </w:pPr>
-      <w:hyperlink w:anchor="_Toc236388037" w:history="1">
+      <w:hyperlink w:anchor="_Toc236398865" w:history="1">
         <w:r>
           <w:rPr>
             <w:rStyle w:val="Hyperlink"/>
@@ -5841,7 +5841,7 @@
           <w:rPr>
             <w:webHidden/>
           </w:rPr>
-          <w:instrText xml:space="preserve"> PAGEREF _Toc236388037 \h </w:instrText>
+          <w:instrText xml:space="preserve"> PAGEREF _Toc236398865 \h </w:instrText>
         </w:r>
         <w:r>
           <w:rPr>
@@ -5881,7 +5881,7 @@
           <w14:ligatures w14:val="standardContextual"/>
         </w:rPr>
       </w:pPr>
-      <w:hyperlink w:anchor="_Toc236388038" w:history="1">
+      <w:hyperlink w:anchor="_Toc236398866" w:history="1">
         <w:r>
           <w:rPr>
             <w:rStyle w:val="Hyperlink"/>
@@ -5922,7 +5922,7 @@
           <w:rPr>
             <w:webHidden/>
           </w:rPr>
-          <w:instrText xml:space="preserve"> PAGEREF _Toc236388038 \h </w:instrText>
+          <w:instrText xml:space="preserve"> PAGEREF _Toc236398866 \h </w:instrText>
         </w:r>
         <w:r>
           <w:rPr>
@@ -5962,7 +5962,7 @@
           <w14:ligatures w14:val="standardContextual"/>
         </w:rPr>
       </w:pPr>
-      <w:hyperlink w:anchor="_Toc236388039" w:history="1">
+      <w:hyperlink w:anchor="_Toc236398867" w:history="1">
         <w:r>
           <w:rPr>
             <w:rStyle w:val="Hyperlink"/>
@@ -6003,7 +6003,7 @@
           <w:rPr>
             <w:webHidden/>
           </w:rPr>
-          <w:instrText xml:space="preserve"> PAGEREF _Toc236388039 \h </w:instrText>
+          <w:instrText xml:space="preserve"> PAGEREF _Toc236398867 \h </w:instrText>
         </w:r>
         <w:r>
           <w:rPr>
@@ -6043,7 +6043,7 @@
           <w14:ligatures w14:val="standardContextual"/>
         </w:rPr>
       </w:pPr>
-      <w:hyperlink w:anchor="_Toc236388040" w:history="1">
+      <w:hyperlink w:anchor="_Toc236398868" w:history="1">
         <w:r>
           <w:rPr>
             <w:rStyle w:val="Hyperlink"/>
@@ -6084,7 +6084,7 @@
           <w:rPr>
             <w:webHidden/>
           </w:rPr>
-          <w:instrText xml:space="preserve"> PAGEREF _Toc236388040 \h </w:instrText>
+          <w:instrText xml:space="preserve"> PAGEREF _Toc236398868 \h </w:instrText>
         </w:r>
         <w:r>
           <w:rPr>
@@ -6124,7 +6124,7 @@
           <w14:ligatures w14:val="standardContextual"/>
         </w:rPr>
       </w:pPr>
-      <w:hyperlink w:anchor="_Toc236388041" w:history="1">
+      <w:hyperlink w:anchor="_Toc236398869" w:history="1">
         <w:r>
           <w:rPr>
             <w:rStyle w:val="Hyperlink"/>
@@ -6165,7 +6165,7 @@
           <w:rPr>
             <w:webHidden/>
           </w:rPr>
-          <w:instrText xml:space="preserve"> PAGEREF _Toc236388041 \h </w:instrText>
+          <w:instrText xml:space="preserve"> PAGEREF _Toc236398869 \h </w:instrText>
         </w:r>
         <w:r>
           <w:rPr>
@@ -6205,7 +6205,7 @@
           <w14:ligatures w14:val="standardContextual"/>
         </w:rPr>
       </w:pPr>
-      <w:hyperlink w:anchor="_Toc236388042" w:history="1">
+      <w:hyperlink w:anchor="_Toc236398870" w:history="1">
         <w:r>
           <w:rPr>
             <w:rStyle w:val="Hyperlink"/>
@@ -6246,7 +6246,7 @@
           <w:rPr>
             <w:webHidden/>
           </w:rPr>
-          <w:instrText xml:space="preserve"> PAGEREF _Toc236388042 \h </w:instrText>
+          <w:instrText xml:space="preserve"> PAGEREF _Toc236398870 \h </w:instrText>
         </w:r>
         <w:r>
           <w:rPr>
@@ -6286,7 +6286,7 @@
           <w14:ligatures w14:val="standardContextual"/>
         </w:rPr>
       </w:pPr>
-      <w:hyperlink w:anchor="_Toc236388043" w:history="1">
+      <w:hyperlink w:anchor="_Toc236398871" w:history="1">
         <w:r>
           <w:rPr>
             <w:rStyle w:val="Hyperlink"/>
@@ -6327,7 +6327,7 @@
           <w:rPr>
             <w:webHidden/>
           </w:rPr>
-          <w:instrText xml:space="preserve"> PAGEREF _Toc236388043 \h </w:instrText>
+          <w:instrText xml:space="preserve"> PAGEREF _Toc236398871 \h </w:instrText>
         </w:r>
         <w:r>
           <w:rPr>
@@ -6367,7 +6367,7 @@
           <w14:ligatures w14:val="standardContextual"/>
         </w:rPr>
       </w:pPr>
-      <w:hyperlink w:anchor="_Toc236388044" w:history="1">
+      <w:hyperlink w:anchor="_Toc236398872" w:history="1">
         <w:r>
           <w:rPr>
             <w:rStyle w:val="Hyperlink"/>
@@ -6408,7 +6408,7 @@
           <w:rPr>
             <w:webHidden/>
           </w:rPr>
-          <w:instrText xml:space="preserve"> PAGEREF _Toc236388044 \h </w:instrText>
+          <w:instrText xml:space="preserve"> PAGEREF _Toc236398872 \h </w:instrText>
         </w:r>
         <w:r>
           <w:rPr>
@@ -6448,7 +6448,7 @@
           <w14:ligatures w14:val="standardContextual"/>
         </w:rPr>
       </w:pPr>
-      <w:hyperlink w:anchor="_Toc236388045" w:history="1">
+      <w:hyperlink w:anchor="_Toc236398873" w:history="1">
         <w:r>
           <w:rPr>
             <w:rStyle w:val="Hyperlink"/>
@@ -6489,7 +6489,7 @@
           <w:rPr>
             <w:webHidden/>
           </w:rPr>
-          <w:instrText xml:space="preserve"> PAGEREF _Toc236388045 \h </w:instrText>
+          <w:instrText xml:space="preserve"> PAGEREF _Toc236398873 \h </w:instrText>
         </w:r>
         <w:r>
           <w:rPr>
@@ -6529,7 +6529,7 @@
           <w14:ligatures w14:val="standardContextual"/>
         </w:rPr>
       </w:pPr>
-      <w:hyperlink w:anchor="_Toc236388046" w:history="1">
+      <w:hyperlink w:anchor="_Toc236398874" w:history="1">
         <w:r>
           <w:rPr>
             <w:rStyle w:val="Hyperlink"/>
@@ -6570,7 +6570,7 @@
           <w:rPr>
             <w:webHidden/>
           </w:rPr>
-          <w:instrText xml:space="preserve"> PAGEREF _Toc236388046 \h </w:instrText>
+          <w:instrText xml:space="preserve"> PAGEREF _Toc236398874 \h </w:instrText>
         </w:r>
         <w:r>
           <w:rPr>
@@ -6610,7 +6610,7 @@
           <w14:ligatures w14:val="standardContextual"/>
         </w:rPr>
       </w:pPr>
-      <w:hyperlink w:anchor="_Toc236388047" w:history="1">
+      <w:hyperlink w:anchor="_Toc236398875" w:history="1">
         <w:r>
           <w:rPr>
             <w:rStyle w:val="Hyperlink"/>
@@ -6651,7 +6651,7 @@
           <w:rPr>
             <w:webHidden/>
           </w:rPr>
-          <w:instrText xml:space="preserve"> PAGEREF _Toc236388047 \h </w:instrText>
+          <w:instrText xml:space="preserve"> PAGEREF _Toc236398875 \h </w:instrText>
         </w:r>
         <w:r>
           <w:rPr>
@@ -6691,7 +6691,7 @@
           <w14:ligatures w14:val="standardContextual"/>
         </w:rPr>
       </w:pPr>
-      <w:hyperlink w:anchor="_Toc236388048" w:history="1">
+      <w:hyperlink w:anchor="_Toc236398876" w:history="1">
         <w:r>
           <w:rPr>
             <w:rStyle w:val="Hyperlink"/>
@@ -6732,7 +6732,7 @@
           <w:rPr>
             <w:webHidden/>
           </w:rPr>
-          <w:instrText xml:space="preserve"> PAGEREF _Toc236388048 \h </w:instrText>
+          <w:instrText xml:space="preserve"> PAGEREF _Toc236398876 \h </w:instrText>
         </w:r>
         <w:r>
           <w:rPr>
@@ -6772,7 +6772,7 @@
           <w14:ligatures w14:val="standardContextual"/>
         </w:rPr>
       </w:pPr>
-      <w:hyperlink w:anchor="_Toc236388049" w:history="1">
+      <w:hyperlink w:anchor="_Toc236398877" w:history="1">
         <w:r>
           <w:rPr>
             <w:rStyle w:val="Hyperlink"/>
@@ -6813,7 +6813,7 @@
           <w:rPr>
             <w:webHidden/>
           </w:rPr>
-          <w:instrText xml:space="preserve"> PAGEREF _Toc236388049 \h </w:instrText>
+          <w:instrText xml:space="preserve"> PAGEREF _Toc236398877 \h </w:instrText>
         </w:r>
         <w:r>
           <w:rPr>
@@ -6853,7 +6853,7 @@
           <w14:ligatures w14:val="standardContextual"/>
         </w:rPr>
       </w:pPr>
-      <w:hyperlink w:anchor="_Toc236388050" w:history="1">
+      <w:hyperlink w:anchor="_Toc236398878" w:history="1">
         <w:r>
           <w:rPr>
             <w:rStyle w:val="Hyperlink"/>
@@ -6894,7 +6894,7 @@
           <w:rPr>
             <w:webHidden/>
           </w:rPr>
-          <w:instrText xml:space="preserve"> PAGEREF _Toc236388050 \h </w:instrText>
+          <w:instrText xml:space="preserve"> PAGEREF _Toc236398878 \h </w:instrText>
         </w:r>
         <w:r>
           <w:rPr>
@@ -6934,7 +6934,7 @@
           <w14:ligatures w14:val="standardContextual"/>
         </w:rPr>
       </w:pPr>
-      <w:hyperlink w:anchor="_Toc236388051" w:history="1">
+      <w:hyperlink w:anchor="_Toc236398879" w:history="1">
         <w:r>
           <w:rPr>
             <w:rStyle w:val="Hyperlink"/>
@@ -6975,7 +6975,7 @@
           <w:rPr>
             <w:webHidden/>
           </w:rPr>
-          <w:instrText xml:space="preserve"> PAGEREF _Toc236388051 \h </w:instrText>
+          <w:instrText xml:space="preserve"> PAGEREF _Toc236398879 \h </w:instrText>
         </w:r>
         <w:r>
           <w:rPr>
@@ -7015,7 +7015,7 @@
           <w14:ligatures w14:val="standardContextual"/>
         </w:rPr>
       </w:pPr>
-      <w:hyperlink w:anchor="_Toc236388052" w:history="1">
+      <w:hyperlink w:anchor="_Toc236398880" w:history="1">
         <w:r>
           <w:rPr>
             <w:rStyle w:val="Hyperlink"/>
@@ -7056,7 +7056,7 @@
           <w:rPr>
             <w:webHidden/>
           </w:rPr>
-          <w:instrText xml:space="preserve"> PAGEREF _Toc236388052 \h </w:instrText>
+          <w:instrText xml:space="preserve"> PAGEREF _Toc236398880 \h </w:instrText>
         </w:r>
         <w:r>
           <w:rPr>
@@ -7096,7 +7096,7 @@
           <w14:ligatures w14:val="standardContextual"/>
         </w:rPr>
       </w:pPr>
-      <w:hyperlink w:anchor="_Toc236388053" w:history="1">
+      <w:hyperlink w:anchor="_Toc236398881" w:history="1">
         <w:r>
           <w:rPr>
             <w:rStyle w:val="Hyperlink"/>
@@ -7137,7 +7137,7 @@
           <w:rPr>
             <w:webHidden/>
           </w:rPr>
-          <w:instrText xml:space="preserve"> PAGEREF _Toc236388053 \h </w:instrText>
+          <w:instrText xml:space="preserve"> PAGEREF _Toc236398881 \h </w:instrText>
         </w:r>
         <w:r>
           <w:rPr>
@@ -7177,7 +7177,7 @@
           <w14:ligatures w14:val="standardContextual"/>
         </w:rPr>
       </w:pPr>
-      <w:hyperlink w:anchor="_Toc236388054" w:history="1">
+      <w:hyperlink w:anchor="_Toc236398882" w:history="1">
         <w:r>
           <w:rPr>
             <w:rStyle w:val="Hyperlink"/>
@@ -7218,7 +7218,7 @@
           <w:rPr>
             <w:webHidden/>
           </w:rPr>
-          <w:instrText xml:space="preserve"> PAGEREF _Toc236388054 \h </w:instrText>
+          <w:instrText xml:space="preserve"> PAGEREF _Toc236398882 \h </w:instrText>
         </w:r>
         <w:r>
           <w:rPr>
@@ -7258,7 +7258,7 @@
           <w14:ligatures w14:val="standardContextual"/>
         </w:rPr>
       </w:pPr>
-      <w:hyperlink w:anchor="_Toc236388055" w:history="1">
+      <w:hyperlink w:anchor="_Toc236398883" w:history="1">
         <w:r>
           <w:rPr>
             <w:rStyle w:val="Hyperlink"/>
@@ -7299,7 +7299,7 @@
           <w:rPr>
             <w:webHidden/>
           </w:rPr>
-          <w:instrText xml:space="preserve"> PAGEREF _Toc236388055 \h </w:instrText>
+          <w:instrText xml:space="preserve"> PAGEREF _Toc236398883 \h </w:instrText>
         </w:r>
         <w:r>
           <w:rPr>
@@ -7339,7 +7339,7 @@
           <w14:ligatures w14:val="standardContextual"/>
         </w:rPr>
       </w:pPr>
-      <w:hyperlink w:anchor="_Toc236388056" w:history="1">
+      <w:hyperlink w:anchor="_Toc236398884" w:history="1">
         <w:r>
           <w:rPr>
             <w:rStyle w:val="Hyperlink"/>
@@ -7380,7 +7380,7 @@
           <w:rPr>
             <w:webHidden/>
           </w:rPr>
-          <w:instrText xml:space="preserve"> PAGEREF _Toc236388056 \h </w:instrText>
+          <w:instrText xml:space="preserve"> PAGEREF _Toc236398884 \h </w:instrText>
         </w:r>
         <w:r>
           <w:rPr>
@@ -7420,7 +7420,7 @@
           <w14:ligatures w14:val="standardContextual"/>
         </w:rPr>
       </w:pPr>
-      <w:hyperlink w:anchor="_Toc236388057" w:history="1">
+      <w:hyperlink w:anchor="_Toc236398885" w:history="1">
         <w:r>
           <w:rPr>
             <w:rStyle w:val="Hyperlink"/>
@@ -7461,7 +7461,7 @@
           <w:rPr>
             <w:webHidden/>
           </w:rPr>
-          <w:instrText xml:space="preserve"> PAGEREF _Toc236388057 \h </w:instrText>
+          <w:instrText xml:space="preserve"> PAGEREF _Toc236398885 \h </w:instrText>
         </w:r>
         <w:r>
           <w:rPr>
@@ -7501,7 +7501,7 @@
           <w14:ligatures w14:val="standardContextual"/>
         </w:rPr>
       </w:pPr>
-      <w:hyperlink w:anchor="_Toc236388058" w:history="1">
+      <w:hyperlink w:anchor="_Toc236398886" w:history="1">
         <w:r>
           <w:rPr>
             <w:rStyle w:val="Hyperlink"/>
@@ -7542,7 +7542,7 @@
           <w:rPr>
             <w:webHidden/>
           </w:rPr>
-          <w:instrText xml:space="preserve"> PAGEREF _Toc236388058 \h </w:instrText>
+          <w:instrText xml:space="preserve"> PAGEREF _Toc236398886 \h </w:instrText>
         </w:r>
         <w:r>
           <w:rPr>
@@ -7582,7 +7582,7 @@
           <w14:ligatures w14:val="standardContextual"/>
         </w:rPr>
       </w:pPr>
-      <w:hyperlink w:anchor="_Toc236388059" w:history="1">
+      <w:hyperlink w:anchor="_Toc236398887" w:history="1">
         <w:r>
           <w:rPr>
             <w:rStyle w:val="Hyperlink"/>
@@ -7623,7 +7623,7 @@
           <w:rPr>
             <w:webHidden/>
           </w:rPr>
-          <w:instrText xml:space="preserve"> PAGEREF _Toc236388059 \h </w:instrText>
+          <w:instrText xml:space="preserve"> PAGEREF _Toc236398887 \h </w:instrText>
         </w:r>
         <w:r>
           <w:rPr>
@@ -7663,7 +7663,7 @@
           <w14:ligatures w14:val="standardContextual"/>
         </w:rPr>
       </w:pPr>
-      <w:hyperlink w:anchor="_Toc236388060" w:history="1">
+      <w:hyperlink w:anchor="_Toc236398888" w:history="1">
         <w:r>
           <w:rPr>
             <w:rStyle w:val="Hyperlink"/>
@@ -7704,7 +7704,7 @@
           <w:rPr>
             <w:webHidden/>
           </w:rPr>
-          <w:instrText xml:space="preserve"> PAGEREF _Toc236388060 \h </w:instrText>
+          <w:instrText xml:space="preserve"> PAGEREF _Toc236398888 \h </w:instrText>
         </w:r>
         <w:r>
           <w:rPr>
@@ -7744,7 +7744,7 @@
           <w14:ligatures w14:val="standardContextual"/>
         </w:rPr>
       </w:pPr>
-      <w:hyperlink w:anchor="_Toc236388061" w:history="1">
+      <w:hyperlink w:anchor="_Toc236398889" w:history="1">
         <w:r>
           <w:rPr>
             <w:rStyle w:val="Hyperlink"/>
@@ -7785,7 +7785,7 @@
           <w:rPr>
             <w:webHidden/>
           </w:rPr>
-          <w:instrText xml:space="preserve"> PAGEREF _Toc236388061 \h </w:instrText>
+          <w:instrText xml:space="preserve"> PAGEREF _Toc236398889 \h </w:instrText>
         </w:r>
         <w:r>
           <w:rPr>
@@ -7825,7 +7825,7 @@
           <w14:ligatures w14:val="standardContextual"/>
         </w:rPr>
       </w:pPr>
-      <w:hyperlink w:anchor="_Toc236388062" w:history="1">
+      <w:hyperlink w:anchor="_Toc236398890" w:history="1">
         <w:r>
           <w:rPr>
             <w:rStyle w:val="Hyperlink"/>
@@ -7866,7 +7866,7 @@
           <w:rPr>
             <w:webHidden/>
           </w:rPr>
-          <w:instrText xml:space="preserve"> PAGEREF _Toc236388062 \h </w:instrText>
+          <w:instrText xml:space="preserve"> PAGEREF _Toc236398890 \h </w:instrText>
         </w:r>
         <w:r>
           <w:rPr>
@@ -7906,7 +7906,7 @@
           <w14:ligatures w14:val="standardContextual"/>
         </w:rPr>
       </w:pPr>
-      <w:hyperlink w:anchor="_Toc236388063" w:history="1">
+      <w:hyperlink w:anchor="_Toc236398891" w:history="1">
         <w:r>
           <w:rPr>
             <w:rStyle w:val="Hyperlink"/>
@@ -7947,7 +7947,7 @@
           <w:rPr>
             <w:webHidden/>
           </w:rPr>
-          <w:instrText xml:space="preserve"> PAGEREF _Toc236388063 \h </w:instrText>
+          <w:instrText xml:space="preserve"> PAGEREF _Toc236398891 \h </w:instrText>
         </w:r>
         <w:r>
           <w:rPr>
@@ -7987,7 +7987,7 @@
           <w14:ligatures w14:val="standardContextual"/>
         </w:rPr>
       </w:pPr>
-      <w:hyperlink w:anchor="_Toc236388064" w:history="1">
+      <w:hyperlink w:anchor="_Toc236398892" w:history="1">
         <w:r>
           <w:rPr>
             <w:rStyle w:val="Hyperlink"/>
@@ -8028,7 +8028,7 @@
           <w:rPr>
             <w:webHidden/>
           </w:rPr>
-          <w:instrText xml:space="preserve"> PAGEREF _Toc236388064 \h </w:instrText>
+          <w:instrText xml:space="preserve"> PAGEREF _Toc236398892 \h </w:instrText>
         </w:r>
         <w:r>
           <w:rPr>
@@ -8068,7 +8068,7 @@
           <w14:ligatures w14:val="standardContextual"/>
         </w:rPr>
       </w:pPr>
-      <w:hyperlink w:anchor="_Toc236388065" w:history="1">
+      <w:hyperlink w:anchor="_Toc236398893" w:history="1">
         <w:r>
           <w:rPr>
             <w:rStyle w:val="Hyperlink"/>
@@ -8109,7 +8109,7 @@
           <w:rPr>
             <w:webHidden/>
           </w:rPr>
-          <w:instrText xml:space="preserve"> PAGEREF _Toc236388065 \h </w:instrText>
+          <w:instrText xml:space="preserve"> PAGEREF _Toc236398893 \h </w:instrText>
         </w:r>
         <w:r>
           <w:rPr>
@@ -8149,7 +8149,7 @@
           <w14:ligatures w14:val="standardContextual"/>
         </w:rPr>
       </w:pPr>
-      <w:hyperlink w:anchor="_Toc236388066" w:history="1">
+      <w:hyperlink w:anchor="_Toc236398894" w:history="1">
         <w:r>
           <w:rPr>
             <w:rStyle w:val="Hyperlink"/>
@@ -8190,7 +8190,7 @@
           <w:rPr>
             <w:webHidden/>
           </w:rPr>
-          <w:instrText xml:space="preserve"> PAGEREF _Toc236388066 \h </w:instrText>
+          <w:instrText xml:space="preserve"> PAGEREF _Toc236398894 \h </w:instrText>
         </w:r>
         <w:r>
           <w:rPr>
@@ -8230,7 +8230,7 @@
           <w14:ligatures w14:val="standardContextual"/>
         </w:rPr>
       </w:pPr>
-      <w:hyperlink w:anchor="_Toc236388067" w:history="1">
+      <w:hyperlink w:anchor="_Toc236398895" w:history="1">
         <w:r>
           <w:rPr>
             <w:rStyle w:val="Hyperlink"/>
@@ -8271,7 +8271,7 @@
           <w:rPr>
             <w:webHidden/>
           </w:rPr>
-          <w:instrText xml:space="preserve"> PAGEREF _Toc236388067 \h </w:instrText>
+          <w:instrText xml:space="preserve"> PAGEREF _Toc236398895 \h </w:instrText>
         </w:r>
         <w:r>
           <w:rPr>
@@ -8311,7 +8311,7 @@
           <w14:ligatures w14:val="standardContextual"/>
         </w:rPr>
       </w:pPr>
-      <w:hyperlink w:anchor="_Toc236388068" w:history="1">
+      <w:hyperlink w:anchor="_Toc236398896" w:history="1">
         <w:r>
           <w:rPr>
             <w:rStyle w:val="Hyperlink"/>
@@ -8352,7 +8352,7 @@
           <w:rPr>
             <w:webHidden/>
           </w:rPr>
-          <w:instrText xml:space="preserve"> PAGEREF _Toc236388068 \h </w:instrText>
+          <w:instrText xml:space="preserve"> PAGEREF _Toc236398896 \h </w:instrText>
         </w:r>
         <w:r>
           <w:rPr>
@@ -8392,7 +8392,7 @@
           <w14:ligatures w14:val="standardContextual"/>
         </w:rPr>
       </w:pPr>
-      <w:hyperlink w:anchor="_Toc236388069" w:history="1">
+      <w:hyperlink w:anchor="_Toc236398897" w:history="1">
         <w:r>
           <w:rPr>
             <w:rStyle w:val="Hyperlink"/>
@@ -8433,7 +8433,7 @@
           <w:rPr>
             <w:webHidden/>
           </w:rPr>
-          <w:instrText xml:space="preserve"> PAGEREF _Toc236388069 \h </w:instrText>
+          <w:instrText xml:space="preserve"> PAGEREF _Toc236398897 \h </w:instrText>
         </w:r>
         <w:r>
           <w:rPr>
@@ -8473,7 +8473,7 @@
           <w14:ligatures w14:val="standardContextual"/>
         </w:rPr>
       </w:pPr>
-      <w:hyperlink w:anchor="_Toc236388070" w:history="1">
+      <w:hyperlink w:anchor="_Toc236398898" w:history="1">
         <w:r>
           <w:rPr>
             <w:rStyle w:val="Hyperlink"/>
@@ -8514,7 +8514,7 @@
           <w:rPr>
             <w:webHidden/>
           </w:rPr>
-          <w:instrText xml:space="preserve"> PAGEREF _Toc236388070 \h </w:instrText>
+          <w:instrText xml:space="preserve"> PAGEREF _Toc236398898 \h </w:instrText>
         </w:r>
         <w:r>
           <w:rPr>
@@ -8554,7 +8554,7 @@
           <w14:ligatures w14:val="standardContextual"/>
         </w:rPr>
       </w:pPr>
-      <w:hyperlink w:anchor="_Toc236388071" w:history="1">
+      <w:hyperlink w:anchor="_Toc236398899" w:history="1">
         <w:r>
           <w:rPr>
             <w:rStyle w:val="Hyperlink"/>
@@ -8595,7 +8595,7 @@
           <w:rPr>
             <w:webHidden/>
           </w:rPr>
-          <w:instrText xml:space="preserve"> PAGEREF _Toc236388071 \h </w:instrText>
+          <w:instrText xml:space="preserve"> PAGEREF _Toc236398899 \h </w:instrText>
         </w:r>
         <w:r>
           <w:rPr>
@@ -8635,7 +8635,7 @@
           <w14:ligatures w14:val="standardContextual"/>
         </w:rPr>
       </w:pPr>
-      <w:hyperlink w:anchor="_Toc236388072" w:history="1">
+      <w:hyperlink w:anchor="_Toc236398900" w:history="1">
         <w:r>
           <w:rPr>
             <w:rStyle w:val="Hyperlink"/>
@@ -8676,7 +8676,7 @@
           <w:rPr>
             <w:webHidden/>
           </w:rPr>
-          <w:instrText xml:space="preserve"> PAGEREF _Toc236388072 \h </w:instrText>
+          <w:instrText xml:space="preserve"> PAGEREF _Toc236398900 \h </w:instrText>
         </w:r>
         <w:r>
           <w:rPr>
@@ -8716,7 +8716,7 @@
           <w14:ligatures w14:val="standardContextual"/>
         </w:rPr>
       </w:pPr>
-      <w:hyperlink w:anchor="_Toc236388073" w:history="1">
+      <w:hyperlink w:anchor="_Toc236398901" w:history="1">
         <w:r>
           <w:rPr>
             <w:rStyle w:val="Hyperlink"/>
@@ -8757,7 +8757,7 @@
           <w:rPr>
             <w:webHidden/>
           </w:rPr>
-          <w:instrText xml:space="preserve"> PAGEREF _Toc236388073 \h </w:instrText>
+          <w:instrText xml:space="preserve"> PAGEREF _Toc236398901 \h </w:instrText>
         </w:r>
         <w:r>
           <w:rPr>
@@ -8797,7 +8797,7 @@
           <w14:ligatures w14:val="standardContextual"/>
         </w:rPr>
       </w:pPr>
-      <w:hyperlink w:anchor="_Toc236388074" w:history="1">
+      <w:hyperlink w:anchor="_Toc236398902" w:history="1">
         <w:r>
           <w:rPr>
             <w:rStyle w:val="Hyperlink"/>
@@ -8838,7 +8838,7 @@
           <w:rPr>
             <w:webHidden/>
           </w:rPr>
-          <w:instrText xml:space="preserve"> PAGEREF _Toc236388074 \h </w:instrText>
+          <w:instrText xml:space="preserve"> PAGEREF _Toc236398902 \h </w:instrText>
         </w:r>
         <w:r>
           <w:rPr>
@@ -8878,7 +8878,7 @@
           <w14:ligatures w14:val="standardContextual"/>
         </w:rPr>
       </w:pPr>
-      <w:hyperlink w:anchor="_Toc236388075" w:history="1">
+      <w:hyperlink w:anchor="_Toc236398903" w:history="1">
         <w:r>
           <w:rPr>
             <w:rStyle w:val="Hyperlink"/>
@@ -8919,7 +8919,7 @@
           <w:rPr>
             <w:webHidden/>
           </w:rPr>
-          <w:instrText xml:space="preserve"> PAGEREF _Toc236388075 \h </w:instrText>
+          <w:instrText xml:space="preserve"> PAGEREF _Toc236398903 \h </w:instrText>
         </w:r>
         <w:r>
           <w:rPr>
@@ -8959,7 +8959,7 @@
           <w14:ligatures w14:val="standardContextual"/>
         </w:rPr>
       </w:pPr>
-      <w:hyperlink w:anchor="_Toc236388076" w:history="1">
+      <w:hyperlink w:anchor="_Toc236398904" w:history="1">
         <w:r>
           <w:rPr>
             <w:rStyle w:val="Hyperlink"/>
@@ -9000,7 +9000,7 @@
           <w:rPr>
             <w:webHidden/>
           </w:rPr>
-          <w:instrText xml:space="preserve"> PAGEREF _Toc236388076 \h </w:instrText>
+          <w:instrText xml:space="preserve"> PAGEREF _Toc236398904 \h </w:instrText>
         </w:r>
         <w:r>
           <w:rPr>
@@ -9040,7 +9040,7 @@
           <w14:ligatures w14:val="standardContextual"/>
         </w:rPr>
       </w:pPr>
-      <w:hyperlink w:anchor="_Toc236388077" w:history="1">
+      <w:hyperlink w:anchor="_Toc236398905" w:history="1">
         <w:r>
           <w:rPr>
             <w:rStyle w:val="Hyperlink"/>
@@ -9081,7 +9081,7 @@
           <w:rPr>
             <w:webHidden/>
           </w:rPr>
-          <w:instrText xml:space="preserve"> PAGEREF _Toc236388077 \h </w:instrText>
+          <w:instrText xml:space="preserve"> PAGEREF _Toc236398905 \h </w:instrText>
         </w:r>
         <w:r>
           <w:rPr>
@@ -9121,7 +9121,7 @@
           <w14:ligatures w14:val="standardContextual"/>
         </w:rPr>
       </w:pPr>
-      <w:hyperlink w:anchor="_Toc236388078" w:history="1">
+      <w:hyperlink w:anchor="_Toc236398906" w:history="1">
         <w:r>
           <w:rPr>
             <w:rStyle w:val="Hyperlink"/>
@@ -9162,7 +9162,7 @@
           <w:rPr>
             <w:webHidden/>
           </w:rPr>
-          <w:instrText xml:space="preserve"> PAGEREF _Toc236388078 \h </w:instrText>
+          <w:instrText xml:space="preserve"> PAGEREF _Toc236398906 \h </w:instrText>
         </w:r>
         <w:r>
           <w:rPr>
@@ -9202,7 +9202,7 @@
           <w14:ligatures w14:val="standardContextual"/>
         </w:rPr>
       </w:pPr>
-      <w:hyperlink w:anchor="_Toc236388079" w:history="1">
+      <w:hyperlink w:anchor="_Toc236398907" w:history="1">
         <w:r>
           <w:rPr>
             <w:rStyle w:val="Hyperlink"/>
@@ -9225,7 +9225,7 @@
           <w:rPr>
             <w:webHidden/>
           </w:rPr>
-          <w:instrText xml:space="preserve"> PAGEREF _Toc236388079 \h </w:instrText>
+          <w:instrText xml:space="preserve"> PAGEREF _Toc236398907 \h </w:instrText>
         </w:r>
         <w:r>
           <w:rPr>
@@ -9265,7 +9265,7 @@
           <w14:ligatures w14:val="standardContextual"/>
         </w:rPr>
       </w:pPr>
-      <w:hyperlink w:anchor="_Toc236388080" w:history="1">
+      <w:hyperlink w:anchor="_Toc236398908" w:history="1">
         <w:r>
           <w:rPr>
             <w:rStyle w:val="Hyperlink"/>
@@ -9306,7 +9306,7 @@
           <w:rPr>
             <w:webHidden/>
           </w:rPr>
-          <w:instrText xml:space="preserve"> PAGEREF _Toc236388080 \h </w:instrText>
+          <w:instrText xml:space="preserve"> PAGEREF _Toc236398908 \h </w:instrText>
         </w:r>
         <w:r>
           <w:rPr>
@@ -9346,7 +9346,7 @@
           <w14:ligatures w14:val="standardContextual"/>
         </w:rPr>
       </w:pPr>
-      <w:hyperlink w:anchor="_Toc236388081" w:history="1">
+      <w:hyperlink w:anchor="_Toc236398909" w:history="1">
         <w:r>
           <w:rPr>
             <w:rStyle w:val="Hyperlink"/>
@@ -9387,7 +9387,7 @@
           <w:rPr>
             <w:webHidden/>
           </w:rPr>
-          <w:instrText xml:space="preserve"> PAGEREF _Toc236388081 \h </w:instrText>
+          <w:instrText xml:space="preserve"> PAGEREF _Toc236398909 \h </w:instrText>
         </w:r>
         <w:r>
           <w:rPr>
@@ -9427,7 +9427,7 @@
           <w14:ligatures w14:val="standardContextual"/>
         </w:rPr>
       </w:pPr>
-      <w:hyperlink w:anchor="_Toc236388082" w:history="1">
+      <w:hyperlink w:anchor="_Toc236398910" w:history="1">
         <w:r>
           <w:rPr>
             <w:rStyle w:val="Hyperlink"/>
@@ -9450,7 +9450,7 @@
           <w:rPr>
             <w:webHidden/>
           </w:rPr>
-          <w:instrText xml:space="preserve"> PAGEREF _Toc236388082 \h </w:instrText>
+          <w:instrText xml:space="preserve"> PAGEREF _Toc236398910 \h </w:instrText>
         </w:r>
         <w:r>
           <w:rPr>
@@ -9490,7 +9490,7 @@
           <w14:ligatures w14:val="standardContextual"/>
         </w:rPr>
       </w:pPr>
-      <w:hyperlink w:anchor="_Toc236388083" w:history="1">
+      <w:hyperlink w:anchor="_Toc236398911" w:history="1">
         <w:r>
           <w:rPr>
             <w:rStyle w:val="Hyperlink"/>
@@ -9513,7 +9513,7 @@
           <w:rPr>
             <w:webHidden/>
           </w:rPr>
-          <w:instrText xml:space="preserve"> PAGEREF _Toc236388083 \h </w:instrText>
+          <w:instrText xml:space="preserve"> PAGEREF _Toc236398911 \h </w:instrText>
         </w:r>
         <w:r>
           <w:rPr>
@@ -9592,7 +9592,7 @@
       <w:r>
         <w:fldChar w:fldCharType="separate"/>
       </w:r>
-      <w:hyperlink w:anchor="_Toc236388084" w:history="1">
+      <w:hyperlink w:anchor="_Toc236398912" w:history="1">
         <w:r>
           <w:rPr>
             <w:rStyle w:val="Hyperlink"/>
@@ -9606,7 +9606,7 @@
           <w:fldChar w:fldCharType="begin"/>
         </w:r>
         <w:r>
-          <w:instrText xml:space="preserve"> PAGEREF _Toc236388084 \h </w:instrText>
+          <w:instrText xml:space="preserve"> PAGEREF _Toc236398912 \h </w:instrText>
         </w:r>
         <w:r>
           <w:fldChar w:fldCharType="separate"/>
@@ -9632,7 +9632,7 @@
           <w14:ligatures w14:val="standardContextual"/>
         </w:rPr>
       </w:pPr>
-      <w:hyperlink w:anchor="_Toc236388085" w:history="1">
+      <w:hyperlink w:anchor="_Toc236398913" w:history="1">
         <w:r>
           <w:rPr>
             <w:rStyle w:val="Hyperlink"/>
@@ -9646,7 +9646,7 @@
           <w:fldChar w:fldCharType="begin"/>
         </w:r>
         <w:r>
-          <w:instrText xml:space="preserve"> PAGEREF _Toc236388085 \h </w:instrText>
+          <w:instrText xml:space="preserve"> PAGEREF _Toc236398913 \h </w:instrText>
         </w:r>
         <w:r>
           <w:fldChar w:fldCharType="separate"/>
@@ -9672,7 +9672,7 @@
           <w14:ligatures w14:val="standardContextual"/>
         </w:rPr>
       </w:pPr>
-      <w:hyperlink w:anchor="_Toc236388086" w:history="1">
+      <w:hyperlink w:anchor="_Toc236398914" w:history="1">
         <w:r>
           <w:rPr>
             <w:rStyle w:val="Hyperlink"/>
@@ -9686,7 +9686,7 @@
           <w:fldChar w:fldCharType="begin"/>
         </w:r>
         <w:r>
-          <w:instrText xml:space="preserve"> PAGEREF _Toc236388086 \h </w:instrText>
+          <w:instrText xml:space="preserve"> PAGEREF _Toc236398914 \h </w:instrText>
         </w:r>
         <w:r>
           <w:fldChar w:fldCharType="separate"/>
@@ -9712,7 +9712,7 @@
           <w14:ligatures w14:val="standardContextual"/>
         </w:rPr>
       </w:pPr>
-      <w:hyperlink w:anchor="_Toc236388087" w:history="1">
+      <w:hyperlink w:anchor="_Toc236398915" w:history="1">
         <w:r>
           <w:rPr>
             <w:rStyle w:val="Hyperlink"/>
@@ -9726,7 +9726,7 @@
           <w:fldChar w:fldCharType="begin"/>
         </w:r>
         <w:r>
-          <w:instrText xml:space="preserve"> PAGEREF _Toc236388087 \h </w:instrText>
+          <w:instrText xml:space="preserve"> PAGEREF _Toc236398915 \h </w:instrText>
         </w:r>
         <w:r>
           <w:fldChar w:fldCharType="separate"/>
@@ -9752,7 +9752,7 @@
           <w14:ligatures w14:val="standardContextual"/>
         </w:rPr>
       </w:pPr>
-      <w:hyperlink w:anchor="_Toc236388088" w:history="1">
+      <w:hyperlink w:anchor="_Toc236398916" w:history="1">
         <w:r>
           <w:rPr>
             <w:rStyle w:val="Hyperlink"/>
@@ -9766,7 +9766,7 @@
           <w:fldChar w:fldCharType="begin"/>
         </w:r>
         <w:r>
-          <w:instrText xml:space="preserve"> PAGEREF _Toc236388088 \h </w:instrText>
+          <w:instrText xml:space="preserve"> PAGEREF _Toc236398916 \h </w:instrText>
         </w:r>
         <w:r>
           <w:fldChar w:fldCharType="separate"/>
@@ -9792,7 +9792,7 @@
           <w14:ligatures w14:val="standardContextual"/>
         </w:rPr>
       </w:pPr>
-      <w:hyperlink w:anchor="_Toc236388089" w:history="1">
+      <w:hyperlink w:anchor="_Toc236398917" w:history="1">
         <w:r>
           <w:rPr>
             <w:rStyle w:val="Hyperlink"/>
@@ -9806,7 +9806,7 @@
           <w:fldChar w:fldCharType="begin"/>
         </w:r>
         <w:r>
-          <w:instrText xml:space="preserve"> PAGEREF _Toc236388089 \h </w:instrText>
+          <w:instrText xml:space="preserve"> PAGEREF _Toc236398917 \h </w:instrText>
         </w:r>
         <w:r>
           <w:fldChar w:fldCharType="separate"/>
@@ -9881,7 +9881,7 @@
       <w:r>
         <w:fldChar w:fldCharType="separate"/>
       </w:r>
-      <w:hyperlink w:anchor="_Toc236388090" w:history="1">
+      <w:hyperlink w:anchor="_Toc236398918" w:history="1">
         <w:r>
           <w:rPr>
             <w:rStyle w:val="Hyperlink"/>
@@ -9895,7 +9895,7 @@
           <w:fldChar w:fldCharType="begin"/>
         </w:r>
         <w:r>
-          <w:instrText xml:space="preserve"> PAGEREF _Toc236388090 \h </w:instrText>
+          <w:instrText xml:space="preserve"> PAGEREF _Toc236398918 \h </w:instrText>
         </w:r>
         <w:r>
           <w:fldChar w:fldCharType="separate"/>
@@ -9921,7 +9921,7 @@
           <w14:ligatures w14:val="standardContextual"/>
         </w:rPr>
       </w:pPr>
-      <w:hyperlink w:anchor="_Toc236388091" w:history="1">
+      <w:hyperlink w:anchor="_Toc236398919" w:history="1">
         <w:r>
           <w:rPr>
             <w:rStyle w:val="Hyperlink"/>
@@ -9935,7 +9935,7 @@
           <w:fldChar w:fldCharType="begin"/>
         </w:r>
         <w:r>
-          <w:instrText xml:space="preserve"> PAGEREF _Toc236388091 \h </w:instrText>
+          <w:instrText xml:space="preserve"> PAGEREF _Toc236398919 \h </w:instrText>
         </w:r>
         <w:r>
           <w:fldChar w:fldCharType="separate"/>
@@ -9961,7 +9961,7 @@
           <w14:ligatures w14:val="standardContextual"/>
         </w:rPr>
       </w:pPr>
-      <w:hyperlink w:anchor="_Toc236388092" w:history="1">
+      <w:hyperlink w:anchor="_Toc236398920" w:history="1">
         <w:r>
           <w:rPr>
             <w:rStyle w:val="Hyperlink"/>
@@ -9975,7 +9975,7 @@
           <w:fldChar w:fldCharType="begin"/>
         </w:r>
         <w:r>
-          <w:instrText xml:space="preserve"> PAGEREF _Toc236388092 \h </w:instrText>
+          <w:instrText xml:space="preserve"> PAGEREF _Toc236398920 \h </w:instrText>
         </w:r>
         <w:r>
           <w:fldChar w:fldCharType="separate"/>
@@ -10001,7 +10001,7 @@
           <w14:ligatures w14:val="standardContextual"/>
         </w:rPr>
       </w:pPr>
-      <w:hyperlink w:anchor="_Toc236388093" w:history="1">
+      <w:hyperlink w:anchor="_Toc236398921" w:history="1">
         <w:r>
           <w:rPr>
             <w:rStyle w:val="Hyperlink"/>
@@ -10015,7 +10015,7 @@
           <w:fldChar w:fldCharType="begin"/>
         </w:r>
         <w:r>
-          <w:instrText xml:space="preserve"> PAGEREF _Toc236388093 \h </w:instrText>
+          <w:instrText xml:space="preserve"> PAGEREF _Toc236398921 \h </w:instrText>
         </w:r>
         <w:r>
           <w:fldChar w:fldCharType="separate"/>
@@ -10041,7 +10041,7 @@
           <w14:ligatures w14:val="standardContextual"/>
         </w:rPr>
       </w:pPr>
-      <w:hyperlink w:anchor="_Toc236388094" w:history="1">
+      <w:hyperlink w:anchor="_Toc236398922" w:history="1">
         <w:r>
           <w:rPr>
             <w:rStyle w:val="Hyperlink"/>
@@ -10055,7 +10055,7 @@
           <w:fldChar w:fldCharType="begin"/>
         </w:r>
         <w:r>
-          <w:instrText xml:space="preserve"> PAGEREF _Toc236388094 \h </w:instrText>
+          <w:instrText xml:space="preserve"> PAGEREF _Toc236398922 \h </w:instrText>
         </w:r>
         <w:r>
           <w:fldChar w:fldCharType="separate"/>
@@ -10081,7 +10081,7 @@
           <w14:ligatures w14:val="standardContextual"/>
         </w:rPr>
       </w:pPr>
-      <w:hyperlink w:anchor="_Toc236388095" w:history="1">
+      <w:hyperlink w:anchor="_Toc236398923" w:history="1">
         <w:r>
           <w:rPr>
             <w:rStyle w:val="Hyperlink"/>
@@ -10095,7 +10095,7 @@
           <w:fldChar w:fldCharType="begin"/>
         </w:r>
         <w:r>
-          <w:instrText xml:space="preserve"> PAGEREF _Toc236388095 \h </w:instrText>
+          <w:instrText xml:space="preserve"> PAGEREF _Toc236398923 \h </w:instrText>
         </w:r>
         <w:r>
           <w:fldChar w:fldCharType="separate"/>
@@ -10121,7 +10121,7 @@
           <w14:ligatures w14:val="standardContextual"/>
         </w:rPr>
       </w:pPr>
-      <w:hyperlink w:anchor="_Toc236388096" w:history="1">
+      <w:hyperlink w:anchor="_Toc236398924" w:history="1">
         <w:r>
           <w:rPr>
             <w:rStyle w:val="Hyperlink"/>
@@ -10135,7 +10135,7 @@
           <w:fldChar w:fldCharType="begin"/>
         </w:r>
         <w:r>
-          <w:instrText xml:space="preserve"> PAGEREF _Toc236388096 \h </w:instrText>
+          <w:instrText xml:space="preserve"> PAGEREF _Toc236398924 \h </w:instrText>
         </w:r>
         <w:r>
           <w:fldChar w:fldCharType="separate"/>
@@ -10161,7 +10161,7 @@
           <w14:ligatures w14:val="standardContextual"/>
         </w:rPr>
       </w:pPr>
-      <w:hyperlink w:anchor="_Toc236388097" w:history="1">
+      <w:hyperlink w:anchor="_Toc236398925" w:history="1">
         <w:r>
           <w:rPr>
             <w:rStyle w:val="Hyperlink"/>
@@ -10175,7 +10175,7 @@
           <w:fldChar w:fldCharType="begin"/>
         </w:r>
         <w:r>
-          <w:instrText xml:space="preserve"> PAGEREF _Toc236388097 \h </w:instrText>
+          <w:instrText xml:space="preserve"> PAGEREF _Toc236398925 \h </w:instrText>
         </w:r>
         <w:r>
           <w:fldChar w:fldCharType="separate"/>
@@ -10201,7 +10201,7 @@
           <w14:ligatures w14:val="standardContextual"/>
         </w:rPr>
       </w:pPr>
-      <w:hyperlink w:anchor="_Toc236388098" w:history="1">
+      <w:hyperlink w:anchor="_Toc236398926" w:history="1">
         <w:r>
           <w:rPr>
             <w:rStyle w:val="Hyperlink"/>
@@ -10215,7 +10215,7 @@
           <w:fldChar w:fldCharType="begin"/>
         </w:r>
         <w:r>
-          <w:instrText xml:space="preserve"> PAGEREF _Toc236388098 \h </w:instrText>
+          <w:instrText xml:space="preserve"> PAGEREF _Toc236398926 \h </w:instrText>
         </w:r>
         <w:r>
           <w:fldChar w:fldCharType="separate"/>
@@ -10241,7 +10241,7 @@
           <w14:ligatures w14:val="standardContextual"/>
         </w:rPr>
       </w:pPr>
-      <w:hyperlink w:anchor="_Toc236388099" w:history="1">
+      <w:hyperlink w:anchor="_Toc236398927" w:history="1">
         <w:r>
           <w:rPr>
             <w:rStyle w:val="Hyperlink"/>
@@ -10255,7 +10255,7 @@
           <w:fldChar w:fldCharType="begin"/>
         </w:r>
         <w:r>
-          <w:instrText xml:space="preserve"> PAGEREF _Toc236388099 \h </w:instrText>
+          <w:instrText xml:space="preserve"> PAGEREF _Toc236398927 \h </w:instrText>
         </w:r>
         <w:r>
           <w:fldChar w:fldCharType="separate"/>
@@ -10281,7 +10281,7 @@
           <w14:ligatures w14:val="standardContextual"/>
         </w:rPr>
       </w:pPr>
-      <w:hyperlink w:anchor="_Toc236388100" w:history="1">
+      <w:hyperlink w:anchor="_Toc236398928" w:history="1">
         <w:r>
           <w:rPr>
             <w:rStyle w:val="Hyperlink"/>
@@ -10295,7 +10295,7 @@
           <w:fldChar w:fldCharType="begin"/>
         </w:r>
         <w:r>
-          <w:instrText xml:space="preserve"> PAGEREF _Toc236388100 \h </w:instrText>
+          <w:instrText xml:space="preserve"> PAGEREF _Toc236398928 \h </w:instrText>
         </w:r>
         <w:r>
           <w:fldChar w:fldCharType="separate"/>
@@ -10321,7 +10321,7 @@
           <w14:ligatures w14:val="standardContextual"/>
         </w:rPr>
       </w:pPr>
-      <w:hyperlink w:anchor="_Toc236388101" w:history="1">
+      <w:hyperlink w:anchor="_Toc236398929" w:history="1">
         <w:r>
           <w:rPr>
             <w:rStyle w:val="Hyperlink"/>
@@ -10335,7 +10335,7 @@
           <w:fldChar w:fldCharType="begin"/>
         </w:r>
         <w:r>
-          <w:instrText xml:space="preserve"> PAGEREF _Toc236388101 \h </w:instrText>
+          <w:instrText xml:space="preserve"> PAGEREF _Toc236398929 \h </w:instrText>
         </w:r>
         <w:r>
           <w:fldChar w:fldCharType="separate"/>
@@ -10361,7 +10361,7 @@
           <w14:ligatures w14:val="standardContextual"/>
         </w:rPr>
       </w:pPr>
-      <w:hyperlink w:anchor="_Toc236388102" w:history="1">
+      <w:hyperlink w:anchor="_Toc236398930" w:history="1">
         <w:r>
           <w:rPr>
             <w:rStyle w:val="Hyperlink"/>
@@ -10375,7 +10375,7 @@
           <w:fldChar w:fldCharType="begin"/>
         </w:r>
         <w:r>
-          <w:instrText xml:space="preserve"> PAGEREF _Toc236388102 \h </w:instrText>
+          <w:instrText xml:space="preserve"> PAGEREF _Toc236398930 \h </w:instrText>
         </w:r>
         <w:r>
           <w:fldChar w:fldCharType="separate"/>
@@ -10401,7 +10401,7 @@
           <w14:ligatures w14:val="standardContextual"/>
         </w:rPr>
       </w:pPr>
-      <w:hyperlink w:anchor="_Toc236388103" w:history="1">
+      <w:hyperlink w:anchor="_Toc236398931" w:history="1">
         <w:r>
           <w:rPr>
             <w:rStyle w:val="Hyperlink"/>
@@ -10415,7 +10415,7 @@
           <w:fldChar w:fldCharType="begin"/>
         </w:r>
         <w:r>
-          <w:instrText xml:space="preserve"> PAGEREF _Toc236388103 \h </w:instrText>
+          <w:instrText xml:space="preserve"> PAGEREF _Toc236398931 \h </w:instrText>
         </w:r>
         <w:r>
           <w:fldChar w:fldCharType="separate"/>
@@ -10441,7 +10441,7 @@
           <w14:ligatures w14:val="standardContextual"/>
         </w:rPr>
       </w:pPr>
-      <w:hyperlink w:anchor="_Toc236388104" w:history="1">
+      <w:hyperlink w:anchor="_Toc236398932" w:history="1">
         <w:r>
           <w:rPr>
             <w:rStyle w:val="Hyperlink"/>
@@ -10455,7 +10455,7 @@
           <w:fldChar w:fldCharType="begin"/>
         </w:r>
         <w:r>
-          <w:instrText xml:space="preserve"> PAGEREF _Toc236388104 \h </w:instrText>
+          <w:instrText xml:space="preserve"> PAGEREF _Toc236398932 \h </w:instrText>
         </w:r>
         <w:r>
           <w:fldChar w:fldCharType="separate"/>
@@ -10481,7 +10481,7 @@
           <w14:ligatures w14:val="standardContextual"/>
         </w:rPr>
       </w:pPr>
-      <w:hyperlink w:anchor="_Toc236388105" w:history="1">
+      <w:hyperlink w:anchor="_Toc236398933" w:history="1">
         <w:r>
           <w:rPr>
             <w:rStyle w:val="Hyperlink"/>
@@ -10495,7 +10495,7 @@
           <w:fldChar w:fldCharType="begin"/>
         </w:r>
         <w:r>
-          <w:instrText xml:space="preserve"> PAGEREF _Toc236388105 \h </w:instrText>
+          <w:instrText xml:space="preserve"> PAGEREF _Toc236398933 \h </w:instrText>
         </w:r>
         <w:r>
           <w:fldChar w:fldCharType="separate"/>
@@ -10521,7 +10521,7 @@
           <w14:ligatures w14:val="standardContextual"/>
         </w:rPr>
       </w:pPr>
-      <w:hyperlink w:anchor="_Toc236388106" w:history="1">
+      <w:hyperlink w:anchor="_Toc236398934" w:history="1">
         <w:r>
           <w:rPr>
             <w:rStyle w:val="Hyperlink"/>
@@ -10535,7 +10535,7 @@
           <w:fldChar w:fldCharType="begin"/>
         </w:r>
         <w:r>
-          <w:instrText xml:space="preserve"> PAGEREF _Toc236388106 \h </w:instrText>
+          <w:instrText xml:space="preserve"> PAGEREF _Toc236398934 \h </w:instrText>
         </w:r>
         <w:r>
           <w:fldChar w:fldCharType="separate"/>
@@ -10561,7 +10561,7 @@
           <w14:ligatures w14:val="standardContextual"/>
         </w:rPr>
       </w:pPr>
-      <w:hyperlink w:anchor="_Toc236388107" w:history="1">
+      <w:hyperlink w:anchor="_Toc236398935" w:history="1">
         <w:r>
           <w:rPr>
             <w:rStyle w:val="Hyperlink"/>
@@ -10575,7 +10575,7 @@
           <w:fldChar w:fldCharType="begin"/>
         </w:r>
         <w:r>
-          <w:instrText xml:space="preserve"> PAGEREF _Toc236388107 \h </w:instrText>
+          <w:instrText xml:space="preserve"> PAGEREF _Toc236398935 \h </w:instrText>
         </w:r>
         <w:r>
           <w:fldChar w:fldCharType="separate"/>
@@ -10601,7 +10601,7 @@
           <w14:ligatures w14:val="standardContextual"/>
         </w:rPr>
       </w:pPr>
-      <w:hyperlink w:anchor="_Toc236388108" w:history="1">
+      <w:hyperlink w:anchor="_Toc236398936" w:history="1">
         <w:r>
           <w:rPr>
             <w:rStyle w:val="Hyperlink"/>
@@ -10615,7 +10615,7 @@
           <w:fldChar w:fldCharType="begin"/>
         </w:r>
         <w:r>
-          <w:instrText xml:space="preserve"> PAGEREF _Toc236388108 \h </w:instrText>
+          <w:instrText xml:space="preserve"> PAGEREF _Toc236398936 \h </w:instrText>
         </w:r>
         <w:r>
           <w:fldChar w:fldCharType="separate"/>
@@ -10641,7 +10641,7 @@
           <w14:ligatures w14:val="standardContextual"/>
         </w:rPr>
       </w:pPr>
-      <w:hyperlink w:anchor="_Toc236388109" w:history="1">
+      <w:hyperlink w:anchor="_Toc236398937" w:history="1">
         <w:r>
           <w:rPr>
             <w:rStyle w:val="Hyperlink"/>
@@ -10655,7 +10655,7 @@
           <w:fldChar w:fldCharType="begin"/>
         </w:r>
         <w:r>
-          <w:instrText xml:space="preserve"> PAGEREF _Toc236388109 \h </w:instrText>
+          <w:instrText xml:space="preserve"> PAGEREF _Toc236398937 \h </w:instrText>
         </w:r>
         <w:r>
           <w:fldChar w:fldCharType="separate"/>
@@ -10681,7 +10681,7 @@
           <w14:ligatures w14:val="standardContextual"/>
         </w:rPr>
       </w:pPr>
-      <w:hyperlink w:anchor="_Toc236388110" w:history="1">
+      <w:hyperlink w:anchor="_Toc236398938" w:history="1">
         <w:r>
           <w:rPr>
             <w:rStyle w:val="Hyperlink"/>
@@ -10695,7 +10695,7 @@
           <w:fldChar w:fldCharType="begin"/>
         </w:r>
         <w:r>
-          <w:instrText xml:space="preserve"> PAGEREF _Toc236388110 \h </w:instrText>
+          <w:instrText xml:space="preserve"> PAGEREF _Toc236398938 \h </w:instrText>
         </w:r>
         <w:r>
           <w:fldChar w:fldCharType="separate"/>
@@ -10721,7 +10721,7 @@
           <w14:ligatures w14:val="standardContextual"/>
         </w:rPr>
       </w:pPr>
-      <w:hyperlink w:anchor="_Toc236388111" w:history="1">
+      <w:hyperlink w:anchor="_Toc236398939" w:history="1">
         <w:r>
           <w:rPr>
             <w:rStyle w:val="Hyperlink"/>
@@ -10735,7 +10735,7 @@
           <w:fldChar w:fldCharType="begin"/>
         </w:r>
         <w:r>
-          <w:instrText xml:space="preserve"> PAGEREF _Toc236388111 \h </w:instrText>
+          <w:instrText xml:space="preserve"> PAGEREF _Toc236398939 \h </w:instrText>
         </w:r>
         <w:r>
           <w:fldChar w:fldCharType="separate"/>
@@ -10761,7 +10761,7 @@
           <w14:ligatures w14:val="standardContextual"/>
         </w:rPr>
       </w:pPr>
-      <w:hyperlink w:anchor="_Toc236388112" w:history="1">
+      <w:hyperlink w:anchor="_Toc236398940" w:history="1">
         <w:r>
           <w:rPr>
             <w:rStyle w:val="Hyperlink"/>
@@ -10775,7 +10775,7 @@
           <w:fldChar w:fldCharType="begin"/>
         </w:r>
         <w:r>
-          <w:instrText xml:space="preserve"> PAGEREF _Toc236388112 \h </w:instrText>
+          <w:instrText xml:space="preserve"> PAGEREF _Toc236398940 \h </w:instrText>
         </w:r>
         <w:r>
           <w:fldChar w:fldCharType="separate"/>
@@ -10801,7 +10801,7 @@
           <w14:ligatures w14:val="standardContextual"/>
         </w:rPr>
       </w:pPr>
-      <w:hyperlink w:anchor="_Toc236388113" w:history="1">
+      <w:hyperlink w:anchor="_Toc236398941" w:history="1">
         <w:r>
           <w:rPr>
             <w:rStyle w:val="Hyperlink"/>
@@ -10815,7 +10815,7 @@
           <w:fldChar w:fldCharType="begin"/>
         </w:r>
         <w:r>
-          <w:instrText xml:space="preserve"> PAGEREF _Toc236388113 \h </w:instrText>
+          <w:instrText xml:space="preserve"> PAGEREF _Toc236398941 \h </w:instrText>
         </w:r>
         <w:r>
           <w:fldChar w:fldCharType="separate"/>
@@ -10841,7 +10841,7 @@
           <w14:ligatures w14:val="standardContextual"/>
         </w:rPr>
       </w:pPr>
-      <w:hyperlink w:anchor="_Toc236388114" w:history="1">
+      <w:hyperlink w:anchor="_Toc236398942" w:history="1">
         <w:r>
           <w:rPr>
             <w:rStyle w:val="Hyperlink"/>
@@ -10855,7 +10855,7 @@
           <w:fldChar w:fldCharType="begin"/>
         </w:r>
         <w:r>
-          <w:instrText xml:space="preserve"> PAGEREF _Toc236388114 \h </w:instrText>
+          <w:instrText xml:space="preserve"> PAGEREF _Toc236398942 \h </w:instrText>
         </w:r>
         <w:r>
           <w:fldChar w:fldCharType="separate"/>
@@ -10881,7 +10881,7 @@
           <w14:ligatures w14:val="standardContextual"/>
         </w:rPr>
       </w:pPr>
-      <w:hyperlink w:anchor="_Toc236388115" w:history="1">
+      <w:hyperlink w:anchor="_Toc236398943" w:history="1">
         <w:r>
           <w:rPr>
             <w:rStyle w:val="Hyperlink"/>
@@ -10895,7 +10895,7 @@
           <w:fldChar w:fldCharType="begin"/>
         </w:r>
         <w:r>
-          <w:instrText xml:space="preserve"> PAGEREF _Toc236388115 \h </w:instrText>
+          <w:instrText xml:space="preserve"> PAGEREF _Toc236398943 \h </w:instrText>
         </w:r>
         <w:r>
           <w:fldChar w:fldCharType="separate"/>
@@ -10921,7 +10921,7 @@
           <w14:ligatures w14:val="standardContextual"/>
         </w:rPr>
       </w:pPr>
-      <w:hyperlink w:anchor="_Toc236388116" w:history="1">
+      <w:hyperlink w:anchor="_Toc236398944" w:history="1">
         <w:r>
           <w:rPr>
             <w:rStyle w:val="Hyperlink"/>
@@ -10935,7 +10935,7 @@
           <w:fldChar w:fldCharType="begin"/>
         </w:r>
         <w:r>
-          <w:instrText xml:space="preserve"> PAGEREF _Toc236388116 \h </w:instrText>
+          <w:instrText xml:space="preserve"> PAGEREF _Toc236398944 \h </w:instrText>
         </w:r>
         <w:r>
           <w:fldChar w:fldCharType="separate"/>
@@ -13528,7 +13528,7 @@
       <w:bookmarkStart w:id="19" w:name="_Toc359335757"/>
       <w:bookmarkStart w:id="20" w:name="_Toc184116961"/>
       <w:bookmarkStart w:id="21" w:name="_Clause_c1"/>
-      <w:bookmarkStart w:id="22" w:name="_Toc236388017"/>
+      <w:bookmarkStart w:id="22" w:name="_Toc236398845"/>
       <w:r>
         <w:t>Scope</w:t>
       </w:r>
@@ -13654,7 +13654,7 @@
         <w:pStyle w:val="Heading2"/>
       </w:pPr>
       <w:bookmarkStart w:id="23" w:name="_Clause_c1_1"/>
-      <w:bookmarkStart w:id="24" w:name="_Toc236388018"/>
+      <w:bookmarkStart w:id="24" w:name="_Toc236398846"/>
       <w:r>
         <w:t>Differences from the published OPC 10101 version 1.00</w:t>
       </w:r>
@@ -13920,7 +13920,7 @@
         <w:pStyle w:val="Heading2"/>
       </w:pPr>
       <w:bookmarkStart w:id="25" w:name="_Clause_c1_2"/>
-      <w:bookmarkStart w:id="26" w:name="_Toc236388019"/>
+      <w:bookmarkStart w:id="26" w:name="_Toc236398847"/>
       <w:r>
         <w:lastRenderedPageBreak/>
         <w:t>Conformance to the OPC 20020 template</w:t>
@@ -14105,7 +14105,7 @@
       <w:bookmarkStart w:id="31" w:name="_Toc359335758"/>
       <w:bookmarkStart w:id="32" w:name="_Toc184116962"/>
       <w:bookmarkStart w:id="33" w:name="_Clause_c2"/>
-      <w:bookmarkStart w:id="34" w:name="_Toc236388020"/>
+      <w:bookmarkStart w:id="34" w:name="_Toc236398848"/>
       <w:r>
         <w:t>Normative references</w:t>
       </w:r>
@@ -14416,7 +14416,7 @@
       <w:bookmarkStart w:id="54" w:name="_Toc359335759"/>
       <w:bookmarkStart w:id="55" w:name="_Toc184116963"/>
       <w:bookmarkStart w:id="56" w:name="_Clause_c3"/>
-      <w:bookmarkStart w:id="57" w:name="_Toc236388021"/>
+      <w:bookmarkStart w:id="57" w:name="_Toc236398849"/>
       <w:r>
         <w:lastRenderedPageBreak/>
         <w:t>Terms</w:t>
@@ -14446,7 +14446,7 @@
       </w:pPr>
       <w:bookmarkStart w:id="58" w:name="_Toc184116964"/>
       <w:bookmarkStart w:id="59" w:name="_Clause_c3_1"/>
-      <w:bookmarkStart w:id="60" w:name="_Toc236388022"/>
+      <w:bookmarkStart w:id="60" w:name="_Toc236398850"/>
       <w:r>
         <w:t>Overview</w:t>
       </w:r>
@@ -14467,7 +14467,7 @@
       <w:bookmarkStart w:id="66" w:name="_Toc29911961"/>
       <w:bookmarkStart w:id="67" w:name="_Toc184116965"/>
       <w:bookmarkStart w:id="68" w:name="_Clause_c3_2"/>
-      <w:bookmarkStart w:id="69" w:name="_Toc236388023"/>
+      <w:bookmarkStart w:id="69" w:name="_Toc236398851"/>
       <w:r>
         <w:t>WoT Binding terms</w:t>
       </w:r>
@@ -14504,7 +14504,7 @@
       </w:pPr>
       <w:bookmarkStart w:id="70" w:name="_Toc184116966"/>
       <w:bookmarkStart w:id="71" w:name="_Clause_c3_3"/>
-      <w:bookmarkStart w:id="72" w:name="_Toc236388024"/>
+      <w:bookmarkStart w:id="72" w:name="_Toc236398852"/>
       <w:r>
         <w:t>Abbreviated terms</w:t>
       </w:r>
@@ -14582,7 +14582,7 @@
       </w:pPr>
       <w:bookmarkStart w:id="73" w:name="_Toc184116967"/>
       <w:bookmarkStart w:id="74" w:name="_Clause_c3_4"/>
-      <w:bookmarkStart w:id="75" w:name="_Toc236388025"/>
+      <w:bookmarkStart w:id="75" w:name="_Toc236398853"/>
       <w:r>
         <w:t>Conventions used in this document</w:t>
       </w:r>
@@ -14626,7 +14626,7 @@
       <w:bookmarkStart w:id="78" w:name="_Ref55124069"/>
       <w:bookmarkStart w:id="79" w:name="_Ref55124139"/>
       <w:bookmarkStart w:id="80" w:name="_Toc184116968"/>
-      <w:bookmarkStart w:id="81" w:name="_Toc236388026"/>
+      <w:bookmarkStart w:id="81" w:name="_Toc236398854"/>
       <w:r>
         <w:t>Conventions for Node descriptions</w:t>
       </w:r>
@@ -15012,7 +15012,7 @@
       <w:bookmarkStart w:id="86" w:name="_Toc499116097"/>
       <w:bookmarkStart w:id="87" w:name="_Toc34394280"/>
       <w:bookmarkStart w:id="88" w:name="_Toc184117019"/>
-      <w:bookmarkStart w:id="89" w:name="_Toc236388090"/>
+      <w:bookmarkStart w:id="89" w:name="_Toc236398918"/>
       <w:r>
         <w:lastRenderedPageBreak/>
         <w:t xml:space="preserve">Table </w:t>
@@ -17601,7 +17601,7 @@
       <w:bookmarkStart w:id="100" w:name="_Toc499116098"/>
       <w:bookmarkStart w:id="101" w:name="_Toc34394281"/>
       <w:bookmarkStart w:id="102" w:name="_Toc184117020"/>
-      <w:bookmarkStart w:id="103" w:name="_Toc236388091"/>
+      <w:bookmarkStart w:id="103" w:name="_Toc236398919"/>
       <w:r>
         <w:t xml:space="preserve">Table </w:t>
       </w:r>
@@ -18634,7 +18634,7 @@
       <w:bookmarkStart w:id="104" w:name="_Ref16778333"/>
       <w:bookmarkStart w:id="105" w:name="_Toc34394282"/>
       <w:bookmarkStart w:id="106" w:name="_Toc184117021"/>
-      <w:bookmarkStart w:id="107" w:name="_Toc236388092"/>
+      <w:bookmarkStart w:id="107" w:name="_Toc236398920"/>
       <w:r>
         <w:t xml:space="preserve">Table </w:t>
       </w:r>
@@ -19754,7 +19754,7 @@
       </w:pPr>
       <w:bookmarkStart w:id="109" w:name="_Ref55118538"/>
       <w:bookmarkStart w:id="110" w:name="_Toc184117022"/>
-      <w:bookmarkStart w:id="111" w:name="_Toc236388093"/>
+      <w:bookmarkStart w:id="111" w:name="_Toc236398921"/>
       <w:r>
         <w:t xml:space="preserve">Table </w:t>
       </w:r>
@@ -20393,7 +20393,7 @@
       </w:pPr>
       <w:bookmarkStart w:id="113" w:name="_Ref55125045"/>
       <w:bookmarkStart w:id="114" w:name="_Toc184117023"/>
-      <w:bookmarkStart w:id="115" w:name="_Toc236388094"/>
+      <w:bookmarkStart w:id="115" w:name="_Toc236398922"/>
       <w:r>
         <w:t xml:space="preserve">Table </w:t>
       </w:r>
@@ -21049,7 +21049,7 @@
       </w:pPr>
       <w:bookmarkStart w:id="117" w:name="_Ref55119200"/>
       <w:bookmarkStart w:id="118" w:name="_Toc184117024"/>
-      <w:bookmarkStart w:id="119" w:name="_Toc236388095"/>
+      <w:bookmarkStart w:id="119" w:name="_Toc236398923"/>
       <w:r>
         <w:t xml:space="preserve">Table </w:t>
       </w:r>
@@ -21413,7 +21413,7 @@
       <w:bookmarkStart w:id="123" w:name="_Toc499115805"/>
       <w:bookmarkStart w:id="124" w:name="_Toc29911965"/>
       <w:bookmarkStart w:id="125" w:name="_Toc184116969"/>
-      <w:bookmarkStart w:id="126" w:name="_Toc236388027"/>
+      <w:bookmarkStart w:id="126" w:name="_Toc236398855"/>
       <w:r>
         <w:t>NodeIds and BrowseNames</w:t>
       </w:r>
@@ -22069,7 +22069,7 @@
         <w:ind w:left="0" w:firstLine="0"/>
       </w:pPr>
       <w:bookmarkStart w:id="135" w:name="_Toc184116970"/>
-      <w:bookmarkStart w:id="136" w:name="_Toc236388028"/>
+      <w:bookmarkStart w:id="136" w:name="_Toc236398856"/>
       <w:r>
         <w:t>Common Attributes</w:t>
       </w:r>
@@ -22227,7 +22227,7 @@
       <w:bookmarkStart w:id="141" w:name="_Toc499116099"/>
       <w:bookmarkStart w:id="142" w:name="_Toc34394283"/>
       <w:bookmarkStart w:id="143" w:name="_Toc184117025"/>
-      <w:bookmarkStart w:id="144" w:name="_Toc236388096"/>
+      <w:bookmarkStart w:id="144" w:name="_Toc236398924"/>
       <w:r>
         <w:t xml:space="preserve">Table </w:t>
       </w:r>
@@ -23475,7 +23475,7 @@
       <w:bookmarkStart w:id="148" w:name="_Toc499116100"/>
       <w:bookmarkStart w:id="149" w:name="_Toc34394284"/>
       <w:bookmarkStart w:id="150" w:name="_Toc184117026"/>
-      <w:bookmarkStart w:id="151" w:name="_Toc236388097"/>
+      <w:bookmarkStart w:id="151" w:name="_Toc236398925"/>
       <w:r>
         <w:lastRenderedPageBreak/>
         <w:t xml:space="preserve">Table </w:t>
@@ -23780,7 +23780,7 @@
       <w:bookmarkStart w:id="155" w:name="_Toc499116101"/>
       <w:bookmarkStart w:id="156" w:name="_Toc34394285"/>
       <w:bookmarkStart w:id="157" w:name="_Toc184117027"/>
-      <w:bookmarkStart w:id="158" w:name="_Toc236388098"/>
+      <w:bookmarkStart w:id="158" w:name="_Toc236398926"/>
       <w:r>
         <w:t xml:space="preserve">Table </w:t>
       </w:r>
@@ -24711,7 +24711,7 @@
       <w:bookmarkStart w:id="162" w:name="_Toc499116102"/>
       <w:bookmarkStart w:id="163" w:name="_Toc34394286"/>
       <w:bookmarkStart w:id="164" w:name="_Toc184117028"/>
-      <w:bookmarkStart w:id="165" w:name="_Toc236388099"/>
+      <w:bookmarkStart w:id="165" w:name="_Toc236398927"/>
       <w:r>
         <w:t xml:space="preserve">Table </w:t>
       </w:r>
@@ -25197,7 +25197,7 @@
       <w:bookmarkStart w:id="167" w:name="_Toc499116103"/>
       <w:bookmarkStart w:id="168" w:name="_Toc34394287"/>
       <w:bookmarkStart w:id="169" w:name="_Toc184117029"/>
-      <w:bookmarkStart w:id="170" w:name="_Toc236388100"/>
+      <w:bookmarkStart w:id="170" w:name="_Toc236398928"/>
       <w:r>
         <w:t xml:space="preserve">Table </w:t>
       </w:r>
@@ -25523,7 +25523,7 @@
       </w:pPr>
       <w:bookmarkStart w:id="171" w:name="_Ref108692395"/>
       <w:bookmarkStart w:id="172" w:name="_Toc184116971"/>
-      <w:bookmarkStart w:id="173" w:name="_Toc236388029"/>
+      <w:bookmarkStart w:id="173" w:name="_Toc236398857"/>
       <w:r>
         <w:lastRenderedPageBreak/>
         <w:t>Structures</w:t>
@@ -25693,7 +25693,7 @@
       <w:bookmarkStart w:id="175" w:name="_Ref108519484"/>
       <w:bookmarkStart w:id="176" w:name="_Ref108518673"/>
       <w:bookmarkStart w:id="177" w:name="_Toc184117030"/>
-      <w:bookmarkStart w:id="178" w:name="_Toc236388101"/>
+      <w:bookmarkStart w:id="178" w:name="_Toc236398929"/>
       <w:r>
         <w:t xml:space="preserve">Table </w:t>
       </w:r>
@@ -26214,7 +26214,7 @@
       </w:pPr>
       <w:bookmarkStart w:id="179" w:name="_Ref108519581"/>
       <w:bookmarkStart w:id="180" w:name="_Toc184117031"/>
-      <w:bookmarkStart w:id="181" w:name="_Toc236388102"/>
+      <w:bookmarkStart w:id="181" w:name="_Toc236398930"/>
       <w:r>
         <w:t xml:space="preserve">Table </w:t>
       </w:r>
@@ -26869,7 +26869,7 @@
       </w:pPr>
       <w:bookmarkStart w:id="182" w:name="_Ref108519635"/>
       <w:bookmarkStart w:id="183" w:name="_Toc184117032"/>
-      <w:bookmarkStart w:id="184" w:name="_Toc236388103"/>
+      <w:bookmarkStart w:id="184" w:name="_Toc236398931"/>
       <w:r>
         <w:t xml:space="preserve">Table </w:t>
       </w:r>
@@ -27552,7 +27552,7 @@
       <w:bookmarkStart w:id="186" w:name="_Toc29911974"/>
       <w:bookmarkStart w:id="187" w:name="_Toc184116978"/>
       <w:bookmarkStart w:id="188" w:name="_Clause_c4"/>
-      <w:bookmarkStart w:id="189" w:name="_Toc236388030"/>
+      <w:bookmarkStart w:id="189" w:name="_Toc236398858"/>
       <w:r>
         <w:t>General information to WoT Binding and OPC UA</w:t>
       </w:r>
@@ -27571,7 +27571,7 @@
       <w:bookmarkStart w:id="191" w:name="_Toc29911975"/>
       <w:bookmarkStart w:id="192" w:name="_Toc184116979"/>
       <w:bookmarkStart w:id="193" w:name="_Clause_c4_1"/>
-      <w:bookmarkStart w:id="194" w:name="_Toc236388031"/>
+      <w:bookmarkStart w:id="194" w:name="_Toc236398859"/>
       <w:r>
         <w:t>Introduction to WoT Binding</w:t>
       </w:r>
@@ -27617,7 +27617,7 @@
       <w:bookmarkStart w:id="196" w:name="_Toc29911976"/>
       <w:bookmarkStart w:id="197" w:name="_Toc184116980"/>
       <w:bookmarkStart w:id="198" w:name="_Clause_c4_2"/>
-      <w:bookmarkStart w:id="199" w:name="_Toc236388032"/>
+      <w:bookmarkStart w:id="199" w:name="_Toc236398860"/>
       <w:r>
         <w:t>Introduction to OPC Unified Architecture</w:t>
       </w:r>
@@ -27681,7 +27681,7 @@
       </w:pPr>
       <w:bookmarkStart w:id="200" w:name="_Toc29911977"/>
       <w:bookmarkStart w:id="201" w:name="_Toc184116981"/>
-      <w:bookmarkStart w:id="202" w:name="_Toc236388033"/>
+      <w:bookmarkStart w:id="202" w:name="_Toc236398861"/>
       <w:r>
         <w:t>What is OPC UA?</w:t>
       </w:r>
@@ -27814,7 +27814,7 @@
         <w:pStyle w:val="Heading3"/>
       </w:pPr>
       <w:bookmarkStart w:id="203" w:name="_Toc184116982"/>
-      <w:bookmarkStart w:id="204" w:name="_Toc236388034"/>
+      <w:bookmarkStart w:id="204" w:name="_Toc236398862"/>
       <w:r>
         <w:t>Basics of OPC UA</w:t>
       </w:r>
@@ -27971,7 +27971,7 @@
           <v:shape id="_x0000_i1032" type="#_x0000_t75" style="width:319.3pt;height:234pt" o:ole="">
             <v:imagedata r:id="rId57" o:title=""/>
           </v:shape>
-          <o:OLEObject Type="Embed" ProgID="PowerPoint.Slide.12" ShapeID="_x0000_i1032" DrawAspect="Content" ObjectID="_1847000629" r:id="rId58"/>
+          <o:OLEObject Type="Embed" ProgID="PowerPoint.Slide.12" ShapeID="_x0000_i1032" DrawAspect="Content" ObjectID="_1847011445" r:id="rId58"/>
         </w:object>
       </w:r>
     </w:p>
@@ -27982,7 +27982,7 @@
       <w:bookmarkStart w:id="205" w:name="_Ref531777624"/>
       <w:bookmarkStart w:id="206" w:name="_Toc34394275"/>
       <w:bookmarkStart w:id="207" w:name="_Toc184117014"/>
-      <w:bookmarkStart w:id="208" w:name="_Toc236388084"/>
+      <w:bookmarkStart w:id="208" w:name="_Toc236398912"/>
       <w:r>
         <w:t xml:space="preserve">Figure </w:t>
       </w:r>
@@ -28038,7 +28038,7 @@
       </w:pPr>
       <w:bookmarkStart w:id="209" w:name="_Toc29911979"/>
       <w:bookmarkStart w:id="210" w:name="_Toc184116983"/>
-      <w:bookmarkStart w:id="211" w:name="_Toc236388035"/>
+      <w:bookmarkStart w:id="211" w:name="_Toc236398863"/>
       <w:r>
         <w:t>Information modelling in OPC UA</w:t>
       </w:r>
@@ -28246,7 +28246,7 @@
           <v:shape id="_x0000_i1026" type="#_x0000_t75" style="width:378.45pt;height:270.45pt" o:ole="">
             <v:imagedata r:id="rId59" o:title=""/>
           </v:shape>
-          <o:OLEObject Type="Embed" ProgID="VisioViewer.Viewer.1" ShapeID="_x0000_i1026" DrawAspect="Content" ObjectID="_1847000630" r:id="rId60"/>
+          <o:OLEObject Type="Embed" ProgID="VisioViewer.Viewer.1" ShapeID="_x0000_i1026" DrawAspect="Content" ObjectID="_1847011446" r:id="rId60"/>
         </w:object>
       </w:r>
       <w:commentRangeEnd w:id="212"/>
@@ -28267,7 +28267,7 @@
       <w:bookmarkStart w:id="213" w:name="_Ref495481497"/>
       <w:bookmarkStart w:id="214" w:name="_Toc34394276"/>
       <w:bookmarkStart w:id="215" w:name="_Toc184117015"/>
-      <w:bookmarkStart w:id="216" w:name="_Toc236388085"/>
+      <w:bookmarkStart w:id="216" w:name="_Toc236398913"/>
       <w:r>
         <w:t xml:space="preserve">Figure </w:t>
       </w:r>
@@ -28630,7 +28630,7 @@
           <v:shape id="_x0000_i1027" type="#_x0000_t75" style="width:342.45pt;height:354pt" o:ole="">
             <v:imagedata r:id="rId65" o:title=""/>
           </v:shape>
-          <o:OLEObject Type="Embed" ProgID="VisioViewer.Viewer.1" ShapeID="_x0000_i1027" DrawAspect="Content" ObjectID="_1847000631" r:id="rId66"/>
+          <o:OLEObject Type="Embed" ProgID="VisioViewer.Viewer.1" ShapeID="_x0000_i1027" DrawAspect="Content" ObjectID="_1847011447" r:id="rId66"/>
         </w:object>
       </w:r>
     </w:p>
@@ -28641,7 +28641,7 @@
       <w:bookmarkStart w:id="217" w:name="_Ref495481599"/>
       <w:bookmarkStart w:id="218" w:name="_Toc34394277"/>
       <w:bookmarkStart w:id="219" w:name="_Toc184117016"/>
-      <w:bookmarkStart w:id="220" w:name="_Toc236388086"/>
+      <w:bookmarkStart w:id="220" w:name="_Toc236398914"/>
       <w:r>
         <w:t xml:space="preserve">Figure </w:t>
       </w:r>
@@ -28835,7 +28835,7 @@
           <v:shape id="_x0000_i1028" type="#_x0000_t75" style="width:413.55pt;height:330pt" o:ole="">
             <v:imagedata r:id="rId67" o:title=""/>
           </v:shape>
-          <o:OLEObject Type="Embed" ProgID="VisioViewer.Viewer.1" ShapeID="_x0000_i1028" DrawAspect="Content" ObjectID="_1847000632" r:id="rId68"/>
+          <o:OLEObject Type="Embed" ProgID="VisioViewer.Viewer.1" ShapeID="_x0000_i1028" DrawAspect="Content" ObjectID="_1847011448" r:id="rId68"/>
         </w:object>
       </w:r>
     </w:p>
@@ -28846,7 +28846,7 @@
       <w:bookmarkStart w:id="221" w:name="_Ref495482128"/>
       <w:bookmarkStart w:id="222" w:name="_Toc34394278"/>
       <w:bookmarkStart w:id="223" w:name="_Toc184117017"/>
-      <w:bookmarkStart w:id="224" w:name="_Toc236388087"/>
+      <w:bookmarkStart w:id="224" w:name="_Toc236398915"/>
       <w:r>
         <w:t xml:space="preserve">Figure </w:t>
       </w:r>
@@ -28953,7 +28953,7 @@
           <v:shape id="_x0000_i1029" type="#_x0000_t75" style="width:468pt;height:233.55pt" o:ole="">
             <v:imagedata r:id="rId69" o:title=""/>
           </v:shape>
-          <o:OLEObject Type="Embed" ProgID="VisioViewer.Viewer.1" ShapeID="_x0000_i1029" DrawAspect="Content" ObjectID="_1847000633" r:id="rId70"/>
+          <o:OLEObject Type="Embed" ProgID="VisioViewer.Viewer.1" ShapeID="_x0000_i1029" DrawAspect="Content" ObjectID="_1847011449" r:id="rId70"/>
         </w:object>
       </w:r>
     </w:p>
@@ -28964,7 +28964,7 @@
       <w:bookmarkStart w:id="225" w:name="_Ref495482154"/>
       <w:bookmarkStart w:id="226" w:name="_Toc34394279"/>
       <w:bookmarkStart w:id="227" w:name="_Toc184117018"/>
-      <w:bookmarkStart w:id="228" w:name="_Toc236388088"/>
+      <w:bookmarkStart w:id="228" w:name="_Toc236398916"/>
       <w:r>
         <w:t xml:space="preserve">Figure </w:t>
       </w:r>
@@ -29530,7 +29530,7 @@
       </w:pPr>
       <w:bookmarkStart w:id="229" w:name="_Toc184116984"/>
       <w:bookmarkStart w:id="230" w:name="_Clause_c5"/>
-      <w:bookmarkStart w:id="231" w:name="_Toc236388036"/>
+      <w:bookmarkStart w:id="231" w:name="_Toc236398864"/>
       <w:r>
         <w:t xml:space="preserve">Use </w:t>
       </w:r>
@@ -29593,7 +29593,7 @@
         <w:pStyle w:val="Heading2"/>
       </w:pPr>
       <w:bookmarkStart w:id="232" w:name="_Clause_c5_1"/>
-      <w:bookmarkStart w:id="233" w:name="_Toc236388037"/>
+      <w:bookmarkStart w:id="233" w:name="_Toc236398865"/>
       <w:r>
         <w:t>Projecting a Thing Model to OPC UA types</w:t>
       </w:r>
@@ -30350,7 +30350,7 @@
         <w:pStyle w:val="Heading2"/>
       </w:pPr>
       <w:bookmarkStart w:id="234" w:name="_Clause_c5_2"/>
-      <w:bookmarkStart w:id="235" w:name="_Toc236388038"/>
+      <w:bookmarkStart w:id="235" w:name="_Toc236398866"/>
       <w:r>
         <w:t>Projecting a Thing Description to an OPC UA instance</w:t>
       </w:r>
@@ -30799,7 +30799,7 @@
         <w:pStyle w:val="Heading2"/>
       </w:pPr>
       <w:bookmarkStart w:id="236" w:name="_Clause_c5_3"/>
-      <w:bookmarkStart w:id="237" w:name="_Toc236388039"/>
+      <w:bookmarkStart w:id="237" w:name="_Toc236398867"/>
       <w:r>
         <w:t>Recovering a Thing Model or Thing Description from an address space</w:t>
       </w:r>
@@ -31561,7 +31561,7 @@
       <w:bookmarkStart w:id="239" w:name="_Toc29911984"/>
       <w:bookmarkStart w:id="240" w:name="_Toc184116985"/>
       <w:bookmarkStart w:id="241" w:name="_Clause_c6"/>
-      <w:bookmarkStart w:id="242" w:name="_Toc236388040"/>
+      <w:bookmarkStart w:id="242" w:name="_Toc236398868"/>
       <w:r>
         <w:rPr>
           <w:color w:val="FF0000"/>
@@ -31639,7 +31639,7 @@
         <w:pStyle w:val="Heading2"/>
       </w:pPr>
       <w:bookmarkStart w:id="243" w:name="_Clause_c6_1"/>
-      <w:bookmarkStart w:id="244" w:name="_Toc236388041"/>
+      <w:bookmarkStart w:id="244" w:name="_Toc236398869"/>
       <w:r>
         <w:t>JSON-LD conventions</w:t>
       </w:r>
@@ -31651,7 +31651,7 @@
         <w:pStyle w:val="Heading2"/>
       </w:pPr>
       <w:bookmarkStart w:id="245" w:name="_Clause_c6_2"/>
-      <w:bookmarkStart w:id="246" w:name="_Toc236388042"/>
+      <w:bookmarkStart w:id="246" w:name="_Toc236398870"/>
       <w:r>
         <w:t>Preserved OPC 10101 vocabulary and service mappings</w:t>
       </w:r>
@@ -31671,7 +31671,7 @@
         <w:pStyle w:val="Heading3"/>
       </w:pPr>
       <w:bookmarkStart w:id="247" w:name="_Clause_c6_2_1"/>
-      <w:bookmarkStart w:id="248" w:name="_Toc236388043"/>
+      <w:bookmarkStart w:id="248" w:name="_Toc236398871"/>
       <w:r>
         <w:t>Node and path terms</w:t>
       </w:r>
@@ -31683,7 +31683,7 @@
         <w:pStyle w:val="TABLE-title"/>
       </w:pPr>
       <w:bookmarkStart w:id="249" w:name="_Tab_node_and_path_terms_tab1"/>
-      <w:bookmarkStart w:id="250" w:name="_Toc236388104"/>
+      <w:bookmarkStart w:id="250" w:name="_Toc236398932"/>
       <w:r>
         <w:t xml:space="preserve">Table </w:t>
       </w:r>
@@ -33030,7 +33030,7 @@
         <w:pStyle w:val="Heading3"/>
       </w:pPr>
       <w:bookmarkStart w:id="254" w:name="_Clause_c6_2_2"/>
-      <w:bookmarkStart w:id="255" w:name="_Toc236388044"/>
+      <w:bookmarkStart w:id="255" w:name="_Toc236398872"/>
       <w:r>
         <w:t>Type-annotation terms</w:t>
       </w:r>
@@ -33059,7 +33059,7 @@
         <w:pStyle w:val="TABLE-title"/>
       </w:pPr>
       <w:bookmarkStart w:id="256" w:name="_Tab_type_annotation_terms_tab1"/>
-      <w:bookmarkStart w:id="257" w:name="_Toc236388105"/>
+      <w:bookmarkStart w:id="257" w:name="_Toc236398933"/>
       <w:r>
         <w:lastRenderedPageBreak/>
         <w:t xml:space="preserve">Table </w:t>
@@ -33811,7 +33811,7 @@
         <w:pStyle w:val="Heading3"/>
       </w:pPr>
       <w:bookmarkStart w:id="258" w:name="_Clause_c6_2_3"/>
-      <w:bookmarkStart w:id="259" w:name="_Toc236388045"/>
+      <w:bookmarkStart w:id="259" w:name="_Toc236398873"/>
       <w:r>
         <w:t>Component reference terms</w:t>
       </w:r>
@@ -33823,7 +33823,7 @@
         <w:pStyle w:val="TABLE-title"/>
       </w:pPr>
       <w:bookmarkStart w:id="260" w:name="_Tab_component_reference_terms_tab1"/>
-      <w:bookmarkStart w:id="261" w:name="_Toc236388106"/>
+      <w:bookmarkStart w:id="261" w:name="_Toc236398934"/>
       <w:r>
         <w:t xml:space="preserve">Table </w:t>
       </w:r>
@@ -34497,7 +34497,7 @@
         <w:pStyle w:val="Heading3"/>
       </w:pPr>
       <w:bookmarkStart w:id="262" w:name="_Clause_c6_2_4"/>
-      <w:bookmarkStart w:id="263" w:name="_Toc236388046"/>
+      <w:bookmarkStart w:id="263" w:name="_Toc236398874"/>
       <w:r>
         <w:t>Runtime Node and DataType mapping terms</w:t>
       </w:r>
@@ -34526,7 +34526,7 @@
         <w:pStyle w:val="TABLE-title"/>
       </w:pPr>
       <w:bookmarkStart w:id="264" w:name="_Tab_runtime_node_and_datatype_mapping_t"/>
-      <w:bookmarkStart w:id="265" w:name="_Toc236388107"/>
+      <w:bookmarkStart w:id="265" w:name="_Toc236398935"/>
       <w:r>
         <w:t xml:space="preserve">Table </w:t>
       </w:r>
@@ -35054,7 +35054,7 @@
         <w:pStyle w:val="Heading3"/>
       </w:pPr>
       <w:bookmarkStart w:id="266" w:name="_Clause_c6_2_5"/>
-      <w:bookmarkStart w:id="267" w:name="_Toc236388047"/>
+      <w:bookmarkStart w:id="267" w:name="_Toc236398875"/>
       <w:r>
         <w:t>URI, base and href rules</w:t>
       </w:r>
@@ -35425,7 +35425,7 @@
         <w:pStyle w:val="Heading3"/>
       </w:pPr>
       <w:bookmarkStart w:id="268" w:name="_Clause_c6_2_6"/>
-      <w:bookmarkStart w:id="269" w:name="_Toc236388048"/>
+      <w:bookmarkStart w:id="269" w:name="_Toc236398876"/>
       <w:r>
         <w:t>Service mappings</w:t>
       </w:r>
@@ -35454,7 +35454,7 @@
         <w:pStyle w:val="TABLE-title"/>
       </w:pPr>
       <w:bookmarkStart w:id="270" w:name="_Tab_service_mappings_tab1"/>
-      <w:bookmarkStart w:id="271" w:name="_Toc236388108"/>
+      <w:bookmarkStart w:id="271" w:name="_Toc236398936"/>
       <w:r>
         <w:t xml:space="preserve">Table </w:t>
       </w:r>
@@ -35843,7 +35843,7 @@
         <w:pStyle w:val="Heading3"/>
       </w:pPr>
       <w:bookmarkStart w:id="272" w:name="_Clause_c6_2_7"/>
-      <w:bookmarkStart w:id="273" w:name="_Toc236388049"/>
+      <w:bookmarkStart w:id="273" w:name="_Toc236398877"/>
       <w:r>
         <w:t>Security schemes</w:t>
       </w:r>
@@ -36186,7 +36186,7 @@
         <w:pStyle w:val="Heading3"/>
       </w:pPr>
       <w:bookmarkStart w:id="274" w:name="_Clause_c6_2_8"/>
-      <w:bookmarkStart w:id="275" w:name="_Toc236388050"/>
+      <w:bookmarkStart w:id="275" w:name="_Toc236398878"/>
       <w:r>
         <w:lastRenderedPageBreak/>
         <w:t>Namespaces in the context</w:t>
@@ -36332,7 +36332,7 @@
         <w:pStyle w:val="Heading3"/>
       </w:pPr>
       <w:bookmarkStart w:id="276" w:name="_Clause_c6_2_9"/>
-      <w:bookmarkStart w:id="277" w:name="_Toc236388051"/>
+      <w:bookmarkStart w:id="277" w:name="_Toc236398879"/>
       <w:r>
         <w:t>Address-space example</w:t>
       </w:r>
@@ -36496,11 +36496,11 @@
         <w:pStyle w:val="FIGURE"/>
       </w:pPr>
       <w:r>
-        <w:object w:dxaOrig="4414" w:dyaOrig="3821" w14:anchorId="66968119">
+        <w:object w:dxaOrig="4414" w:dyaOrig="3821" w14:anchorId="230739A3">
           <v:shape id="_x0000_i1031" type="#_x0000_t75" style="width:215.15pt;height:186.45pt" o:ole="">
             <v:imagedata r:id="rId71" o:title=""/>
           </v:shape>
-          <o:OLEObject Type="Embed" ProgID="PowerPoint.Show.12" ShapeID="_x0000_i1031" DrawAspect="Content" ObjectID="_1847000634" r:id="rId72"/>
+          <o:OLEObject Type="Embed" ProgID="PowerPoint.Show.12" ShapeID="_x0000_i1031" DrawAspect="Content" ObjectID="_1847011450" r:id="rId72"/>
         </w:object>
       </w:r>
     </w:p>
@@ -36509,7 +36509,7 @@
         <w:pStyle w:val="FIGURE-title"/>
       </w:pPr>
       <w:bookmarkStart w:id="278" w:name="_Fig_fig_wotb_mapping"/>
-      <w:bookmarkStart w:id="279" w:name="_Toc236388089"/>
+      <w:bookmarkStart w:id="279" w:name="_Toc236398917"/>
       <w:r>
         <w:t xml:space="preserve">Figure </w:t>
       </w:r>
@@ -36727,7 +36727,7 @@
         <w:pStyle w:val="Heading2"/>
       </w:pPr>
       <w:bookmarkStart w:id="280" w:name="_Clause_c6_3"/>
-      <w:bookmarkStart w:id="281" w:name="_Toc236388052"/>
+      <w:bookmarkStart w:id="281" w:name="_Toc236398880"/>
       <w:r>
         <w:t>Model and platform vocabulary</w:t>
       </w:r>
@@ -36774,7 +36774,7 @@
         <w:pStyle w:val="Heading3"/>
       </w:pPr>
       <w:bookmarkStart w:id="282" w:name="_Clause_c6_3_1"/>
-      <w:bookmarkStart w:id="283" w:name="_Toc236388053"/>
+      <w:bookmarkStart w:id="283" w:name="_Toc236398881"/>
       <w:r>
         <w:lastRenderedPageBreak/>
         <w:t>Composition and events</w:t>
@@ -37101,7 +37101,7 @@
         <w:pStyle w:val="Heading3"/>
       </w:pPr>
       <w:bookmarkStart w:id="284" w:name="_Clause_c6_3_2"/>
-      <w:bookmarkStart w:id="285" w:name="_Toc236388054"/>
+      <w:bookmarkStart w:id="285" w:name="_Toc236398882"/>
       <w:r>
         <w:t>Links and references</w:t>
       </w:r>
@@ -37534,7 +37534,7 @@
         <w:pStyle w:val="Heading3"/>
       </w:pPr>
       <w:bookmarkStart w:id="286" w:name="_Clause_c6_3_3"/>
-      <w:bookmarkStart w:id="287" w:name="_Toc236388055"/>
+      <w:bookmarkStart w:id="287" w:name="_Toc236398883"/>
       <w:r>
         <w:t>Containment</w:t>
       </w:r>
@@ -37689,7 +37689,7 @@
         <w:pStyle w:val="Heading3"/>
       </w:pPr>
       <w:bookmarkStart w:id="288" w:name="_Clause_c6_3_4"/>
-      <w:bookmarkStart w:id="289" w:name="_Toc236388056"/>
+      <w:bookmarkStart w:id="289" w:name="_Toc236398884"/>
       <w:r>
         <w:t>Type identity and naming</w:t>
       </w:r>
@@ -37825,7 +37825,7 @@
         <w:pStyle w:val="Heading3"/>
       </w:pPr>
       <w:bookmarkStart w:id="290" w:name="_Clause_c6_3_5"/>
-      <w:bookmarkStart w:id="291" w:name="_Toc236388057"/>
+      <w:bookmarkStart w:id="291" w:name="_Toc236398885"/>
       <w:r>
         <w:lastRenderedPageBreak/>
         <w:t>Units, quantity kinds and scaling</w:t>
@@ -37972,7 +37972,7 @@
         <w:pStyle w:val="Heading3"/>
       </w:pPr>
       <w:bookmarkStart w:id="292" w:name="_Clause_c6_3_6"/>
-      <w:bookmarkStart w:id="293" w:name="_Toc236388058"/>
+      <w:bookmarkStart w:id="293" w:name="_Toc236398886"/>
       <w:r>
         <w:t>Groups and membership</w:t>
       </w:r>
@@ -38201,7 +38201,7 @@
         <w:pStyle w:val="Heading3"/>
       </w:pPr>
       <w:bookmarkStart w:id="294" w:name="_Clause_c6_3_7"/>
-      <w:bookmarkStart w:id="295" w:name="_Toc236388059"/>
+      <w:bookmarkStart w:id="295" w:name="_Toc236398887"/>
       <w:r>
         <w:t>Metadata, semantics and configuration</w:t>
       </w:r>
@@ -38344,7 +38344,7 @@
         <w:pStyle w:val="Heading3"/>
       </w:pPr>
       <w:bookmarkStart w:id="296" w:name="_Clause_c6_3_8"/>
-      <w:bookmarkStart w:id="297" w:name="_Toc236388060"/>
+      <w:bookmarkStart w:id="297" w:name="_Toc236398888"/>
       <w:r>
         <w:t>Inheritance and open content</w:t>
       </w:r>
@@ -38441,7 +38441,7 @@
         <w:pStyle w:val="Heading3"/>
       </w:pPr>
       <w:bookmarkStart w:id="298" w:name="_Clause_c6_3_9"/>
-      <w:bookmarkStart w:id="299" w:name="_Toc236388061"/>
+      <w:bookmarkStart w:id="299" w:name="_Toc236398889"/>
       <w:r>
         <w:t>Generic mapping terms and modelling rules</w:t>
       </w:r>
@@ -38578,7 +38578,7 @@
         <w:pStyle w:val="Heading3"/>
       </w:pPr>
       <w:bookmarkStart w:id="300" w:name="_Clause_c6_3_10"/>
-      <w:bookmarkStart w:id="301" w:name="_Toc236388062"/>
+      <w:bookmarkStart w:id="301" w:name="_Toc236398890"/>
       <w:r>
         <w:t>Native projection and preservation terms</w:t>
       </w:r>
@@ -38818,7 +38818,7 @@
         <w:pStyle w:val="Heading2"/>
       </w:pPr>
       <w:bookmarkStart w:id="302" w:name="_Clause_c6_4"/>
-      <w:bookmarkStart w:id="303" w:name="_Toc236388063"/>
+      <w:bookmarkStart w:id="303" w:name="_Toc236398891"/>
       <w:r>
         <w:t>Validation rules</w:t>
       </w:r>
@@ -38885,7 +38885,7 @@
         <w:pStyle w:val="TABLE-title"/>
       </w:pPr>
       <w:bookmarkStart w:id="304" w:name="_Tab_validation_rules_tab1"/>
-      <w:bookmarkStart w:id="305" w:name="_Toc236388109"/>
+      <w:bookmarkStart w:id="305" w:name="_Toc236398937"/>
       <w:r>
         <w:lastRenderedPageBreak/>
         <w:t xml:space="preserve">Table </w:t>
@@ -42207,7 +42207,7 @@
         <w:pStyle w:val="Heading2"/>
       </w:pPr>
       <w:bookmarkStart w:id="306" w:name="_Clause_c6_5"/>
-      <w:bookmarkStart w:id="307" w:name="_Toc236388064"/>
+      <w:bookmarkStart w:id="307" w:name="_Toc236398892"/>
       <w:r>
         <w:t>Thing Description and Thing Model mapping</w:t>
       </w:r>
@@ -42804,7 +42804,7 @@
         <w:pStyle w:val="Heading2"/>
       </w:pPr>
       <w:bookmarkStart w:id="308" w:name="_Clause_c6_6"/>
-      <w:bookmarkStart w:id="309" w:name="_Toc236388065"/>
+      <w:bookmarkStart w:id="309" w:name="_Toc236398893"/>
       <w:r>
         <w:t>NodeSet2 and WoT conversion</w:t>
       </w:r>
@@ -42851,7 +42851,7 @@
         <w:pStyle w:val="Heading3"/>
       </w:pPr>
       <w:bookmarkStart w:id="310" w:name="_Clause_c6_6_1"/>
-      <w:bookmarkStart w:id="311" w:name="_Toc236388066"/>
+      <w:bookmarkStart w:id="311" w:name="_Toc236398894"/>
       <w:r>
         <w:lastRenderedPageBreak/>
         <w:t>Native readable mapping</w:t>
@@ -42864,7 +42864,7 @@
         <w:pStyle w:val="TABLE-title"/>
       </w:pPr>
       <w:bookmarkStart w:id="312" w:name="_Tab_native_readable_mapping_tab1"/>
-      <w:bookmarkStart w:id="313" w:name="_Toc236388110"/>
+      <w:bookmarkStart w:id="313" w:name="_Toc236398938"/>
       <w:r>
         <w:t xml:space="preserve">Table </w:t>
       </w:r>
@@ -44480,7 +44480,7 @@
         <w:pStyle w:val="Heading3"/>
       </w:pPr>
       <w:bookmarkStart w:id="314" w:name="_Clause_c6_6_2"/>
-      <w:bookmarkStart w:id="315" w:name="_Toc236388067"/>
+      <w:bookmarkStart w:id="315" w:name="_Toc236398895"/>
       <w:r>
         <w:t>Exceptional structured nodes projection</w:t>
       </w:r>
@@ -44820,7 +44820,7 @@
         <w:pStyle w:val="Heading3"/>
       </w:pPr>
       <w:bookmarkStart w:id="316" w:name="_Clause_c6_6_3"/>
-      <w:bookmarkStart w:id="317" w:name="_Toc236388068"/>
+      <w:bookmarkStart w:id="317" w:name="_Toc236398896"/>
       <w:r>
         <w:t>Layered exceptional preservation policy</w:t>
       </w:r>
@@ -45067,7 +45067,7 @@
         <w:pStyle w:val="Heading3"/>
       </w:pPr>
       <w:bookmarkStart w:id="318" w:name="_Clause_c6_6_4"/>
-      <w:bookmarkStart w:id="319" w:name="_Toc236388069"/>
+      <w:bookmarkStart w:id="319" w:name="_Toc236398897"/>
       <w:r>
         <w:t>Synthesis from an authored Thing Description or Thing Model</w:t>
       </w:r>
@@ -45193,7 +45193,7 @@
         <w:pStyle w:val="Heading3"/>
       </w:pPr>
       <w:bookmarkStart w:id="320" w:name="_Clause_c6_6_5"/>
-      <w:bookmarkStart w:id="321" w:name="_Toc236388070"/>
+      <w:bookmarkStart w:id="321" w:name="_Toc236398898"/>
       <w:r>
         <w:t>Roundtrip invariants</w:t>
       </w:r>
@@ -45287,7 +45287,7 @@
         <w:pStyle w:val="Heading2"/>
       </w:pPr>
       <w:bookmarkStart w:id="322" w:name="_Clause_c6_7"/>
-      <w:bookmarkStart w:id="323" w:name="_Toc236388071"/>
+      <w:bookmarkStart w:id="323" w:name="_Toc236398899"/>
       <w:r>
         <w:t>Native projection, residue and exceptional envelope formats</w:t>
       </w:r>
@@ -45299,7 +45299,7 @@
         <w:pStyle w:val="Heading3"/>
       </w:pPr>
       <w:bookmarkStart w:id="324" w:name="_Clause_c6_7_1"/>
-      <w:bookmarkStart w:id="325" w:name="_Toc236388072"/>
+      <w:bookmarkStart w:id="325" w:name="_Toc236398900"/>
       <w:r>
         <w:t>The nodes projection</w:t>
       </w:r>
@@ -45328,7 +45328,7 @@
         <w:pStyle w:val="TABLE-title"/>
       </w:pPr>
       <w:bookmarkStart w:id="326" w:name="_Tab_the_nodes_projection_tab1"/>
-      <w:bookmarkStart w:id="327" w:name="_Toc236388111"/>
+      <w:bookmarkStart w:id="327" w:name="_Toc236398939"/>
       <w:r>
         <w:t xml:space="preserve">Table </w:t>
       </w:r>
@@ -46110,7 +46110,7 @@
         <w:pStyle w:val="Heading3"/>
       </w:pPr>
       <w:bookmarkStart w:id="328" w:name="_Clause_c6_7_2"/>
-      <w:bookmarkStart w:id="329" w:name="_Toc236388073"/>
+      <w:bookmarkStart w:id="329" w:name="_Toc236398901"/>
       <w:r>
         <w:t>The WoTJsonResidue NodeSet Extension</w:t>
       </w:r>
@@ -46383,7 +46383,7 @@
         <w:pStyle w:val="Heading3"/>
       </w:pPr>
       <w:bookmarkStart w:id="330" w:name="_Clause_c6_7_3"/>
-      <w:bookmarkStart w:id="331" w:name="_Toc236388074"/>
+      <w:bookmarkStart w:id="331" w:name="_Toc236398902"/>
       <w:r>
         <w:lastRenderedPageBreak/>
         <w:t>The exceptional nodeSet envelope</w:t>
@@ -46413,7 +46413,7 @@
         <w:pStyle w:val="TABLE-title"/>
       </w:pPr>
       <w:bookmarkStart w:id="332" w:name="_Tab_the_exceptional_nodeset_envelope_ta"/>
-      <w:bookmarkStart w:id="333" w:name="_Toc236388112"/>
+      <w:bookmarkStart w:id="333" w:name="_Toc236398940"/>
       <w:r>
         <w:t xml:space="preserve">Table </w:t>
       </w:r>
@@ -47009,7 +47009,7 @@
       <w:bookmarkStart w:id="335" w:name="_Toc184117007"/>
       <w:bookmarkStart w:id="336" w:name="_Ref85018491"/>
       <w:bookmarkStart w:id="337" w:name="_Clause_c7"/>
-      <w:bookmarkStart w:id="338" w:name="_Toc236388075"/>
+      <w:bookmarkStart w:id="338" w:name="_Toc236398903"/>
       <w:r>
         <w:lastRenderedPageBreak/>
         <w:t>Profiles and conformance units</w:t>
@@ -47033,7 +47033,7 @@
         <w:pStyle w:val="TABLE-title"/>
       </w:pPr>
       <w:bookmarkStart w:id="339" w:name="_Tab_profiles_and_conformance_units_tab1"/>
-      <w:bookmarkStart w:id="340" w:name="_Toc236388113"/>
+      <w:bookmarkStart w:id="340" w:name="_Toc236398941"/>
       <w:r>
         <w:t xml:space="preserve">Table </w:t>
       </w:r>
@@ -47863,7 +47863,7 @@
         <w:pStyle w:val="Heading1"/>
       </w:pPr>
       <w:bookmarkStart w:id="341" w:name="_Clause_c8"/>
-      <w:bookmarkStart w:id="342" w:name="_Toc236388076"/>
+      <w:bookmarkStart w:id="342" w:name="_Toc236398904"/>
       <w:r>
         <w:t>Namespaces</w:t>
       </w:r>
@@ -47876,7 +47876,7 @@
       </w:pPr>
       <w:bookmarkStart w:id="343" w:name="_Clause_c8_1"/>
       <w:bookmarkStart w:id="344" w:name="_Ref127248897"/>
-      <w:bookmarkStart w:id="345" w:name="_Toc236388077"/>
+      <w:bookmarkStart w:id="345" w:name="_Toc236398905"/>
       <w:r>
         <w:t>Namespace metadata</w:t>
       </w:r>
@@ -47906,7 +47906,7 @@
       </w:pPr>
       <w:bookmarkStart w:id="346" w:name="_Tab_namespace_metadata_tab1"/>
       <w:bookmarkStart w:id="347" w:name="_Ref16863029"/>
-      <w:bookmarkStart w:id="348" w:name="_Toc236388114"/>
+      <w:bookmarkStart w:id="348" w:name="_Toc236398942"/>
       <w:r>
         <w:lastRenderedPageBreak/>
         <w:t xml:space="preserve">Table </w:t>
@@ -48473,7 +48473,7 @@
       </w:pPr>
       <w:bookmarkStart w:id="349" w:name="_Clause_c8_2"/>
       <w:bookmarkStart w:id="350" w:name="_Ref55114991"/>
-      <w:bookmarkStart w:id="351" w:name="_Toc236388078"/>
+      <w:bookmarkStart w:id="351" w:name="_Toc236398906"/>
       <w:r>
         <w:t>Handling of OPC UA namespaces</w:t>
       </w:r>
@@ -48494,7 +48494,7 @@
         <w:pStyle w:val="TABLE-title"/>
       </w:pPr>
       <w:bookmarkStart w:id="352" w:name="_Tab_handling_of_opc_ua_namespaces_tab1"/>
-      <w:bookmarkStart w:id="353" w:name="_Toc236388115"/>
+      <w:bookmarkStart w:id="353" w:name="_Toc236398943"/>
       <w:r>
         <w:t xml:space="preserve">Table </w:t>
       </w:r>
@@ -48820,7 +48820,7 @@
       </w:pPr>
       <w:bookmarkStart w:id="354" w:name="_Tab_handling_of_opc_ua_namespaces_tab2"/>
       <w:bookmarkStart w:id="355" w:name="_Ref16577438"/>
-      <w:bookmarkStart w:id="356" w:name="_Toc236388116"/>
+      <w:bookmarkStart w:id="356" w:name="_Toc236398944"/>
       <w:r>
         <w:t xml:space="preserve">Table </w:t>
       </w:r>
@@ -49068,7 +49068,7 @@
       </w:pPr>
       <w:bookmarkStart w:id="357" w:name="_Annex_cA"/>
       <w:bookmarkStart w:id="358" w:name="_Ref37835123"/>
-      <w:bookmarkStart w:id="359" w:name="_Toc236388079"/>
+      <w:bookmarkStart w:id="359" w:name="_Toc236398907"/>
       <w:r>
         <w:lastRenderedPageBreak/>
         <w:t>(normative)</w:t>
@@ -49089,7 +49089,7 @@
         <w:pStyle w:val="ANNEX-heading1"/>
       </w:pPr>
       <w:bookmarkStart w:id="360" w:name="_Clause_cA_1"/>
-      <w:bookmarkStart w:id="361" w:name="_Toc236388080"/>
+      <w:bookmarkStart w:id="361" w:name="_Toc236398908"/>
       <w:r>
         <w:t>Namespace and capability identifier</w:t>
       </w:r>
@@ -49133,7 +49133,7 @@
         <w:pStyle w:val="ANNEX-heading1"/>
       </w:pPr>
       <w:bookmarkStart w:id="362" w:name="_Clause_cA_2"/>
-      <w:bookmarkStart w:id="363" w:name="_Toc236388081"/>
+      <w:bookmarkStart w:id="363" w:name="_Toc236398909"/>
       <w:r>
         <w:t>JSON-LD context and JSON Schema</w:t>
       </w:r>
@@ -49189,7 +49189,7 @@
         <w:pStyle w:val="ANNEXtitle"/>
       </w:pPr>
       <w:bookmarkStart w:id="364" w:name="_Annex_cB"/>
-      <w:bookmarkStart w:id="365" w:name="_Toc236388082"/>
+      <w:bookmarkStart w:id="365" w:name="_Toc236398910"/>
       <w:r>
         <w:lastRenderedPageBreak/>
         <w:t>(informative)</w:t>
@@ -49317,7 +49317,7 @@
         <w:pStyle w:val="ANNEXtitle"/>
       </w:pPr>
       <w:bookmarkStart w:id="366" w:name="_Annex_cC"/>
-      <w:bookmarkStart w:id="367" w:name="_Toc236388083"/>
+      <w:bookmarkStart w:id="367" w:name="_Toc236398911"/>
       <w:r>
         <w:lastRenderedPageBreak/>
         <w:t>(informative)</w:t>
